--- a/Software Requirement Engineering.docx
+++ b/Software Requirement Engineering.docx
@@ -37,9 +37,965 @@
           <w:sz w:val="36"/>
           <w:szCs w:val="36"/>
         </w:rPr>
-        <w:t>Lecture 3</w:t>
-      </w:r>
-      <w:r>
+        <w:t>Lecture 1</w:t>
+      </w:r>
+    </w:p>
+    <w:p>
+      <w:pPr>
+        <w:tabs>
+          <w:tab w:val="center" w:pos="4680"/>
+          <w:tab w:val="left" w:pos="5976"/>
+        </w:tabs>
+        <w:rPr>
+          <w:rFonts w:ascii="Times New Roman" w:hAnsi="Times New Roman" w:cs="Times New Roman"/>
+          <w:b/>
+          <w:bCs/>
+          <w:color w:val="365F91" w:themeColor="accent1" w:themeShade="BF"/>
+          <w:sz w:val="32"/>
+          <w:szCs w:val="32"/>
+        </w:rPr>
+      </w:pPr>
+      <w:r>
+        <w:rPr>
+          <w:rFonts w:ascii="Times New Roman" w:hAnsi="Times New Roman" w:cs="Times New Roman"/>
+          <w:b/>
+          <w:bCs/>
+          <w:color w:val="365F91" w:themeColor="accent1" w:themeShade="BF"/>
+          <w:sz w:val="32"/>
+          <w:szCs w:val="32"/>
+        </w:rPr>
+        <w:t>What are Requirements?</w:t>
+      </w:r>
+    </w:p>
+    <w:p>
+      <w:pPr>
+        <w:tabs>
+          <w:tab w:val="center" w:pos="4680"/>
+          <w:tab w:val="left" w:pos="5976"/>
+        </w:tabs>
+        <w:rPr>
+          <w:rFonts w:ascii="Times New Roman" w:hAnsi="Times New Roman" w:cs="Times New Roman"/>
+          <w:color w:val="0D0D0D" w:themeColor="text1" w:themeTint="F2"/>
+          <w:sz w:val="32"/>
+          <w:szCs w:val="32"/>
+        </w:rPr>
+      </w:pPr>
+      <w:r>
+        <w:rPr>
+          <w:rFonts w:ascii="Times New Roman" w:hAnsi="Times New Roman" w:cs="Times New Roman"/>
+          <w:color w:val="0D0D0D" w:themeColor="text1" w:themeTint="F2"/>
+          <w:sz w:val="32"/>
+          <w:szCs w:val="32"/>
+        </w:rPr>
+        <w:t>A requirement is a specific need or condition that a system, product, or project must fulfill to meet its objectives and stakeholder expectations.</w:t>
+      </w:r>
+    </w:p>
+    <w:p>
+      <w:pPr>
+        <w:tabs>
+          <w:tab w:val="center" w:pos="4680"/>
+          <w:tab w:val="left" w:pos="5976"/>
+        </w:tabs>
+        <w:rPr>
+          <w:rFonts w:ascii="Times New Roman" w:hAnsi="Times New Roman" w:cs="Times New Roman"/>
+          <w:b/>
+          <w:bCs/>
+          <w:i/>
+          <w:iCs/>
+          <w:color w:val="0D0D0D" w:themeColor="text1" w:themeTint="F2"/>
+          <w:sz w:val="32"/>
+          <w:szCs w:val="32"/>
+          <w:u w:val="single"/>
+        </w:rPr>
+      </w:pPr>
+      <w:r>
+        <w:rPr>
+          <w:rFonts w:ascii="Times New Roman" w:hAnsi="Times New Roman" w:cs="Times New Roman"/>
+          <w:b/>
+          <w:bCs/>
+          <w:i/>
+          <w:iCs/>
+          <w:color w:val="0D0D0D" w:themeColor="text1" w:themeTint="F2"/>
+          <w:sz w:val="32"/>
+          <w:szCs w:val="32"/>
+          <w:u w:val="single"/>
+        </w:rPr>
+        <w:t>Example:</w:t>
+      </w:r>
+    </w:p>
+    <w:p>
+      <w:pPr>
+        <w:tabs>
+          <w:tab w:val="center" w:pos="4680"/>
+          <w:tab w:val="left" w:pos="5976"/>
+        </w:tabs>
+        <w:rPr>
+          <w:rFonts w:ascii="Times New Roman" w:hAnsi="Times New Roman" w:cs="Times New Roman"/>
+          <w:color w:val="0D0D0D" w:themeColor="text1" w:themeTint="F2"/>
+          <w:sz w:val="32"/>
+          <w:szCs w:val="32"/>
+        </w:rPr>
+      </w:pPr>
+      <w:r>
+        <w:rPr>
+          <w:rFonts w:ascii="Times New Roman" w:hAnsi="Times New Roman" w:cs="Times New Roman"/>
+          <w:color w:val="0D0D0D" w:themeColor="text1" w:themeTint="F2"/>
+          <w:sz w:val="32"/>
+          <w:szCs w:val="32"/>
+        </w:rPr>
+        <w:t xml:space="preserve">In an online shopping website, a </w:t>
+      </w:r>
+      <w:r>
+        <w:rPr>
+          <w:rFonts w:ascii="Times New Roman" w:hAnsi="Times New Roman" w:cs="Times New Roman"/>
+          <w:b/>
+          <w:bCs/>
+          <w:color w:val="0D0D0D" w:themeColor="text1" w:themeTint="F2"/>
+          <w:sz w:val="32"/>
+          <w:szCs w:val="32"/>
+        </w:rPr>
+        <w:t>functional requirement</w:t>
+      </w:r>
+      <w:r>
+        <w:rPr>
+          <w:rFonts w:ascii="Times New Roman" w:hAnsi="Times New Roman" w:cs="Times New Roman"/>
+          <w:color w:val="0D0D0D" w:themeColor="text1" w:themeTint="F2"/>
+          <w:sz w:val="32"/>
+          <w:szCs w:val="32"/>
+        </w:rPr>
+        <w:t xml:space="preserve"> could be:</w:t>
+      </w:r>
+    </w:p>
+    <w:p>
+      <w:pPr>
+        <w:pStyle w:val="ListParagraph"/>
+        <w:numPr>
+          <w:ilvl w:val="0"/>
+          <w:numId w:val="22"/>
+        </w:numPr>
+        <w:tabs>
+          <w:tab w:val="center" w:pos="4680"/>
+          <w:tab w:val="left" w:pos="5976"/>
+        </w:tabs>
+        <w:rPr>
+          <w:rFonts w:ascii="Times New Roman" w:hAnsi="Times New Roman" w:cs="Times New Roman"/>
+          <w:color w:val="0D0D0D" w:themeColor="text1" w:themeTint="F2"/>
+          <w:sz w:val="32"/>
+          <w:szCs w:val="32"/>
+        </w:rPr>
+      </w:pPr>
+      <w:r>
+        <w:rPr>
+          <w:rFonts w:ascii="Times New Roman" w:hAnsi="Times New Roman" w:cs="Times New Roman"/>
+          <w:color w:val="0D0D0D" w:themeColor="text1" w:themeTint="F2"/>
+          <w:sz w:val="32"/>
+          <w:szCs w:val="32"/>
+        </w:rPr>
+        <w:t>"The system must allow users to add items to a shopping cart."</w:t>
+      </w:r>
+    </w:p>
+    <w:p>
+      <w:pPr>
+        <w:tabs>
+          <w:tab w:val="center" w:pos="4680"/>
+          <w:tab w:val="left" w:pos="5976"/>
+        </w:tabs>
+        <w:rPr>
+          <w:rFonts w:ascii="Times New Roman" w:hAnsi="Times New Roman" w:cs="Times New Roman"/>
+          <w:color w:val="0D0D0D" w:themeColor="text1" w:themeTint="F2"/>
+          <w:sz w:val="32"/>
+          <w:szCs w:val="32"/>
+        </w:rPr>
+      </w:pPr>
+      <w:r>
+        <w:rPr>
+          <w:rFonts w:ascii="Times New Roman" w:hAnsi="Times New Roman" w:cs="Times New Roman"/>
+          <w:color w:val="0D0D0D" w:themeColor="text1" w:themeTint="F2"/>
+          <w:sz w:val="32"/>
+          <w:szCs w:val="32"/>
+        </w:rPr>
+        <w:t xml:space="preserve">A </w:t>
+      </w:r>
+      <w:r>
+        <w:rPr>
+          <w:rFonts w:ascii="Times New Roman" w:hAnsi="Times New Roman" w:cs="Times New Roman"/>
+          <w:b/>
+          <w:bCs/>
+          <w:color w:val="0D0D0D" w:themeColor="text1" w:themeTint="F2"/>
+          <w:sz w:val="32"/>
+          <w:szCs w:val="32"/>
+        </w:rPr>
+        <w:t xml:space="preserve">non-functional </w:t>
+      </w:r>
+      <w:r>
+        <w:rPr>
+          <w:rFonts w:ascii="Times New Roman" w:hAnsi="Times New Roman" w:cs="Times New Roman"/>
+          <w:color w:val="0D0D0D" w:themeColor="text1" w:themeTint="F2"/>
+          <w:sz w:val="32"/>
+          <w:szCs w:val="32"/>
+        </w:rPr>
+        <w:t>requirement could be:</w:t>
+      </w:r>
+    </w:p>
+    <w:p>
+      <w:pPr>
+        <w:pStyle w:val="ListParagraph"/>
+        <w:numPr>
+          <w:ilvl w:val="0"/>
+          <w:numId w:val="22"/>
+        </w:numPr>
+        <w:tabs>
+          <w:tab w:val="center" w:pos="4680"/>
+          <w:tab w:val="left" w:pos="5976"/>
+        </w:tabs>
+        <w:rPr>
+          <w:rFonts w:ascii="Times New Roman" w:hAnsi="Times New Roman" w:cs="Times New Roman"/>
+          <w:color w:val="0D0D0D" w:themeColor="text1" w:themeTint="F2"/>
+          <w:sz w:val="32"/>
+          <w:szCs w:val="32"/>
+        </w:rPr>
+      </w:pPr>
+      <w:r>
+        <w:rPr>
+          <w:rFonts w:ascii="Times New Roman" w:hAnsi="Times New Roman" w:cs="Times New Roman"/>
+          <w:color w:val="0D0D0D" w:themeColor="text1" w:themeTint="F2"/>
+          <w:sz w:val="32"/>
+          <w:szCs w:val="32"/>
+        </w:rPr>
+        <w:t>"The website should load within 3 seconds."</w:t>
+      </w:r>
+    </w:p>
+    <w:p>
+      <w:pPr>
+        <w:tabs>
+          <w:tab w:val="center" w:pos="4680"/>
+          <w:tab w:val="left" w:pos="5976"/>
+        </w:tabs>
+        <w:rPr>
+          <w:rFonts w:ascii="Times New Roman" w:hAnsi="Times New Roman" w:cs="Times New Roman"/>
+          <w:b/>
+          <w:bCs/>
+          <w:color w:val="0D0D0D" w:themeColor="text1" w:themeTint="F2"/>
+          <w:sz w:val="32"/>
+          <w:szCs w:val="32"/>
+        </w:rPr>
+      </w:pPr>
+      <w:r>
+        <w:rPr>
+          <w:rFonts w:ascii="Times New Roman" w:hAnsi="Times New Roman" w:cs="Times New Roman"/>
+          <w:b/>
+          <w:bCs/>
+          <w:color w:val="365F91" w:themeColor="accent1" w:themeShade="BF"/>
+          <w:sz w:val="32"/>
+          <w:szCs w:val="32"/>
+        </w:rPr>
+        <w:t>Why Requirements Engineering is Important?</w:t>
+      </w:r>
+    </w:p>
+    <w:p>
+      <w:pPr>
+        <w:tabs>
+          <w:tab w:val="center" w:pos="4680"/>
+          <w:tab w:val="left" w:pos="5976"/>
+        </w:tabs>
+        <w:rPr>
+          <w:rFonts w:ascii="Times New Roman" w:hAnsi="Times New Roman" w:cs="Times New Roman"/>
+          <w:color w:val="0D0D0D" w:themeColor="text1" w:themeTint="F2"/>
+          <w:sz w:val="32"/>
+          <w:szCs w:val="32"/>
+        </w:rPr>
+      </w:pPr>
+      <w:r>
+        <w:rPr>
+          <w:rFonts w:ascii="Times New Roman" w:hAnsi="Times New Roman" w:cs="Times New Roman"/>
+          <w:color w:val="0D0D0D" w:themeColor="text1" w:themeTint="F2"/>
+          <w:sz w:val="32"/>
+          <w:szCs w:val="32"/>
+        </w:rPr>
+        <w:t>Software development has faced problems since the 1960s, such as:</w:t>
+      </w:r>
+    </w:p>
+    <w:p>
+      <w:pPr>
+        <w:pStyle w:val="ListParagraph"/>
+        <w:numPr>
+          <w:ilvl w:val="0"/>
+          <w:numId w:val="22"/>
+        </w:numPr>
+        <w:tabs>
+          <w:tab w:val="center" w:pos="4680"/>
+          <w:tab w:val="left" w:pos="5976"/>
+        </w:tabs>
+        <w:rPr>
+          <w:rFonts w:ascii="Times New Roman" w:hAnsi="Times New Roman" w:cs="Times New Roman"/>
+          <w:color w:val="0D0D0D" w:themeColor="text1" w:themeTint="F2"/>
+          <w:sz w:val="32"/>
+          <w:szCs w:val="32"/>
+        </w:rPr>
+      </w:pPr>
+      <w:r>
+        <w:rPr>
+          <w:rFonts w:ascii="Times New Roman" w:hAnsi="Times New Roman" w:cs="Times New Roman"/>
+          <w:color w:val="0D0D0D" w:themeColor="text1" w:themeTint="F2"/>
+          <w:sz w:val="32"/>
+          <w:szCs w:val="32"/>
+        </w:rPr>
+        <w:t xml:space="preserve">Projects being </w:t>
+      </w:r>
+      <w:r>
+        <w:rPr>
+          <w:rFonts w:ascii="Times New Roman" w:hAnsi="Times New Roman" w:cs="Times New Roman"/>
+          <w:b/>
+          <w:bCs/>
+          <w:color w:val="0D0D0D" w:themeColor="text1" w:themeTint="F2"/>
+          <w:sz w:val="32"/>
+          <w:szCs w:val="32"/>
+        </w:rPr>
+        <w:t>delayed and over budget</w:t>
+      </w:r>
+      <w:r>
+        <w:rPr>
+          <w:rFonts w:ascii="Times New Roman" w:hAnsi="Times New Roman" w:cs="Times New Roman"/>
+          <w:color w:val="0D0D0D" w:themeColor="text1" w:themeTint="F2"/>
+          <w:sz w:val="32"/>
+          <w:szCs w:val="32"/>
+        </w:rPr>
+        <w:t>.</w:t>
+      </w:r>
+    </w:p>
+    <w:p>
+      <w:pPr>
+        <w:pStyle w:val="ListParagraph"/>
+        <w:numPr>
+          <w:ilvl w:val="0"/>
+          <w:numId w:val="22"/>
+        </w:numPr>
+        <w:tabs>
+          <w:tab w:val="center" w:pos="4680"/>
+          <w:tab w:val="left" w:pos="5976"/>
+        </w:tabs>
+        <w:rPr>
+          <w:rFonts w:ascii="Times New Roman" w:hAnsi="Times New Roman" w:cs="Times New Roman"/>
+          <w:b/>
+          <w:bCs/>
+          <w:color w:val="0D0D0D" w:themeColor="text1" w:themeTint="F2"/>
+          <w:sz w:val="32"/>
+          <w:szCs w:val="32"/>
+        </w:rPr>
+      </w:pPr>
+      <w:r>
+        <w:rPr>
+          <w:rFonts w:ascii="Times New Roman" w:hAnsi="Times New Roman" w:cs="Times New Roman"/>
+          <w:color w:val="0D0D0D" w:themeColor="text1" w:themeTint="F2"/>
+          <w:sz w:val="32"/>
+          <w:szCs w:val="32"/>
+        </w:rPr>
+        <w:t xml:space="preserve">Software </w:t>
+      </w:r>
+      <w:r>
+        <w:rPr>
+          <w:rFonts w:ascii="Times New Roman" w:hAnsi="Times New Roman" w:cs="Times New Roman"/>
+          <w:b/>
+          <w:bCs/>
+          <w:color w:val="0D0D0D" w:themeColor="text1" w:themeTint="F2"/>
+          <w:sz w:val="32"/>
+          <w:szCs w:val="32"/>
+        </w:rPr>
+        <w:t>not meeting user needs.</w:t>
+      </w:r>
+    </w:p>
+    <w:p>
+      <w:pPr>
+        <w:pStyle w:val="ListParagraph"/>
+        <w:numPr>
+          <w:ilvl w:val="0"/>
+          <w:numId w:val="22"/>
+        </w:numPr>
+        <w:tabs>
+          <w:tab w:val="center" w:pos="4680"/>
+          <w:tab w:val="left" w:pos="5976"/>
+        </w:tabs>
+        <w:rPr>
+          <w:rFonts w:ascii="Times New Roman" w:hAnsi="Times New Roman" w:cs="Times New Roman"/>
+          <w:b/>
+          <w:bCs/>
+          <w:color w:val="0D0D0D" w:themeColor="text1" w:themeTint="F2"/>
+          <w:sz w:val="32"/>
+          <w:szCs w:val="32"/>
+        </w:rPr>
+      </w:pPr>
+      <w:r>
+        <w:rPr>
+          <w:rFonts w:ascii="Times New Roman" w:eastAsia="Times New Roman" w:hAnsi="Times New Roman" w:cs="Times New Roman"/>
+          <w:kern w:val="0"/>
+          <w:sz w:val="32"/>
+          <w:szCs w:val="32"/>
+          <w14:ligatures w14:val="none"/>
+        </w:rPr>
+        <w:t xml:space="preserve">Software </w:t>
+      </w:r>
+      <w:r>
+        <w:rPr>
+          <w:rFonts w:ascii="Times New Roman" w:eastAsia="Times New Roman" w:hAnsi="Times New Roman" w:cs="Times New Roman"/>
+          <w:b/>
+          <w:bCs/>
+          <w:kern w:val="0"/>
+          <w:sz w:val="32"/>
+          <w:szCs w:val="32"/>
+          <w14:ligatures w14:val="none"/>
+        </w:rPr>
+        <w:t>not being used effectively</w:t>
+      </w:r>
+      <w:r>
+        <w:rPr>
+          <w:rFonts w:ascii="Times New Roman" w:eastAsia="Times New Roman" w:hAnsi="Times New Roman" w:cs="Times New Roman"/>
+          <w:kern w:val="0"/>
+          <w:sz w:val="32"/>
+          <w:szCs w:val="32"/>
+          <w14:ligatures w14:val="none"/>
+        </w:rPr>
+        <w:t>.</w:t>
+      </w:r>
+    </w:p>
+    <w:p>
+      <w:pPr>
+        <w:spacing w:before="100" w:beforeAutospacing="1" w:after="100" w:afterAutospacing="1" w:line="240" w:lineRule="auto"/>
+        <w:rPr>
+          <w:rFonts w:ascii="Times New Roman" w:eastAsia="Times New Roman" w:hAnsi="Times New Roman" w:cs="Times New Roman"/>
+          <w:kern w:val="0"/>
+          <w:sz w:val="32"/>
+          <w:szCs w:val="32"/>
+          <w14:ligatures w14:val="none"/>
+        </w:rPr>
+      </w:pPr>
+      <w:r>
+        <w:rPr>
+          <w:rFonts w:ascii="Times New Roman" w:eastAsia="Times New Roman" w:hAnsi="Times New Roman" w:cs="Times New Roman"/>
+          <w:kern w:val="0"/>
+          <w:sz w:val="32"/>
+          <w:szCs w:val="32"/>
+          <w14:ligatures w14:val="none"/>
+        </w:rPr>
+        <w:t>One of the biggest reasons for these issues is poorly defined requirements</w:t>
+      </w:r>
+    </w:p>
+    <w:p>
+      <w:pPr>
+        <w:tabs>
+          <w:tab w:val="center" w:pos="4680"/>
+          <w:tab w:val="left" w:pos="5976"/>
+        </w:tabs>
+        <w:rPr>
+          <w:rFonts w:ascii="Times New Roman" w:hAnsi="Times New Roman" w:cs="Times New Roman"/>
+          <w:b/>
+          <w:bCs/>
+          <w:color w:val="365F91" w:themeColor="accent1" w:themeShade="BF"/>
+          <w:sz w:val="32"/>
+          <w:szCs w:val="32"/>
+        </w:rPr>
+      </w:pPr>
+      <w:r>
+        <w:rPr>
+          <w:rFonts w:ascii="Times New Roman" w:hAnsi="Times New Roman" w:cs="Times New Roman"/>
+          <w:b/>
+          <w:bCs/>
+          <w:color w:val="365F91" w:themeColor="accent1" w:themeShade="BF"/>
+          <w:sz w:val="32"/>
+          <w:szCs w:val="32"/>
+        </w:rPr>
+        <w:t>Common Problems in Requirements Engineering:</w:t>
+      </w:r>
+    </w:p>
+    <w:p>
+      <w:pPr>
+        <w:pStyle w:val="ListParagraph"/>
+        <w:numPr>
+          <w:ilvl w:val="0"/>
+          <w:numId w:val="26"/>
+        </w:numPr>
+        <w:tabs>
+          <w:tab w:val="center" w:pos="4680"/>
+          <w:tab w:val="left" w:pos="5976"/>
+        </w:tabs>
+        <w:rPr>
+          <w:rFonts w:ascii="Times New Roman" w:hAnsi="Times New Roman" w:cs="Times New Roman"/>
+          <w:color w:val="0D0D0D" w:themeColor="text1" w:themeTint="F2"/>
+          <w:sz w:val="32"/>
+          <w:szCs w:val="32"/>
+        </w:rPr>
+      </w:pPr>
+      <w:r>
+        <w:rPr>
+          <w:rFonts w:ascii="Times New Roman" w:hAnsi="Times New Roman" w:cs="Times New Roman"/>
+          <w:b/>
+          <w:bCs/>
+          <w:color w:val="0D0D0D" w:themeColor="text1" w:themeTint="F2"/>
+          <w:sz w:val="32"/>
+          <w:szCs w:val="32"/>
+        </w:rPr>
+        <w:t>Unclear or missing information</w:t>
+      </w:r>
+      <w:r>
+        <w:rPr>
+          <w:rFonts w:ascii="Times New Roman" w:hAnsi="Times New Roman" w:cs="Times New Roman"/>
+          <w:color w:val="0D0D0D" w:themeColor="text1" w:themeTint="F2"/>
+          <w:sz w:val="32"/>
+          <w:szCs w:val="32"/>
+        </w:rPr>
+        <w:t xml:space="preserve"> during requirement gathering.</w:t>
+      </w:r>
+    </w:p>
+    <w:p>
+      <w:pPr>
+        <w:pStyle w:val="ListParagraph"/>
+        <w:numPr>
+          <w:ilvl w:val="0"/>
+          <w:numId w:val="26"/>
+        </w:numPr>
+        <w:tabs>
+          <w:tab w:val="center" w:pos="4680"/>
+          <w:tab w:val="left" w:pos="5976"/>
+        </w:tabs>
+        <w:rPr>
+          <w:rFonts w:ascii="Times New Roman" w:hAnsi="Times New Roman" w:cs="Times New Roman"/>
+          <w:color w:val="0D0D0D" w:themeColor="text1" w:themeTint="F2"/>
+          <w:sz w:val="32"/>
+          <w:szCs w:val="32"/>
+        </w:rPr>
+      </w:pPr>
+      <w:r>
+        <w:rPr>
+          <w:rFonts w:ascii="Times New Roman" w:hAnsi="Times New Roman" w:cs="Times New Roman"/>
+          <w:b/>
+          <w:bCs/>
+          <w:color w:val="0D0D0D" w:themeColor="text1" w:themeTint="F2"/>
+          <w:sz w:val="32"/>
+          <w:szCs w:val="32"/>
+        </w:rPr>
+        <w:t>Misunderstood</w:t>
+      </w:r>
+      <w:r>
+        <w:rPr>
+          <w:rFonts w:ascii="Times New Roman" w:hAnsi="Times New Roman" w:cs="Times New Roman"/>
+          <w:color w:val="0D0D0D" w:themeColor="text1" w:themeTint="F2"/>
+          <w:sz w:val="32"/>
+          <w:szCs w:val="32"/>
+        </w:rPr>
+        <w:t xml:space="preserve"> user needs and assumptions.</w:t>
+      </w:r>
+    </w:p>
+    <w:p>
+      <w:pPr>
+        <w:pStyle w:val="ListParagraph"/>
+        <w:numPr>
+          <w:ilvl w:val="0"/>
+          <w:numId w:val="26"/>
+        </w:numPr>
+        <w:tabs>
+          <w:tab w:val="center" w:pos="4680"/>
+          <w:tab w:val="left" w:pos="5976"/>
+        </w:tabs>
+        <w:rPr>
+          <w:rFonts w:ascii="Times New Roman" w:hAnsi="Times New Roman" w:cs="Times New Roman"/>
+          <w:color w:val="0D0D0D" w:themeColor="text1" w:themeTint="F2"/>
+          <w:sz w:val="32"/>
+          <w:szCs w:val="32"/>
+        </w:rPr>
+      </w:pPr>
+      <w:r>
+        <w:rPr>
+          <w:rFonts w:ascii="Times New Roman" w:hAnsi="Times New Roman" w:cs="Times New Roman"/>
+          <w:b/>
+          <w:bCs/>
+          <w:color w:val="0D0D0D" w:themeColor="text1" w:themeTint="F2"/>
+          <w:sz w:val="32"/>
+          <w:szCs w:val="32"/>
+        </w:rPr>
+        <w:t>Poorly written</w:t>
+      </w:r>
+      <w:r>
+        <w:rPr>
+          <w:rFonts w:ascii="Times New Roman" w:hAnsi="Times New Roman" w:cs="Times New Roman"/>
+          <w:color w:val="0D0D0D" w:themeColor="text1" w:themeTint="F2"/>
+          <w:sz w:val="32"/>
+          <w:szCs w:val="32"/>
+        </w:rPr>
+        <w:t xml:space="preserve"> requirements that cause confusion.</w:t>
+      </w:r>
+      <w:r>
+        <w:rPr>
+          <w:rFonts w:ascii="Times New Roman" w:hAnsi="Times New Roman" w:cs="Times New Roman"/>
+          <w:color w:val="0D0D0D" w:themeColor="text1" w:themeTint="F2"/>
+          <w:sz w:val="32"/>
+          <w:szCs w:val="32"/>
+        </w:rPr>
+        <w:t xml:space="preserve"> (</w:t>
+      </w:r>
+      <w:r>
+        <w:rPr>
+          <w:rFonts w:ascii="Times New Roman" w:hAnsi="Times New Roman" w:cs="Times New Roman"/>
+          <w:color w:val="0D0D0D" w:themeColor="text1" w:themeTint="F2"/>
+          <w:sz w:val="32"/>
+          <w:szCs w:val="32"/>
+        </w:rPr>
+        <w:t>not</w:t>
+      </w:r>
+      <w:r>
+        <w:rPr>
+          <w:rFonts w:ascii="Times New Roman" w:hAnsi="Times New Roman" w:cs="Times New Roman"/>
+          <w:color w:val="0D0D0D" w:themeColor="text1" w:themeTint="F2"/>
+          <w:sz w:val="32"/>
+          <w:szCs w:val="32"/>
+        </w:rPr>
+        <w:t xml:space="preserve"> in quantifiable form)</w:t>
+      </w:r>
+    </w:p>
+    <w:p>
+      <w:pPr>
+        <w:pStyle w:val="ListParagraph"/>
+        <w:numPr>
+          <w:ilvl w:val="0"/>
+          <w:numId w:val="26"/>
+        </w:numPr>
+        <w:tabs>
+          <w:tab w:val="center" w:pos="4680"/>
+          <w:tab w:val="left" w:pos="5976"/>
+        </w:tabs>
+        <w:rPr>
+          <w:rFonts w:ascii="Times New Roman" w:hAnsi="Times New Roman" w:cs="Times New Roman"/>
+          <w:color w:val="0D0D0D" w:themeColor="text1" w:themeTint="F2"/>
+          <w:sz w:val="32"/>
+          <w:szCs w:val="32"/>
+        </w:rPr>
+      </w:pPr>
+      <w:r>
+        <w:rPr>
+          <w:rFonts w:ascii="Times New Roman" w:hAnsi="Times New Roman" w:cs="Times New Roman"/>
+          <w:b/>
+          <w:bCs/>
+          <w:color w:val="0D0D0D" w:themeColor="text1" w:themeTint="F2"/>
+          <w:sz w:val="32"/>
+          <w:szCs w:val="32"/>
+        </w:rPr>
+        <w:t xml:space="preserve">Frequent changes </w:t>
+      </w:r>
+      <w:r>
+        <w:rPr>
+          <w:rFonts w:ascii="Times New Roman" w:hAnsi="Times New Roman" w:cs="Times New Roman"/>
+          <w:color w:val="0D0D0D" w:themeColor="text1" w:themeTint="F2"/>
+          <w:sz w:val="32"/>
+          <w:szCs w:val="32"/>
+        </w:rPr>
+        <w:t>without proper management.</w:t>
+      </w:r>
+    </w:p>
+    <w:p>
+      <w:pPr>
+        <w:tabs>
+          <w:tab w:val="center" w:pos="4680"/>
+          <w:tab w:val="left" w:pos="5976"/>
+        </w:tabs>
+        <w:rPr>
+          <w:rFonts w:ascii="Times New Roman" w:hAnsi="Times New Roman" w:cs="Times New Roman"/>
+          <w:color w:val="0D0D0D" w:themeColor="text1" w:themeTint="F2"/>
+          <w:sz w:val="32"/>
+          <w:szCs w:val="32"/>
+        </w:rPr>
+      </w:pPr>
+      <w:r>
+        <w:rPr>
+          <w:rFonts w:ascii="Times New Roman" w:hAnsi="Times New Roman" w:cs="Times New Roman"/>
+          <w:color w:val="0D0D0D" w:themeColor="text1" w:themeTint="F2"/>
+          <w:sz w:val="32"/>
+          <w:szCs w:val="32"/>
+        </w:rPr>
+        <w:lastRenderedPageBreak/>
+        <w:t>Studies show that 40-50% of software defects come from errors in the requirements phase (Davis 2005).</w:t>
+      </w:r>
+    </w:p>
+    <w:p>
+      <w:pPr>
+        <w:tabs>
+          <w:tab w:val="left" w:pos="3987"/>
+        </w:tabs>
+        <w:rPr>
+          <w:rFonts w:ascii="Times New Roman" w:hAnsi="Times New Roman" w:cs="Times New Roman"/>
+          <w:b/>
+          <w:bCs/>
+          <w:color w:val="365F91" w:themeColor="accent1" w:themeShade="BF"/>
+          <w:sz w:val="32"/>
+          <w:szCs w:val="32"/>
+        </w:rPr>
+      </w:pPr>
+      <w:r>
+        <w:rPr>
+          <w:rFonts w:ascii="Times New Roman" w:hAnsi="Times New Roman" w:cs="Times New Roman"/>
+          <w:b/>
+          <w:bCs/>
+          <w:color w:val="365F91" w:themeColor="accent1" w:themeShade="BF"/>
+          <w:sz w:val="32"/>
+          <w:szCs w:val="32"/>
+        </w:rPr>
+        <w:t>Why Good Requirements Matter?</w:t>
+      </w:r>
+    </w:p>
+    <w:p>
+      <w:pPr>
+        <w:pStyle w:val="ListParagraph"/>
+        <w:numPr>
+          <w:ilvl w:val="0"/>
+          <w:numId w:val="28"/>
+        </w:numPr>
+        <w:tabs>
+          <w:tab w:val="left" w:pos="3987"/>
+        </w:tabs>
+        <w:rPr>
+          <w:rFonts w:ascii="Times New Roman" w:hAnsi="Times New Roman" w:cs="Times New Roman"/>
+          <w:color w:val="0D0D0D" w:themeColor="text1" w:themeTint="F2"/>
+          <w:sz w:val="32"/>
+          <w:szCs w:val="32"/>
+        </w:rPr>
+      </w:pPr>
+      <w:r>
+        <w:rPr>
+          <w:rFonts w:ascii="Times New Roman" w:hAnsi="Times New Roman" w:cs="Times New Roman"/>
+          <w:color w:val="0D0D0D" w:themeColor="text1" w:themeTint="F2"/>
+          <w:sz w:val="32"/>
+          <w:szCs w:val="32"/>
+        </w:rPr>
+        <w:t>Requirements are the foundation of both software development and project management.</w:t>
+      </w:r>
+    </w:p>
+    <w:p>
+      <w:pPr>
+        <w:pStyle w:val="ListParagraph"/>
+        <w:numPr>
+          <w:ilvl w:val="0"/>
+          <w:numId w:val="28"/>
+        </w:numPr>
+        <w:tabs>
+          <w:tab w:val="left" w:pos="3987"/>
+        </w:tabs>
+        <w:rPr>
+          <w:rFonts w:ascii="Times New Roman" w:hAnsi="Times New Roman" w:cs="Times New Roman"/>
+          <w:color w:val="0D0D0D" w:themeColor="text1" w:themeTint="F2"/>
+          <w:sz w:val="32"/>
+          <w:szCs w:val="32"/>
+        </w:rPr>
+      </w:pPr>
+      <w:r>
+        <w:rPr>
+          <w:rFonts w:ascii="Times New Roman" w:hAnsi="Times New Roman" w:cs="Times New Roman"/>
+          <w:color w:val="0D0D0D" w:themeColor="text1" w:themeTint="F2"/>
+          <w:sz w:val="32"/>
+          <w:szCs w:val="32"/>
+        </w:rPr>
+        <w:t>Clear and well-managed requirements lead to better-quality software.</w:t>
+      </w:r>
+    </w:p>
+    <w:p>
+      <w:pPr>
+        <w:pStyle w:val="ListParagraph"/>
+        <w:numPr>
+          <w:ilvl w:val="0"/>
+          <w:numId w:val="28"/>
+        </w:numPr>
+        <w:tabs>
+          <w:tab w:val="left" w:pos="3987"/>
+        </w:tabs>
+        <w:rPr>
+          <w:rFonts w:ascii="Times New Roman" w:hAnsi="Times New Roman" w:cs="Times New Roman"/>
+          <w:color w:val="0D0D0D" w:themeColor="text1" w:themeTint="F2"/>
+          <w:sz w:val="32"/>
+          <w:szCs w:val="32"/>
+        </w:rPr>
+      </w:pPr>
+      <w:r>
+        <w:rPr>
+          <w:rFonts w:ascii="Times New Roman" w:hAnsi="Times New Roman" w:cs="Times New Roman"/>
+          <w:color w:val="0D0D0D" w:themeColor="text1" w:themeTint="F2"/>
+          <w:sz w:val="32"/>
+          <w:szCs w:val="32"/>
+        </w:rPr>
+        <w:t>All stakeholders (developers, clients, and users) should work together to ensure strong requirements.</w:t>
+      </w:r>
+    </w:p>
+    <w:p>
+      <w:pPr>
+        <w:tabs>
+          <w:tab w:val="left" w:pos="3987"/>
+        </w:tabs>
+        <w:rPr>
+          <w:rFonts w:ascii="Times New Roman" w:hAnsi="Times New Roman" w:cs="Times New Roman"/>
+          <w:b/>
+          <w:bCs/>
+          <w:color w:val="943634" w:themeColor="accent2" w:themeShade="BF"/>
+          <w:sz w:val="32"/>
+          <w:szCs w:val="32"/>
+        </w:rPr>
+      </w:pPr>
+      <w:r>
+        <w:rPr>
+          <w:rFonts w:ascii="Times New Roman" w:hAnsi="Times New Roman" w:cs="Times New Roman"/>
+          <w:b/>
+          <w:bCs/>
+          <w:color w:val="943634" w:themeColor="accent2" w:themeShade="BF"/>
+          <w:sz w:val="32"/>
+          <w:szCs w:val="32"/>
+        </w:rPr>
+        <w:t>Key Points</w:t>
+      </w:r>
+    </w:p>
+    <w:p>
+      <w:pPr>
+        <w:pStyle w:val="ListParagraph"/>
+        <w:numPr>
+          <w:ilvl w:val="0"/>
+          <w:numId w:val="29"/>
+        </w:numPr>
+        <w:tabs>
+          <w:tab w:val="center" w:pos="4680"/>
+          <w:tab w:val="left" w:pos="5976"/>
+        </w:tabs>
+        <w:rPr>
+          <w:rFonts w:ascii="Times New Roman" w:hAnsi="Times New Roman" w:cs="Times New Roman"/>
+          <w:color w:val="0D0D0D" w:themeColor="text1" w:themeTint="F2"/>
+          <w:sz w:val="32"/>
+          <w:szCs w:val="32"/>
+        </w:rPr>
+      </w:pPr>
+      <w:r>
+        <w:rPr>
+          <w:rFonts w:ascii="Times New Roman" w:hAnsi="Times New Roman" w:cs="Times New Roman"/>
+          <w:color w:val="0D0D0D" w:themeColor="text1" w:themeTint="F2"/>
+          <w:sz w:val="32"/>
+          <w:szCs w:val="32"/>
+        </w:rPr>
+        <w:t xml:space="preserve">Requirements must be in </w:t>
+      </w:r>
+      <w:r>
+        <w:rPr>
+          <w:rFonts w:ascii="Times New Roman" w:hAnsi="Times New Roman" w:cs="Times New Roman"/>
+          <w:b/>
+          <w:bCs/>
+          <w:color w:val="0D0D0D" w:themeColor="text1" w:themeTint="F2"/>
+          <w:sz w:val="32"/>
+          <w:szCs w:val="32"/>
+        </w:rPr>
+        <w:t>quantifiable form</w:t>
+      </w:r>
+      <w:r>
+        <w:rPr>
+          <w:rFonts w:ascii="Times New Roman" w:hAnsi="Times New Roman" w:cs="Times New Roman"/>
+          <w:color w:val="0D0D0D" w:themeColor="text1" w:themeTint="F2"/>
+          <w:sz w:val="32"/>
+          <w:szCs w:val="32"/>
+        </w:rPr>
+        <w:t xml:space="preserve"> (are testable)</w:t>
+      </w:r>
+    </w:p>
+    <w:p>
+      <w:pPr>
+        <w:pStyle w:val="ListParagraph"/>
+        <w:numPr>
+          <w:ilvl w:val="0"/>
+          <w:numId w:val="29"/>
+        </w:numPr>
+        <w:tabs>
+          <w:tab w:val="center" w:pos="4680"/>
+          <w:tab w:val="left" w:pos="5976"/>
+        </w:tabs>
+        <w:rPr>
+          <w:rFonts w:ascii="Times New Roman" w:hAnsi="Times New Roman" w:cs="Times New Roman"/>
+          <w:color w:val="0D0D0D" w:themeColor="text1" w:themeTint="F2"/>
+          <w:sz w:val="32"/>
+          <w:szCs w:val="32"/>
+        </w:rPr>
+      </w:pPr>
+      <w:r>
+        <w:rPr>
+          <w:rFonts w:ascii="Times New Roman" w:hAnsi="Times New Roman" w:cs="Times New Roman"/>
+          <w:color w:val="0D0D0D" w:themeColor="text1" w:themeTint="F2"/>
+          <w:sz w:val="32"/>
+          <w:szCs w:val="32"/>
+        </w:rPr>
+        <w:t xml:space="preserve">Requirements must be </w:t>
+      </w:r>
+      <w:r>
+        <w:rPr>
+          <w:rFonts w:ascii="Times New Roman" w:hAnsi="Times New Roman" w:cs="Times New Roman"/>
+          <w:b/>
+          <w:bCs/>
+          <w:color w:val="0D0D0D" w:themeColor="text1" w:themeTint="F2"/>
+          <w:sz w:val="32"/>
+          <w:szCs w:val="32"/>
+        </w:rPr>
+        <w:t>according to user</w:t>
+      </w:r>
+      <w:r>
+        <w:rPr>
+          <w:rFonts w:ascii="Times New Roman" w:hAnsi="Times New Roman" w:cs="Times New Roman"/>
+          <w:color w:val="0D0D0D" w:themeColor="text1" w:themeTint="F2"/>
+          <w:sz w:val="32"/>
+          <w:szCs w:val="32"/>
+        </w:rPr>
+        <w:t xml:space="preserve"> (not your opinion) </w:t>
+      </w:r>
+    </w:p>
+    <w:p>
+      <w:pPr>
+        <w:pStyle w:val="ListParagraph"/>
+        <w:numPr>
+          <w:ilvl w:val="0"/>
+          <w:numId w:val="29"/>
+        </w:numPr>
+        <w:tabs>
+          <w:tab w:val="center" w:pos="4680"/>
+          <w:tab w:val="left" w:pos="5976"/>
+        </w:tabs>
+        <w:rPr>
+          <w:rFonts w:ascii="Times New Roman" w:hAnsi="Times New Roman" w:cs="Times New Roman"/>
+          <w:color w:val="0D0D0D" w:themeColor="text1" w:themeTint="F2"/>
+          <w:sz w:val="32"/>
+          <w:szCs w:val="32"/>
+        </w:rPr>
+      </w:pPr>
+      <w:r>
+        <w:rPr>
+          <w:rFonts w:ascii="Times New Roman" w:hAnsi="Times New Roman" w:cs="Times New Roman"/>
+          <w:color w:val="0D0D0D" w:themeColor="text1" w:themeTint="F2"/>
+          <w:sz w:val="32"/>
+          <w:szCs w:val="32"/>
+        </w:rPr>
+        <w:t xml:space="preserve">Requirements must </w:t>
+      </w:r>
+      <w:r>
+        <w:rPr>
+          <w:rFonts w:ascii="Times New Roman" w:hAnsi="Times New Roman" w:cs="Times New Roman"/>
+          <w:b/>
+          <w:bCs/>
+          <w:color w:val="0D0D0D" w:themeColor="text1" w:themeTint="F2"/>
+          <w:sz w:val="32"/>
+          <w:szCs w:val="32"/>
+        </w:rPr>
+        <w:t>have only one meaning</w:t>
+      </w:r>
+      <w:r>
+        <w:rPr>
+          <w:rFonts w:ascii="Times New Roman" w:hAnsi="Times New Roman" w:cs="Times New Roman"/>
+          <w:color w:val="0D0D0D" w:themeColor="text1" w:themeTint="F2"/>
+          <w:sz w:val="32"/>
+          <w:szCs w:val="32"/>
+        </w:rPr>
+        <w:t xml:space="preserve"> with no ambiguity (not able to differently interpreted) </w:t>
+      </w:r>
+    </w:p>
+    <w:p>
+      <w:pPr>
+        <w:tabs>
+          <w:tab w:val="center" w:pos="4680"/>
+          <w:tab w:val="left" w:pos="5976"/>
+        </w:tabs>
         <w:rPr>
           <w:rFonts w:ascii="Times New Roman" w:hAnsi="Times New Roman" w:cs="Times New Roman"/>
           <w:b/>
@@ -48,7 +1004,772 @@
           <w:sz w:val="36"/>
           <w:szCs w:val="36"/>
         </w:rPr>
-        <w:tab/>
+      </w:pPr>
+      <w:r>
+        <w:rPr>
+          <w:rFonts w:ascii="Times New Roman" w:hAnsi="Times New Roman" w:cs="Times New Roman"/>
+          <w:b/>
+          <w:bCs/>
+          <w:color w:val="365F91" w:themeColor="accent1" w:themeShade="BF"/>
+          <w:sz w:val="36"/>
+          <w:szCs w:val="36"/>
+        </w:rPr>
+        <w:t>Defining Requirements</w:t>
+      </w:r>
+    </w:p>
+    <w:p>
+      <w:pPr>
+        <w:tabs>
+          <w:tab w:val="center" w:pos="4680"/>
+          <w:tab w:val="left" w:pos="5976"/>
+        </w:tabs>
+        <w:rPr>
+          <w:rFonts w:ascii="Times New Roman" w:hAnsi="Times New Roman" w:cs="Times New Roman"/>
+          <w:color w:val="0D0D0D" w:themeColor="text1" w:themeTint="F2"/>
+          <w:sz w:val="32"/>
+          <w:szCs w:val="32"/>
+        </w:rPr>
+      </w:pPr>
+      <w:r>
+        <w:rPr>
+          <w:rFonts w:ascii="Times New Roman" w:hAnsi="Times New Roman" w:cs="Times New Roman"/>
+          <w:color w:val="0D0D0D" w:themeColor="text1" w:themeTint="F2"/>
+          <w:sz w:val="32"/>
+          <w:szCs w:val="32"/>
+        </w:rPr>
+        <w:t>When discussing software requirements, people often face terminology problems because the same concept can be referred to in different ways, such as:</w:t>
+      </w:r>
+    </w:p>
+    <w:p>
+      <w:pPr>
+        <w:pStyle w:val="ListParagraph"/>
+        <w:numPr>
+          <w:ilvl w:val="0"/>
+          <w:numId w:val="31"/>
+        </w:numPr>
+        <w:tabs>
+          <w:tab w:val="center" w:pos="4680"/>
+          <w:tab w:val="left" w:pos="5976"/>
+        </w:tabs>
+        <w:rPr>
+          <w:rFonts w:ascii="Times New Roman" w:hAnsi="Times New Roman" w:cs="Times New Roman"/>
+          <w:color w:val="0D0D0D" w:themeColor="text1" w:themeTint="F2"/>
+          <w:sz w:val="32"/>
+          <w:szCs w:val="32"/>
+        </w:rPr>
+      </w:pPr>
+      <w:r>
+        <w:rPr>
+          <w:rFonts w:ascii="Times New Roman" w:hAnsi="Times New Roman" w:cs="Times New Roman"/>
+          <w:color w:val="0D0D0D" w:themeColor="text1" w:themeTint="F2"/>
+          <w:sz w:val="32"/>
+          <w:szCs w:val="32"/>
+        </w:rPr>
+        <w:t>User requirement</w:t>
+      </w:r>
+    </w:p>
+    <w:p>
+      <w:pPr>
+        <w:pStyle w:val="ListParagraph"/>
+        <w:numPr>
+          <w:ilvl w:val="0"/>
+          <w:numId w:val="31"/>
+        </w:numPr>
+        <w:tabs>
+          <w:tab w:val="center" w:pos="4680"/>
+          <w:tab w:val="left" w:pos="5976"/>
+        </w:tabs>
+        <w:rPr>
+          <w:rFonts w:ascii="Times New Roman" w:hAnsi="Times New Roman" w:cs="Times New Roman"/>
+          <w:color w:val="0D0D0D" w:themeColor="text1" w:themeTint="F2"/>
+          <w:sz w:val="32"/>
+          <w:szCs w:val="32"/>
+        </w:rPr>
+      </w:pPr>
+      <w:r>
+        <w:rPr>
+          <w:rFonts w:ascii="Times New Roman" w:hAnsi="Times New Roman" w:cs="Times New Roman"/>
+          <w:color w:val="0D0D0D" w:themeColor="text1" w:themeTint="F2"/>
+          <w:sz w:val="32"/>
+          <w:szCs w:val="32"/>
+        </w:rPr>
+        <w:t>Business requirement</w:t>
+      </w:r>
+    </w:p>
+    <w:p>
+      <w:pPr>
+        <w:pStyle w:val="ListParagraph"/>
+        <w:numPr>
+          <w:ilvl w:val="0"/>
+          <w:numId w:val="31"/>
+        </w:numPr>
+        <w:tabs>
+          <w:tab w:val="center" w:pos="4680"/>
+          <w:tab w:val="left" w:pos="5976"/>
+        </w:tabs>
+        <w:rPr>
+          <w:rFonts w:ascii="Times New Roman" w:hAnsi="Times New Roman" w:cs="Times New Roman"/>
+          <w:color w:val="0D0D0D" w:themeColor="text1" w:themeTint="F2"/>
+          <w:sz w:val="32"/>
+          <w:szCs w:val="32"/>
+        </w:rPr>
+      </w:pPr>
+      <w:r>
+        <w:rPr>
+          <w:rFonts w:ascii="Times New Roman" w:hAnsi="Times New Roman" w:cs="Times New Roman"/>
+          <w:color w:val="0D0D0D" w:themeColor="text1" w:themeTint="F2"/>
+          <w:sz w:val="32"/>
+          <w:szCs w:val="32"/>
+        </w:rPr>
+        <w:t>Functional requirement</w:t>
+      </w:r>
+    </w:p>
+    <w:p>
+      <w:pPr>
+        <w:pStyle w:val="ListParagraph"/>
+        <w:numPr>
+          <w:ilvl w:val="0"/>
+          <w:numId w:val="31"/>
+        </w:numPr>
+        <w:tabs>
+          <w:tab w:val="center" w:pos="4680"/>
+          <w:tab w:val="left" w:pos="5976"/>
+        </w:tabs>
+        <w:rPr>
+          <w:rFonts w:ascii="Times New Roman" w:hAnsi="Times New Roman" w:cs="Times New Roman"/>
+          <w:color w:val="0D0D0D" w:themeColor="text1" w:themeTint="F2"/>
+          <w:sz w:val="32"/>
+          <w:szCs w:val="32"/>
+        </w:rPr>
+      </w:pPr>
+      <w:r>
+        <w:rPr>
+          <w:rFonts w:ascii="Times New Roman" w:hAnsi="Times New Roman" w:cs="Times New Roman"/>
+          <w:color w:val="0D0D0D" w:themeColor="text1" w:themeTint="F2"/>
+          <w:sz w:val="32"/>
+          <w:szCs w:val="32"/>
+        </w:rPr>
+        <w:t>System requirement</w:t>
+      </w:r>
+    </w:p>
+    <w:p>
+      <w:pPr>
+        <w:pStyle w:val="ListParagraph"/>
+        <w:numPr>
+          <w:ilvl w:val="0"/>
+          <w:numId w:val="31"/>
+        </w:numPr>
+        <w:tabs>
+          <w:tab w:val="center" w:pos="4680"/>
+          <w:tab w:val="left" w:pos="5976"/>
+        </w:tabs>
+        <w:rPr>
+          <w:rFonts w:ascii="Times New Roman" w:hAnsi="Times New Roman" w:cs="Times New Roman"/>
+          <w:color w:val="0D0D0D" w:themeColor="text1" w:themeTint="F2"/>
+          <w:sz w:val="32"/>
+          <w:szCs w:val="32"/>
+        </w:rPr>
+      </w:pPr>
+      <w:r>
+        <w:rPr>
+          <w:rFonts w:ascii="Times New Roman" w:hAnsi="Times New Roman" w:cs="Times New Roman"/>
+          <w:color w:val="0D0D0D" w:themeColor="text1" w:themeTint="F2"/>
+          <w:sz w:val="32"/>
+          <w:szCs w:val="32"/>
+        </w:rPr>
+        <w:t>Product requirement</w:t>
+      </w:r>
+    </w:p>
+    <w:p>
+      <w:pPr>
+        <w:pStyle w:val="ListParagraph"/>
+        <w:numPr>
+          <w:ilvl w:val="0"/>
+          <w:numId w:val="31"/>
+        </w:numPr>
+        <w:tabs>
+          <w:tab w:val="center" w:pos="4680"/>
+          <w:tab w:val="left" w:pos="5976"/>
+        </w:tabs>
+        <w:rPr>
+          <w:rFonts w:ascii="Times New Roman" w:hAnsi="Times New Roman" w:cs="Times New Roman"/>
+          <w:color w:val="0D0D0D" w:themeColor="text1" w:themeTint="F2"/>
+          <w:sz w:val="32"/>
+          <w:szCs w:val="32"/>
+        </w:rPr>
+      </w:pPr>
+      <w:r>
+        <w:rPr>
+          <w:rFonts w:ascii="Times New Roman" w:hAnsi="Times New Roman" w:cs="Times New Roman"/>
+          <w:color w:val="0D0D0D" w:themeColor="text1" w:themeTint="F2"/>
+          <w:sz w:val="32"/>
+          <w:szCs w:val="32"/>
+        </w:rPr>
+        <w:t>Project requirement</w:t>
+      </w:r>
+    </w:p>
+    <w:p>
+      <w:pPr>
+        <w:pStyle w:val="ListParagraph"/>
+        <w:numPr>
+          <w:ilvl w:val="0"/>
+          <w:numId w:val="31"/>
+        </w:numPr>
+        <w:tabs>
+          <w:tab w:val="center" w:pos="4680"/>
+          <w:tab w:val="left" w:pos="5976"/>
+        </w:tabs>
+        <w:rPr>
+          <w:rFonts w:ascii="Times New Roman" w:hAnsi="Times New Roman" w:cs="Times New Roman"/>
+          <w:color w:val="0D0D0D" w:themeColor="text1" w:themeTint="F2"/>
+          <w:sz w:val="32"/>
+          <w:szCs w:val="32"/>
+        </w:rPr>
+      </w:pPr>
+      <w:r>
+        <w:rPr>
+          <w:rFonts w:ascii="Times New Roman" w:hAnsi="Times New Roman" w:cs="Times New Roman"/>
+          <w:color w:val="0D0D0D" w:themeColor="text1" w:themeTint="F2"/>
+          <w:sz w:val="32"/>
+          <w:szCs w:val="32"/>
+        </w:rPr>
+        <w:t>User story</w:t>
+      </w:r>
+    </w:p>
+    <w:p>
+      <w:pPr>
+        <w:pStyle w:val="ListParagraph"/>
+        <w:numPr>
+          <w:ilvl w:val="0"/>
+          <w:numId w:val="31"/>
+        </w:numPr>
+        <w:tabs>
+          <w:tab w:val="center" w:pos="4680"/>
+          <w:tab w:val="left" w:pos="5976"/>
+        </w:tabs>
+        <w:rPr>
+          <w:rFonts w:ascii="Times New Roman" w:hAnsi="Times New Roman" w:cs="Times New Roman"/>
+          <w:color w:val="0D0D0D" w:themeColor="text1" w:themeTint="F2"/>
+          <w:sz w:val="32"/>
+          <w:szCs w:val="32"/>
+        </w:rPr>
+      </w:pPr>
+      <w:r>
+        <w:rPr>
+          <w:rFonts w:ascii="Times New Roman" w:hAnsi="Times New Roman" w:cs="Times New Roman"/>
+          <w:color w:val="0D0D0D" w:themeColor="text1" w:themeTint="F2"/>
+          <w:sz w:val="32"/>
+          <w:szCs w:val="32"/>
+        </w:rPr>
+        <w:t>Feature</w:t>
+      </w:r>
+    </w:p>
+    <w:p>
+      <w:pPr>
+        <w:pStyle w:val="ListParagraph"/>
+        <w:numPr>
+          <w:ilvl w:val="0"/>
+          <w:numId w:val="31"/>
+        </w:numPr>
+        <w:tabs>
+          <w:tab w:val="center" w:pos="4680"/>
+          <w:tab w:val="left" w:pos="5976"/>
+        </w:tabs>
+        <w:rPr>
+          <w:rFonts w:ascii="Times New Roman" w:hAnsi="Times New Roman" w:cs="Times New Roman"/>
+          <w:color w:val="0D0D0D" w:themeColor="text1" w:themeTint="F2"/>
+          <w:sz w:val="32"/>
+          <w:szCs w:val="32"/>
+        </w:rPr>
+      </w:pPr>
+      <w:r>
+        <w:rPr>
+          <w:rFonts w:ascii="Times New Roman" w:hAnsi="Times New Roman" w:cs="Times New Roman"/>
+          <w:color w:val="0D0D0D" w:themeColor="text1" w:themeTint="F2"/>
+          <w:sz w:val="32"/>
+          <w:szCs w:val="32"/>
+        </w:rPr>
+        <w:lastRenderedPageBreak/>
+        <w:t>Constraint</w:t>
+      </w:r>
+    </w:p>
+    <w:p>
+      <w:pPr>
+        <w:tabs>
+          <w:tab w:val="center" w:pos="4680"/>
+          <w:tab w:val="left" w:pos="5976"/>
+        </w:tabs>
+        <w:rPr>
+          <w:rFonts w:ascii="Times New Roman" w:hAnsi="Times New Roman" w:cs="Times New Roman"/>
+          <w:color w:val="0D0D0D" w:themeColor="text1" w:themeTint="F2"/>
+          <w:sz w:val="32"/>
+          <w:szCs w:val="32"/>
+        </w:rPr>
+      </w:pPr>
+      <w:r>
+        <w:rPr>
+          <w:rFonts w:ascii="Times New Roman" w:hAnsi="Times New Roman" w:cs="Times New Roman"/>
+          <w:color w:val="0D0D0D" w:themeColor="text1" w:themeTint="F2"/>
+          <w:sz w:val="32"/>
+          <w:szCs w:val="32"/>
+        </w:rPr>
+        <w:t>The same thing might be called by different names depending on the context, causing confusion. It’s important to clearly define and agree on these terms early in the project.</w:t>
+      </w:r>
+    </w:p>
+    <w:p>
+      <w:pPr>
+        <w:tabs>
+          <w:tab w:val="center" w:pos="4680"/>
+          <w:tab w:val="left" w:pos="5976"/>
+        </w:tabs>
+        <w:rPr>
+          <w:rFonts w:cstheme="minorHAnsi"/>
+          <w:b/>
+          <w:bCs/>
+          <w:color w:val="0D0D0D" w:themeColor="text1" w:themeTint="F2"/>
+          <w:sz w:val="32"/>
+          <w:szCs w:val="32"/>
+        </w:rPr>
+      </w:pPr>
+      <w:r>
+        <w:rPr>
+          <w:rFonts w:cstheme="minorHAnsi"/>
+          <w:b/>
+          <w:bCs/>
+          <w:color w:val="0D0D0D" w:themeColor="text1" w:themeTint="F2"/>
+          <w:sz w:val="32"/>
+          <w:szCs w:val="32"/>
+        </w:rPr>
+        <w:t>Examples</w:t>
+      </w:r>
+      <w:r>
+        <w:rPr>
+          <w:rFonts w:cstheme="minorHAnsi"/>
+          <w:b/>
+          <w:bCs/>
+          <w:color w:val="0D0D0D" w:themeColor="text1" w:themeTint="F2"/>
+          <w:sz w:val="32"/>
+          <w:szCs w:val="32"/>
+        </w:rPr>
+        <w:t xml:space="preserve"> (Req for LMS)</w:t>
+      </w:r>
+    </w:p>
+    <w:p>
+      <w:pPr>
+        <w:pStyle w:val="ListParagraph"/>
+        <w:numPr>
+          <w:ilvl w:val="0"/>
+          <w:numId w:val="32"/>
+        </w:numPr>
+        <w:tabs>
+          <w:tab w:val="center" w:pos="4680"/>
+          <w:tab w:val="left" w:pos="5976"/>
+        </w:tabs>
+        <w:rPr>
+          <w:rFonts w:ascii="Times New Roman" w:hAnsi="Times New Roman" w:cs="Times New Roman"/>
+          <w:color w:val="0D0D0D" w:themeColor="text1" w:themeTint="F2"/>
+          <w:sz w:val="32"/>
+          <w:szCs w:val="32"/>
+        </w:rPr>
+      </w:pPr>
+      <w:r>
+        <w:rPr>
+          <w:rFonts w:ascii="Times New Roman" w:hAnsi="Times New Roman" w:cs="Times New Roman"/>
+          <w:color w:val="0D0D0D" w:themeColor="text1" w:themeTint="F2"/>
+          <w:sz w:val="32"/>
+          <w:szCs w:val="32"/>
+        </w:rPr>
+        <w:t>The system shall maintain records of all library materials</w:t>
+      </w:r>
+      <w:r>
+        <w:rPr>
+          <w:rFonts w:ascii="Times New Roman" w:hAnsi="Times New Roman" w:cs="Times New Roman"/>
+          <w:color w:val="0D0D0D" w:themeColor="text1" w:themeTint="F2"/>
+          <w:sz w:val="32"/>
+          <w:szCs w:val="32"/>
+        </w:rPr>
+        <w:t xml:space="preserve"> </w:t>
+      </w:r>
+      <w:r>
+        <w:rPr>
+          <w:rFonts w:ascii="Times New Roman" w:hAnsi="Times New Roman" w:cs="Times New Roman"/>
+          <w:color w:val="0D0D0D" w:themeColor="text1" w:themeTint="F2"/>
+          <w:sz w:val="32"/>
+          <w:szCs w:val="32"/>
+        </w:rPr>
+        <w:t>including</w:t>
+      </w:r>
+      <w:r>
+        <w:rPr>
+          <w:rFonts w:ascii="Times New Roman" w:hAnsi="Times New Roman" w:cs="Times New Roman"/>
+          <w:color w:val="0D0D0D" w:themeColor="text1" w:themeTint="F2"/>
+          <w:sz w:val="32"/>
+          <w:szCs w:val="32"/>
+        </w:rPr>
+        <w:t xml:space="preserve"> </w:t>
+      </w:r>
+      <w:r>
+        <w:rPr>
+          <w:rFonts w:ascii="Times New Roman" w:hAnsi="Times New Roman" w:cs="Times New Roman"/>
+          <w:color w:val="0D0D0D" w:themeColor="text1" w:themeTint="F2"/>
+          <w:sz w:val="32"/>
+          <w:szCs w:val="32"/>
+        </w:rPr>
+        <w:t>books, serials, newspapers and magazines, video and</w:t>
+      </w:r>
+      <w:r>
+        <w:rPr>
+          <w:rFonts w:ascii="Times New Roman" w:hAnsi="Times New Roman" w:cs="Times New Roman"/>
+          <w:color w:val="0D0D0D" w:themeColor="text1" w:themeTint="F2"/>
+          <w:sz w:val="32"/>
+          <w:szCs w:val="32"/>
+        </w:rPr>
+        <w:t xml:space="preserve"> </w:t>
+      </w:r>
+      <w:r>
+        <w:rPr>
+          <w:rFonts w:ascii="Times New Roman" w:hAnsi="Times New Roman" w:cs="Times New Roman"/>
+          <w:color w:val="0D0D0D" w:themeColor="text1" w:themeTint="F2"/>
+          <w:sz w:val="32"/>
+          <w:szCs w:val="32"/>
+        </w:rPr>
+        <w:t>audio tapes, reports, collections of transparencies, computer</w:t>
+      </w:r>
+      <w:r>
+        <w:rPr>
+          <w:rFonts w:ascii="Times New Roman" w:hAnsi="Times New Roman" w:cs="Times New Roman"/>
+          <w:color w:val="0D0D0D" w:themeColor="text1" w:themeTint="F2"/>
+          <w:sz w:val="32"/>
+          <w:szCs w:val="32"/>
+        </w:rPr>
+        <w:t xml:space="preserve"> </w:t>
+      </w:r>
+      <w:r>
+        <w:rPr>
+          <w:rFonts w:ascii="Times New Roman" w:hAnsi="Times New Roman" w:cs="Times New Roman"/>
+          <w:color w:val="0D0D0D" w:themeColor="text1" w:themeTint="F2"/>
+          <w:sz w:val="32"/>
+          <w:szCs w:val="32"/>
+        </w:rPr>
+        <w:t>disks and CD-ROMs.</w:t>
+      </w:r>
+    </w:p>
+    <w:p>
+      <w:pPr>
+        <w:pStyle w:val="ListParagraph"/>
+        <w:numPr>
+          <w:ilvl w:val="0"/>
+          <w:numId w:val="32"/>
+        </w:numPr>
+        <w:tabs>
+          <w:tab w:val="center" w:pos="4680"/>
+          <w:tab w:val="left" w:pos="5976"/>
+        </w:tabs>
+        <w:rPr>
+          <w:rFonts w:ascii="Times New Roman" w:hAnsi="Times New Roman" w:cs="Times New Roman"/>
+          <w:color w:val="0D0D0D" w:themeColor="text1" w:themeTint="F2"/>
+          <w:sz w:val="32"/>
+          <w:szCs w:val="32"/>
+        </w:rPr>
+      </w:pPr>
+      <w:r>
+        <w:rPr>
+          <w:rFonts w:ascii="Times New Roman" w:hAnsi="Times New Roman" w:cs="Times New Roman"/>
+          <w:color w:val="0D0D0D" w:themeColor="text1" w:themeTint="F2"/>
+          <w:sz w:val="32"/>
+          <w:szCs w:val="32"/>
+        </w:rPr>
+        <w:t>The system shall allow users to search for an item by title,</w:t>
+      </w:r>
+      <w:r>
+        <w:rPr>
+          <w:rFonts w:ascii="Times New Roman" w:hAnsi="Times New Roman" w:cs="Times New Roman"/>
+          <w:color w:val="0D0D0D" w:themeColor="text1" w:themeTint="F2"/>
+          <w:sz w:val="32"/>
+          <w:szCs w:val="32"/>
+        </w:rPr>
+        <w:t xml:space="preserve"> </w:t>
+      </w:r>
+      <w:r>
+        <w:rPr>
+          <w:rFonts w:ascii="Times New Roman" w:hAnsi="Times New Roman" w:cs="Times New Roman"/>
+          <w:color w:val="0D0D0D" w:themeColor="text1" w:themeTint="F2"/>
+          <w:sz w:val="32"/>
+          <w:szCs w:val="32"/>
+        </w:rPr>
+        <w:t>author,</w:t>
+      </w:r>
+      <w:r>
+        <w:rPr>
+          <w:rFonts w:ascii="Times New Roman" w:hAnsi="Times New Roman" w:cs="Times New Roman"/>
+          <w:color w:val="0D0D0D" w:themeColor="text1" w:themeTint="F2"/>
+          <w:sz w:val="32"/>
+          <w:szCs w:val="32"/>
+        </w:rPr>
+        <w:t xml:space="preserve"> </w:t>
+      </w:r>
+      <w:r>
+        <w:rPr>
+          <w:rFonts w:ascii="Times New Roman" w:hAnsi="Times New Roman" w:cs="Times New Roman"/>
+          <w:color w:val="0D0D0D" w:themeColor="text1" w:themeTint="F2"/>
+          <w:sz w:val="32"/>
+          <w:szCs w:val="32"/>
+        </w:rPr>
+        <w:t>or by ISBN.</w:t>
+      </w:r>
+    </w:p>
+    <w:p>
+      <w:pPr>
+        <w:pStyle w:val="ListParagraph"/>
+        <w:numPr>
+          <w:ilvl w:val="0"/>
+          <w:numId w:val="32"/>
+        </w:numPr>
+        <w:tabs>
+          <w:tab w:val="center" w:pos="4680"/>
+          <w:tab w:val="left" w:pos="5976"/>
+        </w:tabs>
+        <w:rPr>
+          <w:rFonts w:ascii="Times New Roman" w:hAnsi="Times New Roman" w:cs="Times New Roman"/>
+          <w:color w:val="0D0D0D" w:themeColor="text1" w:themeTint="F2"/>
+          <w:sz w:val="32"/>
+          <w:szCs w:val="32"/>
+        </w:rPr>
+      </w:pPr>
+      <w:r>
+        <w:rPr>
+          <w:rFonts w:ascii="Times New Roman" w:hAnsi="Times New Roman" w:cs="Times New Roman"/>
+          <w:color w:val="0D0D0D" w:themeColor="text1" w:themeTint="F2"/>
+          <w:sz w:val="32"/>
+          <w:szCs w:val="32"/>
+        </w:rPr>
+        <w:t>The system’s user interface shall be implemented using a</w:t>
+      </w:r>
+      <w:r>
+        <w:rPr>
+          <w:rFonts w:ascii="Times New Roman" w:hAnsi="Times New Roman" w:cs="Times New Roman"/>
+          <w:color w:val="0D0D0D" w:themeColor="text1" w:themeTint="F2"/>
+          <w:sz w:val="32"/>
+          <w:szCs w:val="32"/>
+        </w:rPr>
+        <w:t xml:space="preserve"> </w:t>
+      </w:r>
+      <w:r>
+        <w:rPr>
+          <w:rFonts w:ascii="Times New Roman" w:hAnsi="Times New Roman" w:cs="Times New Roman"/>
+          <w:color w:val="0D0D0D" w:themeColor="text1" w:themeTint="F2"/>
+          <w:sz w:val="32"/>
+          <w:szCs w:val="32"/>
+        </w:rPr>
+        <w:t>World-Wide-Web browser.</w:t>
+      </w:r>
+    </w:p>
+    <w:p>
+      <w:pPr>
+        <w:pStyle w:val="ListParagraph"/>
+        <w:numPr>
+          <w:ilvl w:val="0"/>
+          <w:numId w:val="32"/>
+        </w:numPr>
+        <w:tabs>
+          <w:tab w:val="center" w:pos="4680"/>
+          <w:tab w:val="left" w:pos="5976"/>
+        </w:tabs>
+        <w:rPr>
+          <w:rFonts w:ascii="Times New Roman" w:hAnsi="Times New Roman" w:cs="Times New Roman"/>
+          <w:color w:val="0D0D0D" w:themeColor="text1" w:themeTint="F2"/>
+          <w:sz w:val="32"/>
+          <w:szCs w:val="32"/>
+        </w:rPr>
+      </w:pPr>
+      <w:r>
+        <w:rPr>
+          <w:rFonts w:ascii="Times New Roman" w:hAnsi="Times New Roman" w:cs="Times New Roman"/>
+          <w:color w:val="0D0D0D" w:themeColor="text1" w:themeTint="F2"/>
+          <w:sz w:val="32"/>
+          <w:szCs w:val="32"/>
+        </w:rPr>
+        <w:t>The system shall support at least 20 transactions per second.</w:t>
+      </w:r>
+    </w:p>
+    <w:p>
+      <w:pPr>
+        <w:pStyle w:val="ListParagraph"/>
+        <w:numPr>
+          <w:ilvl w:val="0"/>
+          <w:numId w:val="32"/>
+        </w:numPr>
+        <w:tabs>
+          <w:tab w:val="center" w:pos="4680"/>
+          <w:tab w:val="left" w:pos="5976"/>
+        </w:tabs>
+        <w:rPr>
+          <w:rFonts w:ascii="Times New Roman" w:hAnsi="Times New Roman" w:cs="Times New Roman"/>
+          <w:color w:val="0D0D0D" w:themeColor="text1" w:themeTint="F2"/>
+          <w:sz w:val="32"/>
+          <w:szCs w:val="32"/>
+        </w:rPr>
+      </w:pPr>
+      <w:r>
+        <w:rPr>
+          <w:rFonts w:ascii="Times New Roman" w:hAnsi="Times New Roman" w:cs="Times New Roman"/>
+          <w:color w:val="0D0D0D" w:themeColor="text1" w:themeTint="F2"/>
+          <w:sz w:val="32"/>
+          <w:szCs w:val="32"/>
+        </w:rPr>
+        <w:t>The system facilities which are available to public users shall be</w:t>
+      </w:r>
+      <w:r>
+        <w:rPr>
+          <w:rFonts w:ascii="Times New Roman" w:hAnsi="Times New Roman" w:cs="Times New Roman"/>
+          <w:color w:val="0D0D0D" w:themeColor="text1" w:themeTint="F2"/>
+          <w:sz w:val="32"/>
+          <w:szCs w:val="32"/>
+        </w:rPr>
+        <w:t xml:space="preserve"> </w:t>
+      </w:r>
+      <w:r>
+        <w:rPr>
+          <w:rFonts w:ascii="Times New Roman" w:hAnsi="Times New Roman" w:cs="Times New Roman"/>
+          <w:color w:val="0D0D0D" w:themeColor="text1" w:themeTint="F2"/>
+          <w:sz w:val="32"/>
+          <w:szCs w:val="32"/>
+        </w:rPr>
+        <w:t>demonstrable in 10 minutes or less.</w:t>
+      </w:r>
+    </w:p>
+    <w:p>
+      <w:pPr>
+        <w:spacing w:before="100" w:beforeAutospacing="1" w:after="100" w:afterAutospacing="1" w:line="240" w:lineRule="auto"/>
+        <w:outlineLvl w:val="2"/>
+        <w:rPr>
+          <w:rFonts w:ascii="Times New Roman" w:eastAsia="Times New Roman" w:hAnsi="Times New Roman" w:cs="Times New Roman"/>
+          <w:b/>
+          <w:bCs/>
+          <w:color w:val="365F91" w:themeColor="accent1" w:themeShade="BF"/>
+          <w:kern w:val="0"/>
+          <w:sz w:val="32"/>
+          <w:szCs w:val="32"/>
+          <w14:ligatures w14:val="none"/>
+        </w:rPr>
+      </w:pPr>
+      <w:r>
+        <w:rPr>
+          <w:rFonts w:ascii="Times New Roman" w:eastAsia="Times New Roman" w:hAnsi="Times New Roman" w:cs="Times New Roman"/>
+          <w:b/>
+          <w:bCs/>
+          <w:color w:val="365F91" w:themeColor="accent1" w:themeShade="BF"/>
+          <w:kern w:val="0"/>
+          <w:sz w:val="32"/>
+          <w:szCs w:val="32"/>
+          <w14:ligatures w14:val="none"/>
+        </w:rPr>
+        <w:t>Miscommunication Between Customer and Developer in Requirements</w:t>
+      </w:r>
+    </w:p>
+    <w:p>
+      <w:pPr>
+        <w:spacing w:before="100" w:beforeAutospacing="1" w:after="100" w:afterAutospacing="1" w:line="240" w:lineRule="auto"/>
+        <w:rPr>
+          <w:rFonts w:ascii="Times New Roman" w:eastAsia="Times New Roman" w:hAnsi="Times New Roman" w:cs="Times New Roman"/>
+          <w:kern w:val="0"/>
+          <w:sz w:val="32"/>
+          <w:szCs w:val="32"/>
+          <w14:ligatures w14:val="none"/>
+        </w:rPr>
+      </w:pPr>
+      <w:r>
+        <w:rPr>
+          <w:rFonts w:ascii="Times New Roman" w:eastAsia="Times New Roman" w:hAnsi="Times New Roman" w:cs="Times New Roman"/>
+          <w:kern w:val="0"/>
+          <w:sz w:val="32"/>
+          <w:szCs w:val="32"/>
+          <w14:ligatures w14:val="none"/>
+        </w:rPr>
+        <w:t>When a customer talks about their requirements, they might describe them in general terms, like a big idea for the product. To the developer, this might sound like just a broad concept.</w:t>
+      </w:r>
+    </w:p>
+    <w:p>
+      <w:pPr>
+        <w:spacing w:before="100" w:beforeAutospacing="1" w:after="100" w:afterAutospacing="1" w:line="240" w:lineRule="auto"/>
+        <w:rPr>
+          <w:rFonts w:ascii="Times New Roman" w:eastAsia="Times New Roman" w:hAnsi="Times New Roman" w:cs="Times New Roman"/>
+          <w:kern w:val="0"/>
+          <w:sz w:val="32"/>
+          <w:szCs w:val="32"/>
+          <w14:ligatures w14:val="none"/>
+        </w:rPr>
+      </w:pPr>
+      <w:r>
+        <w:rPr>
+          <w:rFonts w:ascii="Times New Roman" w:eastAsia="Times New Roman" w:hAnsi="Times New Roman" w:cs="Times New Roman"/>
+          <w:kern w:val="0"/>
+          <w:sz w:val="32"/>
+          <w:szCs w:val="32"/>
+          <w14:ligatures w14:val="none"/>
+        </w:rPr>
+        <w:t>On the other hand, the developer might describe the requirements with a lot of specific details about how the product should look or work, like a design plan. To the customer, this can feel too technical or focused on small details.</w:t>
+      </w:r>
+    </w:p>
+    <w:p>
+      <w:pPr>
+        <w:spacing w:before="100" w:beforeAutospacing="1" w:after="100" w:afterAutospacing="1" w:line="240" w:lineRule="auto"/>
+        <w:rPr>
+          <w:rFonts w:ascii="Times New Roman" w:eastAsia="Times New Roman" w:hAnsi="Times New Roman" w:cs="Times New Roman"/>
+          <w:kern w:val="0"/>
+          <w:sz w:val="32"/>
+          <w:szCs w:val="32"/>
+          <w14:ligatures w14:val="none"/>
+        </w:rPr>
+      </w:pPr>
+      <w:r>
+        <w:rPr>
+          <w:rFonts w:ascii="Times New Roman" w:eastAsia="Times New Roman" w:hAnsi="Times New Roman" w:cs="Times New Roman"/>
+          <w:kern w:val="0"/>
+          <w:sz w:val="32"/>
+          <w:szCs w:val="32"/>
+          <w14:ligatures w14:val="none"/>
+        </w:rPr>
+        <w:t>This difference in how each side understands the requirements can cause confusion and frustration for both the customer and the developer</w:t>
+      </w:r>
+      <w:r>
+        <w:rPr>
+          <w:rFonts w:ascii="Times New Roman" w:eastAsia="Times New Roman" w:hAnsi="Times New Roman" w:cs="Times New Roman"/>
+          <w:kern w:val="0"/>
+          <w:sz w:val="32"/>
+          <w:szCs w:val="32"/>
+          <w14:ligatures w14:val="none"/>
+        </w:rPr>
+        <w:t>.</w:t>
+      </w:r>
+    </w:p>
+    <w:p>
+      <w:pPr>
+        <w:tabs>
+          <w:tab w:val="center" w:pos="4680"/>
+          <w:tab w:val="left" w:pos="5976"/>
+        </w:tabs>
+        <w:jc w:val="center"/>
+        <w:rPr>
+          <w:rFonts w:ascii="Times New Roman" w:hAnsi="Times New Roman" w:cs="Times New Roman"/>
+          <w:b/>
+          <w:bCs/>
+          <w:color w:val="365F91" w:themeColor="accent1" w:themeShade="BF"/>
+          <w:sz w:val="36"/>
+          <w:szCs w:val="36"/>
+        </w:rPr>
+      </w:pPr>
+      <w:r>
+        <w:rPr>
+          <w:rFonts w:ascii="Times New Roman" w:hAnsi="Times New Roman" w:cs="Times New Roman"/>
+          <w:b/>
+          <w:bCs/>
+          <w:color w:val="365F91" w:themeColor="accent1" w:themeShade="BF"/>
+          <w:sz w:val="36"/>
+          <w:szCs w:val="36"/>
+        </w:rPr>
+        <w:lastRenderedPageBreak/>
+        <w:t>Lecture 3</w:t>
       </w:r>
     </w:p>
     <w:p>
@@ -3071,6 +4792,119 @@
     </w:lvl>
   </w:abstractNum>
   <w:abstractNum w:abstractNumId="4" w15:restartNumberingAfterBreak="0">
+    <w:nsid w:val="0A8963E4"/>
+    <w:multiLevelType w:val="hybridMultilevel"/>
+    <w:tmpl w:val="CDEA1978"/>
+    <w:lvl w:ilvl="0" w:tplc="04090001">
+      <w:start w:val="1"/>
+      <w:numFmt w:val="bullet"/>
+      <w:lvlText w:val=""/>
+      <w:lvlJc w:val="left"/>
+      <w:pPr>
+        <w:ind w:left="720" w:hanging="360"/>
+      </w:pPr>
+      <w:rPr>
+        <w:rFonts w:ascii="Symbol" w:hAnsi="Symbol" w:hint="default"/>
+      </w:rPr>
+    </w:lvl>
+    <w:lvl w:ilvl="1" w:tplc="04090003" w:tentative="1">
+      <w:start w:val="1"/>
+      <w:numFmt w:val="bullet"/>
+      <w:lvlText w:val="o"/>
+      <w:lvlJc w:val="left"/>
+      <w:pPr>
+        <w:ind w:left="1440" w:hanging="360"/>
+      </w:pPr>
+      <w:rPr>
+        <w:rFonts w:ascii="Courier New" w:hAnsi="Courier New" w:cs="Courier New" w:hint="default"/>
+      </w:rPr>
+    </w:lvl>
+    <w:lvl w:ilvl="2" w:tplc="04090005" w:tentative="1">
+      <w:start w:val="1"/>
+      <w:numFmt w:val="bullet"/>
+      <w:lvlText w:val=""/>
+      <w:lvlJc w:val="left"/>
+      <w:pPr>
+        <w:ind w:left="2160" w:hanging="360"/>
+      </w:pPr>
+      <w:rPr>
+        <w:rFonts w:ascii="Wingdings" w:hAnsi="Wingdings" w:hint="default"/>
+      </w:rPr>
+    </w:lvl>
+    <w:lvl w:ilvl="3" w:tplc="04090001" w:tentative="1">
+      <w:start w:val="1"/>
+      <w:numFmt w:val="bullet"/>
+      <w:lvlText w:val=""/>
+      <w:lvlJc w:val="left"/>
+      <w:pPr>
+        <w:ind w:left="2880" w:hanging="360"/>
+      </w:pPr>
+      <w:rPr>
+        <w:rFonts w:ascii="Symbol" w:hAnsi="Symbol" w:hint="default"/>
+      </w:rPr>
+    </w:lvl>
+    <w:lvl w:ilvl="4" w:tplc="04090003" w:tentative="1">
+      <w:start w:val="1"/>
+      <w:numFmt w:val="bullet"/>
+      <w:lvlText w:val="o"/>
+      <w:lvlJc w:val="left"/>
+      <w:pPr>
+        <w:ind w:left="3600" w:hanging="360"/>
+      </w:pPr>
+      <w:rPr>
+        <w:rFonts w:ascii="Courier New" w:hAnsi="Courier New" w:cs="Courier New" w:hint="default"/>
+      </w:rPr>
+    </w:lvl>
+    <w:lvl w:ilvl="5" w:tplc="04090005" w:tentative="1">
+      <w:start w:val="1"/>
+      <w:numFmt w:val="bullet"/>
+      <w:lvlText w:val=""/>
+      <w:lvlJc w:val="left"/>
+      <w:pPr>
+        <w:ind w:left="4320" w:hanging="360"/>
+      </w:pPr>
+      <w:rPr>
+        <w:rFonts w:ascii="Wingdings" w:hAnsi="Wingdings" w:hint="default"/>
+      </w:rPr>
+    </w:lvl>
+    <w:lvl w:ilvl="6" w:tplc="04090001" w:tentative="1">
+      <w:start w:val="1"/>
+      <w:numFmt w:val="bullet"/>
+      <w:lvlText w:val=""/>
+      <w:lvlJc w:val="left"/>
+      <w:pPr>
+        <w:ind w:left="5040" w:hanging="360"/>
+      </w:pPr>
+      <w:rPr>
+        <w:rFonts w:ascii="Symbol" w:hAnsi="Symbol" w:hint="default"/>
+      </w:rPr>
+    </w:lvl>
+    <w:lvl w:ilvl="7" w:tplc="04090003" w:tentative="1">
+      <w:start w:val="1"/>
+      <w:numFmt w:val="bullet"/>
+      <w:lvlText w:val="o"/>
+      <w:lvlJc w:val="left"/>
+      <w:pPr>
+        <w:ind w:left="5760" w:hanging="360"/>
+      </w:pPr>
+      <w:rPr>
+        <w:rFonts w:ascii="Courier New" w:hAnsi="Courier New" w:cs="Courier New" w:hint="default"/>
+      </w:rPr>
+    </w:lvl>
+    <w:lvl w:ilvl="8" w:tplc="04090005" w:tentative="1">
+      <w:start w:val="1"/>
+      <w:numFmt w:val="bullet"/>
+      <w:lvlText w:val=""/>
+      <w:lvlJc w:val="left"/>
+      <w:pPr>
+        <w:ind w:left="6480" w:hanging="360"/>
+      </w:pPr>
+      <w:rPr>
+        <w:rFonts w:ascii="Wingdings" w:hAnsi="Wingdings" w:hint="default"/>
+      </w:rPr>
+    </w:lvl>
+  </w:abstractNum>
+  <w:abstractNum w:abstractNumId="5" w15:restartNumberingAfterBreak="0">
     <w:nsid w:val="0C6F3B3D"/>
     <w:multiLevelType w:val="hybridMultilevel"/>
     <w:tmpl w:val="AA9EDB3A"/>
@@ -3183,7 +5017,7 @@
       </w:rPr>
     </w:lvl>
   </w:abstractNum>
-  <w:abstractNum w:abstractNumId="5" w15:restartNumberingAfterBreak="0">
+  <w:abstractNum w:abstractNumId="6" w15:restartNumberingAfterBreak="0">
     <w:nsid w:val="0E4D473D"/>
     <w:multiLevelType w:val="hybridMultilevel"/>
     <w:tmpl w:val="78945F64"/>
@@ -3296,7 +5130,269 @@
       </w:rPr>
     </w:lvl>
   </w:abstractNum>
-  <w:abstractNum w:abstractNumId="6" w15:restartNumberingAfterBreak="0">
+  <w:abstractNum w:abstractNumId="7" w15:restartNumberingAfterBreak="0">
+    <w:nsid w:val="11E11C82"/>
+    <w:multiLevelType w:val="multilevel"/>
+    <w:tmpl w:val="C4F435EE"/>
+    <w:lvl w:ilvl="0">
+      <w:start w:val="1"/>
+      <w:numFmt w:val="bullet"/>
+      <w:lvlText w:val=""/>
+      <w:lvlJc w:val="left"/>
+      <w:pPr>
+        <w:tabs>
+          <w:tab w:val="num" w:pos="720"/>
+        </w:tabs>
+        <w:ind w:left="720" w:hanging="360"/>
+      </w:pPr>
+      <w:rPr>
+        <w:rFonts w:ascii="Symbol" w:hAnsi="Symbol" w:hint="default"/>
+        <w:sz w:val="20"/>
+      </w:rPr>
+    </w:lvl>
+    <w:lvl w:ilvl="1" w:tentative="1">
+      <w:start w:val="1"/>
+      <w:numFmt w:val="bullet"/>
+      <w:lvlText w:val="o"/>
+      <w:lvlJc w:val="left"/>
+      <w:pPr>
+        <w:tabs>
+          <w:tab w:val="num" w:pos="1440"/>
+        </w:tabs>
+        <w:ind w:left="1440" w:hanging="360"/>
+      </w:pPr>
+      <w:rPr>
+        <w:rFonts w:ascii="Courier New" w:hAnsi="Courier New" w:hint="default"/>
+        <w:sz w:val="20"/>
+      </w:rPr>
+    </w:lvl>
+    <w:lvl w:ilvl="2" w:tentative="1">
+      <w:start w:val="1"/>
+      <w:numFmt w:val="bullet"/>
+      <w:lvlText w:val=""/>
+      <w:lvlJc w:val="left"/>
+      <w:pPr>
+        <w:tabs>
+          <w:tab w:val="num" w:pos="2160"/>
+        </w:tabs>
+        <w:ind w:left="2160" w:hanging="360"/>
+      </w:pPr>
+      <w:rPr>
+        <w:rFonts w:ascii="Wingdings" w:hAnsi="Wingdings" w:hint="default"/>
+        <w:sz w:val="20"/>
+      </w:rPr>
+    </w:lvl>
+    <w:lvl w:ilvl="3" w:tentative="1">
+      <w:start w:val="1"/>
+      <w:numFmt w:val="bullet"/>
+      <w:lvlText w:val=""/>
+      <w:lvlJc w:val="left"/>
+      <w:pPr>
+        <w:tabs>
+          <w:tab w:val="num" w:pos="2880"/>
+        </w:tabs>
+        <w:ind w:left="2880" w:hanging="360"/>
+      </w:pPr>
+      <w:rPr>
+        <w:rFonts w:ascii="Wingdings" w:hAnsi="Wingdings" w:hint="default"/>
+        <w:sz w:val="20"/>
+      </w:rPr>
+    </w:lvl>
+    <w:lvl w:ilvl="4" w:tentative="1">
+      <w:start w:val="1"/>
+      <w:numFmt w:val="bullet"/>
+      <w:lvlText w:val=""/>
+      <w:lvlJc w:val="left"/>
+      <w:pPr>
+        <w:tabs>
+          <w:tab w:val="num" w:pos="3600"/>
+        </w:tabs>
+        <w:ind w:left="3600" w:hanging="360"/>
+      </w:pPr>
+      <w:rPr>
+        <w:rFonts w:ascii="Wingdings" w:hAnsi="Wingdings" w:hint="default"/>
+        <w:sz w:val="20"/>
+      </w:rPr>
+    </w:lvl>
+    <w:lvl w:ilvl="5" w:tentative="1">
+      <w:start w:val="1"/>
+      <w:numFmt w:val="bullet"/>
+      <w:lvlText w:val=""/>
+      <w:lvlJc w:val="left"/>
+      <w:pPr>
+        <w:tabs>
+          <w:tab w:val="num" w:pos="4320"/>
+        </w:tabs>
+        <w:ind w:left="4320" w:hanging="360"/>
+      </w:pPr>
+      <w:rPr>
+        <w:rFonts w:ascii="Wingdings" w:hAnsi="Wingdings" w:hint="default"/>
+        <w:sz w:val="20"/>
+      </w:rPr>
+    </w:lvl>
+    <w:lvl w:ilvl="6" w:tentative="1">
+      <w:start w:val="1"/>
+      <w:numFmt w:val="bullet"/>
+      <w:lvlText w:val=""/>
+      <w:lvlJc w:val="left"/>
+      <w:pPr>
+        <w:tabs>
+          <w:tab w:val="num" w:pos="5040"/>
+        </w:tabs>
+        <w:ind w:left="5040" w:hanging="360"/>
+      </w:pPr>
+      <w:rPr>
+        <w:rFonts w:ascii="Wingdings" w:hAnsi="Wingdings" w:hint="default"/>
+        <w:sz w:val="20"/>
+      </w:rPr>
+    </w:lvl>
+    <w:lvl w:ilvl="7" w:tentative="1">
+      <w:start w:val="1"/>
+      <w:numFmt w:val="bullet"/>
+      <w:lvlText w:val=""/>
+      <w:lvlJc w:val="left"/>
+      <w:pPr>
+        <w:tabs>
+          <w:tab w:val="num" w:pos="5760"/>
+        </w:tabs>
+        <w:ind w:left="5760" w:hanging="360"/>
+      </w:pPr>
+      <w:rPr>
+        <w:rFonts w:ascii="Wingdings" w:hAnsi="Wingdings" w:hint="default"/>
+        <w:sz w:val="20"/>
+      </w:rPr>
+    </w:lvl>
+    <w:lvl w:ilvl="8" w:tentative="1">
+      <w:start w:val="1"/>
+      <w:numFmt w:val="bullet"/>
+      <w:lvlText w:val=""/>
+      <w:lvlJc w:val="left"/>
+      <w:pPr>
+        <w:tabs>
+          <w:tab w:val="num" w:pos="6480"/>
+        </w:tabs>
+        <w:ind w:left="6480" w:hanging="360"/>
+      </w:pPr>
+      <w:rPr>
+        <w:rFonts w:ascii="Wingdings" w:hAnsi="Wingdings" w:hint="default"/>
+        <w:sz w:val="20"/>
+      </w:rPr>
+    </w:lvl>
+  </w:abstractNum>
+  <w:abstractNum w:abstractNumId="8" w15:restartNumberingAfterBreak="0">
+    <w:nsid w:val="15CB39A4"/>
+    <w:multiLevelType w:val="hybridMultilevel"/>
+    <w:tmpl w:val="075A69DC"/>
+    <w:lvl w:ilvl="0" w:tplc="04090001">
+      <w:start w:val="1"/>
+      <w:numFmt w:val="bullet"/>
+      <w:lvlText w:val=""/>
+      <w:lvlJc w:val="left"/>
+      <w:pPr>
+        <w:ind w:left="720" w:hanging="360"/>
+      </w:pPr>
+      <w:rPr>
+        <w:rFonts w:ascii="Symbol" w:hAnsi="Symbol" w:hint="default"/>
+      </w:rPr>
+    </w:lvl>
+    <w:lvl w:ilvl="1" w:tplc="04090003" w:tentative="1">
+      <w:start w:val="1"/>
+      <w:numFmt w:val="bullet"/>
+      <w:lvlText w:val="o"/>
+      <w:lvlJc w:val="left"/>
+      <w:pPr>
+        <w:ind w:left="1440" w:hanging="360"/>
+      </w:pPr>
+      <w:rPr>
+        <w:rFonts w:ascii="Courier New" w:hAnsi="Courier New" w:cs="Courier New" w:hint="default"/>
+      </w:rPr>
+    </w:lvl>
+    <w:lvl w:ilvl="2" w:tplc="04090005" w:tentative="1">
+      <w:start w:val="1"/>
+      <w:numFmt w:val="bullet"/>
+      <w:lvlText w:val=""/>
+      <w:lvlJc w:val="left"/>
+      <w:pPr>
+        <w:ind w:left="2160" w:hanging="360"/>
+      </w:pPr>
+      <w:rPr>
+        <w:rFonts w:ascii="Wingdings" w:hAnsi="Wingdings" w:hint="default"/>
+      </w:rPr>
+    </w:lvl>
+    <w:lvl w:ilvl="3" w:tplc="04090001" w:tentative="1">
+      <w:start w:val="1"/>
+      <w:numFmt w:val="bullet"/>
+      <w:lvlText w:val=""/>
+      <w:lvlJc w:val="left"/>
+      <w:pPr>
+        <w:ind w:left="2880" w:hanging="360"/>
+      </w:pPr>
+      <w:rPr>
+        <w:rFonts w:ascii="Symbol" w:hAnsi="Symbol" w:hint="default"/>
+      </w:rPr>
+    </w:lvl>
+    <w:lvl w:ilvl="4" w:tplc="04090003" w:tentative="1">
+      <w:start w:val="1"/>
+      <w:numFmt w:val="bullet"/>
+      <w:lvlText w:val="o"/>
+      <w:lvlJc w:val="left"/>
+      <w:pPr>
+        <w:ind w:left="3600" w:hanging="360"/>
+      </w:pPr>
+      <w:rPr>
+        <w:rFonts w:ascii="Courier New" w:hAnsi="Courier New" w:cs="Courier New" w:hint="default"/>
+      </w:rPr>
+    </w:lvl>
+    <w:lvl w:ilvl="5" w:tplc="04090005" w:tentative="1">
+      <w:start w:val="1"/>
+      <w:numFmt w:val="bullet"/>
+      <w:lvlText w:val=""/>
+      <w:lvlJc w:val="left"/>
+      <w:pPr>
+        <w:ind w:left="4320" w:hanging="360"/>
+      </w:pPr>
+      <w:rPr>
+        <w:rFonts w:ascii="Wingdings" w:hAnsi="Wingdings" w:hint="default"/>
+      </w:rPr>
+    </w:lvl>
+    <w:lvl w:ilvl="6" w:tplc="04090001" w:tentative="1">
+      <w:start w:val="1"/>
+      <w:numFmt w:val="bullet"/>
+      <w:lvlText w:val=""/>
+      <w:lvlJc w:val="left"/>
+      <w:pPr>
+        <w:ind w:left="5040" w:hanging="360"/>
+      </w:pPr>
+      <w:rPr>
+        <w:rFonts w:ascii="Symbol" w:hAnsi="Symbol" w:hint="default"/>
+      </w:rPr>
+    </w:lvl>
+    <w:lvl w:ilvl="7" w:tplc="04090003" w:tentative="1">
+      <w:start w:val="1"/>
+      <w:numFmt w:val="bullet"/>
+      <w:lvlText w:val="o"/>
+      <w:lvlJc w:val="left"/>
+      <w:pPr>
+        <w:ind w:left="5760" w:hanging="360"/>
+      </w:pPr>
+      <w:rPr>
+        <w:rFonts w:ascii="Courier New" w:hAnsi="Courier New" w:cs="Courier New" w:hint="default"/>
+      </w:rPr>
+    </w:lvl>
+    <w:lvl w:ilvl="8" w:tplc="04090005" w:tentative="1">
+      <w:start w:val="1"/>
+      <w:numFmt w:val="bullet"/>
+      <w:lvlText w:val=""/>
+      <w:lvlJc w:val="left"/>
+      <w:pPr>
+        <w:ind w:left="6480" w:hanging="360"/>
+      </w:pPr>
+      <w:rPr>
+        <w:rFonts w:ascii="Wingdings" w:hAnsi="Wingdings" w:hint="default"/>
+      </w:rPr>
+    </w:lvl>
+  </w:abstractNum>
+  <w:abstractNum w:abstractNumId="9" w15:restartNumberingAfterBreak="0">
     <w:nsid w:val="1D1C7633"/>
     <w:multiLevelType w:val="multilevel"/>
     <w:tmpl w:val="86FAC242"/>
@@ -3445,7 +5541,7 @@
       </w:rPr>
     </w:lvl>
   </w:abstractNum>
-  <w:abstractNum w:abstractNumId="7" w15:restartNumberingAfterBreak="0">
+  <w:abstractNum w:abstractNumId="10" w15:restartNumberingAfterBreak="0">
     <w:nsid w:val="1DAD2834"/>
     <w:multiLevelType w:val="multilevel"/>
     <w:tmpl w:val="33AA51B8"/>
@@ -3558,7 +5654,7 @@
       </w:pPr>
     </w:lvl>
   </w:abstractNum>
-  <w:abstractNum w:abstractNumId="8" w15:restartNumberingAfterBreak="0">
+  <w:abstractNum w:abstractNumId="11" w15:restartNumberingAfterBreak="0">
     <w:nsid w:val="20743ED8"/>
     <w:multiLevelType w:val="multilevel"/>
     <w:tmpl w:val="86FAC242"/>
@@ -3707,7 +5803,7 @@
       </w:rPr>
     </w:lvl>
   </w:abstractNum>
-  <w:abstractNum w:abstractNumId="9" w15:restartNumberingAfterBreak="0">
+  <w:abstractNum w:abstractNumId="12" w15:restartNumberingAfterBreak="0">
     <w:nsid w:val="21382748"/>
     <w:multiLevelType w:val="hybridMultilevel"/>
     <w:tmpl w:val="58ECB344"/>
@@ -3820,7 +5916,7 @@
       </w:rPr>
     </w:lvl>
   </w:abstractNum>
-  <w:abstractNum w:abstractNumId="10" w15:restartNumberingAfterBreak="0">
+  <w:abstractNum w:abstractNumId="13" w15:restartNumberingAfterBreak="0">
     <w:nsid w:val="266A7304"/>
     <w:multiLevelType w:val="multilevel"/>
     <w:tmpl w:val="86FAC242"/>
@@ -3969,7 +6065,7 @@
       </w:rPr>
     </w:lvl>
   </w:abstractNum>
-  <w:abstractNum w:abstractNumId="11" w15:restartNumberingAfterBreak="0">
+  <w:abstractNum w:abstractNumId="14" w15:restartNumberingAfterBreak="0">
     <w:nsid w:val="2E036471"/>
     <w:multiLevelType w:val="hybridMultilevel"/>
     <w:tmpl w:val="AD60D6F0"/>
@@ -4082,7 +6178,322 @@
       </w:rPr>
     </w:lvl>
   </w:abstractNum>
-  <w:abstractNum w:abstractNumId="12" w15:restartNumberingAfterBreak="0">
+  <w:abstractNum w:abstractNumId="15" w15:restartNumberingAfterBreak="0">
+    <w:nsid w:val="2EFC2BD2"/>
+    <w:multiLevelType w:val="hybridMultilevel"/>
+    <w:tmpl w:val="B896C696"/>
+    <w:lvl w:ilvl="0" w:tplc="04090001">
+      <w:start w:val="1"/>
+      <w:numFmt w:val="bullet"/>
+      <w:lvlText w:val=""/>
+      <w:lvlJc w:val="left"/>
+      <w:pPr>
+        <w:ind w:left="720" w:hanging="360"/>
+      </w:pPr>
+      <w:rPr>
+        <w:rFonts w:ascii="Symbol" w:hAnsi="Symbol" w:hint="default"/>
+      </w:rPr>
+    </w:lvl>
+    <w:lvl w:ilvl="1" w:tplc="04090003" w:tentative="1">
+      <w:start w:val="1"/>
+      <w:numFmt w:val="bullet"/>
+      <w:lvlText w:val="o"/>
+      <w:lvlJc w:val="left"/>
+      <w:pPr>
+        <w:ind w:left="1440" w:hanging="360"/>
+      </w:pPr>
+      <w:rPr>
+        <w:rFonts w:ascii="Courier New" w:hAnsi="Courier New" w:cs="Courier New" w:hint="default"/>
+      </w:rPr>
+    </w:lvl>
+    <w:lvl w:ilvl="2" w:tplc="04090005" w:tentative="1">
+      <w:start w:val="1"/>
+      <w:numFmt w:val="bullet"/>
+      <w:lvlText w:val=""/>
+      <w:lvlJc w:val="left"/>
+      <w:pPr>
+        <w:ind w:left="2160" w:hanging="360"/>
+      </w:pPr>
+      <w:rPr>
+        <w:rFonts w:ascii="Wingdings" w:hAnsi="Wingdings" w:hint="default"/>
+      </w:rPr>
+    </w:lvl>
+    <w:lvl w:ilvl="3" w:tplc="04090001" w:tentative="1">
+      <w:start w:val="1"/>
+      <w:numFmt w:val="bullet"/>
+      <w:lvlText w:val=""/>
+      <w:lvlJc w:val="left"/>
+      <w:pPr>
+        <w:ind w:left="2880" w:hanging="360"/>
+      </w:pPr>
+      <w:rPr>
+        <w:rFonts w:ascii="Symbol" w:hAnsi="Symbol" w:hint="default"/>
+      </w:rPr>
+    </w:lvl>
+    <w:lvl w:ilvl="4" w:tplc="04090003" w:tentative="1">
+      <w:start w:val="1"/>
+      <w:numFmt w:val="bullet"/>
+      <w:lvlText w:val="o"/>
+      <w:lvlJc w:val="left"/>
+      <w:pPr>
+        <w:ind w:left="3600" w:hanging="360"/>
+      </w:pPr>
+      <w:rPr>
+        <w:rFonts w:ascii="Courier New" w:hAnsi="Courier New" w:cs="Courier New" w:hint="default"/>
+      </w:rPr>
+    </w:lvl>
+    <w:lvl w:ilvl="5" w:tplc="04090005" w:tentative="1">
+      <w:start w:val="1"/>
+      <w:numFmt w:val="bullet"/>
+      <w:lvlText w:val=""/>
+      <w:lvlJc w:val="left"/>
+      <w:pPr>
+        <w:ind w:left="4320" w:hanging="360"/>
+      </w:pPr>
+      <w:rPr>
+        <w:rFonts w:ascii="Wingdings" w:hAnsi="Wingdings" w:hint="default"/>
+      </w:rPr>
+    </w:lvl>
+    <w:lvl w:ilvl="6" w:tplc="04090001" w:tentative="1">
+      <w:start w:val="1"/>
+      <w:numFmt w:val="bullet"/>
+      <w:lvlText w:val=""/>
+      <w:lvlJc w:val="left"/>
+      <w:pPr>
+        <w:ind w:left="5040" w:hanging="360"/>
+      </w:pPr>
+      <w:rPr>
+        <w:rFonts w:ascii="Symbol" w:hAnsi="Symbol" w:hint="default"/>
+      </w:rPr>
+    </w:lvl>
+    <w:lvl w:ilvl="7" w:tplc="04090003" w:tentative="1">
+      <w:start w:val="1"/>
+      <w:numFmt w:val="bullet"/>
+      <w:lvlText w:val="o"/>
+      <w:lvlJc w:val="left"/>
+      <w:pPr>
+        <w:ind w:left="5760" w:hanging="360"/>
+      </w:pPr>
+      <w:rPr>
+        <w:rFonts w:ascii="Courier New" w:hAnsi="Courier New" w:cs="Courier New" w:hint="default"/>
+      </w:rPr>
+    </w:lvl>
+    <w:lvl w:ilvl="8" w:tplc="04090005" w:tentative="1">
+      <w:start w:val="1"/>
+      <w:numFmt w:val="bullet"/>
+      <w:lvlText w:val=""/>
+      <w:lvlJc w:val="left"/>
+      <w:pPr>
+        <w:ind w:left="6480" w:hanging="360"/>
+      </w:pPr>
+      <w:rPr>
+        <w:rFonts w:ascii="Wingdings" w:hAnsi="Wingdings" w:hint="default"/>
+      </w:rPr>
+    </w:lvl>
+  </w:abstractNum>
+  <w:abstractNum w:abstractNumId="16" w15:restartNumberingAfterBreak="0">
+    <w:nsid w:val="35801CEA"/>
+    <w:multiLevelType w:val="hybridMultilevel"/>
+    <w:tmpl w:val="D50E36A8"/>
+    <w:lvl w:ilvl="0" w:tplc="04090001">
+      <w:start w:val="1"/>
+      <w:numFmt w:val="bullet"/>
+      <w:lvlText w:val=""/>
+      <w:lvlJc w:val="left"/>
+      <w:pPr>
+        <w:ind w:left="720" w:hanging="360"/>
+      </w:pPr>
+      <w:rPr>
+        <w:rFonts w:ascii="Symbol" w:hAnsi="Symbol" w:hint="default"/>
+      </w:rPr>
+    </w:lvl>
+    <w:lvl w:ilvl="1" w:tplc="04090003" w:tentative="1">
+      <w:start w:val="1"/>
+      <w:numFmt w:val="bullet"/>
+      <w:lvlText w:val="o"/>
+      <w:lvlJc w:val="left"/>
+      <w:pPr>
+        <w:ind w:left="1440" w:hanging="360"/>
+      </w:pPr>
+      <w:rPr>
+        <w:rFonts w:ascii="Courier New" w:hAnsi="Courier New" w:cs="Courier New" w:hint="default"/>
+      </w:rPr>
+    </w:lvl>
+    <w:lvl w:ilvl="2" w:tplc="04090005" w:tentative="1">
+      <w:start w:val="1"/>
+      <w:numFmt w:val="bullet"/>
+      <w:lvlText w:val=""/>
+      <w:lvlJc w:val="left"/>
+      <w:pPr>
+        <w:ind w:left="2160" w:hanging="360"/>
+      </w:pPr>
+      <w:rPr>
+        <w:rFonts w:ascii="Wingdings" w:hAnsi="Wingdings" w:hint="default"/>
+      </w:rPr>
+    </w:lvl>
+    <w:lvl w:ilvl="3" w:tplc="04090001" w:tentative="1">
+      <w:start w:val="1"/>
+      <w:numFmt w:val="bullet"/>
+      <w:lvlText w:val=""/>
+      <w:lvlJc w:val="left"/>
+      <w:pPr>
+        <w:ind w:left="2880" w:hanging="360"/>
+      </w:pPr>
+      <w:rPr>
+        <w:rFonts w:ascii="Symbol" w:hAnsi="Symbol" w:hint="default"/>
+      </w:rPr>
+    </w:lvl>
+    <w:lvl w:ilvl="4" w:tplc="04090003" w:tentative="1">
+      <w:start w:val="1"/>
+      <w:numFmt w:val="bullet"/>
+      <w:lvlText w:val="o"/>
+      <w:lvlJc w:val="left"/>
+      <w:pPr>
+        <w:ind w:left="3600" w:hanging="360"/>
+      </w:pPr>
+      <w:rPr>
+        <w:rFonts w:ascii="Courier New" w:hAnsi="Courier New" w:cs="Courier New" w:hint="default"/>
+      </w:rPr>
+    </w:lvl>
+    <w:lvl w:ilvl="5" w:tplc="04090005" w:tentative="1">
+      <w:start w:val="1"/>
+      <w:numFmt w:val="bullet"/>
+      <w:lvlText w:val=""/>
+      <w:lvlJc w:val="left"/>
+      <w:pPr>
+        <w:ind w:left="4320" w:hanging="360"/>
+      </w:pPr>
+      <w:rPr>
+        <w:rFonts w:ascii="Wingdings" w:hAnsi="Wingdings" w:hint="default"/>
+      </w:rPr>
+    </w:lvl>
+    <w:lvl w:ilvl="6" w:tplc="04090001" w:tentative="1">
+      <w:start w:val="1"/>
+      <w:numFmt w:val="bullet"/>
+      <w:lvlText w:val=""/>
+      <w:lvlJc w:val="left"/>
+      <w:pPr>
+        <w:ind w:left="5040" w:hanging="360"/>
+      </w:pPr>
+      <w:rPr>
+        <w:rFonts w:ascii="Symbol" w:hAnsi="Symbol" w:hint="default"/>
+      </w:rPr>
+    </w:lvl>
+    <w:lvl w:ilvl="7" w:tplc="04090003" w:tentative="1">
+      <w:start w:val="1"/>
+      <w:numFmt w:val="bullet"/>
+      <w:lvlText w:val="o"/>
+      <w:lvlJc w:val="left"/>
+      <w:pPr>
+        <w:ind w:left="5760" w:hanging="360"/>
+      </w:pPr>
+      <w:rPr>
+        <w:rFonts w:ascii="Courier New" w:hAnsi="Courier New" w:cs="Courier New" w:hint="default"/>
+      </w:rPr>
+    </w:lvl>
+    <w:lvl w:ilvl="8" w:tplc="04090005" w:tentative="1">
+      <w:start w:val="1"/>
+      <w:numFmt w:val="bullet"/>
+      <w:lvlText w:val=""/>
+      <w:lvlJc w:val="left"/>
+      <w:pPr>
+        <w:ind w:left="6480" w:hanging="360"/>
+      </w:pPr>
+      <w:rPr>
+        <w:rFonts w:ascii="Wingdings" w:hAnsi="Wingdings" w:hint="default"/>
+      </w:rPr>
+    </w:lvl>
+  </w:abstractNum>
+  <w:abstractNum w:abstractNumId="17" w15:restartNumberingAfterBreak="0">
+    <w:nsid w:val="37FF024D"/>
+    <w:multiLevelType w:val="hybridMultilevel"/>
+    <w:tmpl w:val="A48E67F2"/>
+    <w:lvl w:ilvl="0" w:tplc="0409000F">
+      <w:start w:val="1"/>
+      <w:numFmt w:val="decimal"/>
+      <w:lvlText w:val="%1."/>
+      <w:lvlJc w:val="left"/>
+      <w:pPr>
+        <w:ind w:left="720" w:hanging="360"/>
+      </w:pPr>
+      <w:rPr>
+        <w:rFonts w:hint="default"/>
+      </w:rPr>
+    </w:lvl>
+    <w:lvl w:ilvl="1" w:tplc="04090019" w:tentative="1">
+      <w:start w:val="1"/>
+      <w:numFmt w:val="lowerLetter"/>
+      <w:lvlText w:val="%2."/>
+      <w:lvlJc w:val="left"/>
+      <w:pPr>
+        <w:ind w:left="1440" w:hanging="360"/>
+      </w:pPr>
+    </w:lvl>
+    <w:lvl w:ilvl="2" w:tplc="0409001B" w:tentative="1">
+      <w:start w:val="1"/>
+      <w:numFmt w:val="lowerRoman"/>
+      <w:lvlText w:val="%3."/>
+      <w:lvlJc w:val="right"/>
+      <w:pPr>
+        <w:ind w:left="2160" w:hanging="180"/>
+      </w:pPr>
+    </w:lvl>
+    <w:lvl w:ilvl="3" w:tplc="0409000F" w:tentative="1">
+      <w:start w:val="1"/>
+      <w:numFmt w:val="decimal"/>
+      <w:lvlText w:val="%4."/>
+      <w:lvlJc w:val="left"/>
+      <w:pPr>
+        <w:ind w:left="2880" w:hanging="360"/>
+      </w:pPr>
+    </w:lvl>
+    <w:lvl w:ilvl="4" w:tplc="04090019" w:tentative="1">
+      <w:start w:val="1"/>
+      <w:numFmt w:val="lowerLetter"/>
+      <w:lvlText w:val="%5."/>
+      <w:lvlJc w:val="left"/>
+      <w:pPr>
+        <w:ind w:left="3600" w:hanging="360"/>
+      </w:pPr>
+    </w:lvl>
+    <w:lvl w:ilvl="5" w:tplc="0409001B" w:tentative="1">
+      <w:start w:val="1"/>
+      <w:numFmt w:val="lowerRoman"/>
+      <w:lvlText w:val="%6."/>
+      <w:lvlJc w:val="right"/>
+      <w:pPr>
+        <w:ind w:left="4320" w:hanging="180"/>
+      </w:pPr>
+    </w:lvl>
+    <w:lvl w:ilvl="6" w:tplc="0409000F" w:tentative="1">
+      <w:start w:val="1"/>
+      <w:numFmt w:val="decimal"/>
+      <w:lvlText w:val="%7."/>
+      <w:lvlJc w:val="left"/>
+      <w:pPr>
+        <w:ind w:left="5040" w:hanging="360"/>
+      </w:pPr>
+    </w:lvl>
+    <w:lvl w:ilvl="7" w:tplc="04090019" w:tentative="1">
+      <w:start w:val="1"/>
+      <w:numFmt w:val="lowerLetter"/>
+      <w:lvlText w:val="%8."/>
+      <w:lvlJc w:val="left"/>
+      <w:pPr>
+        <w:ind w:left="5760" w:hanging="360"/>
+      </w:pPr>
+    </w:lvl>
+    <w:lvl w:ilvl="8" w:tplc="0409001B" w:tentative="1">
+      <w:start w:val="1"/>
+      <w:numFmt w:val="lowerRoman"/>
+      <w:lvlText w:val="%9."/>
+      <w:lvlJc w:val="right"/>
+      <w:pPr>
+        <w:ind w:left="6480" w:hanging="180"/>
+      </w:pPr>
+    </w:lvl>
+  </w:abstractNum>
+  <w:abstractNum w:abstractNumId="18" w15:restartNumberingAfterBreak="0">
     <w:nsid w:val="3D157D36"/>
     <w:multiLevelType w:val="multilevel"/>
     <w:tmpl w:val="9594D2D2"/>
@@ -4231,7 +6642,7 @@
       </w:rPr>
     </w:lvl>
   </w:abstractNum>
-  <w:abstractNum w:abstractNumId="13" w15:restartNumberingAfterBreak="0">
+  <w:abstractNum w:abstractNumId="19" w15:restartNumberingAfterBreak="0">
     <w:nsid w:val="41B504AD"/>
     <w:multiLevelType w:val="hybridMultilevel"/>
     <w:tmpl w:val="2398E3D4"/>
@@ -4344,7 +6755,7 @@
       </w:rPr>
     </w:lvl>
   </w:abstractNum>
-  <w:abstractNum w:abstractNumId="14" w15:restartNumberingAfterBreak="0">
+  <w:abstractNum w:abstractNumId="20" w15:restartNumberingAfterBreak="0">
     <w:nsid w:val="4CB62D92"/>
     <w:multiLevelType w:val="multilevel"/>
     <w:tmpl w:val="86FAC242"/>
@@ -4493,7 +6904,7 @@
       </w:rPr>
     </w:lvl>
   </w:abstractNum>
-  <w:abstractNum w:abstractNumId="15" w15:restartNumberingAfterBreak="0">
+  <w:abstractNum w:abstractNumId="21" w15:restartNumberingAfterBreak="0">
     <w:nsid w:val="4D84155B"/>
     <w:multiLevelType w:val="multilevel"/>
     <w:tmpl w:val="F21EEC40"/>
@@ -4606,7 +7017,7 @@
       </w:pPr>
     </w:lvl>
   </w:abstractNum>
-  <w:abstractNum w:abstractNumId="16" w15:restartNumberingAfterBreak="0">
+  <w:abstractNum w:abstractNumId="22" w15:restartNumberingAfterBreak="0">
     <w:nsid w:val="58CD7EED"/>
     <w:multiLevelType w:val="hybridMultilevel"/>
     <w:tmpl w:val="47A4BE8C"/>
@@ -4719,7 +7130,7 @@
       </w:rPr>
     </w:lvl>
   </w:abstractNum>
-  <w:abstractNum w:abstractNumId="17" w15:restartNumberingAfterBreak="0">
+  <w:abstractNum w:abstractNumId="23" w15:restartNumberingAfterBreak="0">
     <w:nsid w:val="59357CD6"/>
     <w:multiLevelType w:val="multilevel"/>
     <w:tmpl w:val="EE16615A"/>
@@ -4832,7 +7243,156 @@
       </w:pPr>
     </w:lvl>
   </w:abstractNum>
-  <w:abstractNum w:abstractNumId="18" w15:restartNumberingAfterBreak="0">
+  <w:abstractNum w:abstractNumId="24" w15:restartNumberingAfterBreak="0">
+    <w:nsid w:val="5BB6217B"/>
+    <w:multiLevelType w:val="multilevel"/>
+    <w:tmpl w:val="39BEBC7E"/>
+    <w:lvl w:ilvl="0">
+      <w:start w:val="1"/>
+      <w:numFmt w:val="bullet"/>
+      <w:lvlText w:val=""/>
+      <w:lvlJc w:val="left"/>
+      <w:pPr>
+        <w:tabs>
+          <w:tab w:val="num" w:pos="720"/>
+        </w:tabs>
+        <w:ind w:left="720" w:hanging="360"/>
+      </w:pPr>
+      <w:rPr>
+        <w:rFonts w:ascii="Symbol" w:hAnsi="Symbol" w:hint="default"/>
+        <w:sz w:val="20"/>
+      </w:rPr>
+    </w:lvl>
+    <w:lvl w:ilvl="1" w:tentative="1">
+      <w:start w:val="1"/>
+      <w:numFmt w:val="bullet"/>
+      <w:lvlText w:val="o"/>
+      <w:lvlJc w:val="left"/>
+      <w:pPr>
+        <w:tabs>
+          <w:tab w:val="num" w:pos="1440"/>
+        </w:tabs>
+        <w:ind w:left="1440" w:hanging="360"/>
+      </w:pPr>
+      <w:rPr>
+        <w:rFonts w:ascii="Courier New" w:hAnsi="Courier New" w:hint="default"/>
+        <w:sz w:val="20"/>
+      </w:rPr>
+    </w:lvl>
+    <w:lvl w:ilvl="2" w:tentative="1">
+      <w:start w:val="1"/>
+      <w:numFmt w:val="bullet"/>
+      <w:lvlText w:val=""/>
+      <w:lvlJc w:val="left"/>
+      <w:pPr>
+        <w:tabs>
+          <w:tab w:val="num" w:pos="2160"/>
+        </w:tabs>
+        <w:ind w:left="2160" w:hanging="360"/>
+      </w:pPr>
+      <w:rPr>
+        <w:rFonts w:ascii="Wingdings" w:hAnsi="Wingdings" w:hint="default"/>
+        <w:sz w:val="20"/>
+      </w:rPr>
+    </w:lvl>
+    <w:lvl w:ilvl="3" w:tentative="1">
+      <w:start w:val="1"/>
+      <w:numFmt w:val="bullet"/>
+      <w:lvlText w:val=""/>
+      <w:lvlJc w:val="left"/>
+      <w:pPr>
+        <w:tabs>
+          <w:tab w:val="num" w:pos="2880"/>
+        </w:tabs>
+        <w:ind w:left="2880" w:hanging="360"/>
+      </w:pPr>
+      <w:rPr>
+        <w:rFonts w:ascii="Wingdings" w:hAnsi="Wingdings" w:hint="default"/>
+        <w:sz w:val="20"/>
+      </w:rPr>
+    </w:lvl>
+    <w:lvl w:ilvl="4" w:tentative="1">
+      <w:start w:val="1"/>
+      <w:numFmt w:val="bullet"/>
+      <w:lvlText w:val=""/>
+      <w:lvlJc w:val="left"/>
+      <w:pPr>
+        <w:tabs>
+          <w:tab w:val="num" w:pos="3600"/>
+        </w:tabs>
+        <w:ind w:left="3600" w:hanging="360"/>
+      </w:pPr>
+      <w:rPr>
+        <w:rFonts w:ascii="Wingdings" w:hAnsi="Wingdings" w:hint="default"/>
+        <w:sz w:val="20"/>
+      </w:rPr>
+    </w:lvl>
+    <w:lvl w:ilvl="5" w:tentative="1">
+      <w:start w:val="1"/>
+      <w:numFmt w:val="bullet"/>
+      <w:lvlText w:val=""/>
+      <w:lvlJc w:val="left"/>
+      <w:pPr>
+        <w:tabs>
+          <w:tab w:val="num" w:pos="4320"/>
+        </w:tabs>
+        <w:ind w:left="4320" w:hanging="360"/>
+      </w:pPr>
+      <w:rPr>
+        <w:rFonts w:ascii="Wingdings" w:hAnsi="Wingdings" w:hint="default"/>
+        <w:sz w:val="20"/>
+      </w:rPr>
+    </w:lvl>
+    <w:lvl w:ilvl="6" w:tentative="1">
+      <w:start w:val="1"/>
+      <w:numFmt w:val="bullet"/>
+      <w:lvlText w:val=""/>
+      <w:lvlJc w:val="left"/>
+      <w:pPr>
+        <w:tabs>
+          <w:tab w:val="num" w:pos="5040"/>
+        </w:tabs>
+        <w:ind w:left="5040" w:hanging="360"/>
+      </w:pPr>
+      <w:rPr>
+        <w:rFonts w:ascii="Wingdings" w:hAnsi="Wingdings" w:hint="default"/>
+        <w:sz w:val="20"/>
+      </w:rPr>
+    </w:lvl>
+    <w:lvl w:ilvl="7" w:tentative="1">
+      <w:start w:val="1"/>
+      <w:numFmt w:val="bullet"/>
+      <w:lvlText w:val=""/>
+      <w:lvlJc w:val="left"/>
+      <w:pPr>
+        <w:tabs>
+          <w:tab w:val="num" w:pos="5760"/>
+        </w:tabs>
+        <w:ind w:left="5760" w:hanging="360"/>
+      </w:pPr>
+      <w:rPr>
+        <w:rFonts w:ascii="Wingdings" w:hAnsi="Wingdings" w:hint="default"/>
+        <w:sz w:val="20"/>
+      </w:rPr>
+    </w:lvl>
+    <w:lvl w:ilvl="8" w:tentative="1">
+      <w:start w:val="1"/>
+      <w:numFmt w:val="bullet"/>
+      <w:lvlText w:val=""/>
+      <w:lvlJc w:val="left"/>
+      <w:pPr>
+        <w:tabs>
+          <w:tab w:val="num" w:pos="6480"/>
+        </w:tabs>
+        <w:ind w:left="6480" w:hanging="360"/>
+      </w:pPr>
+      <w:rPr>
+        <w:rFonts w:ascii="Wingdings" w:hAnsi="Wingdings" w:hint="default"/>
+        <w:sz w:val="20"/>
+      </w:rPr>
+    </w:lvl>
+  </w:abstractNum>
+  <w:abstractNum w:abstractNumId="25" w15:restartNumberingAfterBreak="0">
     <w:nsid w:val="67701101"/>
     <w:multiLevelType w:val="multilevel"/>
     <w:tmpl w:val="86FAC242"/>
@@ -4981,7 +7541,156 @@
       </w:rPr>
     </w:lvl>
   </w:abstractNum>
-  <w:abstractNum w:abstractNumId="19" w15:restartNumberingAfterBreak="0">
+  <w:abstractNum w:abstractNumId="26" w15:restartNumberingAfterBreak="0">
+    <w:nsid w:val="69C44517"/>
+    <w:multiLevelType w:val="multilevel"/>
+    <w:tmpl w:val="A1A0284E"/>
+    <w:lvl w:ilvl="0">
+      <w:start w:val="1"/>
+      <w:numFmt w:val="bullet"/>
+      <w:lvlText w:val=""/>
+      <w:lvlJc w:val="left"/>
+      <w:pPr>
+        <w:tabs>
+          <w:tab w:val="num" w:pos="720"/>
+        </w:tabs>
+        <w:ind w:left="720" w:hanging="360"/>
+      </w:pPr>
+      <w:rPr>
+        <w:rFonts w:ascii="Symbol" w:hAnsi="Symbol" w:hint="default"/>
+        <w:sz w:val="20"/>
+      </w:rPr>
+    </w:lvl>
+    <w:lvl w:ilvl="1" w:tentative="1">
+      <w:start w:val="1"/>
+      <w:numFmt w:val="bullet"/>
+      <w:lvlText w:val="o"/>
+      <w:lvlJc w:val="left"/>
+      <w:pPr>
+        <w:tabs>
+          <w:tab w:val="num" w:pos="1440"/>
+        </w:tabs>
+        <w:ind w:left="1440" w:hanging="360"/>
+      </w:pPr>
+      <w:rPr>
+        <w:rFonts w:ascii="Courier New" w:hAnsi="Courier New" w:hint="default"/>
+        <w:sz w:val="20"/>
+      </w:rPr>
+    </w:lvl>
+    <w:lvl w:ilvl="2" w:tentative="1">
+      <w:start w:val="1"/>
+      <w:numFmt w:val="bullet"/>
+      <w:lvlText w:val=""/>
+      <w:lvlJc w:val="left"/>
+      <w:pPr>
+        <w:tabs>
+          <w:tab w:val="num" w:pos="2160"/>
+        </w:tabs>
+        <w:ind w:left="2160" w:hanging="360"/>
+      </w:pPr>
+      <w:rPr>
+        <w:rFonts w:ascii="Wingdings" w:hAnsi="Wingdings" w:hint="default"/>
+        <w:sz w:val="20"/>
+      </w:rPr>
+    </w:lvl>
+    <w:lvl w:ilvl="3" w:tentative="1">
+      <w:start w:val="1"/>
+      <w:numFmt w:val="bullet"/>
+      <w:lvlText w:val=""/>
+      <w:lvlJc w:val="left"/>
+      <w:pPr>
+        <w:tabs>
+          <w:tab w:val="num" w:pos="2880"/>
+        </w:tabs>
+        <w:ind w:left="2880" w:hanging="360"/>
+      </w:pPr>
+      <w:rPr>
+        <w:rFonts w:ascii="Wingdings" w:hAnsi="Wingdings" w:hint="default"/>
+        <w:sz w:val="20"/>
+      </w:rPr>
+    </w:lvl>
+    <w:lvl w:ilvl="4" w:tentative="1">
+      <w:start w:val="1"/>
+      <w:numFmt w:val="bullet"/>
+      <w:lvlText w:val=""/>
+      <w:lvlJc w:val="left"/>
+      <w:pPr>
+        <w:tabs>
+          <w:tab w:val="num" w:pos="3600"/>
+        </w:tabs>
+        <w:ind w:left="3600" w:hanging="360"/>
+      </w:pPr>
+      <w:rPr>
+        <w:rFonts w:ascii="Wingdings" w:hAnsi="Wingdings" w:hint="default"/>
+        <w:sz w:val="20"/>
+      </w:rPr>
+    </w:lvl>
+    <w:lvl w:ilvl="5" w:tentative="1">
+      <w:start w:val="1"/>
+      <w:numFmt w:val="bullet"/>
+      <w:lvlText w:val=""/>
+      <w:lvlJc w:val="left"/>
+      <w:pPr>
+        <w:tabs>
+          <w:tab w:val="num" w:pos="4320"/>
+        </w:tabs>
+        <w:ind w:left="4320" w:hanging="360"/>
+      </w:pPr>
+      <w:rPr>
+        <w:rFonts w:ascii="Wingdings" w:hAnsi="Wingdings" w:hint="default"/>
+        <w:sz w:val="20"/>
+      </w:rPr>
+    </w:lvl>
+    <w:lvl w:ilvl="6" w:tentative="1">
+      <w:start w:val="1"/>
+      <w:numFmt w:val="bullet"/>
+      <w:lvlText w:val=""/>
+      <w:lvlJc w:val="left"/>
+      <w:pPr>
+        <w:tabs>
+          <w:tab w:val="num" w:pos="5040"/>
+        </w:tabs>
+        <w:ind w:left="5040" w:hanging="360"/>
+      </w:pPr>
+      <w:rPr>
+        <w:rFonts w:ascii="Wingdings" w:hAnsi="Wingdings" w:hint="default"/>
+        <w:sz w:val="20"/>
+      </w:rPr>
+    </w:lvl>
+    <w:lvl w:ilvl="7" w:tentative="1">
+      <w:start w:val="1"/>
+      <w:numFmt w:val="bullet"/>
+      <w:lvlText w:val=""/>
+      <w:lvlJc w:val="left"/>
+      <w:pPr>
+        <w:tabs>
+          <w:tab w:val="num" w:pos="5760"/>
+        </w:tabs>
+        <w:ind w:left="5760" w:hanging="360"/>
+      </w:pPr>
+      <w:rPr>
+        <w:rFonts w:ascii="Wingdings" w:hAnsi="Wingdings" w:hint="default"/>
+        <w:sz w:val="20"/>
+      </w:rPr>
+    </w:lvl>
+    <w:lvl w:ilvl="8" w:tentative="1">
+      <w:start w:val="1"/>
+      <w:numFmt w:val="bullet"/>
+      <w:lvlText w:val=""/>
+      <w:lvlJc w:val="left"/>
+      <w:pPr>
+        <w:tabs>
+          <w:tab w:val="num" w:pos="6480"/>
+        </w:tabs>
+        <w:ind w:left="6480" w:hanging="360"/>
+      </w:pPr>
+      <w:rPr>
+        <w:rFonts w:ascii="Wingdings" w:hAnsi="Wingdings" w:hint="default"/>
+        <w:sz w:val="20"/>
+      </w:rPr>
+    </w:lvl>
+  </w:abstractNum>
+  <w:abstractNum w:abstractNumId="27" w15:restartNumberingAfterBreak="0">
     <w:nsid w:val="6A3A6EA2"/>
     <w:multiLevelType w:val="multilevel"/>
     <w:tmpl w:val="86FAC242"/>
@@ -5130,7 +7839,7 @@
       </w:rPr>
     </w:lvl>
   </w:abstractNum>
-  <w:abstractNum w:abstractNumId="20" w15:restartNumberingAfterBreak="0">
+  <w:abstractNum w:abstractNumId="28" w15:restartNumberingAfterBreak="0">
     <w:nsid w:val="6DA8129C"/>
     <w:multiLevelType w:val="multilevel"/>
     <w:tmpl w:val="5A8874D4"/>
@@ -5241,70 +7950,514 @@
         </w:tabs>
         <w:ind w:left="6480" w:hanging="360"/>
       </w:pPr>
+    </w:lvl>
+  </w:abstractNum>
+  <w:abstractNum w:abstractNumId="29" w15:restartNumberingAfterBreak="0">
+    <w:nsid w:val="6FFA0D2C"/>
+    <w:multiLevelType w:val="multilevel"/>
+    <w:tmpl w:val="0DC22CAC"/>
+    <w:lvl w:ilvl="0">
+      <w:start w:val="1"/>
+      <w:numFmt w:val="bullet"/>
+      <w:lvlText w:val=""/>
+      <w:lvlJc w:val="left"/>
+      <w:pPr>
+        <w:tabs>
+          <w:tab w:val="num" w:pos="720"/>
+        </w:tabs>
+        <w:ind w:left="720" w:hanging="360"/>
+      </w:pPr>
+      <w:rPr>
+        <w:rFonts w:ascii="Symbol" w:hAnsi="Symbol" w:hint="default"/>
+        <w:sz w:val="20"/>
+      </w:rPr>
+    </w:lvl>
+    <w:lvl w:ilvl="1" w:tentative="1">
+      <w:start w:val="1"/>
+      <w:numFmt w:val="bullet"/>
+      <w:lvlText w:val="o"/>
+      <w:lvlJc w:val="left"/>
+      <w:pPr>
+        <w:tabs>
+          <w:tab w:val="num" w:pos="1440"/>
+        </w:tabs>
+        <w:ind w:left="1440" w:hanging="360"/>
+      </w:pPr>
+      <w:rPr>
+        <w:rFonts w:ascii="Courier New" w:hAnsi="Courier New" w:hint="default"/>
+        <w:sz w:val="20"/>
+      </w:rPr>
+    </w:lvl>
+    <w:lvl w:ilvl="2" w:tentative="1">
+      <w:start w:val="1"/>
+      <w:numFmt w:val="bullet"/>
+      <w:lvlText w:val=""/>
+      <w:lvlJc w:val="left"/>
+      <w:pPr>
+        <w:tabs>
+          <w:tab w:val="num" w:pos="2160"/>
+        </w:tabs>
+        <w:ind w:left="2160" w:hanging="360"/>
+      </w:pPr>
+      <w:rPr>
+        <w:rFonts w:ascii="Wingdings" w:hAnsi="Wingdings" w:hint="default"/>
+        <w:sz w:val="20"/>
+      </w:rPr>
+    </w:lvl>
+    <w:lvl w:ilvl="3" w:tentative="1">
+      <w:start w:val="1"/>
+      <w:numFmt w:val="bullet"/>
+      <w:lvlText w:val=""/>
+      <w:lvlJc w:val="left"/>
+      <w:pPr>
+        <w:tabs>
+          <w:tab w:val="num" w:pos="2880"/>
+        </w:tabs>
+        <w:ind w:left="2880" w:hanging="360"/>
+      </w:pPr>
+      <w:rPr>
+        <w:rFonts w:ascii="Wingdings" w:hAnsi="Wingdings" w:hint="default"/>
+        <w:sz w:val="20"/>
+      </w:rPr>
+    </w:lvl>
+    <w:lvl w:ilvl="4" w:tentative="1">
+      <w:start w:val="1"/>
+      <w:numFmt w:val="bullet"/>
+      <w:lvlText w:val=""/>
+      <w:lvlJc w:val="left"/>
+      <w:pPr>
+        <w:tabs>
+          <w:tab w:val="num" w:pos="3600"/>
+        </w:tabs>
+        <w:ind w:left="3600" w:hanging="360"/>
+      </w:pPr>
+      <w:rPr>
+        <w:rFonts w:ascii="Wingdings" w:hAnsi="Wingdings" w:hint="default"/>
+        <w:sz w:val="20"/>
+      </w:rPr>
+    </w:lvl>
+    <w:lvl w:ilvl="5" w:tentative="1">
+      <w:start w:val="1"/>
+      <w:numFmt w:val="bullet"/>
+      <w:lvlText w:val=""/>
+      <w:lvlJc w:val="left"/>
+      <w:pPr>
+        <w:tabs>
+          <w:tab w:val="num" w:pos="4320"/>
+        </w:tabs>
+        <w:ind w:left="4320" w:hanging="360"/>
+      </w:pPr>
+      <w:rPr>
+        <w:rFonts w:ascii="Wingdings" w:hAnsi="Wingdings" w:hint="default"/>
+        <w:sz w:val="20"/>
+      </w:rPr>
+    </w:lvl>
+    <w:lvl w:ilvl="6" w:tentative="1">
+      <w:start w:val="1"/>
+      <w:numFmt w:val="bullet"/>
+      <w:lvlText w:val=""/>
+      <w:lvlJc w:val="left"/>
+      <w:pPr>
+        <w:tabs>
+          <w:tab w:val="num" w:pos="5040"/>
+        </w:tabs>
+        <w:ind w:left="5040" w:hanging="360"/>
+      </w:pPr>
+      <w:rPr>
+        <w:rFonts w:ascii="Wingdings" w:hAnsi="Wingdings" w:hint="default"/>
+        <w:sz w:val="20"/>
+      </w:rPr>
+    </w:lvl>
+    <w:lvl w:ilvl="7" w:tentative="1">
+      <w:start w:val="1"/>
+      <w:numFmt w:val="bullet"/>
+      <w:lvlText w:val=""/>
+      <w:lvlJc w:val="left"/>
+      <w:pPr>
+        <w:tabs>
+          <w:tab w:val="num" w:pos="5760"/>
+        </w:tabs>
+        <w:ind w:left="5760" w:hanging="360"/>
+      </w:pPr>
+      <w:rPr>
+        <w:rFonts w:ascii="Wingdings" w:hAnsi="Wingdings" w:hint="default"/>
+        <w:sz w:val="20"/>
+      </w:rPr>
+    </w:lvl>
+    <w:lvl w:ilvl="8" w:tentative="1">
+      <w:start w:val="1"/>
+      <w:numFmt w:val="bullet"/>
+      <w:lvlText w:val=""/>
+      <w:lvlJc w:val="left"/>
+      <w:pPr>
+        <w:tabs>
+          <w:tab w:val="num" w:pos="6480"/>
+        </w:tabs>
+        <w:ind w:left="6480" w:hanging="360"/>
+      </w:pPr>
+      <w:rPr>
+        <w:rFonts w:ascii="Wingdings" w:hAnsi="Wingdings" w:hint="default"/>
+        <w:sz w:val="20"/>
+      </w:rPr>
+    </w:lvl>
+  </w:abstractNum>
+  <w:abstractNum w:abstractNumId="30" w15:restartNumberingAfterBreak="0">
+    <w:nsid w:val="792304E3"/>
+    <w:multiLevelType w:val="multilevel"/>
+    <w:tmpl w:val="3F1800FE"/>
+    <w:lvl w:ilvl="0">
+      <w:start w:val="1"/>
+      <w:numFmt w:val="bullet"/>
+      <w:lvlText w:val=""/>
+      <w:lvlJc w:val="left"/>
+      <w:pPr>
+        <w:tabs>
+          <w:tab w:val="num" w:pos="720"/>
+        </w:tabs>
+        <w:ind w:left="720" w:hanging="360"/>
+      </w:pPr>
+      <w:rPr>
+        <w:rFonts w:ascii="Symbol" w:hAnsi="Symbol" w:hint="default"/>
+        <w:sz w:val="20"/>
+      </w:rPr>
+    </w:lvl>
+    <w:lvl w:ilvl="1" w:tentative="1">
+      <w:start w:val="1"/>
+      <w:numFmt w:val="bullet"/>
+      <w:lvlText w:val="o"/>
+      <w:lvlJc w:val="left"/>
+      <w:pPr>
+        <w:tabs>
+          <w:tab w:val="num" w:pos="1440"/>
+        </w:tabs>
+        <w:ind w:left="1440" w:hanging="360"/>
+      </w:pPr>
+      <w:rPr>
+        <w:rFonts w:ascii="Courier New" w:hAnsi="Courier New" w:hint="default"/>
+        <w:sz w:val="20"/>
+      </w:rPr>
+    </w:lvl>
+    <w:lvl w:ilvl="2" w:tentative="1">
+      <w:start w:val="1"/>
+      <w:numFmt w:val="bullet"/>
+      <w:lvlText w:val=""/>
+      <w:lvlJc w:val="left"/>
+      <w:pPr>
+        <w:tabs>
+          <w:tab w:val="num" w:pos="2160"/>
+        </w:tabs>
+        <w:ind w:left="2160" w:hanging="360"/>
+      </w:pPr>
+      <w:rPr>
+        <w:rFonts w:ascii="Wingdings" w:hAnsi="Wingdings" w:hint="default"/>
+        <w:sz w:val="20"/>
+      </w:rPr>
+    </w:lvl>
+    <w:lvl w:ilvl="3" w:tentative="1">
+      <w:start w:val="1"/>
+      <w:numFmt w:val="bullet"/>
+      <w:lvlText w:val=""/>
+      <w:lvlJc w:val="left"/>
+      <w:pPr>
+        <w:tabs>
+          <w:tab w:val="num" w:pos="2880"/>
+        </w:tabs>
+        <w:ind w:left="2880" w:hanging="360"/>
+      </w:pPr>
+      <w:rPr>
+        <w:rFonts w:ascii="Wingdings" w:hAnsi="Wingdings" w:hint="default"/>
+        <w:sz w:val="20"/>
+      </w:rPr>
+    </w:lvl>
+    <w:lvl w:ilvl="4" w:tentative="1">
+      <w:start w:val="1"/>
+      <w:numFmt w:val="bullet"/>
+      <w:lvlText w:val=""/>
+      <w:lvlJc w:val="left"/>
+      <w:pPr>
+        <w:tabs>
+          <w:tab w:val="num" w:pos="3600"/>
+        </w:tabs>
+        <w:ind w:left="3600" w:hanging="360"/>
+      </w:pPr>
+      <w:rPr>
+        <w:rFonts w:ascii="Wingdings" w:hAnsi="Wingdings" w:hint="default"/>
+        <w:sz w:val="20"/>
+      </w:rPr>
+    </w:lvl>
+    <w:lvl w:ilvl="5" w:tentative="1">
+      <w:start w:val="1"/>
+      <w:numFmt w:val="bullet"/>
+      <w:lvlText w:val=""/>
+      <w:lvlJc w:val="left"/>
+      <w:pPr>
+        <w:tabs>
+          <w:tab w:val="num" w:pos="4320"/>
+        </w:tabs>
+        <w:ind w:left="4320" w:hanging="360"/>
+      </w:pPr>
+      <w:rPr>
+        <w:rFonts w:ascii="Wingdings" w:hAnsi="Wingdings" w:hint="default"/>
+        <w:sz w:val="20"/>
+      </w:rPr>
+    </w:lvl>
+    <w:lvl w:ilvl="6" w:tentative="1">
+      <w:start w:val="1"/>
+      <w:numFmt w:val="bullet"/>
+      <w:lvlText w:val=""/>
+      <w:lvlJc w:val="left"/>
+      <w:pPr>
+        <w:tabs>
+          <w:tab w:val="num" w:pos="5040"/>
+        </w:tabs>
+        <w:ind w:left="5040" w:hanging="360"/>
+      </w:pPr>
+      <w:rPr>
+        <w:rFonts w:ascii="Wingdings" w:hAnsi="Wingdings" w:hint="default"/>
+        <w:sz w:val="20"/>
+      </w:rPr>
+    </w:lvl>
+    <w:lvl w:ilvl="7" w:tentative="1">
+      <w:start w:val="1"/>
+      <w:numFmt w:val="bullet"/>
+      <w:lvlText w:val=""/>
+      <w:lvlJc w:val="left"/>
+      <w:pPr>
+        <w:tabs>
+          <w:tab w:val="num" w:pos="5760"/>
+        </w:tabs>
+        <w:ind w:left="5760" w:hanging="360"/>
+      </w:pPr>
+      <w:rPr>
+        <w:rFonts w:ascii="Wingdings" w:hAnsi="Wingdings" w:hint="default"/>
+        <w:sz w:val="20"/>
+      </w:rPr>
+    </w:lvl>
+    <w:lvl w:ilvl="8" w:tentative="1">
+      <w:start w:val="1"/>
+      <w:numFmt w:val="bullet"/>
+      <w:lvlText w:val=""/>
+      <w:lvlJc w:val="left"/>
+      <w:pPr>
+        <w:tabs>
+          <w:tab w:val="num" w:pos="6480"/>
+        </w:tabs>
+        <w:ind w:left="6480" w:hanging="360"/>
+      </w:pPr>
+      <w:rPr>
+        <w:rFonts w:ascii="Wingdings" w:hAnsi="Wingdings" w:hint="default"/>
+        <w:sz w:val="20"/>
+      </w:rPr>
+    </w:lvl>
+  </w:abstractNum>
+  <w:abstractNum w:abstractNumId="31" w15:restartNumberingAfterBreak="0">
+    <w:nsid w:val="7E460951"/>
+    <w:multiLevelType w:val="hybridMultilevel"/>
+    <w:tmpl w:val="4384B3E0"/>
+    <w:lvl w:ilvl="0" w:tplc="04090001">
+      <w:start w:val="1"/>
+      <w:numFmt w:val="bullet"/>
+      <w:lvlText w:val=""/>
+      <w:lvlJc w:val="left"/>
+      <w:pPr>
+        <w:ind w:left="720" w:hanging="360"/>
+      </w:pPr>
+      <w:rPr>
+        <w:rFonts w:ascii="Symbol" w:hAnsi="Symbol" w:hint="default"/>
+      </w:rPr>
+    </w:lvl>
+    <w:lvl w:ilvl="1" w:tplc="04090003" w:tentative="1">
+      <w:start w:val="1"/>
+      <w:numFmt w:val="bullet"/>
+      <w:lvlText w:val="o"/>
+      <w:lvlJc w:val="left"/>
+      <w:pPr>
+        <w:ind w:left="1440" w:hanging="360"/>
+      </w:pPr>
+      <w:rPr>
+        <w:rFonts w:ascii="Courier New" w:hAnsi="Courier New" w:cs="Courier New" w:hint="default"/>
+      </w:rPr>
+    </w:lvl>
+    <w:lvl w:ilvl="2" w:tplc="04090005" w:tentative="1">
+      <w:start w:val="1"/>
+      <w:numFmt w:val="bullet"/>
+      <w:lvlText w:val=""/>
+      <w:lvlJc w:val="left"/>
+      <w:pPr>
+        <w:ind w:left="2160" w:hanging="360"/>
+      </w:pPr>
+      <w:rPr>
+        <w:rFonts w:ascii="Wingdings" w:hAnsi="Wingdings" w:hint="default"/>
+      </w:rPr>
+    </w:lvl>
+    <w:lvl w:ilvl="3" w:tplc="04090001" w:tentative="1">
+      <w:start w:val="1"/>
+      <w:numFmt w:val="bullet"/>
+      <w:lvlText w:val=""/>
+      <w:lvlJc w:val="left"/>
+      <w:pPr>
+        <w:ind w:left="2880" w:hanging="360"/>
+      </w:pPr>
+      <w:rPr>
+        <w:rFonts w:ascii="Symbol" w:hAnsi="Symbol" w:hint="default"/>
+      </w:rPr>
+    </w:lvl>
+    <w:lvl w:ilvl="4" w:tplc="04090003" w:tentative="1">
+      <w:start w:val="1"/>
+      <w:numFmt w:val="bullet"/>
+      <w:lvlText w:val="o"/>
+      <w:lvlJc w:val="left"/>
+      <w:pPr>
+        <w:ind w:left="3600" w:hanging="360"/>
+      </w:pPr>
+      <w:rPr>
+        <w:rFonts w:ascii="Courier New" w:hAnsi="Courier New" w:cs="Courier New" w:hint="default"/>
+      </w:rPr>
+    </w:lvl>
+    <w:lvl w:ilvl="5" w:tplc="04090005" w:tentative="1">
+      <w:start w:val="1"/>
+      <w:numFmt w:val="bullet"/>
+      <w:lvlText w:val=""/>
+      <w:lvlJc w:val="left"/>
+      <w:pPr>
+        <w:ind w:left="4320" w:hanging="360"/>
+      </w:pPr>
+      <w:rPr>
+        <w:rFonts w:ascii="Wingdings" w:hAnsi="Wingdings" w:hint="default"/>
+      </w:rPr>
+    </w:lvl>
+    <w:lvl w:ilvl="6" w:tplc="04090001" w:tentative="1">
+      <w:start w:val="1"/>
+      <w:numFmt w:val="bullet"/>
+      <w:lvlText w:val=""/>
+      <w:lvlJc w:val="left"/>
+      <w:pPr>
+        <w:ind w:left="5040" w:hanging="360"/>
+      </w:pPr>
+      <w:rPr>
+        <w:rFonts w:ascii="Symbol" w:hAnsi="Symbol" w:hint="default"/>
+      </w:rPr>
+    </w:lvl>
+    <w:lvl w:ilvl="7" w:tplc="04090003" w:tentative="1">
+      <w:start w:val="1"/>
+      <w:numFmt w:val="bullet"/>
+      <w:lvlText w:val="o"/>
+      <w:lvlJc w:val="left"/>
+      <w:pPr>
+        <w:ind w:left="5760" w:hanging="360"/>
+      </w:pPr>
+      <w:rPr>
+        <w:rFonts w:ascii="Courier New" w:hAnsi="Courier New" w:cs="Courier New" w:hint="default"/>
+      </w:rPr>
+    </w:lvl>
+    <w:lvl w:ilvl="8" w:tplc="04090005" w:tentative="1">
+      <w:start w:val="1"/>
+      <w:numFmt w:val="bullet"/>
+      <w:lvlText w:val=""/>
+      <w:lvlJc w:val="left"/>
+      <w:pPr>
+        <w:ind w:left="6480" w:hanging="360"/>
+      </w:pPr>
+      <w:rPr>
+        <w:rFonts w:ascii="Wingdings" w:hAnsi="Wingdings" w:hint="default"/>
+      </w:rPr>
     </w:lvl>
   </w:abstractNum>
   <w:num w:numId="1" w16cid:durableId="101531403">
     <w:abstractNumId w:val="1"/>
   </w:num>
   <w:num w:numId="2" w16cid:durableId="774902056">
-    <w:abstractNumId w:val="12"/>
+    <w:abstractNumId w:val="18"/>
   </w:num>
   <w:num w:numId="3" w16cid:durableId="1750275793">
     <w:abstractNumId w:val="3"/>
   </w:num>
   <w:num w:numId="4" w16cid:durableId="221600979">
-    <w:abstractNumId w:val="11"/>
+    <w:abstractNumId w:val="14"/>
   </w:num>
   <w:num w:numId="5" w16cid:durableId="1767653789">
-    <w:abstractNumId w:val="6"/>
+    <w:abstractNumId w:val="9"/>
   </w:num>
   <w:num w:numId="6" w16cid:durableId="99298540">
-    <w:abstractNumId w:val="9"/>
+    <w:abstractNumId w:val="12"/>
   </w:num>
   <w:num w:numId="7" w16cid:durableId="1805465565">
-    <w:abstractNumId w:val="16"/>
+    <w:abstractNumId w:val="22"/>
   </w:num>
   <w:num w:numId="8" w16cid:durableId="677926656">
-    <w:abstractNumId w:val="7"/>
+    <w:abstractNumId w:val="10"/>
   </w:num>
   <w:num w:numId="9" w16cid:durableId="419445099">
     <w:abstractNumId w:val="0"/>
   </w:num>
   <w:num w:numId="10" w16cid:durableId="95834751">
+    <w:abstractNumId w:val="27"/>
+  </w:num>
+  <w:num w:numId="11" w16cid:durableId="1946616266">
+    <w:abstractNumId w:val="20"/>
+  </w:num>
+  <w:num w:numId="12" w16cid:durableId="475954372">
     <w:abstractNumId w:val="19"/>
   </w:num>
-  <w:num w:numId="11" w16cid:durableId="1946616266">
-    <w:abstractNumId w:val="14"/>
-  </w:num>
-  <w:num w:numId="12" w16cid:durableId="475954372">
+  <w:num w:numId="13" w16cid:durableId="954680234">
     <w:abstractNumId w:val="13"/>
   </w:num>
-  <w:num w:numId="13" w16cid:durableId="954680234">
-    <w:abstractNumId w:val="10"/>
+  <w:num w:numId="14" w16cid:durableId="1628586582">
+    <w:abstractNumId w:val="6"/>
   </w:num>
-  <w:num w:numId="14" w16cid:durableId="1628586582">
+  <w:num w:numId="15" w16cid:durableId="876311769">
+    <w:abstractNumId w:val="11"/>
+  </w:num>
+  <w:num w:numId="16" w16cid:durableId="1397587132">
     <w:abstractNumId w:val="5"/>
   </w:num>
-  <w:num w:numId="15" w16cid:durableId="876311769">
-    <w:abstractNumId w:val="8"/>
-  </w:num>
-  <w:num w:numId="16" w16cid:durableId="1397587132">
-    <w:abstractNumId w:val="4"/>
-  </w:num>
   <w:num w:numId="17" w16cid:durableId="690304064">
-    <w:abstractNumId w:val="17"/>
+    <w:abstractNumId w:val="23"/>
   </w:num>
   <w:num w:numId="18" w16cid:durableId="832331333">
-    <w:abstractNumId w:val="20"/>
+    <w:abstractNumId w:val="28"/>
   </w:num>
   <w:num w:numId="19" w16cid:durableId="187640780">
-    <w:abstractNumId w:val="15"/>
+    <w:abstractNumId w:val="21"/>
   </w:num>
   <w:num w:numId="20" w16cid:durableId="51975057">
-    <w:abstractNumId w:val="18"/>
+    <w:abstractNumId w:val="25"/>
   </w:num>
   <w:num w:numId="21" w16cid:durableId="655381616">
     <w:abstractNumId w:val="2"/>
+  </w:num>
+  <w:num w:numId="22" w16cid:durableId="307516698">
+    <w:abstractNumId w:val="4"/>
+  </w:num>
+  <w:num w:numId="23" w16cid:durableId="1825274786">
+    <w:abstractNumId w:val="24"/>
+  </w:num>
+  <w:num w:numId="24" w16cid:durableId="761685265">
+    <w:abstractNumId w:val="30"/>
+  </w:num>
+  <w:num w:numId="25" w16cid:durableId="165367760">
+    <w:abstractNumId w:val="29"/>
+  </w:num>
+  <w:num w:numId="26" w16cid:durableId="1646665036">
+    <w:abstractNumId w:val="16"/>
+  </w:num>
+  <w:num w:numId="27" w16cid:durableId="1232429218">
+    <w:abstractNumId w:val="26"/>
+  </w:num>
+  <w:num w:numId="28" w16cid:durableId="797720880">
+    <w:abstractNumId w:val="31"/>
+  </w:num>
+  <w:num w:numId="29" w16cid:durableId="2062097494">
+    <w:abstractNumId w:val="17"/>
+  </w:num>
+  <w:num w:numId="30" w16cid:durableId="1022828269">
+    <w:abstractNumId w:val="7"/>
+  </w:num>
+  <w:num w:numId="31" w16cid:durableId="1856384827">
+    <w:abstractNumId w:val="15"/>
+  </w:num>
+  <w:num w:numId="32" w16cid:durableId="852307534">
+    <w:abstractNumId w:val="8"/>
   </w:num>
 </w:numbering>
 </file>
@@ -5760,7 +8913,6 @@
     <w:next w:val="Normal"/>
     <w:link w:val="Heading3Char"/>
     <w:uiPriority w:val="9"/>
-    <w:semiHidden/>
     <w:unhideWhenUsed/>
     <w:qFormat/>
     <w:rsid w:val="00F4105D"/>
@@ -5912,7 +9064,6 @@
   <w:style w:type="character" w:default="1" w:styleId="DefaultParagraphFont">
     <w:name w:val="Default Paragraph Font"/>
     <w:uiPriority w:val="1"/>
-    <w:semiHidden/>
     <w:unhideWhenUsed/>
   </w:style>
   <w:style w:type="table" w:default="1" w:styleId="TableNormal">
@@ -5968,7 +9119,6 @@
     <w:basedOn w:val="DefaultParagraphFont"/>
     <w:link w:val="Heading3"/>
     <w:uiPriority w:val="9"/>
-    <w:semiHidden/>
     <w:rsid w:val="00F4105D"/>
     <w:rPr>
       <w:rFonts w:eastAsiaTheme="majorEastAsia" w:cstheme="majorBidi"/>
@@ -6267,6 +9417,11 @@
       <w:iCs/>
     </w:rPr>
   </w:style>
+  <w:style w:type="character" w:customStyle="1" w:styleId="overflow-hidden">
+    <w:name w:val="overflow-hidden"/>
+    <w:basedOn w:val="DefaultParagraphFont"/>
+    <w:rsid w:val="00282B91"/>
+  </w:style>
 </w:styles>
 </file>
 

--- a/Software Requirement Engineering.docx
+++ b/Software Requirement Engineering.docx
@@ -69,25 +69,22 @@
     </w:p>
     <w:p>
       <w:pPr>
-        <w:tabs>
-          <w:tab w:val="center" w:pos="4680"/>
-          <w:tab w:val="left" w:pos="5976"/>
-        </w:tabs>
-        <w:rPr>
-          <w:rFonts w:ascii="Times New Roman" w:hAnsi="Times New Roman" w:cs="Times New Roman"/>
-          <w:color w:val="0D0D0D" w:themeColor="text1" w:themeTint="F2"/>
-          <w:sz w:val="32"/>
-          <w:szCs w:val="32"/>
-        </w:rPr>
-      </w:pPr>
-      <w:r>
-        <w:rPr>
-          <w:rFonts w:ascii="Times New Roman" w:hAnsi="Times New Roman" w:cs="Times New Roman"/>
-          <w:color w:val="0D0D0D" w:themeColor="text1" w:themeTint="F2"/>
-          <w:sz w:val="32"/>
-          <w:szCs w:val="32"/>
-        </w:rPr>
-        <w:t>A requirement is a specific need or condition that a system, product, or project must fulfill to meet its objectives and stakeholder expectations.</w:t>
+        <w:ind w:firstLine="720"/>
+        <w:rPr>
+          <w:rFonts w:ascii="Times New Roman" w:hAnsi="Times New Roman" w:cs="Times New Roman"/>
+          <w:color w:val="0D0D0D" w:themeColor="text1" w:themeTint="F2"/>
+          <w:sz w:val="32"/>
+          <w:szCs w:val="32"/>
+        </w:rPr>
+      </w:pPr>
+      <w:r>
+        <w:rPr>
+          <w:rFonts w:ascii="Times New Roman" w:hAnsi="Times New Roman" w:cs="Times New Roman"/>
+          <w:color w:val="0D0D0D" w:themeColor="text1" w:themeTint="F2"/>
+          <w:sz w:val="32"/>
+          <w:szCs w:val="32"/>
+        </w:rPr>
+        <w:t>A requirement in software engineering is a clear description of what a system should do. It defines how the system should behave, what features it must have, and any rules it must follow during development.</w:t>
       </w:r>
     </w:p>
     <w:p>
@@ -1340,18 +1337,7 @@
           <w:sz w:val="32"/>
           <w:szCs w:val="32"/>
         </w:rPr>
-        <w:t>Examples</w:t>
-      </w:r>
-      <w:r>
-        <w:rPr>
-          <w:rFonts w:cstheme="minorHAnsi"/>
-          <w:b/>
-          <w:bCs/>
-          <w:color w:val="0D0D0D" w:themeColor="text1" w:themeTint="F2"/>
-          <w:sz w:val="32"/>
-          <w:szCs w:val="32"/>
-        </w:rPr>
-        <w:t xml:space="preserve"> (Req for LMS)</w:t>
+        <w:t>Examples (Req for LMS)</w:t>
       </w:r>
     </w:p>
     <w:p>
@@ -1745,6 +1731,524 @@
     </w:p>
     <w:p>
       <w:pPr>
+        <w:spacing w:before="100" w:beforeAutospacing="1" w:after="100" w:afterAutospacing="1" w:line="240" w:lineRule="auto"/>
+        <w:rPr>
+          <w:rFonts w:ascii="Times New Roman" w:eastAsia="Times New Roman" w:hAnsi="Times New Roman" w:cs="Times New Roman"/>
+          <w:b/>
+          <w:bCs/>
+          <w:color w:val="365F91" w:themeColor="accent1" w:themeShade="BF"/>
+          <w:kern w:val="0"/>
+          <w:sz w:val="32"/>
+          <w:szCs w:val="32"/>
+          <w14:ligatures w14:val="none"/>
+        </w:rPr>
+      </w:pPr>
+      <w:r>
+        <w:rPr>
+          <w:rFonts w:ascii="Times New Roman" w:eastAsia="Times New Roman" w:hAnsi="Times New Roman" w:cs="Times New Roman"/>
+          <w:b/>
+          <w:bCs/>
+          <w:color w:val="365F91" w:themeColor="accent1" w:themeShade="BF"/>
+          <w:kern w:val="0"/>
+          <w:sz w:val="32"/>
+          <w:szCs w:val="32"/>
+          <w14:ligatures w14:val="none"/>
+        </w:rPr>
+        <w:lastRenderedPageBreak/>
+        <w:t>What are Requirements?</w:t>
+      </w:r>
+    </w:p>
+    <w:p>
+      <w:pPr>
+        <w:spacing w:before="100" w:beforeAutospacing="1" w:after="100" w:afterAutospacing="1" w:line="240" w:lineRule="auto"/>
+        <w:ind w:firstLine="720"/>
+        <w:rPr>
+          <w:rFonts w:ascii="Times New Roman" w:eastAsia="Times New Roman" w:hAnsi="Times New Roman" w:cs="Times New Roman"/>
+          <w:color w:val="0D0D0D" w:themeColor="text1" w:themeTint="F2"/>
+          <w:kern w:val="0"/>
+          <w:sz w:val="32"/>
+          <w:szCs w:val="32"/>
+          <w14:ligatures w14:val="none"/>
+        </w:rPr>
+      </w:pPr>
+      <w:r>
+        <w:rPr>
+          <w:rFonts w:ascii="Times New Roman" w:eastAsia="Times New Roman" w:hAnsi="Times New Roman" w:cs="Times New Roman"/>
+          <w:color w:val="0D0D0D" w:themeColor="text1" w:themeTint="F2"/>
+          <w:kern w:val="0"/>
+          <w:sz w:val="32"/>
+          <w:szCs w:val="32"/>
+          <w14:ligatures w14:val="none"/>
+        </w:rPr>
+        <w:t>A requirement in software engineering is a clear description of what a system should do. It defines how the system should behave, what features it must have, and any rules it must follow during development.</w:t>
+      </w:r>
+    </w:p>
+    <w:p>
+      <w:pPr>
+        <w:pStyle w:val="ListParagraph"/>
+        <w:numPr>
+          <w:ilvl w:val="0"/>
+          <w:numId w:val="33"/>
+        </w:numPr>
+        <w:spacing w:before="100" w:beforeAutospacing="1" w:after="100" w:afterAutospacing="1" w:line="240" w:lineRule="auto"/>
+        <w:rPr>
+          <w:rFonts w:ascii="Times New Roman" w:eastAsia="Times New Roman" w:hAnsi="Times New Roman" w:cs="Times New Roman"/>
+          <w:color w:val="0D0D0D" w:themeColor="text1" w:themeTint="F2"/>
+          <w:kern w:val="0"/>
+          <w:sz w:val="32"/>
+          <w:szCs w:val="32"/>
+          <w14:ligatures w14:val="none"/>
+        </w:rPr>
+      </w:pPr>
+      <w:r>
+        <w:rPr>
+          <w:rFonts w:ascii="Times New Roman" w:eastAsia="Times New Roman" w:hAnsi="Times New Roman" w:cs="Times New Roman"/>
+          <w:color w:val="0D0D0D" w:themeColor="text1" w:themeTint="F2"/>
+          <w:kern w:val="0"/>
+          <w:sz w:val="32"/>
+          <w:szCs w:val="32"/>
+          <w14:ligatures w14:val="none"/>
+        </w:rPr>
+        <w:t>They cover both what users expect the system to do (how it behaves from the outside) and what developers need to build internally.</w:t>
+      </w:r>
+    </w:p>
+    <w:p>
+      <w:pPr>
+        <w:pStyle w:val="ListParagraph"/>
+        <w:numPr>
+          <w:ilvl w:val="0"/>
+          <w:numId w:val="33"/>
+        </w:numPr>
+        <w:spacing w:before="100" w:beforeAutospacing="1" w:after="100" w:afterAutospacing="1" w:line="240" w:lineRule="auto"/>
+        <w:rPr>
+          <w:rFonts w:ascii="Times New Roman" w:eastAsia="Times New Roman" w:hAnsi="Times New Roman" w:cs="Times New Roman"/>
+          <w:color w:val="0D0D0D" w:themeColor="text1" w:themeTint="F2"/>
+          <w:kern w:val="0"/>
+          <w:sz w:val="32"/>
+          <w:szCs w:val="32"/>
+          <w14:ligatures w14:val="none"/>
+        </w:rPr>
+      </w:pPr>
+      <w:r>
+        <w:rPr>
+          <w:rFonts w:ascii="Times New Roman" w:eastAsia="Times New Roman" w:hAnsi="Times New Roman" w:cs="Times New Roman"/>
+          <w:color w:val="0D0D0D" w:themeColor="text1" w:themeTint="F2"/>
+          <w:kern w:val="0"/>
+          <w:sz w:val="32"/>
+          <w:szCs w:val="32"/>
+          <w14:ligatures w14:val="none"/>
+        </w:rPr>
+        <w:t>D</w:t>
+      </w:r>
+      <w:r>
+        <w:rPr>
+          <w:rFonts w:ascii="Times New Roman" w:eastAsia="Times New Roman" w:hAnsi="Times New Roman" w:cs="Times New Roman"/>
+          <w:color w:val="0D0D0D" w:themeColor="text1" w:themeTint="F2"/>
+          <w:kern w:val="0"/>
+          <w:sz w:val="32"/>
+          <w:szCs w:val="32"/>
+          <w14:ligatures w14:val="none"/>
+        </w:rPr>
+        <w:t>escribe how the system should work in different situations.</w:t>
+      </w:r>
+    </w:p>
+    <w:p>
+      <w:pPr>
+        <w:pStyle w:val="ListParagraph"/>
+        <w:numPr>
+          <w:ilvl w:val="0"/>
+          <w:numId w:val="33"/>
+        </w:numPr>
+        <w:spacing w:before="100" w:beforeAutospacing="1" w:after="100" w:afterAutospacing="1" w:line="240" w:lineRule="auto"/>
+        <w:rPr>
+          <w:rFonts w:ascii="Times New Roman" w:eastAsia="Times New Roman" w:hAnsi="Times New Roman" w:cs="Times New Roman"/>
+          <w:color w:val="0D0D0D" w:themeColor="text1" w:themeTint="F2"/>
+          <w:kern w:val="0"/>
+          <w:sz w:val="32"/>
+          <w:szCs w:val="32"/>
+          <w14:ligatures w14:val="none"/>
+        </w:rPr>
+      </w:pPr>
+      <w:r>
+        <w:rPr>
+          <w:rFonts w:ascii="Times New Roman" w:eastAsia="Times New Roman" w:hAnsi="Times New Roman" w:cs="Times New Roman"/>
+          <w:color w:val="0D0D0D" w:themeColor="text1" w:themeTint="F2"/>
+          <w:kern w:val="0"/>
+          <w:sz w:val="32"/>
+          <w:szCs w:val="32"/>
+          <w14:ligatures w14:val="none"/>
+        </w:rPr>
+        <w:t>They also include features that make the system useful, efficient, and enjoyable for users.</w:t>
+      </w:r>
+    </w:p>
+    <w:p>
+      <w:pPr>
+        <w:tabs>
+          <w:tab w:val="left" w:pos="3640"/>
+        </w:tabs>
+        <w:spacing w:before="100" w:beforeAutospacing="1" w:after="100" w:afterAutospacing="1" w:line="240" w:lineRule="auto"/>
+        <w:rPr>
+          <w:rFonts w:ascii="Times New Roman" w:eastAsia="Times New Roman" w:hAnsi="Times New Roman" w:cs="Times New Roman"/>
+          <w:b/>
+          <w:bCs/>
+          <w:color w:val="365F91" w:themeColor="accent1" w:themeShade="BF"/>
+          <w:kern w:val="0"/>
+          <w:sz w:val="32"/>
+          <w:szCs w:val="32"/>
+          <w14:ligatures w14:val="none"/>
+        </w:rPr>
+      </w:pPr>
+      <w:r>
+        <w:rPr>
+          <w:rFonts w:ascii="Times New Roman" w:eastAsia="Times New Roman" w:hAnsi="Times New Roman" w:cs="Times New Roman"/>
+          <w:b/>
+          <w:bCs/>
+          <w:color w:val="365F91" w:themeColor="accent1" w:themeShade="BF"/>
+          <w:kern w:val="0"/>
+          <w:sz w:val="32"/>
+          <w:szCs w:val="32"/>
+          <w14:ligatures w14:val="none"/>
+        </w:rPr>
+        <w:t>Types of Requirements</w:t>
+      </w:r>
+    </w:p>
+    <w:p>
+      <w:pPr>
+        <w:tabs>
+          <w:tab w:val="left" w:pos="3640"/>
+        </w:tabs>
+        <w:spacing w:before="100" w:beforeAutospacing="1" w:after="100" w:afterAutospacing="1" w:line="240" w:lineRule="auto"/>
+        <w:rPr>
+          <w:rFonts w:ascii="Times New Roman" w:eastAsia="Times New Roman" w:hAnsi="Times New Roman" w:cs="Times New Roman"/>
+          <w:color w:val="0D0D0D" w:themeColor="text1" w:themeTint="F2"/>
+          <w:kern w:val="0"/>
+          <w:sz w:val="32"/>
+          <w:szCs w:val="32"/>
+          <w14:ligatures w14:val="none"/>
+        </w:rPr>
+      </w:pPr>
+      <w:r>
+        <w:rPr>
+          <w:rFonts w:ascii="Times New Roman" w:eastAsia="Times New Roman" w:hAnsi="Times New Roman" w:cs="Times New Roman"/>
+          <w:b/>
+          <w:bCs/>
+          <w:color w:val="0D0D0D" w:themeColor="text1" w:themeTint="F2"/>
+          <w:kern w:val="0"/>
+          <w:sz w:val="32"/>
+          <w:szCs w:val="32"/>
+          <w14:ligatures w14:val="none"/>
+        </w:rPr>
+        <w:t xml:space="preserve">Business Requirement – </w:t>
+      </w:r>
+      <w:r>
+        <w:rPr>
+          <w:rFonts w:ascii="Times New Roman" w:eastAsia="Times New Roman" w:hAnsi="Times New Roman" w:cs="Times New Roman"/>
+          <w:color w:val="0D0D0D" w:themeColor="text1" w:themeTint="F2"/>
+          <w:kern w:val="0"/>
+          <w:sz w:val="32"/>
+          <w:szCs w:val="32"/>
+          <w14:ligatures w14:val="none"/>
+        </w:rPr>
+        <w:t>A big goal that a company or customer wants to achieve with the software.</w:t>
+      </w:r>
+    </w:p>
+    <w:p>
+      <w:pPr>
+        <w:pStyle w:val="ListParagraph"/>
+        <w:numPr>
+          <w:ilvl w:val="0"/>
+          <w:numId w:val="34"/>
+        </w:numPr>
+        <w:tabs>
+          <w:tab w:val="left" w:pos="3640"/>
+        </w:tabs>
+        <w:spacing w:before="100" w:beforeAutospacing="1" w:after="100" w:afterAutospacing="1" w:line="240" w:lineRule="auto"/>
+        <w:rPr>
+          <w:rFonts w:ascii="Times New Roman" w:eastAsia="Times New Roman" w:hAnsi="Times New Roman" w:cs="Times New Roman"/>
+          <w:color w:val="0D0D0D" w:themeColor="text1" w:themeTint="F2"/>
+          <w:kern w:val="0"/>
+          <w:sz w:val="32"/>
+          <w:szCs w:val="32"/>
+          <w14:ligatures w14:val="none"/>
+        </w:rPr>
+      </w:pPr>
+      <w:r>
+        <w:rPr>
+          <w:rFonts w:ascii="Times New Roman" w:eastAsia="Times New Roman" w:hAnsi="Times New Roman" w:cs="Times New Roman"/>
+          <w:b/>
+          <w:bCs/>
+          <w:color w:val="0D0D0D" w:themeColor="text1" w:themeTint="F2"/>
+          <w:kern w:val="0"/>
+          <w:sz w:val="32"/>
+          <w:szCs w:val="32"/>
+          <w14:ligatures w14:val="none"/>
+        </w:rPr>
+        <w:t>Example</w:t>
+      </w:r>
+      <w:r>
+        <w:rPr>
+          <w:rFonts w:ascii="Times New Roman" w:eastAsia="Times New Roman" w:hAnsi="Times New Roman" w:cs="Times New Roman"/>
+          <w:color w:val="0D0D0D" w:themeColor="text1" w:themeTint="F2"/>
+          <w:kern w:val="0"/>
+          <w:sz w:val="32"/>
+          <w:szCs w:val="32"/>
+          <w14:ligatures w14:val="none"/>
+        </w:rPr>
+        <w:t>: A company wants an online store to increase sales.</w:t>
+      </w:r>
+    </w:p>
+    <w:p>
+      <w:pPr>
+        <w:tabs>
+          <w:tab w:val="left" w:pos="3640"/>
+        </w:tabs>
+        <w:spacing w:before="100" w:beforeAutospacing="1" w:after="100" w:afterAutospacing="1" w:line="240" w:lineRule="auto"/>
+        <w:rPr>
+          <w:rFonts w:ascii="Times New Roman" w:eastAsia="Times New Roman" w:hAnsi="Times New Roman" w:cs="Times New Roman"/>
+          <w:color w:val="0D0D0D" w:themeColor="text1" w:themeTint="F2"/>
+          <w:kern w:val="0"/>
+          <w:sz w:val="32"/>
+          <w:szCs w:val="32"/>
+          <w14:ligatures w14:val="none"/>
+        </w:rPr>
+      </w:pPr>
+      <w:r>
+        <w:rPr>
+          <w:rFonts w:ascii="Times New Roman" w:eastAsia="Times New Roman" w:hAnsi="Times New Roman" w:cs="Times New Roman"/>
+          <w:b/>
+          <w:bCs/>
+          <w:color w:val="0D0D0D" w:themeColor="text1" w:themeTint="F2"/>
+          <w:kern w:val="0"/>
+          <w:sz w:val="32"/>
+          <w:szCs w:val="32"/>
+          <w14:ligatures w14:val="none"/>
+        </w:rPr>
+        <w:t>Business Rule –</w:t>
+      </w:r>
+      <w:r>
+        <w:rPr>
+          <w:rFonts w:ascii="Times New Roman" w:eastAsia="Times New Roman" w:hAnsi="Times New Roman" w:cs="Times New Roman"/>
+          <w:color w:val="0D0D0D" w:themeColor="text1" w:themeTint="F2"/>
+          <w:kern w:val="0"/>
+          <w:sz w:val="32"/>
+          <w:szCs w:val="32"/>
+          <w14:ligatures w14:val="none"/>
+        </w:rPr>
+        <w:t xml:space="preserve"> A rule or policy that affects how the business works. It is not a software requirement itself but influences them.</w:t>
+      </w:r>
+    </w:p>
+    <w:p>
+      <w:pPr>
+        <w:pStyle w:val="ListParagraph"/>
+        <w:numPr>
+          <w:ilvl w:val="0"/>
+          <w:numId w:val="34"/>
+        </w:numPr>
+        <w:tabs>
+          <w:tab w:val="left" w:pos="3640"/>
+        </w:tabs>
+        <w:spacing w:before="100" w:beforeAutospacing="1" w:after="100" w:afterAutospacing="1" w:line="240" w:lineRule="auto"/>
+        <w:rPr>
+          <w:rFonts w:ascii="Times New Roman" w:eastAsia="Times New Roman" w:hAnsi="Times New Roman" w:cs="Times New Roman"/>
+          <w:color w:val="0D0D0D" w:themeColor="text1" w:themeTint="F2"/>
+          <w:kern w:val="0"/>
+          <w:sz w:val="32"/>
+          <w:szCs w:val="32"/>
+          <w14:ligatures w14:val="none"/>
+        </w:rPr>
+      </w:pPr>
+      <w:r>
+        <w:rPr>
+          <w:rFonts w:ascii="Times New Roman" w:eastAsia="Times New Roman" w:hAnsi="Times New Roman" w:cs="Times New Roman"/>
+          <w:b/>
+          <w:bCs/>
+          <w:color w:val="0D0D0D" w:themeColor="text1" w:themeTint="F2"/>
+          <w:kern w:val="0"/>
+          <w:sz w:val="32"/>
+          <w:szCs w:val="32"/>
+          <w14:ligatures w14:val="none"/>
+        </w:rPr>
+        <w:t>Example:</w:t>
+      </w:r>
+      <w:r>
+        <w:rPr>
+          <w:rFonts w:ascii="Times New Roman" w:eastAsia="Times New Roman" w:hAnsi="Times New Roman" w:cs="Times New Roman"/>
+          <w:color w:val="0D0D0D" w:themeColor="text1" w:themeTint="F2"/>
+          <w:kern w:val="0"/>
+          <w:sz w:val="32"/>
+          <w:szCs w:val="32"/>
+          <w14:ligatures w14:val="none"/>
+        </w:rPr>
+        <w:t xml:space="preserve"> A bank rule says a customer can’t withdraw more money than their account balance.</w:t>
+      </w:r>
+    </w:p>
+    <w:p>
+      <w:pPr>
+        <w:tabs>
+          <w:tab w:val="center" w:pos="4680"/>
+          <w:tab w:val="left" w:pos="5976"/>
+        </w:tabs>
+        <w:rPr>
+          <w:rFonts w:ascii="Times New Roman" w:hAnsi="Times New Roman" w:cs="Times New Roman"/>
+          <w:b/>
+          <w:bCs/>
+          <w:color w:val="365F91" w:themeColor="accent1" w:themeShade="BF"/>
+          <w:sz w:val="32"/>
+          <w:szCs w:val="32"/>
+        </w:rPr>
+      </w:pPr>
+      <w:r>
+        <w:rPr>
+          <w:rFonts w:ascii="Times New Roman" w:hAnsi="Times New Roman" w:cs="Times New Roman"/>
+          <w:b/>
+          <w:bCs/>
+          <w:color w:val="365F91" w:themeColor="accent1" w:themeShade="BF"/>
+          <w:sz w:val="32"/>
+          <w:szCs w:val="32"/>
+        </w:rPr>
+        <w:t>Constraints</w:t>
+      </w:r>
+    </w:p>
+    <w:p>
+      <w:pPr>
+        <w:ind w:firstLine="720"/>
+        <w:rPr>
+          <w:rFonts w:ascii="Times New Roman" w:hAnsi="Times New Roman" w:cs="Times New Roman"/>
+          <w:color w:val="0D0D0D" w:themeColor="text1" w:themeTint="F2"/>
+          <w:sz w:val="32"/>
+          <w:szCs w:val="32"/>
+        </w:rPr>
+      </w:pPr>
+      <w:r>
+        <w:rPr>
+          <w:rFonts w:ascii="Times New Roman" w:hAnsi="Times New Roman" w:cs="Times New Roman"/>
+          <w:color w:val="0D0D0D" w:themeColor="text1" w:themeTint="F2"/>
+          <w:sz w:val="32"/>
+          <w:szCs w:val="32"/>
+        </w:rPr>
+        <w:t>A constraint is a rule that limits or restricts what users or the system can do. It ensures that actions follow business policies.</w:t>
+      </w:r>
+      <w:r>
+        <w:rPr>
+          <w:rFonts w:ascii="Times New Roman" w:eastAsia="Times New Roman" w:hAnsi="Times New Roman" w:cs="Times New Roman"/>
+          <w:color w:val="0D0D0D" w:themeColor="text1" w:themeTint="F2"/>
+          <w:kern w:val="0"/>
+          <w:sz w:val="24"/>
+          <w:szCs w:val="24"/>
+          <w14:ligatures w14:val="none"/>
+        </w:rPr>
+        <w:t xml:space="preserve"> </w:t>
+      </w:r>
+      <w:r>
+        <w:rPr>
+          <w:rFonts w:ascii="Times New Roman" w:hAnsi="Times New Roman" w:cs="Times New Roman"/>
+          <w:color w:val="0D0D0D" w:themeColor="text1" w:themeTint="F2"/>
+          <w:sz w:val="32"/>
+          <w:szCs w:val="32"/>
+        </w:rPr>
+        <w:t>A constraint prevents or allows only specific actions. It may also restrict who can perform an action.</w:t>
+      </w:r>
+    </w:p>
+    <w:p>
+      <w:pPr>
+        <w:pStyle w:val="ListParagraph"/>
+        <w:numPr>
+          <w:ilvl w:val="0"/>
+          <w:numId w:val="34"/>
+        </w:numPr>
+        <w:rPr>
+          <w:rFonts w:ascii="Times New Roman" w:hAnsi="Times New Roman" w:cs="Times New Roman"/>
+          <w:b/>
+          <w:bCs/>
+          <w:color w:val="0D0D0D" w:themeColor="text1" w:themeTint="F2"/>
+          <w:sz w:val="32"/>
+          <w:szCs w:val="32"/>
+        </w:rPr>
+      </w:pPr>
+      <w:r>
+        <w:rPr>
+          <w:rFonts w:ascii="Times New Roman" w:hAnsi="Times New Roman" w:cs="Times New Roman"/>
+          <w:b/>
+          <w:bCs/>
+          <w:color w:val="0D0D0D" w:themeColor="text1" w:themeTint="F2"/>
+          <w:sz w:val="32"/>
+          <w:szCs w:val="32"/>
+        </w:rPr>
+        <w:t>Example</w:t>
+      </w:r>
+      <w:r>
+        <w:rPr>
+          <w:rFonts w:ascii="Times New Roman" w:hAnsi="Times New Roman" w:cs="Times New Roman"/>
+          <w:b/>
+          <w:bCs/>
+          <w:color w:val="0D0D0D" w:themeColor="text1" w:themeTint="F2"/>
+          <w:sz w:val="32"/>
+          <w:szCs w:val="32"/>
+        </w:rPr>
+        <w:t xml:space="preserve">: </w:t>
+      </w:r>
+      <w:r>
+        <w:rPr>
+          <w:rFonts w:ascii="Times New Roman" w:hAnsi="Times New Roman" w:cs="Times New Roman"/>
+          <w:color w:val="0D0D0D" w:themeColor="text1" w:themeTint="F2"/>
+          <w:sz w:val="32"/>
+          <w:szCs w:val="32"/>
+        </w:rPr>
+        <w:t xml:space="preserve">"A customer </w:t>
+      </w:r>
+      <w:r>
+        <w:rPr>
+          <w:rFonts w:ascii="Times New Roman" w:hAnsi="Times New Roman" w:cs="Times New Roman"/>
+          <w:b/>
+          <w:bCs/>
+          <w:color w:val="0D0D0D" w:themeColor="text1" w:themeTint="F2"/>
+          <w:sz w:val="32"/>
+          <w:szCs w:val="32"/>
+        </w:rPr>
+        <w:t>must not</w:t>
+      </w:r>
+      <w:r>
+        <w:rPr>
+          <w:rFonts w:ascii="Times New Roman" w:hAnsi="Times New Roman" w:cs="Times New Roman"/>
+          <w:color w:val="0D0D0D" w:themeColor="text1" w:themeTint="F2"/>
+          <w:sz w:val="32"/>
+          <w:szCs w:val="32"/>
+        </w:rPr>
+        <w:t xml:space="preserve"> withdraw more than their account balance." (Limits withdrawal amounts.)</w:t>
+      </w:r>
+    </w:p>
+    <w:p>
+      <w:pPr>
+        <w:rPr>
+          <w:rFonts w:ascii="Times New Roman" w:hAnsi="Times New Roman" w:cs="Times New Roman"/>
+          <w:b/>
+          <w:bCs/>
+          <w:color w:val="0D0D0D" w:themeColor="text1" w:themeTint="F2"/>
+          <w:sz w:val="32"/>
+          <w:szCs w:val="32"/>
+        </w:rPr>
+      </w:pPr>
+    </w:p>
+    <w:p>
+      <w:pPr>
+        <w:tabs>
+          <w:tab w:val="left" w:pos="3640"/>
+        </w:tabs>
+        <w:spacing w:before="100" w:beforeAutospacing="1" w:after="100" w:afterAutospacing="1" w:line="240" w:lineRule="auto"/>
+        <w:rPr>
+          <w:rFonts w:ascii="Times New Roman" w:eastAsia="Times New Roman" w:hAnsi="Times New Roman" w:cs="Times New Roman"/>
+          <w:b/>
+          <w:bCs/>
+          <w:color w:val="365F91" w:themeColor="accent1" w:themeShade="BF"/>
+          <w:kern w:val="0"/>
+          <w:sz w:val="32"/>
+          <w:szCs w:val="32"/>
+          <w14:ligatures w14:val="none"/>
+        </w:rPr>
+      </w:pPr>
+    </w:p>
+    <w:p>
+      <w:pPr>
         <w:tabs>
           <w:tab w:val="center" w:pos="4680"/>
           <w:tab w:val="left" w:pos="5976"/>
@@ -1768,7 +2272,6 @@
           <w:sz w:val="36"/>
           <w:szCs w:val="36"/>
         </w:rPr>
-        <w:lastRenderedPageBreak/>
         <w:t>Lecture 3</w:t>
       </w:r>
     </w:p>
@@ -2156,6 +2659,7 @@
           <w:sz w:val="32"/>
           <w:szCs w:val="32"/>
         </w:rPr>
+        <w:lastRenderedPageBreak/>
         <w:t>This rule is made by the business to control how things should be done.</w:t>
       </w:r>
     </w:p>
@@ -2181,7 +2685,6 @@
           <w:sz w:val="32"/>
           <w:szCs w:val="32"/>
         </w:rPr>
-        <w:lastRenderedPageBreak/>
         <w:t>System perspective:</w:t>
       </w:r>
       <w:r>
@@ -2505,6 +3008,7 @@
           <w:sz w:val="32"/>
           <w:szCs w:val="32"/>
         </w:rPr>
+        <w:lastRenderedPageBreak/>
         <w:t>Retail Business:</w:t>
       </w:r>
       <w:r>
@@ -2543,7 +3047,6 @@
           <w:sz w:val="32"/>
           <w:szCs w:val="32"/>
         </w:rPr>
-        <w:lastRenderedPageBreak/>
         <w:t>E-commerce:</w:t>
       </w:r>
       <w:r>
@@ -2999,6 +3502,7 @@
           <w:sz w:val="32"/>
           <w:szCs w:val="32"/>
         </w:rPr>
+        <w:lastRenderedPageBreak/>
         <w:t>Pilot Rest Time:</w:t>
       </w:r>
       <w:r>
@@ -3032,7 +3536,6 @@
           <w:sz w:val="32"/>
           <w:szCs w:val="32"/>
         </w:rPr>
-        <w:lastRenderedPageBreak/>
         <w:t>3. Industry Standards (Rules Set by Experts)</w:t>
       </w:r>
     </w:p>
@@ -3367,6 +3870,7 @@
           <w:sz w:val="32"/>
           <w:szCs w:val="32"/>
         </w:rPr>
+        <w:lastRenderedPageBreak/>
         <w:t xml:space="preserve">Inferences often follow an </w:t>
       </w:r>
       <w:r>
@@ -3447,7 +3951,6 @@
           <w:sz w:val="32"/>
           <w:szCs w:val="32"/>
         </w:rPr>
-        <w:lastRenderedPageBreak/>
         <w:t>Fact 1:</w:t>
       </w:r>
       <w:r>
@@ -3794,6 +4297,7 @@
           <w:sz w:val="32"/>
           <w:szCs w:val="32"/>
         </w:rPr>
+        <w:lastRenderedPageBreak/>
         <w:t>Fact 2: "A person’s salary is $5000."</w:t>
       </w:r>
     </w:p>
@@ -3876,7 +4380,6 @@
           <w:sz w:val="32"/>
           <w:szCs w:val="32"/>
         </w:rPr>
-        <w:lastRenderedPageBreak/>
         <w:t>Atomic Business Rule</w:t>
       </w:r>
     </w:p>
@@ -4235,6 +4738,7 @@
           <w:sz w:val="32"/>
           <w:szCs w:val="32"/>
         </w:rPr>
+        <w:lastRenderedPageBreak/>
         <w:drawing>
           <wp:inline distT="0" distB="0" distL="0" distR="0" wp14:anchorId="2F7F2C26" wp14:editId="16F9DE77">
             <wp:extent cx="5699760" cy="3825240"/>
@@ -5280,6 +5784,119 @@
     </w:lvl>
   </w:abstractNum>
   <w:abstractNum w:abstractNumId="8" w15:restartNumberingAfterBreak="0">
+    <w:nsid w:val="1405395C"/>
+    <w:multiLevelType w:val="hybridMultilevel"/>
+    <w:tmpl w:val="85347D1E"/>
+    <w:lvl w:ilvl="0" w:tplc="04090001">
+      <w:start w:val="1"/>
+      <w:numFmt w:val="bullet"/>
+      <w:lvlText w:val=""/>
+      <w:lvlJc w:val="left"/>
+      <w:pPr>
+        <w:ind w:left="720" w:hanging="360"/>
+      </w:pPr>
+      <w:rPr>
+        <w:rFonts w:ascii="Symbol" w:hAnsi="Symbol" w:hint="default"/>
+      </w:rPr>
+    </w:lvl>
+    <w:lvl w:ilvl="1" w:tplc="04090003" w:tentative="1">
+      <w:start w:val="1"/>
+      <w:numFmt w:val="bullet"/>
+      <w:lvlText w:val="o"/>
+      <w:lvlJc w:val="left"/>
+      <w:pPr>
+        <w:ind w:left="1440" w:hanging="360"/>
+      </w:pPr>
+      <w:rPr>
+        <w:rFonts w:ascii="Courier New" w:hAnsi="Courier New" w:cs="Courier New" w:hint="default"/>
+      </w:rPr>
+    </w:lvl>
+    <w:lvl w:ilvl="2" w:tplc="04090005" w:tentative="1">
+      <w:start w:val="1"/>
+      <w:numFmt w:val="bullet"/>
+      <w:lvlText w:val=""/>
+      <w:lvlJc w:val="left"/>
+      <w:pPr>
+        <w:ind w:left="2160" w:hanging="360"/>
+      </w:pPr>
+      <w:rPr>
+        <w:rFonts w:ascii="Wingdings" w:hAnsi="Wingdings" w:hint="default"/>
+      </w:rPr>
+    </w:lvl>
+    <w:lvl w:ilvl="3" w:tplc="04090001" w:tentative="1">
+      <w:start w:val="1"/>
+      <w:numFmt w:val="bullet"/>
+      <w:lvlText w:val=""/>
+      <w:lvlJc w:val="left"/>
+      <w:pPr>
+        <w:ind w:left="2880" w:hanging="360"/>
+      </w:pPr>
+      <w:rPr>
+        <w:rFonts w:ascii="Symbol" w:hAnsi="Symbol" w:hint="default"/>
+      </w:rPr>
+    </w:lvl>
+    <w:lvl w:ilvl="4" w:tplc="04090003" w:tentative="1">
+      <w:start w:val="1"/>
+      <w:numFmt w:val="bullet"/>
+      <w:lvlText w:val="o"/>
+      <w:lvlJc w:val="left"/>
+      <w:pPr>
+        <w:ind w:left="3600" w:hanging="360"/>
+      </w:pPr>
+      <w:rPr>
+        <w:rFonts w:ascii="Courier New" w:hAnsi="Courier New" w:cs="Courier New" w:hint="default"/>
+      </w:rPr>
+    </w:lvl>
+    <w:lvl w:ilvl="5" w:tplc="04090005" w:tentative="1">
+      <w:start w:val="1"/>
+      <w:numFmt w:val="bullet"/>
+      <w:lvlText w:val=""/>
+      <w:lvlJc w:val="left"/>
+      <w:pPr>
+        <w:ind w:left="4320" w:hanging="360"/>
+      </w:pPr>
+      <w:rPr>
+        <w:rFonts w:ascii="Wingdings" w:hAnsi="Wingdings" w:hint="default"/>
+      </w:rPr>
+    </w:lvl>
+    <w:lvl w:ilvl="6" w:tplc="04090001" w:tentative="1">
+      <w:start w:val="1"/>
+      <w:numFmt w:val="bullet"/>
+      <w:lvlText w:val=""/>
+      <w:lvlJc w:val="left"/>
+      <w:pPr>
+        <w:ind w:left="5040" w:hanging="360"/>
+      </w:pPr>
+      <w:rPr>
+        <w:rFonts w:ascii="Symbol" w:hAnsi="Symbol" w:hint="default"/>
+      </w:rPr>
+    </w:lvl>
+    <w:lvl w:ilvl="7" w:tplc="04090003" w:tentative="1">
+      <w:start w:val="1"/>
+      <w:numFmt w:val="bullet"/>
+      <w:lvlText w:val="o"/>
+      <w:lvlJc w:val="left"/>
+      <w:pPr>
+        <w:ind w:left="5760" w:hanging="360"/>
+      </w:pPr>
+      <w:rPr>
+        <w:rFonts w:ascii="Courier New" w:hAnsi="Courier New" w:cs="Courier New" w:hint="default"/>
+      </w:rPr>
+    </w:lvl>
+    <w:lvl w:ilvl="8" w:tplc="04090005" w:tentative="1">
+      <w:start w:val="1"/>
+      <w:numFmt w:val="bullet"/>
+      <w:lvlText w:val=""/>
+      <w:lvlJc w:val="left"/>
+      <w:pPr>
+        <w:ind w:left="6480" w:hanging="360"/>
+      </w:pPr>
+      <w:rPr>
+        <w:rFonts w:ascii="Wingdings" w:hAnsi="Wingdings" w:hint="default"/>
+      </w:rPr>
+    </w:lvl>
+  </w:abstractNum>
+  <w:abstractNum w:abstractNumId="9" w15:restartNumberingAfterBreak="0">
     <w:nsid w:val="15CB39A4"/>
     <w:multiLevelType w:val="hybridMultilevel"/>
     <w:tmpl w:val="075A69DC"/>
@@ -5392,7 +6009,7 @@
       </w:rPr>
     </w:lvl>
   </w:abstractNum>
-  <w:abstractNum w:abstractNumId="9" w15:restartNumberingAfterBreak="0">
+  <w:abstractNum w:abstractNumId="10" w15:restartNumberingAfterBreak="0">
     <w:nsid w:val="1D1C7633"/>
     <w:multiLevelType w:val="multilevel"/>
     <w:tmpl w:val="86FAC242"/>
@@ -5541,7 +6158,7 @@
       </w:rPr>
     </w:lvl>
   </w:abstractNum>
-  <w:abstractNum w:abstractNumId="10" w15:restartNumberingAfterBreak="0">
+  <w:abstractNum w:abstractNumId="11" w15:restartNumberingAfterBreak="0">
     <w:nsid w:val="1DAD2834"/>
     <w:multiLevelType w:val="multilevel"/>
     <w:tmpl w:val="33AA51B8"/>
@@ -5654,7 +6271,7 @@
       </w:pPr>
     </w:lvl>
   </w:abstractNum>
-  <w:abstractNum w:abstractNumId="11" w15:restartNumberingAfterBreak="0">
+  <w:abstractNum w:abstractNumId="12" w15:restartNumberingAfterBreak="0">
     <w:nsid w:val="20743ED8"/>
     <w:multiLevelType w:val="multilevel"/>
     <w:tmpl w:val="86FAC242"/>
@@ -5803,7 +6420,7 @@
       </w:rPr>
     </w:lvl>
   </w:abstractNum>
-  <w:abstractNum w:abstractNumId="12" w15:restartNumberingAfterBreak="0">
+  <w:abstractNum w:abstractNumId="13" w15:restartNumberingAfterBreak="0">
     <w:nsid w:val="21382748"/>
     <w:multiLevelType w:val="hybridMultilevel"/>
     <w:tmpl w:val="58ECB344"/>
@@ -5916,7 +6533,7 @@
       </w:rPr>
     </w:lvl>
   </w:abstractNum>
-  <w:abstractNum w:abstractNumId="13" w15:restartNumberingAfterBreak="0">
+  <w:abstractNum w:abstractNumId="14" w15:restartNumberingAfterBreak="0">
     <w:nsid w:val="266A7304"/>
     <w:multiLevelType w:val="multilevel"/>
     <w:tmpl w:val="86FAC242"/>
@@ -6065,7 +6682,7 @@
       </w:rPr>
     </w:lvl>
   </w:abstractNum>
-  <w:abstractNum w:abstractNumId="14" w15:restartNumberingAfterBreak="0">
+  <w:abstractNum w:abstractNumId="15" w15:restartNumberingAfterBreak="0">
     <w:nsid w:val="2E036471"/>
     <w:multiLevelType w:val="hybridMultilevel"/>
     <w:tmpl w:val="AD60D6F0"/>
@@ -6178,7 +6795,7 @@
       </w:rPr>
     </w:lvl>
   </w:abstractNum>
-  <w:abstractNum w:abstractNumId="15" w15:restartNumberingAfterBreak="0">
+  <w:abstractNum w:abstractNumId="16" w15:restartNumberingAfterBreak="0">
     <w:nsid w:val="2EFC2BD2"/>
     <w:multiLevelType w:val="hybridMultilevel"/>
     <w:tmpl w:val="B896C696"/>
@@ -6291,7 +6908,7 @@
       </w:rPr>
     </w:lvl>
   </w:abstractNum>
-  <w:abstractNum w:abstractNumId="16" w15:restartNumberingAfterBreak="0">
+  <w:abstractNum w:abstractNumId="17" w15:restartNumberingAfterBreak="0">
     <w:nsid w:val="35801CEA"/>
     <w:multiLevelType w:val="hybridMultilevel"/>
     <w:tmpl w:val="D50E36A8"/>
@@ -6404,7 +7021,7 @@
       </w:rPr>
     </w:lvl>
   </w:abstractNum>
-  <w:abstractNum w:abstractNumId="17" w15:restartNumberingAfterBreak="0">
+  <w:abstractNum w:abstractNumId="18" w15:restartNumberingAfterBreak="0">
     <w:nsid w:val="37FF024D"/>
     <w:multiLevelType w:val="hybridMultilevel"/>
     <w:tmpl w:val="A48E67F2"/>
@@ -6493,7 +7110,7 @@
       </w:pPr>
     </w:lvl>
   </w:abstractNum>
-  <w:abstractNum w:abstractNumId="18" w15:restartNumberingAfterBreak="0">
+  <w:abstractNum w:abstractNumId="19" w15:restartNumberingAfterBreak="0">
     <w:nsid w:val="3D157D36"/>
     <w:multiLevelType w:val="multilevel"/>
     <w:tmpl w:val="9594D2D2"/>
@@ -6642,7 +7259,7 @@
       </w:rPr>
     </w:lvl>
   </w:abstractNum>
-  <w:abstractNum w:abstractNumId="19" w15:restartNumberingAfterBreak="0">
+  <w:abstractNum w:abstractNumId="20" w15:restartNumberingAfterBreak="0">
     <w:nsid w:val="41B504AD"/>
     <w:multiLevelType w:val="hybridMultilevel"/>
     <w:tmpl w:val="2398E3D4"/>
@@ -6755,7 +7372,7 @@
       </w:rPr>
     </w:lvl>
   </w:abstractNum>
-  <w:abstractNum w:abstractNumId="20" w15:restartNumberingAfterBreak="0">
+  <w:abstractNum w:abstractNumId="21" w15:restartNumberingAfterBreak="0">
     <w:nsid w:val="4CB62D92"/>
     <w:multiLevelType w:val="multilevel"/>
     <w:tmpl w:val="86FAC242"/>
@@ -6904,7 +7521,7 @@
       </w:rPr>
     </w:lvl>
   </w:abstractNum>
-  <w:abstractNum w:abstractNumId="21" w15:restartNumberingAfterBreak="0">
+  <w:abstractNum w:abstractNumId="22" w15:restartNumberingAfterBreak="0">
     <w:nsid w:val="4D84155B"/>
     <w:multiLevelType w:val="multilevel"/>
     <w:tmpl w:val="F21EEC40"/>
@@ -7017,7 +7634,7 @@
       </w:pPr>
     </w:lvl>
   </w:abstractNum>
-  <w:abstractNum w:abstractNumId="22" w15:restartNumberingAfterBreak="0">
+  <w:abstractNum w:abstractNumId="23" w15:restartNumberingAfterBreak="0">
     <w:nsid w:val="58CD7EED"/>
     <w:multiLevelType w:val="hybridMultilevel"/>
     <w:tmpl w:val="47A4BE8C"/>
@@ -7130,7 +7747,7 @@
       </w:rPr>
     </w:lvl>
   </w:abstractNum>
-  <w:abstractNum w:abstractNumId="23" w15:restartNumberingAfterBreak="0">
+  <w:abstractNum w:abstractNumId="24" w15:restartNumberingAfterBreak="0">
     <w:nsid w:val="59357CD6"/>
     <w:multiLevelType w:val="multilevel"/>
     <w:tmpl w:val="EE16615A"/>
@@ -7243,7 +7860,7 @@
       </w:pPr>
     </w:lvl>
   </w:abstractNum>
-  <w:abstractNum w:abstractNumId="24" w15:restartNumberingAfterBreak="0">
+  <w:abstractNum w:abstractNumId="25" w15:restartNumberingAfterBreak="0">
     <w:nsid w:val="5BB6217B"/>
     <w:multiLevelType w:val="multilevel"/>
     <w:tmpl w:val="39BEBC7E"/>
@@ -7392,7 +8009,7 @@
       </w:rPr>
     </w:lvl>
   </w:abstractNum>
-  <w:abstractNum w:abstractNumId="25" w15:restartNumberingAfterBreak="0">
+  <w:abstractNum w:abstractNumId="26" w15:restartNumberingAfterBreak="0">
     <w:nsid w:val="67701101"/>
     <w:multiLevelType w:val="multilevel"/>
     <w:tmpl w:val="86FAC242"/>
@@ -7541,7 +8158,7 @@
       </w:rPr>
     </w:lvl>
   </w:abstractNum>
-  <w:abstractNum w:abstractNumId="26" w15:restartNumberingAfterBreak="0">
+  <w:abstractNum w:abstractNumId="27" w15:restartNumberingAfterBreak="0">
     <w:nsid w:val="69C44517"/>
     <w:multiLevelType w:val="multilevel"/>
     <w:tmpl w:val="A1A0284E"/>
@@ -7690,7 +8307,7 @@
       </w:rPr>
     </w:lvl>
   </w:abstractNum>
-  <w:abstractNum w:abstractNumId="27" w15:restartNumberingAfterBreak="0">
+  <w:abstractNum w:abstractNumId="28" w15:restartNumberingAfterBreak="0">
     <w:nsid w:val="6A3A6EA2"/>
     <w:multiLevelType w:val="multilevel"/>
     <w:tmpl w:val="86FAC242"/>
@@ -7839,7 +8456,7 @@
       </w:rPr>
     </w:lvl>
   </w:abstractNum>
-  <w:abstractNum w:abstractNumId="28" w15:restartNumberingAfterBreak="0">
+  <w:abstractNum w:abstractNumId="29" w15:restartNumberingAfterBreak="0">
     <w:nsid w:val="6DA8129C"/>
     <w:multiLevelType w:val="multilevel"/>
     <w:tmpl w:val="5A8874D4"/>
@@ -7952,7 +8569,7 @@
       </w:pPr>
     </w:lvl>
   </w:abstractNum>
-  <w:abstractNum w:abstractNumId="29" w15:restartNumberingAfterBreak="0">
+  <w:abstractNum w:abstractNumId="30" w15:restartNumberingAfterBreak="0">
     <w:nsid w:val="6FFA0D2C"/>
     <w:multiLevelType w:val="multilevel"/>
     <w:tmpl w:val="0DC22CAC"/>
@@ -8101,7 +8718,7 @@
       </w:rPr>
     </w:lvl>
   </w:abstractNum>
-  <w:abstractNum w:abstractNumId="30" w15:restartNumberingAfterBreak="0">
+  <w:abstractNum w:abstractNumId="31" w15:restartNumberingAfterBreak="0">
     <w:nsid w:val="792304E3"/>
     <w:multiLevelType w:val="multilevel"/>
     <w:tmpl w:val="3F1800FE"/>
@@ -8250,7 +8867,120 @@
       </w:rPr>
     </w:lvl>
   </w:abstractNum>
-  <w:abstractNum w:abstractNumId="31" w15:restartNumberingAfterBreak="0">
+  <w:abstractNum w:abstractNumId="32" w15:restartNumberingAfterBreak="0">
+    <w:nsid w:val="7B695098"/>
+    <w:multiLevelType w:val="hybridMultilevel"/>
+    <w:tmpl w:val="7DF825A8"/>
+    <w:lvl w:ilvl="0" w:tplc="04090001">
+      <w:start w:val="1"/>
+      <w:numFmt w:val="bullet"/>
+      <w:lvlText w:val=""/>
+      <w:lvlJc w:val="left"/>
+      <w:pPr>
+        <w:ind w:left="720" w:hanging="360"/>
+      </w:pPr>
+      <w:rPr>
+        <w:rFonts w:ascii="Symbol" w:hAnsi="Symbol" w:hint="default"/>
+      </w:rPr>
+    </w:lvl>
+    <w:lvl w:ilvl="1" w:tplc="04090003" w:tentative="1">
+      <w:start w:val="1"/>
+      <w:numFmt w:val="bullet"/>
+      <w:lvlText w:val="o"/>
+      <w:lvlJc w:val="left"/>
+      <w:pPr>
+        <w:ind w:left="1440" w:hanging="360"/>
+      </w:pPr>
+      <w:rPr>
+        <w:rFonts w:ascii="Courier New" w:hAnsi="Courier New" w:cs="Courier New" w:hint="default"/>
+      </w:rPr>
+    </w:lvl>
+    <w:lvl w:ilvl="2" w:tplc="04090005" w:tentative="1">
+      <w:start w:val="1"/>
+      <w:numFmt w:val="bullet"/>
+      <w:lvlText w:val=""/>
+      <w:lvlJc w:val="left"/>
+      <w:pPr>
+        <w:ind w:left="2160" w:hanging="360"/>
+      </w:pPr>
+      <w:rPr>
+        <w:rFonts w:ascii="Wingdings" w:hAnsi="Wingdings" w:hint="default"/>
+      </w:rPr>
+    </w:lvl>
+    <w:lvl w:ilvl="3" w:tplc="04090001" w:tentative="1">
+      <w:start w:val="1"/>
+      <w:numFmt w:val="bullet"/>
+      <w:lvlText w:val=""/>
+      <w:lvlJc w:val="left"/>
+      <w:pPr>
+        <w:ind w:left="2880" w:hanging="360"/>
+      </w:pPr>
+      <w:rPr>
+        <w:rFonts w:ascii="Symbol" w:hAnsi="Symbol" w:hint="default"/>
+      </w:rPr>
+    </w:lvl>
+    <w:lvl w:ilvl="4" w:tplc="04090003" w:tentative="1">
+      <w:start w:val="1"/>
+      <w:numFmt w:val="bullet"/>
+      <w:lvlText w:val="o"/>
+      <w:lvlJc w:val="left"/>
+      <w:pPr>
+        <w:ind w:left="3600" w:hanging="360"/>
+      </w:pPr>
+      <w:rPr>
+        <w:rFonts w:ascii="Courier New" w:hAnsi="Courier New" w:cs="Courier New" w:hint="default"/>
+      </w:rPr>
+    </w:lvl>
+    <w:lvl w:ilvl="5" w:tplc="04090005" w:tentative="1">
+      <w:start w:val="1"/>
+      <w:numFmt w:val="bullet"/>
+      <w:lvlText w:val=""/>
+      <w:lvlJc w:val="left"/>
+      <w:pPr>
+        <w:ind w:left="4320" w:hanging="360"/>
+      </w:pPr>
+      <w:rPr>
+        <w:rFonts w:ascii="Wingdings" w:hAnsi="Wingdings" w:hint="default"/>
+      </w:rPr>
+    </w:lvl>
+    <w:lvl w:ilvl="6" w:tplc="04090001" w:tentative="1">
+      <w:start w:val="1"/>
+      <w:numFmt w:val="bullet"/>
+      <w:lvlText w:val=""/>
+      <w:lvlJc w:val="left"/>
+      <w:pPr>
+        <w:ind w:left="5040" w:hanging="360"/>
+      </w:pPr>
+      <w:rPr>
+        <w:rFonts w:ascii="Symbol" w:hAnsi="Symbol" w:hint="default"/>
+      </w:rPr>
+    </w:lvl>
+    <w:lvl w:ilvl="7" w:tplc="04090003" w:tentative="1">
+      <w:start w:val="1"/>
+      <w:numFmt w:val="bullet"/>
+      <w:lvlText w:val="o"/>
+      <w:lvlJc w:val="left"/>
+      <w:pPr>
+        <w:ind w:left="5760" w:hanging="360"/>
+      </w:pPr>
+      <w:rPr>
+        <w:rFonts w:ascii="Courier New" w:hAnsi="Courier New" w:cs="Courier New" w:hint="default"/>
+      </w:rPr>
+    </w:lvl>
+    <w:lvl w:ilvl="8" w:tplc="04090005" w:tentative="1">
+      <w:start w:val="1"/>
+      <w:numFmt w:val="bullet"/>
+      <w:lvlText w:val=""/>
+      <w:lvlJc w:val="left"/>
+      <w:pPr>
+        <w:ind w:left="6480" w:hanging="360"/>
+      </w:pPr>
+      <w:rPr>
+        <w:rFonts w:ascii="Wingdings" w:hAnsi="Wingdings" w:hint="default"/>
+      </w:rPr>
+    </w:lvl>
+  </w:abstractNum>
+  <w:abstractNum w:abstractNumId="33" w15:restartNumberingAfterBreak="0">
     <w:nsid w:val="7E460951"/>
     <w:multiLevelType w:val="hybridMultilevel"/>
     <w:tmpl w:val="4384B3E0"/>
@@ -8367,61 +9097,61 @@
     <w:abstractNumId w:val="1"/>
   </w:num>
   <w:num w:numId="2" w16cid:durableId="774902056">
-    <w:abstractNumId w:val="18"/>
+    <w:abstractNumId w:val="19"/>
   </w:num>
   <w:num w:numId="3" w16cid:durableId="1750275793">
     <w:abstractNumId w:val="3"/>
   </w:num>
   <w:num w:numId="4" w16cid:durableId="221600979">
-    <w:abstractNumId w:val="14"/>
+    <w:abstractNumId w:val="15"/>
   </w:num>
   <w:num w:numId="5" w16cid:durableId="1767653789">
-    <w:abstractNumId w:val="9"/>
+    <w:abstractNumId w:val="10"/>
   </w:num>
   <w:num w:numId="6" w16cid:durableId="99298540">
-    <w:abstractNumId w:val="12"/>
+    <w:abstractNumId w:val="13"/>
   </w:num>
   <w:num w:numId="7" w16cid:durableId="1805465565">
-    <w:abstractNumId w:val="22"/>
+    <w:abstractNumId w:val="23"/>
   </w:num>
   <w:num w:numId="8" w16cid:durableId="677926656">
-    <w:abstractNumId w:val="10"/>
+    <w:abstractNumId w:val="11"/>
   </w:num>
   <w:num w:numId="9" w16cid:durableId="419445099">
     <w:abstractNumId w:val="0"/>
   </w:num>
   <w:num w:numId="10" w16cid:durableId="95834751">
-    <w:abstractNumId w:val="27"/>
+    <w:abstractNumId w:val="28"/>
   </w:num>
   <w:num w:numId="11" w16cid:durableId="1946616266">
+    <w:abstractNumId w:val="21"/>
+  </w:num>
+  <w:num w:numId="12" w16cid:durableId="475954372">
     <w:abstractNumId w:val="20"/>
   </w:num>
-  <w:num w:numId="12" w16cid:durableId="475954372">
-    <w:abstractNumId w:val="19"/>
-  </w:num>
   <w:num w:numId="13" w16cid:durableId="954680234">
-    <w:abstractNumId w:val="13"/>
+    <w:abstractNumId w:val="14"/>
   </w:num>
   <w:num w:numId="14" w16cid:durableId="1628586582">
     <w:abstractNumId w:val="6"/>
   </w:num>
   <w:num w:numId="15" w16cid:durableId="876311769">
-    <w:abstractNumId w:val="11"/>
+    <w:abstractNumId w:val="12"/>
   </w:num>
   <w:num w:numId="16" w16cid:durableId="1397587132">
     <w:abstractNumId w:val="5"/>
   </w:num>
   <w:num w:numId="17" w16cid:durableId="690304064">
-    <w:abstractNumId w:val="23"/>
+    <w:abstractNumId w:val="24"/>
   </w:num>
   <w:num w:numId="18" w16cid:durableId="832331333">
-    <w:abstractNumId w:val="28"/>
+    <w:abstractNumId w:val="29"/>
   </w:num>
   <w:num w:numId="19" w16cid:durableId="187640780">
-    <w:abstractNumId w:val="21"/>
+    <w:abstractNumId w:val="22"/>
   </w:num>
   <w:num w:numId="20" w16cid:durableId="51975057">
-    <w:abstractNumId w:val="25"/>
+    <w:abstractNumId w:val="26"/>
   </w:num>
   <w:num w:numId="21" w16cid:durableId="655381616">
     <w:abstractNumId w:val="2"/>
@@ -8430,34 +9160,40 @@
     <w:abstractNumId w:val="4"/>
   </w:num>
   <w:num w:numId="23" w16cid:durableId="1825274786">
-    <w:abstractNumId w:val="24"/>
+    <w:abstractNumId w:val="25"/>
   </w:num>
   <w:num w:numId="24" w16cid:durableId="761685265">
+    <w:abstractNumId w:val="31"/>
+  </w:num>
+  <w:num w:numId="25" w16cid:durableId="165367760">
     <w:abstractNumId w:val="30"/>
   </w:num>
-  <w:num w:numId="25" w16cid:durableId="165367760">
-    <w:abstractNumId w:val="29"/>
-  </w:num>
   <w:num w:numId="26" w16cid:durableId="1646665036">
-    <w:abstractNumId w:val="16"/>
+    <w:abstractNumId w:val="17"/>
   </w:num>
   <w:num w:numId="27" w16cid:durableId="1232429218">
-    <w:abstractNumId w:val="26"/>
+    <w:abstractNumId w:val="27"/>
   </w:num>
   <w:num w:numId="28" w16cid:durableId="797720880">
-    <w:abstractNumId w:val="31"/>
+    <w:abstractNumId w:val="33"/>
   </w:num>
   <w:num w:numId="29" w16cid:durableId="2062097494">
-    <w:abstractNumId w:val="17"/>
+    <w:abstractNumId w:val="18"/>
   </w:num>
   <w:num w:numId="30" w16cid:durableId="1022828269">
     <w:abstractNumId w:val="7"/>
   </w:num>
   <w:num w:numId="31" w16cid:durableId="1856384827">
-    <w:abstractNumId w:val="15"/>
+    <w:abstractNumId w:val="16"/>
   </w:num>
   <w:num w:numId="32" w16cid:durableId="852307534">
+    <w:abstractNumId w:val="9"/>
+  </w:num>
+  <w:num w:numId="33" w16cid:durableId="602146816">
     <w:abstractNumId w:val="8"/>
+  </w:num>
+  <w:num w:numId="34" w16cid:durableId="429085487">
+    <w:abstractNumId w:val="32"/>
   </w:num>
 </w:numbering>
 </file>

--- a/Software Requirement Engineering.docx
+++ b/Software Requirement Engineering.docx
@@ -2100,16 +2100,7 @@
           <w:sz w:val="32"/>
           <w:szCs w:val="32"/>
         </w:rPr>
-        <w:t xml:space="preserve"> </w:t>
-      </w:r>
-      <w:r>
-        <w:rPr>
-          <w:rFonts w:ascii="Times New Roman" w:hAnsi="Times New Roman" w:cs="Times New Roman"/>
-          <w:color w:val="0D0D0D" w:themeColor="text1" w:themeTint="F2"/>
-          <w:sz w:val="32"/>
-          <w:szCs w:val="32"/>
-        </w:rPr>
-        <w:t>A mobile app that connects to a fitness tracker to display step count data.</w:t>
+        <w:t xml:space="preserve"> A mobile app that connects to a fitness tracker to display step count data.</w:t>
       </w:r>
     </w:p>
     <w:p>
@@ -2129,7 +2120,13 @@
           <w14:ligatures w14:val="none"/>
         </w:rPr>
       </w:pPr>
-      <w:r>
+    </w:p>
+    <w:p>
+      <w:pPr>
+        <w:tabs>
+          <w:tab w:val="left" w:pos="3640"/>
+        </w:tabs>
+        <w:spacing w:before="100" w:beforeAutospacing="1" w:after="100" w:afterAutospacing="1" w:line="240" w:lineRule="auto"/>
         <w:rPr>
           <w:rFonts w:ascii="Times New Roman" w:eastAsia="Times New Roman" w:hAnsi="Times New Roman" w:cs="Times New Roman"/>
           <w:b/>
@@ -2140,35 +2137,52 @@
           <w:szCs w:val="32"/>
           <w14:ligatures w14:val="none"/>
         </w:rPr>
-        <w:t>Feature</w:t>
-      </w:r>
-    </w:p>
-    <w:p>
-      <w:pPr>
-        <w:tabs>
-          <w:tab w:val="left" w:pos="3640"/>
-        </w:tabs>
-        <w:spacing w:before="100" w:beforeAutospacing="1" w:after="100" w:afterAutospacing="1" w:line="240" w:lineRule="auto"/>
-        <w:rPr>
-          <w:rFonts w:ascii="Times New Roman" w:eastAsia="Times New Roman" w:hAnsi="Times New Roman" w:cs="Times New Roman"/>
-          <w:color w:val="0D0D0D" w:themeColor="text1" w:themeTint="F2"/>
-          <w:kern w:val="0"/>
-          <w:sz w:val="32"/>
-          <w:szCs w:val="32"/>
-          <w14:ligatures w14:val="none"/>
-        </w:rPr>
-      </w:pPr>
-      <w:r>
-        <w:rPr>
-          <w:rFonts w:ascii="Times New Roman" w:eastAsia="Times New Roman" w:hAnsi="Times New Roman" w:cs="Times New Roman"/>
-          <w:color w:val="0D0D0D" w:themeColor="text1" w:themeTint="F2"/>
-          <w:kern w:val="0"/>
-          <w:sz w:val="32"/>
-          <w:szCs w:val="32"/>
-          <w14:ligatures w14:val="none"/>
+      </w:pPr>
+    </w:p>
+    <w:p>
+      <w:pPr>
+        <w:rPr>
+          <w:rFonts w:ascii="Times New Roman" w:hAnsi="Times New Roman" w:cs="Times New Roman"/>
+          <w:b/>
+          <w:bCs/>
+          <w:color w:val="365F91" w:themeColor="accent1" w:themeShade="BF"/>
+          <w:sz w:val="32"/>
+          <w:szCs w:val="32"/>
+        </w:rPr>
+      </w:pPr>
+      <w:r>
+        <w:rPr>
+          <w:rFonts w:ascii="Times New Roman" w:hAnsi="Times New Roman" w:cs="Times New Roman"/>
+          <w:b/>
+          <w:bCs/>
+          <w:color w:val="365F91" w:themeColor="accent1" w:themeShade="BF"/>
+          <w:sz w:val="32"/>
+          <w:szCs w:val="32"/>
         </w:rPr>
         <w:lastRenderedPageBreak/>
-        <w:t>A feature is a set of related capabilities within the system that provide value to the user. It is described by a set of functional requirements.</w:t>
+        <w:t>Functional Requirements</w:t>
+      </w:r>
+    </w:p>
+    <w:p>
+      <w:pPr>
+        <w:ind w:firstLine="720"/>
+        <w:rPr>
+          <w:rFonts w:ascii="Times New Roman" w:hAnsi="Times New Roman" w:cs="Times New Roman"/>
+          <w:b/>
+          <w:bCs/>
+          <w:color w:val="0D0D0D" w:themeColor="text1" w:themeTint="F2"/>
+          <w:sz w:val="32"/>
+          <w:szCs w:val="32"/>
+        </w:rPr>
+      </w:pPr>
+      <w:r>
+        <w:rPr>
+          <w:rFonts w:ascii="Times New Roman" w:hAnsi="Times New Roman" w:cs="Times New Roman"/>
+          <w:color w:val="0D0D0D" w:themeColor="text1" w:themeTint="F2"/>
+          <w:sz w:val="32"/>
+          <w:szCs w:val="32"/>
+        </w:rPr>
+        <w:t>These are specific actions the system must perform to meet user needs.</w:t>
       </w:r>
     </w:p>
     <w:p>
@@ -2213,107 +2227,6 @@
           <w:szCs w:val="32"/>
           <w14:ligatures w14:val="none"/>
         </w:rPr>
-        <w:t xml:space="preserve"> </w:t>
-      </w:r>
-      <w:r>
-        <w:rPr>
-          <w:rFonts w:ascii="Times New Roman" w:eastAsia="Times New Roman" w:hAnsi="Times New Roman" w:cs="Times New Roman"/>
-          <w:color w:val="0D0D0D" w:themeColor="text1" w:themeTint="F2"/>
-          <w:kern w:val="0"/>
-          <w:sz w:val="32"/>
-          <w:szCs w:val="32"/>
-          <w14:ligatures w14:val="none"/>
-        </w:rPr>
-        <w:t>A "Search" feature in an e-commerce app, where users can search for products by name, category, or price range.</w:t>
-      </w:r>
-    </w:p>
-    <w:p>
-      <w:pPr>
-        <w:rPr>
-          <w:rFonts w:ascii="Times New Roman" w:hAnsi="Times New Roman" w:cs="Times New Roman"/>
-          <w:b/>
-          <w:bCs/>
-          <w:color w:val="365F91" w:themeColor="accent1" w:themeShade="BF"/>
-          <w:sz w:val="32"/>
-          <w:szCs w:val="32"/>
-        </w:rPr>
-      </w:pPr>
-      <w:r>
-        <w:rPr>
-          <w:rFonts w:ascii="Times New Roman" w:hAnsi="Times New Roman" w:cs="Times New Roman"/>
-          <w:b/>
-          <w:bCs/>
-          <w:color w:val="365F91" w:themeColor="accent1" w:themeShade="BF"/>
-          <w:sz w:val="32"/>
-          <w:szCs w:val="32"/>
-        </w:rPr>
-        <w:t>Functional Requirements</w:t>
-      </w:r>
-    </w:p>
-    <w:p>
-      <w:pPr>
-        <w:ind w:firstLine="720"/>
-        <w:rPr>
-          <w:rFonts w:ascii="Times New Roman" w:hAnsi="Times New Roman" w:cs="Times New Roman"/>
-          <w:b/>
-          <w:bCs/>
-          <w:color w:val="0D0D0D" w:themeColor="text1" w:themeTint="F2"/>
-          <w:sz w:val="32"/>
-          <w:szCs w:val="32"/>
-        </w:rPr>
-      </w:pPr>
-      <w:r>
-        <w:rPr>
-          <w:rFonts w:ascii="Times New Roman" w:hAnsi="Times New Roman" w:cs="Times New Roman"/>
-          <w:color w:val="0D0D0D" w:themeColor="text1" w:themeTint="F2"/>
-          <w:sz w:val="32"/>
-          <w:szCs w:val="32"/>
-        </w:rPr>
-        <w:t>These are specific actions the system must perform to meet user needs.</w:t>
-      </w:r>
-    </w:p>
-    <w:p>
-      <w:pPr>
-        <w:pStyle w:val="ListParagraph"/>
-        <w:numPr>
-          <w:ilvl w:val="0"/>
-          <w:numId w:val="21"/>
-        </w:numPr>
-        <w:tabs>
-          <w:tab w:val="left" w:pos="3640"/>
-        </w:tabs>
-        <w:spacing w:before="100" w:beforeAutospacing="1" w:after="100" w:afterAutospacing="1" w:line="240" w:lineRule="auto"/>
-        <w:rPr>
-          <w:rFonts w:ascii="Times New Roman" w:eastAsia="Times New Roman" w:hAnsi="Times New Roman" w:cs="Times New Roman"/>
-          <w:color w:val="0D0D0D" w:themeColor="text1" w:themeTint="F2"/>
-          <w:kern w:val="0"/>
-          <w:sz w:val="32"/>
-          <w:szCs w:val="32"/>
-          <w14:ligatures w14:val="none"/>
-        </w:rPr>
-      </w:pPr>
-      <w:r>
-        <w:rPr>
-          <w:rFonts w:ascii="Times New Roman" w:eastAsia="Times New Roman" w:hAnsi="Times New Roman" w:cs="Times New Roman"/>
-          <w:b/>
-          <w:bCs/>
-          <w:color w:val="0D0D0D" w:themeColor="text1" w:themeTint="F2"/>
-          <w:kern w:val="0"/>
-          <w:sz w:val="32"/>
-          <w:szCs w:val="32"/>
-          <w14:ligatures w14:val="none"/>
-        </w:rPr>
-        <w:t>Example:</w:t>
-      </w:r>
-      <w:r>
-        <w:rPr>
-          <w:rFonts w:ascii="Times New Roman" w:eastAsia="Times New Roman" w:hAnsi="Times New Roman" w:cs="Times New Roman"/>
-          <w:color w:val="0D0D0D" w:themeColor="text1" w:themeTint="F2"/>
-          <w:kern w:val="0"/>
-          <w:sz w:val="32"/>
-          <w:szCs w:val="32"/>
-          <w14:ligatures w14:val="none"/>
-        </w:rPr>
         <w:t xml:space="preserve"> The system must allow users to log in using their username and password.</w:t>
       </w:r>
     </w:p>
@@ -2440,7 +2353,6 @@
           <w:szCs w:val="32"/>
           <w14:ligatures w14:val="none"/>
         </w:rPr>
-        <w:lastRenderedPageBreak/>
         <w:drawing>
           <wp:inline distT="0" distB="0" distL="0" distR="0" wp14:anchorId="7C249C54" wp14:editId="4D61BE01">
             <wp:extent cx="5943600" cy="3581400"/>
@@ -2546,6 +2458,7 @@
           <w:szCs w:val="32"/>
           <w14:ligatures w14:val="none"/>
         </w:rPr>
+        <w:lastRenderedPageBreak/>
         <w:t>Business requirements explain why a company is creating a system. They focus on the business goals the company hopes to achieve by building the system.</w:t>
       </w:r>
     </w:p>
@@ -2704,37 +2617,45 @@
           <w:szCs w:val="32"/>
           <w14:ligatures w14:val="none"/>
         </w:rPr>
-        <w:t>An airline wants to reduce the cost of airport counter staff by 25%.</w:t>
-      </w:r>
-      <w:r>
+        <w:t>An airline wants to reduce the cost of airport counter staff by 25%. To achieve this, they decide to create a kiosk where passengers can check in themselves, cutting down the need for staff.</w:t>
+      </w:r>
+    </w:p>
+    <w:p>
+      <w:pPr>
+        <w:tabs>
+          <w:tab w:val="left" w:pos="2827"/>
+        </w:tabs>
+        <w:spacing w:before="100" w:beforeAutospacing="1" w:after="100" w:afterAutospacing="1" w:line="240" w:lineRule="auto"/>
         <w:rPr>
           <w:rFonts w:ascii="Times New Roman" w:eastAsia="Times New Roman" w:hAnsi="Times New Roman" w:cs="Times New Roman"/>
+          <w:b/>
+          <w:bCs/>
           <w:color w:val="0D0D0D" w:themeColor="text1" w:themeTint="F2"/>
           <w:kern w:val="0"/>
           <w:sz w:val="32"/>
           <w:szCs w:val="32"/>
           <w14:ligatures w14:val="none"/>
         </w:rPr>
-        <w:t xml:space="preserve"> </w:t>
-      </w:r>
-      <w:r>
+      </w:pPr>
+    </w:p>
+    <w:p>
+      <w:pPr>
+        <w:tabs>
+          <w:tab w:val="left" w:pos="2827"/>
+        </w:tabs>
+        <w:spacing w:before="100" w:beforeAutospacing="1" w:after="100" w:afterAutospacing="1" w:line="240" w:lineRule="auto"/>
         <w:rPr>
           <w:rFonts w:ascii="Times New Roman" w:eastAsia="Times New Roman" w:hAnsi="Times New Roman" w:cs="Times New Roman"/>
+          <w:b/>
+          <w:bCs/>
           <w:color w:val="0D0D0D" w:themeColor="text1" w:themeTint="F2"/>
           <w:kern w:val="0"/>
           <w:sz w:val="32"/>
           <w:szCs w:val="32"/>
           <w14:ligatures w14:val="none"/>
         </w:rPr>
-        <w:t>To achieve this, they decide to create a kiosk where passengers can check in themselves, cutting down the need for staff.</w:t>
-      </w:r>
-    </w:p>
-    <w:p>
-      <w:pPr>
-        <w:tabs>
-          <w:tab w:val="left" w:pos="2827"/>
-        </w:tabs>
-        <w:spacing w:before="100" w:beforeAutospacing="1" w:after="100" w:afterAutospacing="1" w:line="240" w:lineRule="auto"/>
+      </w:pPr>
+      <w:r>
         <w:rPr>
           <w:rFonts w:ascii="Times New Roman" w:eastAsia="Times New Roman" w:hAnsi="Times New Roman" w:cs="Times New Roman"/>
           <w:b/>
@@ -2745,37 +2666,6 @@
           <w:szCs w:val="32"/>
           <w14:ligatures w14:val="none"/>
         </w:rPr>
-      </w:pPr>
-    </w:p>
-    <w:p>
-      <w:pPr>
-        <w:tabs>
-          <w:tab w:val="left" w:pos="2827"/>
-        </w:tabs>
-        <w:spacing w:before="100" w:beforeAutospacing="1" w:after="100" w:afterAutospacing="1" w:line="240" w:lineRule="auto"/>
-        <w:rPr>
-          <w:rFonts w:ascii="Times New Roman" w:eastAsia="Times New Roman" w:hAnsi="Times New Roman" w:cs="Times New Roman"/>
-          <w:b/>
-          <w:bCs/>
-          <w:color w:val="0D0D0D" w:themeColor="text1" w:themeTint="F2"/>
-          <w:kern w:val="0"/>
-          <w:sz w:val="32"/>
-          <w:szCs w:val="32"/>
-          <w14:ligatures w14:val="none"/>
-        </w:rPr>
-      </w:pPr>
-      <w:r>
-        <w:rPr>
-          <w:rFonts w:ascii="Times New Roman" w:eastAsia="Times New Roman" w:hAnsi="Times New Roman" w:cs="Times New Roman"/>
-          <w:b/>
-          <w:bCs/>
-          <w:color w:val="0D0D0D" w:themeColor="text1" w:themeTint="F2"/>
-          <w:kern w:val="0"/>
-          <w:sz w:val="32"/>
-          <w:szCs w:val="32"/>
-          <w14:ligatures w14:val="none"/>
-        </w:rPr>
-        <w:lastRenderedPageBreak/>
         <w:t>Who Defines Business Requirements:</w:t>
       </w:r>
     </w:p>
@@ -2826,17 +2716,6 @@
           <w14:ligatures w14:val="none"/>
         </w:rPr>
       </w:pPr>
-      <w:r>
-        <w:rPr>
-          <w:rFonts w:ascii="Times New Roman" w:eastAsia="Times New Roman" w:hAnsi="Times New Roman" w:cs="Times New Roman"/>
-          <w:color w:val="0D0D0D" w:themeColor="text1" w:themeTint="F2"/>
-          <w:kern w:val="0"/>
-          <w:sz w:val="32"/>
-          <w:szCs w:val="32"/>
-          <w14:ligatures w14:val="none"/>
-        </w:rPr>
-        <w:t>The funding sponsor (who's paying for the project)</w:t>
-      </w:r>
     </w:p>
     <w:p>
       <w:pPr>
@@ -2867,7 +2746,7 @@
           <w:szCs w:val="32"/>
           <w14:ligatures w14:val="none"/>
         </w:rPr>
-        <w:t>The customer asking for the system</w:t>
+        <w:t>The funding sponsor (who's paying for the project)</w:t>
       </w:r>
     </w:p>
     <w:p>
@@ -2899,7 +2778,7 @@
           <w:szCs w:val="32"/>
           <w14:ligatures w14:val="none"/>
         </w:rPr>
-        <w:t>The manager of the system's users</w:t>
+        <w:t>The customer asking for the system</w:t>
       </w:r>
     </w:p>
     <w:p>
@@ -2931,7 +2810,7 @@
           <w:szCs w:val="32"/>
           <w14:ligatures w14:val="none"/>
         </w:rPr>
-        <w:t>The marketing team</w:t>
+        <w:t>The manager of the system's users</w:t>
       </w:r>
     </w:p>
     <w:p>
@@ -2963,6 +2842,38 @@
           <w:szCs w:val="32"/>
           <w14:ligatures w14:val="none"/>
         </w:rPr>
+        <w:t>The marketing team</w:t>
+      </w:r>
+    </w:p>
+    <w:p>
+      <w:pPr>
+        <w:pStyle w:val="ListParagraph"/>
+        <w:numPr>
+          <w:ilvl w:val="0"/>
+          <w:numId w:val="23"/>
+        </w:numPr>
+        <w:tabs>
+          <w:tab w:val="left" w:pos="2827"/>
+        </w:tabs>
+        <w:spacing w:before="100" w:beforeAutospacing="1" w:after="100" w:afterAutospacing="1" w:line="240" w:lineRule="auto"/>
+        <w:rPr>
+          <w:rFonts w:ascii="Times New Roman" w:eastAsia="Times New Roman" w:hAnsi="Times New Roman" w:cs="Times New Roman"/>
+          <w:color w:val="0D0D0D" w:themeColor="text1" w:themeTint="F2"/>
+          <w:kern w:val="0"/>
+          <w:sz w:val="32"/>
+          <w:szCs w:val="32"/>
+          <w14:ligatures w14:val="none"/>
+        </w:rPr>
+      </w:pPr>
+      <w:r>
+        <w:rPr>
+          <w:rFonts w:ascii="Times New Roman" w:eastAsia="Times New Roman" w:hAnsi="Times New Roman" w:cs="Times New Roman"/>
+          <w:color w:val="0D0D0D" w:themeColor="text1" w:themeTint="F2"/>
+          <w:kern w:val="0"/>
+          <w:sz w:val="32"/>
+          <w:szCs w:val="32"/>
+          <w14:ligatures w14:val="none"/>
+        </w:rPr>
         <w:t>The product visionary</w:t>
       </w:r>
     </w:p>
@@ -3010,7 +2921,13 @@
           <w14:ligatures w14:val="none"/>
         </w:rPr>
       </w:pPr>
-      <w:r>
+    </w:p>
+    <w:p>
+      <w:pPr>
+        <w:tabs>
+          <w:tab w:val="left" w:pos="2827"/>
+        </w:tabs>
+        <w:spacing w:before="100" w:beforeAutospacing="1" w:after="100" w:afterAutospacing="1" w:line="240" w:lineRule="auto"/>
         <w:rPr>
           <w:rFonts w:ascii="Times New Roman" w:eastAsia="Times New Roman" w:hAnsi="Times New Roman" w:cs="Times New Roman"/>
           <w:b/>
@@ -3021,6 +2938,37 @@
           <w:szCs w:val="32"/>
           <w14:ligatures w14:val="none"/>
         </w:rPr>
+      </w:pPr>
+    </w:p>
+    <w:p>
+      <w:pPr>
+        <w:tabs>
+          <w:tab w:val="left" w:pos="2827"/>
+        </w:tabs>
+        <w:spacing w:before="100" w:beforeAutospacing="1" w:after="100" w:afterAutospacing="1" w:line="240" w:lineRule="auto"/>
+        <w:rPr>
+          <w:rFonts w:ascii="Times New Roman" w:eastAsia="Times New Roman" w:hAnsi="Times New Roman" w:cs="Times New Roman"/>
+          <w:b/>
+          <w:bCs/>
+          <w:color w:val="365F91" w:themeColor="accent1" w:themeShade="BF"/>
+          <w:kern w:val="0"/>
+          <w:sz w:val="32"/>
+          <w:szCs w:val="32"/>
+          <w14:ligatures w14:val="none"/>
+        </w:rPr>
+      </w:pPr>
+      <w:r>
+        <w:rPr>
+          <w:rFonts w:ascii="Times New Roman" w:eastAsia="Times New Roman" w:hAnsi="Times New Roman" w:cs="Times New Roman"/>
+          <w:b/>
+          <w:bCs/>
+          <w:color w:val="365F91" w:themeColor="accent1" w:themeShade="BF"/>
+          <w:kern w:val="0"/>
+          <w:sz w:val="32"/>
+          <w:szCs w:val="32"/>
+          <w14:ligatures w14:val="none"/>
+        </w:rPr>
+        <w:lastRenderedPageBreak/>
         <w:t xml:space="preserve">User Requirements </w:t>
       </w:r>
     </w:p>
@@ -3251,40 +3199,7 @@
           <w:szCs w:val="32"/>
           <w14:ligatures w14:val="none"/>
         </w:rPr>
-        <w:t xml:space="preserve"> </w:t>
-      </w:r>
-      <w:r>
-        <w:rPr>
-          <w:rFonts w:ascii="Times New Roman" w:eastAsia="Times New Roman" w:hAnsi="Times New Roman" w:cs="Times New Roman"/>
-          <w:color w:val="0D0D0D" w:themeColor="text1" w:themeTint="F2"/>
-          <w:kern w:val="0"/>
-          <w:sz w:val="32"/>
-          <w:szCs w:val="32"/>
-          <w14:ligatures w14:val="none"/>
-        </w:rPr>
-        <w:t>"Check in for a flight" on an airline’s website or at an airport kiosk.</w:t>
-      </w:r>
-      <w:r>
-        <w:rPr>
-          <w:rFonts w:ascii="Times New Roman" w:eastAsia="Times New Roman" w:hAnsi="Times New Roman" w:cs="Times New Roman"/>
-          <w:color w:val="0D0D0D" w:themeColor="text1" w:themeTint="F2"/>
-          <w:kern w:val="0"/>
-          <w:sz w:val="32"/>
-          <w:szCs w:val="32"/>
-          <w14:ligatures w14:val="none"/>
-        </w:rPr>
-        <w:t xml:space="preserve"> </w:t>
-      </w:r>
-      <w:r>
-        <w:rPr>
-          <w:rFonts w:ascii="Times New Roman" w:eastAsia="Times New Roman" w:hAnsi="Times New Roman" w:cs="Times New Roman"/>
-          <w:color w:val="0D0D0D" w:themeColor="text1" w:themeTint="F2"/>
-          <w:kern w:val="0"/>
-          <w:sz w:val="32"/>
-          <w:szCs w:val="32"/>
-          <w14:ligatures w14:val="none"/>
-        </w:rPr>
-        <w:t>This use case describes the task of checking in, which is a goal users need to accomplish when using the system.</w:t>
+        <w:t xml:space="preserve"> "Check in for a flight" on an airline’s website or at an airport kiosk. This use case describes the task of checking in, which is a goal users need to accomplish when using the system.</w:t>
       </w:r>
     </w:p>
     <w:p>
@@ -3318,7 +3233,6 @@
           <w:szCs w:val="32"/>
           <w14:ligatures w14:val="none"/>
         </w:rPr>
-        <w:lastRenderedPageBreak/>
         <w:t>User Story Example:</w:t>
       </w:r>
       <w:r>
@@ -3330,18 +3244,7 @@
           <w:szCs w:val="32"/>
           <w14:ligatures w14:val="none"/>
         </w:rPr>
-        <w:t xml:space="preserve"> </w:t>
-      </w:r>
-      <w:r>
-        <w:rPr>
-          <w:rFonts w:ascii="Times New Roman" w:eastAsia="Times New Roman" w:hAnsi="Times New Roman" w:cs="Times New Roman"/>
-          <w:color w:val="0D0D0D" w:themeColor="text1" w:themeTint="F2"/>
-          <w:kern w:val="0"/>
-          <w:sz w:val="32"/>
-          <w:szCs w:val="32"/>
-          <w14:ligatures w14:val="none"/>
-        </w:rPr>
-        <w:t>"As a passenger, I want to check in for a flight so I can board my airplane."</w:t>
+        <w:t xml:space="preserve"> "As a passenger, I want to check in for a flight so I can board my airplane."</w:t>
       </w:r>
       <w:r>
         <w:rPr>
@@ -3474,6 +3377,7 @@
           <w:szCs w:val="32"/>
           <w14:ligatures w14:val="none"/>
         </w:rPr>
+        <w:lastRenderedPageBreak/>
         <w:t>A system can be entirely software-based or it can include both software and hardware components.</w:t>
       </w:r>
     </w:p>
@@ -3780,7 +3684,6 @@
           <w:sz w:val="32"/>
           <w:szCs w:val="32"/>
         </w:rPr>
-        <w:lastRenderedPageBreak/>
         <w:t>B</w:t>
       </w:r>
       <w:r>
@@ -3963,6 +3866,7 @@
           <w:sz w:val="32"/>
           <w:szCs w:val="32"/>
         </w:rPr>
+        <w:lastRenderedPageBreak/>
         <w:t>Industry standards</w:t>
       </w:r>
       <w:r>
@@ -4275,7 +4179,6 @@
           <w:sz w:val="32"/>
           <w:szCs w:val="32"/>
         </w:rPr>
-        <w:lastRenderedPageBreak/>
         <w:t>Business rules influence quality attributes</w:t>
       </w:r>
     </w:p>
@@ -4399,8 +4302,1063 @@
           <w:sz w:val="32"/>
           <w:szCs w:val="32"/>
         </w:rPr>
+        <w:lastRenderedPageBreak/>
         <w:t>If you see a system requirement like “The HR system must prevent leave requests exceeding 30 days”, you can trace it back to the company’s HR vacation policy (a business rule).</w:t>
       </w:r>
+    </w:p>
+    <w:p>
+      <w:pPr>
+        <w:tabs>
+          <w:tab w:val="center" w:pos="4680"/>
+          <w:tab w:val="left" w:pos="5976"/>
+        </w:tabs>
+        <w:rPr>
+          <w:rFonts w:ascii="Times New Roman" w:hAnsi="Times New Roman" w:cs="Times New Roman"/>
+          <w:b/>
+          <w:bCs/>
+          <w:color w:val="365F91" w:themeColor="accent1" w:themeShade="BF"/>
+          <w:sz w:val="32"/>
+          <w:szCs w:val="32"/>
+        </w:rPr>
+      </w:pPr>
+      <w:r>
+        <w:rPr>
+          <w:rFonts w:ascii="Times New Roman" w:hAnsi="Times New Roman" w:cs="Times New Roman"/>
+          <w:b/>
+          <w:bCs/>
+          <w:color w:val="365F91" w:themeColor="accent1" w:themeShade="BF"/>
+          <w:sz w:val="32"/>
+          <w:szCs w:val="32"/>
+        </w:rPr>
+        <w:t>Quality Attributes</w:t>
+      </w:r>
+    </w:p>
+    <w:p>
+      <w:pPr>
+        <w:tabs>
+          <w:tab w:val="center" w:pos="4680"/>
+          <w:tab w:val="left" w:pos="5976"/>
+        </w:tabs>
+        <w:rPr>
+          <w:rFonts w:ascii="Times New Roman" w:hAnsi="Times New Roman" w:cs="Times New Roman"/>
+          <w:color w:val="0D0D0D" w:themeColor="text1" w:themeTint="F2"/>
+          <w:sz w:val="32"/>
+          <w:szCs w:val="32"/>
+        </w:rPr>
+      </w:pPr>
+      <w:r>
+        <w:rPr>
+          <w:rFonts w:ascii="Times New Roman" w:hAnsi="Times New Roman" w:cs="Times New Roman"/>
+          <w:b/>
+          <w:bCs/>
+          <w:color w:val="365F91" w:themeColor="accent1" w:themeShade="BF"/>
+          <w:sz w:val="32"/>
+          <w:szCs w:val="32"/>
+        </w:rPr>
+        <w:tab/>
+      </w:r>
+      <w:r>
+        <w:rPr>
+          <w:rFonts w:ascii="Times New Roman" w:hAnsi="Times New Roman" w:cs="Times New Roman"/>
+          <w:color w:val="0D0D0D" w:themeColor="text1" w:themeTint="F2"/>
+          <w:sz w:val="32"/>
+          <w:szCs w:val="32"/>
+        </w:rPr>
+        <w:t>Quality attributes (also called quality factors, quality of service requirements, or the "-</w:t>
+      </w:r>
+      <w:r>
+        <w:rPr>
+          <w:rFonts w:ascii="Times New Roman" w:hAnsi="Times New Roman" w:cs="Times New Roman"/>
+          <w:color w:val="0D0D0D" w:themeColor="text1" w:themeTint="F2"/>
+          <w:sz w:val="32"/>
+          <w:szCs w:val="32"/>
+        </w:rPr>
+        <w:t>ileitis</w:t>
+      </w:r>
+      <w:r>
+        <w:rPr>
+          <w:rFonts w:ascii="Times New Roman" w:hAnsi="Times New Roman" w:cs="Times New Roman"/>
+          <w:color w:val="0D0D0D" w:themeColor="text1" w:themeTint="F2"/>
+          <w:sz w:val="32"/>
+          <w:szCs w:val="32"/>
+        </w:rPr>
+        <w:t>") describe the key characteristics of a product that are important to users, developers, or maintainers. These attributes define how well the system works, in areas like performance, safety, and availability.</w:t>
+      </w:r>
+    </w:p>
+    <w:p>
+      <w:pPr>
+        <w:tabs>
+          <w:tab w:val="center" w:pos="4680"/>
+          <w:tab w:val="left" w:pos="5976"/>
+        </w:tabs>
+        <w:rPr>
+          <w:rFonts w:ascii="Times New Roman" w:hAnsi="Times New Roman" w:cs="Times New Roman"/>
+          <w:b/>
+          <w:bCs/>
+          <w:color w:val="0D0D0D" w:themeColor="text1" w:themeTint="F2"/>
+          <w:sz w:val="32"/>
+          <w:szCs w:val="32"/>
+        </w:rPr>
+      </w:pPr>
+      <w:r>
+        <w:rPr>
+          <w:rFonts w:ascii="Times New Roman" w:hAnsi="Times New Roman" w:cs="Times New Roman"/>
+          <w:b/>
+          <w:bCs/>
+          <w:color w:val="0D0D0D" w:themeColor="text1" w:themeTint="F2"/>
+          <w:sz w:val="32"/>
+          <w:szCs w:val="32"/>
+        </w:rPr>
+        <w:t>Key Points:</w:t>
+      </w:r>
+    </w:p>
+    <w:p>
+      <w:pPr>
+        <w:tabs>
+          <w:tab w:val="center" w:pos="4680"/>
+          <w:tab w:val="left" w:pos="5976"/>
+        </w:tabs>
+        <w:rPr>
+          <w:rFonts w:ascii="Times New Roman" w:hAnsi="Times New Roman" w:cs="Times New Roman"/>
+          <w:color w:val="0D0D0D" w:themeColor="text1" w:themeTint="F2"/>
+          <w:sz w:val="32"/>
+          <w:szCs w:val="32"/>
+        </w:rPr>
+      </w:pPr>
+      <w:r>
+        <w:rPr>
+          <w:rFonts w:ascii="Times New Roman" w:hAnsi="Times New Roman" w:cs="Times New Roman"/>
+          <w:color w:val="0D0D0D" w:themeColor="text1" w:themeTint="F2"/>
+          <w:sz w:val="32"/>
+          <w:szCs w:val="32"/>
+        </w:rPr>
+        <w:t>Quality attributes focus on the overall quality of the system, including:</w:t>
+      </w:r>
+    </w:p>
+    <w:p>
+      <w:pPr>
+        <w:pStyle w:val="ListParagraph"/>
+        <w:numPr>
+          <w:ilvl w:val="0"/>
+          <w:numId w:val="31"/>
+        </w:numPr>
+        <w:tabs>
+          <w:tab w:val="center" w:pos="4680"/>
+          <w:tab w:val="left" w:pos="5976"/>
+        </w:tabs>
+        <w:rPr>
+          <w:rFonts w:ascii="Times New Roman" w:hAnsi="Times New Roman" w:cs="Times New Roman"/>
+          <w:color w:val="0D0D0D" w:themeColor="text1" w:themeTint="F2"/>
+          <w:sz w:val="32"/>
+          <w:szCs w:val="32"/>
+        </w:rPr>
+      </w:pPr>
+      <w:r>
+        <w:rPr>
+          <w:rFonts w:ascii="Times New Roman" w:hAnsi="Times New Roman" w:cs="Times New Roman"/>
+          <w:b/>
+          <w:bCs/>
+          <w:color w:val="0D0D0D" w:themeColor="text1" w:themeTint="F2"/>
+          <w:sz w:val="32"/>
+          <w:szCs w:val="32"/>
+        </w:rPr>
+        <w:t xml:space="preserve">Performance </w:t>
+      </w:r>
+      <w:r>
+        <w:rPr>
+          <w:rFonts w:ascii="Times New Roman" w:hAnsi="Times New Roman" w:cs="Times New Roman"/>
+          <w:color w:val="0D0D0D" w:themeColor="text1" w:themeTint="F2"/>
+          <w:sz w:val="32"/>
+          <w:szCs w:val="32"/>
+        </w:rPr>
+        <w:t>(How fast the system works)</w:t>
+      </w:r>
+    </w:p>
+    <w:p>
+      <w:pPr>
+        <w:pStyle w:val="ListParagraph"/>
+        <w:numPr>
+          <w:ilvl w:val="0"/>
+          <w:numId w:val="31"/>
+        </w:numPr>
+        <w:tabs>
+          <w:tab w:val="center" w:pos="4680"/>
+          <w:tab w:val="left" w:pos="5976"/>
+        </w:tabs>
+        <w:rPr>
+          <w:rFonts w:ascii="Times New Roman" w:hAnsi="Times New Roman" w:cs="Times New Roman"/>
+          <w:color w:val="0D0D0D" w:themeColor="text1" w:themeTint="F2"/>
+          <w:sz w:val="32"/>
+          <w:szCs w:val="32"/>
+        </w:rPr>
+      </w:pPr>
+      <w:r>
+        <w:rPr>
+          <w:rFonts w:ascii="Times New Roman" w:hAnsi="Times New Roman" w:cs="Times New Roman"/>
+          <w:b/>
+          <w:bCs/>
+          <w:color w:val="0D0D0D" w:themeColor="text1" w:themeTint="F2"/>
+          <w:sz w:val="32"/>
+          <w:szCs w:val="32"/>
+        </w:rPr>
+        <w:t>Safety</w:t>
+      </w:r>
+      <w:r>
+        <w:rPr>
+          <w:rFonts w:ascii="Times New Roman" w:hAnsi="Times New Roman" w:cs="Times New Roman"/>
+          <w:color w:val="0D0D0D" w:themeColor="text1" w:themeTint="F2"/>
+          <w:sz w:val="32"/>
+          <w:szCs w:val="32"/>
+        </w:rPr>
+        <w:t xml:space="preserve"> (How secure or risk-free the system is)</w:t>
+      </w:r>
+    </w:p>
+    <w:p>
+      <w:pPr>
+        <w:pStyle w:val="ListParagraph"/>
+        <w:numPr>
+          <w:ilvl w:val="0"/>
+          <w:numId w:val="31"/>
+        </w:numPr>
+        <w:tabs>
+          <w:tab w:val="center" w:pos="4680"/>
+          <w:tab w:val="left" w:pos="5976"/>
+        </w:tabs>
+        <w:rPr>
+          <w:rFonts w:ascii="Times New Roman" w:hAnsi="Times New Roman" w:cs="Times New Roman"/>
+          <w:color w:val="0D0D0D" w:themeColor="text1" w:themeTint="F2"/>
+          <w:sz w:val="32"/>
+          <w:szCs w:val="32"/>
+        </w:rPr>
+      </w:pPr>
+      <w:r>
+        <w:rPr>
+          <w:rFonts w:ascii="Times New Roman" w:hAnsi="Times New Roman" w:cs="Times New Roman"/>
+          <w:b/>
+          <w:bCs/>
+          <w:color w:val="0D0D0D" w:themeColor="text1" w:themeTint="F2"/>
+          <w:sz w:val="32"/>
+          <w:szCs w:val="32"/>
+        </w:rPr>
+        <w:t xml:space="preserve">Availability </w:t>
+      </w:r>
+      <w:r>
+        <w:rPr>
+          <w:rFonts w:ascii="Times New Roman" w:hAnsi="Times New Roman" w:cs="Times New Roman"/>
+          <w:color w:val="0D0D0D" w:themeColor="text1" w:themeTint="F2"/>
+          <w:sz w:val="32"/>
+          <w:szCs w:val="32"/>
+        </w:rPr>
+        <w:t>(How often the system is up and working)</w:t>
+      </w:r>
+    </w:p>
+    <w:p>
+      <w:pPr>
+        <w:pStyle w:val="ListParagraph"/>
+        <w:numPr>
+          <w:ilvl w:val="0"/>
+          <w:numId w:val="31"/>
+        </w:numPr>
+        <w:tabs>
+          <w:tab w:val="center" w:pos="4680"/>
+          <w:tab w:val="left" w:pos="5976"/>
+        </w:tabs>
+        <w:rPr>
+          <w:rFonts w:ascii="Times New Roman" w:hAnsi="Times New Roman" w:cs="Times New Roman"/>
+          <w:color w:val="0D0D0D" w:themeColor="text1" w:themeTint="F2"/>
+          <w:sz w:val="32"/>
+          <w:szCs w:val="32"/>
+        </w:rPr>
+      </w:pPr>
+      <w:r>
+        <w:rPr>
+          <w:rFonts w:ascii="Times New Roman" w:hAnsi="Times New Roman" w:cs="Times New Roman"/>
+          <w:b/>
+          <w:bCs/>
+          <w:color w:val="0D0D0D" w:themeColor="text1" w:themeTint="F2"/>
+          <w:sz w:val="32"/>
+          <w:szCs w:val="32"/>
+        </w:rPr>
+        <w:t>Portability</w:t>
+      </w:r>
+      <w:r>
+        <w:rPr>
+          <w:rFonts w:ascii="Times New Roman" w:hAnsi="Times New Roman" w:cs="Times New Roman"/>
+          <w:color w:val="0D0D0D" w:themeColor="text1" w:themeTint="F2"/>
+          <w:sz w:val="32"/>
+          <w:szCs w:val="32"/>
+        </w:rPr>
+        <w:t xml:space="preserve"> (How easily the system can be moved or adapted to different environments)</w:t>
+      </w:r>
+    </w:p>
+    <w:p>
+      <w:pPr>
+        <w:tabs>
+          <w:tab w:val="center" w:pos="4680"/>
+          <w:tab w:val="left" w:pos="5976"/>
+        </w:tabs>
+        <w:rPr>
+          <w:rFonts w:ascii="Times New Roman" w:hAnsi="Times New Roman" w:cs="Times New Roman"/>
+          <w:color w:val="0D0D0D" w:themeColor="text1" w:themeTint="F2"/>
+          <w:sz w:val="32"/>
+          <w:szCs w:val="32"/>
+        </w:rPr>
+      </w:pPr>
+      <w:r>
+        <w:rPr>
+          <w:rFonts w:ascii="Times New Roman" w:hAnsi="Times New Roman" w:cs="Times New Roman"/>
+          <w:b/>
+          <w:bCs/>
+          <w:color w:val="0D0D0D" w:themeColor="text1" w:themeTint="F2"/>
+          <w:sz w:val="32"/>
+          <w:szCs w:val="32"/>
+        </w:rPr>
+        <w:t>External Interfaces</w:t>
+      </w:r>
+      <w:r>
+        <w:rPr>
+          <w:rFonts w:ascii="Times New Roman" w:hAnsi="Times New Roman" w:cs="Times New Roman"/>
+          <w:color w:val="0D0D0D" w:themeColor="text1" w:themeTint="F2"/>
+          <w:sz w:val="32"/>
+          <w:szCs w:val="32"/>
+        </w:rPr>
+        <w:t xml:space="preserve"> describe how the system connects with other systems, hardware, or users. This includes the communication between the system and its environment.</w:t>
+      </w:r>
+    </w:p>
+    <w:p>
+      <w:pPr>
+        <w:tabs>
+          <w:tab w:val="center" w:pos="4680"/>
+          <w:tab w:val="left" w:pos="5976"/>
+        </w:tabs>
+        <w:rPr>
+          <w:rFonts w:ascii="Times New Roman" w:hAnsi="Times New Roman" w:cs="Times New Roman"/>
+          <w:color w:val="0D0D0D" w:themeColor="text1" w:themeTint="F2"/>
+          <w:sz w:val="32"/>
+          <w:szCs w:val="32"/>
+        </w:rPr>
+      </w:pPr>
+      <w:r>
+        <w:rPr>
+          <w:rFonts w:ascii="Times New Roman" w:hAnsi="Times New Roman" w:cs="Times New Roman"/>
+          <w:b/>
+          <w:bCs/>
+          <w:color w:val="0D0D0D" w:themeColor="text1" w:themeTint="F2"/>
+          <w:sz w:val="32"/>
+          <w:szCs w:val="32"/>
+        </w:rPr>
+        <w:t>Design and Implementation Constraints</w:t>
+      </w:r>
+      <w:r>
+        <w:rPr>
+          <w:rFonts w:ascii="Times New Roman" w:hAnsi="Times New Roman" w:cs="Times New Roman"/>
+          <w:color w:val="0D0D0D" w:themeColor="text1" w:themeTint="F2"/>
+          <w:sz w:val="32"/>
+          <w:szCs w:val="32"/>
+        </w:rPr>
+        <w:t xml:space="preserve"> set limitations on how the system can be developed, guiding the developers in building the system within specific boundaries.</w:t>
+      </w:r>
+    </w:p>
+    <w:p>
+      <w:pPr>
+        <w:tabs>
+          <w:tab w:val="center" w:pos="4680"/>
+          <w:tab w:val="left" w:pos="5976"/>
+        </w:tabs>
+        <w:rPr>
+          <w:rFonts w:ascii="Times New Roman" w:hAnsi="Times New Roman" w:cs="Times New Roman"/>
+          <w:b/>
+          <w:bCs/>
+          <w:color w:val="365F91" w:themeColor="accent1" w:themeShade="BF"/>
+          <w:sz w:val="32"/>
+          <w:szCs w:val="32"/>
+        </w:rPr>
+      </w:pPr>
+      <w:r>
+        <w:rPr>
+          <w:rFonts w:ascii="Times New Roman" w:hAnsi="Times New Roman" w:cs="Times New Roman"/>
+          <w:b/>
+          <w:bCs/>
+          <w:color w:val="365F91" w:themeColor="accent1" w:themeShade="BF"/>
+          <w:sz w:val="32"/>
+          <w:szCs w:val="32"/>
+        </w:rPr>
+        <w:t xml:space="preserve">Software Requirements Specification </w:t>
+      </w:r>
+    </w:p>
+    <w:p>
+      <w:pPr>
+        <w:ind w:firstLine="720"/>
+        <w:rPr>
+          <w:rFonts w:ascii="Times New Roman" w:hAnsi="Times New Roman" w:cs="Times New Roman"/>
+          <w:color w:val="0D0D0D" w:themeColor="text1" w:themeTint="F2"/>
+          <w:sz w:val="32"/>
+          <w:szCs w:val="32"/>
+        </w:rPr>
+      </w:pPr>
+      <w:r>
+        <w:rPr>
+          <w:rFonts w:ascii="Times New Roman" w:hAnsi="Times New Roman" w:cs="Times New Roman"/>
+          <w:color w:val="0D0D0D" w:themeColor="text1" w:themeTint="F2"/>
+          <w:sz w:val="32"/>
+          <w:szCs w:val="32"/>
+        </w:rPr>
+        <w:t xml:space="preserve">The Software Requirements Specification (SRS) is a detailed document that describes the functional requirements of a software </w:t>
+      </w:r>
+      <w:r>
+        <w:rPr>
+          <w:rFonts w:ascii="Times New Roman" w:hAnsi="Times New Roman" w:cs="Times New Roman"/>
+          <w:color w:val="0D0D0D" w:themeColor="text1" w:themeTint="F2"/>
+          <w:sz w:val="32"/>
+          <w:szCs w:val="32"/>
+        </w:rPr>
+        <w:lastRenderedPageBreak/>
+        <w:t>system. It outlines how the software is expected to behave and what it must do.</w:t>
+      </w:r>
+    </w:p>
+    <w:p>
+      <w:pPr>
+        <w:tabs>
+          <w:tab w:val="center" w:pos="4680"/>
+          <w:tab w:val="left" w:pos="5976"/>
+        </w:tabs>
+        <w:rPr>
+          <w:rFonts w:ascii="Times New Roman" w:hAnsi="Times New Roman" w:cs="Times New Roman"/>
+          <w:b/>
+          <w:bCs/>
+          <w:color w:val="0D0D0D" w:themeColor="text1" w:themeTint="F2"/>
+          <w:sz w:val="32"/>
+          <w:szCs w:val="32"/>
+        </w:rPr>
+      </w:pPr>
+      <w:r>
+        <w:rPr>
+          <w:rFonts w:ascii="Times New Roman" w:hAnsi="Times New Roman" w:cs="Times New Roman"/>
+          <w:b/>
+          <w:bCs/>
+          <w:color w:val="0D0D0D" w:themeColor="text1" w:themeTint="F2"/>
+          <w:sz w:val="32"/>
+          <w:szCs w:val="32"/>
+        </w:rPr>
+        <w:t>Key Points:</w:t>
+      </w:r>
+    </w:p>
+    <w:p>
+      <w:pPr>
+        <w:tabs>
+          <w:tab w:val="center" w:pos="4680"/>
+          <w:tab w:val="left" w:pos="5976"/>
+        </w:tabs>
+        <w:rPr>
+          <w:rFonts w:ascii="Times New Roman" w:hAnsi="Times New Roman" w:cs="Times New Roman"/>
+          <w:color w:val="0D0D0D" w:themeColor="text1" w:themeTint="F2"/>
+          <w:sz w:val="32"/>
+          <w:szCs w:val="32"/>
+        </w:rPr>
+      </w:pPr>
+      <w:r>
+        <w:rPr>
+          <w:rFonts w:ascii="Times New Roman" w:hAnsi="Times New Roman" w:cs="Times New Roman"/>
+          <w:b/>
+          <w:bCs/>
+          <w:color w:val="0D0D0D" w:themeColor="text1" w:themeTint="F2"/>
+          <w:sz w:val="32"/>
+          <w:szCs w:val="32"/>
+        </w:rPr>
+        <w:t>Business Analyst (BA)</w:t>
+      </w:r>
+      <w:r>
+        <w:rPr>
+          <w:rFonts w:ascii="Times New Roman" w:hAnsi="Times New Roman" w:cs="Times New Roman"/>
+          <w:color w:val="0D0D0D" w:themeColor="text1" w:themeTint="F2"/>
+          <w:sz w:val="32"/>
+          <w:szCs w:val="32"/>
+        </w:rPr>
+        <w:t xml:space="preserve"> is the person responsible for creating the SRS, gathering and documenting the requirements that define the system’s behavior.</w:t>
+      </w:r>
+    </w:p>
+    <w:p>
+      <w:pPr>
+        <w:tabs>
+          <w:tab w:val="center" w:pos="4680"/>
+          <w:tab w:val="left" w:pos="5976"/>
+        </w:tabs>
+        <w:rPr>
+          <w:rFonts w:ascii="Times New Roman" w:hAnsi="Times New Roman" w:cs="Times New Roman"/>
+          <w:color w:val="0D0D0D" w:themeColor="text1" w:themeTint="F2"/>
+          <w:sz w:val="32"/>
+          <w:szCs w:val="32"/>
+        </w:rPr>
+      </w:pPr>
+      <w:r>
+        <w:rPr>
+          <w:rFonts w:ascii="Times New Roman" w:hAnsi="Times New Roman" w:cs="Times New Roman"/>
+          <w:color w:val="0D0D0D" w:themeColor="text1" w:themeTint="F2"/>
+          <w:sz w:val="32"/>
+          <w:szCs w:val="32"/>
+        </w:rPr>
+        <w:t>The SRS includes functional requirements, meaning it describes what the system should do, including specific actions, features, and behaviors.</w:t>
+      </w:r>
+    </w:p>
+    <w:p>
+      <w:pPr>
+        <w:tabs>
+          <w:tab w:val="center" w:pos="4680"/>
+          <w:tab w:val="left" w:pos="5976"/>
+        </w:tabs>
+        <w:rPr>
+          <w:rFonts w:ascii="Times New Roman" w:hAnsi="Times New Roman" w:cs="Times New Roman"/>
+          <w:color w:val="0D0D0D" w:themeColor="text1" w:themeTint="F2"/>
+          <w:sz w:val="32"/>
+          <w:szCs w:val="32"/>
+        </w:rPr>
+      </w:pPr>
+      <w:r>
+        <w:rPr>
+          <w:rFonts w:ascii="Times New Roman" w:hAnsi="Times New Roman" w:cs="Times New Roman"/>
+          <w:color w:val="0D0D0D" w:themeColor="text1" w:themeTint="F2"/>
+          <w:sz w:val="32"/>
+          <w:szCs w:val="32"/>
+        </w:rPr>
+        <w:t xml:space="preserve">The </w:t>
+      </w:r>
+      <w:r>
+        <w:rPr>
+          <w:rFonts w:ascii="Times New Roman" w:hAnsi="Times New Roman" w:cs="Times New Roman"/>
+          <w:b/>
+          <w:bCs/>
+          <w:color w:val="0D0D0D" w:themeColor="text1" w:themeTint="F2"/>
+          <w:sz w:val="32"/>
+          <w:szCs w:val="32"/>
+        </w:rPr>
+        <w:t>SRS</w:t>
+      </w:r>
+      <w:r>
+        <w:rPr>
+          <w:rFonts w:ascii="Times New Roman" w:hAnsi="Times New Roman" w:cs="Times New Roman"/>
+          <w:color w:val="0D0D0D" w:themeColor="text1" w:themeTint="F2"/>
+          <w:sz w:val="32"/>
+          <w:szCs w:val="32"/>
+        </w:rPr>
+        <w:t xml:space="preserve"> is used throughout the project in various stages, such as:</w:t>
+      </w:r>
+    </w:p>
+    <w:p>
+      <w:pPr>
+        <w:pStyle w:val="ListParagraph"/>
+        <w:numPr>
+          <w:ilvl w:val="0"/>
+          <w:numId w:val="34"/>
+        </w:numPr>
+        <w:tabs>
+          <w:tab w:val="center" w:pos="4680"/>
+          <w:tab w:val="left" w:pos="5976"/>
+        </w:tabs>
+        <w:rPr>
+          <w:rFonts w:ascii="Times New Roman" w:hAnsi="Times New Roman" w:cs="Times New Roman"/>
+          <w:color w:val="0D0D0D" w:themeColor="text1" w:themeTint="F2"/>
+          <w:sz w:val="32"/>
+          <w:szCs w:val="32"/>
+        </w:rPr>
+      </w:pPr>
+      <w:r>
+        <w:rPr>
+          <w:rFonts w:ascii="Times New Roman" w:hAnsi="Times New Roman" w:cs="Times New Roman"/>
+          <w:b/>
+          <w:bCs/>
+          <w:color w:val="0D0D0D" w:themeColor="text1" w:themeTint="F2"/>
+          <w:sz w:val="32"/>
+          <w:szCs w:val="32"/>
+        </w:rPr>
+        <w:t>Development:</w:t>
+      </w:r>
+      <w:r>
+        <w:rPr>
+          <w:rFonts w:ascii="Times New Roman" w:hAnsi="Times New Roman" w:cs="Times New Roman"/>
+          <w:color w:val="0D0D0D" w:themeColor="text1" w:themeTint="F2"/>
+          <w:sz w:val="32"/>
+          <w:szCs w:val="32"/>
+        </w:rPr>
+        <w:t xml:space="preserve"> Helps developers understand what needs to be built.</w:t>
+      </w:r>
+    </w:p>
+    <w:p>
+      <w:pPr>
+        <w:pStyle w:val="ListParagraph"/>
+        <w:numPr>
+          <w:ilvl w:val="0"/>
+          <w:numId w:val="34"/>
+        </w:numPr>
+        <w:tabs>
+          <w:tab w:val="center" w:pos="4680"/>
+          <w:tab w:val="left" w:pos="5976"/>
+        </w:tabs>
+        <w:rPr>
+          <w:rFonts w:ascii="Times New Roman" w:hAnsi="Times New Roman" w:cs="Times New Roman"/>
+          <w:color w:val="0D0D0D" w:themeColor="text1" w:themeTint="F2"/>
+          <w:sz w:val="32"/>
+          <w:szCs w:val="32"/>
+        </w:rPr>
+      </w:pPr>
+      <w:r>
+        <w:rPr>
+          <w:rFonts w:ascii="Times New Roman" w:hAnsi="Times New Roman" w:cs="Times New Roman"/>
+          <w:b/>
+          <w:bCs/>
+          <w:color w:val="0D0D0D" w:themeColor="text1" w:themeTint="F2"/>
+          <w:sz w:val="32"/>
+          <w:szCs w:val="32"/>
+        </w:rPr>
+        <w:t>Testing:</w:t>
+      </w:r>
+      <w:r>
+        <w:rPr>
+          <w:rFonts w:ascii="Times New Roman" w:hAnsi="Times New Roman" w:cs="Times New Roman"/>
+          <w:color w:val="0D0D0D" w:themeColor="text1" w:themeTint="F2"/>
+          <w:sz w:val="32"/>
+          <w:szCs w:val="32"/>
+        </w:rPr>
+        <w:t xml:space="preserve"> Guides testers in verifying that the system works as expected.</w:t>
+      </w:r>
+    </w:p>
+    <w:p>
+      <w:pPr>
+        <w:pStyle w:val="ListParagraph"/>
+        <w:numPr>
+          <w:ilvl w:val="0"/>
+          <w:numId w:val="34"/>
+        </w:numPr>
+        <w:tabs>
+          <w:tab w:val="center" w:pos="4680"/>
+          <w:tab w:val="left" w:pos="5976"/>
+        </w:tabs>
+        <w:rPr>
+          <w:rFonts w:ascii="Times New Roman" w:hAnsi="Times New Roman" w:cs="Times New Roman"/>
+          <w:color w:val="0D0D0D" w:themeColor="text1" w:themeTint="F2"/>
+          <w:sz w:val="32"/>
+          <w:szCs w:val="32"/>
+        </w:rPr>
+      </w:pPr>
+      <w:r>
+        <w:rPr>
+          <w:rFonts w:ascii="Times New Roman" w:hAnsi="Times New Roman" w:cs="Times New Roman"/>
+          <w:b/>
+          <w:bCs/>
+          <w:color w:val="0D0D0D" w:themeColor="text1" w:themeTint="F2"/>
+          <w:sz w:val="32"/>
+          <w:szCs w:val="32"/>
+        </w:rPr>
+        <w:t>Quality Assurance (QA):</w:t>
+      </w:r>
+      <w:r>
+        <w:rPr>
+          <w:rFonts w:ascii="Times New Roman" w:hAnsi="Times New Roman" w:cs="Times New Roman"/>
+          <w:color w:val="0D0D0D" w:themeColor="text1" w:themeTint="F2"/>
+          <w:sz w:val="32"/>
+          <w:szCs w:val="32"/>
+        </w:rPr>
+        <w:t xml:space="preserve"> Ensures the system meets the required standards and behaves as expected.</w:t>
+      </w:r>
+    </w:p>
+    <w:p>
+      <w:pPr>
+        <w:pStyle w:val="ListParagraph"/>
+        <w:numPr>
+          <w:ilvl w:val="0"/>
+          <w:numId w:val="34"/>
+        </w:numPr>
+        <w:tabs>
+          <w:tab w:val="center" w:pos="4680"/>
+          <w:tab w:val="left" w:pos="5976"/>
+        </w:tabs>
+        <w:rPr>
+          <w:rFonts w:ascii="Times New Roman" w:hAnsi="Times New Roman" w:cs="Times New Roman"/>
+          <w:color w:val="0D0D0D" w:themeColor="text1" w:themeTint="F2"/>
+          <w:sz w:val="32"/>
+          <w:szCs w:val="32"/>
+        </w:rPr>
+      </w:pPr>
+      <w:r>
+        <w:rPr>
+          <w:rFonts w:ascii="Times New Roman" w:hAnsi="Times New Roman" w:cs="Times New Roman"/>
+          <w:b/>
+          <w:bCs/>
+          <w:color w:val="0D0D0D" w:themeColor="text1" w:themeTint="F2"/>
+          <w:sz w:val="32"/>
+          <w:szCs w:val="32"/>
+        </w:rPr>
+        <w:t>Project Management:</w:t>
+      </w:r>
+      <w:r>
+        <w:rPr>
+          <w:rFonts w:ascii="Times New Roman" w:hAnsi="Times New Roman" w:cs="Times New Roman"/>
+          <w:color w:val="0D0D0D" w:themeColor="text1" w:themeTint="F2"/>
+          <w:sz w:val="32"/>
+          <w:szCs w:val="32"/>
+        </w:rPr>
+        <w:t xml:space="preserve"> Helps track progress and ensures the project stays on target.</w:t>
+      </w:r>
+    </w:p>
+    <w:p>
+      <w:pPr>
+        <w:tabs>
+          <w:tab w:val="center" w:pos="4680"/>
+          <w:tab w:val="left" w:pos="5976"/>
+        </w:tabs>
+        <w:rPr>
+          <w:rFonts w:ascii="Times New Roman" w:hAnsi="Times New Roman" w:cs="Times New Roman"/>
+          <w:b/>
+          <w:bCs/>
+          <w:color w:val="365F91" w:themeColor="accent1" w:themeShade="BF"/>
+          <w:sz w:val="32"/>
+          <w:szCs w:val="32"/>
+        </w:rPr>
+      </w:pPr>
+      <w:r>
+        <w:rPr>
+          <w:rFonts w:ascii="Times New Roman" w:hAnsi="Times New Roman" w:cs="Times New Roman"/>
+          <w:b/>
+          <w:bCs/>
+          <w:color w:val="365F91" w:themeColor="accent1" w:themeShade="BF"/>
+          <w:sz w:val="32"/>
+          <w:szCs w:val="32"/>
+        </w:rPr>
+        <w:t>F</w:t>
+      </w:r>
+      <w:r>
+        <w:rPr>
+          <w:rFonts w:ascii="Times New Roman" w:hAnsi="Times New Roman" w:cs="Times New Roman"/>
+          <w:b/>
+          <w:bCs/>
+          <w:color w:val="365F91" w:themeColor="accent1" w:themeShade="BF"/>
+          <w:sz w:val="32"/>
+          <w:szCs w:val="32"/>
+        </w:rPr>
+        <w:t xml:space="preserve">eature </w:t>
+      </w:r>
+    </w:p>
+    <w:p>
+      <w:pPr>
+        <w:rPr>
+          <w:rFonts w:ascii="Times New Roman" w:hAnsi="Times New Roman" w:cs="Times New Roman"/>
+          <w:color w:val="0D0D0D" w:themeColor="text1" w:themeTint="F2"/>
+          <w:sz w:val="32"/>
+          <w:szCs w:val="32"/>
+        </w:rPr>
+      </w:pPr>
+      <w:r>
+        <w:rPr>
+          <w:rFonts w:ascii="Times New Roman" w:hAnsi="Times New Roman" w:cs="Times New Roman"/>
+          <w:color w:val="0D0D0D" w:themeColor="text1" w:themeTint="F2"/>
+          <w:sz w:val="32"/>
+          <w:szCs w:val="32"/>
+        </w:rPr>
+        <w:tab/>
+      </w:r>
+      <w:r>
+        <w:rPr>
+          <w:rFonts w:ascii="Times New Roman" w:hAnsi="Times New Roman" w:cs="Times New Roman"/>
+          <w:color w:val="0D0D0D" w:themeColor="text1" w:themeTint="F2"/>
+          <w:sz w:val="32"/>
+          <w:szCs w:val="32"/>
+        </w:rPr>
+        <w:t>A feature refers to a group of related capabilities of a system that provide value to users. These features are described through functional requirements, which specify what the system should do to provide these capabilities.</w:t>
+      </w:r>
+    </w:p>
+    <w:p>
+      <w:pPr>
+        <w:tabs>
+          <w:tab w:val="center" w:pos="4680"/>
+          <w:tab w:val="left" w:pos="5976"/>
+        </w:tabs>
+        <w:rPr>
+          <w:rFonts w:ascii="Times New Roman" w:hAnsi="Times New Roman" w:cs="Times New Roman"/>
+          <w:b/>
+          <w:bCs/>
+          <w:color w:val="0D0D0D" w:themeColor="text1" w:themeTint="F2"/>
+          <w:sz w:val="32"/>
+          <w:szCs w:val="32"/>
+        </w:rPr>
+      </w:pPr>
+      <w:r>
+        <w:rPr>
+          <w:rFonts w:ascii="Times New Roman" w:hAnsi="Times New Roman" w:cs="Times New Roman"/>
+          <w:b/>
+          <w:bCs/>
+          <w:color w:val="0D0D0D" w:themeColor="text1" w:themeTint="F2"/>
+          <w:sz w:val="32"/>
+          <w:szCs w:val="32"/>
+        </w:rPr>
+        <w:t>Key Points:</w:t>
+      </w:r>
+    </w:p>
+    <w:p>
+      <w:pPr>
+        <w:tabs>
+          <w:tab w:val="center" w:pos="4680"/>
+          <w:tab w:val="left" w:pos="5976"/>
+        </w:tabs>
+        <w:rPr>
+          <w:rFonts w:ascii="Times New Roman" w:hAnsi="Times New Roman" w:cs="Times New Roman"/>
+          <w:color w:val="0D0D0D" w:themeColor="text1" w:themeTint="F2"/>
+          <w:sz w:val="32"/>
+          <w:szCs w:val="32"/>
+        </w:rPr>
+      </w:pPr>
+      <w:r>
+        <w:rPr>
+          <w:rFonts w:ascii="Times New Roman" w:hAnsi="Times New Roman" w:cs="Times New Roman"/>
+          <w:color w:val="0D0D0D" w:themeColor="text1" w:themeTint="F2"/>
+          <w:sz w:val="32"/>
+          <w:szCs w:val="32"/>
+        </w:rPr>
+        <w:t>A feature often represents a larger capability that is broken down into smaller, related user requirements.</w:t>
+      </w:r>
+    </w:p>
+    <w:p>
+      <w:pPr>
+        <w:tabs>
+          <w:tab w:val="center" w:pos="4680"/>
+          <w:tab w:val="left" w:pos="5976"/>
+        </w:tabs>
+        <w:rPr>
+          <w:rFonts w:ascii="Times New Roman" w:hAnsi="Times New Roman" w:cs="Times New Roman"/>
+          <w:b/>
+          <w:bCs/>
+          <w:color w:val="0D0D0D" w:themeColor="text1" w:themeTint="F2"/>
+          <w:sz w:val="32"/>
+          <w:szCs w:val="32"/>
+        </w:rPr>
+      </w:pPr>
+      <w:r>
+        <w:rPr>
+          <w:rFonts w:ascii="Times New Roman" w:hAnsi="Times New Roman" w:cs="Times New Roman"/>
+          <w:b/>
+          <w:bCs/>
+          <w:color w:val="0D0D0D" w:themeColor="text1" w:themeTint="F2"/>
+          <w:sz w:val="32"/>
+          <w:szCs w:val="32"/>
+        </w:rPr>
+        <w:lastRenderedPageBreak/>
+        <w:t>Examples of Features:</w:t>
+      </w:r>
+    </w:p>
+    <w:p>
+      <w:pPr>
+        <w:pStyle w:val="ListParagraph"/>
+        <w:numPr>
+          <w:ilvl w:val="0"/>
+          <w:numId w:val="37"/>
+        </w:numPr>
+        <w:tabs>
+          <w:tab w:val="center" w:pos="4680"/>
+          <w:tab w:val="left" w:pos="5976"/>
+        </w:tabs>
+        <w:rPr>
+          <w:rFonts w:ascii="Times New Roman" w:hAnsi="Times New Roman" w:cs="Times New Roman"/>
+          <w:color w:val="0D0D0D" w:themeColor="text1" w:themeTint="F2"/>
+          <w:sz w:val="32"/>
+          <w:szCs w:val="32"/>
+        </w:rPr>
+      </w:pPr>
+      <w:r>
+        <w:rPr>
+          <w:rFonts w:ascii="Times New Roman" w:hAnsi="Times New Roman" w:cs="Times New Roman"/>
+          <w:color w:val="0D0D0D" w:themeColor="text1" w:themeTint="F2"/>
+          <w:sz w:val="32"/>
+          <w:szCs w:val="32"/>
+        </w:rPr>
+        <w:t>Web browser bookmarks (Allowing users to save and access websites easily).</w:t>
+      </w:r>
+    </w:p>
+    <w:p>
+      <w:pPr>
+        <w:pStyle w:val="ListParagraph"/>
+        <w:numPr>
+          <w:ilvl w:val="0"/>
+          <w:numId w:val="36"/>
+        </w:numPr>
+        <w:tabs>
+          <w:tab w:val="center" w:pos="4680"/>
+          <w:tab w:val="left" w:pos="5976"/>
+        </w:tabs>
+        <w:rPr>
+          <w:rFonts w:ascii="Times New Roman" w:hAnsi="Times New Roman" w:cs="Times New Roman"/>
+          <w:color w:val="0D0D0D" w:themeColor="text1" w:themeTint="F2"/>
+          <w:sz w:val="32"/>
+          <w:szCs w:val="32"/>
+        </w:rPr>
+      </w:pPr>
+      <w:r>
+        <w:rPr>
+          <w:rFonts w:ascii="Times New Roman" w:hAnsi="Times New Roman" w:cs="Times New Roman"/>
+          <w:color w:val="0D0D0D" w:themeColor="text1" w:themeTint="F2"/>
+          <w:sz w:val="32"/>
+          <w:szCs w:val="32"/>
+        </w:rPr>
+        <w:t>Spelling checker (A feature that automatically checks and corrects spelling errors).</w:t>
+      </w:r>
+    </w:p>
+    <w:p>
+      <w:pPr>
+        <w:pStyle w:val="ListParagraph"/>
+        <w:numPr>
+          <w:ilvl w:val="0"/>
+          <w:numId w:val="36"/>
+        </w:numPr>
+        <w:tabs>
+          <w:tab w:val="center" w:pos="4680"/>
+          <w:tab w:val="left" w:pos="5976"/>
+        </w:tabs>
+        <w:rPr>
+          <w:rFonts w:ascii="Times New Roman" w:hAnsi="Times New Roman" w:cs="Times New Roman"/>
+          <w:color w:val="0D0D0D" w:themeColor="text1" w:themeTint="F2"/>
+          <w:sz w:val="32"/>
+          <w:szCs w:val="32"/>
+        </w:rPr>
+      </w:pPr>
+      <w:r>
+        <w:rPr>
+          <w:rFonts w:ascii="Times New Roman" w:hAnsi="Times New Roman" w:cs="Times New Roman"/>
+          <w:color w:val="0D0D0D" w:themeColor="text1" w:themeTint="F2"/>
+          <w:sz w:val="32"/>
+          <w:szCs w:val="32"/>
+        </w:rPr>
+        <w:t>Automatic virus signature updating (A feature in anti-malware software that updates virus definitions automatically).</w:t>
+      </w:r>
+    </w:p>
+    <w:p>
+      <w:pPr>
+        <w:tabs>
+          <w:tab w:val="center" w:pos="4680"/>
+          <w:tab w:val="left" w:pos="5976"/>
+        </w:tabs>
+        <w:rPr>
+          <w:rFonts w:ascii="Times New Roman" w:hAnsi="Times New Roman" w:cs="Times New Roman"/>
+          <w:color w:val="0D0D0D" w:themeColor="text1" w:themeTint="F2"/>
+          <w:sz w:val="32"/>
+          <w:szCs w:val="32"/>
+        </w:rPr>
+      </w:pPr>
+      <w:r>
+        <w:rPr>
+          <w:rFonts w:ascii="Times New Roman" w:hAnsi="Times New Roman" w:cs="Times New Roman"/>
+          <w:b/>
+          <w:bCs/>
+          <w:color w:val="0D0D0D" w:themeColor="text1" w:themeTint="F2"/>
+          <w:sz w:val="32"/>
+          <w:szCs w:val="32"/>
+        </w:rPr>
+        <w:t>A feature</w:t>
+      </w:r>
+      <w:r>
+        <w:rPr>
+          <w:rFonts w:ascii="Times New Roman" w:hAnsi="Times New Roman" w:cs="Times New Roman"/>
+          <w:color w:val="0D0D0D" w:themeColor="text1" w:themeTint="F2"/>
+          <w:sz w:val="32"/>
+          <w:szCs w:val="32"/>
+        </w:rPr>
+        <w:t xml:space="preserve"> can include multiple user requirements, which each describe tasks that users want to accomplish. These tasks drive the functional requirements (what the system needs to do) to support the feature.</w:t>
+      </w:r>
+    </w:p>
+    <w:p>
+      <w:pPr>
+        <w:tabs>
+          <w:tab w:val="center" w:pos="4680"/>
+          <w:tab w:val="left" w:pos="5976"/>
+        </w:tabs>
+        <w:rPr>
+          <w:rFonts w:ascii="Times New Roman" w:hAnsi="Times New Roman" w:cs="Times New Roman"/>
+          <w:color w:val="0D0D0D" w:themeColor="text1" w:themeTint="F2"/>
+          <w:sz w:val="32"/>
+          <w:szCs w:val="32"/>
+        </w:rPr>
+      </w:pPr>
+      <w:r>
+        <w:rPr>
+          <w:rFonts w:ascii="Times New Roman" w:hAnsi="Times New Roman" w:cs="Times New Roman"/>
+          <w:noProof/>
+          <w:color w:val="0D0D0D" w:themeColor="text1" w:themeTint="F2"/>
+          <w:sz w:val="32"/>
+          <w:szCs w:val="32"/>
+        </w:rPr>
+        <w:drawing>
+          <wp:inline distT="0" distB="0" distL="0" distR="0" wp14:anchorId="5330CC33" wp14:editId="49972BEA">
+            <wp:extent cx="5943600" cy="4312920"/>
+            <wp:effectExtent l="0" t="0" r="0" b="0"/>
+            <wp:docPr id="1817562187" name="Picture 1"/>
+            <wp:cNvGraphicFramePr>
+              <a:graphicFrameLocks xmlns:a="http://schemas.openxmlformats.org/drawingml/2006/main" noChangeAspect="1"/>
+            </wp:cNvGraphicFramePr>
+            <a:graphic xmlns:a="http://schemas.openxmlformats.org/drawingml/2006/main">
+              <a:graphicData uri="http://schemas.openxmlformats.org/drawingml/2006/picture">
+                <pic:pic xmlns:pic="http://schemas.openxmlformats.org/drawingml/2006/picture">
+                  <pic:nvPicPr>
+                    <pic:cNvPr id="0" name="Picture 1"/>
+                    <pic:cNvPicPr>
+                      <a:picLocks noChangeAspect="1" noChangeArrowheads="1"/>
+                    </pic:cNvPicPr>
+                  </pic:nvPicPr>
+                  <pic:blipFill>
+                    <a:blip r:embed="rId6">
+                      <a:extLst>
+                        <a:ext uri="{28A0092B-C50C-407E-A947-70E740481C1C}">
+                          <a14:useLocalDpi xmlns:a14="http://schemas.microsoft.com/office/drawing/2010/main" val="0"/>
+                        </a:ext>
+                      </a:extLst>
+                    </a:blip>
+                    <a:srcRect/>
+                    <a:stretch>
+                      <a:fillRect/>
+                    </a:stretch>
+                  </pic:blipFill>
+                  <pic:spPr bwMode="auto">
+                    <a:xfrm>
+                      <a:off x="0" y="0"/>
+                      <a:ext cx="5943600" cy="4312920"/>
+                    </a:xfrm>
+                    <a:prstGeom prst="rect">
+                      <a:avLst/>
+                    </a:prstGeom>
+                    <a:noFill/>
+                    <a:ln>
+                      <a:noFill/>
+                    </a:ln>
+                  </pic:spPr>
+                </pic:pic>
+              </a:graphicData>
+            </a:graphic>
+          </wp:inline>
+        </w:drawing>
+      </w:r>
+    </w:p>
+    <w:p>
+      <w:pPr>
+        <w:tabs>
+          <w:tab w:val="center" w:pos="4680"/>
+          <w:tab w:val="left" w:pos="5976"/>
+        </w:tabs>
+        <w:rPr>
+          <w:rFonts w:ascii="Times New Roman" w:hAnsi="Times New Roman" w:cs="Times New Roman"/>
+          <w:color w:val="0D0D0D" w:themeColor="text1" w:themeTint="F2"/>
+          <w:sz w:val="32"/>
+          <w:szCs w:val="32"/>
+        </w:rPr>
+      </w:pPr>
+    </w:p>
+    <w:p>
+      <w:pPr>
+        <w:tabs>
+          <w:tab w:val="center" w:pos="4680"/>
+          <w:tab w:val="left" w:pos="5976"/>
+        </w:tabs>
+        <w:rPr>
+          <w:rFonts w:ascii="Times New Roman" w:hAnsi="Times New Roman" w:cs="Times New Roman"/>
+          <w:color w:val="0D0D0D" w:themeColor="text1" w:themeTint="F2"/>
+          <w:sz w:val="32"/>
+          <w:szCs w:val="32"/>
+        </w:rPr>
+      </w:pPr>
     </w:p>
     <w:p>
       <w:pPr>
@@ -4427,6 +5385,7 @@
           <w:sz w:val="36"/>
           <w:szCs w:val="36"/>
         </w:rPr>
+        <w:lastRenderedPageBreak/>
         <w:t>Lecture 3</w:t>
       </w:r>
     </w:p>
@@ -4461,15 +5420,15 @@
       <w:pPr>
         <w:ind w:firstLine="720"/>
         <w:rPr>
-          <w:rFonts w:cstheme="minorHAnsi"/>
-          <w:color w:val="0D0D0D" w:themeColor="text1" w:themeTint="F2"/>
-          <w:sz w:val="32"/>
-          <w:szCs w:val="32"/>
-        </w:rPr>
-      </w:pPr>
-      <w:r>
-        <w:rPr>
-          <w:rFonts w:cstheme="minorHAnsi"/>
+          <w:rFonts w:ascii="Times New Roman" w:hAnsi="Times New Roman" w:cs="Times New Roman"/>
+          <w:color w:val="0D0D0D" w:themeColor="text1" w:themeTint="F2"/>
+          <w:sz w:val="32"/>
+          <w:szCs w:val="32"/>
+        </w:rPr>
+      </w:pPr>
+      <w:r>
+        <w:rPr>
+          <w:rFonts w:ascii="Times New Roman" w:hAnsi="Times New Roman" w:cs="Times New Roman"/>
           <w:color w:val="0D0D0D" w:themeColor="text1" w:themeTint="F2"/>
           <w:sz w:val="32"/>
           <w:szCs w:val="32"/>
@@ -4478,7 +5437,7 @@
       </w:r>
       <w:r>
         <w:rPr>
-          <w:rFonts w:cstheme="minorHAnsi"/>
+          <w:rFonts w:ascii="Times New Roman" w:hAnsi="Times New Roman" w:cs="Times New Roman"/>
           <w:b/>
           <w:bCs/>
           <w:color w:val="0D0D0D" w:themeColor="text1" w:themeTint="F2"/>
@@ -4489,7 +5448,7 @@
       </w:r>
       <w:r>
         <w:rPr>
-          <w:rFonts w:cstheme="minorHAnsi"/>
+          <w:rFonts w:ascii="Times New Roman" w:hAnsi="Times New Roman" w:cs="Times New Roman"/>
           <w:color w:val="0D0D0D" w:themeColor="text1" w:themeTint="F2"/>
           <w:sz w:val="32"/>
           <w:szCs w:val="32"/>
@@ -4509,15 +5468,15 @@
           <w:tab w:val="left" w:pos="5976"/>
         </w:tabs>
         <w:rPr>
-          <w:rFonts w:cstheme="minorHAnsi"/>
-          <w:color w:val="0D0D0D" w:themeColor="text1" w:themeTint="F2"/>
-          <w:sz w:val="32"/>
-          <w:szCs w:val="32"/>
-        </w:rPr>
-      </w:pPr>
-      <w:r>
-        <w:rPr>
-          <w:rFonts w:cstheme="minorHAnsi"/>
+          <w:rFonts w:ascii="Times New Roman" w:hAnsi="Times New Roman" w:cs="Times New Roman"/>
+          <w:color w:val="0D0D0D" w:themeColor="text1" w:themeTint="F2"/>
+          <w:sz w:val="32"/>
+          <w:szCs w:val="32"/>
+        </w:rPr>
+      </w:pPr>
+      <w:r>
+        <w:rPr>
+          <w:rFonts w:ascii="Times New Roman" w:hAnsi="Times New Roman" w:cs="Times New Roman"/>
           <w:b/>
           <w:bCs/>
           <w:color w:val="0D0D0D" w:themeColor="text1" w:themeTint="F2"/>
@@ -4528,7 +5487,7 @@
       </w:r>
       <w:r>
         <w:rPr>
-          <w:rFonts w:cstheme="minorHAnsi"/>
+          <w:rFonts w:ascii="Times New Roman" w:hAnsi="Times New Roman" w:cs="Times New Roman"/>
           <w:color w:val="0D0D0D" w:themeColor="text1" w:themeTint="F2"/>
           <w:sz w:val="32"/>
           <w:szCs w:val="32"/>
@@ -4548,15 +5507,15 @@
           <w:tab w:val="left" w:pos="5976"/>
         </w:tabs>
         <w:rPr>
-          <w:rFonts w:cstheme="minorHAnsi"/>
-          <w:color w:val="0D0D0D" w:themeColor="text1" w:themeTint="F2"/>
-          <w:sz w:val="32"/>
-          <w:szCs w:val="32"/>
-        </w:rPr>
-      </w:pPr>
-      <w:r>
-        <w:rPr>
-          <w:rFonts w:cstheme="minorHAnsi"/>
+          <w:rFonts w:ascii="Times New Roman" w:hAnsi="Times New Roman" w:cs="Times New Roman"/>
+          <w:color w:val="0D0D0D" w:themeColor="text1" w:themeTint="F2"/>
+          <w:sz w:val="32"/>
+          <w:szCs w:val="32"/>
+        </w:rPr>
+      </w:pPr>
+      <w:r>
+        <w:rPr>
+          <w:rFonts w:ascii="Times New Roman" w:hAnsi="Times New Roman" w:cs="Times New Roman"/>
           <w:b/>
           <w:bCs/>
           <w:color w:val="0D0D0D" w:themeColor="text1" w:themeTint="F2"/>
@@ -4567,7 +5526,7 @@
       </w:r>
       <w:r>
         <w:rPr>
-          <w:rFonts w:cstheme="minorHAnsi"/>
+          <w:rFonts w:ascii="Times New Roman" w:hAnsi="Times New Roman" w:cs="Times New Roman"/>
           <w:color w:val="0D0D0D" w:themeColor="text1" w:themeTint="F2"/>
           <w:sz w:val="32"/>
           <w:szCs w:val="32"/>
@@ -4587,15 +5546,15 @@
           <w:tab w:val="left" w:pos="5976"/>
         </w:tabs>
         <w:rPr>
-          <w:rFonts w:cstheme="minorHAnsi"/>
-          <w:color w:val="0D0D0D" w:themeColor="text1" w:themeTint="F2"/>
-          <w:sz w:val="32"/>
-          <w:szCs w:val="32"/>
-        </w:rPr>
-      </w:pPr>
-      <w:r>
-        <w:rPr>
-          <w:rFonts w:cstheme="minorHAnsi"/>
+          <w:rFonts w:ascii="Times New Roman" w:hAnsi="Times New Roman" w:cs="Times New Roman"/>
+          <w:color w:val="0D0D0D" w:themeColor="text1" w:themeTint="F2"/>
+          <w:sz w:val="32"/>
+          <w:szCs w:val="32"/>
+        </w:rPr>
+      </w:pPr>
+      <w:r>
+        <w:rPr>
+          <w:rFonts w:ascii="Times New Roman" w:hAnsi="Times New Roman" w:cs="Times New Roman"/>
           <w:b/>
           <w:bCs/>
           <w:color w:val="0D0D0D" w:themeColor="text1" w:themeTint="F2"/>
@@ -4606,7 +5565,7 @@
       </w:r>
       <w:r>
         <w:rPr>
-          <w:rFonts w:cstheme="minorHAnsi"/>
+          <w:rFonts w:ascii="Times New Roman" w:hAnsi="Times New Roman" w:cs="Times New Roman"/>
           <w:color w:val="0D0D0D" w:themeColor="text1" w:themeTint="F2"/>
           <w:sz w:val="32"/>
           <w:szCs w:val="32"/>
@@ -4639,7 +5598,6 @@
           <w:sz w:val="32"/>
           <w:szCs w:val="32"/>
         </w:rPr>
-        <w:lastRenderedPageBreak/>
         <w:drawing>
           <wp:inline distT="0" distB="0" distL="0" distR="0" wp14:anchorId="4965BD33" wp14:editId="540A3284">
             <wp:extent cx="5935980" cy="1783080"/>
@@ -4658,7 +5616,7 @@
                     </pic:cNvPicPr>
                   </pic:nvPicPr>
                   <pic:blipFill>
-                    <a:blip r:embed="rId6">
+                    <a:blip r:embed="rId7">
                       <a:extLst>
                         <a:ext uri="{28A0092B-C50C-407E-A947-70E740481C1C}">
                           <a14:useLocalDpi xmlns:a14="http://schemas.microsoft.com/office/drawing/2010/main" val="0"/>
@@ -4724,15 +5682,15 @@
           <w:tab w:val="left" w:pos="5976"/>
         </w:tabs>
         <w:rPr>
-          <w:rFonts w:cstheme="minorHAnsi"/>
-          <w:color w:val="0D0D0D" w:themeColor="text1" w:themeTint="F2"/>
-          <w:sz w:val="32"/>
-          <w:szCs w:val="32"/>
-        </w:rPr>
-      </w:pPr>
-      <w:r>
-        <w:rPr>
-          <w:rFonts w:cstheme="minorHAnsi"/>
+          <w:rFonts w:ascii="Times New Roman" w:hAnsi="Times New Roman" w:cs="Times New Roman"/>
+          <w:color w:val="0D0D0D" w:themeColor="text1" w:themeTint="F2"/>
+          <w:sz w:val="32"/>
+          <w:szCs w:val="32"/>
+        </w:rPr>
+      </w:pPr>
+      <w:r>
+        <w:rPr>
+          <w:rFonts w:ascii="Times New Roman" w:hAnsi="Times New Roman" w:cs="Times New Roman"/>
           <w:b/>
           <w:bCs/>
           <w:color w:val="0D0D0D" w:themeColor="text1" w:themeTint="F2"/>
@@ -4743,7 +5701,7 @@
       </w:r>
       <w:r>
         <w:rPr>
-          <w:rFonts w:cstheme="minorHAnsi"/>
+          <w:rFonts w:ascii="Times New Roman" w:hAnsi="Times New Roman" w:cs="Times New Roman"/>
           <w:color w:val="0D0D0D" w:themeColor="text1" w:themeTint="F2"/>
           <w:sz w:val="32"/>
           <w:szCs w:val="32"/>
@@ -4763,7 +5721,7 @@
           <w:tab w:val="left" w:pos="5976"/>
         </w:tabs>
         <w:rPr>
-          <w:rFonts w:cstheme="minorHAnsi"/>
+          <w:rFonts w:ascii="Times New Roman" w:hAnsi="Times New Roman" w:cs="Times New Roman"/>
           <w:color w:val="0D0D0D" w:themeColor="text1" w:themeTint="F2"/>
           <w:sz w:val="32"/>
           <w:szCs w:val="32"/>
@@ -4772,7 +5730,7 @@
       <w:bookmarkStart w:id="0" w:name="_Hlk194676693"/>
       <w:r>
         <w:rPr>
-          <w:rFonts w:cstheme="minorHAnsi"/>
+          <w:rFonts w:ascii="Times New Roman" w:hAnsi="Times New Roman" w:cs="Times New Roman"/>
           <w:b/>
           <w:bCs/>
           <w:color w:val="0D0D0D" w:themeColor="text1" w:themeTint="F2"/>
@@ -4783,7 +5741,7 @@
       </w:r>
       <w:r>
         <w:rPr>
-          <w:rFonts w:cstheme="minorHAnsi"/>
+          <w:rFonts w:ascii="Times New Roman" w:hAnsi="Times New Roman" w:cs="Times New Roman"/>
           <w:color w:val="0D0D0D" w:themeColor="text1" w:themeTint="F2"/>
           <w:sz w:val="32"/>
           <w:szCs w:val="32"/>
@@ -4803,15 +5761,15 @@
           <w:tab w:val="left" w:pos="5976"/>
         </w:tabs>
         <w:rPr>
-          <w:rFonts w:cstheme="minorHAnsi"/>
-          <w:color w:val="0D0D0D" w:themeColor="text1" w:themeTint="F2"/>
-          <w:sz w:val="32"/>
-          <w:szCs w:val="32"/>
-        </w:rPr>
-      </w:pPr>
-      <w:r>
-        <w:rPr>
-          <w:rFonts w:cstheme="minorHAnsi"/>
+          <w:rFonts w:ascii="Times New Roman" w:hAnsi="Times New Roman" w:cs="Times New Roman"/>
+          <w:color w:val="0D0D0D" w:themeColor="text1" w:themeTint="F2"/>
+          <w:sz w:val="32"/>
+          <w:szCs w:val="32"/>
+        </w:rPr>
+      </w:pPr>
+      <w:r>
+        <w:rPr>
+          <w:rFonts w:ascii="Times New Roman" w:hAnsi="Times New Roman" w:cs="Times New Roman"/>
           <w:color w:val="0D0D0D" w:themeColor="text1" w:themeTint="F2"/>
           <w:sz w:val="32"/>
           <w:szCs w:val="32"/>
@@ -4827,26 +5785,27 @@
           <w:tab w:val="left" w:pos="5976"/>
         </w:tabs>
         <w:rPr>
-          <w:rFonts w:cstheme="minorHAnsi"/>
-          <w:color w:val="0D0D0D" w:themeColor="text1" w:themeTint="F2"/>
-          <w:sz w:val="32"/>
-          <w:szCs w:val="32"/>
-        </w:rPr>
-      </w:pPr>
-      <w:r>
-        <w:rPr>
-          <w:rFonts w:cstheme="minorHAnsi"/>
-          <w:b/>
-          <w:bCs/>
-          <w:color w:val="0D0D0D" w:themeColor="text1" w:themeTint="F2"/>
-          <w:sz w:val="32"/>
-          <w:szCs w:val="32"/>
-        </w:rPr>
+          <w:rFonts w:ascii="Times New Roman" w:hAnsi="Times New Roman" w:cs="Times New Roman"/>
+          <w:color w:val="0D0D0D" w:themeColor="text1" w:themeTint="F2"/>
+          <w:sz w:val="32"/>
+          <w:szCs w:val="32"/>
+        </w:rPr>
+      </w:pPr>
+      <w:r>
+        <w:rPr>
+          <w:rFonts w:ascii="Times New Roman" w:hAnsi="Times New Roman" w:cs="Times New Roman"/>
+          <w:b/>
+          <w:bCs/>
+          <w:color w:val="0D0D0D" w:themeColor="text1" w:themeTint="F2"/>
+          <w:sz w:val="32"/>
+          <w:szCs w:val="32"/>
+        </w:rPr>
+        <w:lastRenderedPageBreak/>
         <w:t>System perspective:</w:t>
       </w:r>
       <w:r>
         <w:rPr>
-          <w:rFonts w:cstheme="minorHAnsi"/>
+          <w:rFonts w:ascii="Times New Roman" w:hAnsi="Times New Roman" w:cs="Times New Roman"/>
           <w:color w:val="0D0D0D" w:themeColor="text1" w:themeTint="F2"/>
           <w:sz w:val="32"/>
           <w:szCs w:val="32"/>
@@ -4866,15 +5825,15 @@
           <w:tab w:val="left" w:pos="5976"/>
         </w:tabs>
         <w:rPr>
-          <w:rFonts w:cstheme="minorHAnsi"/>
-          <w:color w:val="0D0D0D" w:themeColor="text1" w:themeTint="F2"/>
-          <w:sz w:val="32"/>
-          <w:szCs w:val="32"/>
-        </w:rPr>
-      </w:pPr>
-      <w:r>
-        <w:rPr>
-          <w:rFonts w:cstheme="minorHAnsi"/>
+          <w:rFonts w:ascii="Times New Roman" w:hAnsi="Times New Roman" w:cs="Times New Roman"/>
+          <w:color w:val="0D0D0D" w:themeColor="text1" w:themeTint="F2"/>
+          <w:sz w:val="32"/>
+          <w:szCs w:val="32"/>
+        </w:rPr>
+      </w:pPr>
+      <w:r>
+        <w:rPr>
+          <w:rFonts w:ascii="Times New Roman" w:hAnsi="Times New Roman" w:cs="Times New Roman"/>
           <w:b/>
           <w:bCs/>
           <w:color w:val="0D0D0D" w:themeColor="text1" w:themeTint="F2"/>
@@ -4885,7 +5844,7 @@
       </w:r>
       <w:r>
         <w:rPr>
-          <w:rFonts w:cstheme="minorHAnsi"/>
+          <w:rFonts w:ascii="Times New Roman" w:hAnsi="Times New Roman" w:cs="Times New Roman"/>
           <w:color w:val="0D0D0D" w:themeColor="text1" w:themeTint="F2"/>
           <w:sz w:val="32"/>
           <w:szCs w:val="32"/>
@@ -4905,15 +5864,15 @@
           <w:tab w:val="left" w:pos="5976"/>
         </w:tabs>
         <w:rPr>
-          <w:rFonts w:cstheme="minorHAnsi"/>
-          <w:color w:val="0D0D0D" w:themeColor="text1" w:themeTint="F2"/>
-          <w:sz w:val="32"/>
-          <w:szCs w:val="32"/>
-        </w:rPr>
-      </w:pPr>
-      <w:r>
-        <w:rPr>
-          <w:rFonts w:cstheme="minorHAnsi"/>
+          <w:rFonts w:ascii="Times New Roman" w:hAnsi="Times New Roman" w:cs="Times New Roman"/>
+          <w:color w:val="0D0D0D" w:themeColor="text1" w:themeTint="F2"/>
+          <w:sz w:val="32"/>
+          <w:szCs w:val="32"/>
+        </w:rPr>
+      </w:pPr>
+      <w:r>
+        <w:rPr>
+          <w:rFonts w:ascii="Times New Roman" w:hAnsi="Times New Roman" w:cs="Times New Roman"/>
           <w:color w:val="0D0D0D" w:themeColor="text1" w:themeTint="F2"/>
           <w:sz w:val="32"/>
           <w:szCs w:val="32"/>
@@ -4928,15 +5887,15 @@
           <w:tab w:val="left" w:pos="5976"/>
         </w:tabs>
         <w:rPr>
-          <w:rFonts w:cstheme="minorHAnsi"/>
-          <w:color w:val="0D0D0D" w:themeColor="text1" w:themeTint="F2"/>
-          <w:sz w:val="32"/>
-          <w:szCs w:val="32"/>
-        </w:rPr>
-      </w:pPr>
-      <w:r>
-        <w:rPr>
-          <w:rFonts w:cstheme="minorHAnsi"/>
+          <w:rFonts w:ascii="Times New Roman" w:hAnsi="Times New Roman" w:cs="Times New Roman"/>
+          <w:color w:val="0D0D0D" w:themeColor="text1" w:themeTint="F2"/>
+          <w:sz w:val="32"/>
+          <w:szCs w:val="32"/>
+        </w:rPr>
+      </w:pPr>
+      <w:r>
+        <w:rPr>
+          <w:rFonts w:ascii="Times New Roman" w:hAnsi="Times New Roman" w:cs="Times New Roman"/>
           <w:color w:val="0D0D0D" w:themeColor="text1" w:themeTint="F2"/>
           <w:sz w:val="32"/>
           <w:szCs w:val="32"/>
@@ -4985,7 +5944,6 @@
           <w:sz w:val="32"/>
           <w:szCs w:val="32"/>
         </w:rPr>
-        <w:lastRenderedPageBreak/>
         <w:drawing>
           <wp:inline distT="0" distB="0" distL="0" distR="0" wp14:anchorId="25591AC7" wp14:editId="0FF941A5">
             <wp:extent cx="5935980" cy="2301240"/>
@@ -5004,7 +5962,7 @@
                     </pic:cNvPicPr>
                   </pic:nvPicPr>
                   <pic:blipFill>
-                    <a:blip r:embed="rId7">
+                    <a:blip r:embed="rId8">
                       <a:extLst>
                         <a:ext uri="{28A0092B-C50C-407E-A947-70E740481C1C}">
                           <a14:useLocalDpi xmlns:a14="http://schemas.microsoft.com/office/drawing/2010/main" val="0"/>
@@ -5070,7 +6028,7 @@
           <w:tab w:val="left" w:pos="5976"/>
         </w:tabs>
         <w:rPr>
-          <w:rFonts w:cstheme="minorHAnsi"/>
+          <w:rFonts w:ascii="Times New Roman" w:hAnsi="Times New Roman" w:cs="Times New Roman"/>
           <w:color w:val="0D0D0D" w:themeColor="text1" w:themeTint="F2"/>
           <w:sz w:val="32"/>
           <w:szCs w:val="32"/>
@@ -5089,7 +6047,7 @@
       </w:r>
       <w:r>
         <w:rPr>
-          <w:rFonts w:cstheme="minorHAnsi"/>
+          <w:rFonts w:ascii="Times New Roman" w:hAnsi="Times New Roman" w:cs="Times New Roman"/>
           <w:color w:val="0D0D0D" w:themeColor="text1" w:themeTint="F2"/>
           <w:sz w:val="32"/>
           <w:szCs w:val="32"/>
@@ -5098,7 +6056,7 @@
       </w:r>
       <w:r>
         <w:rPr>
-          <w:rFonts w:cstheme="minorHAnsi"/>
+          <w:rFonts w:ascii="Times New Roman" w:hAnsi="Times New Roman" w:cs="Times New Roman"/>
           <w:color w:val="0D0D0D" w:themeColor="text1" w:themeTint="F2"/>
           <w:sz w:val="32"/>
           <w:szCs w:val="32"/>
@@ -5107,7 +6065,7 @@
       </w:r>
       <w:r>
         <w:rPr>
-          <w:rFonts w:cstheme="minorHAnsi"/>
+          <w:rFonts w:ascii="Times New Roman" w:hAnsi="Times New Roman" w:cs="Times New Roman"/>
           <w:color w:val="0D0D0D" w:themeColor="text1" w:themeTint="F2"/>
           <w:sz w:val="32"/>
           <w:szCs w:val="32"/>
@@ -5151,15 +6109,15 @@
           <w:tab w:val="left" w:pos="5976"/>
         </w:tabs>
         <w:rPr>
-          <w:rFonts w:cstheme="minorHAnsi"/>
-          <w:color w:val="0D0D0D" w:themeColor="text1" w:themeTint="F2"/>
-          <w:sz w:val="32"/>
-          <w:szCs w:val="32"/>
-        </w:rPr>
-      </w:pPr>
-      <w:r>
-        <w:rPr>
-          <w:rFonts w:cstheme="minorHAnsi"/>
+          <w:rFonts w:ascii="Times New Roman" w:hAnsi="Times New Roman" w:cs="Times New Roman"/>
+          <w:color w:val="0D0D0D" w:themeColor="text1" w:themeTint="F2"/>
+          <w:sz w:val="32"/>
+          <w:szCs w:val="32"/>
+        </w:rPr>
+      </w:pPr>
+      <w:r>
+        <w:rPr>
+          <w:rFonts w:ascii="Times New Roman" w:hAnsi="Times New Roman" w:cs="Times New Roman"/>
           <w:b/>
           <w:bCs/>
           <w:color w:val="0D0D0D" w:themeColor="text1" w:themeTint="F2"/>
@@ -5170,7 +6128,7 @@
       </w:r>
       <w:r>
         <w:rPr>
-          <w:rFonts w:cstheme="minorHAnsi"/>
+          <w:rFonts w:ascii="Times New Roman" w:hAnsi="Times New Roman" w:cs="Times New Roman"/>
           <w:color w:val="0D0D0D" w:themeColor="text1" w:themeTint="F2"/>
           <w:sz w:val="32"/>
           <w:szCs w:val="32"/>
@@ -5189,15 +6147,15 @@
           <w:tab w:val="left" w:pos="5976"/>
         </w:tabs>
         <w:rPr>
-          <w:rFonts w:cstheme="minorHAnsi"/>
-          <w:color w:val="0D0D0D" w:themeColor="text1" w:themeTint="F2"/>
-          <w:sz w:val="32"/>
-          <w:szCs w:val="32"/>
-        </w:rPr>
-      </w:pPr>
-      <w:r>
-        <w:rPr>
-          <w:rFonts w:cstheme="minorHAnsi"/>
+          <w:rFonts w:ascii="Times New Roman" w:hAnsi="Times New Roman" w:cs="Times New Roman"/>
+          <w:color w:val="0D0D0D" w:themeColor="text1" w:themeTint="F2"/>
+          <w:sz w:val="32"/>
+          <w:szCs w:val="32"/>
+        </w:rPr>
+      </w:pPr>
+      <w:r>
+        <w:rPr>
+          <w:rFonts w:ascii="Times New Roman" w:hAnsi="Times New Roman" w:cs="Times New Roman"/>
           <w:b/>
           <w:bCs/>
           <w:color w:val="0D0D0D" w:themeColor="text1" w:themeTint="F2"/>
@@ -5208,7 +6166,7 @@
       </w:r>
       <w:r>
         <w:rPr>
-          <w:rFonts w:cstheme="minorHAnsi"/>
+          <w:rFonts w:ascii="Times New Roman" w:hAnsi="Times New Roman" w:cs="Times New Roman"/>
           <w:color w:val="0D0D0D" w:themeColor="text1" w:themeTint="F2"/>
           <w:sz w:val="32"/>
           <w:szCs w:val="32"/>
@@ -5227,26 +6185,27 @@
           <w:tab w:val="left" w:pos="5976"/>
         </w:tabs>
         <w:rPr>
-          <w:rFonts w:cstheme="minorHAnsi"/>
-          <w:color w:val="0D0D0D" w:themeColor="text1" w:themeTint="F2"/>
-          <w:sz w:val="32"/>
-          <w:szCs w:val="32"/>
-        </w:rPr>
-      </w:pPr>
-      <w:r>
-        <w:rPr>
-          <w:rFonts w:cstheme="minorHAnsi"/>
-          <w:b/>
-          <w:bCs/>
-          <w:color w:val="0D0D0D" w:themeColor="text1" w:themeTint="F2"/>
-          <w:sz w:val="32"/>
-          <w:szCs w:val="32"/>
-        </w:rPr>
+          <w:rFonts w:ascii="Times New Roman" w:hAnsi="Times New Roman" w:cs="Times New Roman"/>
+          <w:color w:val="0D0D0D" w:themeColor="text1" w:themeTint="F2"/>
+          <w:sz w:val="32"/>
+          <w:szCs w:val="32"/>
+        </w:rPr>
+      </w:pPr>
+      <w:r>
+        <w:rPr>
+          <w:rFonts w:ascii="Times New Roman" w:hAnsi="Times New Roman" w:cs="Times New Roman"/>
+          <w:b/>
+          <w:bCs/>
+          <w:color w:val="0D0D0D" w:themeColor="text1" w:themeTint="F2"/>
+          <w:sz w:val="32"/>
+          <w:szCs w:val="32"/>
+        </w:rPr>
+        <w:lastRenderedPageBreak/>
         <w:t>Tax Rules:</w:t>
       </w:r>
       <w:r>
         <w:rPr>
-          <w:rFonts w:cstheme="minorHAnsi"/>
+          <w:rFonts w:ascii="Times New Roman" w:hAnsi="Times New Roman" w:cs="Times New Roman"/>
           <w:color w:val="0D0D0D" w:themeColor="text1" w:themeTint="F2"/>
           <w:sz w:val="32"/>
           <w:szCs w:val="32"/>
@@ -5285,15 +6244,15 @@
       <w:pPr>
         <w:ind w:firstLine="720"/>
         <w:rPr>
-          <w:rFonts w:cstheme="minorHAnsi"/>
-          <w:color w:val="0D0D0D" w:themeColor="text1" w:themeTint="F2"/>
-          <w:sz w:val="32"/>
-          <w:szCs w:val="32"/>
-        </w:rPr>
-      </w:pPr>
-      <w:r>
-        <w:rPr>
-          <w:rFonts w:cstheme="minorHAnsi"/>
+          <w:rFonts w:ascii="Times New Roman" w:hAnsi="Times New Roman" w:cs="Times New Roman"/>
+          <w:color w:val="0D0D0D" w:themeColor="text1" w:themeTint="F2"/>
+          <w:sz w:val="32"/>
+          <w:szCs w:val="32"/>
+        </w:rPr>
+      </w:pPr>
+      <w:r>
+        <w:rPr>
+          <w:rFonts w:ascii="Times New Roman" w:hAnsi="Times New Roman" w:cs="Times New Roman"/>
           <w:color w:val="0D0D0D" w:themeColor="text1" w:themeTint="F2"/>
           <w:sz w:val="32"/>
           <w:szCs w:val="32"/>
@@ -5302,7 +6261,7 @@
       </w:r>
       <w:r>
         <w:rPr>
-          <w:rFonts w:eastAsia="Times New Roman" w:cstheme="minorHAnsi"/>
+          <w:rFonts w:ascii="Times New Roman" w:eastAsia="Times New Roman" w:hAnsi="Times New Roman" w:cs="Times New Roman"/>
           <w:color w:val="0D0D0D" w:themeColor="text1" w:themeTint="F2"/>
           <w:kern w:val="0"/>
           <w:sz w:val="24"/>
@@ -5313,7 +6272,7 @@
       </w:r>
       <w:r>
         <w:rPr>
-          <w:rFonts w:cstheme="minorHAnsi"/>
+          <w:rFonts w:ascii="Times New Roman" w:hAnsi="Times New Roman" w:cs="Times New Roman"/>
           <w:color w:val="0D0D0D" w:themeColor="text1" w:themeTint="F2"/>
           <w:sz w:val="32"/>
           <w:szCs w:val="32"/>
@@ -5352,27 +6311,26 @@
           <w:numId w:val="5"/>
         </w:numPr>
         <w:rPr>
-          <w:rFonts w:cstheme="minorHAnsi"/>
-          <w:color w:val="0D0D0D" w:themeColor="text1" w:themeTint="F2"/>
-          <w:sz w:val="32"/>
-          <w:szCs w:val="32"/>
-        </w:rPr>
-      </w:pPr>
-      <w:r>
-        <w:rPr>
-          <w:rFonts w:cstheme="minorHAnsi"/>
-          <w:b/>
-          <w:bCs/>
-          <w:color w:val="0D0D0D" w:themeColor="text1" w:themeTint="F2"/>
-          <w:sz w:val="32"/>
-          <w:szCs w:val="32"/>
-        </w:rPr>
-        <w:lastRenderedPageBreak/>
+          <w:rFonts w:ascii="Times New Roman" w:hAnsi="Times New Roman" w:cs="Times New Roman"/>
+          <w:color w:val="0D0D0D" w:themeColor="text1" w:themeTint="F2"/>
+          <w:sz w:val="32"/>
+          <w:szCs w:val="32"/>
+        </w:rPr>
+      </w:pPr>
+      <w:r>
+        <w:rPr>
+          <w:rFonts w:ascii="Times New Roman" w:hAnsi="Times New Roman" w:cs="Times New Roman"/>
+          <w:b/>
+          <w:bCs/>
+          <w:color w:val="0D0D0D" w:themeColor="text1" w:themeTint="F2"/>
+          <w:sz w:val="32"/>
+          <w:szCs w:val="32"/>
+        </w:rPr>
         <w:t>Banking:</w:t>
       </w:r>
       <w:r>
         <w:rPr>
-          <w:rFonts w:cstheme="minorHAnsi"/>
+          <w:rFonts w:ascii="Times New Roman" w:hAnsi="Times New Roman" w:cs="Times New Roman"/>
           <w:color w:val="0D0D0D" w:themeColor="text1" w:themeTint="F2"/>
           <w:sz w:val="32"/>
           <w:szCs w:val="32"/>
@@ -5381,7 +6339,7 @@
       </w:r>
       <w:r>
         <w:rPr>
-          <w:rFonts w:cstheme="minorHAnsi"/>
+          <w:rFonts w:ascii="Times New Roman" w:hAnsi="Times New Roman" w:cs="Times New Roman"/>
           <w:b/>
           <w:bCs/>
           <w:color w:val="0D0D0D" w:themeColor="text1" w:themeTint="F2"/>
@@ -5392,7 +6350,7 @@
       </w:r>
       <w:r>
         <w:rPr>
-          <w:rFonts w:cstheme="minorHAnsi"/>
+          <w:rFonts w:ascii="Times New Roman" w:hAnsi="Times New Roman" w:cs="Times New Roman"/>
           <w:color w:val="0D0D0D" w:themeColor="text1" w:themeTint="F2"/>
           <w:sz w:val="32"/>
           <w:szCs w:val="32"/>
@@ -5408,15 +6366,15 @@
           <w:numId w:val="5"/>
         </w:numPr>
         <w:rPr>
-          <w:rFonts w:cstheme="minorHAnsi"/>
-          <w:color w:val="0D0D0D" w:themeColor="text1" w:themeTint="F2"/>
-          <w:sz w:val="32"/>
-          <w:szCs w:val="32"/>
-        </w:rPr>
-      </w:pPr>
-      <w:r>
-        <w:rPr>
-          <w:rFonts w:cstheme="minorHAnsi"/>
+          <w:rFonts w:ascii="Times New Roman" w:hAnsi="Times New Roman" w:cs="Times New Roman"/>
+          <w:color w:val="0D0D0D" w:themeColor="text1" w:themeTint="F2"/>
+          <w:sz w:val="32"/>
+          <w:szCs w:val="32"/>
+        </w:rPr>
+      </w:pPr>
+      <w:r>
+        <w:rPr>
+          <w:rFonts w:ascii="Times New Roman" w:hAnsi="Times New Roman" w:cs="Times New Roman"/>
           <w:b/>
           <w:bCs/>
           <w:color w:val="0D0D0D" w:themeColor="text1" w:themeTint="F2"/>
@@ -5427,7 +6385,7 @@
       </w:r>
       <w:r>
         <w:rPr>
-          <w:rFonts w:cstheme="minorHAnsi"/>
+          <w:rFonts w:ascii="Times New Roman" w:hAnsi="Times New Roman" w:cs="Times New Roman"/>
           <w:color w:val="0D0D0D" w:themeColor="text1" w:themeTint="F2"/>
           <w:sz w:val="32"/>
           <w:szCs w:val="32"/>
@@ -5436,7 +6394,7 @@
       </w:r>
       <w:r>
         <w:rPr>
-          <w:rFonts w:cstheme="minorHAnsi"/>
+          <w:rFonts w:ascii="Times New Roman" w:hAnsi="Times New Roman" w:cs="Times New Roman"/>
           <w:b/>
           <w:bCs/>
           <w:color w:val="0D0D0D" w:themeColor="text1" w:themeTint="F2"/>
@@ -5447,7 +6405,7 @@
       </w:r>
       <w:r>
         <w:rPr>
-          <w:rFonts w:cstheme="minorHAnsi"/>
+          <w:rFonts w:ascii="Times New Roman" w:hAnsi="Times New Roman" w:cs="Times New Roman"/>
           <w:color w:val="0D0D0D" w:themeColor="text1" w:themeTint="F2"/>
           <w:sz w:val="32"/>
           <w:szCs w:val="32"/>
@@ -5486,12 +6444,14 @@
           <w:tab w:val="left" w:pos="2688"/>
         </w:tabs>
         <w:rPr>
-          <w:sz w:val="32"/>
-          <w:szCs w:val="32"/>
-        </w:rPr>
-      </w:pPr>
-      <w:r>
-        <w:rPr>
+          <w:rFonts w:ascii="Times New Roman" w:hAnsi="Times New Roman" w:cs="Times New Roman"/>
+          <w:sz w:val="32"/>
+          <w:szCs w:val="32"/>
+        </w:rPr>
+      </w:pPr>
+      <w:r>
+        <w:rPr>
+          <w:rFonts w:ascii="Times New Roman" w:hAnsi="Times New Roman" w:cs="Times New Roman"/>
           <w:sz w:val="32"/>
           <w:szCs w:val="32"/>
         </w:rPr>
@@ -5509,12 +6469,14 @@
           <w:tab w:val="left" w:pos="2688"/>
         </w:tabs>
         <w:rPr>
-          <w:sz w:val="32"/>
-          <w:szCs w:val="32"/>
-        </w:rPr>
-      </w:pPr>
-      <w:r>
-        <w:rPr>
+          <w:rFonts w:ascii="Times New Roman" w:hAnsi="Times New Roman" w:cs="Times New Roman"/>
+          <w:sz w:val="32"/>
+          <w:szCs w:val="32"/>
+        </w:rPr>
+      </w:pPr>
+      <w:r>
+        <w:rPr>
+          <w:rFonts w:ascii="Times New Roman" w:hAnsi="Times New Roman" w:cs="Times New Roman"/>
           <w:b/>
           <w:bCs/>
           <w:sz w:val="32"/>
@@ -5524,6 +6486,7 @@
       </w:r>
       <w:r>
         <w:rPr>
+          <w:rFonts w:ascii="Times New Roman" w:hAnsi="Times New Roman" w:cs="Times New Roman"/>
           <w:sz w:val="32"/>
           <w:szCs w:val="32"/>
         </w:rPr>
@@ -5541,12 +6504,14 @@
           <w:tab w:val="left" w:pos="2688"/>
         </w:tabs>
         <w:rPr>
-          <w:sz w:val="32"/>
-          <w:szCs w:val="32"/>
-        </w:rPr>
-      </w:pPr>
-      <w:r>
-        <w:rPr>
+          <w:rFonts w:ascii="Times New Roman" w:hAnsi="Times New Roman" w:cs="Times New Roman"/>
+          <w:sz w:val="32"/>
+          <w:szCs w:val="32"/>
+        </w:rPr>
+      </w:pPr>
+      <w:r>
+        <w:rPr>
+          <w:rFonts w:ascii="Times New Roman" w:hAnsi="Times New Roman" w:cs="Times New Roman"/>
           <w:b/>
           <w:bCs/>
           <w:sz w:val="32"/>
@@ -5556,6 +6521,7 @@
       </w:r>
       <w:r>
         <w:rPr>
+          <w:rFonts w:ascii="Times New Roman" w:hAnsi="Times New Roman" w:cs="Times New Roman"/>
           <w:sz w:val="32"/>
           <w:szCs w:val="32"/>
         </w:rPr>
@@ -5594,12 +6560,14 @@
           <w:tab w:val="left" w:pos="2688"/>
         </w:tabs>
         <w:rPr>
-          <w:sz w:val="32"/>
-          <w:szCs w:val="32"/>
-        </w:rPr>
-      </w:pPr>
-      <w:r>
-        <w:rPr>
+          <w:rFonts w:ascii="Times New Roman" w:hAnsi="Times New Roman" w:cs="Times New Roman"/>
+          <w:sz w:val="32"/>
+          <w:szCs w:val="32"/>
+        </w:rPr>
+      </w:pPr>
+      <w:r>
+        <w:rPr>
+          <w:rFonts w:ascii="Times New Roman" w:hAnsi="Times New Roman" w:cs="Times New Roman"/>
           <w:sz w:val="32"/>
           <w:szCs w:val="32"/>
         </w:rPr>
@@ -5617,12 +6585,14 @@
           <w:tab w:val="left" w:pos="2688"/>
         </w:tabs>
         <w:rPr>
-          <w:sz w:val="32"/>
-          <w:szCs w:val="32"/>
-        </w:rPr>
-      </w:pPr>
-      <w:r>
-        <w:rPr>
+          <w:rFonts w:ascii="Times New Roman" w:hAnsi="Times New Roman" w:cs="Times New Roman"/>
+          <w:sz w:val="32"/>
+          <w:szCs w:val="32"/>
+        </w:rPr>
+      </w:pPr>
+      <w:r>
+        <w:rPr>
+          <w:rFonts w:ascii="Times New Roman" w:hAnsi="Times New Roman" w:cs="Times New Roman"/>
           <w:b/>
           <w:bCs/>
           <w:sz w:val="32"/>
@@ -5632,6 +6602,7 @@
       </w:r>
       <w:r>
         <w:rPr>
+          <w:rFonts w:ascii="Times New Roman" w:hAnsi="Times New Roman" w:cs="Times New Roman"/>
           <w:sz w:val="32"/>
           <w:szCs w:val="32"/>
         </w:rPr>
@@ -5649,12 +6620,14 @@
           <w:tab w:val="left" w:pos="2688"/>
         </w:tabs>
         <w:rPr>
-          <w:sz w:val="32"/>
-          <w:szCs w:val="32"/>
-        </w:rPr>
-      </w:pPr>
-      <w:r>
-        <w:rPr>
+          <w:rFonts w:ascii="Times New Roman" w:hAnsi="Times New Roman" w:cs="Times New Roman"/>
+          <w:sz w:val="32"/>
+          <w:szCs w:val="32"/>
+        </w:rPr>
+      </w:pPr>
+      <w:r>
+        <w:rPr>
+          <w:rFonts w:ascii="Times New Roman" w:hAnsi="Times New Roman" w:cs="Times New Roman"/>
           <w:b/>
           <w:bCs/>
           <w:sz w:val="32"/>
@@ -5664,6 +6637,7 @@
       </w:r>
       <w:r>
         <w:rPr>
+          <w:rFonts w:ascii="Times New Roman" w:hAnsi="Times New Roman" w:cs="Times New Roman"/>
           <w:sz w:val="32"/>
           <w:szCs w:val="32"/>
         </w:rPr>
@@ -5702,12 +6676,14 @@
           <w:tab w:val="left" w:pos="2160"/>
         </w:tabs>
         <w:rPr>
-          <w:sz w:val="32"/>
-          <w:szCs w:val="32"/>
-        </w:rPr>
-      </w:pPr>
-      <w:r>
-        <w:rPr>
+          <w:rFonts w:ascii="Times New Roman" w:hAnsi="Times New Roman" w:cs="Times New Roman"/>
+          <w:sz w:val="32"/>
+          <w:szCs w:val="32"/>
+        </w:rPr>
+      </w:pPr>
+      <w:r>
+        <w:rPr>
+          <w:rFonts w:ascii="Times New Roman" w:hAnsi="Times New Roman" w:cs="Times New Roman"/>
           <w:sz w:val="32"/>
           <w:szCs w:val="32"/>
         </w:rPr>
@@ -5725,21 +6701,25 @@
           <w:tab w:val="left" w:pos="2160"/>
         </w:tabs>
         <w:rPr>
-          <w:sz w:val="32"/>
-          <w:szCs w:val="32"/>
-        </w:rPr>
-      </w:pPr>
-      <w:r>
-        <w:rPr>
-          <w:b/>
-          <w:bCs/>
-          <w:sz w:val="32"/>
-          <w:szCs w:val="32"/>
-        </w:rPr>
+          <w:rFonts w:ascii="Times New Roman" w:hAnsi="Times New Roman" w:cs="Times New Roman"/>
+          <w:sz w:val="32"/>
+          <w:szCs w:val="32"/>
+        </w:rPr>
+      </w:pPr>
+      <w:r>
+        <w:rPr>
+          <w:rFonts w:ascii="Times New Roman" w:hAnsi="Times New Roman" w:cs="Times New Roman"/>
+          <w:b/>
+          <w:bCs/>
+          <w:sz w:val="32"/>
+          <w:szCs w:val="32"/>
+        </w:rPr>
+        <w:lastRenderedPageBreak/>
         <w:t>Home Loans:</w:t>
       </w:r>
       <w:r>
         <w:rPr>
+          <w:rFonts w:ascii="Times New Roman" w:hAnsi="Times New Roman" w:cs="Times New Roman"/>
           <w:sz w:val="32"/>
           <w:szCs w:val="32"/>
         </w:rPr>
@@ -5757,12 +6737,14 @@
           <w:tab w:val="left" w:pos="2160"/>
         </w:tabs>
         <w:rPr>
-          <w:sz w:val="32"/>
-          <w:szCs w:val="32"/>
-        </w:rPr>
-      </w:pPr>
-      <w:r>
-        <w:rPr>
+          <w:rFonts w:ascii="Times New Roman" w:hAnsi="Times New Roman" w:cs="Times New Roman"/>
+          <w:sz w:val="32"/>
+          <w:szCs w:val="32"/>
+        </w:rPr>
+      </w:pPr>
+      <w:r>
+        <w:rPr>
+          <w:rFonts w:ascii="Times New Roman" w:hAnsi="Times New Roman" w:cs="Times New Roman"/>
           <w:b/>
           <w:bCs/>
           <w:sz w:val="32"/>
@@ -5772,6 +6754,7 @@
       </w:r>
       <w:r>
         <w:rPr>
+          <w:rFonts w:ascii="Times New Roman" w:hAnsi="Times New Roman" w:cs="Times New Roman"/>
           <w:sz w:val="32"/>
           <w:szCs w:val="32"/>
         </w:rPr>
@@ -5809,24 +6792,21 @@
         <w:pStyle w:val="NormalWeb"/>
         <w:ind w:firstLine="360"/>
         <w:rPr>
-          <w:rFonts w:asciiTheme="minorHAnsi" w:hAnsiTheme="minorHAnsi" w:cstheme="minorHAnsi"/>
-          <w:sz w:val="32"/>
-          <w:szCs w:val="32"/>
-        </w:rPr>
-      </w:pPr>
-      <w:r>
-        <w:rPr>
-          <w:rFonts w:asciiTheme="minorHAnsi" w:hAnsiTheme="minorHAnsi" w:cstheme="minorHAnsi"/>
-          <w:sz w:val="32"/>
-          <w:szCs w:val="32"/>
-        </w:rPr>
-        <w:lastRenderedPageBreak/>
+          <w:sz w:val="32"/>
+          <w:szCs w:val="32"/>
+        </w:rPr>
+      </w:pPr>
+      <w:r>
+        <w:rPr>
+          <w:sz w:val="32"/>
+          <w:szCs w:val="32"/>
+        </w:rPr>
         <w:t xml:space="preserve">An </w:t>
       </w:r>
       <w:r>
         <w:rPr>
           <w:rStyle w:val="Strong"/>
-          <w:rFonts w:asciiTheme="minorHAnsi" w:eastAsiaTheme="majorEastAsia" w:hAnsiTheme="minorHAnsi" w:cstheme="minorHAnsi"/>
+          <w:rFonts w:eastAsiaTheme="majorEastAsia"/>
           <w:sz w:val="32"/>
           <w:szCs w:val="32"/>
         </w:rPr>
@@ -5834,7 +6814,6 @@
       </w:r>
       <w:r>
         <w:rPr>
-          <w:rFonts w:asciiTheme="minorHAnsi" w:hAnsiTheme="minorHAnsi" w:cstheme="minorHAnsi"/>
           <w:sz w:val="32"/>
           <w:szCs w:val="32"/>
         </w:rPr>
@@ -5865,14 +6844,12 @@
       <w:pPr>
         <w:pStyle w:val="NormalWeb"/>
         <w:rPr>
-          <w:rFonts w:asciiTheme="minorHAnsi" w:hAnsiTheme="minorHAnsi" w:cstheme="minorHAnsi"/>
-          <w:sz w:val="32"/>
-          <w:szCs w:val="32"/>
-        </w:rPr>
-      </w:pPr>
-      <w:r>
-        <w:rPr>
-          <w:rFonts w:asciiTheme="minorHAnsi" w:hAnsiTheme="minorHAnsi" w:cstheme="minorHAnsi"/>
+          <w:sz w:val="32"/>
+          <w:szCs w:val="32"/>
+        </w:rPr>
+      </w:pPr>
+      <w:r>
+        <w:rPr>
           <w:sz w:val="32"/>
           <w:szCs w:val="32"/>
         </w:rPr>
@@ -5881,7 +6858,7 @@
       <w:r>
         <w:rPr>
           <w:rStyle w:val="Emphasis"/>
-          <w:rFonts w:asciiTheme="minorHAnsi" w:eastAsiaTheme="majorEastAsia" w:hAnsiTheme="minorHAnsi" w:cstheme="minorHAnsi"/>
+          <w:rFonts w:eastAsiaTheme="majorEastAsia"/>
           <w:sz w:val="32"/>
           <w:szCs w:val="32"/>
         </w:rPr>
@@ -5889,7 +6866,6 @@
       </w:r>
       <w:r>
         <w:rPr>
-          <w:rFonts w:asciiTheme="minorHAnsi" w:hAnsiTheme="minorHAnsi" w:cstheme="minorHAnsi"/>
           <w:sz w:val="32"/>
           <w:szCs w:val="32"/>
         </w:rPr>
@@ -5898,7 +6874,7 @@
       <w:r>
         <w:rPr>
           <w:rStyle w:val="Emphasis"/>
-          <w:rFonts w:asciiTheme="minorHAnsi" w:eastAsiaTheme="majorEastAsia" w:hAnsiTheme="minorHAnsi" w:cstheme="minorHAnsi"/>
+          <w:rFonts w:eastAsiaTheme="majorEastAsia"/>
           <w:sz w:val="32"/>
           <w:szCs w:val="32"/>
         </w:rPr>
@@ -5906,7 +6882,6 @@
       </w:r>
       <w:r>
         <w:rPr>
-          <w:rFonts w:asciiTheme="minorHAnsi" w:hAnsiTheme="minorHAnsi" w:cstheme="minorHAnsi"/>
           <w:sz w:val="32"/>
           <w:szCs w:val="32"/>
         </w:rPr>
@@ -5943,14 +6918,14 @@
       <w:pPr>
         <w:ind w:firstLine="720"/>
         <w:rPr>
-          <w:rFonts w:cstheme="minorHAnsi"/>
-          <w:sz w:val="32"/>
-          <w:szCs w:val="32"/>
-        </w:rPr>
-      </w:pPr>
-      <w:r>
-        <w:rPr>
-          <w:rFonts w:cstheme="minorHAnsi"/>
+          <w:rFonts w:ascii="Times New Roman" w:hAnsi="Times New Roman" w:cs="Times New Roman"/>
+          <w:sz w:val="32"/>
+          <w:szCs w:val="32"/>
+        </w:rPr>
+      </w:pPr>
+      <w:r>
+        <w:rPr>
+          <w:rFonts w:ascii="Times New Roman" w:hAnsi="Times New Roman" w:cs="Times New Roman"/>
           <w:sz w:val="32"/>
           <w:szCs w:val="32"/>
         </w:rPr>
@@ -5958,7 +6933,7 @@
       </w:r>
       <w:r>
         <w:rPr>
-          <w:rFonts w:cstheme="minorHAnsi"/>
+          <w:rFonts w:ascii="Times New Roman" w:hAnsi="Times New Roman" w:cs="Times New Roman"/>
           <w:b/>
           <w:bCs/>
           <w:sz w:val="32"/>
@@ -5968,7 +6943,7 @@
       </w:r>
       <w:r>
         <w:rPr>
-          <w:rFonts w:cstheme="minorHAnsi"/>
+          <w:rFonts w:ascii="Times New Roman" w:hAnsi="Times New Roman" w:cs="Times New Roman"/>
           <w:sz w:val="32"/>
           <w:szCs w:val="32"/>
         </w:rPr>
@@ -5976,7 +6951,7 @@
       </w:r>
       <w:r>
         <w:rPr>
-          <w:rFonts w:cstheme="minorHAnsi"/>
+          <w:rFonts w:ascii="Times New Roman" w:hAnsi="Times New Roman" w:cs="Times New Roman"/>
           <w:b/>
           <w:bCs/>
           <w:sz w:val="32"/>
@@ -5986,7 +6961,7 @@
       </w:r>
       <w:r>
         <w:rPr>
-          <w:rFonts w:cstheme="minorHAnsi"/>
+          <w:rFonts w:ascii="Times New Roman" w:hAnsi="Times New Roman" w:cs="Times New Roman"/>
           <w:sz w:val="32"/>
           <w:szCs w:val="32"/>
         </w:rPr>
@@ -5994,7 +6969,7 @@
       </w:r>
       <w:r>
         <w:rPr>
-          <w:rFonts w:cstheme="minorHAnsi"/>
+          <w:rFonts w:ascii="Times New Roman" w:hAnsi="Times New Roman" w:cs="Times New Roman"/>
           <w:b/>
           <w:bCs/>
           <w:sz w:val="32"/>
@@ -6004,7 +6979,7 @@
       </w:r>
       <w:r>
         <w:rPr>
-          <w:rFonts w:cstheme="minorHAnsi"/>
+          <w:rFonts w:ascii="Times New Roman" w:hAnsi="Times New Roman" w:cs="Times New Roman"/>
           <w:sz w:val="32"/>
           <w:szCs w:val="32"/>
         </w:rPr>
@@ -6017,14 +6992,14 @@
           <w:tab w:val="left" w:pos="2160"/>
         </w:tabs>
         <w:rPr>
-          <w:rFonts w:cstheme="minorHAnsi"/>
-          <w:sz w:val="32"/>
-          <w:szCs w:val="32"/>
-        </w:rPr>
-      </w:pPr>
-      <w:r>
-        <w:rPr>
-          <w:rFonts w:cstheme="minorHAnsi"/>
+          <w:rFonts w:ascii="Times New Roman" w:hAnsi="Times New Roman" w:cs="Times New Roman"/>
+          <w:sz w:val="32"/>
+          <w:szCs w:val="32"/>
+        </w:rPr>
+      </w:pPr>
+      <w:r>
+        <w:rPr>
+          <w:rFonts w:ascii="Times New Roman" w:hAnsi="Times New Roman" w:cs="Times New Roman"/>
           <w:sz w:val="32"/>
           <w:szCs w:val="32"/>
         </w:rPr>
@@ -6032,7 +7007,7 @@
       </w:r>
       <w:r>
         <w:rPr>
-          <w:rFonts w:cstheme="minorHAnsi"/>
+          <w:rFonts w:ascii="Times New Roman" w:hAnsi="Times New Roman" w:cs="Times New Roman"/>
           <w:b/>
           <w:bCs/>
           <w:sz w:val="32"/>
@@ -6042,7 +7017,7 @@
       </w:r>
       <w:r>
         <w:rPr>
-          <w:rFonts w:cstheme="minorHAnsi"/>
+          <w:rFonts w:ascii="Times New Roman" w:hAnsi="Times New Roman" w:cs="Times New Roman"/>
           <w:sz w:val="32"/>
           <w:szCs w:val="32"/>
         </w:rPr>
@@ -6050,7 +7025,7 @@
       </w:r>
       <w:r>
         <w:rPr>
-          <w:rFonts w:cstheme="minorHAnsi"/>
+          <w:rFonts w:ascii="Times New Roman" w:hAnsi="Times New Roman" w:cs="Times New Roman"/>
           <w:b/>
           <w:bCs/>
           <w:sz w:val="32"/>
@@ -6095,14 +7070,14 @@
           <w:tab w:val="left" w:pos="2160"/>
         </w:tabs>
         <w:rPr>
-          <w:rFonts w:cstheme="minorHAnsi"/>
-          <w:sz w:val="32"/>
-          <w:szCs w:val="32"/>
-        </w:rPr>
-      </w:pPr>
-      <w:r>
-        <w:rPr>
-          <w:rFonts w:cstheme="minorHAnsi"/>
+          <w:rFonts w:ascii="Times New Roman" w:hAnsi="Times New Roman" w:cs="Times New Roman"/>
+          <w:sz w:val="32"/>
+          <w:szCs w:val="32"/>
+        </w:rPr>
+      </w:pPr>
+      <w:r>
+        <w:rPr>
+          <w:rFonts w:ascii="Times New Roman" w:hAnsi="Times New Roman" w:cs="Times New Roman"/>
           <w:b/>
           <w:bCs/>
           <w:sz w:val="32"/>
@@ -6112,7 +7087,7 @@
       </w:r>
       <w:r>
         <w:rPr>
-          <w:rFonts w:cstheme="minorHAnsi"/>
+          <w:rFonts w:ascii="Times New Roman" w:hAnsi="Times New Roman" w:cs="Times New Roman"/>
           <w:sz w:val="32"/>
           <w:szCs w:val="32"/>
         </w:rPr>
@@ -6129,14 +7104,14 @@
           <w:tab w:val="left" w:pos="2160"/>
         </w:tabs>
         <w:rPr>
-          <w:rFonts w:cstheme="minorHAnsi"/>
-          <w:sz w:val="32"/>
-          <w:szCs w:val="32"/>
-        </w:rPr>
-      </w:pPr>
-      <w:r>
-        <w:rPr>
-          <w:rFonts w:cstheme="minorHAnsi"/>
+          <w:rFonts w:ascii="Times New Roman" w:hAnsi="Times New Roman" w:cs="Times New Roman"/>
+          <w:sz w:val="32"/>
+          <w:szCs w:val="32"/>
+        </w:rPr>
+      </w:pPr>
+      <w:r>
+        <w:rPr>
+          <w:rFonts w:ascii="Times New Roman" w:hAnsi="Times New Roman" w:cs="Times New Roman"/>
           <w:b/>
           <w:bCs/>
           <w:sz w:val="32"/>
@@ -6146,7 +7121,7 @@
       </w:r>
       <w:r>
         <w:rPr>
-          <w:rFonts w:cstheme="minorHAnsi"/>
+          <w:rFonts w:ascii="Times New Roman" w:hAnsi="Times New Roman" w:cs="Times New Roman"/>
           <w:sz w:val="32"/>
           <w:szCs w:val="32"/>
         </w:rPr>
@@ -6163,24 +7138,25 @@
           <w:tab w:val="left" w:pos="2160"/>
         </w:tabs>
         <w:rPr>
-          <w:rFonts w:cstheme="minorHAnsi"/>
-          <w:sz w:val="32"/>
-          <w:szCs w:val="32"/>
-        </w:rPr>
-      </w:pPr>
-      <w:r>
-        <w:rPr>
-          <w:rFonts w:cstheme="minorHAnsi"/>
-          <w:b/>
-          <w:bCs/>
-          <w:sz w:val="32"/>
-          <w:szCs w:val="32"/>
-        </w:rPr>
+          <w:rFonts w:ascii="Times New Roman" w:hAnsi="Times New Roman" w:cs="Times New Roman"/>
+          <w:sz w:val="32"/>
+          <w:szCs w:val="32"/>
+        </w:rPr>
+      </w:pPr>
+      <w:r>
+        <w:rPr>
+          <w:rFonts w:ascii="Times New Roman" w:hAnsi="Times New Roman" w:cs="Times New Roman"/>
+          <w:b/>
+          <w:bCs/>
+          <w:sz w:val="32"/>
+          <w:szCs w:val="32"/>
+        </w:rPr>
+        <w:lastRenderedPageBreak/>
         <w:t>Inference:</w:t>
       </w:r>
       <w:r>
         <w:rPr>
-          <w:rFonts w:cstheme="minorHAnsi"/>
+          <w:rFonts w:ascii="Times New Roman" w:hAnsi="Times New Roman" w:cs="Times New Roman"/>
           <w:sz w:val="32"/>
           <w:szCs w:val="32"/>
         </w:rPr>
@@ -6193,14 +7169,14 @@
           <w:tab w:val="left" w:pos="2160"/>
         </w:tabs>
         <w:rPr>
-          <w:rFonts w:cstheme="minorHAnsi"/>
-          <w:sz w:val="32"/>
-          <w:szCs w:val="32"/>
-        </w:rPr>
-      </w:pPr>
-      <w:r>
-        <w:rPr>
-          <w:rFonts w:cstheme="minorHAnsi"/>
+          <w:rFonts w:ascii="Times New Roman" w:hAnsi="Times New Roman" w:cs="Times New Roman"/>
+          <w:sz w:val="32"/>
+          <w:szCs w:val="32"/>
+        </w:rPr>
+      </w:pPr>
+      <w:r>
+        <w:rPr>
+          <w:rFonts w:ascii="Times New Roman" w:hAnsi="Times New Roman" w:cs="Times New Roman"/>
           <w:sz w:val="32"/>
           <w:szCs w:val="32"/>
         </w:rPr>
@@ -6237,20 +7213,19 @@
       <w:pPr>
         <w:ind w:firstLine="720"/>
         <w:rPr>
-          <w:rFonts w:cstheme="minorHAnsi"/>
-          <w:color w:val="0D0D0D" w:themeColor="text1" w:themeTint="F2"/>
-          <w:sz w:val="32"/>
-          <w:szCs w:val="32"/>
-        </w:rPr>
-      </w:pPr>
-      <w:r>
-        <w:rPr>
-          <w:rFonts w:cstheme="minorHAnsi"/>
-          <w:color w:val="0D0D0D" w:themeColor="text1" w:themeTint="F2"/>
-          <w:sz w:val="32"/>
-          <w:szCs w:val="32"/>
-        </w:rPr>
-        <w:lastRenderedPageBreak/>
+          <w:rFonts w:ascii="Times New Roman" w:hAnsi="Times New Roman" w:cs="Times New Roman"/>
+          <w:color w:val="0D0D0D" w:themeColor="text1" w:themeTint="F2"/>
+          <w:sz w:val="32"/>
+          <w:szCs w:val="32"/>
+        </w:rPr>
+      </w:pPr>
+      <w:r>
+        <w:rPr>
+          <w:rFonts w:ascii="Times New Roman" w:hAnsi="Times New Roman" w:cs="Times New Roman"/>
+          <w:color w:val="0D0D0D" w:themeColor="text1" w:themeTint="F2"/>
+          <w:sz w:val="32"/>
+          <w:szCs w:val="32"/>
+        </w:rPr>
         <w:t>Computations are rules that use mathematical formulas or algorithms to create new data from existing data. These rules help businesses calculate important values automatically.</w:t>
       </w:r>
     </w:p>
@@ -6260,15 +7235,15 @@
           <w:tab w:val="left" w:pos="2160"/>
         </w:tabs>
         <w:rPr>
-          <w:rFonts w:cstheme="minorHAnsi"/>
-          <w:color w:val="0D0D0D" w:themeColor="text1" w:themeTint="F2"/>
-          <w:sz w:val="32"/>
-          <w:szCs w:val="32"/>
-        </w:rPr>
-      </w:pPr>
-      <w:r>
-        <w:rPr>
-          <w:rFonts w:cstheme="minorHAnsi"/>
+          <w:rFonts w:ascii="Times New Roman" w:hAnsi="Times New Roman" w:cs="Times New Roman"/>
+          <w:color w:val="0D0D0D" w:themeColor="text1" w:themeTint="F2"/>
+          <w:sz w:val="32"/>
+          <w:szCs w:val="32"/>
+        </w:rPr>
+      </w:pPr>
+      <w:r>
+        <w:rPr>
+          <w:rFonts w:ascii="Times New Roman" w:hAnsi="Times New Roman" w:cs="Times New Roman"/>
           <w:color w:val="0D0D0D" w:themeColor="text1" w:themeTint="F2"/>
           <w:sz w:val="32"/>
           <w:szCs w:val="32"/>
@@ -6312,15 +7287,15 @@
           <w:tab w:val="left" w:pos="2160"/>
         </w:tabs>
         <w:rPr>
-          <w:rFonts w:cstheme="minorHAnsi"/>
-          <w:color w:val="0D0D0D" w:themeColor="text1" w:themeTint="F2"/>
-          <w:sz w:val="32"/>
-          <w:szCs w:val="32"/>
-        </w:rPr>
-      </w:pPr>
-      <w:r>
-        <w:rPr>
-          <w:rFonts w:cstheme="minorHAnsi"/>
+          <w:rFonts w:ascii="Times New Roman" w:hAnsi="Times New Roman" w:cs="Times New Roman"/>
+          <w:color w:val="0D0D0D" w:themeColor="text1" w:themeTint="F2"/>
+          <w:sz w:val="32"/>
+          <w:szCs w:val="32"/>
+        </w:rPr>
+      </w:pPr>
+      <w:r>
+        <w:rPr>
+          <w:rFonts w:ascii="Times New Roman" w:hAnsi="Times New Roman" w:cs="Times New Roman"/>
           <w:color w:val="0D0D0D" w:themeColor="text1" w:themeTint="F2"/>
           <w:sz w:val="32"/>
           <w:szCs w:val="32"/>
@@ -6338,15 +7313,15 @@
           <w:tab w:val="left" w:pos="2160"/>
         </w:tabs>
         <w:rPr>
-          <w:rFonts w:cstheme="minorHAnsi"/>
-          <w:color w:val="0D0D0D" w:themeColor="text1" w:themeTint="F2"/>
-          <w:sz w:val="32"/>
-          <w:szCs w:val="32"/>
-        </w:rPr>
-      </w:pPr>
-      <w:r>
-        <w:rPr>
-          <w:rFonts w:cstheme="minorHAnsi"/>
+          <w:rFonts w:ascii="Times New Roman" w:hAnsi="Times New Roman" w:cs="Times New Roman"/>
+          <w:color w:val="0D0D0D" w:themeColor="text1" w:themeTint="F2"/>
+          <w:sz w:val="32"/>
+          <w:szCs w:val="32"/>
+        </w:rPr>
+      </w:pPr>
+      <w:r>
+        <w:rPr>
+          <w:rFonts w:ascii="Times New Roman" w:hAnsi="Times New Roman" w:cs="Times New Roman"/>
           <w:color w:val="0D0D0D" w:themeColor="text1" w:themeTint="F2"/>
           <w:sz w:val="32"/>
           <w:szCs w:val="32"/>
@@ -6364,15 +7339,15 @@
           <w:tab w:val="left" w:pos="2160"/>
         </w:tabs>
         <w:rPr>
-          <w:rFonts w:cstheme="minorHAnsi"/>
-          <w:color w:val="0D0D0D" w:themeColor="text1" w:themeTint="F2"/>
-          <w:sz w:val="32"/>
-          <w:szCs w:val="32"/>
-        </w:rPr>
-      </w:pPr>
-      <w:r>
-        <w:rPr>
-          <w:rFonts w:cstheme="minorHAnsi"/>
+          <w:rFonts w:ascii="Times New Roman" w:hAnsi="Times New Roman" w:cs="Times New Roman"/>
+          <w:color w:val="0D0D0D" w:themeColor="text1" w:themeTint="F2"/>
+          <w:sz w:val="32"/>
+          <w:szCs w:val="32"/>
+        </w:rPr>
+      </w:pPr>
+      <w:r>
+        <w:rPr>
+          <w:rFonts w:ascii="Times New Roman" w:hAnsi="Times New Roman" w:cs="Times New Roman"/>
           <w:color w:val="0D0D0D" w:themeColor="text1" w:themeTint="F2"/>
           <w:sz w:val="32"/>
           <w:szCs w:val="32"/>
@@ -6416,15 +7391,15 @@
           <w:tab w:val="left" w:pos="2160"/>
         </w:tabs>
         <w:rPr>
-          <w:rFonts w:cstheme="minorHAnsi"/>
-          <w:color w:val="0D0D0D" w:themeColor="text1" w:themeTint="F2"/>
-          <w:sz w:val="32"/>
-          <w:szCs w:val="32"/>
-        </w:rPr>
-      </w:pPr>
-      <w:r>
-        <w:rPr>
-          <w:rFonts w:cstheme="minorHAnsi"/>
+          <w:rFonts w:ascii="Times New Roman" w:hAnsi="Times New Roman" w:cs="Times New Roman"/>
+          <w:color w:val="0D0D0D" w:themeColor="text1" w:themeTint="F2"/>
+          <w:sz w:val="32"/>
+          <w:szCs w:val="32"/>
+        </w:rPr>
+      </w:pPr>
+      <w:r>
+        <w:rPr>
+          <w:rFonts w:ascii="Times New Roman" w:hAnsi="Times New Roman" w:cs="Times New Roman"/>
           <w:color w:val="0D0D0D" w:themeColor="text1" w:themeTint="F2"/>
           <w:sz w:val="32"/>
           <w:szCs w:val="32"/>
@@ -6442,15 +7417,15 @@
           <w:tab w:val="left" w:pos="2160"/>
         </w:tabs>
         <w:rPr>
-          <w:rFonts w:cstheme="minorHAnsi"/>
-          <w:color w:val="0D0D0D" w:themeColor="text1" w:themeTint="F2"/>
-          <w:sz w:val="32"/>
-          <w:szCs w:val="32"/>
-        </w:rPr>
-      </w:pPr>
-      <w:r>
-        <w:rPr>
-          <w:rFonts w:cstheme="minorHAnsi"/>
+          <w:rFonts w:ascii="Times New Roman" w:hAnsi="Times New Roman" w:cs="Times New Roman"/>
+          <w:color w:val="0D0D0D" w:themeColor="text1" w:themeTint="F2"/>
+          <w:sz w:val="32"/>
+          <w:szCs w:val="32"/>
+        </w:rPr>
+      </w:pPr>
+      <w:r>
+        <w:rPr>
+          <w:rFonts w:ascii="Times New Roman" w:hAnsi="Times New Roman" w:cs="Times New Roman"/>
           <w:color w:val="0D0D0D" w:themeColor="text1" w:themeTint="F2"/>
           <w:sz w:val="32"/>
           <w:szCs w:val="32"/>
@@ -6468,15 +7443,15 @@
           <w:tab w:val="left" w:pos="2160"/>
         </w:tabs>
         <w:rPr>
-          <w:rFonts w:cstheme="minorHAnsi"/>
-          <w:color w:val="0D0D0D" w:themeColor="text1" w:themeTint="F2"/>
-          <w:sz w:val="32"/>
-          <w:szCs w:val="32"/>
-        </w:rPr>
-      </w:pPr>
-      <w:r>
-        <w:rPr>
-          <w:rFonts w:cstheme="minorHAnsi"/>
+          <w:rFonts w:ascii="Times New Roman" w:hAnsi="Times New Roman" w:cs="Times New Roman"/>
+          <w:color w:val="0D0D0D" w:themeColor="text1" w:themeTint="F2"/>
+          <w:sz w:val="32"/>
+          <w:szCs w:val="32"/>
+        </w:rPr>
+      </w:pPr>
+      <w:r>
+        <w:rPr>
+          <w:rFonts w:ascii="Times New Roman" w:hAnsi="Times New Roman" w:cs="Times New Roman"/>
           <w:color w:val="0D0D0D" w:themeColor="text1" w:themeTint="F2"/>
           <w:sz w:val="32"/>
           <w:szCs w:val="32"/>
@@ -6514,15 +7489,15 @@
       <w:pPr>
         <w:ind w:firstLine="720"/>
         <w:rPr>
-          <w:rFonts w:cstheme="minorHAnsi"/>
-          <w:color w:val="0D0D0D" w:themeColor="text1" w:themeTint="F2"/>
-          <w:sz w:val="32"/>
-          <w:szCs w:val="32"/>
-        </w:rPr>
-      </w:pPr>
-      <w:r>
-        <w:rPr>
-          <w:rFonts w:cstheme="minorHAnsi"/>
+          <w:rFonts w:ascii="Times New Roman" w:hAnsi="Times New Roman" w:cs="Times New Roman"/>
+          <w:color w:val="0D0D0D" w:themeColor="text1" w:themeTint="F2"/>
+          <w:sz w:val="32"/>
+          <w:szCs w:val="32"/>
+        </w:rPr>
+      </w:pPr>
+      <w:r>
+        <w:rPr>
+          <w:rFonts w:ascii="Times New Roman" w:hAnsi="Times New Roman" w:cs="Times New Roman"/>
           <w:color w:val="0D0D0D" w:themeColor="text1" w:themeTint="F2"/>
           <w:sz w:val="32"/>
           <w:szCs w:val="32"/>
@@ -6531,7 +7506,7 @@
       </w:r>
       <w:r>
         <w:rPr>
-          <w:rFonts w:cstheme="minorHAnsi"/>
+          <w:rFonts w:ascii="Times New Roman" w:hAnsi="Times New Roman" w:cs="Times New Roman"/>
           <w:b/>
           <w:bCs/>
           <w:color w:val="0D0D0D" w:themeColor="text1" w:themeTint="F2"/>
@@ -6542,7 +7517,7 @@
       </w:r>
       <w:r>
         <w:rPr>
-          <w:rFonts w:cstheme="minorHAnsi"/>
+          <w:rFonts w:ascii="Times New Roman" w:hAnsi="Times New Roman" w:cs="Times New Roman"/>
           <w:color w:val="0D0D0D" w:themeColor="text1" w:themeTint="F2"/>
           <w:sz w:val="32"/>
           <w:szCs w:val="32"/>
@@ -6551,7 +7526,7 @@
       </w:r>
       <w:r>
         <w:rPr>
-          <w:rFonts w:cstheme="minorHAnsi"/>
+          <w:rFonts w:ascii="Times New Roman" w:hAnsi="Times New Roman" w:cs="Times New Roman"/>
           <w:b/>
           <w:bCs/>
           <w:color w:val="0D0D0D" w:themeColor="text1" w:themeTint="F2"/>
@@ -6562,7 +7537,7 @@
       </w:r>
       <w:r>
         <w:rPr>
-          <w:rFonts w:cstheme="minorHAnsi"/>
+          <w:rFonts w:ascii="Times New Roman" w:hAnsi="Times New Roman" w:cs="Times New Roman"/>
           <w:color w:val="0D0D0D" w:themeColor="text1" w:themeTint="F2"/>
           <w:sz w:val="32"/>
           <w:szCs w:val="32"/>
@@ -6596,26 +7571,27 @@
     <w:p>
       <w:pPr>
         <w:rPr>
-          <w:rFonts w:cstheme="minorHAnsi"/>
-          <w:color w:val="0D0D0D" w:themeColor="text1" w:themeTint="F2"/>
-          <w:sz w:val="32"/>
-          <w:szCs w:val="32"/>
-        </w:rPr>
-      </w:pPr>
-      <w:r>
-        <w:rPr>
-          <w:rFonts w:cstheme="minorHAnsi"/>
-          <w:b/>
-          <w:bCs/>
-          <w:color w:val="0D0D0D" w:themeColor="text1" w:themeTint="F2"/>
-          <w:sz w:val="32"/>
-          <w:szCs w:val="32"/>
-        </w:rPr>
+          <w:rFonts w:ascii="Times New Roman" w:hAnsi="Times New Roman" w:cs="Times New Roman"/>
+          <w:color w:val="0D0D0D" w:themeColor="text1" w:themeTint="F2"/>
+          <w:sz w:val="32"/>
+          <w:szCs w:val="32"/>
+        </w:rPr>
+      </w:pPr>
+      <w:r>
+        <w:rPr>
+          <w:rFonts w:ascii="Times New Roman" w:hAnsi="Times New Roman" w:cs="Times New Roman"/>
+          <w:b/>
+          <w:bCs/>
+          <w:color w:val="0D0D0D" w:themeColor="text1" w:themeTint="F2"/>
+          <w:sz w:val="32"/>
+          <w:szCs w:val="32"/>
+        </w:rPr>
+        <w:lastRenderedPageBreak/>
         <w:t>Question:</w:t>
       </w:r>
       <w:r>
         <w:rPr>
-          <w:rFonts w:cstheme="minorHAnsi"/>
+          <w:rFonts w:ascii="Times New Roman" w:hAnsi="Times New Roman" w:cs="Times New Roman"/>
           <w:color w:val="0D0D0D" w:themeColor="text1" w:themeTint="F2"/>
           <w:sz w:val="32"/>
           <w:szCs w:val="32"/>
@@ -6624,7 +7600,7 @@
       </w:r>
       <w:r>
         <w:rPr>
-          <w:rFonts w:cstheme="minorHAnsi"/>
+          <w:rFonts w:ascii="Times New Roman" w:hAnsi="Times New Roman" w:cs="Times New Roman"/>
           <w:i/>
           <w:iCs/>
           <w:color w:val="0D0D0D" w:themeColor="text1" w:themeTint="F2"/>
@@ -6635,7 +7611,7 @@
       </w:r>
       <w:r>
         <w:rPr>
-          <w:rFonts w:cstheme="minorHAnsi"/>
+          <w:rFonts w:ascii="Times New Roman" w:hAnsi="Times New Roman" w:cs="Times New Roman"/>
           <w:color w:val="0D0D0D" w:themeColor="text1" w:themeTint="F2"/>
           <w:sz w:val="32"/>
           <w:szCs w:val="32"/>
@@ -6644,7 +7620,7 @@
       </w:r>
       <w:r>
         <w:rPr>
-          <w:rFonts w:cstheme="minorHAnsi"/>
+          <w:rFonts w:ascii="Times New Roman" w:hAnsi="Times New Roman" w:cs="Times New Roman"/>
           <w:b/>
           <w:bCs/>
           <w:color w:val="0D0D0D" w:themeColor="text1" w:themeTint="F2"/>
@@ -6655,7 +7631,7 @@
       </w:r>
       <w:r>
         <w:rPr>
-          <w:rFonts w:cstheme="minorHAnsi"/>
+          <w:rFonts w:ascii="Times New Roman" w:hAnsi="Times New Roman" w:cs="Times New Roman"/>
           <w:color w:val="0D0D0D" w:themeColor="text1" w:themeTint="F2"/>
           <w:sz w:val="32"/>
           <w:szCs w:val="32"/>
@@ -6664,7 +7640,7 @@
       </w:r>
       <w:r>
         <w:rPr>
-          <w:rFonts w:cstheme="minorHAnsi"/>
+          <w:rFonts w:ascii="Times New Roman" w:hAnsi="Times New Roman" w:cs="Times New Roman"/>
           <w:i/>
           <w:iCs/>
           <w:color w:val="0D0D0D" w:themeColor="text1" w:themeTint="F2"/>
@@ -6677,15 +7653,15 @@
     <w:p>
       <w:pPr>
         <w:rPr>
-          <w:rFonts w:cstheme="minorHAnsi"/>
-          <w:color w:val="0D0D0D" w:themeColor="text1" w:themeTint="F2"/>
-          <w:sz w:val="32"/>
-          <w:szCs w:val="32"/>
-        </w:rPr>
-      </w:pPr>
-      <w:r>
-        <w:rPr>
-          <w:rFonts w:cstheme="minorHAnsi"/>
+          <w:rFonts w:ascii="Times New Roman" w:hAnsi="Times New Roman" w:cs="Times New Roman"/>
+          <w:color w:val="0D0D0D" w:themeColor="text1" w:themeTint="F2"/>
+          <w:sz w:val="32"/>
+          <w:szCs w:val="32"/>
+        </w:rPr>
+      </w:pPr>
+      <w:r>
+        <w:rPr>
+          <w:rFonts w:ascii="Times New Roman" w:hAnsi="Times New Roman" w:cs="Times New Roman"/>
           <w:color w:val="0D0D0D" w:themeColor="text1" w:themeTint="F2"/>
           <w:sz w:val="32"/>
           <w:szCs w:val="32"/>
@@ -6694,7 +7670,7 @@
       </w:r>
       <w:r>
         <w:rPr>
-          <w:rFonts w:cstheme="minorHAnsi"/>
+          <w:rFonts w:ascii="Times New Roman" w:hAnsi="Times New Roman" w:cs="Times New Roman"/>
           <w:b/>
           <w:bCs/>
           <w:color w:val="0D0D0D" w:themeColor="text1" w:themeTint="F2"/>
@@ -6705,7 +7681,7 @@
       </w:r>
       <w:r>
         <w:rPr>
-          <w:rFonts w:cstheme="minorHAnsi"/>
+          <w:rFonts w:ascii="Times New Roman" w:hAnsi="Times New Roman" w:cs="Times New Roman"/>
           <w:color w:val="0D0D0D" w:themeColor="text1" w:themeTint="F2"/>
           <w:sz w:val="32"/>
           <w:szCs w:val="32"/>
@@ -6721,25 +7697,24 @@
           <w:numId w:val="12"/>
         </w:numPr>
         <w:rPr>
-          <w:rFonts w:cstheme="minorHAnsi"/>
-          <w:color w:val="0D0D0D" w:themeColor="text1" w:themeTint="F2"/>
-          <w:sz w:val="32"/>
-          <w:szCs w:val="32"/>
-        </w:rPr>
-      </w:pPr>
-      <w:r>
-        <w:rPr>
-          <w:rFonts w:cstheme="minorHAnsi"/>
-          <w:color w:val="0D0D0D" w:themeColor="text1" w:themeTint="F2"/>
-          <w:sz w:val="32"/>
-          <w:szCs w:val="32"/>
-        </w:rPr>
-        <w:lastRenderedPageBreak/>
+          <w:rFonts w:ascii="Times New Roman" w:hAnsi="Times New Roman" w:cs="Times New Roman"/>
+          <w:color w:val="0D0D0D" w:themeColor="text1" w:themeTint="F2"/>
+          <w:sz w:val="32"/>
+          <w:szCs w:val="32"/>
+        </w:rPr>
+      </w:pPr>
+      <w:r>
+        <w:rPr>
+          <w:rFonts w:ascii="Times New Roman" w:hAnsi="Times New Roman" w:cs="Times New Roman"/>
+          <w:color w:val="0D0D0D" w:themeColor="text1" w:themeTint="F2"/>
+          <w:sz w:val="32"/>
+          <w:szCs w:val="32"/>
+        </w:rPr>
         <w:t xml:space="preserve">It gives a </w:t>
       </w:r>
       <w:r>
         <w:rPr>
-          <w:rFonts w:cstheme="minorHAnsi"/>
+          <w:rFonts w:ascii="Times New Roman" w:hAnsi="Times New Roman" w:cs="Times New Roman"/>
           <w:b/>
           <w:bCs/>
           <w:color w:val="0D0D0D" w:themeColor="text1" w:themeTint="F2"/>
@@ -6750,7 +7725,7 @@
       </w:r>
       <w:r>
         <w:rPr>
-          <w:rFonts w:cstheme="minorHAnsi"/>
+          <w:rFonts w:ascii="Times New Roman" w:hAnsi="Times New Roman" w:cs="Times New Roman"/>
           <w:color w:val="0D0D0D" w:themeColor="text1" w:themeTint="F2"/>
           <w:sz w:val="32"/>
           <w:szCs w:val="32"/>
@@ -6766,15 +7741,15 @@
           <w:numId w:val="12"/>
         </w:numPr>
         <w:rPr>
-          <w:rFonts w:cstheme="minorHAnsi"/>
-          <w:color w:val="0D0D0D" w:themeColor="text1" w:themeTint="F2"/>
-          <w:sz w:val="32"/>
-          <w:szCs w:val="32"/>
-        </w:rPr>
-      </w:pPr>
-      <w:r>
-        <w:rPr>
-          <w:rFonts w:cstheme="minorHAnsi"/>
+          <w:rFonts w:ascii="Times New Roman" w:hAnsi="Times New Roman" w:cs="Times New Roman"/>
+          <w:color w:val="0D0D0D" w:themeColor="text1" w:themeTint="F2"/>
+          <w:sz w:val="32"/>
+          <w:szCs w:val="32"/>
+        </w:rPr>
+      </w:pPr>
+      <w:r>
+        <w:rPr>
+          <w:rFonts w:ascii="Times New Roman" w:hAnsi="Times New Roman" w:cs="Times New Roman"/>
           <w:color w:val="0D0D0D" w:themeColor="text1" w:themeTint="F2"/>
           <w:sz w:val="32"/>
           <w:szCs w:val="32"/>
@@ -6783,7 +7758,7 @@
       </w:r>
       <w:r>
         <w:rPr>
-          <w:rFonts w:cstheme="minorHAnsi"/>
+          <w:rFonts w:ascii="Times New Roman" w:hAnsi="Times New Roman" w:cs="Times New Roman"/>
           <w:b/>
           <w:bCs/>
           <w:color w:val="0D0D0D" w:themeColor="text1" w:themeTint="F2"/>
@@ -6794,7 +7769,7 @@
       </w:r>
       <w:r>
         <w:rPr>
-          <w:rFonts w:cstheme="minorHAnsi"/>
+          <w:rFonts w:ascii="Times New Roman" w:hAnsi="Times New Roman" w:cs="Times New Roman"/>
           <w:color w:val="0D0D0D" w:themeColor="text1" w:themeTint="F2"/>
           <w:sz w:val="32"/>
           <w:szCs w:val="32"/>
@@ -6810,15 +7785,15 @@
           <w:numId w:val="12"/>
         </w:numPr>
         <w:rPr>
-          <w:rFonts w:cstheme="minorHAnsi"/>
-          <w:color w:val="0D0D0D" w:themeColor="text1" w:themeTint="F2"/>
-          <w:sz w:val="32"/>
-          <w:szCs w:val="32"/>
-        </w:rPr>
-      </w:pPr>
-      <w:r>
-        <w:rPr>
-          <w:rFonts w:cstheme="minorHAnsi"/>
+          <w:rFonts w:ascii="Times New Roman" w:hAnsi="Times New Roman" w:cs="Times New Roman"/>
+          <w:color w:val="0D0D0D" w:themeColor="text1" w:themeTint="F2"/>
+          <w:sz w:val="32"/>
+          <w:szCs w:val="32"/>
+        </w:rPr>
+      </w:pPr>
+      <w:r>
+        <w:rPr>
+          <w:rFonts w:ascii="Times New Roman" w:hAnsi="Times New Roman" w:cs="Times New Roman"/>
           <w:color w:val="0D0D0D" w:themeColor="text1" w:themeTint="F2"/>
           <w:sz w:val="32"/>
           <w:szCs w:val="32"/>
@@ -6827,7 +7802,7 @@
       </w:r>
       <w:r>
         <w:rPr>
-          <w:rFonts w:cstheme="minorHAnsi"/>
+          <w:rFonts w:ascii="Times New Roman" w:hAnsi="Times New Roman" w:cs="Times New Roman"/>
           <w:b/>
           <w:bCs/>
           <w:color w:val="0D0D0D" w:themeColor="text1" w:themeTint="F2"/>
@@ -6838,7 +7813,7 @@
       </w:r>
       <w:r>
         <w:rPr>
-          <w:rFonts w:cstheme="minorHAnsi"/>
+          <w:rFonts w:ascii="Times New Roman" w:hAnsi="Times New Roman" w:cs="Times New Roman"/>
           <w:color w:val="0D0D0D" w:themeColor="text1" w:themeTint="F2"/>
           <w:sz w:val="32"/>
           <w:szCs w:val="32"/>
@@ -6884,7 +7859,7 @@
                     </pic:cNvPicPr>
                   </pic:nvPicPr>
                   <pic:blipFill>
-                    <a:blip r:embed="rId8">
+                    <a:blip r:embed="rId9">
                       <a:extLst>
                         <a:ext uri="{28A0092B-C50C-407E-A947-70E740481C1C}">
                           <a14:useLocalDpi xmlns:a14="http://schemas.microsoft.com/office/drawing/2010/main" val="0"/>
@@ -7048,6 +8023,119 @@
     </w:lvl>
   </w:abstractNum>
   <w:abstractNum w:abstractNumId="1" w15:restartNumberingAfterBreak="0">
+    <w:nsid w:val="04BE124A"/>
+    <w:multiLevelType w:val="hybridMultilevel"/>
+    <w:tmpl w:val="BB2E5634"/>
+    <w:lvl w:ilvl="0" w:tplc="04090001">
+      <w:start w:val="1"/>
+      <w:numFmt w:val="bullet"/>
+      <w:lvlText w:val=""/>
+      <w:lvlJc w:val="left"/>
+      <w:pPr>
+        <w:ind w:left="720" w:hanging="360"/>
+      </w:pPr>
+      <w:rPr>
+        <w:rFonts w:ascii="Symbol" w:hAnsi="Symbol" w:hint="default"/>
+      </w:rPr>
+    </w:lvl>
+    <w:lvl w:ilvl="1" w:tplc="04090003" w:tentative="1">
+      <w:start w:val="1"/>
+      <w:numFmt w:val="bullet"/>
+      <w:lvlText w:val="o"/>
+      <w:lvlJc w:val="left"/>
+      <w:pPr>
+        <w:ind w:left="1440" w:hanging="360"/>
+      </w:pPr>
+      <w:rPr>
+        <w:rFonts w:ascii="Courier New" w:hAnsi="Courier New" w:cs="Courier New" w:hint="default"/>
+      </w:rPr>
+    </w:lvl>
+    <w:lvl w:ilvl="2" w:tplc="04090005" w:tentative="1">
+      <w:start w:val="1"/>
+      <w:numFmt w:val="bullet"/>
+      <w:lvlText w:val=""/>
+      <w:lvlJc w:val="left"/>
+      <w:pPr>
+        <w:ind w:left="2160" w:hanging="360"/>
+      </w:pPr>
+      <w:rPr>
+        <w:rFonts w:ascii="Wingdings" w:hAnsi="Wingdings" w:hint="default"/>
+      </w:rPr>
+    </w:lvl>
+    <w:lvl w:ilvl="3" w:tplc="04090001" w:tentative="1">
+      <w:start w:val="1"/>
+      <w:numFmt w:val="bullet"/>
+      <w:lvlText w:val=""/>
+      <w:lvlJc w:val="left"/>
+      <w:pPr>
+        <w:ind w:left="2880" w:hanging="360"/>
+      </w:pPr>
+      <w:rPr>
+        <w:rFonts w:ascii="Symbol" w:hAnsi="Symbol" w:hint="default"/>
+      </w:rPr>
+    </w:lvl>
+    <w:lvl w:ilvl="4" w:tplc="04090003" w:tentative="1">
+      <w:start w:val="1"/>
+      <w:numFmt w:val="bullet"/>
+      <w:lvlText w:val="o"/>
+      <w:lvlJc w:val="left"/>
+      <w:pPr>
+        <w:ind w:left="3600" w:hanging="360"/>
+      </w:pPr>
+      <w:rPr>
+        <w:rFonts w:ascii="Courier New" w:hAnsi="Courier New" w:cs="Courier New" w:hint="default"/>
+      </w:rPr>
+    </w:lvl>
+    <w:lvl w:ilvl="5" w:tplc="04090005" w:tentative="1">
+      <w:start w:val="1"/>
+      <w:numFmt w:val="bullet"/>
+      <w:lvlText w:val=""/>
+      <w:lvlJc w:val="left"/>
+      <w:pPr>
+        <w:ind w:left="4320" w:hanging="360"/>
+      </w:pPr>
+      <w:rPr>
+        <w:rFonts w:ascii="Wingdings" w:hAnsi="Wingdings" w:hint="default"/>
+      </w:rPr>
+    </w:lvl>
+    <w:lvl w:ilvl="6" w:tplc="04090001" w:tentative="1">
+      <w:start w:val="1"/>
+      <w:numFmt w:val="bullet"/>
+      <w:lvlText w:val=""/>
+      <w:lvlJc w:val="left"/>
+      <w:pPr>
+        <w:ind w:left="5040" w:hanging="360"/>
+      </w:pPr>
+      <w:rPr>
+        <w:rFonts w:ascii="Symbol" w:hAnsi="Symbol" w:hint="default"/>
+      </w:rPr>
+    </w:lvl>
+    <w:lvl w:ilvl="7" w:tplc="04090003" w:tentative="1">
+      <w:start w:val="1"/>
+      <w:numFmt w:val="bullet"/>
+      <w:lvlText w:val="o"/>
+      <w:lvlJc w:val="left"/>
+      <w:pPr>
+        <w:ind w:left="5760" w:hanging="360"/>
+      </w:pPr>
+      <w:rPr>
+        <w:rFonts w:ascii="Courier New" w:hAnsi="Courier New" w:cs="Courier New" w:hint="default"/>
+      </w:rPr>
+    </w:lvl>
+    <w:lvl w:ilvl="8" w:tplc="04090005" w:tentative="1">
+      <w:start w:val="1"/>
+      <w:numFmt w:val="bullet"/>
+      <w:lvlText w:val=""/>
+      <w:lvlJc w:val="left"/>
+      <w:pPr>
+        <w:ind w:left="6480" w:hanging="360"/>
+      </w:pPr>
+      <w:rPr>
+        <w:rFonts w:ascii="Wingdings" w:hAnsi="Wingdings" w:hint="default"/>
+      </w:rPr>
+    </w:lvl>
+  </w:abstractNum>
+  <w:abstractNum w:abstractNumId="2" w15:restartNumberingAfterBreak="0">
     <w:nsid w:val="06615502"/>
     <w:multiLevelType w:val="hybridMultilevel"/>
     <w:tmpl w:val="EA660CE4"/>
@@ -7160,7 +8248,156 @@
       </w:rPr>
     </w:lvl>
   </w:abstractNum>
-  <w:abstractNum w:abstractNumId="2" w15:restartNumberingAfterBreak="0">
+  <w:abstractNum w:abstractNumId="3" w15:restartNumberingAfterBreak="0">
+    <w:nsid w:val="08043423"/>
+    <w:multiLevelType w:val="multilevel"/>
+    <w:tmpl w:val="F2F64CB6"/>
+    <w:lvl w:ilvl="0">
+      <w:start w:val="1"/>
+      <w:numFmt w:val="bullet"/>
+      <w:lvlText w:val=""/>
+      <w:lvlJc w:val="left"/>
+      <w:pPr>
+        <w:tabs>
+          <w:tab w:val="num" w:pos="720"/>
+        </w:tabs>
+        <w:ind w:left="720" w:hanging="360"/>
+      </w:pPr>
+      <w:rPr>
+        <w:rFonts w:ascii="Symbol" w:hAnsi="Symbol" w:hint="default"/>
+        <w:sz w:val="20"/>
+      </w:rPr>
+    </w:lvl>
+    <w:lvl w:ilvl="1">
+      <w:start w:val="1"/>
+      <w:numFmt w:val="bullet"/>
+      <w:lvlText w:val="o"/>
+      <w:lvlJc w:val="left"/>
+      <w:pPr>
+        <w:tabs>
+          <w:tab w:val="num" w:pos="1440"/>
+        </w:tabs>
+        <w:ind w:left="1440" w:hanging="360"/>
+      </w:pPr>
+      <w:rPr>
+        <w:rFonts w:ascii="Courier New" w:hAnsi="Courier New" w:hint="default"/>
+        <w:sz w:val="20"/>
+      </w:rPr>
+    </w:lvl>
+    <w:lvl w:ilvl="2" w:tentative="1">
+      <w:start w:val="1"/>
+      <w:numFmt w:val="bullet"/>
+      <w:lvlText w:val=""/>
+      <w:lvlJc w:val="left"/>
+      <w:pPr>
+        <w:tabs>
+          <w:tab w:val="num" w:pos="2160"/>
+        </w:tabs>
+        <w:ind w:left="2160" w:hanging="360"/>
+      </w:pPr>
+      <w:rPr>
+        <w:rFonts w:ascii="Wingdings" w:hAnsi="Wingdings" w:hint="default"/>
+        <w:sz w:val="20"/>
+      </w:rPr>
+    </w:lvl>
+    <w:lvl w:ilvl="3" w:tentative="1">
+      <w:start w:val="1"/>
+      <w:numFmt w:val="bullet"/>
+      <w:lvlText w:val=""/>
+      <w:lvlJc w:val="left"/>
+      <w:pPr>
+        <w:tabs>
+          <w:tab w:val="num" w:pos="2880"/>
+        </w:tabs>
+        <w:ind w:left="2880" w:hanging="360"/>
+      </w:pPr>
+      <w:rPr>
+        <w:rFonts w:ascii="Wingdings" w:hAnsi="Wingdings" w:hint="default"/>
+        <w:sz w:val="20"/>
+      </w:rPr>
+    </w:lvl>
+    <w:lvl w:ilvl="4" w:tentative="1">
+      <w:start w:val="1"/>
+      <w:numFmt w:val="bullet"/>
+      <w:lvlText w:val=""/>
+      <w:lvlJc w:val="left"/>
+      <w:pPr>
+        <w:tabs>
+          <w:tab w:val="num" w:pos="3600"/>
+        </w:tabs>
+        <w:ind w:left="3600" w:hanging="360"/>
+      </w:pPr>
+      <w:rPr>
+        <w:rFonts w:ascii="Wingdings" w:hAnsi="Wingdings" w:hint="default"/>
+        <w:sz w:val="20"/>
+      </w:rPr>
+    </w:lvl>
+    <w:lvl w:ilvl="5" w:tentative="1">
+      <w:start w:val="1"/>
+      <w:numFmt w:val="bullet"/>
+      <w:lvlText w:val=""/>
+      <w:lvlJc w:val="left"/>
+      <w:pPr>
+        <w:tabs>
+          <w:tab w:val="num" w:pos="4320"/>
+        </w:tabs>
+        <w:ind w:left="4320" w:hanging="360"/>
+      </w:pPr>
+      <w:rPr>
+        <w:rFonts w:ascii="Wingdings" w:hAnsi="Wingdings" w:hint="default"/>
+        <w:sz w:val="20"/>
+      </w:rPr>
+    </w:lvl>
+    <w:lvl w:ilvl="6" w:tentative="1">
+      <w:start w:val="1"/>
+      <w:numFmt w:val="bullet"/>
+      <w:lvlText w:val=""/>
+      <w:lvlJc w:val="left"/>
+      <w:pPr>
+        <w:tabs>
+          <w:tab w:val="num" w:pos="5040"/>
+        </w:tabs>
+        <w:ind w:left="5040" w:hanging="360"/>
+      </w:pPr>
+      <w:rPr>
+        <w:rFonts w:ascii="Wingdings" w:hAnsi="Wingdings" w:hint="default"/>
+        <w:sz w:val="20"/>
+      </w:rPr>
+    </w:lvl>
+    <w:lvl w:ilvl="7" w:tentative="1">
+      <w:start w:val="1"/>
+      <w:numFmt w:val="bullet"/>
+      <w:lvlText w:val=""/>
+      <w:lvlJc w:val="left"/>
+      <w:pPr>
+        <w:tabs>
+          <w:tab w:val="num" w:pos="5760"/>
+        </w:tabs>
+        <w:ind w:left="5760" w:hanging="360"/>
+      </w:pPr>
+      <w:rPr>
+        <w:rFonts w:ascii="Wingdings" w:hAnsi="Wingdings" w:hint="default"/>
+        <w:sz w:val="20"/>
+      </w:rPr>
+    </w:lvl>
+    <w:lvl w:ilvl="8" w:tentative="1">
+      <w:start w:val="1"/>
+      <w:numFmt w:val="bullet"/>
+      <w:lvlText w:val=""/>
+      <w:lvlJc w:val="left"/>
+      <w:pPr>
+        <w:tabs>
+          <w:tab w:val="num" w:pos="6480"/>
+        </w:tabs>
+        <w:ind w:left="6480" w:hanging="360"/>
+      </w:pPr>
+      <w:rPr>
+        <w:rFonts w:ascii="Wingdings" w:hAnsi="Wingdings" w:hint="default"/>
+        <w:sz w:val="20"/>
+      </w:rPr>
+    </w:lvl>
+  </w:abstractNum>
+  <w:abstractNum w:abstractNumId="4" w15:restartNumberingAfterBreak="0">
     <w:nsid w:val="0A8963E4"/>
     <w:multiLevelType w:val="hybridMultilevel"/>
     <w:tmpl w:val="CDEA1978"/>
@@ -7273,7 +8510,7 @@
       </w:rPr>
     </w:lvl>
   </w:abstractNum>
-  <w:abstractNum w:abstractNumId="3" w15:restartNumberingAfterBreak="0">
+  <w:abstractNum w:abstractNumId="5" w15:restartNumberingAfterBreak="0">
     <w:nsid w:val="0C6F3B3D"/>
     <w:multiLevelType w:val="hybridMultilevel"/>
     <w:tmpl w:val="AA9EDB3A"/>
@@ -7386,7 +8623,7 @@
       </w:rPr>
     </w:lvl>
   </w:abstractNum>
-  <w:abstractNum w:abstractNumId="4" w15:restartNumberingAfterBreak="0">
+  <w:abstractNum w:abstractNumId="6" w15:restartNumberingAfterBreak="0">
     <w:nsid w:val="0E4D473D"/>
     <w:multiLevelType w:val="hybridMultilevel"/>
     <w:tmpl w:val="78945F64"/>
@@ -7499,7 +8736,7 @@
       </w:rPr>
     </w:lvl>
   </w:abstractNum>
-  <w:abstractNum w:abstractNumId="5" w15:restartNumberingAfterBreak="0">
+  <w:abstractNum w:abstractNumId="7" w15:restartNumberingAfterBreak="0">
     <w:nsid w:val="1405395C"/>
     <w:multiLevelType w:val="hybridMultilevel"/>
     <w:tmpl w:val="85347D1E"/>
@@ -7612,7 +8849,156 @@
       </w:rPr>
     </w:lvl>
   </w:abstractNum>
-  <w:abstractNum w:abstractNumId="6" w15:restartNumberingAfterBreak="0">
+  <w:abstractNum w:abstractNumId="8" w15:restartNumberingAfterBreak="0">
+    <w:nsid w:val="15AA468E"/>
+    <w:multiLevelType w:val="multilevel"/>
+    <w:tmpl w:val="F2F64CB6"/>
+    <w:lvl w:ilvl="0">
+      <w:start w:val="1"/>
+      <w:numFmt w:val="bullet"/>
+      <w:lvlText w:val=""/>
+      <w:lvlJc w:val="left"/>
+      <w:pPr>
+        <w:tabs>
+          <w:tab w:val="num" w:pos="720"/>
+        </w:tabs>
+        <w:ind w:left="720" w:hanging="360"/>
+      </w:pPr>
+      <w:rPr>
+        <w:rFonts w:ascii="Symbol" w:hAnsi="Symbol" w:hint="default"/>
+        <w:sz w:val="20"/>
+      </w:rPr>
+    </w:lvl>
+    <w:lvl w:ilvl="1">
+      <w:start w:val="1"/>
+      <w:numFmt w:val="bullet"/>
+      <w:lvlText w:val="o"/>
+      <w:lvlJc w:val="left"/>
+      <w:pPr>
+        <w:tabs>
+          <w:tab w:val="num" w:pos="1440"/>
+        </w:tabs>
+        <w:ind w:left="1440" w:hanging="360"/>
+      </w:pPr>
+      <w:rPr>
+        <w:rFonts w:ascii="Courier New" w:hAnsi="Courier New" w:hint="default"/>
+        <w:sz w:val="20"/>
+      </w:rPr>
+    </w:lvl>
+    <w:lvl w:ilvl="2" w:tentative="1">
+      <w:start w:val="1"/>
+      <w:numFmt w:val="bullet"/>
+      <w:lvlText w:val=""/>
+      <w:lvlJc w:val="left"/>
+      <w:pPr>
+        <w:tabs>
+          <w:tab w:val="num" w:pos="2160"/>
+        </w:tabs>
+        <w:ind w:left="2160" w:hanging="360"/>
+      </w:pPr>
+      <w:rPr>
+        <w:rFonts w:ascii="Wingdings" w:hAnsi="Wingdings" w:hint="default"/>
+        <w:sz w:val="20"/>
+      </w:rPr>
+    </w:lvl>
+    <w:lvl w:ilvl="3" w:tentative="1">
+      <w:start w:val="1"/>
+      <w:numFmt w:val="bullet"/>
+      <w:lvlText w:val=""/>
+      <w:lvlJc w:val="left"/>
+      <w:pPr>
+        <w:tabs>
+          <w:tab w:val="num" w:pos="2880"/>
+        </w:tabs>
+        <w:ind w:left="2880" w:hanging="360"/>
+      </w:pPr>
+      <w:rPr>
+        <w:rFonts w:ascii="Wingdings" w:hAnsi="Wingdings" w:hint="default"/>
+        <w:sz w:val="20"/>
+      </w:rPr>
+    </w:lvl>
+    <w:lvl w:ilvl="4" w:tentative="1">
+      <w:start w:val="1"/>
+      <w:numFmt w:val="bullet"/>
+      <w:lvlText w:val=""/>
+      <w:lvlJc w:val="left"/>
+      <w:pPr>
+        <w:tabs>
+          <w:tab w:val="num" w:pos="3600"/>
+        </w:tabs>
+        <w:ind w:left="3600" w:hanging="360"/>
+      </w:pPr>
+      <w:rPr>
+        <w:rFonts w:ascii="Wingdings" w:hAnsi="Wingdings" w:hint="default"/>
+        <w:sz w:val="20"/>
+      </w:rPr>
+    </w:lvl>
+    <w:lvl w:ilvl="5" w:tentative="1">
+      <w:start w:val="1"/>
+      <w:numFmt w:val="bullet"/>
+      <w:lvlText w:val=""/>
+      <w:lvlJc w:val="left"/>
+      <w:pPr>
+        <w:tabs>
+          <w:tab w:val="num" w:pos="4320"/>
+        </w:tabs>
+        <w:ind w:left="4320" w:hanging="360"/>
+      </w:pPr>
+      <w:rPr>
+        <w:rFonts w:ascii="Wingdings" w:hAnsi="Wingdings" w:hint="default"/>
+        <w:sz w:val="20"/>
+      </w:rPr>
+    </w:lvl>
+    <w:lvl w:ilvl="6" w:tentative="1">
+      <w:start w:val="1"/>
+      <w:numFmt w:val="bullet"/>
+      <w:lvlText w:val=""/>
+      <w:lvlJc w:val="left"/>
+      <w:pPr>
+        <w:tabs>
+          <w:tab w:val="num" w:pos="5040"/>
+        </w:tabs>
+        <w:ind w:left="5040" w:hanging="360"/>
+      </w:pPr>
+      <w:rPr>
+        <w:rFonts w:ascii="Wingdings" w:hAnsi="Wingdings" w:hint="default"/>
+        <w:sz w:val="20"/>
+      </w:rPr>
+    </w:lvl>
+    <w:lvl w:ilvl="7" w:tentative="1">
+      <w:start w:val="1"/>
+      <w:numFmt w:val="bullet"/>
+      <w:lvlText w:val=""/>
+      <w:lvlJc w:val="left"/>
+      <w:pPr>
+        <w:tabs>
+          <w:tab w:val="num" w:pos="5760"/>
+        </w:tabs>
+        <w:ind w:left="5760" w:hanging="360"/>
+      </w:pPr>
+      <w:rPr>
+        <w:rFonts w:ascii="Wingdings" w:hAnsi="Wingdings" w:hint="default"/>
+        <w:sz w:val="20"/>
+      </w:rPr>
+    </w:lvl>
+    <w:lvl w:ilvl="8" w:tentative="1">
+      <w:start w:val="1"/>
+      <w:numFmt w:val="bullet"/>
+      <w:lvlText w:val=""/>
+      <w:lvlJc w:val="left"/>
+      <w:pPr>
+        <w:tabs>
+          <w:tab w:val="num" w:pos="6480"/>
+        </w:tabs>
+        <w:ind w:left="6480" w:hanging="360"/>
+      </w:pPr>
+      <w:rPr>
+        <w:rFonts w:ascii="Wingdings" w:hAnsi="Wingdings" w:hint="default"/>
+        <w:sz w:val="20"/>
+      </w:rPr>
+    </w:lvl>
+  </w:abstractNum>
+  <w:abstractNum w:abstractNumId="9" w15:restartNumberingAfterBreak="0">
     <w:nsid w:val="15CB39A4"/>
     <w:multiLevelType w:val="hybridMultilevel"/>
     <w:tmpl w:val="075A69DC"/>
@@ -7725,7 +9111,7 @@
       </w:rPr>
     </w:lvl>
   </w:abstractNum>
-  <w:abstractNum w:abstractNumId="7" w15:restartNumberingAfterBreak="0">
+  <w:abstractNum w:abstractNumId="10" w15:restartNumberingAfterBreak="0">
     <w:nsid w:val="1DAD2834"/>
     <w:multiLevelType w:val="multilevel"/>
     <w:tmpl w:val="33AA51B8"/>
@@ -7838,7 +9224,156 @@
       </w:pPr>
     </w:lvl>
   </w:abstractNum>
-  <w:abstractNum w:abstractNumId="8" w15:restartNumberingAfterBreak="0">
+  <w:abstractNum w:abstractNumId="11" w15:restartNumberingAfterBreak="0">
+    <w:nsid w:val="1F28758D"/>
+    <w:multiLevelType w:val="multilevel"/>
+    <w:tmpl w:val="F2F64CB6"/>
+    <w:lvl w:ilvl="0">
+      <w:start w:val="1"/>
+      <w:numFmt w:val="bullet"/>
+      <w:lvlText w:val=""/>
+      <w:lvlJc w:val="left"/>
+      <w:pPr>
+        <w:tabs>
+          <w:tab w:val="num" w:pos="720"/>
+        </w:tabs>
+        <w:ind w:left="720" w:hanging="360"/>
+      </w:pPr>
+      <w:rPr>
+        <w:rFonts w:ascii="Symbol" w:hAnsi="Symbol" w:hint="default"/>
+        <w:sz w:val="20"/>
+      </w:rPr>
+    </w:lvl>
+    <w:lvl w:ilvl="1">
+      <w:start w:val="1"/>
+      <w:numFmt w:val="bullet"/>
+      <w:lvlText w:val="o"/>
+      <w:lvlJc w:val="left"/>
+      <w:pPr>
+        <w:tabs>
+          <w:tab w:val="num" w:pos="1440"/>
+        </w:tabs>
+        <w:ind w:left="1440" w:hanging="360"/>
+      </w:pPr>
+      <w:rPr>
+        <w:rFonts w:ascii="Courier New" w:hAnsi="Courier New" w:hint="default"/>
+        <w:sz w:val="20"/>
+      </w:rPr>
+    </w:lvl>
+    <w:lvl w:ilvl="2" w:tentative="1">
+      <w:start w:val="1"/>
+      <w:numFmt w:val="bullet"/>
+      <w:lvlText w:val=""/>
+      <w:lvlJc w:val="left"/>
+      <w:pPr>
+        <w:tabs>
+          <w:tab w:val="num" w:pos="2160"/>
+        </w:tabs>
+        <w:ind w:left="2160" w:hanging="360"/>
+      </w:pPr>
+      <w:rPr>
+        <w:rFonts w:ascii="Wingdings" w:hAnsi="Wingdings" w:hint="default"/>
+        <w:sz w:val="20"/>
+      </w:rPr>
+    </w:lvl>
+    <w:lvl w:ilvl="3" w:tentative="1">
+      <w:start w:val="1"/>
+      <w:numFmt w:val="bullet"/>
+      <w:lvlText w:val=""/>
+      <w:lvlJc w:val="left"/>
+      <w:pPr>
+        <w:tabs>
+          <w:tab w:val="num" w:pos="2880"/>
+        </w:tabs>
+        <w:ind w:left="2880" w:hanging="360"/>
+      </w:pPr>
+      <w:rPr>
+        <w:rFonts w:ascii="Wingdings" w:hAnsi="Wingdings" w:hint="default"/>
+        <w:sz w:val="20"/>
+      </w:rPr>
+    </w:lvl>
+    <w:lvl w:ilvl="4" w:tentative="1">
+      <w:start w:val="1"/>
+      <w:numFmt w:val="bullet"/>
+      <w:lvlText w:val=""/>
+      <w:lvlJc w:val="left"/>
+      <w:pPr>
+        <w:tabs>
+          <w:tab w:val="num" w:pos="3600"/>
+        </w:tabs>
+        <w:ind w:left="3600" w:hanging="360"/>
+      </w:pPr>
+      <w:rPr>
+        <w:rFonts w:ascii="Wingdings" w:hAnsi="Wingdings" w:hint="default"/>
+        <w:sz w:val="20"/>
+      </w:rPr>
+    </w:lvl>
+    <w:lvl w:ilvl="5" w:tentative="1">
+      <w:start w:val="1"/>
+      <w:numFmt w:val="bullet"/>
+      <w:lvlText w:val=""/>
+      <w:lvlJc w:val="left"/>
+      <w:pPr>
+        <w:tabs>
+          <w:tab w:val="num" w:pos="4320"/>
+        </w:tabs>
+        <w:ind w:left="4320" w:hanging="360"/>
+      </w:pPr>
+      <w:rPr>
+        <w:rFonts w:ascii="Wingdings" w:hAnsi="Wingdings" w:hint="default"/>
+        <w:sz w:val="20"/>
+      </w:rPr>
+    </w:lvl>
+    <w:lvl w:ilvl="6" w:tentative="1">
+      <w:start w:val="1"/>
+      <w:numFmt w:val="bullet"/>
+      <w:lvlText w:val=""/>
+      <w:lvlJc w:val="left"/>
+      <w:pPr>
+        <w:tabs>
+          <w:tab w:val="num" w:pos="5040"/>
+        </w:tabs>
+        <w:ind w:left="5040" w:hanging="360"/>
+      </w:pPr>
+      <w:rPr>
+        <w:rFonts w:ascii="Wingdings" w:hAnsi="Wingdings" w:hint="default"/>
+        <w:sz w:val="20"/>
+      </w:rPr>
+    </w:lvl>
+    <w:lvl w:ilvl="7" w:tentative="1">
+      <w:start w:val="1"/>
+      <w:numFmt w:val="bullet"/>
+      <w:lvlText w:val=""/>
+      <w:lvlJc w:val="left"/>
+      <w:pPr>
+        <w:tabs>
+          <w:tab w:val="num" w:pos="5760"/>
+        </w:tabs>
+        <w:ind w:left="5760" w:hanging="360"/>
+      </w:pPr>
+      <w:rPr>
+        <w:rFonts w:ascii="Wingdings" w:hAnsi="Wingdings" w:hint="default"/>
+        <w:sz w:val="20"/>
+      </w:rPr>
+    </w:lvl>
+    <w:lvl w:ilvl="8" w:tentative="1">
+      <w:start w:val="1"/>
+      <w:numFmt w:val="bullet"/>
+      <w:lvlText w:val=""/>
+      <w:lvlJc w:val="left"/>
+      <w:pPr>
+        <w:tabs>
+          <w:tab w:val="num" w:pos="6480"/>
+        </w:tabs>
+        <w:ind w:left="6480" w:hanging="360"/>
+      </w:pPr>
+      <w:rPr>
+        <w:rFonts w:ascii="Wingdings" w:hAnsi="Wingdings" w:hint="default"/>
+        <w:sz w:val="20"/>
+      </w:rPr>
+    </w:lvl>
+  </w:abstractNum>
+  <w:abstractNum w:abstractNumId="12" w15:restartNumberingAfterBreak="0">
     <w:nsid w:val="207D05C4"/>
     <w:multiLevelType w:val="hybridMultilevel"/>
     <w:tmpl w:val="DE4809E0"/>
@@ -7951,7 +9486,7 @@
       </w:rPr>
     </w:lvl>
   </w:abstractNum>
-  <w:abstractNum w:abstractNumId="9" w15:restartNumberingAfterBreak="0">
+  <w:abstractNum w:abstractNumId="13" w15:restartNumberingAfterBreak="0">
     <w:nsid w:val="21382748"/>
     <w:multiLevelType w:val="hybridMultilevel"/>
     <w:tmpl w:val="58ECB344"/>
@@ -8064,7 +9599,7 @@
       </w:rPr>
     </w:lvl>
   </w:abstractNum>
-  <w:abstractNum w:abstractNumId="10" w15:restartNumberingAfterBreak="0">
+  <w:abstractNum w:abstractNumId="14" w15:restartNumberingAfterBreak="0">
     <w:nsid w:val="21CA7FDB"/>
     <w:multiLevelType w:val="hybridMultilevel"/>
     <w:tmpl w:val="89C82350"/>
@@ -8177,7 +9712,7 @@
       </w:rPr>
     </w:lvl>
   </w:abstractNum>
-  <w:abstractNum w:abstractNumId="11" w15:restartNumberingAfterBreak="0">
+  <w:abstractNum w:abstractNumId="15" w15:restartNumberingAfterBreak="0">
     <w:nsid w:val="2D42771A"/>
     <w:multiLevelType w:val="hybridMultilevel"/>
     <w:tmpl w:val="57C23F24"/>
@@ -8290,7 +9825,7 @@
       </w:rPr>
     </w:lvl>
   </w:abstractNum>
-  <w:abstractNum w:abstractNumId="12" w15:restartNumberingAfterBreak="0">
+  <w:abstractNum w:abstractNumId="16" w15:restartNumberingAfterBreak="0">
     <w:nsid w:val="2DA0012E"/>
     <w:multiLevelType w:val="hybridMultilevel"/>
     <w:tmpl w:val="8424BDBE"/>
@@ -8403,7 +9938,7 @@
       </w:rPr>
     </w:lvl>
   </w:abstractNum>
-  <w:abstractNum w:abstractNumId="13" w15:restartNumberingAfterBreak="0">
+  <w:abstractNum w:abstractNumId="17" w15:restartNumberingAfterBreak="0">
     <w:nsid w:val="2E036471"/>
     <w:multiLevelType w:val="hybridMultilevel"/>
     <w:tmpl w:val="AD60D6F0"/>
@@ -8516,7 +10051,7 @@
       </w:rPr>
     </w:lvl>
   </w:abstractNum>
-  <w:abstractNum w:abstractNumId="14" w15:restartNumberingAfterBreak="0">
+  <w:abstractNum w:abstractNumId="18" w15:restartNumberingAfterBreak="0">
     <w:nsid w:val="2EFC2BD2"/>
     <w:multiLevelType w:val="hybridMultilevel"/>
     <w:tmpl w:val="B896C696"/>
@@ -8629,7 +10164,7 @@
       </w:rPr>
     </w:lvl>
   </w:abstractNum>
-  <w:abstractNum w:abstractNumId="15" w15:restartNumberingAfterBreak="0">
+  <w:abstractNum w:abstractNumId="19" w15:restartNumberingAfterBreak="0">
     <w:nsid w:val="31BB0445"/>
     <w:multiLevelType w:val="multilevel"/>
     <w:tmpl w:val="F0C69752"/>
@@ -8746,7 +10281,7 @@
       </w:pPr>
     </w:lvl>
   </w:abstractNum>
-  <w:abstractNum w:abstractNumId="16" w15:restartNumberingAfterBreak="0">
+  <w:abstractNum w:abstractNumId="20" w15:restartNumberingAfterBreak="0">
     <w:nsid w:val="355A7F86"/>
     <w:multiLevelType w:val="hybridMultilevel"/>
     <w:tmpl w:val="21FAFEC8"/>
@@ -8859,7 +10394,7 @@
       </w:rPr>
     </w:lvl>
   </w:abstractNum>
-  <w:abstractNum w:abstractNumId="17" w15:restartNumberingAfterBreak="0">
+  <w:abstractNum w:abstractNumId="21" w15:restartNumberingAfterBreak="0">
     <w:nsid w:val="35801CEA"/>
     <w:multiLevelType w:val="hybridMultilevel"/>
     <w:tmpl w:val="D50E36A8"/>
@@ -8972,7 +10507,7 @@
       </w:rPr>
     </w:lvl>
   </w:abstractNum>
-  <w:abstractNum w:abstractNumId="18" w15:restartNumberingAfterBreak="0">
+  <w:abstractNum w:abstractNumId="22" w15:restartNumberingAfterBreak="0">
     <w:nsid w:val="37FF024D"/>
     <w:multiLevelType w:val="hybridMultilevel"/>
     <w:tmpl w:val="A48E67F2"/>
@@ -9061,7 +10596,7 @@
       </w:pPr>
     </w:lvl>
   </w:abstractNum>
-  <w:abstractNum w:abstractNumId="19" w15:restartNumberingAfterBreak="0">
+  <w:abstractNum w:abstractNumId="23" w15:restartNumberingAfterBreak="0">
     <w:nsid w:val="3CEF6C39"/>
     <w:multiLevelType w:val="hybridMultilevel"/>
     <w:tmpl w:val="1F20570C"/>
@@ -9174,7 +10709,7 @@
       </w:rPr>
     </w:lvl>
   </w:abstractNum>
-  <w:abstractNum w:abstractNumId="20" w15:restartNumberingAfterBreak="0">
+  <w:abstractNum w:abstractNumId="24" w15:restartNumberingAfterBreak="0">
     <w:nsid w:val="41B504AD"/>
     <w:multiLevelType w:val="hybridMultilevel"/>
     <w:tmpl w:val="2398E3D4"/>
@@ -9287,7 +10822,382 @@
       </w:rPr>
     </w:lvl>
   </w:abstractNum>
-  <w:abstractNum w:abstractNumId="21" w15:restartNumberingAfterBreak="0">
+  <w:abstractNum w:abstractNumId="25" w15:restartNumberingAfterBreak="0">
+    <w:nsid w:val="462B1969"/>
+    <w:multiLevelType w:val="multilevel"/>
+    <w:tmpl w:val="F2F64CB6"/>
+    <w:lvl w:ilvl="0">
+      <w:start w:val="1"/>
+      <w:numFmt w:val="bullet"/>
+      <w:lvlText w:val=""/>
+      <w:lvlJc w:val="left"/>
+      <w:pPr>
+        <w:tabs>
+          <w:tab w:val="num" w:pos="720"/>
+        </w:tabs>
+        <w:ind w:left="720" w:hanging="360"/>
+      </w:pPr>
+      <w:rPr>
+        <w:rFonts w:ascii="Symbol" w:hAnsi="Symbol" w:hint="default"/>
+        <w:sz w:val="20"/>
+      </w:rPr>
+    </w:lvl>
+    <w:lvl w:ilvl="1">
+      <w:start w:val="1"/>
+      <w:numFmt w:val="bullet"/>
+      <w:lvlText w:val="o"/>
+      <w:lvlJc w:val="left"/>
+      <w:pPr>
+        <w:tabs>
+          <w:tab w:val="num" w:pos="1440"/>
+        </w:tabs>
+        <w:ind w:left="1440" w:hanging="360"/>
+      </w:pPr>
+      <w:rPr>
+        <w:rFonts w:ascii="Courier New" w:hAnsi="Courier New" w:hint="default"/>
+        <w:sz w:val="20"/>
+      </w:rPr>
+    </w:lvl>
+    <w:lvl w:ilvl="2" w:tentative="1">
+      <w:start w:val="1"/>
+      <w:numFmt w:val="bullet"/>
+      <w:lvlText w:val=""/>
+      <w:lvlJc w:val="left"/>
+      <w:pPr>
+        <w:tabs>
+          <w:tab w:val="num" w:pos="2160"/>
+        </w:tabs>
+        <w:ind w:left="2160" w:hanging="360"/>
+      </w:pPr>
+      <w:rPr>
+        <w:rFonts w:ascii="Wingdings" w:hAnsi="Wingdings" w:hint="default"/>
+        <w:sz w:val="20"/>
+      </w:rPr>
+    </w:lvl>
+    <w:lvl w:ilvl="3" w:tentative="1">
+      <w:start w:val="1"/>
+      <w:numFmt w:val="bullet"/>
+      <w:lvlText w:val=""/>
+      <w:lvlJc w:val="left"/>
+      <w:pPr>
+        <w:tabs>
+          <w:tab w:val="num" w:pos="2880"/>
+        </w:tabs>
+        <w:ind w:left="2880" w:hanging="360"/>
+      </w:pPr>
+      <w:rPr>
+        <w:rFonts w:ascii="Wingdings" w:hAnsi="Wingdings" w:hint="default"/>
+        <w:sz w:val="20"/>
+      </w:rPr>
+    </w:lvl>
+    <w:lvl w:ilvl="4" w:tentative="1">
+      <w:start w:val="1"/>
+      <w:numFmt w:val="bullet"/>
+      <w:lvlText w:val=""/>
+      <w:lvlJc w:val="left"/>
+      <w:pPr>
+        <w:tabs>
+          <w:tab w:val="num" w:pos="3600"/>
+        </w:tabs>
+        <w:ind w:left="3600" w:hanging="360"/>
+      </w:pPr>
+      <w:rPr>
+        <w:rFonts w:ascii="Wingdings" w:hAnsi="Wingdings" w:hint="default"/>
+        <w:sz w:val="20"/>
+      </w:rPr>
+    </w:lvl>
+    <w:lvl w:ilvl="5" w:tentative="1">
+      <w:start w:val="1"/>
+      <w:numFmt w:val="bullet"/>
+      <w:lvlText w:val=""/>
+      <w:lvlJc w:val="left"/>
+      <w:pPr>
+        <w:tabs>
+          <w:tab w:val="num" w:pos="4320"/>
+        </w:tabs>
+        <w:ind w:left="4320" w:hanging="360"/>
+      </w:pPr>
+      <w:rPr>
+        <w:rFonts w:ascii="Wingdings" w:hAnsi="Wingdings" w:hint="default"/>
+        <w:sz w:val="20"/>
+      </w:rPr>
+    </w:lvl>
+    <w:lvl w:ilvl="6" w:tentative="1">
+      <w:start w:val="1"/>
+      <w:numFmt w:val="bullet"/>
+      <w:lvlText w:val=""/>
+      <w:lvlJc w:val="left"/>
+      <w:pPr>
+        <w:tabs>
+          <w:tab w:val="num" w:pos="5040"/>
+        </w:tabs>
+        <w:ind w:left="5040" w:hanging="360"/>
+      </w:pPr>
+      <w:rPr>
+        <w:rFonts w:ascii="Wingdings" w:hAnsi="Wingdings" w:hint="default"/>
+        <w:sz w:val="20"/>
+      </w:rPr>
+    </w:lvl>
+    <w:lvl w:ilvl="7" w:tentative="1">
+      <w:start w:val="1"/>
+      <w:numFmt w:val="bullet"/>
+      <w:lvlText w:val=""/>
+      <w:lvlJc w:val="left"/>
+      <w:pPr>
+        <w:tabs>
+          <w:tab w:val="num" w:pos="5760"/>
+        </w:tabs>
+        <w:ind w:left="5760" w:hanging="360"/>
+      </w:pPr>
+      <w:rPr>
+        <w:rFonts w:ascii="Wingdings" w:hAnsi="Wingdings" w:hint="default"/>
+        <w:sz w:val="20"/>
+      </w:rPr>
+    </w:lvl>
+    <w:lvl w:ilvl="8" w:tentative="1">
+      <w:start w:val="1"/>
+      <w:numFmt w:val="bullet"/>
+      <w:lvlText w:val=""/>
+      <w:lvlJc w:val="left"/>
+      <w:pPr>
+        <w:tabs>
+          <w:tab w:val="num" w:pos="6480"/>
+        </w:tabs>
+        <w:ind w:left="6480" w:hanging="360"/>
+      </w:pPr>
+      <w:rPr>
+        <w:rFonts w:ascii="Wingdings" w:hAnsi="Wingdings" w:hint="default"/>
+        <w:sz w:val="20"/>
+      </w:rPr>
+    </w:lvl>
+  </w:abstractNum>
+  <w:abstractNum w:abstractNumId="26" w15:restartNumberingAfterBreak="0">
+    <w:nsid w:val="46B1381D"/>
+    <w:multiLevelType w:val="hybridMultilevel"/>
+    <w:tmpl w:val="F4C86248"/>
+    <w:lvl w:ilvl="0" w:tplc="04090001">
+      <w:start w:val="1"/>
+      <w:numFmt w:val="bullet"/>
+      <w:lvlText w:val=""/>
+      <w:lvlJc w:val="left"/>
+      <w:pPr>
+        <w:ind w:left="720" w:hanging="360"/>
+      </w:pPr>
+      <w:rPr>
+        <w:rFonts w:ascii="Symbol" w:hAnsi="Symbol" w:hint="default"/>
+      </w:rPr>
+    </w:lvl>
+    <w:lvl w:ilvl="1" w:tplc="04090003" w:tentative="1">
+      <w:start w:val="1"/>
+      <w:numFmt w:val="bullet"/>
+      <w:lvlText w:val="o"/>
+      <w:lvlJc w:val="left"/>
+      <w:pPr>
+        <w:ind w:left="1440" w:hanging="360"/>
+      </w:pPr>
+      <w:rPr>
+        <w:rFonts w:ascii="Courier New" w:hAnsi="Courier New" w:cs="Courier New" w:hint="default"/>
+      </w:rPr>
+    </w:lvl>
+    <w:lvl w:ilvl="2" w:tplc="04090005" w:tentative="1">
+      <w:start w:val="1"/>
+      <w:numFmt w:val="bullet"/>
+      <w:lvlText w:val=""/>
+      <w:lvlJc w:val="left"/>
+      <w:pPr>
+        <w:ind w:left="2160" w:hanging="360"/>
+      </w:pPr>
+      <w:rPr>
+        <w:rFonts w:ascii="Wingdings" w:hAnsi="Wingdings" w:hint="default"/>
+      </w:rPr>
+    </w:lvl>
+    <w:lvl w:ilvl="3" w:tplc="04090001" w:tentative="1">
+      <w:start w:val="1"/>
+      <w:numFmt w:val="bullet"/>
+      <w:lvlText w:val=""/>
+      <w:lvlJc w:val="left"/>
+      <w:pPr>
+        <w:ind w:left="2880" w:hanging="360"/>
+      </w:pPr>
+      <w:rPr>
+        <w:rFonts w:ascii="Symbol" w:hAnsi="Symbol" w:hint="default"/>
+      </w:rPr>
+    </w:lvl>
+    <w:lvl w:ilvl="4" w:tplc="04090003" w:tentative="1">
+      <w:start w:val="1"/>
+      <w:numFmt w:val="bullet"/>
+      <w:lvlText w:val="o"/>
+      <w:lvlJc w:val="left"/>
+      <w:pPr>
+        <w:ind w:left="3600" w:hanging="360"/>
+      </w:pPr>
+      <w:rPr>
+        <w:rFonts w:ascii="Courier New" w:hAnsi="Courier New" w:cs="Courier New" w:hint="default"/>
+      </w:rPr>
+    </w:lvl>
+    <w:lvl w:ilvl="5" w:tplc="04090005" w:tentative="1">
+      <w:start w:val="1"/>
+      <w:numFmt w:val="bullet"/>
+      <w:lvlText w:val=""/>
+      <w:lvlJc w:val="left"/>
+      <w:pPr>
+        <w:ind w:left="4320" w:hanging="360"/>
+      </w:pPr>
+      <w:rPr>
+        <w:rFonts w:ascii="Wingdings" w:hAnsi="Wingdings" w:hint="default"/>
+      </w:rPr>
+    </w:lvl>
+    <w:lvl w:ilvl="6" w:tplc="04090001" w:tentative="1">
+      <w:start w:val="1"/>
+      <w:numFmt w:val="bullet"/>
+      <w:lvlText w:val=""/>
+      <w:lvlJc w:val="left"/>
+      <w:pPr>
+        <w:ind w:left="5040" w:hanging="360"/>
+      </w:pPr>
+      <w:rPr>
+        <w:rFonts w:ascii="Symbol" w:hAnsi="Symbol" w:hint="default"/>
+      </w:rPr>
+    </w:lvl>
+    <w:lvl w:ilvl="7" w:tplc="04090003" w:tentative="1">
+      <w:start w:val="1"/>
+      <w:numFmt w:val="bullet"/>
+      <w:lvlText w:val="o"/>
+      <w:lvlJc w:val="left"/>
+      <w:pPr>
+        <w:ind w:left="5760" w:hanging="360"/>
+      </w:pPr>
+      <w:rPr>
+        <w:rFonts w:ascii="Courier New" w:hAnsi="Courier New" w:cs="Courier New" w:hint="default"/>
+      </w:rPr>
+    </w:lvl>
+    <w:lvl w:ilvl="8" w:tplc="04090005" w:tentative="1">
+      <w:start w:val="1"/>
+      <w:numFmt w:val="bullet"/>
+      <w:lvlText w:val=""/>
+      <w:lvlJc w:val="left"/>
+      <w:pPr>
+        <w:ind w:left="6480" w:hanging="360"/>
+      </w:pPr>
+      <w:rPr>
+        <w:rFonts w:ascii="Wingdings" w:hAnsi="Wingdings" w:hint="default"/>
+      </w:rPr>
+    </w:lvl>
+  </w:abstractNum>
+  <w:abstractNum w:abstractNumId="27" w15:restartNumberingAfterBreak="0">
+    <w:nsid w:val="4CE23C87"/>
+    <w:multiLevelType w:val="hybridMultilevel"/>
+    <w:tmpl w:val="890AAD12"/>
+    <w:lvl w:ilvl="0" w:tplc="04090001">
+      <w:start w:val="1"/>
+      <w:numFmt w:val="bullet"/>
+      <w:lvlText w:val=""/>
+      <w:lvlJc w:val="left"/>
+      <w:pPr>
+        <w:ind w:left="720" w:hanging="360"/>
+      </w:pPr>
+      <w:rPr>
+        <w:rFonts w:ascii="Symbol" w:hAnsi="Symbol" w:hint="default"/>
+      </w:rPr>
+    </w:lvl>
+    <w:lvl w:ilvl="1" w:tplc="04090003" w:tentative="1">
+      <w:start w:val="1"/>
+      <w:numFmt w:val="bullet"/>
+      <w:lvlText w:val="o"/>
+      <w:lvlJc w:val="left"/>
+      <w:pPr>
+        <w:ind w:left="1440" w:hanging="360"/>
+      </w:pPr>
+      <w:rPr>
+        <w:rFonts w:ascii="Courier New" w:hAnsi="Courier New" w:cs="Courier New" w:hint="default"/>
+      </w:rPr>
+    </w:lvl>
+    <w:lvl w:ilvl="2" w:tplc="04090005" w:tentative="1">
+      <w:start w:val="1"/>
+      <w:numFmt w:val="bullet"/>
+      <w:lvlText w:val=""/>
+      <w:lvlJc w:val="left"/>
+      <w:pPr>
+        <w:ind w:left="2160" w:hanging="360"/>
+      </w:pPr>
+      <w:rPr>
+        <w:rFonts w:ascii="Wingdings" w:hAnsi="Wingdings" w:hint="default"/>
+      </w:rPr>
+    </w:lvl>
+    <w:lvl w:ilvl="3" w:tplc="04090001" w:tentative="1">
+      <w:start w:val="1"/>
+      <w:numFmt w:val="bullet"/>
+      <w:lvlText w:val=""/>
+      <w:lvlJc w:val="left"/>
+      <w:pPr>
+        <w:ind w:left="2880" w:hanging="360"/>
+      </w:pPr>
+      <w:rPr>
+        <w:rFonts w:ascii="Symbol" w:hAnsi="Symbol" w:hint="default"/>
+      </w:rPr>
+    </w:lvl>
+    <w:lvl w:ilvl="4" w:tplc="04090003" w:tentative="1">
+      <w:start w:val="1"/>
+      <w:numFmt w:val="bullet"/>
+      <w:lvlText w:val="o"/>
+      <w:lvlJc w:val="left"/>
+      <w:pPr>
+        <w:ind w:left="3600" w:hanging="360"/>
+      </w:pPr>
+      <w:rPr>
+        <w:rFonts w:ascii="Courier New" w:hAnsi="Courier New" w:cs="Courier New" w:hint="default"/>
+      </w:rPr>
+    </w:lvl>
+    <w:lvl w:ilvl="5" w:tplc="04090005" w:tentative="1">
+      <w:start w:val="1"/>
+      <w:numFmt w:val="bullet"/>
+      <w:lvlText w:val=""/>
+      <w:lvlJc w:val="left"/>
+      <w:pPr>
+        <w:ind w:left="4320" w:hanging="360"/>
+      </w:pPr>
+      <w:rPr>
+        <w:rFonts w:ascii="Wingdings" w:hAnsi="Wingdings" w:hint="default"/>
+      </w:rPr>
+    </w:lvl>
+    <w:lvl w:ilvl="6" w:tplc="04090001" w:tentative="1">
+      <w:start w:val="1"/>
+      <w:numFmt w:val="bullet"/>
+      <w:lvlText w:val=""/>
+      <w:lvlJc w:val="left"/>
+      <w:pPr>
+        <w:ind w:left="5040" w:hanging="360"/>
+      </w:pPr>
+      <w:rPr>
+        <w:rFonts w:ascii="Symbol" w:hAnsi="Symbol" w:hint="default"/>
+      </w:rPr>
+    </w:lvl>
+    <w:lvl w:ilvl="7" w:tplc="04090003" w:tentative="1">
+      <w:start w:val="1"/>
+      <w:numFmt w:val="bullet"/>
+      <w:lvlText w:val="o"/>
+      <w:lvlJc w:val="left"/>
+      <w:pPr>
+        <w:ind w:left="5760" w:hanging="360"/>
+      </w:pPr>
+      <w:rPr>
+        <w:rFonts w:ascii="Courier New" w:hAnsi="Courier New" w:cs="Courier New" w:hint="default"/>
+      </w:rPr>
+    </w:lvl>
+    <w:lvl w:ilvl="8" w:tplc="04090005" w:tentative="1">
+      <w:start w:val="1"/>
+      <w:numFmt w:val="bullet"/>
+      <w:lvlText w:val=""/>
+      <w:lvlJc w:val="left"/>
+      <w:pPr>
+        <w:ind w:left="6480" w:hanging="360"/>
+      </w:pPr>
+      <w:rPr>
+        <w:rFonts w:ascii="Wingdings" w:hAnsi="Wingdings" w:hint="default"/>
+      </w:rPr>
+    </w:lvl>
+  </w:abstractNum>
+  <w:abstractNum w:abstractNumId="28" w15:restartNumberingAfterBreak="0">
     <w:nsid w:val="4D84155B"/>
     <w:multiLevelType w:val="multilevel"/>
     <w:tmpl w:val="F21EEC40"/>
@@ -9400,7 +11310,7 @@
       </w:pPr>
     </w:lvl>
   </w:abstractNum>
-  <w:abstractNum w:abstractNumId="22" w15:restartNumberingAfterBreak="0">
+  <w:abstractNum w:abstractNumId="29" w15:restartNumberingAfterBreak="0">
     <w:nsid w:val="512F2BCD"/>
     <w:multiLevelType w:val="hybridMultilevel"/>
     <w:tmpl w:val="3D820EE6"/>
@@ -9513,7 +11423,7 @@
       </w:rPr>
     </w:lvl>
   </w:abstractNum>
-  <w:abstractNum w:abstractNumId="23" w15:restartNumberingAfterBreak="0">
+  <w:abstractNum w:abstractNumId="30" w15:restartNumberingAfterBreak="0">
     <w:nsid w:val="58CD7EED"/>
     <w:multiLevelType w:val="hybridMultilevel"/>
     <w:tmpl w:val="47A4BE8C"/>
@@ -9626,7 +11536,7 @@
       </w:rPr>
     </w:lvl>
   </w:abstractNum>
-  <w:abstractNum w:abstractNumId="24" w15:restartNumberingAfterBreak="0">
+  <w:abstractNum w:abstractNumId="31" w15:restartNumberingAfterBreak="0">
     <w:nsid w:val="59357CD6"/>
     <w:multiLevelType w:val="multilevel"/>
     <w:tmpl w:val="EE16615A"/>
@@ -9739,7 +11649,120 @@
       </w:pPr>
     </w:lvl>
   </w:abstractNum>
-  <w:abstractNum w:abstractNumId="25" w15:restartNumberingAfterBreak="0">
+  <w:abstractNum w:abstractNumId="32" w15:restartNumberingAfterBreak="0">
+    <w:nsid w:val="6A9F2D0C"/>
+    <w:multiLevelType w:val="hybridMultilevel"/>
+    <w:tmpl w:val="BA481664"/>
+    <w:lvl w:ilvl="0" w:tplc="04090001">
+      <w:start w:val="1"/>
+      <w:numFmt w:val="bullet"/>
+      <w:lvlText w:val=""/>
+      <w:lvlJc w:val="left"/>
+      <w:pPr>
+        <w:ind w:left="720" w:hanging="360"/>
+      </w:pPr>
+      <w:rPr>
+        <w:rFonts w:ascii="Symbol" w:hAnsi="Symbol" w:hint="default"/>
+      </w:rPr>
+    </w:lvl>
+    <w:lvl w:ilvl="1" w:tplc="04090003" w:tentative="1">
+      <w:start w:val="1"/>
+      <w:numFmt w:val="bullet"/>
+      <w:lvlText w:val="o"/>
+      <w:lvlJc w:val="left"/>
+      <w:pPr>
+        <w:ind w:left="1440" w:hanging="360"/>
+      </w:pPr>
+      <w:rPr>
+        <w:rFonts w:ascii="Courier New" w:hAnsi="Courier New" w:cs="Courier New" w:hint="default"/>
+      </w:rPr>
+    </w:lvl>
+    <w:lvl w:ilvl="2" w:tplc="04090005" w:tentative="1">
+      <w:start w:val="1"/>
+      <w:numFmt w:val="bullet"/>
+      <w:lvlText w:val=""/>
+      <w:lvlJc w:val="left"/>
+      <w:pPr>
+        <w:ind w:left="2160" w:hanging="360"/>
+      </w:pPr>
+      <w:rPr>
+        <w:rFonts w:ascii="Wingdings" w:hAnsi="Wingdings" w:hint="default"/>
+      </w:rPr>
+    </w:lvl>
+    <w:lvl w:ilvl="3" w:tplc="04090001" w:tentative="1">
+      <w:start w:val="1"/>
+      <w:numFmt w:val="bullet"/>
+      <w:lvlText w:val=""/>
+      <w:lvlJc w:val="left"/>
+      <w:pPr>
+        <w:ind w:left="2880" w:hanging="360"/>
+      </w:pPr>
+      <w:rPr>
+        <w:rFonts w:ascii="Symbol" w:hAnsi="Symbol" w:hint="default"/>
+      </w:rPr>
+    </w:lvl>
+    <w:lvl w:ilvl="4" w:tplc="04090003" w:tentative="1">
+      <w:start w:val="1"/>
+      <w:numFmt w:val="bullet"/>
+      <w:lvlText w:val="o"/>
+      <w:lvlJc w:val="left"/>
+      <w:pPr>
+        <w:ind w:left="3600" w:hanging="360"/>
+      </w:pPr>
+      <w:rPr>
+        <w:rFonts w:ascii="Courier New" w:hAnsi="Courier New" w:cs="Courier New" w:hint="default"/>
+      </w:rPr>
+    </w:lvl>
+    <w:lvl w:ilvl="5" w:tplc="04090005" w:tentative="1">
+      <w:start w:val="1"/>
+      <w:numFmt w:val="bullet"/>
+      <w:lvlText w:val=""/>
+      <w:lvlJc w:val="left"/>
+      <w:pPr>
+        <w:ind w:left="4320" w:hanging="360"/>
+      </w:pPr>
+      <w:rPr>
+        <w:rFonts w:ascii="Wingdings" w:hAnsi="Wingdings" w:hint="default"/>
+      </w:rPr>
+    </w:lvl>
+    <w:lvl w:ilvl="6" w:tplc="04090001" w:tentative="1">
+      <w:start w:val="1"/>
+      <w:numFmt w:val="bullet"/>
+      <w:lvlText w:val=""/>
+      <w:lvlJc w:val="left"/>
+      <w:pPr>
+        <w:ind w:left="5040" w:hanging="360"/>
+      </w:pPr>
+      <w:rPr>
+        <w:rFonts w:ascii="Symbol" w:hAnsi="Symbol" w:hint="default"/>
+      </w:rPr>
+    </w:lvl>
+    <w:lvl w:ilvl="7" w:tplc="04090003" w:tentative="1">
+      <w:start w:val="1"/>
+      <w:numFmt w:val="bullet"/>
+      <w:lvlText w:val="o"/>
+      <w:lvlJc w:val="left"/>
+      <w:pPr>
+        <w:ind w:left="5760" w:hanging="360"/>
+      </w:pPr>
+      <w:rPr>
+        <w:rFonts w:ascii="Courier New" w:hAnsi="Courier New" w:cs="Courier New" w:hint="default"/>
+      </w:rPr>
+    </w:lvl>
+    <w:lvl w:ilvl="8" w:tplc="04090005" w:tentative="1">
+      <w:start w:val="1"/>
+      <w:numFmt w:val="bullet"/>
+      <w:lvlText w:val=""/>
+      <w:lvlJc w:val="left"/>
+      <w:pPr>
+        <w:ind w:left="6480" w:hanging="360"/>
+      </w:pPr>
+      <w:rPr>
+        <w:rFonts w:ascii="Wingdings" w:hAnsi="Wingdings" w:hint="default"/>
+      </w:rPr>
+    </w:lvl>
+  </w:abstractNum>
+  <w:abstractNum w:abstractNumId="33" w15:restartNumberingAfterBreak="0">
     <w:nsid w:val="6DA8129C"/>
     <w:multiLevelType w:val="multilevel"/>
     <w:tmpl w:val="5A8874D4"/>
@@ -9852,7 +11875,7 @@
       </w:pPr>
     </w:lvl>
   </w:abstractNum>
-  <w:abstractNum w:abstractNumId="26" w15:restartNumberingAfterBreak="0">
+  <w:abstractNum w:abstractNumId="34" w15:restartNumberingAfterBreak="0">
     <w:nsid w:val="7B695098"/>
     <w:multiLevelType w:val="hybridMultilevel"/>
     <w:tmpl w:val="7DF825A8"/>
@@ -9965,7 +11988,120 @@
       </w:rPr>
     </w:lvl>
   </w:abstractNum>
-  <w:abstractNum w:abstractNumId="27" w15:restartNumberingAfterBreak="0">
+  <w:abstractNum w:abstractNumId="35" w15:restartNumberingAfterBreak="0">
+    <w:nsid w:val="7DF209B5"/>
+    <w:multiLevelType w:val="hybridMultilevel"/>
+    <w:tmpl w:val="4F4C9EBE"/>
+    <w:lvl w:ilvl="0" w:tplc="04090001">
+      <w:start w:val="1"/>
+      <w:numFmt w:val="bullet"/>
+      <w:lvlText w:val=""/>
+      <w:lvlJc w:val="left"/>
+      <w:pPr>
+        <w:ind w:left="720" w:hanging="360"/>
+      </w:pPr>
+      <w:rPr>
+        <w:rFonts w:ascii="Symbol" w:hAnsi="Symbol" w:hint="default"/>
+      </w:rPr>
+    </w:lvl>
+    <w:lvl w:ilvl="1" w:tplc="04090003" w:tentative="1">
+      <w:start w:val="1"/>
+      <w:numFmt w:val="bullet"/>
+      <w:lvlText w:val="o"/>
+      <w:lvlJc w:val="left"/>
+      <w:pPr>
+        <w:ind w:left="1440" w:hanging="360"/>
+      </w:pPr>
+      <w:rPr>
+        <w:rFonts w:ascii="Courier New" w:hAnsi="Courier New" w:cs="Courier New" w:hint="default"/>
+      </w:rPr>
+    </w:lvl>
+    <w:lvl w:ilvl="2" w:tplc="04090005" w:tentative="1">
+      <w:start w:val="1"/>
+      <w:numFmt w:val="bullet"/>
+      <w:lvlText w:val=""/>
+      <w:lvlJc w:val="left"/>
+      <w:pPr>
+        <w:ind w:left="2160" w:hanging="360"/>
+      </w:pPr>
+      <w:rPr>
+        <w:rFonts w:ascii="Wingdings" w:hAnsi="Wingdings" w:hint="default"/>
+      </w:rPr>
+    </w:lvl>
+    <w:lvl w:ilvl="3" w:tplc="04090001" w:tentative="1">
+      <w:start w:val="1"/>
+      <w:numFmt w:val="bullet"/>
+      <w:lvlText w:val=""/>
+      <w:lvlJc w:val="left"/>
+      <w:pPr>
+        <w:ind w:left="2880" w:hanging="360"/>
+      </w:pPr>
+      <w:rPr>
+        <w:rFonts w:ascii="Symbol" w:hAnsi="Symbol" w:hint="default"/>
+      </w:rPr>
+    </w:lvl>
+    <w:lvl w:ilvl="4" w:tplc="04090003" w:tentative="1">
+      <w:start w:val="1"/>
+      <w:numFmt w:val="bullet"/>
+      <w:lvlText w:val="o"/>
+      <w:lvlJc w:val="left"/>
+      <w:pPr>
+        <w:ind w:left="3600" w:hanging="360"/>
+      </w:pPr>
+      <w:rPr>
+        <w:rFonts w:ascii="Courier New" w:hAnsi="Courier New" w:cs="Courier New" w:hint="default"/>
+      </w:rPr>
+    </w:lvl>
+    <w:lvl w:ilvl="5" w:tplc="04090005" w:tentative="1">
+      <w:start w:val="1"/>
+      <w:numFmt w:val="bullet"/>
+      <w:lvlText w:val=""/>
+      <w:lvlJc w:val="left"/>
+      <w:pPr>
+        <w:ind w:left="4320" w:hanging="360"/>
+      </w:pPr>
+      <w:rPr>
+        <w:rFonts w:ascii="Wingdings" w:hAnsi="Wingdings" w:hint="default"/>
+      </w:rPr>
+    </w:lvl>
+    <w:lvl w:ilvl="6" w:tplc="04090001" w:tentative="1">
+      <w:start w:val="1"/>
+      <w:numFmt w:val="bullet"/>
+      <w:lvlText w:val=""/>
+      <w:lvlJc w:val="left"/>
+      <w:pPr>
+        <w:ind w:left="5040" w:hanging="360"/>
+      </w:pPr>
+      <w:rPr>
+        <w:rFonts w:ascii="Symbol" w:hAnsi="Symbol" w:hint="default"/>
+      </w:rPr>
+    </w:lvl>
+    <w:lvl w:ilvl="7" w:tplc="04090003" w:tentative="1">
+      <w:start w:val="1"/>
+      <w:numFmt w:val="bullet"/>
+      <w:lvlText w:val="o"/>
+      <w:lvlJc w:val="left"/>
+      <w:pPr>
+        <w:ind w:left="5760" w:hanging="360"/>
+      </w:pPr>
+      <w:rPr>
+        <w:rFonts w:ascii="Courier New" w:hAnsi="Courier New" w:cs="Courier New" w:hint="default"/>
+      </w:rPr>
+    </w:lvl>
+    <w:lvl w:ilvl="8" w:tplc="04090005" w:tentative="1">
+      <w:start w:val="1"/>
+      <w:numFmt w:val="bullet"/>
+      <w:lvlText w:val=""/>
+      <w:lvlJc w:val="left"/>
+      <w:pPr>
+        <w:ind w:left="6480" w:hanging="360"/>
+      </w:pPr>
+      <w:rPr>
+        <w:rFonts w:ascii="Wingdings" w:hAnsi="Wingdings" w:hint="default"/>
+      </w:rPr>
+    </w:lvl>
+  </w:abstractNum>
+  <w:abstractNum w:abstractNumId="36" w15:restartNumberingAfterBreak="0">
     <w:nsid w:val="7E460951"/>
     <w:multiLevelType w:val="hybridMultilevel"/>
     <w:tmpl w:val="4384B3E0"/>
@@ -10079,88 +12215,115 @@
     </w:lvl>
   </w:abstractNum>
   <w:num w:numId="1" w16cid:durableId="221600979">
+    <w:abstractNumId w:val="17"/>
+  </w:num>
+  <w:num w:numId="2" w16cid:durableId="99298540">
     <w:abstractNumId w:val="13"/>
   </w:num>
-  <w:num w:numId="2" w16cid:durableId="99298540">
-    <w:abstractNumId w:val="9"/>
-  </w:num>
   <w:num w:numId="3" w16cid:durableId="1805465565">
-    <w:abstractNumId w:val="23"/>
+    <w:abstractNumId w:val="30"/>
   </w:num>
   <w:num w:numId="4" w16cid:durableId="677926656">
-    <w:abstractNumId w:val="7"/>
+    <w:abstractNumId w:val="10"/>
   </w:num>
   <w:num w:numId="5" w16cid:durableId="419445099">
     <w:abstractNumId w:val="0"/>
   </w:num>
   <w:num w:numId="6" w16cid:durableId="475954372">
+    <w:abstractNumId w:val="24"/>
+  </w:num>
+  <w:num w:numId="7" w16cid:durableId="1628586582">
+    <w:abstractNumId w:val="6"/>
+  </w:num>
+  <w:num w:numId="8" w16cid:durableId="1397587132">
+    <w:abstractNumId w:val="5"/>
+  </w:num>
+  <w:num w:numId="9" w16cid:durableId="690304064">
+    <w:abstractNumId w:val="31"/>
+  </w:num>
+  <w:num w:numId="10" w16cid:durableId="832331333">
+    <w:abstractNumId w:val="33"/>
+  </w:num>
+  <w:num w:numId="11" w16cid:durableId="187640780">
+    <w:abstractNumId w:val="28"/>
+  </w:num>
+  <w:num w:numId="12" w16cid:durableId="655381616">
+    <w:abstractNumId w:val="2"/>
+  </w:num>
+  <w:num w:numId="13" w16cid:durableId="307516698">
+    <w:abstractNumId w:val="4"/>
+  </w:num>
+  <w:num w:numId="14" w16cid:durableId="1646665036">
+    <w:abstractNumId w:val="21"/>
+  </w:num>
+  <w:num w:numId="15" w16cid:durableId="797720880">
+    <w:abstractNumId w:val="36"/>
+  </w:num>
+  <w:num w:numId="16" w16cid:durableId="2062097494">
+    <w:abstractNumId w:val="22"/>
+  </w:num>
+  <w:num w:numId="17" w16cid:durableId="1856384827">
+    <w:abstractNumId w:val="18"/>
+  </w:num>
+  <w:num w:numId="18" w16cid:durableId="852307534">
+    <w:abstractNumId w:val="9"/>
+  </w:num>
+  <w:num w:numId="19" w16cid:durableId="602146816">
+    <w:abstractNumId w:val="7"/>
+  </w:num>
+  <w:num w:numId="20" w16cid:durableId="429085487">
+    <w:abstractNumId w:val="34"/>
+  </w:num>
+  <w:num w:numId="21" w16cid:durableId="925698827">
+    <w:abstractNumId w:val="29"/>
+  </w:num>
+  <w:num w:numId="22" w16cid:durableId="1557618281">
+    <w:abstractNumId w:val="16"/>
+  </w:num>
+  <w:num w:numId="23" w16cid:durableId="1455294668">
+    <w:abstractNumId w:val="15"/>
+  </w:num>
+  <w:num w:numId="24" w16cid:durableId="1318265965">
+    <w:abstractNumId w:val="14"/>
+  </w:num>
+  <w:num w:numId="25" w16cid:durableId="1413699861">
     <w:abstractNumId w:val="20"/>
   </w:num>
-  <w:num w:numId="7" w16cid:durableId="1628586582">
-    <w:abstractNumId w:val="4"/>
+  <w:num w:numId="26" w16cid:durableId="481851838">
+    <w:abstractNumId w:val="23"/>
   </w:num>
-  <w:num w:numId="8" w16cid:durableId="1397587132">
+  <w:num w:numId="27" w16cid:durableId="1596206817">
+    <w:abstractNumId w:val="12"/>
+  </w:num>
+  <w:num w:numId="28" w16cid:durableId="1733696320">
+    <w:abstractNumId w:val="19"/>
+  </w:num>
+  <w:num w:numId="29" w16cid:durableId="666598138">
+    <w:abstractNumId w:val="25"/>
+  </w:num>
+  <w:num w:numId="30" w16cid:durableId="939336663">
+    <w:abstractNumId w:val="11"/>
+  </w:num>
+  <w:num w:numId="31" w16cid:durableId="920019359">
+    <w:abstractNumId w:val="32"/>
+  </w:num>
+  <w:num w:numId="32" w16cid:durableId="1663970499">
     <w:abstractNumId w:val="3"/>
   </w:num>
-  <w:num w:numId="9" w16cid:durableId="690304064">
-    <w:abstractNumId w:val="24"/>
+  <w:num w:numId="33" w16cid:durableId="2033606447">
+    <w:abstractNumId w:val="26"/>
   </w:num>
-  <w:num w:numId="10" w16cid:durableId="832331333">
-    <w:abstractNumId w:val="25"/>
+  <w:num w:numId="34" w16cid:durableId="1980836084">
+    <w:abstractNumId w:val="27"/>
   </w:num>
-  <w:num w:numId="11" w16cid:durableId="187640780">
-    <w:abstractNumId w:val="21"/>
+  <w:num w:numId="35" w16cid:durableId="72826084">
+    <w:abstractNumId w:val="8"/>
   </w:num>
-  <w:num w:numId="12" w16cid:durableId="655381616">
+  <w:num w:numId="36" w16cid:durableId="417872789">
     <w:abstractNumId w:val="1"/>
   </w:num>
-  <w:num w:numId="13" w16cid:durableId="307516698">
-    <w:abstractNumId w:val="2"/>
-  </w:num>
-  <w:num w:numId="14" w16cid:durableId="1646665036">
-    <w:abstractNumId w:val="17"/>
-  </w:num>
-  <w:num w:numId="15" w16cid:durableId="797720880">
-    <w:abstractNumId w:val="27"/>
-  </w:num>
-  <w:num w:numId="16" w16cid:durableId="2062097494">
-    <w:abstractNumId w:val="18"/>
-  </w:num>
-  <w:num w:numId="17" w16cid:durableId="1856384827">
-    <w:abstractNumId w:val="14"/>
-  </w:num>
-  <w:num w:numId="18" w16cid:durableId="852307534">
-    <w:abstractNumId w:val="6"/>
-  </w:num>
-  <w:num w:numId="19" w16cid:durableId="602146816">
-    <w:abstractNumId w:val="5"/>
-  </w:num>
-  <w:num w:numId="20" w16cid:durableId="429085487">
-    <w:abstractNumId w:val="26"/>
-  </w:num>
-  <w:num w:numId="21" w16cid:durableId="925698827">
-    <w:abstractNumId w:val="22"/>
-  </w:num>
-  <w:num w:numId="22" w16cid:durableId="1557618281">
-    <w:abstractNumId w:val="12"/>
-  </w:num>
-  <w:num w:numId="23" w16cid:durableId="1455294668">
-    <w:abstractNumId w:val="11"/>
-  </w:num>
-  <w:num w:numId="24" w16cid:durableId="1318265965">
-    <w:abstractNumId w:val="10"/>
-  </w:num>
-  <w:num w:numId="25" w16cid:durableId="1413699861">
-    <w:abstractNumId w:val="16"/>
-  </w:num>
-  <w:num w:numId="26" w16cid:durableId="481851838">
-    <w:abstractNumId w:val="19"/>
-  </w:num>
-  <w:num w:numId="27" w16cid:durableId="1596206817">
-    <w:abstractNumId w:val="8"/>
-  </w:num>
-  <w:num w:numId="28" w16cid:durableId="1733696320">
-    <w:abstractNumId w:val="15"/>
+  <w:num w:numId="37" w16cid:durableId="1641299307">
+    <w:abstractNumId w:val="35"/>
   </w:num>
   <w:numIdMacAtCleanup w:val="28"/>
 </w:numbering>

--- a/Software Requirement Engineering.docx
+++ b/Software Requirement Engineering.docx
@@ -2637,24 +2637,6 @@
           <w14:ligatures w14:val="none"/>
         </w:rPr>
       </w:pPr>
-    </w:p>
-    <w:p>
-      <w:pPr>
-        <w:tabs>
-          <w:tab w:val="left" w:pos="2827"/>
-        </w:tabs>
-        <w:spacing w:before="100" w:beforeAutospacing="1" w:after="100" w:afterAutospacing="1" w:line="240" w:lineRule="auto"/>
-        <w:rPr>
-          <w:rFonts w:ascii="Times New Roman" w:eastAsia="Times New Roman" w:hAnsi="Times New Roman" w:cs="Times New Roman"/>
-          <w:b/>
-          <w:bCs/>
-          <w:color w:val="0D0D0D" w:themeColor="text1" w:themeTint="F2"/>
-          <w:kern w:val="0"/>
-          <w:sz w:val="32"/>
-          <w:szCs w:val="32"/>
-          <w14:ligatures w14:val="none"/>
-        </w:rPr>
-      </w:pPr>
       <w:r>
         <w:rPr>
           <w:rFonts w:ascii="Times New Roman" w:eastAsia="Times New Roman" w:hAnsi="Times New Roman" w:cs="Times New Roman"/>
@@ -2957,6 +2939,24 @@
           <w14:ligatures w14:val="none"/>
         </w:rPr>
       </w:pPr>
+    </w:p>
+    <w:p>
+      <w:pPr>
+        <w:tabs>
+          <w:tab w:val="left" w:pos="2827"/>
+        </w:tabs>
+        <w:spacing w:before="100" w:beforeAutospacing="1" w:after="100" w:afterAutospacing="1" w:line="240" w:lineRule="auto"/>
+        <w:rPr>
+          <w:rFonts w:ascii="Times New Roman" w:eastAsia="Times New Roman" w:hAnsi="Times New Roman" w:cs="Times New Roman"/>
+          <w:b/>
+          <w:bCs/>
+          <w:color w:val="365F91" w:themeColor="accent1" w:themeShade="BF"/>
+          <w:kern w:val="0"/>
+          <w:sz w:val="32"/>
+          <w:szCs w:val="32"/>
+          <w14:ligatures w14:val="none"/>
+        </w:rPr>
+      </w:pPr>
       <w:r>
         <w:rPr>
           <w:rFonts w:ascii="Times New Roman" w:eastAsia="Times New Roman" w:hAnsi="Times New Roman" w:cs="Times New Roman"/>
@@ -4364,25 +4364,7 @@
           <w:sz w:val="32"/>
           <w:szCs w:val="32"/>
         </w:rPr>
-        <w:t>Quality attributes (also called quality factors, quality of service requirements, or the "-</w:t>
-      </w:r>
-      <w:r>
-        <w:rPr>
-          <w:rFonts w:ascii="Times New Roman" w:hAnsi="Times New Roman" w:cs="Times New Roman"/>
-          <w:color w:val="0D0D0D" w:themeColor="text1" w:themeTint="F2"/>
-          <w:sz w:val="32"/>
-          <w:szCs w:val="32"/>
-        </w:rPr>
-        <w:t>ileitis</w:t>
-      </w:r>
-      <w:r>
-        <w:rPr>
-          <w:rFonts w:ascii="Times New Roman" w:hAnsi="Times New Roman" w:cs="Times New Roman"/>
-          <w:color w:val="0D0D0D" w:themeColor="text1" w:themeTint="F2"/>
-          <w:sz w:val="32"/>
-          <w:szCs w:val="32"/>
-        </w:rPr>
-        <w:t>") describe the key characteristics of a product that are important to users, developers, or maintainers. These attributes define how well the system works, in areas like performance, safety, and availability.</w:t>
+        <w:t>Quality attributes (also called quality factors, quality of service requirements, or the "-ileitis") describe the key characteristics of a product that are important to users, developers, or maintainers. These attributes define how well the system works, in areas like performance, safety, and availability.</w:t>
       </w:r>
     </w:p>
     <w:p>
@@ -12931,6 +12913,7 @@
   <w:style w:type="character" w:default="1" w:styleId="DefaultParagraphFont">
     <w:name w:val="Default Paragraph Font"/>
     <w:uiPriority w:val="1"/>
+    <w:semiHidden/>
     <w:unhideWhenUsed/>
   </w:style>
   <w:style w:type="table" w:default="1" w:styleId="TableNormal">

--- a/Software Requirement Engineering.docx
+++ b/Software Requirement Engineering.docx
@@ -2070,6 +2070,36 @@
     </w:p>
     <w:p>
       <w:pPr>
+        <w:rPr>
+          <w:rFonts w:ascii="Times New Roman" w:hAnsi="Times New Roman" w:cs="Times New Roman"/>
+          <w:color w:val="0D0D0D" w:themeColor="text1" w:themeTint="F2"/>
+          <w:sz w:val="32"/>
+          <w:szCs w:val="32"/>
+        </w:rPr>
+      </w:pPr>
+      <w:r>
+        <w:rPr>
+          <w:rFonts w:ascii="Times New Roman" w:hAnsi="Times New Roman" w:cs="Times New Roman"/>
+          <w:b/>
+          <w:bCs/>
+          <w:color w:val="0D0D0D" w:themeColor="text1" w:themeTint="F2"/>
+          <w:sz w:val="32"/>
+          <w:szCs w:val="32"/>
+        </w:rPr>
+        <w:t>External Interface Requirement</w:t>
+      </w:r>
+      <w:r>
+        <w:rPr>
+          <w:rFonts w:ascii="Times New Roman" w:hAnsi="Times New Roman" w:cs="Times New Roman"/>
+          <w:color w:val="0D0D0D" w:themeColor="text1" w:themeTint="F2"/>
+          <w:sz w:val="32"/>
+          <w:szCs w:val="32"/>
+        </w:rPr>
+        <w:t xml:space="preserve"> = How your app "talks" to the outside world</w:t>
+      </w:r>
+    </w:p>
+    <w:p>
+      <w:pPr>
         <w:pStyle w:val="ListParagraph"/>
         <w:numPr>
           <w:ilvl w:val="0"/>
@@ -2102,42 +2132,6 @@
         </w:rPr>
         <w:t xml:space="preserve"> A mobile app that connects to a fitness tracker to display step count data.</w:t>
       </w:r>
-    </w:p>
-    <w:p>
-      <w:pPr>
-        <w:tabs>
-          <w:tab w:val="left" w:pos="3640"/>
-        </w:tabs>
-        <w:spacing w:before="100" w:beforeAutospacing="1" w:after="100" w:afterAutospacing="1" w:line="240" w:lineRule="auto"/>
-        <w:rPr>
-          <w:rFonts w:ascii="Times New Roman" w:eastAsia="Times New Roman" w:hAnsi="Times New Roman" w:cs="Times New Roman"/>
-          <w:b/>
-          <w:bCs/>
-          <w:color w:val="365F91" w:themeColor="accent1" w:themeShade="BF"/>
-          <w:kern w:val="0"/>
-          <w:sz w:val="32"/>
-          <w:szCs w:val="32"/>
-          <w14:ligatures w14:val="none"/>
-        </w:rPr>
-      </w:pPr>
-    </w:p>
-    <w:p>
-      <w:pPr>
-        <w:tabs>
-          <w:tab w:val="left" w:pos="3640"/>
-        </w:tabs>
-        <w:spacing w:before="100" w:beforeAutospacing="1" w:after="100" w:afterAutospacing="1" w:line="240" w:lineRule="auto"/>
-        <w:rPr>
-          <w:rFonts w:ascii="Times New Roman" w:eastAsia="Times New Roman" w:hAnsi="Times New Roman" w:cs="Times New Roman"/>
-          <w:b/>
-          <w:bCs/>
-          <w:color w:val="365F91" w:themeColor="accent1" w:themeShade="BF"/>
-          <w:kern w:val="0"/>
-          <w:sz w:val="32"/>
-          <w:szCs w:val="32"/>
-          <w14:ligatures w14:val="none"/>
-        </w:rPr>
-      </w:pPr>
     </w:p>
     <w:p>
       <w:pPr>
@@ -2420,7 +2414,13 @@
           <w14:ligatures w14:val="none"/>
         </w:rPr>
       </w:pPr>
-      <w:r>
+    </w:p>
+    <w:p>
+      <w:pPr>
+        <w:tabs>
+          <w:tab w:val="left" w:pos="2827"/>
+        </w:tabs>
+        <w:spacing w:before="100" w:beforeAutospacing="1" w:after="100" w:afterAutospacing="1" w:line="240" w:lineRule="auto"/>
         <w:rPr>
           <w:rFonts w:ascii="Times New Roman" w:eastAsia="Times New Roman" w:hAnsi="Times New Roman" w:cs="Times New Roman"/>
           <w:b/>
@@ -2431,6 +2431,37 @@
           <w:szCs w:val="32"/>
           <w14:ligatures w14:val="none"/>
         </w:rPr>
+      </w:pPr>
+    </w:p>
+    <w:p>
+      <w:pPr>
+        <w:tabs>
+          <w:tab w:val="left" w:pos="2827"/>
+        </w:tabs>
+        <w:spacing w:before="100" w:beforeAutospacing="1" w:after="100" w:afterAutospacing="1" w:line="240" w:lineRule="auto"/>
+        <w:rPr>
+          <w:rFonts w:ascii="Times New Roman" w:eastAsia="Times New Roman" w:hAnsi="Times New Roman" w:cs="Times New Roman"/>
+          <w:b/>
+          <w:bCs/>
+          <w:color w:val="365F91" w:themeColor="accent1" w:themeShade="BF"/>
+          <w:kern w:val="0"/>
+          <w:sz w:val="32"/>
+          <w:szCs w:val="32"/>
+          <w14:ligatures w14:val="none"/>
+        </w:rPr>
+      </w:pPr>
+      <w:r>
+        <w:rPr>
+          <w:rFonts w:ascii="Times New Roman" w:eastAsia="Times New Roman" w:hAnsi="Times New Roman" w:cs="Times New Roman"/>
+          <w:b/>
+          <w:bCs/>
+          <w:color w:val="365F91" w:themeColor="accent1" w:themeShade="BF"/>
+          <w:kern w:val="0"/>
+          <w:sz w:val="32"/>
+          <w:szCs w:val="32"/>
+          <w14:ligatures w14:val="none"/>
+        </w:rPr>
+        <w:lastRenderedPageBreak/>
         <w:t>Business Requirements</w:t>
       </w:r>
     </w:p>
@@ -2458,7 +2489,6 @@
           <w:szCs w:val="32"/>
           <w14:ligatures w14:val="none"/>
         </w:rPr>
-        <w:lastRenderedPageBreak/>
         <w:t>Business requirements explain why a company is creating a system. They focus on the business goals the company hopes to achieve by building the system.</w:t>
       </w:r>
     </w:p>
@@ -2698,6 +2728,17 @@
           <w14:ligatures w14:val="none"/>
         </w:rPr>
       </w:pPr>
+      <w:r>
+        <w:rPr>
+          <w:rFonts w:ascii="Times New Roman" w:eastAsia="Times New Roman" w:hAnsi="Times New Roman" w:cs="Times New Roman"/>
+          <w:color w:val="0D0D0D" w:themeColor="text1" w:themeTint="F2"/>
+          <w:kern w:val="0"/>
+          <w:sz w:val="32"/>
+          <w:szCs w:val="32"/>
+          <w14:ligatures w14:val="none"/>
+        </w:rPr>
+        <w:t>The funding sponsor (who's paying for the project)</w:t>
+      </w:r>
     </w:p>
     <w:p>
       <w:pPr>
@@ -2728,7 +2769,7 @@
           <w:szCs w:val="32"/>
           <w14:ligatures w14:val="none"/>
         </w:rPr>
-        <w:t>The funding sponsor (who's paying for the project)</w:t>
+        <w:t>The customer asking for the system</w:t>
       </w:r>
     </w:p>
     <w:p>
@@ -2760,7 +2801,7 @@
           <w:szCs w:val="32"/>
           <w14:ligatures w14:val="none"/>
         </w:rPr>
-        <w:t>The customer asking for the system</w:t>
+        <w:t>The manager of the system's users</w:t>
       </w:r>
     </w:p>
     <w:p>
@@ -2792,7 +2833,7 @@
           <w:szCs w:val="32"/>
           <w14:ligatures w14:val="none"/>
         </w:rPr>
-        <w:t>The manager of the system's users</w:t>
+        <w:t>The marketing team</w:t>
       </w:r>
     </w:p>
     <w:p>
@@ -2824,16 +2865,11 @@
           <w:szCs w:val="32"/>
           <w14:ligatures w14:val="none"/>
         </w:rPr>
-        <w:t>The marketing team</w:t>
-      </w:r>
-    </w:p>
-    <w:p>
-      <w:pPr>
-        <w:pStyle w:val="ListParagraph"/>
-        <w:numPr>
-          <w:ilvl w:val="0"/>
-          <w:numId w:val="23"/>
-        </w:numPr>
+        <w:t>The product visionary</w:t>
+      </w:r>
+    </w:p>
+    <w:p>
+      <w:pPr>
         <w:tabs>
           <w:tab w:val="left" w:pos="2827"/>
         </w:tabs>
@@ -2856,53 +2892,8 @@
           <w:szCs w:val="32"/>
           <w14:ligatures w14:val="none"/>
         </w:rPr>
-        <w:t>The product visionary</w:t>
-      </w:r>
-    </w:p>
-    <w:p>
-      <w:pPr>
-        <w:tabs>
-          <w:tab w:val="left" w:pos="2827"/>
-        </w:tabs>
-        <w:spacing w:before="100" w:beforeAutospacing="1" w:after="100" w:afterAutospacing="1" w:line="240" w:lineRule="auto"/>
-        <w:rPr>
-          <w:rFonts w:ascii="Times New Roman" w:eastAsia="Times New Roman" w:hAnsi="Times New Roman" w:cs="Times New Roman"/>
-          <w:color w:val="0D0D0D" w:themeColor="text1" w:themeTint="F2"/>
-          <w:kern w:val="0"/>
-          <w:sz w:val="32"/>
-          <w:szCs w:val="32"/>
-          <w14:ligatures w14:val="none"/>
-        </w:rPr>
-      </w:pPr>
-      <w:r>
-        <w:rPr>
-          <w:rFonts w:ascii="Times New Roman" w:eastAsia="Times New Roman" w:hAnsi="Times New Roman" w:cs="Times New Roman"/>
-          <w:color w:val="0D0D0D" w:themeColor="text1" w:themeTint="F2"/>
-          <w:kern w:val="0"/>
-          <w:sz w:val="32"/>
-          <w:szCs w:val="32"/>
-          <w14:ligatures w14:val="none"/>
-        </w:rPr>
         <w:t>Business requirements are often written down in a vision and scope document, which explains the big picture and the business needs behind the project.</w:t>
       </w:r>
-    </w:p>
-    <w:p>
-      <w:pPr>
-        <w:tabs>
-          <w:tab w:val="left" w:pos="2827"/>
-        </w:tabs>
-        <w:spacing w:before="100" w:beforeAutospacing="1" w:after="100" w:afterAutospacing="1" w:line="240" w:lineRule="auto"/>
-        <w:rPr>
-          <w:rFonts w:ascii="Times New Roman" w:eastAsia="Times New Roman" w:hAnsi="Times New Roman" w:cs="Times New Roman"/>
-          <w:b/>
-          <w:bCs/>
-          <w:color w:val="365F91" w:themeColor="accent1" w:themeShade="BF"/>
-          <w:kern w:val="0"/>
-          <w:sz w:val="32"/>
-          <w:szCs w:val="32"/>
-          <w14:ligatures w14:val="none"/>
-        </w:rPr>
-      </w:pPr>
     </w:p>
     <w:p>
       <w:pPr>
@@ -5348,7 +5339,3110 @@
           <w:tab w:val="center" w:pos="4680"/>
           <w:tab w:val="left" w:pos="5976"/>
         </w:tabs>
-        <w:jc w:val="center"/>
+        <w:rPr>
+          <w:rFonts w:ascii="Times New Roman" w:hAnsi="Times New Roman" w:cs="Times New Roman"/>
+          <w:b/>
+          <w:bCs/>
+          <w:color w:val="365F91" w:themeColor="accent1" w:themeShade="BF"/>
+          <w:sz w:val="32"/>
+          <w:szCs w:val="32"/>
+        </w:rPr>
+      </w:pPr>
+      <w:r>
+        <w:rPr>
+          <w:rFonts w:ascii="Times New Roman" w:hAnsi="Times New Roman" w:cs="Times New Roman"/>
+          <w:b/>
+          <w:bCs/>
+          <w:color w:val="365F91" w:themeColor="accent1" w:themeShade="BF"/>
+          <w:sz w:val="32"/>
+          <w:szCs w:val="32"/>
+        </w:rPr>
+        <w:lastRenderedPageBreak/>
+        <w:t>Putting into a case</w:t>
+      </w:r>
+    </w:p>
+    <w:p>
+      <w:pPr>
+        <w:tabs>
+          <w:tab w:val="center" w:pos="4680"/>
+          <w:tab w:val="left" w:pos="5976"/>
+        </w:tabs>
+        <w:rPr>
+          <w:rFonts w:ascii="Times New Roman" w:hAnsi="Times New Roman" w:cs="Times New Roman"/>
+          <w:color w:val="0D0D0D" w:themeColor="text1" w:themeTint="F2"/>
+          <w:sz w:val="32"/>
+          <w:szCs w:val="32"/>
+        </w:rPr>
+      </w:pPr>
+      <w:r>
+        <w:rPr>
+          <w:rFonts w:ascii="Times New Roman" w:hAnsi="Times New Roman" w:cs="Times New Roman"/>
+          <w:color w:val="0D0D0D" w:themeColor="text1" w:themeTint="F2"/>
+          <w:sz w:val="32"/>
+          <w:szCs w:val="32"/>
+        </w:rPr>
+        <w:t xml:space="preserve">To understand different types of requirements, let's look at a project to make a new version of a </w:t>
+      </w:r>
+      <w:r>
+        <w:rPr>
+          <w:rFonts w:ascii="Times New Roman" w:hAnsi="Times New Roman" w:cs="Times New Roman"/>
+          <w:b/>
+          <w:bCs/>
+          <w:color w:val="0D0D0D" w:themeColor="text1" w:themeTint="F2"/>
+          <w:sz w:val="32"/>
+          <w:szCs w:val="32"/>
+        </w:rPr>
+        <w:t>text editor</w:t>
+      </w:r>
+      <w:r>
+        <w:rPr>
+          <w:rFonts w:ascii="Times New Roman" w:hAnsi="Times New Roman" w:cs="Times New Roman"/>
+          <w:color w:val="0D0D0D" w:themeColor="text1" w:themeTint="F2"/>
+          <w:sz w:val="32"/>
+          <w:szCs w:val="32"/>
+        </w:rPr>
+        <w:t>.</w:t>
+      </w:r>
+    </w:p>
+    <w:p>
+      <w:pPr>
+        <w:tabs>
+          <w:tab w:val="center" w:pos="4680"/>
+          <w:tab w:val="left" w:pos="5976"/>
+        </w:tabs>
+        <w:rPr>
+          <w:rFonts w:ascii="Times New Roman" w:hAnsi="Times New Roman" w:cs="Times New Roman"/>
+          <w:color w:val="0D0D0D" w:themeColor="text1" w:themeTint="F2"/>
+          <w:sz w:val="32"/>
+          <w:szCs w:val="32"/>
+        </w:rPr>
+      </w:pPr>
+      <w:r>
+        <w:rPr>
+          <w:rFonts w:ascii="Times New Roman" w:hAnsi="Times New Roman" w:cs="Times New Roman"/>
+          <w:color w:val="0D0D0D" w:themeColor="text1" w:themeTint="F2"/>
+          <w:sz w:val="32"/>
+          <w:szCs w:val="32"/>
+        </w:rPr>
+        <w:t xml:space="preserve">A </w:t>
+      </w:r>
+      <w:r>
+        <w:rPr>
+          <w:rFonts w:ascii="Times New Roman" w:hAnsi="Times New Roman" w:cs="Times New Roman"/>
+          <w:b/>
+          <w:bCs/>
+          <w:color w:val="0D0D0D" w:themeColor="text1" w:themeTint="F2"/>
+          <w:sz w:val="32"/>
+          <w:szCs w:val="32"/>
+        </w:rPr>
+        <w:t>business requirement</w:t>
+      </w:r>
+      <w:r>
+        <w:rPr>
+          <w:rFonts w:ascii="Times New Roman" w:hAnsi="Times New Roman" w:cs="Times New Roman"/>
+          <w:color w:val="0D0D0D" w:themeColor="text1" w:themeTint="F2"/>
+          <w:sz w:val="32"/>
+          <w:szCs w:val="32"/>
+        </w:rPr>
+        <w:t xml:space="preserve"> might be:</w:t>
+      </w:r>
+    </w:p>
+    <w:p>
+      <w:pPr>
+        <w:pStyle w:val="ListParagraph"/>
+        <w:numPr>
+          <w:ilvl w:val="0"/>
+          <w:numId w:val="39"/>
+        </w:numPr>
+        <w:tabs>
+          <w:tab w:val="center" w:pos="4680"/>
+          <w:tab w:val="left" w:pos="5976"/>
+        </w:tabs>
+        <w:rPr>
+          <w:rFonts w:ascii="Times New Roman" w:hAnsi="Times New Roman" w:cs="Times New Roman"/>
+          <w:color w:val="0D0D0D" w:themeColor="text1" w:themeTint="F2"/>
+          <w:sz w:val="32"/>
+          <w:szCs w:val="32"/>
+        </w:rPr>
+      </w:pPr>
+      <w:r>
+        <w:rPr>
+          <w:rFonts w:ascii="Times New Roman" w:hAnsi="Times New Roman" w:cs="Times New Roman"/>
+          <w:color w:val="0D0D0D" w:themeColor="text1" w:themeTint="F2"/>
+          <w:sz w:val="32"/>
+          <w:szCs w:val="32"/>
+        </w:rPr>
+        <w:t>“Increase sales by 25% within 6 months.”</w:t>
+      </w:r>
+    </w:p>
+    <w:p>
+      <w:pPr>
+        <w:pStyle w:val="ListParagraph"/>
+        <w:numPr>
+          <w:ilvl w:val="0"/>
+          <w:numId w:val="39"/>
+        </w:numPr>
+        <w:tabs>
+          <w:tab w:val="center" w:pos="4680"/>
+          <w:tab w:val="left" w:pos="5976"/>
+        </w:tabs>
+        <w:rPr>
+          <w:rFonts w:ascii="Times New Roman" w:hAnsi="Times New Roman" w:cs="Times New Roman"/>
+          <w:color w:val="0D0D0D" w:themeColor="text1" w:themeTint="F2"/>
+          <w:sz w:val="32"/>
+          <w:szCs w:val="32"/>
+        </w:rPr>
+      </w:pPr>
+      <w:r>
+        <w:rPr>
+          <w:rFonts w:ascii="Times New Roman" w:hAnsi="Times New Roman" w:cs="Times New Roman"/>
+          <w:color w:val="0D0D0D" w:themeColor="text1" w:themeTint="F2"/>
+          <w:sz w:val="32"/>
+          <w:szCs w:val="32"/>
+        </w:rPr>
+        <w:t>This is a high-level goal from the business side.</w:t>
+      </w:r>
+    </w:p>
+    <w:p>
+      <w:pPr>
+        <w:tabs>
+          <w:tab w:val="center" w:pos="4680"/>
+          <w:tab w:val="left" w:pos="5976"/>
+        </w:tabs>
+        <w:rPr>
+          <w:rFonts w:ascii="Times New Roman" w:hAnsi="Times New Roman" w:cs="Times New Roman"/>
+          <w:color w:val="0D0D0D" w:themeColor="text1" w:themeTint="F2"/>
+          <w:sz w:val="32"/>
+          <w:szCs w:val="32"/>
+        </w:rPr>
+      </w:pPr>
+      <w:r>
+        <w:rPr>
+          <w:rFonts w:ascii="Times New Roman" w:hAnsi="Times New Roman" w:cs="Times New Roman"/>
+          <w:color w:val="0D0D0D" w:themeColor="text1" w:themeTint="F2"/>
+          <w:sz w:val="32"/>
+          <w:szCs w:val="32"/>
+        </w:rPr>
+        <w:t xml:space="preserve">The </w:t>
+      </w:r>
+      <w:r>
+        <w:rPr>
+          <w:rFonts w:ascii="Times New Roman" w:hAnsi="Times New Roman" w:cs="Times New Roman"/>
+          <w:b/>
+          <w:bCs/>
+          <w:color w:val="0D0D0D" w:themeColor="text1" w:themeTint="F2"/>
+          <w:sz w:val="32"/>
+          <w:szCs w:val="32"/>
+        </w:rPr>
+        <w:t>marketing team</w:t>
+      </w:r>
+      <w:r>
+        <w:rPr>
+          <w:rFonts w:ascii="Times New Roman" w:hAnsi="Times New Roman" w:cs="Times New Roman"/>
+          <w:color w:val="0D0D0D" w:themeColor="text1" w:themeTint="F2"/>
+          <w:sz w:val="32"/>
+          <w:szCs w:val="32"/>
+        </w:rPr>
+        <w:t xml:space="preserve"> finds out that competing products only check spelling in English, so they decide the new version should support </w:t>
+      </w:r>
+      <w:r>
+        <w:rPr>
+          <w:rFonts w:ascii="Times New Roman" w:hAnsi="Times New Roman" w:cs="Times New Roman"/>
+          <w:b/>
+          <w:bCs/>
+          <w:color w:val="0D0D0D" w:themeColor="text1" w:themeTint="F2"/>
+          <w:sz w:val="32"/>
+          <w:szCs w:val="32"/>
+        </w:rPr>
+        <w:t>multiple languages</w:t>
+      </w:r>
+      <w:r>
+        <w:rPr>
+          <w:rFonts w:ascii="Times New Roman" w:hAnsi="Times New Roman" w:cs="Times New Roman"/>
+          <w:color w:val="0D0D0D" w:themeColor="text1" w:themeTint="F2"/>
+          <w:sz w:val="32"/>
+          <w:szCs w:val="32"/>
+        </w:rPr>
+        <w:t xml:space="preserve"> in the spell checker.</w:t>
+      </w:r>
+    </w:p>
+    <w:p>
+      <w:pPr>
+        <w:tabs>
+          <w:tab w:val="center" w:pos="4680"/>
+          <w:tab w:val="left" w:pos="5976"/>
+        </w:tabs>
+        <w:rPr>
+          <w:rFonts w:ascii="Times New Roman" w:hAnsi="Times New Roman" w:cs="Times New Roman"/>
+          <w:color w:val="0D0D0D" w:themeColor="text1" w:themeTint="F2"/>
+          <w:sz w:val="32"/>
+          <w:szCs w:val="32"/>
+        </w:rPr>
+      </w:pPr>
+      <w:r>
+        <w:rPr>
+          <w:rFonts w:ascii="Times New Roman" w:hAnsi="Times New Roman" w:cs="Times New Roman"/>
+          <w:color w:val="0D0D0D" w:themeColor="text1" w:themeTint="F2"/>
+          <w:sz w:val="32"/>
+          <w:szCs w:val="32"/>
+        </w:rPr>
+        <w:t xml:space="preserve">From that decision, we get some </w:t>
+      </w:r>
+      <w:r>
+        <w:rPr>
+          <w:rFonts w:ascii="Times New Roman" w:hAnsi="Times New Roman" w:cs="Times New Roman"/>
+          <w:b/>
+          <w:bCs/>
+          <w:color w:val="0D0D0D" w:themeColor="text1" w:themeTint="F2"/>
+          <w:sz w:val="32"/>
+          <w:szCs w:val="32"/>
+        </w:rPr>
+        <w:t>user requirements</w:t>
+      </w:r>
+      <w:r>
+        <w:rPr>
+          <w:rFonts w:ascii="Times New Roman" w:hAnsi="Times New Roman" w:cs="Times New Roman"/>
+          <w:color w:val="0D0D0D" w:themeColor="text1" w:themeTint="F2"/>
+          <w:sz w:val="32"/>
+          <w:szCs w:val="32"/>
+        </w:rPr>
+        <w:t xml:space="preserve"> like:</w:t>
+      </w:r>
+    </w:p>
+    <w:p>
+      <w:pPr>
+        <w:pStyle w:val="ListParagraph"/>
+        <w:numPr>
+          <w:ilvl w:val="0"/>
+          <w:numId w:val="40"/>
+        </w:numPr>
+        <w:tabs>
+          <w:tab w:val="center" w:pos="4680"/>
+          <w:tab w:val="left" w:pos="5976"/>
+        </w:tabs>
+        <w:rPr>
+          <w:rFonts w:ascii="Times New Roman" w:hAnsi="Times New Roman" w:cs="Times New Roman"/>
+          <w:color w:val="0D0D0D" w:themeColor="text1" w:themeTint="F2"/>
+          <w:sz w:val="32"/>
+          <w:szCs w:val="32"/>
+        </w:rPr>
+      </w:pPr>
+      <w:r>
+        <w:rPr>
+          <w:rFonts w:ascii="Times New Roman" w:hAnsi="Times New Roman" w:cs="Times New Roman"/>
+          <w:color w:val="0D0D0D" w:themeColor="text1" w:themeTint="F2"/>
+          <w:sz w:val="32"/>
+          <w:szCs w:val="32"/>
+        </w:rPr>
+        <w:t>“Select language for spelling checker,”</w:t>
+      </w:r>
+    </w:p>
+    <w:p>
+      <w:pPr>
+        <w:pStyle w:val="ListParagraph"/>
+        <w:numPr>
+          <w:ilvl w:val="0"/>
+          <w:numId w:val="40"/>
+        </w:numPr>
+        <w:tabs>
+          <w:tab w:val="center" w:pos="4680"/>
+          <w:tab w:val="left" w:pos="5976"/>
+        </w:tabs>
+        <w:rPr>
+          <w:rFonts w:ascii="Times New Roman" w:hAnsi="Times New Roman" w:cs="Times New Roman"/>
+          <w:color w:val="0D0D0D" w:themeColor="text1" w:themeTint="F2"/>
+          <w:sz w:val="32"/>
+          <w:szCs w:val="32"/>
+        </w:rPr>
+      </w:pPr>
+      <w:r>
+        <w:rPr>
+          <w:rFonts w:ascii="Times New Roman" w:hAnsi="Times New Roman" w:cs="Times New Roman"/>
+          <w:color w:val="0D0D0D" w:themeColor="text1" w:themeTint="F2"/>
+          <w:sz w:val="32"/>
+          <w:szCs w:val="32"/>
+        </w:rPr>
+        <w:t>“Find spelling errors,”</w:t>
+      </w:r>
+    </w:p>
+    <w:p>
+      <w:pPr>
+        <w:pStyle w:val="ListParagraph"/>
+        <w:numPr>
+          <w:ilvl w:val="0"/>
+          <w:numId w:val="40"/>
+        </w:numPr>
+        <w:tabs>
+          <w:tab w:val="center" w:pos="4680"/>
+          <w:tab w:val="left" w:pos="5976"/>
+        </w:tabs>
+        <w:rPr>
+          <w:rFonts w:ascii="Times New Roman" w:hAnsi="Times New Roman" w:cs="Times New Roman"/>
+          <w:color w:val="0D0D0D" w:themeColor="text1" w:themeTint="F2"/>
+          <w:sz w:val="32"/>
+          <w:szCs w:val="32"/>
+        </w:rPr>
+      </w:pPr>
+      <w:r>
+        <w:rPr>
+          <w:rFonts w:ascii="Times New Roman" w:hAnsi="Times New Roman" w:cs="Times New Roman"/>
+          <w:color w:val="0D0D0D" w:themeColor="text1" w:themeTint="F2"/>
+          <w:sz w:val="32"/>
+          <w:szCs w:val="32"/>
+        </w:rPr>
+        <w:t>“Add a word to the dictionary.”</w:t>
+      </w:r>
+      <w:r>
+        <w:rPr>
+          <w:rFonts w:ascii="Times New Roman" w:hAnsi="Times New Roman" w:cs="Times New Roman"/>
+          <w:color w:val="0D0D0D" w:themeColor="text1" w:themeTint="F2"/>
+          <w:sz w:val="32"/>
+          <w:szCs w:val="32"/>
+        </w:rPr>
+        <w:br/>
+        <w:t>These describe what the user should be able to do.</w:t>
+      </w:r>
+    </w:p>
+    <w:p>
+      <w:pPr>
+        <w:tabs>
+          <w:tab w:val="center" w:pos="4680"/>
+          <w:tab w:val="left" w:pos="5976"/>
+        </w:tabs>
+        <w:rPr>
+          <w:rFonts w:ascii="Times New Roman" w:hAnsi="Times New Roman" w:cs="Times New Roman"/>
+          <w:color w:val="0D0D0D" w:themeColor="text1" w:themeTint="F2"/>
+          <w:sz w:val="32"/>
+          <w:szCs w:val="32"/>
+        </w:rPr>
+      </w:pPr>
+      <w:r>
+        <w:rPr>
+          <w:rFonts w:ascii="Times New Roman" w:hAnsi="Times New Roman" w:cs="Times New Roman"/>
+          <w:color w:val="0D0D0D" w:themeColor="text1" w:themeTint="F2"/>
+          <w:sz w:val="32"/>
+          <w:szCs w:val="32"/>
+        </w:rPr>
+        <w:t xml:space="preserve">Then we go deeper into </w:t>
+      </w:r>
+      <w:r>
+        <w:rPr>
+          <w:rFonts w:ascii="Times New Roman" w:hAnsi="Times New Roman" w:cs="Times New Roman"/>
+          <w:b/>
+          <w:bCs/>
+          <w:color w:val="0D0D0D" w:themeColor="text1" w:themeTint="F2"/>
+          <w:sz w:val="32"/>
+          <w:szCs w:val="32"/>
+        </w:rPr>
+        <w:t>functional requirements</w:t>
+      </w:r>
+      <w:r>
+        <w:rPr>
+          <w:rFonts w:ascii="Times New Roman" w:hAnsi="Times New Roman" w:cs="Times New Roman"/>
+          <w:color w:val="0D0D0D" w:themeColor="text1" w:themeTint="F2"/>
+          <w:sz w:val="32"/>
+          <w:szCs w:val="32"/>
+        </w:rPr>
+        <w:t>, which describe exact actions the software must perform, like:</w:t>
+      </w:r>
+    </w:p>
+    <w:p>
+      <w:pPr>
+        <w:pStyle w:val="ListParagraph"/>
+        <w:numPr>
+          <w:ilvl w:val="0"/>
+          <w:numId w:val="40"/>
+        </w:numPr>
+        <w:tabs>
+          <w:tab w:val="center" w:pos="4680"/>
+          <w:tab w:val="left" w:pos="5976"/>
+        </w:tabs>
+        <w:rPr>
+          <w:rFonts w:ascii="Times New Roman" w:hAnsi="Times New Roman" w:cs="Times New Roman"/>
+          <w:color w:val="0D0D0D" w:themeColor="text1" w:themeTint="F2"/>
+          <w:sz w:val="32"/>
+          <w:szCs w:val="32"/>
+        </w:rPr>
+      </w:pPr>
+      <w:r>
+        <w:rPr>
+          <w:rFonts w:ascii="Times New Roman" w:hAnsi="Times New Roman" w:cs="Times New Roman"/>
+          <w:color w:val="0D0D0D" w:themeColor="text1" w:themeTint="F2"/>
+          <w:sz w:val="32"/>
+          <w:szCs w:val="32"/>
+        </w:rPr>
+        <w:t>highlighting misspelled words,</w:t>
+      </w:r>
+    </w:p>
+    <w:p>
+      <w:pPr>
+        <w:pStyle w:val="ListParagraph"/>
+        <w:numPr>
+          <w:ilvl w:val="0"/>
+          <w:numId w:val="40"/>
+        </w:numPr>
+        <w:tabs>
+          <w:tab w:val="center" w:pos="4680"/>
+          <w:tab w:val="left" w:pos="5976"/>
+        </w:tabs>
+        <w:rPr>
+          <w:rFonts w:ascii="Times New Roman" w:hAnsi="Times New Roman" w:cs="Times New Roman"/>
+          <w:color w:val="0D0D0D" w:themeColor="text1" w:themeTint="F2"/>
+          <w:sz w:val="32"/>
+          <w:szCs w:val="32"/>
+        </w:rPr>
+      </w:pPr>
+      <w:r>
+        <w:rPr>
+          <w:rFonts w:ascii="Times New Roman" w:hAnsi="Times New Roman" w:cs="Times New Roman"/>
+          <w:color w:val="0D0D0D" w:themeColor="text1" w:themeTint="F2"/>
+          <w:sz w:val="32"/>
+          <w:szCs w:val="32"/>
+        </w:rPr>
+        <w:t>autocorrecting errors,</w:t>
+      </w:r>
+    </w:p>
+    <w:p>
+      <w:pPr>
+        <w:pStyle w:val="ListParagraph"/>
+        <w:numPr>
+          <w:ilvl w:val="0"/>
+          <w:numId w:val="40"/>
+        </w:numPr>
+        <w:tabs>
+          <w:tab w:val="center" w:pos="4680"/>
+          <w:tab w:val="left" w:pos="5976"/>
+        </w:tabs>
+        <w:rPr>
+          <w:rFonts w:ascii="Times New Roman" w:hAnsi="Times New Roman" w:cs="Times New Roman"/>
+          <w:color w:val="0D0D0D" w:themeColor="text1" w:themeTint="F2"/>
+          <w:sz w:val="32"/>
+          <w:szCs w:val="32"/>
+        </w:rPr>
+      </w:pPr>
+      <w:r>
+        <w:rPr>
+          <w:rFonts w:ascii="Times New Roman" w:hAnsi="Times New Roman" w:cs="Times New Roman"/>
+          <w:color w:val="0D0D0D" w:themeColor="text1" w:themeTint="F2"/>
+          <w:sz w:val="32"/>
+          <w:szCs w:val="32"/>
+        </w:rPr>
+        <w:t>showing word suggestions,</w:t>
+      </w:r>
+    </w:p>
+    <w:p>
+      <w:pPr>
+        <w:pStyle w:val="ListParagraph"/>
+        <w:numPr>
+          <w:ilvl w:val="0"/>
+          <w:numId w:val="40"/>
+        </w:numPr>
+        <w:tabs>
+          <w:tab w:val="center" w:pos="4680"/>
+          <w:tab w:val="left" w:pos="5976"/>
+        </w:tabs>
+        <w:rPr>
+          <w:rFonts w:ascii="Times New Roman" w:hAnsi="Times New Roman" w:cs="Times New Roman"/>
+          <w:color w:val="0D0D0D" w:themeColor="text1" w:themeTint="F2"/>
+          <w:sz w:val="32"/>
+          <w:szCs w:val="32"/>
+        </w:rPr>
+      </w:pPr>
+      <w:r>
+        <w:rPr>
+          <w:rFonts w:ascii="Times New Roman" w:hAnsi="Times New Roman" w:cs="Times New Roman"/>
+          <w:color w:val="0D0D0D" w:themeColor="text1" w:themeTint="F2"/>
+          <w:sz w:val="32"/>
+          <w:szCs w:val="32"/>
+        </w:rPr>
+        <w:t>replacing all wrong words with the right one.</w:t>
+      </w:r>
+    </w:p>
+    <w:p>
+      <w:pPr>
+        <w:tabs>
+          <w:tab w:val="center" w:pos="4680"/>
+          <w:tab w:val="left" w:pos="5976"/>
+        </w:tabs>
+        <w:rPr>
+          <w:rFonts w:ascii="Times New Roman" w:hAnsi="Times New Roman" w:cs="Times New Roman"/>
+          <w:color w:val="0D0D0D" w:themeColor="text1" w:themeTint="F2"/>
+          <w:sz w:val="32"/>
+          <w:szCs w:val="32"/>
+        </w:rPr>
+      </w:pPr>
+      <w:r>
+        <w:rPr>
+          <w:rFonts w:ascii="Times New Roman" w:hAnsi="Times New Roman" w:cs="Times New Roman"/>
+          <w:color w:val="0D0D0D" w:themeColor="text1" w:themeTint="F2"/>
+          <w:sz w:val="32"/>
+          <w:szCs w:val="32"/>
+        </w:rPr>
+        <w:t xml:space="preserve">Finally, there are </w:t>
+      </w:r>
+      <w:r>
+        <w:rPr>
+          <w:rFonts w:ascii="Times New Roman" w:hAnsi="Times New Roman" w:cs="Times New Roman"/>
+          <w:b/>
+          <w:bCs/>
+          <w:color w:val="0D0D0D" w:themeColor="text1" w:themeTint="F2"/>
+          <w:sz w:val="32"/>
+          <w:szCs w:val="32"/>
+        </w:rPr>
+        <w:t>non-functional requirements</w:t>
+      </w:r>
+      <w:r>
+        <w:rPr>
+          <w:rFonts w:ascii="Times New Roman" w:hAnsi="Times New Roman" w:cs="Times New Roman"/>
+          <w:color w:val="0D0D0D" w:themeColor="text1" w:themeTint="F2"/>
+          <w:sz w:val="32"/>
+          <w:szCs w:val="32"/>
+        </w:rPr>
+        <w:t xml:space="preserve"> like </w:t>
+      </w:r>
+      <w:r>
+        <w:rPr>
+          <w:rFonts w:ascii="Times New Roman" w:hAnsi="Times New Roman" w:cs="Times New Roman"/>
+          <w:b/>
+          <w:bCs/>
+          <w:color w:val="0D0D0D" w:themeColor="text1" w:themeTint="F2"/>
+          <w:sz w:val="32"/>
+          <w:szCs w:val="32"/>
+        </w:rPr>
+        <w:t>localization</w:t>
+      </w:r>
+      <w:r>
+        <w:rPr>
+          <w:rFonts w:ascii="Times New Roman" w:hAnsi="Times New Roman" w:cs="Times New Roman"/>
+          <w:color w:val="0D0D0D" w:themeColor="text1" w:themeTint="F2"/>
+          <w:sz w:val="32"/>
+          <w:szCs w:val="32"/>
+        </w:rPr>
+        <w:t>, which means:</w:t>
+      </w:r>
+    </w:p>
+    <w:p>
+      <w:pPr>
+        <w:pStyle w:val="ListParagraph"/>
+        <w:numPr>
+          <w:ilvl w:val="0"/>
+          <w:numId w:val="40"/>
+        </w:numPr>
+        <w:tabs>
+          <w:tab w:val="center" w:pos="4680"/>
+          <w:tab w:val="left" w:pos="5976"/>
+        </w:tabs>
+        <w:rPr>
+          <w:rFonts w:ascii="Times New Roman" w:hAnsi="Times New Roman" w:cs="Times New Roman"/>
+          <w:color w:val="0D0D0D" w:themeColor="text1" w:themeTint="F2"/>
+          <w:sz w:val="32"/>
+          <w:szCs w:val="32"/>
+        </w:rPr>
+      </w:pPr>
+      <w:r>
+        <w:rPr>
+          <w:rFonts w:ascii="Times New Roman" w:hAnsi="Times New Roman" w:cs="Times New Roman"/>
+          <w:color w:val="0D0D0D" w:themeColor="text1" w:themeTint="F2"/>
+          <w:sz w:val="32"/>
+          <w:szCs w:val="32"/>
+        </w:rPr>
+        <w:t>“Make sure the software works with different languages and character sets.”</w:t>
+      </w:r>
+    </w:p>
+    <w:p>
+      <w:pPr>
+        <w:tabs>
+          <w:tab w:val="center" w:pos="4680"/>
+          <w:tab w:val="left" w:pos="5976"/>
+        </w:tabs>
+        <w:rPr>
+          <w:rFonts w:ascii="Times New Roman" w:hAnsi="Times New Roman" w:cs="Times New Roman"/>
+          <w:color w:val="0D0D0D" w:themeColor="text1" w:themeTint="F2"/>
+          <w:sz w:val="32"/>
+          <w:szCs w:val="32"/>
+        </w:rPr>
+      </w:pPr>
+    </w:p>
+    <w:p>
+      <w:pPr>
+        <w:tabs>
+          <w:tab w:val="center" w:pos="4680"/>
+          <w:tab w:val="left" w:pos="5976"/>
+        </w:tabs>
+        <w:rPr>
+          <w:rFonts w:ascii="Times New Roman" w:hAnsi="Times New Roman" w:cs="Times New Roman"/>
+          <w:color w:val="0D0D0D" w:themeColor="text1" w:themeTint="F2"/>
+          <w:sz w:val="32"/>
+          <w:szCs w:val="32"/>
+        </w:rPr>
+      </w:pPr>
+      <w:r>
+        <w:rPr>
+          <w:rFonts w:ascii="Times New Roman" w:hAnsi="Times New Roman" w:cs="Times New Roman"/>
+          <w:noProof/>
+          <w:color w:val="0D0D0D" w:themeColor="text1" w:themeTint="F2"/>
+          <w:sz w:val="32"/>
+          <w:szCs w:val="32"/>
+        </w:rPr>
+        <w:lastRenderedPageBreak/>
+        <w:drawing>
+          <wp:inline distT="0" distB="0" distL="0" distR="0" wp14:anchorId="1D5B6BEF" wp14:editId="349CB53E">
+            <wp:extent cx="5311140" cy="3738225"/>
+            <wp:effectExtent l="0" t="0" r="3810" b="0"/>
+            <wp:docPr id="801923136" name="Picture 1"/>
+            <wp:cNvGraphicFramePr>
+              <a:graphicFrameLocks xmlns:a="http://schemas.openxmlformats.org/drawingml/2006/main" noChangeAspect="1"/>
+            </wp:cNvGraphicFramePr>
+            <a:graphic xmlns:a="http://schemas.openxmlformats.org/drawingml/2006/main">
+              <a:graphicData uri="http://schemas.openxmlformats.org/drawingml/2006/picture">
+                <pic:pic xmlns:pic="http://schemas.openxmlformats.org/drawingml/2006/picture">
+                  <pic:nvPicPr>
+                    <pic:cNvPr id="0" name="Picture 1"/>
+                    <pic:cNvPicPr>
+                      <a:picLocks noChangeAspect="1" noChangeArrowheads="1"/>
+                    </pic:cNvPicPr>
+                  </pic:nvPicPr>
+                  <pic:blipFill>
+                    <a:blip r:embed="rId7">
+                      <a:extLst>
+                        <a:ext uri="{28A0092B-C50C-407E-A947-70E740481C1C}">
+                          <a14:useLocalDpi xmlns:a14="http://schemas.microsoft.com/office/drawing/2010/main" val="0"/>
+                        </a:ext>
+                      </a:extLst>
+                    </a:blip>
+                    <a:srcRect/>
+                    <a:stretch>
+                      <a:fillRect/>
+                    </a:stretch>
+                  </pic:blipFill>
+                  <pic:spPr bwMode="auto">
+                    <a:xfrm>
+                      <a:off x="0" y="0"/>
+                      <a:ext cx="5319741" cy="3744279"/>
+                    </a:xfrm>
+                    <a:prstGeom prst="rect">
+                      <a:avLst/>
+                    </a:prstGeom>
+                    <a:noFill/>
+                    <a:ln>
+                      <a:noFill/>
+                    </a:ln>
+                  </pic:spPr>
+                </pic:pic>
+              </a:graphicData>
+            </a:graphic>
+          </wp:inline>
+        </w:drawing>
+      </w:r>
+    </w:p>
+    <w:p>
+      <w:pPr>
+        <w:tabs>
+          <w:tab w:val="center" w:pos="4680"/>
+          <w:tab w:val="left" w:pos="5976"/>
+        </w:tabs>
+        <w:rPr>
+          <w:rFonts w:ascii="Times New Roman" w:hAnsi="Times New Roman" w:cs="Times New Roman"/>
+          <w:color w:val="0D0D0D" w:themeColor="text1" w:themeTint="F2"/>
+          <w:sz w:val="32"/>
+          <w:szCs w:val="32"/>
+        </w:rPr>
+      </w:pPr>
+      <w:r>
+        <w:rPr>
+          <w:rFonts w:ascii="Times New Roman" w:hAnsi="Times New Roman" w:cs="Times New Roman"/>
+          <w:color w:val="0D0D0D" w:themeColor="text1" w:themeTint="F2"/>
+          <w:sz w:val="32"/>
+          <w:szCs w:val="32"/>
+        </w:rPr>
+        <w:drawing>
+          <wp:inline distT="0" distB="0" distL="0" distR="0" wp14:anchorId="772E556E" wp14:editId="5DAEC3B5">
+            <wp:extent cx="5615940" cy="1877380"/>
+            <wp:effectExtent l="0" t="0" r="3810" b="8890"/>
+            <wp:docPr id="1550566610" name="Picture 1"/>
+            <wp:cNvGraphicFramePr>
+              <a:graphicFrameLocks xmlns:a="http://schemas.openxmlformats.org/drawingml/2006/main" noChangeAspect="1"/>
+            </wp:cNvGraphicFramePr>
+            <a:graphic xmlns:a="http://schemas.openxmlformats.org/drawingml/2006/main">
+              <a:graphicData uri="http://schemas.openxmlformats.org/drawingml/2006/picture">
+                <pic:pic xmlns:pic="http://schemas.openxmlformats.org/drawingml/2006/picture">
+                  <pic:nvPicPr>
+                    <pic:cNvPr id="1550566610" name=""/>
+                    <pic:cNvPicPr/>
+                  </pic:nvPicPr>
+                  <pic:blipFill>
+                    <a:blip r:embed="rId8"/>
+                    <a:stretch>
+                      <a:fillRect/>
+                    </a:stretch>
+                  </pic:blipFill>
+                  <pic:spPr>
+                    <a:xfrm>
+                      <a:off x="0" y="0"/>
+                      <a:ext cx="5628503" cy="1881580"/>
+                    </a:xfrm>
+                    <a:prstGeom prst="rect">
+                      <a:avLst/>
+                    </a:prstGeom>
+                  </pic:spPr>
+                </pic:pic>
+              </a:graphicData>
+            </a:graphic>
+          </wp:inline>
+        </w:drawing>
+      </w:r>
+    </w:p>
+    <w:p>
+      <w:pPr>
+        <w:tabs>
+          <w:tab w:val="center" w:pos="4680"/>
+          <w:tab w:val="left" w:pos="5976"/>
+        </w:tabs>
+        <w:rPr>
+          <w:rFonts w:ascii="Times New Roman" w:hAnsi="Times New Roman" w:cs="Times New Roman"/>
+          <w:color w:val="0D0D0D" w:themeColor="text1" w:themeTint="F2"/>
+          <w:sz w:val="32"/>
+          <w:szCs w:val="32"/>
+        </w:rPr>
+      </w:pPr>
+      <w:r>
+        <w:rPr>
+          <w:rFonts w:ascii="Times New Roman" w:hAnsi="Times New Roman" w:cs="Times New Roman"/>
+          <w:noProof/>
+          <w:color w:val="0D0D0D" w:themeColor="text1" w:themeTint="F2"/>
+          <w:sz w:val="32"/>
+          <w:szCs w:val="32"/>
+        </w:rPr>
+        <w:drawing>
+          <wp:inline distT="0" distB="0" distL="0" distR="0" wp14:anchorId="33919060" wp14:editId="689775D9">
+            <wp:extent cx="5943600" cy="2004060"/>
+            <wp:effectExtent l="0" t="0" r="0" b="0"/>
+            <wp:docPr id="97442697" name="Picture 2"/>
+            <wp:cNvGraphicFramePr>
+              <a:graphicFrameLocks xmlns:a="http://schemas.openxmlformats.org/drawingml/2006/main" noChangeAspect="1"/>
+            </wp:cNvGraphicFramePr>
+            <a:graphic xmlns:a="http://schemas.openxmlformats.org/drawingml/2006/main">
+              <a:graphicData uri="http://schemas.openxmlformats.org/drawingml/2006/picture">
+                <pic:pic xmlns:pic="http://schemas.openxmlformats.org/drawingml/2006/picture">
+                  <pic:nvPicPr>
+                    <pic:cNvPr id="0" name="Picture 2"/>
+                    <pic:cNvPicPr>
+                      <a:picLocks noChangeAspect="1" noChangeArrowheads="1"/>
+                    </pic:cNvPicPr>
+                  </pic:nvPicPr>
+                  <pic:blipFill>
+                    <a:blip r:embed="rId9">
+                      <a:extLst>
+                        <a:ext uri="{28A0092B-C50C-407E-A947-70E740481C1C}">
+                          <a14:useLocalDpi xmlns:a14="http://schemas.microsoft.com/office/drawing/2010/main" val="0"/>
+                        </a:ext>
+                      </a:extLst>
+                    </a:blip>
+                    <a:srcRect/>
+                    <a:stretch>
+                      <a:fillRect/>
+                    </a:stretch>
+                  </pic:blipFill>
+                  <pic:spPr bwMode="auto">
+                    <a:xfrm>
+                      <a:off x="0" y="0"/>
+                      <a:ext cx="5943600" cy="2004060"/>
+                    </a:xfrm>
+                    <a:prstGeom prst="rect">
+                      <a:avLst/>
+                    </a:prstGeom>
+                    <a:noFill/>
+                    <a:ln>
+                      <a:noFill/>
+                    </a:ln>
+                  </pic:spPr>
+                </pic:pic>
+              </a:graphicData>
+            </a:graphic>
+          </wp:inline>
+        </w:drawing>
+      </w:r>
+    </w:p>
+    <w:p>
+      <w:pPr>
+        <w:tabs>
+          <w:tab w:val="center" w:pos="4680"/>
+          <w:tab w:val="left" w:pos="5976"/>
+        </w:tabs>
+        <w:rPr>
+          <w:rFonts w:ascii="Times New Roman" w:hAnsi="Times New Roman" w:cs="Times New Roman"/>
+          <w:b/>
+          <w:bCs/>
+          <w:color w:val="365F91" w:themeColor="accent1" w:themeShade="BF"/>
+          <w:sz w:val="32"/>
+          <w:szCs w:val="32"/>
+        </w:rPr>
+      </w:pPr>
+      <w:r>
+        <w:rPr>
+          <w:rFonts w:ascii="Times New Roman" w:hAnsi="Times New Roman" w:cs="Times New Roman"/>
+          <w:b/>
+          <w:bCs/>
+          <w:color w:val="365F91" w:themeColor="accent1" w:themeShade="BF"/>
+          <w:sz w:val="32"/>
+          <w:szCs w:val="32"/>
+        </w:rPr>
+        <w:lastRenderedPageBreak/>
+        <w:t>Product vs. Project Requirements</w:t>
+      </w:r>
+    </w:p>
+    <w:p>
+      <w:pPr>
+        <w:tabs>
+          <w:tab w:val="center" w:pos="4680"/>
+          <w:tab w:val="left" w:pos="5976"/>
+        </w:tabs>
+        <w:rPr>
+          <w:rFonts w:ascii="Times New Roman" w:hAnsi="Times New Roman" w:cs="Times New Roman"/>
+          <w:b/>
+          <w:bCs/>
+          <w:color w:val="0D0D0D" w:themeColor="text1" w:themeTint="F2"/>
+          <w:sz w:val="32"/>
+          <w:szCs w:val="32"/>
+        </w:rPr>
+      </w:pPr>
+      <w:r>
+        <w:rPr>
+          <w:rFonts w:ascii="Times New Roman" w:hAnsi="Times New Roman" w:cs="Times New Roman"/>
+          <w:b/>
+          <w:bCs/>
+          <w:color w:val="0D0D0D" w:themeColor="text1" w:themeTint="F2"/>
+          <w:sz w:val="32"/>
+          <w:szCs w:val="32"/>
+        </w:rPr>
+        <w:t>Product Requirements</w:t>
+      </w:r>
+    </w:p>
+    <w:p>
+      <w:pPr>
+        <w:pStyle w:val="ListParagraph"/>
+        <w:numPr>
+          <w:ilvl w:val="0"/>
+          <w:numId w:val="40"/>
+        </w:numPr>
+        <w:tabs>
+          <w:tab w:val="center" w:pos="4680"/>
+          <w:tab w:val="left" w:pos="5976"/>
+        </w:tabs>
+        <w:rPr>
+          <w:rFonts w:ascii="Times New Roman" w:hAnsi="Times New Roman" w:cs="Times New Roman"/>
+          <w:color w:val="0D0D0D" w:themeColor="text1" w:themeTint="F2"/>
+          <w:sz w:val="32"/>
+          <w:szCs w:val="32"/>
+        </w:rPr>
+      </w:pPr>
+      <w:r>
+        <w:rPr>
+          <w:rFonts w:ascii="Times New Roman" w:hAnsi="Times New Roman" w:cs="Times New Roman"/>
+          <w:color w:val="0D0D0D" w:themeColor="text1" w:themeTint="F2"/>
+          <w:sz w:val="32"/>
+          <w:szCs w:val="32"/>
+        </w:rPr>
+        <w:t xml:space="preserve">Describe the features and behavior of the </w:t>
+      </w:r>
+      <w:r>
+        <w:rPr>
+          <w:rFonts w:ascii="Times New Roman" w:hAnsi="Times New Roman" w:cs="Times New Roman"/>
+          <w:b/>
+          <w:bCs/>
+          <w:color w:val="0D0D0D" w:themeColor="text1" w:themeTint="F2"/>
+          <w:sz w:val="32"/>
+          <w:szCs w:val="32"/>
+        </w:rPr>
+        <w:t>software system itself</w:t>
+      </w:r>
+      <w:r>
+        <w:rPr>
+          <w:rFonts w:ascii="Times New Roman" w:hAnsi="Times New Roman" w:cs="Times New Roman"/>
+          <w:color w:val="0D0D0D" w:themeColor="text1" w:themeTint="F2"/>
+          <w:sz w:val="32"/>
+          <w:szCs w:val="32"/>
+        </w:rPr>
+        <w:t>.</w:t>
+      </w:r>
+    </w:p>
+    <w:p>
+      <w:pPr>
+        <w:pStyle w:val="ListParagraph"/>
+        <w:numPr>
+          <w:ilvl w:val="0"/>
+          <w:numId w:val="40"/>
+        </w:numPr>
+        <w:tabs>
+          <w:tab w:val="center" w:pos="4680"/>
+          <w:tab w:val="left" w:pos="5976"/>
+        </w:tabs>
+        <w:rPr>
+          <w:rFonts w:ascii="Times New Roman" w:hAnsi="Times New Roman" w:cs="Times New Roman"/>
+          <w:color w:val="0D0D0D" w:themeColor="text1" w:themeTint="F2"/>
+          <w:sz w:val="32"/>
+          <w:szCs w:val="32"/>
+        </w:rPr>
+      </w:pPr>
+      <w:r>
+        <w:rPr>
+          <w:rFonts w:ascii="Times New Roman" w:hAnsi="Times New Roman" w:cs="Times New Roman"/>
+          <w:color w:val="0D0D0D" w:themeColor="text1" w:themeTint="F2"/>
+          <w:sz w:val="32"/>
+          <w:szCs w:val="32"/>
+        </w:rPr>
+        <w:t xml:space="preserve">Focus on </w:t>
+      </w:r>
+      <w:r>
+        <w:rPr>
+          <w:rFonts w:ascii="Times New Roman" w:hAnsi="Times New Roman" w:cs="Times New Roman"/>
+          <w:b/>
+          <w:bCs/>
+          <w:color w:val="0D0D0D" w:themeColor="text1" w:themeTint="F2"/>
+          <w:sz w:val="32"/>
+          <w:szCs w:val="32"/>
+        </w:rPr>
+        <w:t>what the software should do</w:t>
+      </w:r>
+      <w:r>
+        <w:rPr>
+          <w:rFonts w:ascii="Times New Roman" w:hAnsi="Times New Roman" w:cs="Times New Roman"/>
+          <w:color w:val="0D0D0D" w:themeColor="text1" w:themeTint="F2"/>
+          <w:sz w:val="32"/>
+          <w:szCs w:val="32"/>
+        </w:rPr>
+        <w:t>.</w:t>
+      </w:r>
+    </w:p>
+    <w:p>
+      <w:pPr>
+        <w:pStyle w:val="ListParagraph"/>
+        <w:numPr>
+          <w:ilvl w:val="0"/>
+          <w:numId w:val="40"/>
+        </w:numPr>
+        <w:tabs>
+          <w:tab w:val="center" w:pos="4680"/>
+          <w:tab w:val="left" w:pos="5976"/>
+        </w:tabs>
+        <w:rPr>
+          <w:rFonts w:ascii="Times New Roman" w:hAnsi="Times New Roman" w:cs="Times New Roman"/>
+          <w:color w:val="0D0D0D" w:themeColor="text1" w:themeTint="F2"/>
+          <w:sz w:val="32"/>
+          <w:szCs w:val="32"/>
+        </w:rPr>
+      </w:pPr>
+      <w:r>
+        <w:rPr>
+          <w:rFonts w:ascii="Times New Roman" w:hAnsi="Times New Roman" w:cs="Times New Roman"/>
+          <w:color w:val="0D0D0D" w:themeColor="text1" w:themeTint="F2"/>
+          <w:sz w:val="32"/>
+          <w:szCs w:val="32"/>
+        </w:rPr>
+        <w:t xml:space="preserve">Documented in the </w:t>
+      </w:r>
+      <w:r>
+        <w:rPr>
+          <w:rFonts w:ascii="Times New Roman" w:hAnsi="Times New Roman" w:cs="Times New Roman"/>
+          <w:b/>
+          <w:bCs/>
+          <w:color w:val="0D0D0D" w:themeColor="text1" w:themeTint="F2"/>
+          <w:sz w:val="32"/>
+          <w:szCs w:val="32"/>
+        </w:rPr>
+        <w:t>Software Requirements Specification (SRS)</w:t>
+      </w:r>
+      <w:r>
+        <w:rPr>
+          <w:rFonts w:ascii="Times New Roman" w:hAnsi="Times New Roman" w:cs="Times New Roman"/>
+          <w:color w:val="0D0D0D" w:themeColor="text1" w:themeTint="F2"/>
+          <w:sz w:val="32"/>
+          <w:szCs w:val="32"/>
+        </w:rPr>
+        <w:t>.</w:t>
+      </w:r>
+    </w:p>
+    <w:p>
+      <w:pPr>
+        <w:pStyle w:val="ListParagraph"/>
+        <w:numPr>
+          <w:ilvl w:val="0"/>
+          <w:numId w:val="40"/>
+        </w:numPr>
+        <w:tabs>
+          <w:tab w:val="center" w:pos="4680"/>
+          <w:tab w:val="left" w:pos="5976"/>
+        </w:tabs>
+        <w:rPr>
+          <w:rFonts w:ascii="Times New Roman" w:hAnsi="Times New Roman" w:cs="Times New Roman"/>
+          <w:color w:val="0D0D0D" w:themeColor="text1" w:themeTint="F2"/>
+          <w:sz w:val="32"/>
+          <w:szCs w:val="32"/>
+        </w:rPr>
+      </w:pPr>
+      <w:r>
+        <w:rPr>
+          <w:rFonts w:ascii="Times New Roman" w:hAnsi="Times New Roman" w:cs="Times New Roman"/>
+          <w:color w:val="0D0D0D" w:themeColor="text1" w:themeTint="F2"/>
+          <w:sz w:val="32"/>
+          <w:szCs w:val="32"/>
+        </w:rPr>
+        <w:t xml:space="preserve">Do </w:t>
+      </w:r>
+      <w:r>
+        <w:rPr>
+          <w:rFonts w:ascii="Times New Roman" w:hAnsi="Times New Roman" w:cs="Times New Roman"/>
+          <w:b/>
+          <w:bCs/>
+          <w:color w:val="0D0D0D" w:themeColor="text1" w:themeTint="F2"/>
+          <w:sz w:val="32"/>
+          <w:szCs w:val="32"/>
+        </w:rPr>
+        <w:t>not include</w:t>
+      </w:r>
+      <w:r>
+        <w:rPr>
+          <w:rFonts w:ascii="Times New Roman" w:hAnsi="Times New Roman" w:cs="Times New Roman"/>
+          <w:color w:val="0D0D0D" w:themeColor="text1" w:themeTint="F2"/>
+          <w:sz w:val="32"/>
+          <w:szCs w:val="32"/>
+        </w:rPr>
+        <w:t xml:space="preserve"> project plans, design, test plans, or implementation details.</w:t>
+      </w:r>
+    </w:p>
+    <w:p>
+      <w:pPr>
+        <w:tabs>
+          <w:tab w:val="center" w:pos="4680"/>
+          <w:tab w:val="left" w:pos="5976"/>
+        </w:tabs>
+        <w:rPr>
+          <w:rFonts w:ascii="Times New Roman" w:hAnsi="Times New Roman" w:cs="Times New Roman"/>
+          <w:b/>
+          <w:bCs/>
+          <w:color w:val="0D0D0D" w:themeColor="text1" w:themeTint="F2"/>
+          <w:sz w:val="32"/>
+          <w:szCs w:val="32"/>
+        </w:rPr>
+      </w:pPr>
+      <w:r>
+        <w:rPr>
+          <w:rFonts w:ascii="Times New Roman" w:hAnsi="Times New Roman" w:cs="Times New Roman"/>
+          <w:b/>
+          <w:bCs/>
+          <w:color w:val="0D0D0D" w:themeColor="text1" w:themeTint="F2"/>
+          <w:sz w:val="32"/>
+          <w:szCs w:val="32"/>
+        </w:rPr>
+        <w:t>Project Requirements</w:t>
+      </w:r>
+    </w:p>
+    <w:p>
+      <w:pPr>
+        <w:pStyle w:val="ListParagraph"/>
+        <w:numPr>
+          <w:ilvl w:val="0"/>
+          <w:numId w:val="43"/>
+        </w:numPr>
+        <w:tabs>
+          <w:tab w:val="center" w:pos="4680"/>
+          <w:tab w:val="left" w:pos="5976"/>
+        </w:tabs>
+        <w:rPr>
+          <w:rFonts w:ascii="Times New Roman" w:hAnsi="Times New Roman" w:cs="Times New Roman"/>
+          <w:color w:val="0D0D0D" w:themeColor="text1" w:themeTint="F2"/>
+          <w:sz w:val="32"/>
+          <w:szCs w:val="32"/>
+        </w:rPr>
+      </w:pPr>
+      <w:r>
+        <w:rPr>
+          <w:rFonts w:ascii="Times New Roman" w:hAnsi="Times New Roman" w:cs="Times New Roman"/>
+          <w:color w:val="0D0D0D" w:themeColor="text1" w:themeTint="F2"/>
+          <w:sz w:val="32"/>
+          <w:szCs w:val="32"/>
+        </w:rPr>
+        <w:t xml:space="preserve">Describe </w:t>
+      </w:r>
+      <w:r>
+        <w:rPr>
+          <w:rFonts w:ascii="Times New Roman" w:hAnsi="Times New Roman" w:cs="Times New Roman"/>
+          <w:b/>
+          <w:bCs/>
+          <w:color w:val="0D0D0D" w:themeColor="text1" w:themeTint="F2"/>
+          <w:sz w:val="32"/>
+          <w:szCs w:val="32"/>
+        </w:rPr>
+        <w:t>resources, tasks, and needs</w:t>
+      </w:r>
+      <w:r>
+        <w:rPr>
+          <w:rFonts w:ascii="Times New Roman" w:hAnsi="Times New Roman" w:cs="Times New Roman"/>
+          <w:color w:val="0D0D0D" w:themeColor="text1" w:themeTint="F2"/>
+          <w:sz w:val="32"/>
+          <w:szCs w:val="32"/>
+        </w:rPr>
+        <w:t xml:space="preserve"> required to </w:t>
+      </w:r>
+      <w:r>
+        <w:rPr>
+          <w:rFonts w:ascii="Times New Roman" w:hAnsi="Times New Roman" w:cs="Times New Roman"/>
+          <w:b/>
+          <w:bCs/>
+          <w:color w:val="0D0D0D" w:themeColor="text1" w:themeTint="F2"/>
+          <w:sz w:val="32"/>
+          <w:szCs w:val="32"/>
+        </w:rPr>
+        <w:t>successfully deliver the software</w:t>
+      </w:r>
+      <w:r>
+        <w:rPr>
+          <w:rFonts w:ascii="Times New Roman" w:hAnsi="Times New Roman" w:cs="Times New Roman"/>
+          <w:color w:val="0D0D0D" w:themeColor="text1" w:themeTint="F2"/>
+          <w:sz w:val="32"/>
+          <w:szCs w:val="32"/>
+        </w:rPr>
+        <w:t>.</w:t>
+      </w:r>
+    </w:p>
+    <w:p>
+      <w:pPr>
+        <w:pStyle w:val="ListParagraph"/>
+        <w:numPr>
+          <w:ilvl w:val="0"/>
+          <w:numId w:val="43"/>
+        </w:numPr>
+        <w:tabs>
+          <w:tab w:val="center" w:pos="4680"/>
+          <w:tab w:val="left" w:pos="5976"/>
+        </w:tabs>
+        <w:rPr>
+          <w:rFonts w:ascii="Times New Roman" w:hAnsi="Times New Roman" w:cs="Times New Roman"/>
+          <w:color w:val="0D0D0D" w:themeColor="text1" w:themeTint="F2"/>
+          <w:sz w:val="32"/>
+          <w:szCs w:val="32"/>
+        </w:rPr>
+      </w:pPr>
+      <w:r>
+        <w:rPr>
+          <w:rFonts w:ascii="Times New Roman" w:hAnsi="Times New Roman" w:cs="Times New Roman"/>
+          <w:color w:val="0D0D0D" w:themeColor="text1" w:themeTint="F2"/>
+          <w:sz w:val="32"/>
+          <w:szCs w:val="32"/>
+        </w:rPr>
+        <w:t>Not part of the actual software product, but still necessary for the project’s success.</w:t>
+      </w:r>
+    </w:p>
+    <w:p>
+      <w:pPr>
+        <w:tabs>
+          <w:tab w:val="center" w:pos="4680"/>
+          <w:tab w:val="left" w:pos="5976"/>
+        </w:tabs>
+        <w:rPr>
+          <w:rFonts w:ascii="Times New Roman" w:hAnsi="Times New Roman" w:cs="Times New Roman"/>
+          <w:color w:val="0D0D0D" w:themeColor="text1" w:themeTint="F2"/>
+          <w:sz w:val="32"/>
+          <w:szCs w:val="32"/>
+        </w:rPr>
+      </w:pPr>
+      <w:r>
+        <w:rPr>
+          <w:rFonts w:ascii="Times New Roman" w:hAnsi="Times New Roman" w:cs="Times New Roman"/>
+          <w:color w:val="0D0D0D" w:themeColor="text1" w:themeTint="F2"/>
+          <w:sz w:val="32"/>
+          <w:szCs w:val="32"/>
+        </w:rPr>
+        <w:drawing>
+          <wp:inline distT="0" distB="0" distL="0" distR="0" wp14:anchorId="6DF44C62" wp14:editId="351FCD51">
+            <wp:extent cx="5524500" cy="4249615"/>
+            <wp:effectExtent l="0" t="0" r="0" b="0"/>
+            <wp:docPr id="1828805317" name="Picture 1"/>
+            <wp:cNvGraphicFramePr>
+              <a:graphicFrameLocks xmlns:a="http://schemas.openxmlformats.org/drawingml/2006/main" noChangeAspect="1"/>
+            </wp:cNvGraphicFramePr>
+            <a:graphic xmlns:a="http://schemas.openxmlformats.org/drawingml/2006/main">
+              <a:graphicData uri="http://schemas.openxmlformats.org/drawingml/2006/picture">
+                <pic:pic xmlns:pic="http://schemas.openxmlformats.org/drawingml/2006/picture">
+                  <pic:nvPicPr>
+                    <pic:cNvPr id="1828805317" name=""/>
+                    <pic:cNvPicPr/>
+                  </pic:nvPicPr>
+                  <pic:blipFill>
+                    <a:blip r:embed="rId10"/>
+                    <a:stretch>
+                      <a:fillRect/>
+                    </a:stretch>
+                  </pic:blipFill>
+                  <pic:spPr>
+                    <a:xfrm>
+                      <a:off x="0" y="0"/>
+                      <a:ext cx="5525690" cy="4250530"/>
+                    </a:xfrm>
+                    <a:prstGeom prst="rect">
+                      <a:avLst/>
+                    </a:prstGeom>
+                  </pic:spPr>
+                </pic:pic>
+              </a:graphicData>
+            </a:graphic>
+          </wp:inline>
+        </w:drawing>
+      </w:r>
+    </w:p>
+    <w:p>
+      <w:pPr>
+        <w:tabs>
+          <w:tab w:val="center" w:pos="4680"/>
+          <w:tab w:val="left" w:pos="5976"/>
+        </w:tabs>
+        <w:rPr>
+          <w:rFonts w:ascii="Times New Roman" w:hAnsi="Times New Roman" w:cs="Times New Roman"/>
+          <w:b/>
+          <w:bCs/>
+          <w:color w:val="365F91" w:themeColor="accent1" w:themeShade="BF"/>
+          <w:sz w:val="32"/>
+          <w:szCs w:val="32"/>
+        </w:rPr>
+      </w:pPr>
+      <w:r>
+        <w:rPr>
+          <w:rFonts w:ascii="Times New Roman" w:hAnsi="Times New Roman" w:cs="Times New Roman"/>
+          <w:b/>
+          <w:bCs/>
+          <w:color w:val="365F91" w:themeColor="accent1" w:themeShade="BF"/>
+          <w:sz w:val="32"/>
+          <w:szCs w:val="32"/>
+        </w:rPr>
+        <w:lastRenderedPageBreak/>
+        <w:t>Requirements development and management</w:t>
+      </w:r>
+    </w:p>
+    <w:p>
+      <w:pPr>
+        <w:tabs>
+          <w:tab w:val="center" w:pos="4680"/>
+          <w:tab w:val="left" w:pos="5976"/>
+        </w:tabs>
+        <w:rPr>
+          <w:rFonts w:ascii="Times New Roman" w:hAnsi="Times New Roman" w:cs="Times New Roman"/>
+          <w:color w:val="0D0D0D" w:themeColor="text1" w:themeTint="F2"/>
+          <w:sz w:val="32"/>
+          <w:szCs w:val="32"/>
+        </w:rPr>
+      </w:pPr>
+      <w:r>
+        <w:rPr>
+          <w:rFonts w:ascii="Times New Roman" w:hAnsi="Times New Roman" w:cs="Times New Roman"/>
+          <w:color w:val="0D0D0D" w:themeColor="text1" w:themeTint="F2"/>
+          <w:sz w:val="32"/>
+          <w:szCs w:val="32"/>
+        </w:rPr>
+        <w:drawing>
+          <wp:inline distT="0" distB="0" distL="0" distR="0" wp14:anchorId="7DB77220" wp14:editId="0BB3F53C">
+            <wp:extent cx="5943600" cy="3260090"/>
+            <wp:effectExtent l="0" t="0" r="0" b="0"/>
+            <wp:docPr id="1225649724" name="Picture 1"/>
+            <wp:cNvGraphicFramePr>
+              <a:graphicFrameLocks xmlns:a="http://schemas.openxmlformats.org/drawingml/2006/main" noChangeAspect="1"/>
+            </wp:cNvGraphicFramePr>
+            <a:graphic xmlns:a="http://schemas.openxmlformats.org/drawingml/2006/main">
+              <a:graphicData uri="http://schemas.openxmlformats.org/drawingml/2006/picture">
+                <pic:pic xmlns:pic="http://schemas.openxmlformats.org/drawingml/2006/picture">
+                  <pic:nvPicPr>
+                    <pic:cNvPr id="1225649724" name=""/>
+                    <pic:cNvPicPr/>
+                  </pic:nvPicPr>
+                  <pic:blipFill>
+                    <a:blip r:embed="rId11"/>
+                    <a:stretch>
+                      <a:fillRect/>
+                    </a:stretch>
+                  </pic:blipFill>
+                  <pic:spPr>
+                    <a:xfrm>
+                      <a:off x="0" y="0"/>
+                      <a:ext cx="5943600" cy="3260090"/>
+                    </a:xfrm>
+                    <a:prstGeom prst="rect">
+                      <a:avLst/>
+                    </a:prstGeom>
+                  </pic:spPr>
+                </pic:pic>
+              </a:graphicData>
+            </a:graphic>
+          </wp:inline>
+        </w:drawing>
+      </w:r>
+    </w:p>
+    <w:p>
+      <w:pPr>
+        <w:pStyle w:val="ListParagraph"/>
+        <w:numPr>
+          <w:ilvl w:val="0"/>
+          <w:numId w:val="44"/>
+        </w:numPr>
+        <w:tabs>
+          <w:tab w:val="center" w:pos="4680"/>
+          <w:tab w:val="left" w:pos="5976"/>
+        </w:tabs>
+        <w:rPr>
+          <w:rFonts w:ascii="Times New Roman" w:hAnsi="Times New Roman" w:cs="Times New Roman"/>
+          <w:color w:val="0D0D0D" w:themeColor="text1" w:themeTint="F2"/>
+          <w:sz w:val="32"/>
+          <w:szCs w:val="32"/>
+        </w:rPr>
+      </w:pPr>
+      <w:r>
+        <w:rPr>
+          <w:rFonts w:ascii="Times New Roman" w:hAnsi="Times New Roman" w:cs="Times New Roman"/>
+          <w:color w:val="0D0D0D" w:themeColor="text1" w:themeTint="F2"/>
+          <w:sz w:val="32"/>
+          <w:szCs w:val="32"/>
+        </w:rPr>
+        <w:t>Regardless of what development life cycle your project is following—be it</w:t>
+      </w:r>
+      <w:r>
+        <w:rPr>
+          <w:rFonts w:ascii="Times New Roman" w:hAnsi="Times New Roman" w:cs="Times New Roman"/>
+          <w:color w:val="0D0D0D" w:themeColor="text1" w:themeTint="F2"/>
+          <w:sz w:val="32"/>
+          <w:szCs w:val="32"/>
+        </w:rPr>
+        <w:t xml:space="preserve"> </w:t>
+      </w:r>
+      <w:r>
+        <w:rPr>
+          <w:rFonts w:ascii="Times New Roman" w:hAnsi="Times New Roman" w:cs="Times New Roman"/>
+          <w:color w:val="0D0D0D" w:themeColor="text1" w:themeTint="F2"/>
+          <w:sz w:val="32"/>
+          <w:szCs w:val="32"/>
+        </w:rPr>
+        <w:t>pure waterfall, phased, iterative, incremental, agile, or some hybrid—these</w:t>
+      </w:r>
+      <w:r>
+        <w:rPr>
+          <w:rFonts w:ascii="Times New Roman" w:hAnsi="Times New Roman" w:cs="Times New Roman"/>
+          <w:color w:val="0D0D0D" w:themeColor="text1" w:themeTint="F2"/>
+          <w:sz w:val="32"/>
+          <w:szCs w:val="32"/>
+        </w:rPr>
+        <w:t xml:space="preserve"> </w:t>
+      </w:r>
+      <w:r>
+        <w:rPr>
+          <w:rFonts w:ascii="Times New Roman" w:hAnsi="Times New Roman" w:cs="Times New Roman"/>
+          <w:color w:val="0D0D0D" w:themeColor="text1" w:themeTint="F2"/>
+          <w:sz w:val="32"/>
+          <w:szCs w:val="32"/>
+        </w:rPr>
+        <w:t>are the things you need to do regarding requirements.</w:t>
+      </w:r>
+    </w:p>
+    <w:p>
+      <w:pPr>
+        <w:pStyle w:val="ListParagraph"/>
+        <w:numPr>
+          <w:ilvl w:val="0"/>
+          <w:numId w:val="44"/>
+        </w:numPr>
+        <w:tabs>
+          <w:tab w:val="center" w:pos="4680"/>
+          <w:tab w:val="left" w:pos="5976"/>
+        </w:tabs>
+        <w:rPr>
+          <w:rFonts w:ascii="Times New Roman" w:hAnsi="Times New Roman" w:cs="Times New Roman"/>
+          <w:color w:val="0D0D0D" w:themeColor="text1" w:themeTint="F2"/>
+          <w:sz w:val="32"/>
+          <w:szCs w:val="32"/>
+        </w:rPr>
+      </w:pPr>
+      <w:r>
+        <w:rPr>
+          <w:rFonts w:ascii="Times New Roman" w:hAnsi="Times New Roman" w:cs="Times New Roman"/>
+          <w:color w:val="0D0D0D" w:themeColor="text1" w:themeTint="F2"/>
+          <w:sz w:val="32"/>
+          <w:szCs w:val="32"/>
+        </w:rPr>
+        <w:t>Depending on the life cycle, you will perform these activities at different</w:t>
+      </w:r>
+      <w:r>
+        <w:rPr>
+          <w:rFonts w:ascii="Times New Roman" w:hAnsi="Times New Roman" w:cs="Times New Roman"/>
+          <w:color w:val="0D0D0D" w:themeColor="text1" w:themeTint="F2"/>
+          <w:sz w:val="32"/>
+          <w:szCs w:val="32"/>
+        </w:rPr>
+        <w:t xml:space="preserve"> </w:t>
+      </w:r>
+      <w:r>
+        <w:rPr>
+          <w:rFonts w:ascii="Times New Roman" w:hAnsi="Times New Roman" w:cs="Times New Roman"/>
+          <w:color w:val="0D0D0D" w:themeColor="text1" w:themeTint="F2"/>
+          <w:sz w:val="32"/>
+          <w:szCs w:val="32"/>
+        </w:rPr>
+        <w:t>times in the project and to varying degrees of depth or detail.</w:t>
+      </w:r>
+    </w:p>
+    <w:p>
+      <w:pPr>
+        <w:tabs>
+          <w:tab w:val="center" w:pos="4680"/>
+          <w:tab w:val="left" w:pos="5976"/>
+        </w:tabs>
+        <w:rPr>
+          <w:rFonts w:ascii="Times New Roman" w:hAnsi="Times New Roman" w:cs="Times New Roman"/>
+          <w:color w:val="0D0D0D" w:themeColor="text1" w:themeTint="F2"/>
+          <w:sz w:val="32"/>
+          <w:szCs w:val="32"/>
+        </w:rPr>
+      </w:pPr>
+      <w:r>
+        <w:rPr>
+          <w:rFonts w:ascii="Times New Roman" w:hAnsi="Times New Roman" w:cs="Times New Roman"/>
+          <w:b/>
+          <w:bCs/>
+          <w:color w:val="365F91" w:themeColor="accent1" w:themeShade="BF"/>
+          <w:sz w:val="32"/>
+          <w:szCs w:val="32"/>
+        </w:rPr>
+        <w:t>Elicitation – Discovering Requirements</w:t>
+      </w:r>
+    </w:p>
+    <w:p>
+      <w:pPr>
+        <w:tabs>
+          <w:tab w:val="center" w:pos="4680"/>
+          <w:tab w:val="left" w:pos="5976"/>
+        </w:tabs>
+        <w:rPr>
+          <w:rFonts w:ascii="Times New Roman" w:hAnsi="Times New Roman" w:cs="Times New Roman"/>
+          <w:b/>
+          <w:bCs/>
+          <w:color w:val="0D0D0D" w:themeColor="text1" w:themeTint="F2"/>
+          <w:sz w:val="32"/>
+          <w:szCs w:val="32"/>
+        </w:rPr>
+      </w:pPr>
+      <w:r>
+        <w:rPr>
+          <w:rFonts w:ascii="Times New Roman" w:hAnsi="Times New Roman" w:cs="Times New Roman"/>
+          <w:b/>
+          <w:bCs/>
+          <w:color w:val="0D0D0D" w:themeColor="text1" w:themeTint="F2"/>
+          <w:sz w:val="32"/>
+          <w:szCs w:val="32"/>
+        </w:rPr>
+        <w:t>What is Elicitation?</w:t>
+      </w:r>
+    </w:p>
+    <w:p>
+      <w:pPr>
+        <w:tabs>
+          <w:tab w:val="center" w:pos="4680"/>
+          <w:tab w:val="left" w:pos="5976"/>
+        </w:tabs>
+        <w:rPr>
+          <w:rFonts w:ascii="Times New Roman" w:hAnsi="Times New Roman" w:cs="Times New Roman"/>
+          <w:color w:val="0D0D0D" w:themeColor="text1" w:themeTint="F2"/>
+          <w:sz w:val="32"/>
+          <w:szCs w:val="32"/>
+        </w:rPr>
+      </w:pPr>
+      <w:r>
+        <w:rPr>
+          <w:rFonts w:ascii="Times New Roman" w:hAnsi="Times New Roman" w:cs="Times New Roman"/>
+          <w:color w:val="0D0D0D" w:themeColor="text1" w:themeTint="F2"/>
+          <w:sz w:val="32"/>
+          <w:szCs w:val="32"/>
+        </w:rPr>
+        <w:t xml:space="preserve">Elicitation is the process of </w:t>
+      </w:r>
+      <w:r>
+        <w:rPr>
+          <w:rFonts w:ascii="Times New Roman" w:hAnsi="Times New Roman" w:cs="Times New Roman"/>
+          <w:b/>
+          <w:bCs/>
+          <w:color w:val="0D0D0D" w:themeColor="text1" w:themeTint="F2"/>
+          <w:sz w:val="32"/>
+          <w:szCs w:val="32"/>
+        </w:rPr>
+        <w:t>gathering requirements</w:t>
+      </w:r>
+      <w:r>
+        <w:rPr>
+          <w:rFonts w:ascii="Times New Roman" w:hAnsi="Times New Roman" w:cs="Times New Roman"/>
+          <w:color w:val="0D0D0D" w:themeColor="text1" w:themeTint="F2"/>
+          <w:sz w:val="32"/>
+          <w:szCs w:val="32"/>
+        </w:rPr>
+        <w:t xml:space="preserve"> from stakeholders (like users, customers, and managers).</w:t>
+      </w:r>
+    </w:p>
+    <w:p>
+      <w:pPr>
+        <w:tabs>
+          <w:tab w:val="center" w:pos="4680"/>
+          <w:tab w:val="left" w:pos="5976"/>
+        </w:tabs>
+        <w:rPr>
+          <w:rFonts w:ascii="Times New Roman" w:hAnsi="Times New Roman" w:cs="Times New Roman"/>
+          <w:b/>
+          <w:bCs/>
+          <w:color w:val="0D0D0D" w:themeColor="text1" w:themeTint="F2"/>
+          <w:sz w:val="32"/>
+          <w:szCs w:val="32"/>
+        </w:rPr>
+      </w:pPr>
+      <w:r>
+        <w:rPr>
+          <w:rFonts w:ascii="Times New Roman" w:hAnsi="Times New Roman" w:cs="Times New Roman"/>
+          <w:b/>
+          <w:bCs/>
+          <w:color w:val="0D0D0D" w:themeColor="text1" w:themeTint="F2"/>
+          <w:sz w:val="32"/>
+          <w:szCs w:val="32"/>
+        </w:rPr>
+        <w:t>Common Techniques:</w:t>
+      </w:r>
+    </w:p>
+    <w:p>
+      <w:pPr>
+        <w:pStyle w:val="ListParagraph"/>
+        <w:numPr>
+          <w:ilvl w:val="0"/>
+          <w:numId w:val="46"/>
+        </w:numPr>
+        <w:tabs>
+          <w:tab w:val="center" w:pos="4680"/>
+          <w:tab w:val="left" w:pos="5976"/>
+        </w:tabs>
+        <w:rPr>
+          <w:rFonts w:ascii="Times New Roman" w:hAnsi="Times New Roman" w:cs="Times New Roman"/>
+          <w:color w:val="0D0D0D" w:themeColor="text1" w:themeTint="F2"/>
+          <w:sz w:val="32"/>
+          <w:szCs w:val="32"/>
+        </w:rPr>
+      </w:pPr>
+      <w:r>
+        <w:rPr>
+          <w:rFonts w:ascii="Times New Roman" w:hAnsi="Times New Roman" w:cs="Times New Roman"/>
+          <w:color w:val="0D0D0D" w:themeColor="text1" w:themeTint="F2"/>
+          <w:sz w:val="32"/>
+          <w:szCs w:val="32"/>
+        </w:rPr>
+        <w:t>Interviews</w:t>
+      </w:r>
+    </w:p>
+    <w:p>
+      <w:pPr>
+        <w:pStyle w:val="ListParagraph"/>
+        <w:numPr>
+          <w:ilvl w:val="0"/>
+          <w:numId w:val="46"/>
+        </w:numPr>
+        <w:tabs>
+          <w:tab w:val="center" w:pos="4680"/>
+          <w:tab w:val="left" w:pos="5976"/>
+        </w:tabs>
+        <w:rPr>
+          <w:rFonts w:ascii="Times New Roman" w:hAnsi="Times New Roman" w:cs="Times New Roman"/>
+          <w:color w:val="0D0D0D" w:themeColor="text1" w:themeTint="F2"/>
+          <w:sz w:val="32"/>
+          <w:szCs w:val="32"/>
+        </w:rPr>
+      </w:pPr>
+      <w:r>
+        <w:rPr>
+          <w:rFonts w:ascii="Times New Roman" w:hAnsi="Times New Roman" w:cs="Times New Roman"/>
+          <w:color w:val="0D0D0D" w:themeColor="text1" w:themeTint="F2"/>
+          <w:sz w:val="32"/>
+          <w:szCs w:val="32"/>
+        </w:rPr>
+        <w:lastRenderedPageBreak/>
+        <w:t>Workshops</w:t>
+      </w:r>
+    </w:p>
+    <w:p>
+      <w:pPr>
+        <w:pStyle w:val="ListParagraph"/>
+        <w:numPr>
+          <w:ilvl w:val="0"/>
+          <w:numId w:val="46"/>
+        </w:numPr>
+        <w:tabs>
+          <w:tab w:val="center" w:pos="4680"/>
+          <w:tab w:val="left" w:pos="5976"/>
+        </w:tabs>
+        <w:rPr>
+          <w:rFonts w:ascii="Times New Roman" w:hAnsi="Times New Roman" w:cs="Times New Roman"/>
+          <w:color w:val="0D0D0D" w:themeColor="text1" w:themeTint="F2"/>
+          <w:sz w:val="32"/>
+          <w:szCs w:val="32"/>
+        </w:rPr>
+      </w:pPr>
+      <w:r>
+        <w:rPr>
+          <w:rFonts w:ascii="Times New Roman" w:hAnsi="Times New Roman" w:cs="Times New Roman"/>
+          <w:color w:val="0D0D0D" w:themeColor="text1" w:themeTint="F2"/>
+          <w:sz w:val="32"/>
+          <w:szCs w:val="32"/>
+        </w:rPr>
+        <w:t>Document analysis</w:t>
+      </w:r>
+    </w:p>
+    <w:p>
+      <w:pPr>
+        <w:pStyle w:val="ListParagraph"/>
+        <w:numPr>
+          <w:ilvl w:val="0"/>
+          <w:numId w:val="46"/>
+        </w:numPr>
+        <w:tabs>
+          <w:tab w:val="center" w:pos="4680"/>
+          <w:tab w:val="left" w:pos="5976"/>
+        </w:tabs>
+        <w:rPr>
+          <w:rFonts w:ascii="Times New Roman" w:hAnsi="Times New Roman" w:cs="Times New Roman"/>
+          <w:color w:val="0D0D0D" w:themeColor="text1" w:themeTint="F2"/>
+          <w:sz w:val="32"/>
+          <w:szCs w:val="32"/>
+        </w:rPr>
+      </w:pPr>
+      <w:r>
+        <w:rPr>
+          <w:rFonts w:ascii="Times New Roman" w:hAnsi="Times New Roman" w:cs="Times New Roman"/>
+          <w:color w:val="0D0D0D" w:themeColor="text1" w:themeTint="F2"/>
+          <w:sz w:val="32"/>
+          <w:szCs w:val="32"/>
+        </w:rPr>
+        <w:t>Prototyping</w:t>
+      </w:r>
+    </w:p>
+    <w:p>
+      <w:pPr>
+        <w:pStyle w:val="ListParagraph"/>
+        <w:numPr>
+          <w:ilvl w:val="0"/>
+          <w:numId w:val="46"/>
+        </w:numPr>
+        <w:tabs>
+          <w:tab w:val="center" w:pos="4680"/>
+          <w:tab w:val="left" w:pos="5976"/>
+        </w:tabs>
+        <w:rPr>
+          <w:rFonts w:ascii="Times New Roman" w:hAnsi="Times New Roman" w:cs="Times New Roman"/>
+          <w:color w:val="0D0D0D" w:themeColor="text1" w:themeTint="F2"/>
+          <w:sz w:val="32"/>
+          <w:szCs w:val="32"/>
+        </w:rPr>
+      </w:pPr>
+      <w:r>
+        <w:rPr>
+          <w:rFonts w:ascii="Times New Roman" w:hAnsi="Times New Roman" w:cs="Times New Roman"/>
+          <w:color w:val="0D0D0D" w:themeColor="text1" w:themeTint="F2"/>
+          <w:sz w:val="32"/>
+          <w:szCs w:val="32"/>
+        </w:rPr>
+        <w:t>Observations</w:t>
+      </w:r>
+    </w:p>
+    <w:p>
+      <w:pPr>
+        <w:tabs>
+          <w:tab w:val="center" w:pos="4680"/>
+          <w:tab w:val="left" w:pos="5976"/>
+        </w:tabs>
+        <w:rPr>
+          <w:rFonts w:ascii="Times New Roman" w:hAnsi="Times New Roman" w:cs="Times New Roman"/>
+          <w:color w:val="0D0D0D" w:themeColor="text1" w:themeTint="F2"/>
+          <w:sz w:val="32"/>
+          <w:szCs w:val="32"/>
+        </w:rPr>
+      </w:pPr>
+      <w:r>
+        <w:rPr>
+          <w:rFonts w:ascii="Times New Roman" w:hAnsi="Times New Roman" w:cs="Times New Roman"/>
+          <w:color w:val="0D0D0D" w:themeColor="text1" w:themeTint="F2"/>
+          <w:sz w:val="32"/>
+          <w:szCs w:val="32"/>
+        </w:rPr>
+        <w:drawing>
+          <wp:inline distT="0" distB="0" distL="0" distR="0" wp14:anchorId="650906A2" wp14:editId="71100A7B">
+            <wp:extent cx="5943600" cy="2482215"/>
+            <wp:effectExtent l="0" t="0" r="0" b="0"/>
+            <wp:docPr id="233621553" name="Picture 1"/>
+            <wp:cNvGraphicFramePr>
+              <a:graphicFrameLocks xmlns:a="http://schemas.openxmlformats.org/drawingml/2006/main" noChangeAspect="1"/>
+            </wp:cNvGraphicFramePr>
+            <a:graphic xmlns:a="http://schemas.openxmlformats.org/drawingml/2006/main">
+              <a:graphicData uri="http://schemas.openxmlformats.org/drawingml/2006/picture">
+                <pic:pic xmlns:pic="http://schemas.openxmlformats.org/drawingml/2006/picture">
+                  <pic:nvPicPr>
+                    <pic:cNvPr id="233621553" name=""/>
+                    <pic:cNvPicPr/>
+                  </pic:nvPicPr>
+                  <pic:blipFill>
+                    <a:blip r:embed="rId12"/>
+                    <a:stretch>
+                      <a:fillRect/>
+                    </a:stretch>
+                  </pic:blipFill>
+                  <pic:spPr>
+                    <a:xfrm>
+                      <a:off x="0" y="0"/>
+                      <a:ext cx="5943600" cy="2482215"/>
+                    </a:xfrm>
+                    <a:prstGeom prst="rect">
+                      <a:avLst/>
+                    </a:prstGeom>
+                  </pic:spPr>
+                </pic:pic>
+              </a:graphicData>
+            </a:graphic>
+          </wp:inline>
+        </w:drawing>
+      </w:r>
+    </w:p>
+    <w:p>
+      <w:pPr>
+        <w:tabs>
+          <w:tab w:val="center" w:pos="4680"/>
+          <w:tab w:val="left" w:pos="5976"/>
+        </w:tabs>
+        <w:rPr>
+          <w:rFonts w:ascii="Times New Roman" w:hAnsi="Times New Roman" w:cs="Times New Roman"/>
+          <w:b/>
+          <w:bCs/>
+          <w:color w:val="365F91" w:themeColor="accent1" w:themeShade="BF"/>
+          <w:sz w:val="32"/>
+          <w:szCs w:val="32"/>
+        </w:rPr>
+      </w:pPr>
+      <w:r>
+        <w:rPr>
+          <w:rFonts w:ascii="Times New Roman" w:hAnsi="Times New Roman" w:cs="Times New Roman"/>
+          <w:b/>
+          <w:bCs/>
+          <w:color w:val="365F91" w:themeColor="accent1" w:themeShade="BF"/>
+          <w:sz w:val="32"/>
+          <w:szCs w:val="32"/>
+        </w:rPr>
+        <w:t>Analysis – Understanding Requirements</w:t>
+      </w:r>
+    </w:p>
+    <w:p>
+      <w:pPr>
+        <w:tabs>
+          <w:tab w:val="center" w:pos="4680"/>
+          <w:tab w:val="left" w:pos="5976"/>
+        </w:tabs>
+        <w:rPr>
+          <w:rFonts w:ascii="Times New Roman" w:hAnsi="Times New Roman" w:cs="Times New Roman"/>
+          <w:b/>
+          <w:bCs/>
+          <w:color w:val="0D0D0D" w:themeColor="text1" w:themeTint="F2"/>
+          <w:sz w:val="32"/>
+          <w:szCs w:val="32"/>
+        </w:rPr>
+      </w:pPr>
+      <w:r>
+        <w:rPr>
+          <w:rFonts w:ascii="Times New Roman" w:hAnsi="Times New Roman" w:cs="Times New Roman"/>
+          <w:b/>
+          <w:bCs/>
+          <w:color w:val="0D0D0D" w:themeColor="text1" w:themeTint="F2"/>
+          <w:sz w:val="32"/>
+          <w:szCs w:val="32"/>
+        </w:rPr>
+        <w:t>What is Analysis?</w:t>
+      </w:r>
+    </w:p>
+    <w:p>
+      <w:pPr>
+        <w:tabs>
+          <w:tab w:val="center" w:pos="4680"/>
+          <w:tab w:val="left" w:pos="5976"/>
+        </w:tabs>
+        <w:rPr>
+          <w:rFonts w:ascii="Times New Roman" w:hAnsi="Times New Roman" w:cs="Times New Roman"/>
+          <w:color w:val="0D0D0D" w:themeColor="text1" w:themeTint="F2"/>
+          <w:sz w:val="32"/>
+          <w:szCs w:val="32"/>
+        </w:rPr>
+      </w:pPr>
+      <w:r>
+        <w:rPr>
+          <w:rFonts w:ascii="Times New Roman" w:hAnsi="Times New Roman" w:cs="Times New Roman"/>
+          <w:color w:val="0D0D0D" w:themeColor="text1" w:themeTint="F2"/>
+          <w:sz w:val="32"/>
+          <w:szCs w:val="32"/>
+        </w:rPr>
+        <w:t xml:space="preserve">Analysis is the step where you </w:t>
+      </w:r>
+      <w:r>
+        <w:rPr>
+          <w:rFonts w:ascii="Times New Roman" w:hAnsi="Times New Roman" w:cs="Times New Roman"/>
+          <w:b/>
+          <w:bCs/>
+          <w:color w:val="0D0D0D" w:themeColor="text1" w:themeTint="F2"/>
+          <w:sz w:val="32"/>
+          <w:szCs w:val="32"/>
+        </w:rPr>
+        <w:t>break down and refine</w:t>
+      </w:r>
+      <w:r>
+        <w:rPr>
+          <w:rFonts w:ascii="Times New Roman" w:hAnsi="Times New Roman" w:cs="Times New Roman"/>
+          <w:color w:val="0D0D0D" w:themeColor="text1" w:themeTint="F2"/>
+          <w:sz w:val="32"/>
+          <w:szCs w:val="32"/>
+        </w:rPr>
+        <w:t xml:space="preserve"> the gathered requirements to make them </w:t>
+      </w:r>
+      <w:r>
+        <w:rPr>
+          <w:rFonts w:ascii="Times New Roman" w:hAnsi="Times New Roman" w:cs="Times New Roman"/>
+          <w:b/>
+          <w:bCs/>
+          <w:color w:val="0D0D0D" w:themeColor="text1" w:themeTint="F2"/>
+          <w:sz w:val="32"/>
+          <w:szCs w:val="32"/>
+        </w:rPr>
+        <w:t>clear, complete, and useful</w:t>
+      </w:r>
+      <w:r>
+        <w:rPr>
+          <w:rFonts w:ascii="Times New Roman" w:hAnsi="Times New Roman" w:cs="Times New Roman"/>
+          <w:color w:val="0D0D0D" w:themeColor="text1" w:themeTint="F2"/>
+          <w:sz w:val="32"/>
+          <w:szCs w:val="32"/>
+        </w:rPr>
+        <w:t xml:space="preserve"> for development.</w:t>
+      </w:r>
+    </w:p>
+    <w:p>
+      <w:pPr>
+        <w:tabs>
+          <w:tab w:val="center" w:pos="4680"/>
+          <w:tab w:val="left" w:pos="5976"/>
+        </w:tabs>
+        <w:rPr>
+          <w:rFonts w:ascii="Times New Roman" w:hAnsi="Times New Roman" w:cs="Times New Roman"/>
+          <w:color w:val="0D0D0D" w:themeColor="text1" w:themeTint="F2"/>
+          <w:sz w:val="32"/>
+          <w:szCs w:val="32"/>
+        </w:rPr>
+      </w:pPr>
+      <w:r>
+        <w:rPr>
+          <w:rFonts w:ascii="Times New Roman" w:hAnsi="Times New Roman" w:cs="Times New Roman"/>
+          <w:color w:val="0D0D0D" w:themeColor="text1" w:themeTint="F2"/>
+          <w:sz w:val="32"/>
+          <w:szCs w:val="32"/>
+        </w:rPr>
+        <w:lastRenderedPageBreak/>
+        <w:drawing>
+          <wp:inline distT="0" distB="0" distL="0" distR="0" wp14:anchorId="4571FE8C" wp14:editId="14F4E992">
+            <wp:extent cx="5654040" cy="3450414"/>
+            <wp:effectExtent l="0" t="0" r="3810" b="0"/>
+            <wp:docPr id="2027867547" name="Picture 1"/>
+            <wp:cNvGraphicFramePr>
+              <a:graphicFrameLocks xmlns:a="http://schemas.openxmlformats.org/drawingml/2006/main" noChangeAspect="1"/>
+            </wp:cNvGraphicFramePr>
+            <a:graphic xmlns:a="http://schemas.openxmlformats.org/drawingml/2006/main">
+              <a:graphicData uri="http://schemas.openxmlformats.org/drawingml/2006/picture">
+                <pic:pic xmlns:pic="http://schemas.openxmlformats.org/drawingml/2006/picture">
+                  <pic:nvPicPr>
+                    <pic:cNvPr id="2027867547" name=""/>
+                    <pic:cNvPicPr/>
+                  </pic:nvPicPr>
+                  <pic:blipFill>
+                    <a:blip r:embed="rId13"/>
+                    <a:stretch>
+                      <a:fillRect/>
+                    </a:stretch>
+                  </pic:blipFill>
+                  <pic:spPr>
+                    <a:xfrm>
+                      <a:off x="0" y="0"/>
+                      <a:ext cx="5665271" cy="3457268"/>
+                    </a:xfrm>
+                    <a:prstGeom prst="rect">
+                      <a:avLst/>
+                    </a:prstGeom>
+                  </pic:spPr>
+                </pic:pic>
+              </a:graphicData>
+            </a:graphic>
+          </wp:inline>
+        </w:drawing>
+      </w:r>
+    </w:p>
+    <w:p>
+      <w:pPr>
+        <w:tabs>
+          <w:tab w:val="center" w:pos="4680"/>
+          <w:tab w:val="left" w:pos="5976"/>
+        </w:tabs>
+        <w:rPr>
+          <w:rFonts w:ascii="Times New Roman" w:hAnsi="Times New Roman" w:cs="Times New Roman"/>
+          <w:b/>
+          <w:bCs/>
+          <w:color w:val="365F91" w:themeColor="accent1" w:themeShade="BF"/>
+          <w:sz w:val="32"/>
+          <w:szCs w:val="32"/>
+        </w:rPr>
+      </w:pPr>
+      <w:r>
+        <w:rPr>
+          <w:rFonts w:ascii="Times New Roman" w:hAnsi="Times New Roman" w:cs="Times New Roman"/>
+          <w:b/>
+          <w:bCs/>
+          <w:color w:val="365F91" w:themeColor="accent1" w:themeShade="BF"/>
+          <w:sz w:val="32"/>
+          <w:szCs w:val="32"/>
+        </w:rPr>
+        <w:t>Specification – Writing Requirements Clearly</w:t>
+      </w:r>
+    </w:p>
+    <w:p>
+      <w:pPr>
+        <w:tabs>
+          <w:tab w:val="center" w:pos="4680"/>
+          <w:tab w:val="left" w:pos="5976"/>
+        </w:tabs>
+        <w:rPr>
+          <w:rFonts w:ascii="Times New Roman" w:hAnsi="Times New Roman" w:cs="Times New Roman"/>
+          <w:b/>
+          <w:bCs/>
+          <w:color w:val="0D0D0D" w:themeColor="text1" w:themeTint="F2"/>
+          <w:sz w:val="32"/>
+          <w:szCs w:val="32"/>
+        </w:rPr>
+      </w:pPr>
+      <w:r>
+        <w:rPr>
+          <w:rFonts w:ascii="Times New Roman" w:hAnsi="Times New Roman" w:cs="Times New Roman"/>
+          <w:b/>
+          <w:bCs/>
+          <w:color w:val="0D0D0D" w:themeColor="text1" w:themeTint="F2"/>
+          <w:sz w:val="32"/>
+          <w:szCs w:val="32"/>
+        </w:rPr>
+        <w:t>What is Specification?</w:t>
+      </w:r>
+    </w:p>
+    <w:p>
+      <w:pPr>
+        <w:tabs>
+          <w:tab w:val="center" w:pos="4680"/>
+          <w:tab w:val="left" w:pos="5976"/>
+        </w:tabs>
+        <w:rPr>
+          <w:rFonts w:ascii="Times New Roman" w:hAnsi="Times New Roman" w:cs="Times New Roman"/>
+          <w:color w:val="0D0D0D" w:themeColor="text1" w:themeTint="F2"/>
+          <w:sz w:val="32"/>
+          <w:szCs w:val="32"/>
+        </w:rPr>
+      </w:pPr>
+      <w:r>
+        <w:rPr>
+          <w:rFonts w:ascii="Times New Roman" w:hAnsi="Times New Roman" w:cs="Times New Roman"/>
+          <w:color w:val="0D0D0D" w:themeColor="text1" w:themeTint="F2"/>
+          <w:sz w:val="32"/>
+          <w:szCs w:val="32"/>
+        </w:rPr>
+        <w:t xml:space="preserve">Specification means </w:t>
+      </w:r>
+      <w:r>
+        <w:rPr>
+          <w:rFonts w:ascii="Times New Roman" w:hAnsi="Times New Roman" w:cs="Times New Roman"/>
+          <w:b/>
+          <w:bCs/>
+          <w:color w:val="0D0D0D" w:themeColor="text1" w:themeTint="F2"/>
+          <w:sz w:val="32"/>
+          <w:szCs w:val="32"/>
+        </w:rPr>
+        <w:t>documenting</w:t>
+      </w:r>
+      <w:r>
+        <w:rPr>
+          <w:rFonts w:ascii="Times New Roman" w:hAnsi="Times New Roman" w:cs="Times New Roman"/>
+          <w:color w:val="0D0D0D" w:themeColor="text1" w:themeTint="F2"/>
+          <w:sz w:val="32"/>
+          <w:szCs w:val="32"/>
+        </w:rPr>
+        <w:t xml:space="preserve"> the requirements in a clear, organized, and permanent way so everyone involved (like developers, testers, and clients) can understand and use them.</w:t>
+      </w:r>
+    </w:p>
+    <w:p>
+      <w:pPr>
+        <w:tabs>
+          <w:tab w:val="center" w:pos="4680"/>
+          <w:tab w:val="left" w:pos="5976"/>
+        </w:tabs>
+        <w:rPr>
+          <w:rFonts w:ascii="Times New Roman" w:hAnsi="Times New Roman" w:cs="Times New Roman"/>
+          <w:color w:val="0D0D0D" w:themeColor="text1" w:themeTint="F2"/>
+          <w:sz w:val="32"/>
+          <w:szCs w:val="32"/>
+        </w:rPr>
+      </w:pPr>
+      <w:r>
+        <w:rPr>
+          <w:rFonts w:ascii="Times New Roman" w:hAnsi="Times New Roman" w:cs="Times New Roman"/>
+          <w:color w:val="0D0D0D" w:themeColor="text1" w:themeTint="F2"/>
+          <w:sz w:val="32"/>
+          <w:szCs w:val="32"/>
+        </w:rPr>
+        <w:drawing>
+          <wp:inline distT="0" distB="0" distL="0" distR="0" wp14:anchorId="7B9244A0" wp14:editId="10DE9FD5">
+            <wp:extent cx="5943600" cy="1467485"/>
+            <wp:effectExtent l="0" t="0" r="0" b="0"/>
+            <wp:docPr id="1786549069" name="Picture 1"/>
+            <wp:cNvGraphicFramePr>
+              <a:graphicFrameLocks xmlns:a="http://schemas.openxmlformats.org/drawingml/2006/main" noChangeAspect="1"/>
+            </wp:cNvGraphicFramePr>
+            <a:graphic xmlns:a="http://schemas.openxmlformats.org/drawingml/2006/main">
+              <a:graphicData uri="http://schemas.openxmlformats.org/drawingml/2006/picture">
+                <pic:pic xmlns:pic="http://schemas.openxmlformats.org/drawingml/2006/picture">
+                  <pic:nvPicPr>
+                    <pic:cNvPr id="1786549069" name=""/>
+                    <pic:cNvPicPr/>
+                  </pic:nvPicPr>
+                  <pic:blipFill>
+                    <a:blip r:embed="rId14"/>
+                    <a:stretch>
+                      <a:fillRect/>
+                    </a:stretch>
+                  </pic:blipFill>
+                  <pic:spPr>
+                    <a:xfrm>
+                      <a:off x="0" y="0"/>
+                      <a:ext cx="5943600" cy="1467485"/>
+                    </a:xfrm>
+                    <a:prstGeom prst="rect">
+                      <a:avLst/>
+                    </a:prstGeom>
+                  </pic:spPr>
+                </pic:pic>
+              </a:graphicData>
+            </a:graphic>
+          </wp:inline>
+        </w:drawing>
+      </w:r>
+    </w:p>
+    <w:p>
+      <w:pPr>
+        <w:tabs>
+          <w:tab w:val="center" w:pos="4680"/>
+          <w:tab w:val="left" w:pos="5976"/>
+        </w:tabs>
+        <w:rPr>
+          <w:rFonts w:ascii="Times New Roman" w:hAnsi="Times New Roman" w:cs="Times New Roman"/>
+          <w:b/>
+          <w:bCs/>
+          <w:color w:val="0D0D0D" w:themeColor="text1" w:themeTint="F2"/>
+          <w:sz w:val="32"/>
+          <w:szCs w:val="32"/>
+        </w:rPr>
+      </w:pPr>
+      <w:r>
+        <w:rPr>
+          <w:rFonts w:ascii="Times New Roman" w:hAnsi="Times New Roman" w:cs="Times New Roman"/>
+          <w:b/>
+          <w:bCs/>
+          <w:color w:val="0D0D0D" w:themeColor="text1" w:themeTint="F2"/>
+          <w:sz w:val="32"/>
+          <w:szCs w:val="32"/>
+        </w:rPr>
+        <w:t>The result of this step:</w:t>
+      </w:r>
+    </w:p>
+    <w:p>
+      <w:pPr>
+        <w:tabs>
+          <w:tab w:val="center" w:pos="4680"/>
+          <w:tab w:val="left" w:pos="5976"/>
+        </w:tabs>
+        <w:rPr>
+          <w:rFonts w:ascii="Times New Roman" w:hAnsi="Times New Roman" w:cs="Times New Roman"/>
+          <w:color w:val="0D0D0D" w:themeColor="text1" w:themeTint="F2"/>
+          <w:sz w:val="32"/>
+          <w:szCs w:val="32"/>
+        </w:rPr>
+      </w:pPr>
+      <w:r>
+        <w:rPr>
+          <w:rFonts w:ascii="Times New Roman" w:hAnsi="Times New Roman" w:cs="Times New Roman"/>
+          <w:color w:val="0D0D0D" w:themeColor="text1" w:themeTint="F2"/>
+          <w:sz w:val="32"/>
+          <w:szCs w:val="32"/>
+        </w:rPr>
+        <w:t xml:space="preserve">A </w:t>
+      </w:r>
+      <w:r>
+        <w:rPr>
+          <w:rFonts w:ascii="Times New Roman" w:hAnsi="Times New Roman" w:cs="Times New Roman"/>
+          <w:b/>
+          <w:bCs/>
+          <w:color w:val="0D0D0D" w:themeColor="text1" w:themeTint="F2"/>
+          <w:sz w:val="32"/>
+          <w:szCs w:val="32"/>
+        </w:rPr>
+        <w:t>Software Requirements Specification (SRS)</w:t>
+      </w:r>
+      <w:r>
+        <w:rPr>
+          <w:rFonts w:ascii="Times New Roman" w:hAnsi="Times New Roman" w:cs="Times New Roman"/>
+          <w:color w:val="0D0D0D" w:themeColor="text1" w:themeTint="F2"/>
+          <w:sz w:val="32"/>
+          <w:szCs w:val="32"/>
+        </w:rPr>
+        <w:t xml:space="preserve"> document — it includes:</w:t>
+      </w:r>
+    </w:p>
+    <w:p>
+      <w:pPr>
+        <w:pStyle w:val="ListParagraph"/>
+        <w:numPr>
+          <w:ilvl w:val="0"/>
+          <w:numId w:val="48"/>
+        </w:numPr>
+        <w:tabs>
+          <w:tab w:val="center" w:pos="4680"/>
+          <w:tab w:val="left" w:pos="5976"/>
+        </w:tabs>
+        <w:rPr>
+          <w:rFonts w:ascii="Times New Roman" w:hAnsi="Times New Roman" w:cs="Times New Roman"/>
+          <w:color w:val="0D0D0D" w:themeColor="text1" w:themeTint="F2"/>
+          <w:sz w:val="32"/>
+          <w:szCs w:val="32"/>
+        </w:rPr>
+      </w:pPr>
+      <w:r>
+        <w:rPr>
+          <w:rFonts w:ascii="Times New Roman" w:hAnsi="Times New Roman" w:cs="Times New Roman"/>
+          <w:color w:val="0D0D0D" w:themeColor="text1" w:themeTint="F2"/>
+          <w:sz w:val="32"/>
+          <w:szCs w:val="32"/>
+        </w:rPr>
+        <w:lastRenderedPageBreak/>
+        <w:t>Functional requirements (what the system should do)</w:t>
+      </w:r>
+    </w:p>
+    <w:p>
+      <w:pPr>
+        <w:pStyle w:val="ListParagraph"/>
+        <w:numPr>
+          <w:ilvl w:val="0"/>
+          <w:numId w:val="48"/>
+        </w:numPr>
+        <w:tabs>
+          <w:tab w:val="center" w:pos="4680"/>
+          <w:tab w:val="left" w:pos="5976"/>
+        </w:tabs>
+        <w:rPr>
+          <w:rFonts w:ascii="Times New Roman" w:hAnsi="Times New Roman" w:cs="Times New Roman"/>
+          <w:color w:val="0D0D0D" w:themeColor="text1" w:themeTint="F2"/>
+          <w:sz w:val="32"/>
+          <w:szCs w:val="32"/>
+        </w:rPr>
+      </w:pPr>
+      <w:r>
+        <w:rPr>
+          <w:rFonts w:ascii="Times New Roman" w:hAnsi="Times New Roman" w:cs="Times New Roman"/>
+          <w:color w:val="0D0D0D" w:themeColor="text1" w:themeTint="F2"/>
+          <w:sz w:val="32"/>
+          <w:szCs w:val="32"/>
+        </w:rPr>
+        <w:t>Non-functional requirements (performance, usability, etc.)</w:t>
+      </w:r>
+    </w:p>
+    <w:p>
+      <w:pPr>
+        <w:pStyle w:val="ListParagraph"/>
+        <w:numPr>
+          <w:ilvl w:val="0"/>
+          <w:numId w:val="48"/>
+        </w:numPr>
+        <w:tabs>
+          <w:tab w:val="center" w:pos="4680"/>
+          <w:tab w:val="left" w:pos="5976"/>
+        </w:tabs>
+        <w:rPr>
+          <w:rFonts w:ascii="Times New Roman" w:hAnsi="Times New Roman" w:cs="Times New Roman"/>
+          <w:color w:val="0D0D0D" w:themeColor="text1" w:themeTint="F2"/>
+          <w:sz w:val="32"/>
+          <w:szCs w:val="32"/>
+        </w:rPr>
+      </w:pPr>
+      <w:r>
+        <w:rPr>
+          <w:rFonts w:ascii="Times New Roman" w:hAnsi="Times New Roman" w:cs="Times New Roman"/>
+          <w:color w:val="0D0D0D" w:themeColor="text1" w:themeTint="F2"/>
+          <w:sz w:val="32"/>
+          <w:szCs w:val="32"/>
+        </w:rPr>
+        <w:t>Diagrams (like use case, class, or flow diagrams)</w:t>
+      </w:r>
+    </w:p>
+    <w:p>
+      <w:pPr>
+        <w:pStyle w:val="ListParagraph"/>
+        <w:numPr>
+          <w:ilvl w:val="0"/>
+          <w:numId w:val="48"/>
+        </w:numPr>
+        <w:tabs>
+          <w:tab w:val="center" w:pos="4680"/>
+          <w:tab w:val="left" w:pos="5976"/>
+        </w:tabs>
+        <w:rPr>
+          <w:rFonts w:ascii="Times New Roman" w:hAnsi="Times New Roman" w:cs="Times New Roman"/>
+          <w:color w:val="0D0D0D" w:themeColor="text1" w:themeTint="F2"/>
+          <w:sz w:val="32"/>
+          <w:szCs w:val="32"/>
+        </w:rPr>
+      </w:pPr>
+      <w:r>
+        <w:rPr>
+          <w:rFonts w:ascii="Times New Roman" w:hAnsi="Times New Roman" w:cs="Times New Roman"/>
+          <w:color w:val="0D0D0D" w:themeColor="text1" w:themeTint="F2"/>
+          <w:sz w:val="32"/>
+          <w:szCs w:val="32"/>
+        </w:rPr>
+        <w:t>Any constraints or conditions</w:t>
+      </w:r>
+    </w:p>
+    <w:p>
+      <w:pPr>
+        <w:tabs>
+          <w:tab w:val="center" w:pos="4680"/>
+          <w:tab w:val="left" w:pos="5976"/>
+        </w:tabs>
+        <w:rPr>
+          <w:rFonts w:ascii="Times New Roman" w:hAnsi="Times New Roman" w:cs="Times New Roman"/>
+          <w:b/>
+          <w:bCs/>
+          <w:color w:val="0D0D0D" w:themeColor="text1" w:themeTint="F2"/>
+          <w:sz w:val="32"/>
+          <w:szCs w:val="32"/>
+        </w:rPr>
+      </w:pPr>
+      <w:r>
+        <w:rPr>
+          <w:rFonts w:ascii="Times New Roman" w:hAnsi="Times New Roman" w:cs="Times New Roman"/>
+          <w:b/>
+          <w:bCs/>
+          <w:color w:val="0D0D0D" w:themeColor="text1" w:themeTint="F2"/>
+          <w:sz w:val="32"/>
+          <w:szCs w:val="32"/>
+        </w:rPr>
+        <w:drawing>
+          <wp:inline distT="0" distB="0" distL="0" distR="0" wp14:anchorId="31A5920D" wp14:editId="0EFF0490">
+            <wp:extent cx="5943600" cy="2430145"/>
+            <wp:effectExtent l="0" t="0" r="0" b="8255"/>
+            <wp:docPr id="886178741" name="Picture 1"/>
+            <wp:cNvGraphicFramePr>
+              <a:graphicFrameLocks xmlns:a="http://schemas.openxmlformats.org/drawingml/2006/main" noChangeAspect="1"/>
+            </wp:cNvGraphicFramePr>
+            <a:graphic xmlns:a="http://schemas.openxmlformats.org/drawingml/2006/main">
+              <a:graphicData uri="http://schemas.openxmlformats.org/drawingml/2006/picture">
+                <pic:pic xmlns:pic="http://schemas.openxmlformats.org/drawingml/2006/picture">
+                  <pic:nvPicPr>
+                    <pic:cNvPr id="886178741" name=""/>
+                    <pic:cNvPicPr/>
+                  </pic:nvPicPr>
+                  <pic:blipFill>
+                    <a:blip r:embed="rId15"/>
+                    <a:stretch>
+                      <a:fillRect/>
+                    </a:stretch>
+                  </pic:blipFill>
+                  <pic:spPr>
+                    <a:xfrm>
+                      <a:off x="0" y="0"/>
+                      <a:ext cx="5943600" cy="2430145"/>
+                    </a:xfrm>
+                    <a:prstGeom prst="rect">
+                      <a:avLst/>
+                    </a:prstGeom>
+                  </pic:spPr>
+                </pic:pic>
+              </a:graphicData>
+            </a:graphic>
+          </wp:inline>
+        </w:drawing>
+      </w:r>
+    </w:p>
+    <w:p>
+      <w:pPr>
+        <w:tabs>
+          <w:tab w:val="center" w:pos="4680"/>
+          <w:tab w:val="left" w:pos="5976"/>
+        </w:tabs>
+        <w:rPr>
+          <w:rFonts w:ascii="Times New Roman" w:hAnsi="Times New Roman" w:cs="Times New Roman"/>
+          <w:b/>
+          <w:bCs/>
+          <w:color w:val="0D0D0D" w:themeColor="text1" w:themeTint="F2"/>
+          <w:sz w:val="32"/>
+          <w:szCs w:val="32"/>
+        </w:rPr>
+      </w:pPr>
+      <w:r>
+        <w:rPr>
+          <w:rFonts w:ascii="Times New Roman" w:hAnsi="Times New Roman" w:cs="Times New Roman"/>
+          <w:b/>
+          <w:bCs/>
+          <w:color w:val="0D0D0D" w:themeColor="text1" w:themeTint="F2"/>
+          <w:sz w:val="32"/>
+          <w:szCs w:val="32"/>
+        </w:rPr>
+        <w:t>Goal of Validation:</w:t>
+      </w:r>
+    </w:p>
+    <w:p>
+      <w:pPr>
+        <w:tabs>
+          <w:tab w:val="center" w:pos="4680"/>
+          <w:tab w:val="left" w:pos="5976"/>
+        </w:tabs>
+        <w:rPr>
+          <w:rFonts w:ascii="Times New Roman" w:hAnsi="Times New Roman" w:cs="Times New Roman"/>
+          <w:color w:val="0D0D0D" w:themeColor="text1" w:themeTint="F2"/>
+          <w:sz w:val="32"/>
+          <w:szCs w:val="32"/>
+        </w:rPr>
+      </w:pPr>
+      <w:r>
+        <w:rPr>
+          <w:rFonts w:ascii="Times New Roman" w:hAnsi="Times New Roman" w:cs="Times New Roman"/>
+          <w:color w:val="0D0D0D" w:themeColor="text1" w:themeTint="F2"/>
+          <w:sz w:val="32"/>
+          <w:szCs w:val="32"/>
+        </w:rPr>
+        <w:t>Make sure the requirements are:</w:t>
+      </w:r>
+    </w:p>
+    <w:p>
+      <w:pPr>
+        <w:pStyle w:val="ListParagraph"/>
+        <w:numPr>
+          <w:ilvl w:val="0"/>
+          <w:numId w:val="50"/>
+        </w:numPr>
+        <w:tabs>
+          <w:tab w:val="center" w:pos="4680"/>
+          <w:tab w:val="left" w:pos="5976"/>
+        </w:tabs>
+        <w:rPr>
+          <w:rFonts w:ascii="Times New Roman" w:hAnsi="Times New Roman" w:cs="Times New Roman"/>
+          <w:color w:val="0D0D0D" w:themeColor="text1" w:themeTint="F2"/>
+          <w:sz w:val="32"/>
+          <w:szCs w:val="32"/>
+        </w:rPr>
+      </w:pPr>
+      <w:r>
+        <w:rPr>
+          <w:rFonts w:ascii="Times New Roman" w:hAnsi="Times New Roman" w:cs="Times New Roman"/>
+          <w:color w:val="0D0D0D" w:themeColor="text1" w:themeTint="F2"/>
+          <w:sz w:val="32"/>
+          <w:szCs w:val="32"/>
+        </w:rPr>
+        <w:t>Understandable by developers and testers</w:t>
+      </w:r>
+    </w:p>
+    <w:p>
+      <w:pPr>
+        <w:pStyle w:val="ListParagraph"/>
+        <w:numPr>
+          <w:ilvl w:val="0"/>
+          <w:numId w:val="50"/>
+        </w:numPr>
+        <w:tabs>
+          <w:tab w:val="center" w:pos="4680"/>
+          <w:tab w:val="left" w:pos="5976"/>
+        </w:tabs>
+        <w:rPr>
+          <w:rFonts w:ascii="Times New Roman" w:hAnsi="Times New Roman" w:cs="Times New Roman"/>
+          <w:color w:val="0D0D0D" w:themeColor="text1" w:themeTint="F2"/>
+          <w:sz w:val="32"/>
+          <w:szCs w:val="32"/>
+        </w:rPr>
+      </w:pPr>
+      <w:r>
+        <w:rPr>
+          <w:rFonts w:ascii="Times New Roman" w:hAnsi="Times New Roman" w:cs="Times New Roman"/>
+          <w:color w:val="0D0D0D" w:themeColor="text1" w:themeTint="F2"/>
+          <w:sz w:val="32"/>
+          <w:szCs w:val="32"/>
+        </w:rPr>
+        <w:t xml:space="preserve">Aligned with what </w:t>
+      </w:r>
+      <w:r>
+        <w:rPr>
+          <w:rFonts w:ascii="Times New Roman" w:hAnsi="Times New Roman" w:cs="Times New Roman"/>
+          <w:b/>
+          <w:bCs/>
+          <w:color w:val="0D0D0D" w:themeColor="text1" w:themeTint="F2"/>
+          <w:sz w:val="32"/>
+          <w:szCs w:val="32"/>
+        </w:rPr>
+        <w:t>users really need</w:t>
+      </w:r>
+    </w:p>
+    <w:p>
+      <w:pPr>
+        <w:pStyle w:val="ListParagraph"/>
+        <w:numPr>
+          <w:ilvl w:val="0"/>
+          <w:numId w:val="50"/>
+        </w:numPr>
+        <w:tabs>
+          <w:tab w:val="center" w:pos="4680"/>
+          <w:tab w:val="left" w:pos="5976"/>
+        </w:tabs>
+        <w:rPr>
+          <w:rFonts w:ascii="Times New Roman" w:hAnsi="Times New Roman" w:cs="Times New Roman"/>
+          <w:color w:val="0D0D0D" w:themeColor="text1" w:themeTint="F2"/>
+          <w:sz w:val="32"/>
+          <w:szCs w:val="32"/>
+        </w:rPr>
+      </w:pPr>
+      <w:r>
+        <w:rPr>
+          <w:rFonts w:ascii="Times New Roman" w:hAnsi="Times New Roman" w:cs="Times New Roman"/>
+          <w:color w:val="0D0D0D" w:themeColor="text1" w:themeTint="F2"/>
+          <w:sz w:val="32"/>
+          <w:szCs w:val="32"/>
+        </w:rPr>
+        <w:t xml:space="preserve">Enough to build the </w:t>
+      </w:r>
+      <w:r>
+        <w:rPr>
+          <w:rFonts w:ascii="Times New Roman" w:hAnsi="Times New Roman" w:cs="Times New Roman"/>
+          <w:b/>
+          <w:bCs/>
+          <w:color w:val="0D0D0D" w:themeColor="text1" w:themeTint="F2"/>
+          <w:sz w:val="32"/>
+          <w:szCs w:val="32"/>
+        </w:rPr>
+        <w:t>right product</w:t>
+      </w:r>
+    </w:p>
+    <w:p>
+      <w:pPr>
+        <w:rPr>
+          <w:rFonts w:ascii="Times New Roman" w:hAnsi="Times New Roman" w:cs="Times New Roman"/>
+          <w:b/>
+          <w:bCs/>
+          <w:color w:val="365F91" w:themeColor="accent1" w:themeShade="BF"/>
+          <w:sz w:val="32"/>
+          <w:szCs w:val="32"/>
+        </w:rPr>
+      </w:pPr>
+      <w:r>
+        <w:rPr>
+          <w:rFonts w:ascii="Times New Roman" w:hAnsi="Times New Roman" w:cs="Times New Roman"/>
+          <w:b/>
+          <w:bCs/>
+          <w:color w:val="365F91" w:themeColor="accent1" w:themeShade="BF"/>
+          <w:sz w:val="32"/>
+          <w:szCs w:val="32"/>
+        </w:rPr>
+        <w:t>Requirements Management – Controlling and Tracking Requirements</w:t>
+      </w:r>
+    </w:p>
+    <w:p>
+      <w:pPr>
+        <w:rPr>
+          <w:rFonts w:ascii="Times New Roman" w:eastAsia="Times New Roman" w:hAnsi="Times New Roman" w:cs="Times New Roman"/>
+          <w:b/>
+          <w:bCs/>
+          <w:kern w:val="0"/>
+          <w:sz w:val="32"/>
+          <w:szCs w:val="32"/>
+          <w14:ligatures w14:val="none"/>
+        </w:rPr>
+      </w:pPr>
+      <w:r>
+        <w:rPr>
+          <w:rFonts w:ascii="Times New Roman" w:eastAsia="Times New Roman" w:hAnsi="Times New Roman" w:cs="Times New Roman"/>
+          <w:b/>
+          <w:bCs/>
+          <w:kern w:val="0"/>
+          <w:sz w:val="32"/>
+          <w:szCs w:val="32"/>
+          <w14:ligatures w14:val="none"/>
+        </w:rPr>
+        <w:t>What is Requirements Management?</w:t>
+      </w:r>
+    </w:p>
+    <w:p>
+      <w:pPr>
+        <w:rPr>
+          <w:rFonts w:ascii="Times New Roman" w:eastAsia="Times New Roman" w:hAnsi="Times New Roman" w:cs="Times New Roman"/>
+          <w:kern w:val="0"/>
+          <w:sz w:val="32"/>
+          <w:szCs w:val="32"/>
+          <w14:ligatures w14:val="none"/>
+        </w:rPr>
+      </w:pPr>
+      <w:r>
+        <w:rPr>
+          <w:rFonts w:ascii="Times New Roman" w:eastAsia="Times New Roman" w:hAnsi="Times New Roman" w:cs="Times New Roman"/>
+          <w:kern w:val="0"/>
+          <w:sz w:val="32"/>
+          <w:szCs w:val="32"/>
+          <w14:ligatures w14:val="none"/>
+        </w:rPr>
+        <w:t xml:space="preserve">It is the process of </w:t>
+      </w:r>
+      <w:r>
+        <w:rPr>
+          <w:rFonts w:ascii="Times New Roman" w:eastAsia="Times New Roman" w:hAnsi="Times New Roman" w:cs="Times New Roman"/>
+          <w:b/>
+          <w:bCs/>
+          <w:kern w:val="0"/>
+          <w:sz w:val="32"/>
+          <w:szCs w:val="32"/>
+          <w14:ligatures w14:val="none"/>
+        </w:rPr>
+        <w:t>organizing, tracking, and handling changes</w:t>
+      </w:r>
+      <w:r>
+        <w:rPr>
+          <w:rFonts w:ascii="Times New Roman" w:eastAsia="Times New Roman" w:hAnsi="Times New Roman" w:cs="Times New Roman"/>
+          <w:kern w:val="0"/>
+          <w:sz w:val="32"/>
+          <w:szCs w:val="32"/>
+          <w14:ligatures w14:val="none"/>
+        </w:rPr>
+        <w:t xml:space="preserve"> to requirements throughout the software project.</w:t>
+      </w:r>
+    </w:p>
+    <w:p>
+      <w:pPr>
+        <w:tabs>
+          <w:tab w:val="center" w:pos="4680"/>
+          <w:tab w:val="left" w:pos="5976"/>
+        </w:tabs>
+        <w:rPr>
+          <w:rFonts w:ascii="Times New Roman" w:hAnsi="Times New Roman" w:cs="Times New Roman"/>
+          <w:color w:val="0D0D0D" w:themeColor="text1" w:themeTint="F2"/>
+          <w:sz w:val="32"/>
+          <w:szCs w:val="32"/>
+        </w:rPr>
+      </w:pPr>
+    </w:p>
+    <w:p>
+      <w:pPr>
+        <w:tabs>
+          <w:tab w:val="center" w:pos="4680"/>
+          <w:tab w:val="left" w:pos="5976"/>
+        </w:tabs>
+        <w:rPr>
+          <w:rFonts w:ascii="Times New Roman" w:hAnsi="Times New Roman" w:cs="Times New Roman"/>
+          <w:color w:val="0D0D0D" w:themeColor="text1" w:themeTint="F2"/>
+          <w:sz w:val="32"/>
+          <w:szCs w:val="32"/>
+        </w:rPr>
+      </w:pPr>
+    </w:p>
+    <w:p>
+      <w:pPr>
+        <w:tabs>
+          <w:tab w:val="center" w:pos="4680"/>
+          <w:tab w:val="left" w:pos="5976"/>
+        </w:tabs>
+        <w:rPr>
+          <w:rFonts w:ascii="Times New Roman" w:hAnsi="Times New Roman" w:cs="Times New Roman"/>
+          <w:color w:val="0D0D0D" w:themeColor="text1" w:themeTint="F2"/>
+          <w:sz w:val="32"/>
+          <w:szCs w:val="32"/>
+        </w:rPr>
+      </w:pPr>
+      <w:r>
+        <w:rPr>
+          <w:rFonts w:ascii="Times New Roman" w:hAnsi="Times New Roman" w:cs="Times New Roman"/>
+          <w:color w:val="0D0D0D" w:themeColor="text1" w:themeTint="F2"/>
+          <w:sz w:val="32"/>
+          <w:szCs w:val="32"/>
+        </w:rPr>
+        <w:lastRenderedPageBreak/>
+        <w:drawing>
+          <wp:inline distT="0" distB="0" distL="0" distR="0" wp14:anchorId="3237A4C5" wp14:editId="0BEF7C67">
+            <wp:extent cx="5943600" cy="3447415"/>
+            <wp:effectExtent l="0" t="0" r="0" b="635"/>
+            <wp:docPr id="562726914" name="Picture 1"/>
+            <wp:cNvGraphicFramePr>
+              <a:graphicFrameLocks xmlns:a="http://schemas.openxmlformats.org/drawingml/2006/main" noChangeAspect="1"/>
+            </wp:cNvGraphicFramePr>
+            <a:graphic xmlns:a="http://schemas.openxmlformats.org/drawingml/2006/main">
+              <a:graphicData uri="http://schemas.openxmlformats.org/drawingml/2006/picture">
+                <pic:pic xmlns:pic="http://schemas.openxmlformats.org/drawingml/2006/picture">
+                  <pic:nvPicPr>
+                    <pic:cNvPr id="562726914" name=""/>
+                    <pic:cNvPicPr/>
+                  </pic:nvPicPr>
+                  <pic:blipFill>
+                    <a:blip r:embed="rId16"/>
+                    <a:stretch>
+                      <a:fillRect/>
+                    </a:stretch>
+                  </pic:blipFill>
+                  <pic:spPr>
+                    <a:xfrm>
+                      <a:off x="0" y="0"/>
+                      <a:ext cx="5943600" cy="3447415"/>
+                    </a:xfrm>
+                    <a:prstGeom prst="rect">
+                      <a:avLst/>
+                    </a:prstGeom>
+                  </pic:spPr>
+                </pic:pic>
+              </a:graphicData>
+            </a:graphic>
+          </wp:inline>
+        </w:drawing>
+      </w:r>
+    </w:p>
+    <w:p>
+      <w:pPr>
+        <w:tabs>
+          <w:tab w:val="center" w:pos="4680"/>
+          <w:tab w:val="left" w:pos="5976"/>
+        </w:tabs>
+        <w:rPr>
+          <w:rFonts w:ascii="Times New Roman" w:hAnsi="Times New Roman" w:cs="Times New Roman"/>
+          <w:b/>
+          <w:bCs/>
+          <w:color w:val="0D0D0D" w:themeColor="text1" w:themeTint="F2"/>
+          <w:sz w:val="32"/>
+          <w:szCs w:val="32"/>
+        </w:rPr>
+      </w:pPr>
+      <w:r>
+        <w:rPr>
+          <w:rFonts w:ascii="Times New Roman" w:hAnsi="Times New Roman" w:cs="Times New Roman"/>
+          <w:b/>
+          <w:bCs/>
+          <w:color w:val="0D0D0D" w:themeColor="text1" w:themeTint="F2"/>
+          <w:sz w:val="32"/>
+          <w:szCs w:val="32"/>
+        </w:rPr>
+        <w:t>Why It’s Important:</w:t>
+      </w:r>
+    </w:p>
+    <w:p>
+      <w:pPr>
+        <w:pStyle w:val="ListParagraph"/>
+        <w:numPr>
+          <w:ilvl w:val="0"/>
+          <w:numId w:val="52"/>
+        </w:numPr>
+        <w:tabs>
+          <w:tab w:val="center" w:pos="4680"/>
+          <w:tab w:val="left" w:pos="5976"/>
+        </w:tabs>
+        <w:rPr>
+          <w:rFonts w:ascii="Times New Roman" w:hAnsi="Times New Roman" w:cs="Times New Roman"/>
+          <w:color w:val="0D0D0D" w:themeColor="text1" w:themeTint="F2"/>
+          <w:sz w:val="32"/>
+          <w:szCs w:val="32"/>
+        </w:rPr>
+      </w:pPr>
+      <w:r>
+        <w:rPr>
+          <w:rFonts w:ascii="Times New Roman" w:hAnsi="Times New Roman" w:cs="Times New Roman"/>
+          <w:color w:val="0D0D0D" w:themeColor="text1" w:themeTint="F2"/>
+          <w:sz w:val="32"/>
+          <w:szCs w:val="32"/>
+        </w:rPr>
+        <w:t xml:space="preserve">Keeps the project </w:t>
+      </w:r>
+      <w:r>
+        <w:rPr>
+          <w:rFonts w:ascii="Times New Roman" w:hAnsi="Times New Roman" w:cs="Times New Roman"/>
+          <w:b/>
+          <w:bCs/>
+          <w:color w:val="0D0D0D" w:themeColor="text1" w:themeTint="F2"/>
+          <w:sz w:val="32"/>
+          <w:szCs w:val="32"/>
+        </w:rPr>
+        <w:t>organized</w:t>
+      </w:r>
+    </w:p>
+    <w:p>
+      <w:pPr>
+        <w:pStyle w:val="ListParagraph"/>
+        <w:numPr>
+          <w:ilvl w:val="0"/>
+          <w:numId w:val="52"/>
+        </w:numPr>
+        <w:tabs>
+          <w:tab w:val="center" w:pos="4680"/>
+          <w:tab w:val="left" w:pos="5976"/>
+        </w:tabs>
+        <w:rPr>
+          <w:rFonts w:ascii="Times New Roman" w:hAnsi="Times New Roman" w:cs="Times New Roman"/>
+          <w:color w:val="0D0D0D" w:themeColor="text1" w:themeTint="F2"/>
+          <w:sz w:val="32"/>
+          <w:szCs w:val="32"/>
+        </w:rPr>
+      </w:pPr>
+      <w:r>
+        <w:rPr>
+          <w:rFonts w:ascii="Times New Roman" w:hAnsi="Times New Roman" w:cs="Times New Roman"/>
+          <w:color w:val="0D0D0D" w:themeColor="text1" w:themeTint="F2"/>
+          <w:sz w:val="32"/>
+          <w:szCs w:val="32"/>
+        </w:rPr>
+        <w:t xml:space="preserve">Helps handle </w:t>
+      </w:r>
+      <w:r>
+        <w:rPr>
+          <w:rFonts w:ascii="Times New Roman" w:hAnsi="Times New Roman" w:cs="Times New Roman"/>
+          <w:b/>
+          <w:bCs/>
+          <w:color w:val="0D0D0D" w:themeColor="text1" w:themeTint="F2"/>
+          <w:sz w:val="32"/>
+          <w:szCs w:val="32"/>
+        </w:rPr>
+        <w:t>changes smoothly</w:t>
+      </w:r>
+    </w:p>
+    <w:p>
+      <w:pPr>
+        <w:pStyle w:val="ListParagraph"/>
+        <w:numPr>
+          <w:ilvl w:val="0"/>
+          <w:numId w:val="52"/>
+        </w:numPr>
+        <w:tabs>
+          <w:tab w:val="center" w:pos="4680"/>
+          <w:tab w:val="left" w:pos="5976"/>
+        </w:tabs>
+        <w:rPr>
+          <w:rFonts w:ascii="Times New Roman" w:hAnsi="Times New Roman" w:cs="Times New Roman"/>
+          <w:color w:val="0D0D0D" w:themeColor="text1" w:themeTint="F2"/>
+          <w:sz w:val="32"/>
+          <w:szCs w:val="32"/>
+        </w:rPr>
+      </w:pPr>
+      <w:r>
+        <w:rPr>
+          <w:rFonts w:ascii="Times New Roman" w:hAnsi="Times New Roman" w:cs="Times New Roman"/>
+          <w:color w:val="0D0D0D" w:themeColor="text1" w:themeTint="F2"/>
+          <w:sz w:val="32"/>
+          <w:szCs w:val="32"/>
+        </w:rPr>
+        <w:t xml:space="preserve">Makes sure </w:t>
+      </w:r>
+      <w:r>
+        <w:rPr>
+          <w:rFonts w:ascii="Times New Roman" w:hAnsi="Times New Roman" w:cs="Times New Roman"/>
+          <w:b/>
+          <w:bCs/>
+          <w:color w:val="0D0D0D" w:themeColor="text1" w:themeTint="F2"/>
+          <w:sz w:val="32"/>
+          <w:szCs w:val="32"/>
+        </w:rPr>
+        <w:t>nothing is forgotten or left out</w:t>
+      </w:r>
+    </w:p>
+    <w:p>
+      <w:pPr>
+        <w:pStyle w:val="ListParagraph"/>
+        <w:numPr>
+          <w:ilvl w:val="0"/>
+          <w:numId w:val="52"/>
+        </w:numPr>
+        <w:tabs>
+          <w:tab w:val="center" w:pos="4680"/>
+          <w:tab w:val="left" w:pos="5976"/>
+        </w:tabs>
+        <w:rPr>
+          <w:rFonts w:ascii="Times New Roman" w:hAnsi="Times New Roman" w:cs="Times New Roman"/>
+          <w:color w:val="0D0D0D" w:themeColor="text1" w:themeTint="F2"/>
+          <w:sz w:val="32"/>
+          <w:szCs w:val="32"/>
+        </w:rPr>
+      </w:pPr>
+      <w:r>
+        <w:rPr>
+          <w:rFonts w:ascii="Times New Roman" w:hAnsi="Times New Roman" w:cs="Times New Roman"/>
+          <w:color w:val="0D0D0D" w:themeColor="text1" w:themeTint="F2"/>
+          <w:sz w:val="32"/>
+          <w:szCs w:val="32"/>
+        </w:rPr>
+        <w:t xml:space="preserve">Maintains </w:t>
+      </w:r>
+      <w:r>
+        <w:rPr>
+          <w:rFonts w:ascii="Times New Roman" w:hAnsi="Times New Roman" w:cs="Times New Roman"/>
+          <w:b/>
+          <w:bCs/>
+          <w:color w:val="0D0D0D" w:themeColor="text1" w:themeTint="F2"/>
+          <w:sz w:val="32"/>
+          <w:szCs w:val="32"/>
+        </w:rPr>
+        <w:t>alignment with business goals</w:t>
+      </w:r>
+    </w:p>
+    <w:p>
+      <w:pPr>
+        <w:tabs>
+          <w:tab w:val="center" w:pos="4680"/>
+          <w:tab w:val="left" w:pos="5976"/>
+        </w:tabs>
+        <w:rPr>
+          <w:rFonts w:ascii="Times New Roman" w:hAnsi="Times New Roman" w:cs="Times New Roman"/>
+          <w:color w:val="0D0D0D" w:themeColor="text1" w:themeTint="F2"/>
+          <w:sz w:val="32"/>
+          <w:szCs w:val="32"/>
+        </w:rPr>
+      </w:pPr>
+      <w:r>
+        <w:rPr>
+          <w:rFonts w:ascii="Times New Roman" w:hAnsi="Times New Roman" w:cs="Times New Roman"/>
+          <w:color w:val="0D0D0D" w:themeColor="text1" w:themeTint="F2"/>
+          <w:sz w:val="32"/>
+          <w:szCs w:val="32"/>
+        </w:rPr>
+        <w:drawing>
+          <wp:inline distT="0" distB="0" distL="0" distR="0" wp14:anchorId="08587301" wp14:editId="2CB4C8A7">
+            <wp:extent cx="5943600" cy="2857500"/>
+            <wp:effectExtent l="0" t="0" r="0" b="0"/>
+            <wp:docPr id="834815726" name="Picture 1"/>
+            <wp:cNvGraphicFramePr>
+              <a:graphicFrameLocks xmlns:a="http://schemas.openxmlformats.org/drawingml/2006/main" noChangeAspect="1"/>
+            </wp:cNvGraphicFramePr>
+            <a:graphic xmlns:a="http://schemas.openxmlformats.org/drawingml/2006/main">
+              <a:graphicData uri="http://schemas.openxmlformats.org/drawingml/2006/picture">
+                <pic:pic xmlns:pic="http://schemas.openxmlformats.org/drawingml/2006/picture">
+                  <pic:nvPicPr>
+                    <pic:cNvPr id="834815726" name=""/>
+                    <pic:cNvPicPr/>
+                  </pic:nvPicPr>
+                  <pic:blipFill>
+                    <a:blip r:embed="rId17"/>
+                    <a:stretch>
+                      <a:fillRect/>
+                    </a:stretch>
+                  </pic:blipFill>
+                  <pic:spPr>
+                    <a:xfrm>
+                      <a:off x="0" y="0"/>
+                      <a:ext cx="5943600" cy="2857500"/>
+                    </a:xfrm>
+                    <a:prstGeom prst="rect">
+                      <a:avLst/>
+                    </a:prstGeom>
+                  </pic:spPr>
+                </pic:pic>
+              </a:graphicData>
+            </a:graphic>
+          </wp:inline>
+        </w:drawing>
+      </w:r>
+    </w:p>
+    <w:p>
+      <w:pPr>
+        <w:tabs>
+          <w:tab w:val="center" w:pos="4680"/>
+          <w:tab w:val="left" w:pos="5976"/>
+        </w:tabs>
+        <w:rPr>
+          <w:rFonts w:ascii="Times New Roman" w:hAnsi="Times New Roman" w:cs="Times New Roman"/>
+          <w:color w:val="0D0D0D" w:themeColor="text1" w:themeTint="F2"/>
+          <w:sz w:val="32"/>
+          <w:szCs w:val="32"/>
+        </w:rPr>
+      </w:pPr>
+      <w:r>
+        <w:rPr>
+          <w:rFonts w:ascii="Times New Roman" w:hAnsi="Times New Roman" w:cs="Times New Roman"/>
+          <w:color w:val="0D0D0D" w:themeColor="text1" w:themeTint="F2"/>
+          <w:sz w:val="32"/>
+          <w:szCs w:val="32"/>
+        </w:rPr>
+        <w:lastRenderedPageBreak/>
+        <w:drawing>
+          <wp:inline distT="0" distB="0" distL="0" distR="0" wp14:anchorId="7815F1C8" wp14:editId="5B0E3FE7">
+            <wp:extent cx="5943600" cy="2504440"/>
+            <wp:effectExtent l="0" t="0" r="0" b="0"/>
+            <wp:docPr id="1837556984" name="Picture 1"/>
+            <wp:cNvGraphicFramePr>
+              <a:graphicFrameLocks xmlns:a="http://schemas.openxmlformats.org/drawingml/2006/main" noChangeAspect="1"/>
+            </wp:cNvGraphicFramePr>
+            <a:graphic xmlns:a="http://schemas.openxmlformats.org/drawingml/2006/main">
+              <a:graphicData uri="http://schemas.openxmlformats.org/drawingml/2006/picture">
+                <pic:pic xmlns:pic="http://schemas.openxmlformats.org/drawingml/2006/picture">
+                  <pic:nvPicPr>
+                    <pic:cNvPr id="1837556984" name=""/>
+                    <pic:cNvPicPr/>
+                  </pic:nvPicPr>
+                  <pic:blipFill>
+                    <a:blip r:embed="rId18"/>
+                    <a:stretch>
+                      <a:fillRect/>
+                    </a:stretch>
+                  </pic:blipFill>
+                  <pic:spPr>
+                    <a:xfrm>
+                      <a:off x="0" y="0"/>
+                      <a:ext cx="5943600" cy="2504440"/>
+                    </a:xfrm>
+                    <a:prstGeom prst="rect">
+                      <a:avLst/>
+                    </a:prstGeom>
+                  </pic:spPr>
+                </pic:pic>
+              </a:graphicData>
+            </a:graphic>
+          </wp:inline>
+        </w:drawing>
+      </w:r>
+    </w:p>
+    <w:p>
+      <w:pPr>
+        <w:tabs>
+          <w:tab w:val="center" w:pos="4680"/>
+          <w:tab w:val="left" w:pos="5976"/>
+        </w:tabs>
+        <w:rPr>
+          <w:rFonts w:ascii="Times New Roman" w:hAnsi="Times New Roman" w:cs="Times New Roman"/>
+          <w:color w:val="0D0D0D" w:themeColor="text1" w:themeTint="F2"/>
+          <w:sz w:val="32"/>
+          <w:szCs w:val="32"/>
+        </w:rPr>
+      </w:pPr>
+      <w:r>
+        <w:rPr>
+          <w:rFonts w:ascii="Times New Roman" w:hAnsi="Times New Roman" w:cs="Times New Roman"/>
+          <w:color w:val="0D0D0D" w:themeColor="text1" w:themeTint="F2"/>
+          <w:sz w:val="32"/>
+          <w:szCs w:val="32"/>
+        </w:rPr>
+        <w:drawing>
+          <wp:inline distT="0" distB="0" distL="0" distR="0" wp14:anchorId="309D615F" wp14:editId="77399CE4">
+            <wp:extent cx="5943600" cy="3194685"/>
+            <wp:effectExtent l="0" t="0" r="0" b="5715"/>
+            <wp:docPr id="2104814240" name="Picture 1"/>
+            <wp:cNvGraphicFramePr>
+              <a:graphicFrameLocks xmlns:a="http://schemas.openxmlformats.org/drawingml/2006/main" noChangeAspect="1"/>
+            </wp:cNvGraphicFramePr>
+            <a:graphic xmlns:a="http://schemas.openxmlformats.org/drawingml/2006/main">
+              <a:graphicData uri="http://schemas.openxmlformats.org/drawingml/2006/picture">
+                <pic:pic xmlns:pic="http://schemas.openxmlformats.org/drawingml/2006/picture">
+                  <pic:nvPicPr>
+                    <pic:cNvPr id="2104814240" name=""/>
+                    <pic:cNvPicPr/>
+                  </pic:nvPicPr>
+                  <pic:blipFill>
+                    <a:blip r:embed="rId19"/>
+                    <a:stretch>
+                      <a:fillRect/>
+                    </a:stretch>
+                  </pic:blipFill>
+                  <pic:spPr>
+                    <a:xfrm>
+                      <a:off x="0" y="0"/>
+                      <a:ext cx="5943600" cy="3194685"/>
+                    </a:xfrm>
+                    <a:prstGeom prst="rect">
+                      <a:avLst/>
+                    </a:prstGeom>
+                  </pic:spPr>
+                </pic:pic>
+              </a:graphicData>
+            </a:graphic>
+          </wp:inline>
+        </w:drawing>
+      </w:r>
+    </w:p>
+    <w:p>
+      <w:pPr>
+        <w:tabs>
+          <w:tab w:val="center" w:pos="4680"/>
+          <w:tab w:val="left" w:pos="5976"/>
+        </w:tabs>
+        <w:rPr>
+          <w:rFonts w:ascii="Times New Roman" w:hAnsi="Times New Roman" w:cs="Times New Roman"/>
+          <w:color w:val="0D0D0D" w:themeColor="text1" w:themeTint="F2"/>
+          <w:sz w:val="32"/>
+          <w:szCs w:val="32"/>
+        </w:rPr>
+      </w:pPr>
+      <w:r>
+        <w:rPr>
+          <w:rFonts w:ascii="Times New Roman" w:hAnsi="Times New Roman" w:cs="Times New Roman"/>
+          <w:color w:val="0D0D0D" w:themeColor="text1" w:themeTint="F2"/>
+          <w:sz w:val="32"/>
+          <w:szCs w:val="32"/>
+        </w:rPr>
+        <w:drawing>
+          <wp:inline distT="0" distB="0" distL="0" distR="0" wp14:anchorId="7898457E" wp14:editId="61FB304D">
+            <wp:extent cx="5943600" cy="1654810"/>
+            <wp:effectExtent l="0" t="0" r="0" b="2540"/>
+            <wp:docPr id="386940223" name="Picture 1"/>
+            <wp:cNvGraphicFramePr>
+              <a:graphicFrameLocks xmlns:a="http://schemas.openxmlformats.org/drawingml/2006/main" noChangeAspect="1"/>
+            </wp:cNvGraphicFramePr>
+            <a:graphic xmlns:a="http://schemas.openxmlformats.org/drawingml/2006/main">
+              <a:graphicData uri="http://schemas.openxmlformats.org/drawingml/2006/picture">
+                <pic:pic xmlns:pic="http://schemas.openxmlformats.org/drawingml/2006/picture">
+                  <pic:nvPicPr>
+                    <pic:cNvPr id="386940223" name=""/>
+                    <pic:cNvPicPr/>
+                  </pic:nvPicPr>
+                  <pic:blipFill>
+                    <a:blip r:embed="rId20"/>
+                    <a:stretch>
+                      <a:fillRect/>
+                    </a:stretch>
+                  </pic:blipFill>
+                  <pic:spPr>
+                    <a:xfrm>
+                      <a:off x="0" y="0"/>
+                      <a:ext cx="5943600" cy="1654810"/>
+                    </a:xfrm>
+                    <a:prstGeom prst="rect">
+                      <a:avLst/>
+                    </a:prstGeom>
+                  </pic:spPr>
+                </pic:pic>
+              </a:graphicData>
+            </a:graphic>
+          </wp:inline>
+        </w:drawing>
+      </w:r>
+    </w:p>
+    <w:p>
+      <w:pPr>
+        <w:tabs>
+          <w:tab w:val="center" w:pos="4680"/>
+          <w:tab w:val="left" w:pos="5976"/>
+        </w:tabs>
+        <w:rPr>
+          <w:rFonts w:ascii="Times New Roman" w:hAnsi="Times New Roman" w:cs="Times New Roman"/>
+          <w:color w:val="0D0D0D" w:themeColor="text1" w:themeTint="F2"/>
+          <w:sz w:val="32"/>
+          <w:szCs w:val="32"/>
+        </w:rPr>
+      </w:pPr>
+    </w:p>
+    <w:p>
+      <w:pPr>
+        <w:tabs>
+          <w:tab w:val="center" w:pos="4680"/>
+          <w:tab w:val="left" w:pos="5976"/>
+        </w:tabs>
         <w:rPr>
           <w:rFonts w:ascii="Times New Roman" w:hAnsi="Times New Roman" w:cs="Times New Roman"/>
           <w:b/>
@@ -5368,6 +8462,494 @@
           <w:szCs w:val="36"/>
         </w:rPr>
         <w:lastRenderedPageBreak/>
+        <w:t>Benefits from a high-quality requirements</w:t>
+      </w:r>
+      <w:r>
+        <w:rPr>
+          <w:rFonts w:ascii="Times New Roman" w:hAnsi="Times New Roman" w:cs="Times New Roman"/>
+          <w:b/>
+          <w:bCs/>
+          <w:color w:val="365F91" w:themeColor="accent1" w:themeShade="BF"/>
+          <w:sz w:val="36"/>
+          <w:szCs w:val="36"/>
+        </w:rPr>
+        <w:t xml:space="preserve"> </w:t>
+      </w:r>
+      <w:r>
+        <w:rPr>
+          <w:rFonts w:ascii="Times New Roman" w:hAnsi="Times New Roman" w:cs="Times New Roman"/>
+          <w:b/>
+          <w:bCs/>
+          <w:color w:val="365F91" w:themeColor="accent1" w:themeShade="BF"/>
+          <w:sz w:val="36"/>
+          <w:szCs w:val="36"/>
+        </w:rPr>
+        <w:t>process</w:t>
+      </w:r>
+    </w:p>
+    <w:p>
+      <w:pPr>
+        <w:tabs>
+          <w:tab w:val="center" w:pos="4680"/>
+          <w:tab w:val="left" w:pos="5976"/>
+        </w:tabs>
+        <w:rPr>
+          <w:rFonts w:ascii="Times New Roman" w:hAnsi="Times New Roman" w:cs="Times New Roman"/>
+          <w:color w:val="0D0D0D" w:themeColor="text1" w:themeTint="F2"/>
+          <w:sz w:val="36"/>
+          <w:szCs w:val="36"/>
+        </w:rPr>
+      </w:pPr>
+      <w:r>
+        <w:rPr>
+          <w:rFonts w:ascii="Times New Roman" w:hAnsi="Times New Roman" w:cs="Times New Roman"/>
+          <w:color w:val="0D0D0D" w:themeColor="text1" w:themeTint="F2"/>
+          <w:sz w:val="36"/>
+          <w:szCs w:val="36"/>
+        </w:rPr>
+        <w:t>Some people mistakenly believe that time spent discussing</w:t>
+      </w:r>
+      <w:r>
+        <w:rPr>
+          <w:rFonts w:ascii="Times New Roman" w:hAnsi="Times New Roman" w:cs="Times New Roman"/>
+          <w:color w:val="0D0D0D" w:themeColor="text1" w:themeTint="F2"/>
+          <w:sz w:val="36"/>
+          <w:szCs w:val="36"/>
+        </w:rPr>
+        <w:t xml:space="preserve"> </w:t>
+      </w:r>
+      <w:r>
+        <w:rPr>
+          <w:rFonts w:ascii="Times New Roman" w:hAnsi="Times New Roman" w:cs="Times New Roman"/>
+          <w:color w:val="0D0D0D" w:themeColor="text1" w:themeTint="F2"/>
+          <w:sz w:val="36"/>
+          <w:szCs w:val="36"/>
+        </w:rPr>
+        <w:t xml:space="preserve">requirements simply </w:t>
+      </w:r>
+      <w:r>
+        <w:rPr>
+          <w:rFonts w:ascii="Times New Roman" w:hAnsi="Times New Roman" w:cs="Times New Roman"/>
+          <w:color w:val="0D0D0D" w:themeColor="text1" w:themeTint="F2"/>
+          <w:sz w:val="36"/>
+          <w:szCs w:val="36"/>
+        </w:rPr>
+        <w:t>delay</w:t>
+      </w:r>
+      <w:r>
+        <w:rPr>
+          <w:rFonts w:ascii="Times New Roman" w:hAnsi="Times New Roman" w:cs="Times New Roman"/>
+          <w:color w:val="0D0D0D" w:themeColor="text1" w:themeTint="F2"/>
+          <w:sz w:val="36"/>
+          <w:szCs w:val="36"/>
+        </w:rPr>
+        <w:t xml:space="preserve"> delivery by the same </w:t>
+      </w:r>
+      <w:r>
+        <w:rPr>
+          <w:rFonts w:ascii="Times New Roman" w:hAnsi="Times New Roman" w:cs="Times New Roman"/>
+          <w:color w:val="0D0D0D" w:themeColor="text1" w:themeTint="F2"/>
+          <w:sz w:val="36"/>
+          <w:szCs w:val="36"/>
+        </w:rPr>
+        <w:t>duration. This</w:t>
+      </w:r>
+      <w:r>
+        <w:rPr>
+          <w:rFonts w:ascii="Times New Roman" w:hAnsi="Times New Roman" w:cs="Times New Roman"/>
+          <w:color w:val="0D0D0D" w:themeColor="text1" w:themeTint="F2"/>
+          <w:sz w:val="36"/>
+          <w:szCs w:val="36"/>
+        </w:rPr>
+        <w:t xml:space="preserve"> </w:t>
+      </w:r>
+      <w:r>
+        <w:rPr>
+          <w:rFonts w:ascii="Times New Roman" w:hAnsi="Times New Roman" w:cs="Times New Roman"/>
+          <w:color w:val="0D0D0D" w:themeColor="text1" w:themeTint="F2"/>
+          <w:sz w:val="36"/>
+          <w:szCs w:val="36"/>
+        </w:rPr>
+        <w:t>assumes that there’s no return on investment from</w:t>
+      </w:r>
+      <w:r>
+        <w:rPr>
+          <w:rFonts w:ascii="Times New Roman" w:hAnsi="Times New Roman" w:cs="Times New Roman"/>
+          <w:color w:val="0D0D0D" w:themeColor="text1" w:themeTint="F2"/>
+          <w:sz w:val="36"/>
+          <w:szCs w:val="36"/>
+        </w:rPr>
+        <w:t xml:space="preserve"> </w:t>
+      </w:r>
+      <w:r>
+        <w:rPr>
+          <w:rFonts w:ascii="Times New Roman" w:hAnsi="Times New Roman" w:cs="Times New Roman"/>
+          <w:color w:val="0D0D0D" w:themeColor="text1" w:themeTint="F2"/>
+          <w:sz w:val="36"/>
+          <w:szCs w:val="36"/>
+        </w:rPr>
+        <w:t>requirements activities. In actuality, investing in good requirements</w:t>
+      </w:r>
+      <w:r>
+        <w:rPr>
+          <w:rFonts w:ascii="Times New Roman" w:hAnsi="Times New Roman" w:cs="Times New Roman"/>
+          <w:color w:val="0D0D0D" w:themeColor="text1" w:themeTint="F2"/>
+          <w:sz w:val="36"/>
+          <w:szCs w:val="36"/>
+        </w:rPr>
+        <w:t xml:space="preserve"> </w:t>
+      </w:r>
+      <w:r>
+        <w:rPr>
+          <w:rFonts w:ascii="Times New Roman" w:hAnsi="Times New Roman" w:cs="Times New Roman"/>
+          <w:color w:val="0D0D0D" w:themeColor="text1" w:themeTint="F2"/>
+          <w:sz w:val="36"/>
+          <w:szCs w:val="36"/>
+        </w:rPr>
+        <w:t>will virtually always return more than it costs.</w:t>
+      </w:r>
+    </w:p>
+    <w:p>
+      <w:pPr>
+        <w:tabs>
+          <w:tab w:val="center" w:pos="4680"/>
+          <w:tab w:val="left" w:pos="5976"/>
+        </w:tabs>
+        <w:rPr>
+          <w:rFonts w:ascii="Times New Roman" w:hAnsi="Times New Roman" w:cs="Times New Roman"/>
+          <w:b/>
+          <w:bCs/>
+          <w:color w:val="0D0D0D" w:themeColor="text1" w:themeTint="F2"/>
+          <w:sz w:val="36"/>
+          <w:szCs w:val="36"/>
+        </w:rPr>
+      </w:pPr>
+      <w:r>
+        <w:rPr>
+          <w:rFonts w:ascii="Times New Roman" w:hAnsi="Times New Roman" w:cs="Times New Roman"/>
+          <w:color w:val="0D0D0D" w:themeColor="text1" w:themeTint="F2"/>
+          <w:sz w:val="36"/>
+          <w:szCs w:val="36"/>
+        </w:rPr>
+        <w:t xml:space="preserve">The potential </w:t>
+      </w:r>
+      <w:r>
+        <w:rPr>
+          <w:rFonts w:ascii="Times New Roman" w:hAnsi="Times New Roman" w:cs="Times New Roman"/>
+          <w:b/>
+          <w:bCs/>
+          <w:color w:val="0D0D0D" w:themeColor="text1" w:themeTint="F2"/>
+          <w:sz w:val="36"/>
+          <w:szCs w:val="36"/>
+        </w:rPr>
+        <w:t>payoff includes:</w:t>
+      </w:r>
+    </w:p>
+    <w:p>
+      <w:pPr>
+        <w:pStyle w:val="ListParagraph"/>
+        <w:numPr>
+          <w:ilvl w:val="0"/>
+          <w:numId w:val="53"/>
+        </w:numPr>
+        <w:tabs>
+          <w:tab w:val="center" w:pos="4680"/>
+          <w:tab w:val="left" w:pos="5976"/>
+        </w:tabs>
+        <w:rPr>
+          <w:rFonts w:ascii="Times New Roman" w:hAnsi="Times New Roman" w:cs="Times New Roman"/>
+          <w:color w:val="0D0D0D" w:themeColor="text1" w:themeTint="F2"/>
+          <w:sz w:val="36"/>
+          <w:szCs w:val="36"/>
+        </w:rPr>
+      </w:pPr>
+      <w:r>
+        <w:rPr>
+          <w:rFonts w:ascii="Times New Roman" w:hAnsi="Times New Roman" w:cs="Times New Roman"/>
+          <w:color w:val="0D0D0D" w:themeColor="text1" w:themeTint="F2"/>
+          <w:sz w:val="36"/>
+          <w:szCs w:val="36"/>
+        </w:rPr>
+        <w:t>Fewer defects in the product.</w:t>
+      </w:r>
+    </w:p>
+    <w:p>
+      <w:pPr>
+        <w:pStyle w:val="ListParagraph"/>
+        <w:numPr>
+          <w:ilvl w:val="0"/>
+          <w:numId w:val="53"/>
+        </w:numPr>
+        <w:tabs>
+          <w:tab w:val="center" w:pos="4680"/>
+          <w:tab w:val="left" w:pos="5976"/>
+        </w:tabs>
+        <w:rPr>
+          <w:rFonts w:ascii="Times New Roman" w:hAnsi="Times New Roman" w:cs="Times New Roman"/>
+          <w:color w:val="0D0D0D" w:themeColor="text1" w:themeTint="F2"/>
+          <w:sz w:val="36"/>
+          <w:szCs w:val="36"/>
+        </w:rPr>
+      </w:pPr>
+      <w:r>
+        <w:rPr>
+          <w:rFonts w:ascii="Times New Roman" w:hAnsi="Times New Roman" w:cs="Times New Roman"/>
+          <w:color w:val="0D0D0D" w:themeColor="text1" w:themeTint="F2"/>
+          <w:sz w:val="36"/>
+          <w:szCs w:val="36"/>
+        </w:rPr>
+        <w:t>Reduced rework during development.</w:t>
+      </w:r>
+    </w:p>
+    <w:p>
+      <w:pPr>
+        <w:pStyle w:val="ListParagraph"/>
+        <w:numPr>
+          <w:ilvl w:val="0"/>
+          <w:numId w:val="53"/>
+        </w:numPr>
+        <w:tabs>
+          <w:tab w:val="center" w:pos="4680"/>
+          <w:tab w:val="left" w:pos="5976"/>
+        </w:tabs>
+        <w:rPr>
+          <w:rFonts w:ascii="Times New Roman" w:hAnsi="Times New Roman" w:cs="Times New Roman"/>
+          <w:color w:val="0D0D0D" w:themeColor="text1" w:themeTint="F2"/>
+          <w:sz w:val="36"/>
+          <w:szCs w:val="36"/>
+        </w:rPr>
+      </w:pPr>
+      <w:r>
+        <w:rPr>
+          <w:rFonts w:ascii="Times New Roman" w:hAnsi="Times New Roman" w:cs="Times New Roman"/>
+          <w:color w:val="0D0D0D" w:themeColor="text1" w:themeTint="F2"/>
+          <w:sz w:val="36"/>
+          <w:szCs w:val="36"/>
+        </w:rPr>
+        <w:t>Faster delivery of the product.</w:t>
+      </w:r>
+    </w:p>
+    <w:p>
+      <w:pPr>
+        <w:pStyle w:val="ListParagraph"/>
+        <w:numPr>
+          <w:ilvl w:val="0"/>
+          <w:numId w:val="53"/>
+        </w:numPr>
+        <w:tabs>
+          <w:tab w:val="center" w:pos="4680"/>
+          <w:tab w:val="left" w:pos="5976"/>
+        </w:tabs>
+        <w:rPr>
+          <w:rFonts w:ascii="Times New Roman" w:hAnsi="Times New Roman" w:cs="Times New Roman"/>
+          <w:color w:val="0D0D0D" w:themeColor="text1" w:themeTint="F2"/>
+          <w:sz w:val="36"/>
+          <w:szCs w:val="36"/>
+        </w:rPr>
+      </w:pPr>
+      <w:r>
+        <w:rPr>
+          <w:rFonts w:ascii="Times New Roman" w:hAnsi="Times New Roman" w:cs="Times New Roman"/>
+          <w:color w:val="0D0D0D" w:themeColor="text1" w:themeTint="F2"/>
+          <w:sz w:val="36"/>
+          <w:szCs w:val="36"/>
+        </w:rPr>
+        <w:t>Avoids unnecessary features.</w:t>
+      </w:r>
+    </w:p>
+    <w:p>
+      <w:pPr>
+        <w:pStyle w:val="ListParagraph"/>
+        <w:numPr>
+          <w:ilvl w:val="0"/>
+          <w:numId w:val="53"/>
+        </w:numPr>
+        <w:tabs>
+          <w:tab w:val="center" w:pos="4680"/>
+          <w:tab w:val="left" w:pos="5976"/>
+        </w:tabs>
+        <w:rPr>
+          <w:rFonts w:ascii="Times New Roman" w:hAnsi="Times New Roman" w:cs="Times New Roman"/>
+          <w:color w:val="0D0D0D" w:themeColor="text1" w:themeTint="F2"/>
+          <w:sz w:val="36"/>
+          <w:szCs w:val="36"/>
+        </w:rPr>
+      </w:pPr>
+      <w:r>
+        <w:rPr>
+          <w:rFonts w:ascii="Times New Roman" w:hAnsi="Times New Roman" w:cs="Times New Roman"/>
+          <w:color w:val="0D0D0D" w:themeColor="text1" w:themeTint="F2"/>
+          <w:sz w:val="36"/>
+          <w:szCs w:val="36"/>
+        </w:rPr>
+        <w:t>Lower enhancement costs.</w:t>
+      </w:r>
+    </w:p>
+    <w:p>
+      <w:pPr>
+        <w:pStyle w:val="ListParagraph"/>
+        <w:numPr>
+          <w:ilvl w:val="0"/>
+          <w:numId w:val="53"/>
+        </w:numPr>
+        <w:tabs>
+          <w:tab w:val="center" w:pos="4680"/>
+          <w:tab w:val="left" w:pos="5976"/>
+        </w:tabs>
+        <w:rPr>
+          <w:rFonts w:ascii="Times New Roman" w:hAnsi="Times New Roman" w:cs="Times New Roman"/>
+          <w:color w:val="0D0D0D" w:themeColor="text1" w:themeTint="F2"/>
+          <w:sz w:val="36"/>
+          <w:szCs w:val="36"/>
+        </w:rPr>
+      </w:pPr>
+      <w:r>
+        <w:rPr>
+          <w:rFonts w:ascii="Times New Roman" w:hAnsi="Times New Roman" w:cs="Times New Roman"/>
+          <w:color w:val="0D0D0D" w:themeColor="text1" w:themeTint="F2"/>
+          <w:sz w:val="36"/>
+          <w:szCs w:val="36"/>
+        </w:rPr>
+        <w:t>Fewer miscommunications.</w:t>
+      </w:r>
+    </w:p>
+    <w:p>
+      <w:pPr>
+        <w:pStyle w:val="ListParagraph"/>
+        <w:numPr>
+          <w:ilvl w:val="0"/>
+          <w:numId w:val="53"/>
+        </w:numPr>
+        <w:tabs>
+          <w:tab w:val="center" w:pos="4680"/>
+          <w:tab w:val="left" w:pos="5976"/>
+        </w:tabs>
+        <w:rPr>
+          <w:rFonts w:ascii="Times New Roman" w:hAnsi="Times New Roman" w:cs="Times New Roman"/>
+          <w:color w:val="0D0D0D" w:themeColor="text1" w:themeTint="F2"/>
+          <w:sz w:val="36"/>
+          <w:szCs w:val="36"/>
+        </w:rPr>
+      </w:pPr>
+      <w:r>
+        <w:rPr>
+          <w:rFonts w:ascii="Times New Roman" w:hAnsi="Times New Roman" w:cs="Times New Roman"/>
+          <w:color w:val="0D0D0D" w:themeColor="text1" w:themeTint="F2"/>
+          <w:sz w:val="36"/>
+          <w:szCs w:val="36"/>
+        </w:rPr>
+        <w:t>Reduced scope creep.</w:t>
+      </w:r>
+    </w:p>
+    <w:p>
+      <w:pPr>
+        <w:pStyle w:val="ListParagraph"/>
+        <w:numPr>
+          <w:ilvl w:val="0"/>
+          <w:numId w:val="53"/>
+        </w:numPr>
+        <w:tabs>
+          <w:tab w:val="center" w:pos="4680"/>
+          <w:tab w:val="left" w:pos="5976"/>
+        </w:tabs>
+        <w:rPr>
+          <w:rFonts w:ascii="Times New Roman" w:hAnsi="Times New Roman" w:cs="Times New Roman"/>
+          <w:color w:val="0D0D0D" w:themeColor="text1" w:themeTint="F2"/>
+          <w:sz w:val="36"/>
+          <w:szCs w:val="36"/>
+        </w:rPr>
+      </w:pPr>
+      <w:r>
+        <w:rPr>
+          <w:rFonts w:ascii="Times New Roman" w:hAnsi="Times New Roman" w:cs="Times New Roman"/>
+          <w:color w:val="0D0D0D" w:themeColor="text1" w:themeTint="F2"/>
+          <w:sz w:val="36"/>
+          <w:szCs w:val="36"/>
+        </w:rPr>
+        <w:t>Less project confusion.</w:t>
+      </w:r>
+    </w:p>
+    <w:p>
+      <w:pPr>
+        <w:pStyle w:val="ListParagraph"/>
+        <w:numPr>
+          <w:ilvl w:val="0"/>
+          <w:numId w:val="53"/>
+        </w:numPr>
+        <w:tabs>
+          <w:tab w:val="center" w:pos="4680"/>
+          <w:tab w:val="left" w:pos="5976"/>
+        </w:tabs>
+        <w:rPr>
+          <w:rFonts w:ascii="Times New Roman" w:hAnsi="Times New Roman" w:cs="Times New Roman"/>
+          <w:color w:val="0D0D0D" w:themeColor="text1" w:themeTint="F2"/>
+          <w:sz w:val="36"/>
+          <w:szCs w:val="36"/>
+        </w:rPr>
+      </w:pPr>
+      <w:r>
+        <w:rPr>
+          <w:rFonts w:ascii="Times New Roman" w:hAnsi="Times New Roman" w:cs="Times New Roman"/>
+          <w:color w:val="0D0D0D" w:themeColor="text1" w:themeTint="F2"/>
+          <w:sz w:val="36"/>
+          <w:szCs w:val="36"/>
+        </w:rPr>
+        <w:t>Higher customer and team satisfaction.</w:t>
+      </w:r>
+    </w:p>
+    <w:p>
+      <w:pPr>
+        <w:pStyle w:val="ListParagraph"/>
+        <w:numPr>
+          <w:ilvl w:val="0"/>
+          <w:numId w:val="53"/>
+        </w:numPr>
+        <w:tabs>
+          <w:tab w:val="center" w:pos="4680"/>
+          <w:tab w:val="left" w:pos="5976"/>
+        </w:tabs>
+        <w:rPr>
+          <w:rFonts w:ascii="Times New Roman" w:hAnsi="Times New Roman" w:cs="Times New Roman"/>
+          <w:color w:val="0D0D0D" w:themeColor="text1" w:themeTint="F2"/>
+          <w:sz w:val="36"/>
+          <w:szCs w:val="36"/>
+        </w:rPr>
+      </w:pPr>
+      <w:r>
+        <w:rPr>
+          <w:rFonts w:ascii="Times New Roman" w:hAnsi="Times New Roman" w:cs="Times New Roman"/>
+          <w:color w:val="0D0D0D" w:themeColor="text1" w:themeTint="F2"/>
+          <w:sz w:val="36"/>
+          <w:szCs w:val="36"/>
+        </w:rPr>
+        <w:t>Products that meet user needs.</w:t>
+      </w:r>
+    </w:p>
+    <w:p>
+      <w:pPr>
+        <w:tabs>
+          <w:tab w:val="center" w:pos="4680"/>
+          <w:tab w:val="left" w:pos="5976"/>
+        </w:tabs>
+        <w:jc w:val="center"/>
+        <w:rPr>
+          <w:rFonts w:ascii="Times New Roman" w:hAnsi="Times New Roman" w:cs="Times New Roman"/>
+          <w:b/>
+          <w:bCs/>
+          <w:color w:val="365F91" w:themeColor="accent1" w:themeShade="BF"/>
+          <w:sz w:val="36"/>
+          <w:szCs w:val="36"/>
+        </w:rPr>
+      </w:pPr>
+      <w:r>
+        <w:rPr>
+          <w:rFonts w:ascii="Times New Roman" w:hAnsi="Times New Roman" w:cs="Times New Roman"/>
+          <w:b/>
+          <w:bCs/>
+          <w:color w:val="365F91" w:themeColor="accent1" w:themeShade="BF"/>
+          <w:sz w:val="36"/>
+          <w:szCs w:val="36"/>
+        </w:rPr>
         <w:t>Lecture 3</w:t>
       </w:r>
     </w:p>
@@ -5465,6 +9047,7 @@
           <w:sz w:val="32"/>
           <w:szCs w:val="32"/>
         </w:rPr>
+        <w:lastRenderedPageBreak/>
         <w:t>Company policies</w:t>
       </w:r>
       <w:r>
@@ -5598,7 +9181,7 @@
                     </pic:cNvPicPr>
                   </pic:nvPicPr>
                   <pic:blipFill>
-                    <a:blip r:embed="rId7">
+                    <a:blip r:embed="rId21">
                       <a:extLst>
                         <a:ext uri="{28A0092B-C50C-407E-A947-70E740481C1C}">
                           <a14:useLocalDpi xmlns:a14="http://schemas.microsoft.com/office/drawing/2010/main" val="0"/>
@@ -5782,7 +9365,6 @@
           <w:sz w:val="32"/>
           <w:szCs w:val="32"/>
         </w:rPr>
-        <w:lastRenderedPageBreak/>
         <w:t>System perspective:</w:t>
       </w:r>
       <w:r>
@@ -5926,6 +9508,7 @@
           <w:sz w:val="32"/>
           <w:szCs w:val="32"/>
         </w:rPr>
+        <w:lastRenderedPageBreak/>
         <w:drawing>
           <wp:inline distT="0" distB="0" distL="0" distR="0" wp14:anchorId="25591AC7" wp14:editId="0FF941A5">
             <wp:extent cx="5935980" cy="2301240"/>
@@ -5944,7 +9527,7 @@
                     </pic:cNvPicPr>
                   </pic:nvPicPr>
                   <pic:blipFill>
-                    <a:blip r:embed="rId8">
+                    <a:blip r:embed="rId22">
                       <a:extLst>
                         <a:ext uri="{28A0092B-C50C-407E-A947-70E740481C1C}">
                           <a14:useLocalDpi xmlns:a14="http://schemas.microsoft.com/office/drawing/2010/main" val="0"/>
@@ -6182,7 +9765,6 @@
           <w:sz w:val="32"/>
           <w:szCs w:val="32"/>
         </w:rPr>
-        <w:lastRenderedPageBreak/>
         <w:t>Tax Rules:</w:t>
       </w:r>
       <w:r>
@@ -6308,6 +9890,7 @@
           <w:sz w:val="32"/>
           <w:szCs w:val="32"/>
         </w:rPr>
+        <w:lastRenderedPageBreak/>
         <w:t>Banking:</w:t>
       </w:r>
       <w:r>
@@ -6696,7 +10279,6 @@
           <w:sz w:val="32"/>
           <w:szCs w:val="32"/>
         </w:rPr>
-        <w:lastRenderedPageBreak/>
         <w:t>Home Loans:</w:t>
       </w:r>
       <w:r>
@@ -6819,6 +10401,7 @@
           <w:sz w:val="32"/>
           <w:szCs w:val="32"/>
         </w:rPr>
+        <w:lastRenderedPageBreak/>
         <w:t>Example:</w:t>
       </w:r>
     </w:p>
@@ -7133,103 +10716,103 @@
           <w:sz w:val="32"/>
           <w:szCs w:val="32"/>
         </w:rPr>
+        <w:t>Inference:</w:t>
+      </w:r>
+      <w:r>
+        <w:rPr>
+          <w:rFonts w:ascii="Times New Roman" w:hAnsi="Times New Roman" w:cs="Times New Roman"/>
+          <w:sz w:val="32"/>
+          <w:szCs w:val="32"/>
+        </w:rPr>
+        <w:t xml:space="preserve"> "John is eligible for a promotion."</w:t>
+      </w:r>
+    </w:p>
+    <w:p>
+      <w:pPr>
+        <w:tabs>
+          <w:tab w:val="left" w:pos="2160"/>
+        </w:tabs>
+        <w:rPr>
+          <w:rFonts w:ascii="Times New Roman" w:hAnsi="Times New Roman" w:cs="Times New Roman"/>
+          <w:sz w:val="32"/>
+          <w:szCs w:val="32"/>
+        </w:rPr>
+      </w:pPr>
+      <w:r>
+        <w:rPr>
+          <w:rFonts w:ascii="Times New Roman" w:hAnsi="Times New Roman" w:cs="Times New Roman"/>
+          <w:sz w:val="32"/>
+          <w:szCs w:val="32"/>
+        </w:rPr>
+        <w:t>No action is taken here; it is simply a logical conclusion based on the facts provided</w:t>
+      </w:r>
+    </w:p>
+    <w:p>
+      <w:pPr>
+        <w:tabs>
+          <w:tab w:val="left" w:pos="2160"/>
+        </w:tabs>
+        <w:rPr>
+          <w:rFonts w:ascii="Times New Roman" w:hAnsi="Times New Roman" w:cs="Times New Roman"/>
+          <w:b/>
+          <w:bCs/>
+          <w:color w:val="365F91" w:themeColor="accent1" w:themeShade="BF"/>
+          <w:sz w:val="32"/>
+          <w:szCs w:val="32"/>
+        </w:rPr>
+      </w:pPr>
+      <w:r>
+        <w:rPr>
+          <w:rFonts w:ascii="Times New Roman" w:hAnsi="Times New Roman" w:cs="Times New Roman"/>
+          <w:b/>
+          <w:bCs/>
+          <w:color w:val="365F91" w:themeColor="accent1" w:themeShade="BF"/>
+          <w:sz w:val="32"/>
+          <w:szCs w:val="32"/>
+        </w:rPr>
+        <w:t>Computations</w:t>
+      </w:r>
+    </w:p>
+    <w:p>
+      <w:pPr>
+        <w:ind w:firstLine="720"/>
+        <w:rPr>
+          <w:rFonts w:ascii="Times New Roman" w:hAnsi="Times New Roman" w:cs="Times New Roman"/>
+          <w:color w:val="0D0D0D" w:themeColor="text1" w:themeTint="F2"/>
+          <w:sz w:val="32"/>
+          <w:szCs w:val="32"/>
+        </w:rPr>
+      </w:pPr>
+      <w:r>
+        <w:rPr>
+          <w:rFonts w:ascii="Times New Roman" w:hAnsi="Times New Roman" w:cs="Times New Roman"/>
+          <w:color w:val="0D0D0D" w:themeColor="text1" w:themeTint="F2"/>
+          <w:sz w:val="32"/>
+          <w:szCs w:val="32"/>
+        </w:rPr>
+        <w:t>Computations are rules that use mathematical formulas or algorithms to create new data from existing data. These rules help businesses calculate important values automatically.</w:t>
+      </w:r>
+    </w:p>
+    <w:p>
+      <w:pPr>
+        <w:tabs>
+          <w:tab w:val="left" w:pos="2160"/>
+        </w:tabs>
+        <w:rPr>
+          <w:rFonts w:ascii="Times New Roman" w:hAnsi="Times New Roman" w:cs="Times New Roman"/>
+          <w:color w:val="0D0D0D" w:themeColor="text1" w:themeTint="F2"/>
+          <w:sz w:val="32"/>
+          <w:szCs w:val="32"/>
+        </w:rPr>
+      </w:pPr>
+      <w:r>
+        <w:rPr>
+          <w:rFonts w:ascii="Times New Roman" w:hAnsi="Times New Roman" w:cs="Times New Roman"/>
+          <w:color w:val="0D0D0D" w:themeColor="text1" w:themeTint="F2"/>
+          <w:sz w:val="32"/>
+          <w:szCs w:val="32"/>
+        </w:rPr>
         <w:lastRenderedPageBreak/>
-        <w:t>Inference:</w:t>
-      </w:r>
-      <w:r>
-        <w:rPr>
-          <w:rFonts w:ascii="Times New Roman" w:hAnsi="Times New Roman" w:cs="Times New Roman"/>
-          <w:sz w:val="32"/>
-          <w:szCs w:val="32"/>
-        </w:rPr>
-        <w:t xml:space="preserve"> "John is eligible for a promotion."</w:t>
-      </w:r>
-    </w:p>
-    <w:p>
-      <w:pPr>
-        <w:tabs>
-          <w:tab w:val="left" w:pos="2160"/>
-        </w:tabs>
-        <w:rPr>
-          <w:rFonts w:ascii="Times New Roman" w:hAnsi="Times New Roman" w:cs="Times New Roman"/>
-          <w:sz w:val="32"/>
-          <w:szCs w:val="32"/>
-        </w:rPr>
-      </w:pPr>
-      <w:r>
-        <w:rPr>
-          <w:rFonts w:ascii="Times New Roman" w:hAnsi="Times New Roman" w:cs="Times New Roman"/>
-          <w:sz w:val="32"/>
-          <w:szCs w:val="32"/>
-        </w:rPr>
-        <w:t>No action is taken here; it is simply a logical conclusion based on the facts provided</w:t>
-      </w:r>
-    </w:p>
-    <w:p>
-      <w:pPr>
-        <w:tabs>
-          <w:tab w:val="left" w:pos="2160"/>
-        </w:tabs>
-        <w:rPr>
-          <w:rFonts w:ascii="Times New Roman" w:hAnsi="Times New Roman" w:cs="Times New Roman"/>
-          <w:b/>
-          <w:bCs/>
-          <w:color w:val="365F91" w:themeColor="accent1" w:themeShade="BF"/>
-          <w:sz w:val="32"/>
-          <w:szCs w:val="32"/>
-        </w:rPr>
-      </w:pPr>
-      <w:r>
-        <w:rPr>
-          <w:rFonts w:ascii="Times New Roman" w:hAnsi="Times New Roman" w:cs="Times New Roman"/>
-          <w:b/>
-          <w:bCs/>
-          <w:color w:val="365F91" w:themeColor="accent1" w:themeShade="BF"/>
-          <w:sz w:val="32"/>
-          <w:szCs w:val="32"/>
-        </w:rPr>
-        <w:t>Computations</w:t>
-      </w:r>
-    </w:p>
-    <w:p>
-      <w:pPr>
-        <w:ind w:firstLine="720"/>
-        <w:rPr>
-          <w:rFonts w:ascii="Times New Roman" w:hAnsi="Times New Roman" w:cs="Times New Roman"/>
-          <w:color w:val="0D0D0D" w:themeColor="text1" w:themeTint="F2"/>
-          <w:sz w:val="32"/>
-          <w:szCs w:val="32"/>
-        </w:rPr>
-      </w:pPr>
-      <w:r>
-        <w:rPr>
-          <w:rFonts w:ascii="Times New Roman" w:hAnsi="Times New Roman" w:cs="Times New Roman"/>
-          <w:color w:val="0D0D0D" w:themeColor="text1" w:themeTint="F2"/>
-          <w:sz w:val="32"/>
-          <w:szCs w:val="32"/>
-        </w:rPr>
-        <w:t>Computations are rules that use mathematical formulas or algorithms to create new data from existing data. These rules help businesses calculate important values automatically.</w:t>
-      </w:r>
-    </w:p>
-    <w:p>
-      <w:pPr>
-        <w:tabs>
-          <w:tab w:val="left" w:pos="2160"/>
-        </w:tabs>
-        <w:rPr>
-          <w:rFonts w:ascii="Times New Roman" w:hAnsi="Times New Roman" w:cs="Times New Roman"/>
-          <w:color w:val="0D0D0D" w:themeColor="text1" w:themeTint="F2"/>
-          <w:sz w:val="32"/>
-          <w:szCs w:val="32"/>
-        </w:rPr>
-      </w:pPr>
-      <w:r>
-        <w:rPr>
-          <w:rFonts w:ascii="Times New Roman" w:hAnsi="Times New Roman" w:cs="Times New Roman"/>
-          <w:color w:val="0D0D0D" w:themeColor="text1" w:themeTint="F2"/>
-          <w:sz w:val="32"/>
-          <w:szCs w:val="32"/>
-        </w:rPr>
         <w:t>Some computations are based on external rules, like government tax formulas, while others are specific to a company.</w:t>
       </w:r>
     </w:p>
@@ -7568,7 +11151,6 @@
           <w:sz w:val="32"/>
           <w:szCs w:val="32"/>
         </w:rPr>
-        <w:lastRenderedPageBreak/>
         <w:t>Question:</w:t>
       </w:r>
       <w:r>
@@ -7823,6 +11405,7 @@
           <w:sz w:val="32"/>
           <w:szCs w:val="32"/>
         </w:rPr>
+        <w:lastRenderedPageBreak/>
         <w:drawing>
           <wp:inline distT="0" distB="0" distL="0" distR="0" wp14:anchorId="2F7F2C26" wp14:editId="16F9DE77">
             <wp:extent cx="5699760" cy="3825240"/>
@@ -7841,7 +11424,7 @@
                     </pic:cNvPicPr>
                   </pic:nvPicPr>
                   <pic:blipFill>
-                    <a:blip r:embed="rId9">
+                    <a:blip r:embed="rId23">
                       <a:extLst>
                         <a:ext uri="{28A0092B-C50C-407E-A947-70E740481C1C}">
                           <a14:useLocalDpi xmlns:a14="http://schemas.microsoft.com/office/drawing/2010/main" val="0"/>
@@ -8380,6 +11963,119 @@
     </w:lvl>
   </w:abstractNum>
   <w:abstractNum w:abstractNumId="4" w15:restartNumberingAfterBreak="0">
+    <w:nsid w:val="09AC33C1"/>
+    <w:multiLevelType w:val="hybridMultilevel"/>
+    <w:tmpl w:val="79A887B6"/>
+    <w:lvl w:ilvl="0" w:tplc="04090001">
+      <w:start w:val="1"/>
+      <w:numFmt w:val="bullet"/>
+      <w:lvlText w:val=""/>
+      <w:lvlJc w:val="left"/>
+      <w:pPr>
+        <w:ind w:left="720" w:hanging="360"/>
+      </w:pPr>
+      <w:rPr>
+        <w:rFonts w:ascii="Symbol" w:hAnsi="Symbol" w:hint="default"/>
+      </w:rPr>
+    </w:lvl>
+    <w:lvl w:ilvl="1" w:tplc="04090003" w:tentative="1">
+      <w:start w:val="1"/>
+      <w:numFmt w:val="bullet"/>
+      <w:lvlText w:val="o"/>
+      <w:lvlJc w:val="left"/>
+      <w:pPr>
+        <w:ind w:left="1440" w:hanging="360"/>
+      </w:pPr>
+      <w:rPr>
+        <w:rFonts w:ascii="Courier New" w:hAnsi="Courier New" w:cs="Courier New" w:hint="default"/>
+      </w:rPr>
+    </w:lvl>
+    <w:lvl w:ilvl="2" w:tplc="04090005" w:tentative="1">
+      <w:start w:val="1"/>
+      <w:numFmt w:val="bullet"/>
+      <w:lvlText w:val=""/>
+      <w:lvlJc w:val="left"/>
+      <w:pPr>
+        <w:ind w:left="2160" w:hanging="360"/>
+      </w:pPr>
+      <w:rPr>
+        <w:rFonts w:ascii="Wingdings" w:hAnsi="Wingdings" w:hint="default"/>
+      </w:rPr>
+    </w:lvl>
+    <w:lvl w:ilvl="3" w:tplc="04090001" w:tentative="1">
+      <w:start w:val="1"/>
+      <w:numFmt w:val="bullet"/>
+      <w:lvlText w:val=""/>
+      <w:lvlJc w:val="left"/>
+      <w:pPr>
+        <w:ind w:left="2880" w:hanging="360"/>
+      </w:pPr>
+      <w:rPr>
+        <w:rFonts w:ascii="Symbol" w:hAnsi="Symbol" w:hint="default"/>
+      </w:rPr>
+    </w:lvl>
+    <w:lvl w:ilvl="4" w:tplc="04090003" w:tentative="1">
+      <w:start w:val="1"/>
+      <w:numFmt w:val="bullet"/>
+      <w:lvlText w:val="o"/>
+      <w:lvlJc w:val="left"/>
+      <w:pPr>
+        <w:ind w:left="3600" w:hanging="360"/>
+      </w:pPr>
+      <w:rPr>
+        <w:rFonts w:ascii="Courier New" w:hAnsi="Courier New" w:cs="Courier New" w:hint="default"/>
+      </w:rPr>
+    </w:lvl>
+    <w:lvl w:ilvl="5" w:tplc="04090005" w:tentative="1">
+      <w:start w:val="1"/>
+      <w:numFmt w:val="bullet"/>
+      <w:lvlText w:val=""/>
+      <w:lvlJc w:val="left"/>
+      <w:pPr>
+        <w:ind w:left="4320" w:hanging="360"/>
+      </w:pPr>
+      <w:rPr>
+        <w:rFonts w:ascii="Wingdings" w:hAnsi="Wingdings" w:hint="default"/>
+      </w:rPr>
+    </w:lvl>
+    <w:lvl w:ilvl="6" w:tplc="04090001" w:tentative="1">
+      <w:start w:val="1"/>
+      <w:numFmt w:val="bullet"/>
+      <w:lvlText w:val=""/>
+      <w:lvlJc w:val="left"/>
+      <w:pPr>
+        <w:ind w:left="5040" w:hanging="360"/>
+      </w:pPr>
+      <w:rPr>
+        <w:rFonts w:ascii="Symbol" w:hAnsi="Symbol" w:hint="default"/>
+      </w:rPr>
+    </w:lvl>
+    <w:lvl w:ilvl="7" w:tplc="04090003" w:tentative="1">
+      <w:start w:val="1"/>
+      <w:numFmt w:val="bullet"/>
+      <w:lvlText w:val="o"/>
+      <w:lvlJc w:val="left"/>
+      <w:pPr>
+        <w:ind w:left="5760" w:hanging="360"/>
+      </w:pPr>
+      <w:rPr>
+        <w:rFonts w:ascii="Courier New" w:hAnsi="Courier New" w:cs="Courier New" w:hint="default"/>
+      </w:rPr>
+    </w:lvl>
+    <w:lvl w:ilvl="8" w:tplc="04090005" w:tentative="1">
+      <w:start w:val="1"/>
+      <w:numFmt w:val="bullet"/>
+      <w:lvlText w:val=""/>
+      <w:lvlJc w:val="left"/>
+      <w:pPr>
+        <w:ind w:left="6480" w:hanging="360"/>
+      </w:pPr>
+      <w:rPr>
+        <w:rFonts w:ascii="Wingdings" w:hAnsi="Wingdings" w:hint="default"/>
+      </w:rPr>
+    </w:lvl>
+  </w:abstractNum>
+  <w:abstractNum w:abstractNumId="5" w15:restartNumberingAfterBreak="0">
     <w:nsid w:val="0A8963E4"/>
     <w:multiLevelType w:val="hybridMultilevel"/>
     <w:tmpl w:val="CDEA1978"/>
@@ -8492,7 +12188,7 @@
       </w:rPr>
     </w:lvl>
   </w:abstractNum>
-  <w:abstractNum w:abstractNumId="5" w15:restartNumberingAfterBreak="0">
+  <w:abstractNum w:abstractNumId="6" w15:restartNumberingAfterBreak="0">
     <w:nsid w:val="0C6F3B3D"/>
     <w:multiLevelType w:val="hybridMultilevel"/>
     <w:tmpl w:val="AA9EDB3A"/>
@@ -8605,7 +12301,7 @@
       </w:rPr>
     </w:lvl>
   </w:abstractNum>
-  <w:abstractNum w:abstractNumId="6" w15:restartNumberingAfterBreak="0">
+  <w:abstractNum w:abstractNumId="7" w15:restartNumberingAfterBreak="0">
     <w:nsid w:val="0E4D473D"/>
     <w:multiLevelType w:val="hybridMultilevel"/>
     <w:tmpl w:val="78945F64"/>
@@ -8718,7 +12414,7 @@
       </w:rPr>
     </w:lvl>
   </w:abstractNum>
-  <w:abstractNum w:abstractNumId="7" w15:restartNumberingAfterBreak="0">
+  <w:abstractNum w:abstractNumId="8" w15:restartNumberingAfterBreak="0">
     <w:nsid w:val="1405395C"/>
     <w:multiLevelType w:val="hybridMultilevel"/>
     <w:tmpl w:val="85347D1E"/>
@@ -8831,7 +12527,7 @@
       </w:rPr>
     </w:lvl>
   </w:abstractNum>
-  <w:abstractNum w:abstractNumId="8" w15:restartNumberingAfterBreak="0">
+  <w:abstractNum w:abstractNumId="9" w15:restartNumberingAfterBreak="0">
     <w:nsid w:val="15AA468E"/>
     <w:multiLevelType w:val="multilevel"/>
     <w:tmpl w:val="F2F64CB6"/>
@@ -8980,7 +12676,7 @@
       </w:rPr>
     </w:lvl>
   </w:abstractNum>
-  <w:abstractNum w:abstractNumId="9" w15:restartNumberingAfterBreak="0">
+  <w:abstractNum w:abstractNumId="10" w15:restartNumberingAfterBreak="0">
     <w:nsid w:val="15CB39A4"/>
     <w:multiLevelType w:val="hybridMultilevel"/>
     <w:tmpl w:val="075A69DC"/>
@@ -9093,7 +12789,7 @@
       </w:rPr>
     </w:lvl>
   </w:abstractNum>
-  <w:abstractNum w:abstractNumId="10" w15:restartNumberingAfterBreak="0">
+  <w:abstractNum w:abstractNumId="11" w15:restartNumberingAfterBreak="0">
     <w:nsid w:val="1DAD2834"/>
     <w:multiLevelType w:val="multilevel"/>
     <w:tmpl w:val="33AA51B8"/>
@@ -9206,7 +12902,156 @@
       </w:pPr>
     </w:lvl>
   </w:abstractNum>
-  <w:abstractNum w:abstractNumId="11" w15:restartNumberingAfterBreak="0">
+  <w:abstractNum w:abstractNumId="12" w15:restartNumberingAfterBreak="0">
+    <w:nsid w:val="1E2C3E35"/>
+    <w:multiLevelType w:val="multilevel"/>
+    <w:tmpl w:val="71D43C3A"/>
+    <w:lvl w:ilvl="0">
+      <w:start w:val="1"/>
+      <w:numFmt w:val="bullet"/>
+      <w:lvlText w:val=""/>
+      <w:lvlJc w:val="left"/>
+      <w:pPr>
+        <w:tabs>
+          <w:tab w:val="num" w:pos="720"/>
+        </w:tabs>
+        <w:ind w:left="720" w:hanging="360"/>
+      </w:pPr>
+      <w:rPr>
+        <w:rFonts w:ascii="Symbol" w:hAnsi="Symbol" w:hint="default"/>
+        <w:sz w:val="20"/>
+      </w:rPr>
+    </w:lvl>
+    <w:lvl w:ilvl="1" w:tentative="1">
+      <w:start w:val="1"/>
+      <w:numFmt w:val="bullet"/>
+      <w:lvlText w:val="o"/>
+      <w:lvlJc w:val="left"/>
+      <w:pPr>
+        <w:tabs>
+          <w:tab w:val="num" w:pos="1440"/>
+        </w:tabs>
+        <w:ind w:left="1440" w:hanging="360"/>
+      </w:pPr>
+      <w:rPr>
+        <w:rFonts w:ascii="Courier New" w:hAnsi="Courier New" w:hint="default"/>
+        <w:sz w:val="20"/>
+      </w:rPr>
+    </w:lvl>
+    <w:lvl w:ilvl="2" w:tentative="1">
+      <w:start w:val="1"/>
+      <w:numFmt w:val="bullet"/>
+      <w:lvlText w:val=""/>
+      <w:lvlJc w:val="left"/>
+      <w:pPr>
+        <w:tabs>
+          <w:tab w:val="num" w:pos="2160"/>
+        </w:tabs>
+        <w:ind w:left="2160" w:hanging="360"/>
+      </w:pPr>
+      <w:rPr>
+        <w:rFonts w:ascii="Wingdings" w:hAnsi="Wingdings" w:hint="default"/>
+        <w:sz w:val="20"/>
+      </w:rPr>
+    </w:lvl>
+    <w:lvl w:ilvl="3" w:tentative="1">
+      <w:start w:val="1"/>
+      <w:numFmt w:val="bullet"/>
+      <w:lvlText w:val=""/>
+      <w:lvlJc w:val="left"/>
+      <w:pPr>
+        <w:tabs>
+          <w:tab w:val="num" w:pos="2880"/>
+        </w:tabs>
+        <w:ind w:left="2880" w:hanging="360"/>
+      </w:pPr>
+      <w:rPr>
+        <w:rFonts w:ascii="Wingdings" w:hAnsi="Wingdings" w:hint="default"/>
+        <w:sz w:val="20"/>
+      </w:rPr>
+    </w:lvl>
+    <w:lvl w:ilvl="4" w:tentative="1">
+      <w:start w:val="1"/>
+      <w:numFmt w:val="bullet"/>
+      <w:lvlText w:val=""/>
+      <w:lvlJc w:val="left"/>
+      <w:pPr>
+        <w:tabs>
+          <w:tab w:val="num" w:pos="3600"/>
+        </w:tabs>
+        <w:ind w:left="3600" w:hanging="360"/>
+      </w:pPr>
+      <w:rPr>
+        <w:rFonts w:ascii="Wingdings" w:hAnsi="Wingdings" w:hint="default"/>
+        <w:sz w:val="20"/>
+      </w:rPr>
+    </w:lvl>
+    <w:lvl w:ilvl="5" w:tentative="1">
+      <w:start w:val="1"/>
+      <w:numFmt w:val="bullet"/>
+      <w:lvlText w:val=""/>
+      <w:lvlJc w:val="left"/>
+      <w:pPr>
+        <w:tabs>
+          <w:tab w:val="num" w:pos="4320"/>
+        </w:tabs>
+        <w:ind w:left="4320" w:hanging="360"/>
+      </w:pPr>
+      <w:rPr>
+        <w:rFonts w:ascii="Wingdings" w:hAnsi="Wingdings" w:hint="default"/>
+        <w:sz w:val="20"/>
+      </w:rPr>
+    </w:lvl>
+    <w:lvl w:ilvl="6" w:tentative="1">
+      <w:start w:val="1"/>
+      <w:numFmt w:val="bullet"/>
+      <w:lvlText w:val=""/>
+      <w:lvlJc w:val="left"/>
+      <w:pPr>
+        <w:tabs>
+          <w:tab w:val="num" w:pos="5040"/>
+        </w:tabs>
+        <w:ind w:left="5040" w:hanging="360"/>
+      </w:pPr>
+      <w:rPr>
+        <w:rFonts w:ascii="Wingdings" w:hAnsi="Wingdings" w:hint="default"/>
+        <w:sz w:val="20"/>
+      </w:rPr>
+    </w:lvl>
+    <w:lvl w:ilvl="7" w:tentative="1">
+      <w:start w:val="1"/>
+      <w:numFmt w:val="bullet"/>
+      <w:lvlText w:val=""/>
+      <w:lvlJc w:val="left"/>
+      <w:pPr>
+        <w:tabs>
+          <w:tab w:val="num" w:pos="5760"/>
+        </w:tabs>
+        <w:ind w:left="5760" w:hanging="360"/>
+      </w:pPr>
+      <w:rPr>
+        <w:rFonts w:ascii="Wingdings" w:hAnsi="Wingdings" w:hint="default"/>
+        <w:sz w:val="20"/>
+      </w:rPr>
+    </w:lvl>
+    <w:lvl w:ilvl="8" w:tentative="1">
+      <w:start w:val="1"/>
+      <w:numFmt w:val="bullet"/>
+      <w:lvlText w:val=""/>
+      <w:lvlJc w:val="left"/>
+      <w:pPr>
+        <w:tabs>
+          <w:tab w:val="num" w:pos="6480"/>
+        </w:tabs>
+        <w:ind w:left="6480" w:hanging="360"/>
+      </w:pPr>
+      <w:rPr>
+        <w:rFonts w:ascii="Wingdings" w:hAnsi="Wingdings" w:hint="default"/>
+        <w:sz w:val="20"/>
+      </w:rPr>
+    </w:lvl>
+  </w:abstractNum>
+  <w:abstractNum w:abstractNumId="13" w15:restartNumberingAfterBreak="0">
     <w:nsid w:val="1F28758D"/>
     <w:multiLevelType w:val="multilevel"/>
     <w:tmpl w:val="F2F64CB6"/>
@@ -9355,7 +13200,7 @@
       </w:rPr>
     </w:lvl>
   </w:abstractNum>
-  <w:abstractNum w:abstractNumId="12" w15:restartNumberingAfterBreak="0">
+  <w:abstractNum w:abstractNumId="14" w15:restartNumberingAfterBreak="0">
     <w:nsid w:val="207D05C4"/>
     <w:multiLevelType w:val="hybridMultilevel"/>
     <w:tmpl w:val="DE4809E0"/>
@@ -9468,7 +13313,7 @@
       </w:rPr>
     </w:lvl>
   </w:abstractNum>
-  <w:abstractNum w:abstractNumId="13" w15:restartNumberingAfterBreak="0">
+  <w:abstractNum w:abstractNumId="15" w15:restartNumberingAfterBreak="0">
     <w:nsid w:val="21382748"/>
     <w:multiLevelType w:val="hybridMultilevel"/>
     <w:tmpl w:val="58ECB344"/>
@@ -9581,7 +13426,7 @@
       </w:rPr>
     </w:lvl>
   </w:abstractNum>
-  <w:abstractNum w:abstractNumId="14" w15:restartNumberingAfterBreak="0">
+  <w:abstractNum w:abstractNumId="16" w15:restartNumberingAfterBreak="0">
     <w:nsid w:val="21CA7FDB"/>
     <w:multiLevelType w:val="hybridMultilevel"/>
     <w:tmpl w:val="89C82350"/>
@@ -9694,7 +13539,233 @@
       </w:rPr>
     </w:lvl>
   </w:abstractNum>
-  <w:abstractNum w:abstractNumId="15" w15:restartNumberingAfterBreak="0">
+  <w:abstractNum w:abstractNumId="17" w15:restartNumberingAfterBreak="0">
+    <w:nsid w:val="258F0DBA"/>
+    <w:multiLevelType w:val="hybridMultilevel"/>
+    <w:tmpl w:val="082A9FEC"/>
+    <w:lvl w:ilvl="0" w:tplc="04090001">
+      <w:start w:val="1"/>
+      <w:numFmt w:val="bullet"/>
+      <w:lvlText w:val=""/>
+      <w:lvlJc w:val="left"/>
+      <w:pPr>
+        <w:ind w:left="720" w:hanging="360"/>
+      </w:pPr>
+      <w:rPr>
+        <w:rFonts w:ascii="Symbol" w:hAnsi="Symbol" w:hint="default"/>
+      </w:rPr>
+    </w:lvl>
+    <w:lvl w:ilvl="1" w:tplc="04090003" w:tentative="1">
+      <w:start w:val="1"/>
+      <w:numFmt w:val="bullet"/>
+      <w:lvlText w:val="o"/>
+      <w:lvlJc w:val="left"/>
+      <w:pPr>
+        <w:ind w:left="1440" w:hanging="360"/>
+      </w:pPr>
+      <w:rPr>
+        <w:rFonts w:ascii="Courier New" w:hAnsi="Courier New" w:cs="Courier New" w:hint="default"/>
+      </w:rPr>
+    </w:lvl>
+    <w:lvl w:ilvl="2" w:tplc="04090005" w:tentative="1">
+      <w:start w:val="1"/>
+      <w:numFmt w:val="bullet"/>
+      <w:lvlText w:val=""/>
+      <w:lvlJc w:val="left"/>
+      <w:pPr>
+        <w:ind w:left="2160" w:hanging="360"/>
+      </w:pPr>
+      <w:rPr>
+        <w:rFonts w:ascii="Wingdings" w:hAnsi="Wingdings" w:hint="default"/>
+      </w:rPr>
+    </w:lvl>
+    <w:lvl w:ilvl="3" w:tplc="04090001" w:tentative="1">
+      <w:start w:val="1"/>
+      <w:numFmt w:val="bullet"/>
+      <w:lvlText w:val=""/>
+      <w:lvlJc w:val="left"/>
+      <w:pPr>
+        <w:ind w:left="2880" w:hanging="360"/>
+      </w:pPr>
+      <w:rPr>
+        <w:rFonts w:ascii="Symbol" w:hAnsi="Symbol" w:hint="default"/>
+      </w:rPr>
+    </w:lvl>
+    <w:lvl w:ilvl="4" w:tplc="04090003" w:tentative="1">
+      <w:start w:val="1"/>
+      <w:numFmt w:val="bullet"/>
+      <w:lvlText w:val="o"/>
+      <w:lvlJc w:val="left"/>
+      <w:pPr>
+        <w:ind w:left="3600" w:hanging="360"/>
+      </w:pPr>
+      <w:rPr>
+        <w:rFonts w:ascii="Courier New" w:hAnsi="Courier New" w:cs="Courier New" w:hint="default"/>
+      </w:rPr>
+    </w:lvl>
+    <w:lvl w:ilvl="5" w:tplc="04090005" w:tentative="1">
+      <w:start w:val="1"/>
+      <w:numFmt w:val="bullet"/>
+      <w:lvlText w:val=""/>
+      <w:lvlJc w:val="left"/>
+      <w:pPr>
+        <w:ind w:left="4320" w:hanging="360"/>
+      </w:pPr>
+      <w:rPr>
+        <w:rFonts w:ascii="Wingdings" w:hAnsi="Wingdings" w:hint="default"/>
+      </w:rPr>
+    </w:lvl>
+    <w:lvl w:ilvl="6" w:tplc="04090001" w:tentative="1">
+      <w:start w:val="1"/>
+      <w:numFmt w:val="bullet"/>
+      <w:lvlText w:val=""/>
+      <w:lvlJc w:val="left"/>
+      <w:pPr>
+        <w:ind w:left="5040" w:hanging="360"/>
+      </w:pPr>
+      <w:rPr>
+        <w:rFonts w:ascii="Symbol" w:hAnsi="Symbol" w:hint="default"/>
+      </w:rPr>
+    </w:lvl>
+    <w:lvl w:ilvl="7" w:tplc="04090003" w:tentative="1">
+      <w:start w:val="1"/>
+      <w:numFmt w:val="bullet"/>
+      <w:lvlText w:val="o"/>
+      <w:lvlJc w:val="left"/>
+      <w:pPr>
+        <w:ind w:left="5760" w:hanging="360"/>
+      </w:pPr>
+      <w:rPr>
+        <w:rFonts w:ascii="Courier New" w:hAnsi="Courier New" w:cs="Courier New" w:hint="default"/>
+      </w:rPr>
+    </w:lvl>
+    <w:lvl w:ilvl="8" w:tplc="04090005" w:tentative="1">
+      <w:start w:val="1"/>
+      <w:numFmt w:val="bullet"/>
+      <w:lvlText w:val=""/>
+      <w:lvlJc w:val="left"/>
+      <w:pPr>
+        <w:ind w:left="6480" w:hanging="360"/>
+      </w:pPr>
+      <w:rPr>
+        <w:rFonts w:ascii="Wingdings" w:hAnsi="Wingdings" w:hint="default"/>
+      </w:rPr>
+    </w:lvl>
+  </w:abstractNum>
+  <w:abstractNum w:abstractNumId="18" w15:restartNumberingAfterBreak="0">
+    <w:nsid w:val="2C3060AB"/>
+    <w:multiLevelType w:val="hybridMultilevel"/>
+    <w:tmpl w:val="8FF4EE5C"/>
+    <w:lvl w:ilvl="0" w:tplc="04090001">
+      <w:start w:val="1"/>
+      <w:numFmt w:val="bullet"/>
+      <w:lvlText w:val=""/>
+      <w:lvlJc w:val="left"/>
+      <w:pPr>
+        <w:ind w:left="720" w:hanging="360"/>
+      </w:pPr>
+      <w:rPr>
+        <w:rFonts w:ascii="Symbol" w:hAnsi="Symbol" w:hint="default"/>
+      </w:rPr>
+    </w:lvl>
+    <w:lvl w:ilvl="1" w:tplc="04090003" w:tentative="1">
+      <w:start w:val="1"/>
+      <w:numFmt w:val="bullet"/>
+      <w:lvlText w:val="o"/>
+      <w:lvlJc w:val="left"/>
+      <w:pPr>
+        <w:ind w:left="1440" w:hanging="360"/>
+      </w:pPr>
+      <w:rPr>
+        <w:rFonts w:ascii="Courier New" w:hAnsi="Courier New" w:cs="Courier New" w:hint="default"/>
+      </w:rPr>
+    </w:lvl>
+    <w:lvl w:ilvl="2" w:tplc="04090005" w:tentative="1">
+      <w:start w:val="1"/>
+      <w:numFmt w:val="bullet"/>
+      <w:lvlText w:val=""/>
+      <w:lvlJc w:val="left"/>
+      <w:pPr>
+        <w:ind w:left="2160" w:hanging="360"/>
+      </w:pPr>
+      <w:rPr>
+        <w:rFonts w:ascii="Wingdings" w:hAnsi="Wingdings" w:hint="default"/>
+      </w:rPr>
+    </w:lvl>
+    <w:lvl w:ilvl="3" w:tplc="04090001" w:tentative="1">
+      <w:start w:val="1"/>
+      <w:numFmt w:val="bullet"/>
+      <w:lvlText w:val=""/>
+      <w:lvlJc w:val="left"/>
+      <w:pPr>
+        <w:ind w:left="2880" w:hanging="360"/>
+      </w:pPr>
+      <w:rPr>
+        <w:rFonts w:ascii="Symbol" w:hAnsi="Symbol" w:hint="default"/>
+      </w:rPr>
+    </w:lvl>
+    <w:lvl w:ilvl="4" w:tplc="04090003" w:tentative="1">
+      <w:start w:val="1"/>
+      <w:numFmt w:val="bullet"/>
+      <w:lvlText w:val="o"/>
+      <w:lvlJc w:val="left"/>
+      <w:pPr>
+        <w:ind w:left="3600" w:hanging="360"/>
+      </w:pPr>
+      <w:rPr>
+        <w:rFonts w:ascii="Courier New" w:hAnsi="Courier New" w:cs="Courier New" w:hint="default"/>
+      </w:rPr>
+    </w:lvl>
+    <w:lvl w:ilvl="5" w:tplc="04090005" w:tentative="1">
+      <w:start w:val="1"/>
+      <w:numFmt w:val="bullet"/>
+      <w:lvlText w:val=""/>
+      <w:lvlJc w:val="left"/>
+      <w:pPr>
+        <w:ind w:left="4320" w:hanging="360"/>
+      </w:pPr>
+      <w:rPr>
+        <w:rFonts w:ascii="Wingdings" w:hAnsi="Wingdings" w:hint="default"/>
+      </w:rPr>
+    </w:lvl>
+    <w:lvl w:ilvl="6" w:tplc="04090001" w:tentative="1">
+      <w:start w:val="1"/>
+      <w:numFmt w:val="bullet"/>
+      <w:lvlText w:val=""/>
+      <w:lvlJc w:val="left"/>
+      <w:pPr>
+        <w:ind w:left="5040" w:hanging="360"/>
+      </w:pPr>
+      <w:rPr>
+        <w:rFonts w:ascii="Symbol" w:hAnsi="Symbol" w:hint="default"/>
+      </w:rPr>
+    </w:lvl>
+    <w:lvl w:ilvl="7" w:tplc="04090003" w:tentative="1">
+      <w:start w:val="1"/>
+      <w:numFmt w:val="bullet"/>
+      <w:lvlText w:val="o"/>
+      <w:lvlJc w:val="left"/>
+      <w:pPr>
+        <w:ind w:left="5760" w:hanging="360"/>
+      </w:pPr>
+      <w:rPr>
+        <w:rFonts w:ascii="Courier New" w:hAnsi="Courier New" w:cs="Courier New" w:hint="default"/>
+      </w:rPr>
+    </w:lvl>
+    <w:lvl w:ilvl="8" w:tplc="04090005" w:tentative="1">
+      <w:start w:val="1"/>
+      <w:numFmt w:val="bullet"/>
+      <w:lvlText w:val=""/>
+      <w:lvlJc w:val="left"/>
+      <w:pPr>
+        <w:ind w:left="6480" w:hanging="360"/>
+      </w:pPr>
+      <w:rPr>
+        <w:rFonts w:ascii="Wingdings" w:hAnsi="Wingdings" w:hint="default"/>
+      </w:rPr>
+    </w:lvl>
+  </w:abstractNum>
+  <w:abstractNum w:abstractNumId="19" w15:restartNumberingAfterBreak="0">
     <w:nsid w:val="2D42771A"/>
     <w:multiLevelType w:val="hybridMultilevel"/>
     <w:tmpl w:val="57C23F24"/>
@@ -9807,7 +13878,7 @@
       </w:rPr>
     </w:lvl>
   </w:abstractNum>
-  <w:abstractNum w:abstractNumId="16" w15:restartNumberingAfterBreak="0">
+  <w:abstractNum w:abstractNumId="20" w15:restartNumberingAfterBreak="0">
     <w:nsid w:val="2DA0012E"/>
     <w:multiLevelType w:val="hybridMultilevel"/>
     <w:tmpl w:val="8424BDBE"/>
@@ -9920,7 +13991,7 @@
       </w:rPr>
     </w:lvl>
   </w:abstractNum>
-  <w:abstractNum w:abstractNumId="17" w15:restartNumberingAfterBreak="0">
+  <w:abstractNum w:abstractNumId="21" w15:restartNumberingAfterBreak="0">
     <w:nsid w:val="2E036471"/>
     <w:multiLevelType w:val="hybridMultilevel"/>
     <w:tmpl w:val="AD60D6F0"/>
@@ -10033,7 +14104,120 @@
       </w:rPr>
     </w:lvl>
   </w:abstractNum>
-  <w:abstractNum w:abstractNumId="18" w15:restartNumberingAfterBreak="0">
+  <w:abstractNum w:abstractNumId="22" w15:restartNumberingAfterBreak="0">
+    <w:nsid w:val="2ED3134F"/>
+    <w:multiLevelType w:val="hybridMultilevel"/>
+    <w:tmpl w:val="F4F622B6"/>
+    <w:lvl w:ilvl="0" w:tplc="04090001">
+      <w:start w:val="1"/>
+      <w:numFmt w:val="bullet"/>
+      <w:lvlText w:val=""/>
+      <w:lvlJc w:val="left"/>
+      <w:pPr>
+        <w:ind w:left="720" w:hanging="360"/>
+      </w:pPr>
+      <w:rPr>
+        <w:rFonts w:ascii="Symbol" w:hAnsi="Symbol" w:hint="default"/>
+      </w:rPr>
+    </w:lvl>
+    <w:lvl w:ilvl="1" w:tplc="04090003" w:tentative="1">
+      <w:start w:val="1"/>
+      <w:numFmt w:val="bullet"/>
+      <w:lvlText w:val="o"/>
+      <w:lvlJc w:val="left"/>
+      <w:pPr>
+        <w:ind w:left="1440" w:hanging="360"/>
+      </w:pPr>
+      <w:rPr>
+        <w:rFonts w:ascii="Courier New" w:hAnsi="Courier New" w:cs="Courier New" w:hint="default"/>
+      </w:rPr>
+    </w:lvl>
+    <w:lvl w:ilvl="2" w:tplc="04090005" w:tentative="1">
+      <w:start w:val="1"/>
+      <w:numFmt w:val="bullet"/>
+      <w:lvlText w:val=""/>
+      <w:lvlJc w:val="left"/>
+      <w:pPr>
+        <w:ind w:left="2160" w:hanging="360"/>
+      </w:pPr>
+      <w:rPr>
+        <w:rFonts w:ascii="Wingdings" w:hAnsi="Wingdings" w:hint="default"/>
+      </w:rPr>
+    </w:lvl>
+    <w:lvl w:ilvl="3" w:tplc="04090001" w:tentative="1">
+      <w:start w:val="1"/>
+      <w:numFmt w:val="bullet"/>
+      <w:lvlText w:val=""/>
+      <w:lvlJc w:val="left"/>
+      <w:pPr>
+        <w:ind w:left="2880" w:hanging="360"/>
+      </w:pPr>
+      <w:rPr>
+        <w:rFonts w:ascii="Symbol" w:hAnsi="Symbol" w:hint="default"/>
+      </w:rPr>
+    </w:lvl>
+    <w:lvl w:ilvl="4" w:tplc="04090003" w:tentative="1">
+      <w:start w:val="1"/>
+      <w:numFmt w:val="bullet"/>
+      <w:lvlText w:val="o"/>
+      <w:lvlJc w:val="left"/>
+      <w:pPr>
+        <w:ind w:left="3600" w:hanging="360"/>
+      </w:pPr>
+      <w:rPr>
+        <w:rFonts w:ascii="Courier New" w:hAnsi="Courier New" w:cs="Courier New" w:hint="default"/>
+      </w:rPr>
+    </w:lvl>
+    <w:lvl w:ilvl="5" w:tplc="04090005" w:tentative="1">
+      <w:start w:val="1"/>
+      <w:numFmt w:val="bullet"/>
+      <w:lvlText w:val=""/>
+      <w:lvlJc w:val="left"/>
+      <w:pPr>
+        <w:ind w:left="4320" w:hanging="360"/>
+      </w:pPr>
+      <w:rPr>
+        <w:rFonts w:ascii="Wingdings" w:hAnsi="Wingdings" w:hint="default"/>
+      </w:rPr>
+    </w:lvl>
+    <w:lvl w:ilvl="6" w:tplc="04090001" w:tentative="1">
+      <w:start w:val="1"/>
+      <w:numFmt w:val="bullet"/>
+      <w:lvlText w:val=""/>
+      <w:lvlJc w:val="left"/>
+      <w:pPr>
+        <w:ind w:left="5040" w:hanging="360"/>
+      </w:pPr>
+      <w:rPr>
+        <w:rFonts w:ascii="Symbol" w:hAnsi="Symbol" w:hint="default"/>
+      </w:rPr>
+    </w:lvl>
+    <w:lvl w:ilvl="7" w:tplc="04090003" w:tentative="1">
+      <w:start w:val="1"/>
+      <w:numFmt w:val="bullet"/>
+      <w:lvlText w:val="o"/>
+      <w:lvlJc w:val="left"/>
+      <w:pPr>
+        <w:ind w:left="5760" w:hanging="360"/>
+      </w:pPr>
+      <w:rPr>
+        <w:rFonts w:ascii="Courier New" w:hAnsi="Courier New" w:cs="Courier New" w:hint="default"/>
+      </w:rPr>
+    </w:lvl>
+    <w:lvl w:ilvl="8" w:tplc="04090005" w:tentative="1">
+      <w:start w:val="1"/>
+      <w:numFmt w:val="bullet"/>
+      <w:lvlText w:val=""/>
+      <w:lvlJc w:val="left"/>
+      <w:pPr>
+        <w:ind w:left="6480" w:hanging="360"/>
+      </w:pPr>
+      <w:rPr>
+        <w:rFonts w:ascii="Wingdings" w:hAnsi="Wingdings" w:hint="default"/>
+      </w:rPr>
+    </w:lvl>
+  </w:abstractNum>
+  <w:abstractNum w:abstractNumId="23" w15:restartNumberingAfterBreak="0">
     <w:nsid w:val="2EFC2BD2"/>
     <w:multiLevelType w:val="hybridMultilevel"/>
     <w:tmpl w:val="B896C696"/>
@@ -10146,7 +14330,156 @@
       </w:rPr>
     </w:lvl>
   </w:abstractNum>
-  <w:abstractNum w:abstractNumId="19" w15:restartNumberingAfterBreak="0">
+  <w:abstractNum w:abstractNumId="24" w15:restartNumberingAfterBreak="0">
+    <w:nsid w:val="319C596B"/>
+    <w:multiLevelType w:val="multilevel"/>
+    <w:tmpl w:val="353480C8"/>
+    <w:lvl w:ilvl="0">
+      <w:start w:val="1"/>
+      <w:numFmt w:val="bullet"/>
+      <w:lvlText w:val=""/>
+      <w:lvlJc w:val="left"/>
+      <w:pPr>
+        <w:tabs>
+          <w:tab w:val="num" w:pos="720"/>
+        </w:tabs>
+        <w:ind w:left="720" w:hanging="360"/>
+      </w:pPr>
+      <w:rPr>
+        <w:rFonts w:ascii="Symbol" w:hAnsi="Symbol" w:hint="default"/>
+        <w:sz w:val="20"/>
+      </w:rPr>
+    </w:lvl>
+    <w:lvl w:ilvl="1" w:tentative="1">
+      <w:start w:val="1"/>
+      <w:numFmt w:val="bullet"/>
+      <w:lvlText w:val="o"/>
+      <w:lvlJc w:val="left"/>
+      <w:pPr>
+        <w:tabs>
+          <w:tab w:val="num" w:pos="1440"/>
+        </w:tabs>
+        <w:ind w:left="1440" w:hanging="360"/>
+      </w:pPr>
+      <w:rPr>
+        <w:rFonts w:ascii="Courier New" w:hAnsi="Courier New" w:hint="default"/>
+        <w:sz w:val="20"/>
+      </w:rPr>
+    </w:lvl>
+    <w:lvl w:ilvl="2" w:tentative="1">
+      <w:start w:val="1"/>
+      <w:numFmt w:val="bullet"/>
+      <w:lvlText w:val=""/>
+      <w:lvlJc w:val="left"/>
+      <w:pPr>
+        <w:tabs>
+          <w:tab w:val="num" w:pos="2160"/>
+        </w:tabs>
+        <w:ind w:left="2160" w:hanging="360"/>
+      </w:pPr>
+      <w:rPr>
+        <w:rFonts w:ascii="Wingdings" w:hAnsi="Wingdings" w:hint="default"/>
+        <w:sz w:val="20"/>
+      </w:rPr>
+    </w:lvl>
+    <w:lvl w:ilvl="3" w:tentative="1">
+      <w:start w:val="1"/>
+      <w:numFmt w:val="bullet"/>
+      <w:lvlText w:val=""/>
+      <w:lvlJc w:val="left"/>
+      <w:pPr>
+        <w:tabs>
+          <w:tab w:val="num" w:pos="2880"/>
+        </w:tabs>
+        <w:ind w:left="2880" w:hanging="360"/>
+      </w:pPr>
+      <w:rPr>
+        <w:rFonts w:ascii="Wingdings" w:hAnsi="Wingdings" w:hint="default"/>
+        <w:sz w:val="20"/>
+      </w:rPr>
+    </w:lvl>
+    <w:lvl w:ilvl="4" w:tentative="1">
+      <w:start w:val="1"/>
+      <w:numFmt w:val="bullet"/>
+      <w:lvlText w:val=""/>
+      <w:lvlJc w:val="left"/>
+      <w:pPr>
+        <w:tabs>
+          <w:tab w:val="num" w:pos="3600"/>
+        </w:tabs>
+        <w:ind w:left="3600" w:hanging="360"/>
+      </w:pPr>
+      <w:rPr>
+        <w:rFonts w:ascii="Wingdings" w:hAnsi="Wingdings" w:hint="default"/>
+        <w:sz w:val="20"/>
+      </w:rPr>
+    </w:lvl>
+    <w:lvl w:ilvl="5" w:tentative="1">
+      <w:start w:val="1"/>
+      <w:numFmt w:val="bullet"/>
+      <w:lvlText w:val=""/>
+      <w:lvlJc w:val="left"/>
+      <w:pPr>
+        <w:tabs>
+          <w:tab w:val="num" w:pos="4320"/>
+        </w:tabs>
+        <w:ind w:left="4320" w:hanging="360"/>
+      </w:pPr>
+      <w:rPr>
+        <w:rFonts w:ascii="Wingdings" w:hAnsi="Wingdings" w:hint="default"/>
+        <w:sz w:val="20"/>
+      </w:rPr>
+    </w:lvl>
+    <w:lvl w:ilvl="6" w:tentative="1">
+      <w:start w:val="1"/>
+      <w:numFmt w:val="bullet"/>
+      <w:lvlText w:val=""/>
+      <w:lvlJc w:val="left"/>
+      <w:pPr>
+        <w:tabs>
+          <w:tab w:val="num" w:pos="5040"/>
+        </w:tabs>
+        <w:ind w:left="5040" w:hanging="360"/>
+      </w:pPr>
+      <w:rPr>
+        <w:rFonts w:ascii="Wingdings" w:hAnsi="Wingdings" w:hint="default"/>
+        <w:sz w:val="20"/>
+      </w:rPr>
+    </w:lvl>
+    <w:lvl w:ilvl="7" w:tentative="1">
+      <w:start w:val="1"/>
+      <w:numFmt w:val="bullet"/>
+      <w:lvlText w:val=""/>
+      <w:lvlJc w:val="left"/>
+      <w:pPr>
+        <w:tabs>
+          <w:tab w:val="num" w:pos="5760"/>
+        </w:tabs>
+        <w:ind w:left="5760" w:hanging="360"/>
+      </w:pPr>
+      <w:rPr>
+        <w:rFonts w:ascii="Wingdings" w:hAnsi="Wingdings" w:hint="default"/>
+        <w:sz w:val="20"/>
+      </w:rPr>
+    </w:lvl>
+    <w:lvl w:ilvl="8" w:tentative="1">
+      <w:start w:val="1"/>
+      <w:numFmt w:val="bullet"/>
+      <w:lvlText w:val=""/>
+      <w:lvlJc w:val="left"/>
+      <w:pPr>
+        <w:tabs>
+          <w:tab w:val="num" w:pos="6480"/>
+        </w:tabs>
+        <w:ind w:left="6480" w:hanging="360"/>
+      </w:pPr>
+      <w:rPr>
+        <w:rFonts w:ascii="Wingdings" w:hAnsi="Wingdings" w:hint="default"/>
+        <w:sz w:val="20"/>
+      </w:rPr>
+    </w:lvl>
+  </w:abstractNum>
+  <w:abstractNum w:abstractNumId="25" w15:restartNumberingAfterBreak="0">
     <w:nsid w:val="31BB0445"/>
     <w:multiLevelType w:val="multilevel"/>
     <w:tmpl w:val="F0C69752"/>
@@ -10263,7 +14596,156 @@
       </w:pPr>
     </w:lvl>
   </w:abstractNum>
-  <w:abstractNum w:abstractNumId="20" w15:restartNumberingAfterBreak="0">
+  <w:abstractNum w:abstractNumId="26" w15:restartNumberingAfterBreak="0">
+    <w:nsid w:val="31DA2C34"/>
+    <w:multiLevelType w:val="multilevel"/>
+    <w:tmpl w:val="E0EEC2FE"/>
+    <w:lvl w:ilvl="0">
+      <w:start w:val="1"/>
+      <w:numFmt w:val="bullet"/>
+      <w:lvlText w:val=""/>
+      <w:lvlJc w:val="left"/>
+      <w:pPr>
+        <w:tabs>
+          <w:tab w:val="num" w:pos="720"/>
+        </w:tabs>
+        <w:ind w:left="720" w:hanging="360"/>
+      </w:pPr>
+      <w:rPr>
+        <w:rFonts w:ascii="Symbol" w:hAnsi="Symbol" w:hint="default"/>
+        <w:sz w:val="20"/>
+      </w:rPr>
+    </w:lvl>
+    <w:lvl w:ilvl="1" w:tentative="1">
+      <w:start w:val="1"/>
+      <w:numFmt w:val="bullet"/>
+      <w:lvlText w:val="o"/>
+      <w:lvlJc w:val="left"/>
+      <w:pPr>
+        <w:tabs>
+          <w:tab w:val="num" w:pos="1440"/>
+        </w:tabs>
+        <w:ind w:left="1440" w:hanging="360"/>
+      </w:pPr>
+      <w:rPr>
+        <w:rFonts w:ascii="Courier New" w:hAnsi="Courier New" w:hint="default"/>
+        <w:sz w:val="20"/>
+      </w:rPr>
+    </w:lvl>
+    <w:lvl w:ilvl="2" w:tentative="1">
+      <w:start w:val="1"/>
+      <w:numFmt w:val="bullet"/>
+      <w:lvlText w:val=""/>
+      <w:lvlJc w:val="left"/>
+      <w:pPr>
+        <w:tabs>
+          <w:tab w:val="num" w:pos="2160"/>
+        </w:tabs>
+        <w:ind w:left="2160" w:hanging="360"/>
+      </w:pPr>
+      <w:rPr>
+        <w:rFonts w:ascii="Wingdings" w:hAnsi="Wingdings" w:hint="default"/>
+        <w:sz w:val="20"/>
+      </w:rPr>
+    </w:lvl>
+    <w:lvl w:ilvl="3" w:tentative="1">
+      <w:start w:val="1"/>
+      <w:numFmt w:val="bullet"/>
+      <w:lvlText w:val=""/>
+      <w:lvlJc w:val="left"/>
+      <w:pPr>
+        <w:tabs>
+          <w:tab w:val="num" w:pos="2880"/>
+        </w:tabs>
+        <w:ind w:left="2880" w:hanging="360"/>
+      </w:pPr>
+      <w:rPr>
+        <w:rFonts w:ascii="Wingdings" w:hAnsi="Wingdings" w:hint="default"/>
+        <w:sz w:val="20"/>
+      </w:rPr>
+    </w:lvl>
+    <w:lvl w:ilvl="4" w:tentative="1">
+      <w:start w:val="1"/>
+      <w:numFmt w:val="bullet"/>
+      <w:lvlText w:val=""/>
+      <w:lvlJc w:val="left"/>
+      <w:pPr>
+        <w:tabs>
+          <w:tab w:val="num" w:pos="3600"/>
+        </w:tabs>
+        <w:ind w:left="3600" w:hanging="360"/>
+      </w:pPr>
+      <w:rPr>
+        <w:rFonts w:ascii="Wingdings" w:hAnsi="Wingdings" w:hint="default"/>
+        <w:sz w:val="20"/>
+      </w:rPr>
+    </w:lvl>
+    <w:lvl w:ilvl="5" w:tentative="1">
+      <w:start w:val="1"/>
+      <w:numFmt w:val="bullet"/>
+      <w:lvlText w:val=""/>
+      <w:lvlJc w:val="left"/>
+      <w:pPr>
+        <w:tabs>
+          <w:tab w:val="num" w:pos="4320"/>
+        </w:tabs>
+        <w:ind w:left="4320" w:hanging="360"/>
+      </w:pPr>
+      <w:rPr>
+        <w:rFonts w:ascii="Wingdings" w:hAnsi="Wingdings" w:hint="default"/>
+        <w:sz w:val="20"/>
+      </w:rPr>
+    </w:lvl>
+    <w:lvl w:ilvl="6" w:tentative="1">
+      <w:start w:val="1"/>
+      <w:numFmt w:val="bullet"/>
+      <w:lvlText w:val=""/>
+      <w:lvlJc w:val="left"/>
+      <w:pPr>
+        <w:tabs>
+          <w:tab w:val="num" w:pos="5040"/>
+        </w:tabs>
+        <w:ind w:left="5040" w:hanging="360"/>
+      </w:pPr>
+      <w:rPr>
+        <w:rFonts w:ascii="Wingdings" w:hAnsi="Wingdings" w:hint="default"/>
+        <w:sz w:val="20"/>
+      </w:rPr>
+    </w:lvl>
+    <w:lvl w:ilvl="7" w:tentative="1">
+      <w:start w:val="1"/>
+      <w:numFmt w:val="bullet"/>
+      <w:lvlText w:val=""/>
+      <w:lvlJc w:val="left"/>
+      <w:pPr>
+        <w:tabs>
+          <w:tab w:val="num" w:pos="5760"/>
+        </w:tabs>
+        <w:ind w:left="5760" w:hanging="360"/>
+      </w:pPr>
+      <w:rPr>
+        <w:rFonts w:ascii="Wingdings" w:hAnsi="Wingdings" w:hint="default"/>
+        <w:sz w:val="20"/>
+      </w:rPr>
+    </w:lvl>
+    <w:lvl w:ilvl="8" w:tentative="1">
+      <w:start w:val="1"/>
+      <w:numFmt w:val="bullet"/>
+      <w:lvlText w:val=""/>
+      <w:lvlJc w:val="left"/>
+      <w:pPr>
+        <w:tabs>
+          <w:tab w:val="num" w:pos="6480"/>
+        </w:tabs>
+        <w:ind w:left="6480" w:hanging="360"/>
+      </w:pPr>
+      <w:rPr>
+        <w:rFonts w:ascii="Wingdings" w:hAnsi="Wingdings" w:hint="default"/>
+        <w:sz w:val="20"/>
+      </w:rPr>
+    </w:lvl>
+  </w:abstractNum>
+  <w:abstractNum w:abstractNumId="27" w15:restartNumberingAfterBreak="0">
     <w:nsid w:val="355A7F86"/>
     <w:multiLevelType w:val="hybridMultilevel"/>
     <w:tmpl w:val="21FAFEC8"/>
@@ -10376,7 +14858,7 @@
       </w:rPr>
     </w:lvl>
   </w:abstractNum>
-  <w:abstractNum w:abstractNumId="21" w15:restartNumberingAfterBreak="0">
+  <w:abstractNum w:abstractNumId="28" w15:restartNumberingAfterBreak="0">
     <w:nsid w:val="35801CEA"/>
     <w:multiLevelType w:val="hybridMultilevel"/>
     <w:tmpl w:val="D50E36A8"/>
@@ -10489,7 +14971,7 @@
       </w:rPr>
     </w:lvl>
   </w:abstractNum>
-  <w:abstractNum w:abstractNumId="22" w15:restartNumberingAfterBreak="0">
+  <w:abstractNum w:abstractNumId="29" w15:restartNumberingAfterBreak="0">
     <w:nsid w:val="37FF024D"/>
     <w:multiLevelType w:val="hybridMultilevel"/>
     <w:tmpl w:val="A48E67F2"/>
@@ -10578,7 +15060,120 @@
       </w:pPr>
     </w:lvl>
   </w:abstractNum>
-  <w:abstractNum w:abstractNumId="23" w15:restartNumberingAfterBreak="0">
+  <w:abstractNum w:abstractNumId="30" w15:restartNumberingAfterBreak="0">
+    <w:nsid w:val="3BE3407F"/>
+    <w:multiLevelType w:val="hybridMultilevel"/>
+    <w:tmpl w:val="0524ACAE"/>
+    <w:lvl w:ilvl="0" w:tplc="04090001">
+      <w:start w:val="1"/>
+      <w:numFmt w:val="bullet"/>
+      <w:lvlText w:val=""/>
+      <w:lvlJc w:val="left"/>
+      <w:pPr>
+        <w:ind w:left="720" w:hanging="360"/>
+      </w:pPr>
+      <w:rPr>
+        <w:rFonts w:ascii="Symbol" w:hAnsi="Symbol" w:hint="default"/>
+      </w:rPr>
+    </w:lvl>
+    <w:lvl w:ilvl="1" w:tplc="04090003" w:tentative="1">
+      <w:start w:val="1"/>
+      <w:numFmt w:val="bullet"/>
+      <w:lvlText w:val="o"/>
+      <w:lvlJc w:val="left"/>
+      <w:pPr>
+        <w:ind w:left="1440" w:hanging="360"/>
+      </w:pPr>
+      <w:rPr>
+        <w:rFonts w:ascii="Courier New" w:hAnsi="Courier New" w:cs="Courier New" w:hint="default"/>
+      </w:rPr>
+    </w:lvl>
+    <w:lvl w:ilvl="2" w:tplc="04090005" w:tentative="1">
+      <w:start w:val="1"/>
+      <w:numFmt w:val="bullet"/>
+      <w:lvlText w:val=""/>
+      <w:lvlJc w:val="left"/>
+      <w:pPr>
+        <w:ind w:left="2160" w:hanging="360"/>
+      </w:pPr>
+      <w:rPr>
+        <w:rFonts w:ascii="Wingdings" w:hAnsi="Wingdings" w:hint="default"/>
+      </w:rPr>
+    </w:lvl>
+    <w:lvl w:ilvl="3" w:tplc="04090001" w:tentative="1">
+      <w:start w:val="1"/>
+      <w:numFmt w:val="bullet"/>
+      <w:lvlText w:val=""/>
+      <w:lvlJc w:val="left"/>
+      <w:pPr>
+        <w:ind w:left="2880" w:hanging="360"/>
+      </w:pPr>
+      <w:rPr>
+        <w:rFonts w:ascii="Symbol" w:hAnsi="Symbol" w:hint="default"/>
+      </w:rPr>
+    </w:lvl>
+    <w:lvl w:ilvl="4" w:tplc="04090003" w:tentative="1">
+      <w:start w:val="1"/>
+      <w:numFmt w:val="bullet"/>
+      <w:lvlText w:val="o"/>
+      <w:lvlJc w:val="left"/>
+      <w:pPr>
+        <w:ind w:left="3600" w:hanging="360"/>
+      </w:pPr>
+      <w:rPr>
+        <w:rFonts w:ascii="Courier New" w:hAnsi="Courier New" w:cs="Courier New" w:hint="default"/>
+      </w:rPr>
+    </w:lvl>
+    <w:lvl w:ilvl="5" w:tplc="04090005" w:tentative="1">
+      <w:start w:val="1"/>
+      <w:numFmt w:val="bullet"/>
+      <w:lvlText w:val=""/>
+      <w:lvlJc w:val="left"/>
+      <w:pPr>
+        <w:ind w:left="4320" w:hanging="360"/>
+      </w:pPr>
+      <w:rPr>
+        <w:rFonts w:ascii="Wingdings" w:hAnsi="Wingdings" w:hint="default"/>
+      </w:rPr>
+    </w:lvl>
+    <w:lvl w:ilvl="6" w:tplc="04090001" w:tentative="1">
+      <w:start w:val="1"/>
+      <w:numFmt w:val="bullet"/>
+      <w:lvlText w:val=""/>
+      <w:lvlJc w:val="left"/>
+      <w:pPr>
+        <w:ind w:left="5040" w:hanging="360"/>
+      </w:pPr>
+      <w:rPr>
+        <w:rFonts w:ascii="Symbol" w:hAnsi="Symbol" w:hint="default"/>
+      </w:rPr>
+    </w:lvl>
+    <w:lvl w:ilvl="7" w:tplc="04090003" w:tentative="1">
+      <w:start w:val="1"/>
+      <w:numFmt w:val="bullet"/>
+      <w:lvlText w:val="o"/>
+      <w:lvlJc w:val="left"/>
+      <w:pPr>
+        <w:ind w:left="5760" w:hanging="360"/>
+      </w:pPr>
+      <w:rPr>
+        <w:rFonts w:ascii="Courier New" w:hAnsi="Courier New" w:cs="Courier New" w:hint="default"/>
+      </w:rPr>
+    </w:lvl>
+    <w:lvl w:ilvl="8" w:tplc="04090005" w:tentative="1">
+      <w:start w:val="1"/>
+      <w:numFmt w:val="bullet"/>
+      <w:lvlText w:val=""/>
+      <w:lvlJc w:val="left"/>
+      <w:pPr>
+        <w:ind w:left="6480" w:hanging="360"/>
+      </w:pPr>
+      <w:rPr>
+        <w:rFonts w:ascii="Wingdings" w:hAnsi="Wingdings" w:hint="default"/>
+      </w:rPr>
+    </w:lvl>
+  </w:abstractNum>
+  <w:abstractNum w:abstractNumId="31" w15:restartNumberingAfterBreak="0">
     <w:nsid w:val="3CEF6C39"/>
     <w:multiLevelType w:val="hybridMultilevel"/>
     <w:tmpl w:val="1F20570C"/>
@@ -10691,7 +15286,156 @@
       </w:rPr>
     </w:lvl>
   </w:abstractNum>
-  <w:abstractNum w:abstractNumId="24" w15:restartNumberingAfterBreak="0">
+  <w:abstractNum w:abstractNumId="32" w15:restartNumberingAfterBreak="0">
+    <w:nsid w:val="40B8148A"/>
+    <w:multiLevelType w:val="multilevel"/>
+    <w:tmpl w:val="56323878"/>
+    <w:lvl w:ilvl="0">
+      <w:start w:val="1"/>
+      <w:numFmt w:val="bullet"/>
+      <w:lvlText w:val=""/>
+      <w:lvlJc w:val="left"/>
+      <w:pPr>
+        <w:tabs>
+          <w:tab w:val="num" w:pos="720"/>
+        </w:tabs>
+        <w:ind w:left="720" w:hanging="360"/>
+      </w:pPr>
+      <w:rPr>
+        <w:rFonts w:ascii="Symbol" w:hAnsi="Symbol" w:hint="default"/>
+        <w:sz w:val="20"/>
+      </w:rPr>
+    </w:lvl>
+    <w:lvl w:ilvl="1" w:tentative="1">
+      <w:start w:val="1"/>
+      <w:numFmt w:val="bullet"/>
+      <w:lvlText w:val="o"/>
+      <w:lvlJc w:val="left"/>
+      <w:pPr>
+        <w:tabs>
+          <w:tab w:val="num" w:pos="1440"/>
+        </w:tabs>
+        <w:ind w:left="1440" w:hanging="360"/>
+      </w:pPr>
+      <w:rPr>
+        <w:rFonts w:ascii="Courier New" w:hAnsi="Courier New" w:hint="default"/>
+        <w:sz w:val="20"/>
+      </w:rPr>
+    </w:lvl>
+    <w:lvl w:ilvl="2" w:tentative="1">
+      <w:start w:val="1"/>
+      <w:numFmt w:val="bullet"/>
+      <w:lvlText w:val=""/>
+      <w:lvlJc w:val="left"/>
+      <w:pPr>
+        <w:tabs>
+          <w:tab w:val="num" w:pos="2160"/>
+        </w:tabs>
+        <w:ind w:left="2160" w:hanging="360"/>
+      </w:pPr>
+      <w:rPr>
+        <w:rFonts w:ascii="Wingdings" w:hAnsi="Wingdings" w:hint="default"/>
+        <w:sz w:val="20"/>
+      </w:rPr>
+    </w:lvl>
+    <w:lvl w:ilvl="3" w:tentative="1">
+      <w:start w:val="1"/>
+      <w:numFmt w:val="bullet"/>
+      <w:lvlText w:val=""/>
+      <w:lvlJc w:val="left"/>
+      <w:pPr>
+        <w:tabs>
+          <w:tab w:val="num" w:pos="2880"/>
+        </w:tabs>
+        <w:ind w:left="2880" w:hanging="360"/>
+      </w:pPr>
+      <w:rPr>
+        <w:rFonts w:ascii="Wingdings" w:hAnsi="Wingdings" w:hint="default"/>
+        <w:sz w:val="20"/>
+      </w:rPr>
+    </w:lvl>
+    <w:lvl w:ilvl="4" w:tentative="1">
+      <w:start w:val="1"/>
+      <w:numFmt w:val="bullet"/>
+      <w:lvlText w:val=""/>
+      <w:lvlJc w:val="left"/>
+      <w:pPr>
+        <w:tabs>
+          <w:tab w:val="num" w:pos="3600"/>
+        </w:tabs>
+        <w:ind w:left="3600" w:hanging="360"/>
+      </w:pPr>
+      <w:rPr>
+        <w:rFonts w:ascii="Wingdings" w:hAnsi="Wingdings" w:hint="default"/>
+        <w:sz w:val="20"/>
+      </w:rPr>
+    </w:lvl>
+    <w:lvl w:ilvl="5" w:tentative="1">
+      <w:start w:val="1"/>
+      <w:numFmt w:val="bullet"/>
+      <w:lvlText w:val=""/>
+      <w:lvlJc w:val="left"/>
+      <w:pPr>
+        <w:tabs>
+          <w:tab w:val="num" w:pos="4320"/>
+        </w:tabs>
+        <w:ind w:left="4320" w:hanging="360"/>
+      </w:pPr>
+      <w:rPr>
+        <w:rFonts w:ascii="Wingdings" w:hAnsi="Wingdings" w:hint="default"/>
+        <w:sz w:val="20"/>
+      </w:rPr>
+    </w:lvl>
+    <w:lvl w:ilvl="6" w:tentative="1">
+      <w:start w:val="1"/>
+      <w:numFmt w:val="bullet"/>
+      <w:lvlText w:val=""/>
+      <w:lvlJc w:val="left"/>
+      <w:pPr>
+        <w:tabs>
+          <w:tab w:val="num" w:pos="5040"/>
+        </w:tabs>
+        <w:ind w:left="5040" w:hanging="360"/>
+      </w:pPr>
+      <w:rPr>
+        <w:rFonts w:ascii="Wingdings" w:hAnsi="Wingdings" w:hint="default"/>
+        <w:sz w:val="20"/>
+      </w:rPr>
+    </w:lvl>
+    <w:lvl w:ilvl="7" w:tentative="1">
+      <w:start w:val="1"/>
+      <w:numFmt w:val="bullet"/>
+      <w:lvlText w:val=""/>
+      <w:lvlJc w:val="left"/>
+      <w:pPr>
+        <w:tabs>
+          <w:tab w:val="num" w:pos="5760"/>
+        </w:tabs>
+        <w:ind w:left="5760" w:hanging="360"/>
+      </w:pPr>
+      <w:rPr>
+        <w:rFonts w:ascii="Wingdings" w:hAnsi="Wingdings" w:hint="default"/>
+        <w:sz w:val="20"/>
+      </w:rPr>
+    </w:lvl>
+    <w:lvl w:ilvl="8" w:tentative="1">
+      <w:start w:val="1"/>
+      <w:numFmt w:val="bullet"/>
+      <w:lvlText w:val=""/>
+      <w:lvlJc w:val="left"/>
+      <w:pPr>
+        <w:tabs>
+          <w:tab w:val="num" w:pos="6480"/>
+        </w:tabs>
+        <w:ind w:left="6480" w:hanging="360"/>
+      </w:pPr>
+      <w:rPr>
+        <w:rFonts w:ascii="Wingdings" w:hAnsi="Wingdings" w:hint="default"/>
+        <w:sz w:val="20"/>
+      </w:rPr>
+    </w:lvl>
+  </w:abstractNum>
+  <w:abstractNum w:abstractNumId="33" w15:restartNumberingAfterBreak="0">
     <w:nsid w:val="41B504AD"/>
     <w:multiLevelType w:val="hybridMultilevel"/>
     <w:tmpl w:val="2398E3D4"/>
@@ -10804,7 +15548,7 @@
       </w:rPr>
     </w:lvl>
   </w:abstractNum>
-  <w:abstractNum w:abstractNumId="25" w15:restartNumberingAfterBreak="0">
+  <w:abstractNum w:abstractNumId="34" w15:restartNumberingAfterBreak="0">
     <w:nsid w:val="462B1969"/>
     <w:multiLevelType w:val="multilevel"/>
     <w:tmpl w:val="F2F64CB6"/>
@@ -10953,7 +15697,7 @@
       </w:rPr>
     </w:lvl>
   </w:abstractNum>
-  <w:abstractNum w:abstractNumId="26" w15:restartNumberingAfterBreak="0">
+  <w:abstractNum w:abstractNumId="35" w15:restartNumberingAfterBreak="0">
     <w:nsid w:val="46B1381D"/>
     <w:multiLevelType w:val="hybridMultilevel"/>
     <w:tmpl w:val="F4C86248"/>
@@ -11066,7 +15810,120 @@
       </w:rPr>
     </w:lvl>
   </w:abstractNum>
-  <w:abstractNum w:abstractNumId="27" w15:restartNumberingAfterBreak="0">
+  <w:abstractNum w:abstractNumId="36" w15:restartNumberingAfterBreak="0">
+    <w:nsid w:val="4C8C5CEB"/>
+    <w:multiLevelType w:val="hybridMultilevel"/>
+    <w:tmpl w:val="CB0C2C7E"/>
+    <w:lvl w:ilvl="0" w:tplc="04090001">
+      <w:start w:val="1"/>
+      <w:numFmt w:val="bullet"/>
+      <w:lvlText w:val=""/>
+      <w:lvlJc w:val="left"/>
+      <w:pPr>
+        <w:ind w:left="720" w:hanging="360"/>
+      </w:pPr>
+      <w:rPr>
+        <w:rFonts w:ascii="Symbol" w:hAnsi="Symbol" w:hint="default"/>
+      </w:rPr>
+    </w:lvl>
+    <w:lvl w:ilvl="1" w:tplc="04090003" w:tentative="1">
+      <w:start w:val="1"/>
+      <w:numFmt w:val="bullet"/>
+      <w:lvlText w:val="o"/>
+      <w:lvlJc w:val="left"/>
+      <w:pPr>
+        <w:ind w:left="1440" w:hanging="360"/>
+      </w:pPr>
+      <w:rPr>
+        <w:rFonts w:ascii="Courier New" w:hAnsi="Courier New" w:cs="Courier New" w:hint="default"/>
+      </w:rPr>
+    </w:lvl>
+    <w:lvl w:ilvl="2" w:tplc="04090005" w:tentative="1">
+      <w:start w:val="1"/>
+      <w:numFmt w:val="bullet"/>
+      <w:lvlText w:val=""/>
+      <w:lvlJc w:val="left"/>
+      <w:pPr>
+        <w:ind w:left="2160" w:hanging="360"/>
+      </w:pPr>
+      <w:rPr>
+        <w:rFonts w:ascii="Wingdings" w:hAnsi="Wingdings" w:hint="default"/>
+      </w:rPr>
+    </w:lvl>
+    <w:lvl w:ilvl="3" w:tplc="04090001" w:tentative="1">
+      <w:start w:val="1"/>
+      <w:numFmt w:val="bullet"/>
+      <w:lvlText w:val=""/>
+      <w:lvlJc w:val="left"/>
+      <w:pPr>
+        <w:ind w:left="2880" w:hanging="360"/>
+      </w:pPr>
+      <w:rPr>
+        <w:rFonts w:ascii="Symbol" w:hAnsi="Symbol" w:hint="default"/>
+      </w:rPr>
+    </w:lvl>
+    <w:lvl w:ilvl="4" w:tplc="04090003" w:tentative="1">
+      <w:start w:val="1"/>
+      <w:numFmt w:val="bullet"/>
+      <w:lvlText w:val="o"/>
+      <w:lvlJc w:val="left"/>
+      <w:pPr>
+        <w:ind w:left="3600" w:hanging="360"/>
+      </w:pPr>
+      <w:rPr>
+        <w:rFonts w:ascii="Courier New" w:hAnsi="Courier New" w:cs="Courier New" w:hint="default"/>
+      </w:rPr>
+    </w:lvl>
+    <w:lvl w:ilvl="5" w:tplc="04090005" w:tentative="1">
+      <w:start w:val="1"/>
+      <w:numFmt w:val="bullet"/>
+      <w:lvlText w:val=""/>
+      <w:lvlJc w:val="left"/>
+      <w:pPr>
+        <w:ind w:left="4320" w:hanging="360"/>
+      </w:pPr>
+      <w:rPr>
+        <w:rFonts w:ascii="Wingdings" w:hAnsi="Wingdings" w:hint="default"/>
+      </w:rPr>
+    </w:lvl>
+    <w:lvl w:ilvl="6" w:tplc="04090001" w:tentative="1">
+      <w:start w:val="1"/>
+      <w:numFmt w:val="bullet"/>
+      <w:lvlText w:val=""/>
+      <w:lvlJc w:val="left"/>
+      <w:pPr>
+        <w:ind w:left="5040" w:hanging="360"/>
+      </w:pPr>
+      <w:rPr>
+        <w:rFonts w:ascii="Symbol" w:hAnsi="Symbol" w:hint="default"/>
+      </w:rPr>
+    </w:lvl>
+    <w:lvl w:ilvl="7" w:tplc="04090003" w:tentative="1">
+      <w:start w:val="1"/>
+      <w:numFmt w:val="bullet"/>
+      <w:lvlText w:val="o"/>
+      <w:lvlJc w:val="left"/>
+      <w:pPr>
+        <w:ind w:left="5760" w:hanging="360"/>
+      </w:pPr>
+      <w:rPr>
+        <w:rFonts w:ascii="Courier New" w:hAnsi="Courier New" w:cs="Courier New" w:hint="default"/>
+      </w:rPr>
+    </w:lvl>
+    <w:lvl w:ilvl="8" w:tplc="04090005" w:tentative="1">
+      <w:start w:val="1"/>
+      <w:numFmt w:val="bullet"/>
+      <w:lvlText w:val=""/>
+      <w:lvlJc w:val="left"/>
+      <w:pPr>
+        <w:ind w:left="6480" w:hanging="360"/>
+      </w:pPr>
+      <w:rPr>
+        <w:rFonts w:ascii="Wingdings" w:hAnsi="Wingdings" w:hint="default"/>
+      </w:rPr>
+    </w:lvl>
+  </w:abstractNum>
+  <w:abstractNum w:abstractNumId="37" w15:restartNumberingAfterBreak="0">
     <w:nsid w:val="4CE23C87"/>
     <w:multiLevelType w:val="hybridMultilevel"/>
     <w:tmpl w:val="890AAD12"/>
@@ -11179,7 +16036,7 @@
       </w:rPr>
     </w:lvl>
   </w:abstractNum>
-  <w:abstractNum w:abstractNumId="28" w15:restartNumberingAfterBreak="0">
+  <w:abstractNum w:abstractNumId="38" w15:restartNumberingAfterBreak="0">
     <w:nsid w:val="4D84155B"/>
     <w:multiLevelType w:val="multilevel"/>
     <w:tmpl w:val="F21EEC40"/>
@@ -11292,7 +16149,7 @@
       </w:pPr>
     </w:lvl>
   </w:abstractNum>
-  <w:abstractNum w:abstractNumId="29" w15:restartNumberingAfterBreak="0">
+  <w:abstractNum w:abstractNumId="39" w15:restartNumberingAfterBreak="0">
     <w:nsid w:val="512F2BCD"/>
     <w:multiLevelType w:val="hybridMultilevel"/>
     <w:tmpl w:val="3D820EE6"/>
@@ -11405,7 +16262,7 @@
       </w:rPr>
     </w:lvl>
   </w:abstractNum>
-  <w:abstractNum w:abstractNumId="30" w15:restartNumberingAfterBreak="0">
+  <w:abstractNum w:abstractNumId="40" w15:restartNumberingAfterBreak="0">
     <w:nsid w:val="58CD7EED"/>
     <w:multiLevelType w:val="hybridMultilevel"/>
     <w:tmpl w:val="47A4BE8C"/>
@@ -11518,7 +16375,7 @@
       </w:rPr>
     </w:lvl>
   </w:abstractNum>
-  <w:abstractNum w:abstractNumId="31" w15:restartNumberingAfterBreak="0">
+  <w:abstractNum w:abstractNumId="41" w15:restartNumberingAfterBreak="0">
     <w:nsid w:val="59357CD6"/>
     <w:multiLevelType w:val="multilevel"/>
     <w:tmpl w:val="EE16615A"/>
@@ -11631,7 +16488,120 @@
       </w:pPr>
     </w:lvl>
   </w:abstractNum>
-  <w:abstractNum w:abstractNumId="32" w15:restartNumberingAfterBreak="0">
+  <w:abstractNum w:abstractNumId="42" w15:restartNumberingAfterBreak="0">
+    <w:nsid w:val="65C214A9"/>
+    <w:multiLevelType w:val="hybridMultilevel"/>
+    <w:tmpl w:val="A286A212"/>
+    <w:lvl w:ilvl="0" w:tplc="04090001">
+      <w:start w:val="1"/>
+      <w:numFmt w:val="bullet"/>
+      <w:lvlText w:val=""/>
+      <w:lvlJc w:val="left"/>
+      <w:pPr>
+        <w:ind w:left="720" w:hanging="360"/>
+      </w:pPr>
+      <w:rPr>
+        <w:rFonts w:ascii="Symbol" w:hAnsi="Symbol" w:hint="default"/>
+      </w:rPr>
+    </w:lvl>
+    <w:lvl w:ilvl="1" w:tplc="04090003" w:tentative="1">
+      <w:start w:val="1"/>
+      <w:numFmt w:val="bullet"/>
+      <w:lvlText w:val="o"/>
+      <w:lvlJc w:val="left"/>
+      <w:pPr>
+        <w:ind w:left="1440" w:hanging="360"/>
+      </w:pPr>
+      <w:rPr>
+        <w:rFonts w:ascii="Courier New" w:hAnsi="Courier New" w:cs="Courier New" w:hint="default"/>
+      </w:rPr>
+    </w:lvl>
+    <w:lvl w:ilvl="2" w:tplc="04090005" w:tentative="1">
+      <w:start w:val="1"/>
+      <w:numFmt w:val="bullet"/>
+      <w:lvlText w:val=""/>
+      <w:lvlJc w:val="left"/>
+      <w:pPr>
+        <w:ind w:left="2160" w:hanging="360"/>
+      </w:pPr>
+      <w:rPr>
+        <w:rFonts w:ascii="Wingdings" w:hAnsi="Wingdings" w:hint="default"/>
+      </w:rPr>
+    </w:lvl>
+    <w:lvl w:ilvl="3" w:tplc="04090001" w:tentative="1">
+      <w:start w:val="1"/>
+      <w:numFmt w:val="bullet"/>
+      <w:lvlText w:val=""/>
+      <w:lvlJc w:val="left"/>
+      <w:pPr>
+        <w:ind w:left="2880" w:hanging="360"/>
+      </w:pPr>
+      <w:rPr>
+        <w:rFonts w:ascii="Symbol" w:hAnsi="Symbol" w:hint="default"/>
+      </w:rPr>
+    </w:lvl>
+    <w:lvl w:ilvl="4" w:tplc="04090003" w:tentative="1">
+      <w:start w:val="1"/>
+      <w:numFmt w:val="bullet"/>
+      <w:lvlText w:val="o"/>
+      <w:lvlJc w:val="left"/>
+      <w:pPr>
+        <w:ind w:left="3600" w:hanging="360"/>
+      </w:pPr>
+      <w:rPr>
+        <w:rFonts w:ascii="Courier New" w:hAnsi="Courier New" w:cs="Courier New" w:hint="default"/>
+      </w:rPr>
+    </w:lvl>
+    <w:lvl w:ilvl="5" w:tplc="04090005" w:tentative="1">
+      <w:start w:val="1"/>
+      <w:numFmt w:val="bullet"/>
+      <w:lvlText w:val=""/>
+      <w:lvlJc w:val="left"/>
+      <w:pPr>
+        <w:ind w:left="4320" w:hanging="360"/>
+      </w:pPr>
+      <w:rPr>
+        <w:rFonts w:ascii="Wingdings" w:hAnsi="Wingdings" w:hint="default"/>
+      </w:rPr>
+    </w:lvl>
+    <w:lvl w:ilvl="6" w:tplc="04090001" w:tentative="1">
+      <w:start w:val="1"/>
+      <w:numFmt w:val="bullet"/>
+      <w:lvlText w:val=""/>
+      <w:lvlJc w:val="left"/>
+      <w:pPr>
+        <w:ind w:left="5040" w:hanging="360"/>
+      </w:pPr>
+      <w:rPr>
+        <w:rFonts w:ascii="Symbol" w:hAnsi="Symbol" w:hint="default"/>
+      </w:rPr>
+    </w:lvl>
+    <w:lvl w:ilvl="7" w:tplc="04090003" w:tentative="1">
+      <w:start w:val="1"/>
+      <w:numFmt w:val="bullet"/>
+      <w:lvlText w:val="o"/>
+      <w:lvlJc w:val="left"/>
+      <w:pPr>
+        <w:ind w:left="5760" w:hanging="360"/>
+      </w:pPr>
+      <w:rPr>
+        <w:rFonts w:ascii="Courier New" w:hAnsi="Courier New" w:cs="Courier New" w:hint="default"/>
+      </w:rPr>
+    </w:lvl>
+    <w:lvl w:ilvl="8" w:tplc="04090005" w:tentative="1">
+      <w:start w:val="1"/>
+      <w:numFmt w:val="bullet"/>
+      <w:lvlText w:val=""/>
+      <w:lvlJc w:val="left"/>
+      <w:pPr>
+        <w:ind w:left="6480" w:hanging="360"/>
+      </w:pPr>
+      <w:rPr>
+        <w:rFonts w:ascii="Wingdings" w:hAnsi="Wingdings" w:hint="default"/>
+      </w:rPr>
+    </w:lvl>
+  </w:abstractNum>
+  <w:abstractNum w:abstractNumId="43" w15:restartNumberingAfterBreak="0">
     <w:nsid w:val="6A9F2D0C"/>
     <w:multiLevelType w:val="hybridMultilevel"/>
     <w:tmpl w:val="BA481664"/>
@@ -11744,7 +16714,7 @@
       </w:rPr>
     </w:lvl>
   </w:abstractNum>
-  <w:abstractNum w:abstractNumId="33" w15:restartNumberingAfterBreak="0">
+  <w:abstractNum w:abstractNumId="44" w15:restartNumberingAfterBreak="0">
     <w:nsid w:val="6DA8129C"/>
     <w:multiLevelType w:val="multilevel"/>
     <w:tmpl w:val="5A8874D4"/>
@@ -11857,7 +16827,531 @@
       </w:pPr>
     </w:lvl>
   </w:abstractNum>
-  <w:abstractNum w:abstractNumId="34" w15:restartNumberingAfterBreak="0">
+  <w:abstractNum w:abstractNumId="45" w15:restartNumberingAfterBreak="0">
+    <w:nsid w:val="6E0D3473"/>
+    <w:multiLevelType w:val="multilevel"/>
+    <w:tmpl w:val="9CA04478"/>
+    <w:lvl w:ilvl="0">
+      <w:start w:val="1"/>
+      <w:numFmt w:val="bullet"/>
+      <w:lvlText w:val=""/>
+      <w:lvlJc w:val="left"/>
+      <w:pPr>
+        <w:tabs>
+          <w:tab w:val="num" w:pos="720"/>
+        </w:tabs>
+        <w:ind w:left="720" w:hanging="360"/>
+      </w:pPr>
+      <w:rPr>
+        <w:rFonts w:ascii="Symbol" w:hAnsi="Symbol" w:hint="default"/>
+        <w:sz w:val="20"/>
+      </w:rPr>
+    </w:lvl>
+    <w:lvl w:ilvl="1" w:tentative="1">
+      <w:start w:val="1"/>
+      <w:numFmt w:val="bullet"/>
+      <w:lvlText w:val="o"/>
+      <w:lvlJc w:val="left"/>
+      <w:pPr>
+        <w:tabs>
+          <w:tab w:val="num" w:pos="1440"/>
+        </w:tabs>
+        <w:ind w:left="1440" w:hanging="360"/>
+      </w:pPr>
+      <w:rPr>
+        <w:rFonts w:ascii="Courier New" w:hAnsi="Courier New" w:hint="default"/>
+        <w:sz w:val="20"/>
+      </w:rPr>
+    </w:lvl>
+    <w:lvl w:ilvl="2" w:tentative="1">
+      <w:start w:val="1"/>
+      <w:numFmt w:val="bullet"/>
+      <w:lvlText w:val=""/>
+      <w:lvlJc w:val="left"/>
+      <w:pPr>
+        <w:tabs>
+          <w:tab w:val="num" w:pos="2160"/>
+        </w:tabs>
+        <w:ind w:left="2160" w:hanging="360"/>
+      </w:pPr>
+      <w:rPr>
+        <w:rFonts w:ascii="Wingdings" w:hAnsi="Wingdings" w:hint="default"/>
+        <w:sz w:val="20"/>
+      </w:rPr>
+    </w:lvl>
+    <w:lvl w:ilvl="3" w:tentative="1">
+      <w:start w:val="1"/>
+      <w:numFmt w:val="bullet"/>
+      <w:lvlText w:val=""/>
+      <w:lvlJc w:val="left"/>
+      <w:pPr>
+        <w:tabs>
+          <w:tab w:val="num" w:pos="2880"/>
+        </w:tabs>
+        <w:ind w:left="2880" w:hanging="360"/>
+      </w:pPr>
+      <w:rPr>
+        <w:rFonts w:ascii="Wingdings" w:hAnsi="Wingdings" w:hint="default"/>
+        <w:sz w:val="20"/>
+      </w:rPr>
+    </w:lvl>
+    <w:lvl w:ilvl="4" w:tentative="1">
+      <w:start w:val="1"/>
+      <w:numFmt w:val="bullet"/>
+      <w:lvlText w:val=""/>
+      <w:lvlJc w:val="left"/>
+      <w:pPr>
+        <w:tabs>
+          <w:tab w:val="num" w:pos="3600"/>
+        </w:tabs>
+        <w:ind w:left="3600" w:hanging="360"/>
+      </w:pPr>
+      <w:rPr>
+        <w:rFonts w:ascii="Wingdings" w:hAnsi="Wingdings" w:hint="default"/>
+        <w:sz w:val="20"/>
+      </w:rPr>
+    </w:lvl>
+    <w:lvl w:ilvl="5" w:tentative="1">
+      <w:start w:val="1"/>
+      <w:numFmt w:val="bullet"/>
+      <w:lvlText w:val=""/>
+      <w:lvlJc w:val="left"/>
+      <w:pPr>
+        <w:tabs>
+          <w:tab w:val="num" w:pos="4320"/>
+        </w:tabs>
+        <w:ind w:left="4320" w:hanging="360"/>
+      </w:pPr>
+      <w:rPr>
+        <w:rFonts w:ascii="Wingdings" w:hAnsi="Wingdings" w:hint="default"/>
+        <w:sz w:val="20"/>
+      </w:rPr>
+    </w:lvl>
+    <w:lvl w:ilvl="6" w:tentative="1">
+      <w:start w:val="1"/>
+      <w:numFmt w:val="bullet"/>
+      <w:lvlText w:val=""/>
+      <w:lvlJc w:val="left"/>
+      <w:pPr>
+        <w:tabs>
+          <w:tab w:val="num" w:pos="5040"/>
+        </w:tabs>
+        <w:ind w:left="5040" w:hanging="360"/>
+      </w:pPr>
+      <w:rPr>
+        <w:rFonts w:ascii="Wingdings" w:hAnsi="Wingdings" w:hint="default"/>
+        <w:sz w:val="20"/>
+      </w:rPr>
+    </w:lvl>
+    <w:lvl w:ilvl="7" w:tentative="1">
+      <w:start w:val="1"/>
+      <w:numFmt w:val="bullet"/>
+      <w:lvlText w:val=""/>
+      <w:lvlJc w:val="left"/>
+      <w:pPr>
+        <w:tabs>
+          <w:tab w:val="num" w:pos="5760"/>
+        </w:tabs>
+        <w:ind w:left="5760" w:hanging="360"/>
+      </w:pPr>
+      <w:rPr>
+        <w:rFonts w:ascii="Wingdings" w:hAnsi="Wingdings" w:hint="default"/>
+        <w:sz w:val="20"/>
+      </w:rPr>
+    </w:lvl>
+    <w:lvl w:ilvl="8" w:tentative="1">
+      <w:start w:val="1"/>
+      <w:numFmt w:val="bullet"/>
+      <w:lvlText w:val=""/>
+      <w:lvlJc w:val="left"/>
+      <w:pPr>
+        <w:tabs>
+          <w:tab w:val="num" w:pos="6480"/>
+        </w:tabs>
+        <w:ind w:left="6480" w:hanging="360"/>
+      </w:pPr>
+      <w:rPr>
+        <w:rFonts w:ascii="Wingdings" w:hAnsi="Wingdings" w:hint="default"/>
+        <w:sz w:val="20"/>
+      </w:rPr>
+    </w:lvl>
+  </w:abstractNum>
+  <w:abstractNum w:abstractNumId="46" w15:restartNumberingAfterBreak="0">
+    <w:nsid w:val="709254B9"/>
+    <w:multiLevelType w:val="hybridMultilevel"/>
+    <w:tmpl w:val="0D805E4C"/>
+    <w:lvl w:ilvl="0" w:tplc="04090001">
+      <w:start w:val="1"/>
+      <w:numFmt w:val="bullet"/>
+      <w:lvlText w:val=""/>
+      <w:lvlJc w:val="left"/>
+      <w:pPr>
+        <w:ind w:left="720" w:hanging="360"/>
+      </w:pPr>
+      <w:rPr>
+        <w:rFonts w:ascii="Symbol" w:hAnsi="Symbol" w:hint="default"/>
+      </w:rPr>
+    </w:lvl>
+    <w:lvl w:ilvl="1" w:tplc="04090003" w:tentative="1">
+      <w:start w:val="1"/>
+      <w:numFmt w:val="bullet"/>
+      <w:lvlText w:val="o"/>
+      <w:lvlJc w:val="left"/>
+      <w:pPr>
+        <w:ind w:left="1440" w:hanging="360"/>
+      </w:pPr>
+      <w:rPr>
+        <w:rFonts w:ascii="Courier New" w:hAnsi="Courier New" w:cs="Courier New" w:hint="default"/>
+      </w:rPr>
+    </w:lvl>
+    <w:lvl w:ilvl="2" w:tplc="04090005" w:tentative="1">
+      <w:start w:val="1"/>
+      <w:numFmt w:val="bullet"/>
+      <w:lvlText w:val=""/>
+      <w:lvlJc w:val="left"/>
+      <w:pPr>
+        <w:ind w:left="2160" w:hanging="360"/>
+      </w:pPr>
+      <w:rPr>
+        <w:rFonts w:ascii="Wingdings" w:hAnsi="Wingdings" w:hint="default"/>
+      </w:rPr>
+    </w:lvl>
+    <w:lvl w:ilvl="3" w:tplc="04090001" w:tentative="1">
+      <w:start w:val="1"/>
+      <w:numFmt w:val="bullet"/>
+      <w:lvlText w:val=""/>
+      <w:lvlJc w:val="left"/>
+      <w:pPr>
+        <w:ind w:left="2880" w:hanging="360"/>
+      </w:pPr>
+      <w:rPr>
+        <w:rFonts w:ascii="Symbol" w:hAnsi="Symbol" w:hint="default"/>
+      </w:rPr>
+    </w:lvl>
+    <w:lvl w:ilvl="4" w:tplc="04090003" w:tentative="1">
+      <w:start w:val="1"/>
+      <w:numFmt w:val="bullet"/>
+      <w:lvlText w:val="o"/>
+      <w:lvlJc w:val="left"/>
+      <w:pPr>
+        <w:ind w:left="3600" w:hanging="360"/>
+      </w:pPr>
+      <w:rPr>
+        <w:rFonts w:ascii="Courier New" w:hAnsi="Courier New" w:cs="Courier New" w:hint="default"/>
+      </w:rPr>
+    </w:lvl>
+    <w:lvl w:ilvl="5" w:tplc="04090005" w:tentative="1">
+      <w:start w:val="1"/>
+      <w:numFmt w:val="bullet"/>
+      <w:lvlText w:val=""/>
+      <w:lvlJc w:val="left"/>
+      <w:pPr>
+        <w:ind w:left="4320" w:hanging="360"/>
+      </w:pPr>
+      <w:rPr>
+        <w:rFonts w:ascii="Wingdings" w:hAnsi="Wingdings" w:hint="default"/>
+      </w:rPr>
+    </w:lvl>
+    <w:lvl w:ilvl="6" w:tplc="04090001" w:tentative="1">
+      <w:start w:val="1"/>
+      <w:numFmt w:val="bullet"/>
+      <w:lvlText w:val=""/>
+      <w:lvlJc w:val="left"/>
+      <w:pPr>
+        <w:ind w:left="5040" w:hanging="360"/>
+      </w:pPr>
+      <w:rPr>
+        <w:rFonts w:ascii="Symbol" w:hAnsi="Symbol" w:hint="default"/>
+      </w:rPr>
+    </w:lvl>
+    <w:lvl w:ilvl="7" w:tplc="04090003" w:tentative="1">
+      <w:start w:val="1"/>
+      <w:numFmt w:val="bullet"/>
+      <w:lvlText w:val="o"/>
+      <w:lvlJc w:val="left"/>
+      <w:pPr>
+        <w:ind w:left="5760" w:hanging="360"/>
+      </w:pPr>
+      <w:rPr>
+        <w:rFonts w:ascii="Courier New" w:hAnsi="Courier New" w:cs="Courier New" w:hint="default"/>
+      </w:rPr>
+    </w:lvl>
+    <w:lvl w:ilvl="8" w:tplc="04090005" w:tentative="1">
+      <w:start w:val="1"/>
+      <w:numFmt w:val="bullet"/>
+      <w:lvlText w:val=""/>
+      <w:lvlJc w:val="left"/>
+      <w:pPr>
+        <w:ind w:left="6480" w:hanging="360"/>
+      </w:pPr>
+      <w:rPr>
+        <w:rFonts w:ascii="Wingdings" w:hAnsi="Wingdings" w:hint="default"/>
+      </w:rPr>
+    </w:lvl>
+  </w:abstractNum>
+  <w:abstractNum w:abstractNumId="47" w15:restartNumberingAfterBreak="0">
+    <w:nsid w:val="75522A50"/>
+    <w:multiLevelType w:val="hybridMultilevel"/>
+    <w:tmpl w:val="18283AC4"/>
+    <w:lvl w:ilvl="0" w:tplc="04090001">
+      <w:start w:val="1"/>
+      <w:numFmt w:val="bullet"/>
+      <w:lvlText w:val=""/>
+      <w:lvlJc w:val="left"/>
+      <w:pPr>
+        <w:ind w:left="720" w:hanging="360"/>
+      </w:pPr>
+      <w:rPr>
+        <w:rFonts w:ascii="Symbol" w:hAnsi="Symbol" w:hint="default"/>
+      </w:rPr>
+    </w:lvl>
+    <w:lvl w:ilvl="1" w:tplc="04090003" w:tentative="1">
+      <w:start w:val="1"/>
+      <w:numFmt w:val="bullet"/>
+      <w:lvlText w:val="o"/>
+      <w:lvlJc w:val="left"/>
+      <w:pPr>
+        <w:ind w:left="1440" w:hanging="360"/>
+      </w:pPr>
+      <w:rPr>
+        <w:rFonts w:ascii="Courier New" w:hAnsi="Courier New" w:cs="Courier New" w:hint="default"/>
+      </w:rPr>
+    </w:lvl>
+    <w:lvl w:ilvl="2" w:tplc="04090005" w:tentative="1">
+      <w:start w:val="1"/>
+      <w:numFmt w:val="bullet"/>
+      <w:lvlText w:val=""/>
+      <w:lvlJc w:val="left"/>
+      <w:pPr>
+        <w:ind w:left="2160" w:hanging="360"/>
+      </w:pPr>
+      <w:rPr>
+        <w:rFonts w:ascii="Wingdings" w:hAnsi="Wingdings" w:hint="default"/>
+      </w:rPr>
+    </w:lvl>
+    <w:lvl w:ilvl="3" w:tplc="04090001" w:tentative="1">
+      <w:start w:val="1"/>
+      <w:numFmt w:val="bullet"/>
+      <w:lvlText w:val=""/>
+      <w:lvlJc w:val="left"/>
+      <w:pPr>
+        <w:ind w:left="2880" w:hanging="360"/>
+      </w:pPr>
+      <w:rPr>
+        <w:rFonts w:ascii="Symbol" w:hAnsi="Symbol" w:hint="default"/>
+      </w:rPr>
+    </w:lvl>
+    <w:lvl w:ilvl="4" w:tplc="04090003" w:tentative="1">
+      <w:start w:val="1"/>
+      <w:numFmt w:val="bullet"/>
+      <w:lvlText w:val="o"/>
+      <w:lvlJc w:val="left"/>
+      <w:pPr>
+        <w:ind w:left="3600" w:hanging="360"/>
+      </w:pPr>
+      <w:rPr>
+        <w:rFonts w:ascii="Courier New" w:hAnsi="Courier New" w:cs="Courier New" w:hint="default"/>
+      </w:rPr>
+    </w:lvl>
+    <w:lvl w:ilvl="5" w:tplc="04090005" w:tentative="1">
+      <w:start w:val="1"/>
+      <w:numFmt w:val="bullet"/>
+      <w:lvlText w:val=""/>
+      <w:lvlJc w:val="left"/>
+      <w:pPr>
+        <w:ind w:left="4320" w:hanging="360"/>
+      </w:pPr>
+      <w:rPr>
+        <w:rFonts w:ascii="Wingdings" w:hAnsi="Wingdings" w:hint="default"/>
+      </w:rPr>
+    </w:lvl>
+    <w:lvl w:ilvl="6" w:tplc="04090001" w:tentative="1">
+      <w:start w:val="1"/>
+      <w:numFmt w:val="bullet"/>
+      <w:lvlText w:val=""/>
+      <w:lvlJc w:val="left"/>
+      <w:pPr>
+        <w:ind w:left="5040" w:hanging="360"/>
+      </w:pPr>
+      <w:rPr>
+        <w:rFonts w:ascii="Symbol" w:hAnsi="Symbol" w:hint="default"/>
+      </w:rPr>
+    </w:lvl>
+    <w:lvl w:ilvl="7" w:tplc="04090003" w:tentative="1">
+      <w:start w:val="1"/>
+      <w:numFmt w:val="bullet"/>
+      <w:lvlText w:val="o"/>
+      <w:lvlJc w:val="left"/>
+      <w:pPr>
+        <w:ind w:left="5760" w:hanging="360"/>
+      </w:pPr>
+      <w:rPr>
+        <w:rFonts w:ascii="Courier New" w:hAnsi="Courier New" w:cs="Courier New" w:hint="default"/>
+      </w:rPr>
+    </w:lvl>
+    <w:lvl w:ilvl="8" w:tplc="04090005" w:tentative="1">
+      <w:start w:val="1"/>
+      <w:numFmt w:val="bullet"/>
+      <w:lvlText w:val=""/>
+      <w:lvlJc w:val="left"/>
+      <w:pPr>
+        <w:ind w:left="6480" w:hanging="360"/>
+      </w:pPr>
+      <w:rPr>
+        <w:rFonts w:ascii="Wingdings" w:hAnsi="Wingdings" w:hint="default"/>
+      </w:rPr>
+    </w:lvl>
+  </w:abstractNum>
+  <w:abstractNum w:abstractNumId="48" w15:restartNumberingAfterBreak="0">
+    <w:nsid w:val="76881EC9"/>
+    <w:multiLevelType w:val="multilevel"/>
+    <w:tmpl w:val="766C7F52"/>
+    <w:lvl w:ilvl="0">
+      <w:start w:val="1"/>
+      <w:numFmt w:val="bullet"/>
+      <w:lvlText w:val=""/>
+      <w:lvlJc w:val="left"/>
+      <w:pPr>
+        <w:tabs>
+          <w:tab w:val="num" w:pos="720"/>
+        </w:tabs>
+        <w:ind w:left="720" w:hanging="360"/>
+      </w:pPr>
+      <w:rPr>
+        <w:rFonts w:ascii="Symbol" w:hAnsi="Symbol" w:hint="default"/>
+        <w:sz w:val="20"/>
+      </w:rPr>
+    </w:lvl>
+    <w:lvl w:ilvl="1" w:tentative="1">
+      <w:start w:val="1"/>
+      <w:numFmt w:val="bullet"/>
+      <w:lvlText w:val="o"/>
+      <w:lvlJc w:val="left"/>
+      <w:pPr>
+        <w:tabs>
+          <w:tab w:val="num" w:pos="1440"/>
+        </w:tabs>
+        <w:ind w:left="1440" w:hanging="360"/>
+      </w:pPr>
+      <w:rPr>
+        <w:rFonts w:ascii="Courier New" w:hAnsi="Courier New" w:hint="default"/>
+        <w:sz w:val="20"/>
+      </w:rPr>
+    </w:lvl>
+    <w:lvl w:ilvl="2" w:tentative="1">
+      <w:start w:val="1"/>
+      <w:numFmt w:val="bullet"/>
+      <w:lvlText w:val=""/>
+      <w:lvlJc w:val="left"/>
+      <w:pPr>
+        <w:tabs>
+          <w:tab w:val="num" w:pos="2160"/>
+        </w:tabs>
+        <w:ind w:left="2160" w:hanging="360"/>
+      </w:pPr>
+      <w:rPr>
+        <w:rFonts w:ascii="Wingdings" w:hAnsi="Wingdings" w:hint="default"/>
+        <w:sz w:val="20"/>
+      </w:rPr>
+    </w:lvl>
+    <w:lvl w:ilvl="3" w:tentative="1">
+      <w:start w:val="1"/>
+      <w:numFmt w:val="bullet"/>
+      <w:lvlText w:val=""/>
+      <w:lvlJc w:val="left"/>
+      <w:pPr>
+        <w:tabs>
+          <w:tab w:val="num" w:pos="2880"/>
+        </w:tabs>
+        <w:ind w:left="2880" w:hanging="360"/>
+      </w:pPr>
+      <w:rPr>
+        <w:rFonts w:ascii="Wingdings" w:hAnsi="Wingdings" w:hint="default"/>
+        <w:sz w:val="20"/>
+      </w:rPr>
+    </w:lvl>
+    <w:lvl w:ilvl="4" w:tentative="1">
+      <w:start w:val="1"/>
+      <w:numFmt w:val="bullet"/>
+      <w:lvlText w:val=""/>
+      <w:lvlJc w:val="left"/>
+      <w:pPr>
+        <w:tabs>
+          <w:tab w:val="num" w:pos="3600"/>
+        </w:tabs>
+        <w:ind w:left="3600" w:hanging="360"/>
+      </w:pPr>
+      <w:rPr>
+        <w:rFonts w:ascii="Wingdings" w:hAnsi="Wingdings" w:hint="default"/>
+        <w:sz w:val="20"/>
+      </w:rPr>
+    </w:lvl>
+    <w:lvl w:ilvl="5" w:tentative="1">
+      <w:start w:val="1"/>
+      <w:numFmt w:val="bullet"/>
+      <w:lvlText w:val=""/>
+      <w:lvlJc w:val="left"/>
+      <w:pPr>
+        <w:tabs>
+          <w:tab w:val="num" w:pos="4320"/>
+        </w:tabs>
+        <w:ind w:left="4320" w:hanging="360"/>
+      </w:pPr>
+      <w:rPr>
+        <w:rFonts w:ascii="Wingdings" w:hAnsi="Wingdings" w:hint="default"/>
+        <w:sz w:val="20"/>
+      </w:rPr>
+    </w:lvl>
+    <w:lvl w:ilvl="6" w:tentative="1">
+      <w:start w:val="1"/>
+      <w:numFmt w:val="bullet"/>
+      <w:lvlText w:val=""/>
+      <w:lvlJc w:val="left"/>
+      <w:pPr>
+        <w:tabs>
+          <w:tab w:val="num" w:pos="5040"/>
+        </w:tabs>
+        <w:ind w:left="5040" w:hanging="360"/>
+      </w:pPr>
+      <w:rPr>
+        <w:rFonts w:ascii="Wingdings" w:hAnsi="Wingdings" w:hint="default"/>
+        <w:sz w:val="20"/>
+      </w:rPr>
+    </w:lvl>
+    <w:lvl w:ilvl="7" w:tentative="1">
+      <w:start w:val="1"/>
+      <w:numFmt w:val="bullet"/>
+      <w:lvlText w:val=""/>
+      <w:lvlJc w:val="left"/>
+      <w:pPr>
+        <w:tabs>
+          <w:tab w:val="num" w:pos="5760"/>
+        </w:tabs>
+        <w:ind w:left="5760" w:hanging="360"/>
+      </w:pPr>
+      <w:rPr>
+        <w:rFonts w:ascii="Wingdings" w:hAnsi="Wingdings" w:hint="default"/>
+        <w:sz w:val="20"/>
+      </w:rPr>
+    </w:lvl>
+    <w:lvl w:ilvl="8" w:tentative="1">
+      <w:start w:val="1"/>
+      <w:numFmt w:val="bullet"/>
+      <w:lvlText w:val=""/>
+      <w:lvlJc w:val="left"/>
+      <w:pPr>
+        <w:tabs>
+          <w:tab w:val="num" w:pos="6480"/>
+        </w:tabs>
+        <w:ind w:left="6480" w:hanging="360"/>
+      </w:pPr>
+      <w:rPr>
+        <w:rFonts w:ascii="Wingdings" w:hAnsi="Wingdings" w:hint="default"/>
+        <w:sz w:val="20"/>
+      </w:rPr>
+    </w:lvl>
+  </w:abstractNum>
+  <w:abstractNum w:abstractNumId="49" w15:restartNumberingAfterBreak="0">
     <w:nsid w:val="7B695098"/>
     <w:multiLevelType w:val="hybridMultilevel"/>
     <w:tmpl w:val="7DF825A8"/>
@@ -11970,7 +17464,7 @@
       </w:rPr>
     </w:lvl>
   </w:abstractNum>
-  <w:abstractNum w:abstractNumId="35" w15:restartNumberingAfterBreak="0">
+  <w:abstractNum w:abstractNumId="50" w15:restartNumberingAfterBreak="0">
     <w:nsid w:val="7DF209B5"/>
     <w:multiLevelType w:val="hybridMultilevel"/>
     <w:tmpl w:val="4F4C9EBE"/>
@@ -12083,7 +17577,7 @@
       </w:rPr>
     </w:lvl>
   </w:abstractNum>
-  <w:abstractNum w:abstractNumId="36" w15:restartNumberingAfterBreak="0">
+  <w:abstractNum w:abstractNumId="51" w15:restartNumberingAfterBreak="0">
     <w:nsid w:val="7E460951"/>
     <w:multiLevelType w:val="hybridMultilevel"/>
     <w:tmpl w:val="4384B3E0"/>
@@ -12196,116 +17690,277 @@
       </w:rPr>
     </w:lvl>
   </w:abstractNum>
+  <w:abstractNum w:abstractNumId="52" w15:restartNumberingAfterBreak="0">
+    <w:nsid w:val="7F023318"/>
+    <w:multiLevelType w:val="hybridMultilevel"/>
+    <w:tmpl w:val="C0A89A1C"/>
+    <w:lvl w:ilvl="0" w:tplc="04090001">
+      <w:start w:val="1"/>
+      <w:numFmt w:val="bullet"/>
+      <w:lvlText w:val=""/>
+      <w:lvlJc w:val="left"/>
+      <w:pPr>
+        <w:ind w:left="720" w:hanging="360"/>
+      </w:pPr>
+      <w:rPr>
+        <w:rFonts w:ascii="Symbol" w:hAnsi="Symbol" w:hint="default"/>
+      </w:rPr>
+    </w:lvl>
+    <w:lvl w:ilvl="1" w:tplc="04090003" w:tentative="1">
+      <w:start w:val="1"/>
+      <w:numFmt w:val="bullet"/>
+      <w:lvlText w:val="o"/>
+      <w:lvlJc w:val="left"/>
+      <w:pPr>
+        <w:ind w:left="1440" w:hanging="360"/>
+      </w:pPr>
+      <w:rPr>
+        <w:rFonts w:ascii="Courier New" w:hAnsi="Courier New" w:cs="Courier New" w:hint="default"/>
+      </w:rPr>
+    </w:lvl>
+    <w:lvl w:ilvl="2" w:tplc="04090005" w:tentative="1">
+      <w:start w:val="1"/>
+      <w:numFmt w:val="bullet"/>
+      <w:lvlText w:val=""/>
+      <w:lvlJc w:val="left"/>
+      <w:pPr>
+        <w:ind w:left="2160" w:hanging="360"/>
+      </w:pPr>
+      <w:rPr>
+        <w:rFonts w:ascii="Wingdings" w:hAnsi="Wingdings" w:hint="default"/>
+      </w:rPr>
+    </w:lvl>
+    <w:lvl w:ilvl="3" w:tplc="04090001" w:tentative="1">
+      <w:start w:val="1"/>
+      <w:numFmt w:val="bullet"/>
+      <w:lvlText w:val=""/>
+      <w:lvlJc w:val="left"/>
+      <w:pPr>
+        <w:ind w:left="2880" w:hanging="360"/>
+      </w:pPr>
+      <w:rPr>
+        <w:rFonts w:ascii="Symbol" w:hAnsi="Symbol" w:hint="default"/>
+      </w:rPr>
+    </w:lvl>
+    <w:lvl w:ilvl="4" w:tplc="04090003" w:tentative="1">
+      <w:start w:val="1"/>
+      <w:numFmt w:val="bullet"/>
+      <w:lvlText w:val="o"/>
+      <w:lvlJc w:val="left"/>
+      <w:pPr>
+        <w:ind w:left="3600" w:hanging="360"/>
+      </w:pPr>
+      <w:rPr>
+        <w:rFonts w:ascii="Courier New" w:hAnsi="Courier New" w:cs="Courier New" w:hint="default"/>
+      </w:rPr>
+    </w:lvl>
+    <w:lvl w:ilvl="5" w:tplc="04090005" w:tentative="1">
+      <w:start w:val="1"/>
+      <w:numFmt w:val="bullet"/>
+      <w:lvlText w:val=""/>
+      <w:lvlJc w:val="left"/>
+      <w:pPr>
+        <w:ind w:left="4320" w:hanging="360"/>
+      </w:pPr>
+      <w:rPr>
+        <w:rFonts w:ascii="Wingdings" w:hAnsi="Wingdings" w:hint="default"/>
+      </w:rPr>
+    </w:lvl>
+    <w:lvl w:ilvl="6" w:tplc="04090001" w:tentative="1">
+      <w:start w:val="1"/>
+      <w:numFmt w:val="bullet"/>
+      <w:lvlText w:val=""/>
+      <w:lvlJc w:val="left"/>
+      <w:pPr>
+        <w:ind w:left="5040" w:hanging="360"/>
+      </w:pPr>
+      <w:rPr>
+        <w:rFonts w:ascii="Symbol" w:hAnsi="Symbol" w:hint="default"/>
+      </w:rPr>
+    </w:lvl>
+    <w:lvl w:ilvl="7" w:tplc="04090003" w:tentative="1">
+      <w:start w:val="1"/>
+      <w:numFmt w:val="bullet"/>
+      <w:lvlText w:val="o"/>
+      <w:lvlJc w:val="left"/>
+      <w:pPr>
+        <w:ind w:left="5760" w:hanging="360"/>
+      </w:pPr>
+      <w:rPr>
+        <w:rFonts w:ascii="Courier New" w:hAnsi="Courier New" w:cs="Courier New" w:hint="default"/>
+      </w:rPr>
+    </w:lvl>
+    <w:lvl w:ilvl="8" w:tplc="04090005" w:tentative="1">
+      <w:start w:val="1"/>
+      <w:numFmt w:val="bullet"/>
+      <w:lvlText w:val=""/>
+      <w:lvlJc w:val="left"/>
+      <w:pPr>
+        <w:ind w:left="6480" w:hanging="360"/>
+      </w:pPr>
+      <w:rPr>
+        <w:rFonts w:ascii="Wingdings" w:hAnsi="Wingdings" w:hint="default"/>
+      </w:rPr>
+    </w:lvl>
+  </w:abstractNum>
   <w:num w:numId="1" w16cid:durableId="221600979">
-    <w:abstractNumId w:val="17"/>
+    <w:abstractNumId w:val="21"/>
   </w:num>
   <w:num w:numId="2" w16cid:durableId="99298540">
-    <w:abstractNumId w:val="13"/>
+    <w:abstractNumId w:val="15"/>
   </w:num>
   <w:num w:numId="3" w16cid:durableId="1805465565">
-    <w:abstractNumId w:val="30"/>
+    <w:abstractNumId w:val="40"/>
   </w:num>
   <w:num w:numId="4" w16cid:durableId="677926656">
-    <w:abstractNumId w:val="10"/>
+    <w:abstractNumId w:val="11"/>
   </w:num>
   <w:num w:numId="5" w16cid:durableId="419445099">
     <w:abstractNumId w:val="0"/>
   </w:num>
   <w:num w:numId="6" w16cid:durableId="475954372">
-    <w:abstractNumId w:val="24"/>
+    <w:abstractNumId w:val="33"/>
   </w:num>
   <w:num w:numId="7" w16cid:durableId="1628586582">
+    <w:abstractNumId w:val="7"/>
+  </w:num>
+  <w:num w:numId="8" w16cid:durableId="1397587132">
     <w:abstractNumId w:val="6"/>
   </w:num>
-  <w:num w:numId="8" w16cid:durableId="1397587132">
-    <w:abstractNumId w:val="5"/>
-  </w:num>
   <w:num w:numId="9" w16cid:durableId="690304064">
-    <w:abstractNumId w:val="31"/>
+    <w:abstractNumId w:val="41"/>
   </w:num>
   <w:num w:numId="10" w16cid:durableId="832331333">
-    <w:abstractNumId w:val="33"/>
+    <w:abstractNumId w:val="44"/>
   </w:num>
   <w:num w:numId="11" w16cid:durableId="187640780">
-    <w:abstractNumId w:val="28"/>
+    <w:abstractNumId w:val="38"/>
   </w:num>
   <w:num w:numId="12" w16cid:durableId="655381616">
     <w:abstractNumId w:val="2"/>
   </w:num>
   <w:num w:numId="13" w16cid:durableId="307516698">
-    <w:abstractNumId w:val="4"/>
+    <w:abstractNumId w:val="5"/>
   </w:num>
   <w:num w:numId="14" w16cid:durableId="1646665036">
-    <w:abstractNumId w:val="21"/>
+    <w:abstractNumId w:val="28"/>
   </w:num>
   <w:num w:numId="15" w16cid:durableId="797720880">
-    <w:abstractNumId w:val="36"/>
+    <w:abstractNumId w:val="51"/>
   </w:num>
   <w:num w:numId="16" w16cid:durableId="2062097494">
-    <w:abstractNumId w:val="22"/>
+    <w:abstractNumId w:val="29"/>
   </w:num>
   <w:num w:numId="17" w16cid:durableId="1856384827">
-    <w:abstractNumId w:val="18"/>
+    <w:abstractNumId w:val="23"/>
   </w:num>
   <w:num w:numId="18" w16cid:durableId="852307534">
-    <w:abstractNumId w:val="9"/>
+    <w:abstractNumId w:val="10"/>
   </w:num>
   <w:num w:numId="19" w16cid:durableId="602146816">
-    <w:abstractNumId w:val="7"/>
+    <w:abstractNumId w:val="8"/>
   </w:num>
   <w:num w:numId="20" w16cid:durableId="429085487">
+    <w:abstractNumId w:val="49"/>
+  </w:num>
+  <w:num w:numId="21" w16cid:durableId="925698827">
+    <w:abstractNumId w:val="39"/>
+  </w:num>
+  <w:num w:numId="22" w16cid:durableId="1557618281">
+    <w:abstractNumId w:val="20"/>
+  </w:num>
+  <w:num w:numId="23" w16cid:durableId="1455294668">
+    <w:abstractNumId w:val="19"/>
+  </w:num>
+  <w:num w:numId="24" w16cid:durableId="1318265965">
+    <w:abstractNumId w:val="16"/>
+  </w:num>
+  <w:num w:numId="25" w16cid:durableId="1413699861">
+    <w:abstractNumId w:val="27"/>
+  </w:num>
+  <w:num w:numId="26" w16cid:durableId="481851838">
+    <w:abstractNumId w:val="31"/>
+  </w:num>
+  <w:num w:numId="27" w16cid:durableId="1596206817">
+    <w:abstractNumId w:val="14"/>
+  </w:num>
+  <w:num w:numId="28" w16cid:durableId="1733696320">
+    <w:abstractNumId w:val="25"/>
+  </w:num>
+  <w:num w:numId="29" w16cid:durableId="666598138">
     <w:abstractNumId w:val="34"/>
   </w:num>
-  <w:num w:numId="21" w16cid:durableId="925698827">
-    <w:abstractNumId w:val="29"/>
-  </w:num>
-  <w:num w:numId="22" w16cid:durableId="1557618281">
-    <w:abstractNumId w:val="16"/>
-  </w:num>
-  <w:num w:numId="23" w16cid:durableId="1455294668">
-    <w:abstractNumId w:val="15"/>
-  </w:num>
-  <w:num w:numId="24" w16cid:durableId="1318265965">
-    <w:abstractNumId w:val="14"/>
-  </w:num>
-  <w:num w:numId="25" w16cid:durableId="1413699861">
-    <w:abstractNumId w:val="20"/>
-  </w:num>
-  <w:num w:numId="26" w16cid:durableId="481851838">
-    <w:abstractNumId w:val="23"/>
-  </w:num>
-  <w:num w:numId="27" w16cid:durableId="1596206817">
-    <w:abstractNumId w:val="12"/>
-  </w:num>
-  <w:num w:numId="28" w16cid:durableId="1733696320">
-    <w:abstractNumId w:val="19"/>
-  </w:num>
-  <w:num w:numId="29" w16cid:durableId="666598138">
-    <w:abstractNumId w:val="25"/>
-  </w:num>
   <w:num w:numId="30" w16cid:durableId="939336663">
-    <w:abstractNumId w:val="11"/>
+    <w:abstractNumId w:val="13"/>
   </w:num>
   <w:num w:numId="31" w16cid:durableId="920019359">
-    <w:abstractNumId w:val="32"/>
+    <w:abstractNumId w:val="43"/>
   </w:num>
   <w:num w:numId="32" w16cid:durableId="1663970499">
     <w:abstractNumId w:val="3"/>
   </w:num>
   <w:num w:numId="33" w16cid:durableId="2033606447">
-    <w:abstractNumId w:val="26"/>
+    <w:abstractNumId w:val="35"/>
   </w:num>
   <w:num w:numId="34" w16cid:durableId="1980836084">
-    <w:abstractNumId w:val="27"/>
+    <w:abstractNumId w:val="37"/>
   </w:num>
   <w:num w:numId="35" w16cid:durableId="72826084">
-    <w:abstractNumId w:val="8"/>
+    <w:abstractNumId w:val="9"/>
   </w:num>
   <w:num w:numId="36" w16cid:durableId="417872789">
     <w:abstractNumId w:val="1"/>
   </w:num>
   <w:num w:numId="37" w16cid:durableId="1641299307">
-    <w:abstractNumId w:val="35"/>
+    <w:abstractNumId w:val="50"/>
+  </w:num>
+  <w:num w:numId="38" w16cid:durableId="1681273320">
+    <w:abstractNumId w:val="36"/>
+  </w:num>
+  <w:num w:numId="39" w16cid:durableId="1759868710">
+    <w:abstractNumId w:val="18"/>
+  </w:num>
+  <w:num w:numId="40" w16cid:durableId="1370643225">
+    <w:abstractNumId w:val="17"/>
+  </w:num>
+  <w:num w:numId="41" w16cid:durableId="231473560">
+    <w:abstractNumId w:val="24"/>
+  </w:num>
+  <w:num w:numId="42" w16cid:durableId="1307204398">
+    <w:abstractNumId w:val="32"/>
+  </w:num>
+  <w:num w:numId="43" w16cid:durableId="1434477367">
+    <w:abstractNumId w:val="52"/>
+  </w:num>
+  <w:num w:numId="44" w16cid:durableId="1874150550">
+    <w:abstractNumId w:val="47"/>
+  </w:num>
+  <w:num w:numId="45" w16cid:durableId="2040812311">
+    <w:abstractNumId w:val="48"/>
+  </w:num>
+  <w:num w:numId="46" w16cid:durableId="447437452">
+    <w:abstractNumId w:val="46"/>
+  </w:num>
+  <w:num w:numId="47" w16cid:durableId="546188501">
+    <w:abstractNumId w:val="26"/>
+  </w:num>
+  <w:num w:numId="48" w16cid:durableId="1387141962">
+    <w:abstractNumId w:val="4"/>
+  </w:num>
+  <w:num w:numId="49" w16cid:durableId="264076494">
+    <w:abstractNumId w:val="45"/>
+  </w:num>
+  <w:num w:numId="50" w16cid:durableId="272639286">
+    <w:abstractNumId w:val="30"/>
+  </w:num>
+  <w:num w:numId="51" w16cid:durableId="129634329">
+    <w:abstractNumId w:val="12"/>
+  </w:num>
+  <w:num w:numId="52" w16cid:durableId="423457294">
+    <w:abstractNumId w:val="42"/>
+  </w:num>
+  <w:num w:numId="53" w16cid:durableId="802650641">
+    <w:abstractNumId w:val="22"/>
   </w:num>
   <w:numIdMacAtCleanup w:val="28"/>
 </w:numbering>
@@ -12739,7 +18394,6 @@
     <w:next w:val="Normal"/>
     <w:link w:val="Heading2Char"/>
     <w:uiPriority w:val="9"/>
-    <w:semiHidden/>
     <w:unhideWhenUsed/>
     <w:qFormat/>
     <w:rsid w:val="00F4105D"/>
@@ -12913,7 +18567,6 @@
   <w:style w:type="character" w:default="1" w:styleId="DefaultParagraphFont">
     <w:name w:val="Default Paragraph Font"/>
     <w:uiPriority w:val="1"/>
-    <w:semiHidden/>
     <w:unhideWhenUsed/>
   </w:style>
   <w:style w:type="table" w:default="1" w:styleId="TableNormal">
@@ -12955,7 +18608,6 @@
     <w:basedOn w:val="DefaultParagraphFont"/>
     <w:link w:val="Heading2"/>
     <w:uiPriority w:val="9"/>
-    <w:semiHidden/>
     <w:rsid w:val="00F4105D"/>
     <w:rPr>
       <w:rFonts w:asciiTheme="majorHAnsi" w:eastAsiaTheme="majorEastAsia" w:hAnsiTheme="majorHAnsi" w:cstheme="majorBidi"/>

--- a/Software Requirement Engineering.docx
+++ b/Software Requirement Engineering.docx
@@ -6051,6 +6051,7 @@
       <w:r>
         <w:rPr>
           <w:rFonts w:ascii="Times New Roman" w:hAnsi="Times New Roman" w:cs="Times New Roman"/>
+          <w:noProof/>
           <w:color w:val="0D0D0D" w:themeColor="text1" w:themeTint="F2"/>
           <w:sz w:val="32"/>
           <w:szCs w:val="32"/>
@@ -6549,6 +6550,7 @@
       <w:r>
         <w:rPr>
           <w:rFonts w:ascii="Times New Roman" w:hAnsi="Times New Roman" w:cs="Times New Roman"/>
+          <w:noProof/>
           <w:color w:val="0D0D0D" w:themeColor="text1" w:themeTint="F2"/>
           <w:sz w:val="32"/>
           <w:szCs w:val="32"/>
@@ -6634,6 +6636,7 @@
       <w:r>
         <w:rPr>
           <w:rFonts w:ascii="Times New Roman" w:hAnsi="Times New Roman" w:cs="Times New Roman"/>
+          <w:noProof/>
           <w:color w:val="0D0D0D" w:themeColor="text1" w:themeTint="F2"/>
           <w:sz w:val="32"/>
           <w:szCs w:val="32"/>
@@ -6700,43 +6703,7 @@
           <w:sz w:val="32"/>
           <w:szCs w:val="32"/>
         </w:rPr>
-        <w:t>Regardless of what development life cycle your project is following—be it</w:t>
-      </w:r>
-      <w:r>
-        <w:rPr>
-          <w:rFonts w:ascii="Times New Roman" w:hAnsi="Times New Roman" w:cs="Times New Roman"/>
-          <w:color w:val="0D0D0D" w:themeColor="text1" w:themeTint="F2"/>
-          <w:sz w:val="32"/>
-          <w:szCs w:val="32"/>
-        </w:rPr>
-        <w:t xml:space="preserve"> </w:t>
-      </w:r>
-      <w:r>
-        <w:rPr>
-          <w:rFonts w:ascii="Times New Roman" w:hAnsi="Times New Roman" w:cs="Times New Roman"/>
-          <w:color w:val="0D0D0D" w:themeColor="text1" w:themeTint="F2"/>
-          <w:sz w:val="32"/>
-          <w:szCs w:val="32"/>
-        </w:rPr>
-        <w:t>pure waterfall, phased, iterative, incremental, agile, or some hybrid—these</w:t>
-      </w:r>
-      <w:r>
-        <w:rPr>
-          <w:rFonts w:ascii="Times New Roman" w:hAnsi="Times New Roman" w:cs="Times New Roman"/>
-          <w:color w:val="0D0D0D" w:themeColor="text1" w:themeTint="F2"/>
-          <w:sz w:val="32"/>
-          <w:szCs w:val="32"/>
-        </w:rPr>
-        <w:t xml:space="preserve"> </w:t>
-      </w:r>
-      <w:r>
-        <w:rPr>
-          <w:rFonts w:ascii="Times New Roman" w:hAnsi="Times New Roman" w:cs="Times New Roman"/>
-          <w:color w:val="0D0D0D" w:themeColor="text1" w:themeTint="F2"/>
-          <w:sz w:val="32"/>
-          <w:szCs w:val="32"/>
-        </w:rPr>
-        <w:t>are the things you need to do regarding requirements.</w:t>
+        <w:t>Regardless of what development life cycle your project is following—be it pure waterfall, phased, iterative, incremental, agile, or some hybrid—these are the things you need to do regarding requirements.</w:t>
       </w:r>
     </w:p>
     <w:p>
@@ -7064,6 +7031,7 @@
       <w:r>
         <w:rPr>
           <w:rFonts w:ascii="Times New Roman" w:hAnsi="Times New Roman" w:cs="Times New Roman"/>
+          <w:noProof/>
           <w:color w:val="0D0D0D" w:themeColor="text1" w:themeTint="F2"/>
           <w:sz w:val="32"/>
           <w:szCs w:val="32"/>
@@ -7238,6 +7206,7 @@
       <w:r>
         <w:rPr>
           <w:rFonts w:ascii="Times New Roman" w:hAnsi="Times New Roman" w:cs="Times New Roman"/>
+          <w:noProof/>
           <w:color w:val="0D0D0D" w:themeColor="text1" w:themeTint="F2"/>
           <w:sz w:val="32"/>
           <w:szCs w:val="32"/>
@@ -7393,6 +7362,7 @@
       <w:r>
         <w:rPr>
           <w:rFonts w:ascii="Times New Roman" w:hAnsi="Times New Roman" w:cs="Times New Roman"/>
+          <w:noProof/>
           <w:color w:val="0D0D0D" w:themeColor="text1" w:themeTint="F2"/>
           <w:sz w:val="32"/>
           <w:szCs w:val="32"/>
@@ -7637,6 +7607,7 @@
           <w:rFonts w:ascii="Times New Roman" w:hAnsi="Times New Roman" w:cs="Times New Roman"/>
           <w:b/>
           <w:bCs/>
+          <w:noProof/>
           <w:color w:val="0D0D0D" w:themeColor="text1" w:themeTint="F2"/>
           <w:sz w:val="32"/>
           <w:szCs w:val="32"/>
@@ -7969,6 +7940,7 @@
       <w:r>
         <w:rPr>
           <w:rFonts w:ascii="Times New Roman" w:hAnsi="Times New Roman" w:cs="Times New Roman"/>
+          <w:noProof/>
           <w:color w:val="0D0D0D" w:themeColor="text1" w:themeTint="F2"/>
           <w:sz w:val="32"/>
           <w:szCs w:val="32"/>
@@ -8210,6 +8182,7 @@
       <w:r>
         <w:rPr>
           <w:rFonts w:ascii="Times New Roman" w:hAnsi="Times New Roman" w:cs="Times New Roman"/>
+          <w:noProof/>
           <w:color w:val="0D0D0D" w:themeColor="text1" w:themeTint="F2"/>
           <w:sz w:val="32"/>
           <w:szCs w:val="32"/>
@@ -8267,6 +8240,7 @@
       <w:r>
         <w:rPr>
           <w:rFonts w:ascii="Times New Roman" w:hAnsi="Times New Roman" w:cs="Times New Roman"/>
+          <w:noProof/>
           <w:color w:val="0D0D0D" w:themeColor="text1" w:themeTint="F2"/>
           <w:sz w:val="32"/>
           <w:szCs w:val="32"/>
@@ -8325,6 +8299,7 @@
       <w:r>
         <w:rPr>
           <w:rFonts w:ascii="Times New Roman" w:hAnsi="Times New Roman" w:cs="Times New Roman"/>
+          <w:noProof/>
           <w:color w:val="0D0D0D" w:themeColor="text1" w:themeTint="F2"/>
           <w:sz w:val="32"/>
           <w:szCs w:val="32"/>
@@ -8382,6 +8357,7 @@
       <w:r>
         <w:rPr>
           <w:rFonts w:ascii="Times New Roman" w:hAnsi="Times New Roman" w:cs="Times New Roman"/>
+          <w:noProof/>
           <w:color w:val="0D0D0D" w:themeColor="text1" w:themeTint="F2"/>
           <w:sz w:val="32"/>
           <w:szCs w:val="32"/>
@@ -8525,34 +8501,7 @@
           <w:sz w:val="36"/>
           <w:szCs w:val="36"/>
         </w:rPr>
-        <w:t xml:space="preserve">requirements simply </w:t>
-      </w:r>
-      <w:r>
-        <w:rPr>
-          <w:rFonts w:ascii="Times New Roman" w:hAnsi="Times New Roman" w:cs="Times New Roman"/>
-          <w:color w:val="0D0D0D" w:themeColor="text1" w:themeTint="F2"/>
-          <w:sz w:val="36"/>
-          <w:szCs w:val="36"/>
-        </w:rPr>
-        <w:t>delay</w:t>
-      </w:r>
-      <w:r>
-        <w:rPr>
-          <w:rFonts w:ascii="Times New Roman" w:hAnsi="Times New Roman" w:cs="Times New Roman"/>
-          <w:color w:val="0D0D0D" w:themeColor="text1" w:themeTint="F2"/>
-          <w:sz w:val="36"/>
-          <w:szCs w:val="36"/>
-        </w:rPr>
-        <w:t xml:space="preserve"> delivery by the same </w:t>
-      </w:r>
-      <w:r>
-        <w:rPr>
-          <w:rFonts w:ascii="Times New Roman" w:hAnsi="Times New Roman" w:cs="Times New Roman"/>
-          <w:color w:val="0D0D0D" w:themeColor="text1" w:themeTint="F2"/>
-          <w:sz w:val="36"/>
-          <w:szCs w:val="36"/>
-        </w:rPr>
-        <w:t>duration. This</w:t>
+        <w:t>requirements simply delay delivery by the same duration. This</w:t>
       </w:r>
       <w:r>
         <w:rPr>
@@ -8941,7 +8890,14 @@
           <w:szCs w:val="36"/>
         </w:rPr>
       </w:pPr>
-      <w:r>
+    </w:p>
+    <w:p>
+      <w:pPr>
+        <w:tabs>
+          <w:tab w:val="center" w:pos="4680"/>
+          <w:tab w:val="left" w:pos="5976"/>
+        </w:tabs>
+        <w:jc w:val="center"/>
         <w:rPr>
           <w:rFonts w:ascii="Times New Roman" w:hAnsi="Times New Roman" w:cs="Times New Roman"/>
           <w:b/>
@@ -8950,6 +8906,1098 @@
           <w:sz w:val="36"/>
           <w:szCs w:val="36"/>
         </w:rPr>
+      </w:pPr>
+    </w:p>
+    <w:p>
+      <w:pPr>
+        <w:tabs>
+          <w:tab w:val="center" w:pos="4680"/>
+          <w:tab w:val="left" w:pos="5976"/>
+        </w:tabs>
+        <w:jc w:val="center"/>
+        <w:rPr>
+          <w:rFonts w:ascii="Times New Roman" w:hAnsi="Times New Roman" w:cs="Times New Roman"/>
+          <w:b/>
+          <w:bCs/>
+          <w:color w:val="365F91" w:themeColor="accent1" w:themeShade="BF"/>
+          <w:sz w:val="36"/>
+          <w:szCs w:val="36"/>
+        </w:rPr>
+      </w:pPr>
+    </w:p>
+    <w:p>
+      <w:pPr>
+        <w:tabs>
+          <w:tab w:val="center" w:pos="4680"/>
+          <w:tab w:val="left" w:pos="5976"/>
+        </w:tabs>
+        <w:jc w:val="center"/>
+        <w:rPr>
+          <w:rFonts w:ascii="Times New Roman" w:hAnsi="Times New Roman" w:cs="Times New Roman"/>
+          <w:b/>
+          <w:bCs/>
+          <w:color w:val="365F91" w:themeColor="accent1" w:themeShade="BF"/>
+          <w:sz w:val="36"/>
+          <w:szCs w:val="36"/>
+        </w:rPr>
+      </w:pPr>
+    </w:p>
+    <w:p>
+      <w:pPr>
+        <w:tabs>
+          <w:tab w:val="center" w:pos="4680"/>
+          <w:tab w:val="left" w:pos="5976"/>
+        </w:tabs>
+        <w:jc w:val="center"/>
+        <w:rPr>
+          <w:rFonts w:ascii="Times New Roman" w:hAnsi="Times New Roman" w:cs="Times New Roman"/>
+          <w:b/>
+          <w:bCs/>
+          <w:color w:val="365F91" w:themeColor="accent1" w:themeShade="BF"/>
+          <w:sz w:val="36"/>
+          <w:szCs w:val="36"/>
+        </w:rPr>
+      </w:pPr>
+    </w:p>
+    <w:p>
+      <w:pPr>
+        <w:tabs>
+          <w:tab w:val="center" w:pos="4680"/>
+          <w:tab w:val="left" w:pos="5976"/>
+        </w:tabs>
+        <w:jc w:val="center"/>
+        <w:rPr>
+          <w:rFonts w:ascii="Times New Roman" w:hAnsi="Times New Roman" w:cs="Times New Roman"/>
+          <w:b/>
+          <w:bCs/>
+          <w:color w:val="365F91" w:themeColor="accent1" w:themeShade="BF"/>
+          <w:sz w:val="36"/>
+          <w:szCs w:val="36"/>
+        </w:rPr>
+      </w:pPr>
+    </w:p>
+    <w:p>
+      <w:pPr>
+        <w:tabs>
+          <w:tab w:val="center" w:pos="4680"/>
+          <w:tab w:val="left" w:pos="5976"/>
+        </w:tabs>
+        <w:jc w:val="center"/>
+        <w:rPr>
+          <w:rFonts w:ascii="Times New Roman" w:hAnsi="Times New Roman" w:cs="Times New Roman"/>
+          <w:b/>
+          <w:bCs/>
+          <w:color w:val="365F91" w:themeColor="accent1" w:themeShade="BF"/>
+          <w:sz w:val="36"/>
+          <w:szCs w:val="36"/>
+        </w:rPr>
+      </w:pPr>
+      <w:r>
+        <w:rPr>
+          <w:rFonts w:ascii="Times New Roman" w:hAnsi="Times New Roman" w:cs="Times New Roman"/>
+          <w:b/>
+          <w:bCs/>
+          <w:color w:val="365F91" w:themeColor="accent1" w:themeShade="BF"/>
+          <w:sz w:val="36"/>
+          <w:szCs w:val="36"/>
+        </w:rPr>
+        <w:lastRenderedPageBreak/>
+        <w:t>Lecture 2</w:t>
+      </w:r>
+    </w:p>
+    <w:p>
+      <w:pPr>
+        <w:tabs>
+          <w:tab w:val="center" w:pos="4680"/>
+          <w:tab w:val="left" w:pos="5976"/>
+        </w:tabs>
+        <w:rPr>
+          <w:rFonts w:ascii="Times New Roman" w:hAnsi="Times New Roman" w:cs="Times New Roman"/>
+          <w:b/>
+          <w:bCs/>
+          <w:color w:val="365F91" w:themeColor="accent1" w:themeShade="BF"/>
+          <w:sz w:val="36"/>
+          <w:szCs w:val="36"/>
+        </w:rPr>
+      </w:pPr>
+      <w:r>
+        <w:rPr>
+          <w:rFonts w:ascii="Times New Roman" w:hAnsi="Times New Roman" w:cs="Times New Roman"/>
+          <w:b/>
+          <w:bCs/>
+          <w:noProof/>
+          <w:color w:val="365F91" w:themeColor="accent1" w:themeShade="BF"/>
+          <w:sz w:val="36"/>
+          <w:szCs w:val="36"/>
+        </w:rPr>
+        <w:drawing>
+          <wp:inline distT="0" distB="0" distL="0" distR="0" wp14:anchorId="42930EC9" wp14:editId="513DDD58">
+            <wp:extent cx="5935980" cy="3299460"/>
+            <wp:effectExtent l="0" t="0" r="7620" b="0"/>
+            <wp:docPr id="1211815985" name="Picture 1"/>
+            <wp:cNvGraphicFramePr>
+              <a:graphicFrameLocks xmlns:a="http://schemas.openxmlformats.org/drawingml/2006/main" noChangeAspect="1"/>
+            </wp:cNvGraphicFramePr>
+            <a:graphic xmlns:a="http://schemas.openxmlformats.org/drawingml/2006/main">
+              <a:graphicData uri="http://schemas.openxmlformats.org/drawingml/2006/picture">
+                <pic:pic xmlns:pic="http://schemas.openxmlformats.org/drawingml/2006/picture">
+                  <pic:nvPicPr>
+                    <pic:cNvPr id="0" name="Picture 1"/>
+                    <pic:cNvPicPr>
+                      <a:picLocks noChangeAspect="1" noChangeArrowheads="1"/>
+                    </pic:cNvPicPr>
+                  </pic:nvPicPr>
+                  <pic:blipFill>
+                    <a:blip r:embed="rId21">
+                      <a:extLst>
+                        <a:ext uri="{28A0092B-C50C-407E-A947-70E740481C1C}">
+                          <a14:useLocalDpi xmlns:a14="http://schemas.microsoft.com/office/drawing/2010/main" val="0"/>
+                        </a:ext>
+                      </a:extLst>
+                    </a:blip>
+                    <a:srcRect/>
+                    <a:stretch>
+                      <a:fillRect/>
+                    </a:stretch>
+                  </pic:blipFill>
+                  <pic:spPr bwMode="auto">
+                    <a:xfrm>
+                      <a:off x="0" y="0"/>
+                      <a:ext cx="5935980" cy="3299460"/>
+                    </a:xfrm>
+                    <a:prstGeom prst="rect">
+                      <a:avLst/>
+                    </a:prstGeom>
+                    <a:noFill/>
+                    <a:ln>
+                      <a:noFill/>
+                    </a:ln>
+                  </pic:spPr>
+                </pic:pic>
+              </a:graphicData>
+            </a:graphic>
+          </wp:inline>
+        </w:drawing>
+      </w:r>
+    </w:p>
+    <w:p>
+      <w:pPr>
+        <w:tabs>
+          <w:tab w:val="center" w:pos="4680"/>
+          <w:tab w:val="left" w:pos="5976"/>
+        </w:tabs>
+        <w:rPr>
+          <w:rFonts w:ascii="Times New Roman" w:hAnsi="Times New Roman" w:cs="Times New Roman"/>
+          <w:b/>
+          <w:bCs/>
+          <w:color w:val="0D0D0D" w:themeColor="text1" w:themeTint="F2"/>
+          <w:sz w:val="36"/>
+          <w:szCs w:val="36"/>
+        </w:rPr>
+      </w:pPr>
+      <w:r>
+        <w:rPr>
+          <w:rFonts w:ascii="Times New Roman" w:hAnsi="Times New Roman" w:cs="Times New Roman"/>
+          <w:b/>
+          <w:bCs/>
+          <w:color w:val="0D0D0D" w:themeColor="text1" w:themeTint="F2"/>
+          <w:sz w:val="36"/>
+          <w:szCs w:val="36"/>
+        </w:rPr>
+        <w:t>Activities (Inner Labels):</w:t>
+      </w:r>
+    </w:p>
+    <w:p>
+      <w:pPr>
+        <w:pStyle w:val="ListParagraph"/>
+        <w:numPr>
+          <w:ilvl w:val="0"/>
+          <w:numId w:val="55"/>
+        </w:numPr>
+        <w:tabs>
+          <w:tab w:val="center" w:pos="4680"/>
+          <w:tab w:val="left" w:pos="5976"/>
+        </w:tabs>
+        <w:rPr>
+          <w:rFonts w:ascii="Times New Roman" w:hAnsi="Times New Roman" w:cs="Times New Roman"/>
+          <w:color w:val="0D0D0D" w:themeColor="text1" w:themeTint="F2"/>
+          <w:sz w:val="36"/>
+          <w:szCs w:val="36"/>
+        </w:rPr>
+      </w:pPr>
+      <w:r>
+        <w:rPr>
+          <w:rFonts w:ascii="Times New Roman" w:hAnsi="Times New Roman" w:cs="Times New Roman"/>
+          <w:b/>
+          <w:bCs/>
+          <w:color w:val="0D0D0D" w:themeColor="text1" w:themeTint="F2"/>
+          <w:sz w:val="36"/>
+          <w:szCs w:val="36"/>
+        </w:rPr>
+        <w:t>Clarify:</w:t>
+      </w:r>
+      <w:r>
+        <w:rPr>
+          <w:rFonts w:ascii="Times New Roman" w:hAnsi="Times New Roman" w:cs="Times New Roman"/>
+          <w:color w:val="0D0D0D" w:themeColor="text1" w:themeTint="F2"/>
+          <w:sz w:val="36"/>
+          <w:szCs w:val="36"/>
+        </w:rPr>
+        <w:t xml:space="preserve"> Refine vague or unclear requirements during analysis.</w:t>
+      </w:r>
+    </w:p>
+    <w:p>
+      <w:pPr>
+        <w:pStyle w:val="ListParagraph"/>
+        <w:numPr>
+          <w:ilvl w:val="0"/>
+          <w:numId w:val="55"/>
+        </w:numPr>
+        <w:tabs>
+          <w:tab w:val="center" w:pos="4680"/>
+          <w:tab w:val="left" w:pos="5976"/>
+        </w:tabs>
+        <w:rPr>
+          <w:rFonts w:ascii="Times New Roman" w:hAnsi="Times New Roman" w:cs="Times New Roman"/>
+          <w:color w:val="0D0D0D" w:themeColor="text1" w:themeTint="F2"/>
+          <w:sz w:val="36"/>
+          <w:szCs w:val="36"/>
+        </w:rPr>
+      </w:pPr>
+      <w:r>
+        <w:rPr>
+          <w:rFonts w:ascii="Times New Roman" w:hAnsi="Times New Roman" w:cs="Times New Roman"/>
+          <w:b/>
+          <w:bCs/>
+          <w:color w:val="0D0D0D" w:themeColor="text1" w:themeTint="F2"/>
+          <w:sz w:val="36"/>
+          <w:szCs w:val="36"/>
+        </w:rPr>
+        <w:t>Close gaps:</w:t>
+      </w:r>
+      <w:r>
+        <w:rPr>
+          <w:rFonts w:ascii="Times New Roman" w:hAnsi="Times New Roman" w:cs="Times New Roman"/>
+          <w:color w:val="0D0D0D" w:themeColor="text1" w:themeTint="F2"/>
+          <w:sz w:val="36"/>
+          <w:szCs w:val="36"/>
+        </w:rPr>
+        <w:t xml:space="preserve"> Address missing or incomplete information.</w:t>
+      </w:r>
+    </w:p>
+    <w:p>
+      <w:pPr>
+        <w:pStyle w:val="ListParagraph"/>
+        <w:numPr>
+          <w:ilvl w:val="0"/>
+          <w:numId w:val="55"/>
+        </w:numPr>
+        <w:tabs>
+          <w:tab w:val="center" w:pos="4680"/>
+          <w:tab w:val="left" w:pos="5976"/>
+        </w:tabs>
+        <w:rPr>
+          <w:rFonts w:ascii="Times New Roman" w:hAnsi="Times New Roman" w:cs="Times New Roman"/>
+          <w:color w:val="0D0D0D" w:themeColor="text1" w:themeTint="F2"/>
+          <w:sz w:val="36"/>
+          <w:szCs w:val="36"/>
+        </w:rPr>
+      </w:pPr>
+      <w:r>
+        <w:rPr>
+          <w:rFonts w:ascii="Times New Roman" w:hAnsi="Times New Roman" w:cs="Times New Roman"/>
+          <w:b/>
+          <w:bCs/>
+          <w:color w:val="0D0D0D" w:themeColor="text1" w:themeTint="F2"/>
+          <w:sz w:val="36"/>
+          <w:szCs w:val="36"/>
+        </w:rPr>
+        <w:t>Rewrite:</w:t>
+      </w:r>
+      <w:r>
+        <w:rPr>
+          <w:rFonts w:ascii="Times New Roman" w:hAnsi="Times New Roman" w:cs="Times New Roman"/>
+          <w:color w:val="0D0D0D" w:themeColor="text1" w:themeTint="F2"/>
+          <w:sz w:val="36"/>
+          <w:szCs w:val="36"/>
+        </w:rPr>
+        <w:t xml:space="preserve"> Improve wording or structure for better understanding.</w:t>
+      </w:r>
+    </w:p>
+    <w:p>
+      <w:pPr>
+        <w:pStyle w:val="ListParagraph"/>
+        <w:numPr>
+          <w:ilvl w:val="0"/>
+          <w:numId w:val="55"/>
+        </w:numPr>
+        <w:tabs>
+          <w:tab w:val="center" w:pos="4680"/>
+          <w:tab w:val="left" w:pos="5976"/>
+        </w:tabs>
+        <w:rPr>
+          <w:rFonts w:ascii="Times New Roman" w:hAnsi="Times New Roman" w:cs="Times New Roman"/>
+          <w:color w:val="0D0D0D" w:themeColor="text1" w:themeTint="F2"/>
+          <w:sz w:val="36"/>
+          <w:szCs w:val="36"/>
+        </w:rPr>
+      </w:pPr>
+      <w:r>
+        <w:rPr>
+          <w:rFonts w:ascii="Times New Roman" w:hAnsi="Times New Roman" w:cs="Times New Roman"/>
+          <w:b/>
+          <w:bCs/>
+          <w:color w:val="0D0D0D" w:themeColor="text1" w:themeTint="F2"/>
+          <w:sz w:val="36"/>
+          <w:szCs w:val="36"/>
+        </w:rPr>
+        <w:t>Re-evaluate:</w:t>
+      </w:r>
+      <w:r>
+        <w:rPr>
+          <w:rFonts w:ascii="Times New Roman" w:hAnsi="Times New Roman" w:cs="Times New Roman"/>
+          <w:color w:val="0D0D0D" w:themeColor="text1" w:themeTint="F2"/>
+          <w:sz w:val="36"/>
+          <w:szCs w:val="36"/>
+        </w:rPr>
+        <w:t xml:space="preserve"> Continuously assess requirements for relevance and correctness.</w:t>
+      </w:r>
+    </w:p>
+    <w:p>
+      <w:pPr>
+        <w:pStyle w:val="ListParagraph"/>
+        <w:numPr>
+          <w:ilvl w:val="0"/>
+          <w:numId w:val="55"/>
+        </w:numPr>
+        <w:tabs>
+          <w:tab w:val="center" w:pos="4680"/>
+          <w:tab w:val="left" w:pos="5976"/>
+        </w:tabs>
+        <w:rPr>
+          <w:rFonts w:ascii="Times New Roman" w:hAnsi="Times New Roman" w:cs="Times New Roman"/>
+          <w:color w:val="0D0D0D" w:themeColor="text1" w:themeTint="F2"/>
+          <w:sz w:val="36"/>
+          <w:szCs w:val="36"/>
+        </w:rPr>
+      </w:pPr>
+      <w:r>
+        <w:rPr>
+          <w:rFonts w:ascii="Times New Roman" w:hAnsi="Times New Roman" w:cs="Times New Roman"/>
+          <w:b/>
+          <w:bCs/>
+          <w:color w:val="0D0D0D" w:themeColor="text1" w:themeTint="F2"/>
+          <w:sz w:val="36"/>
+          <w:szCs w:val="36"/>
+        </w:rPr>
+        <w:t>Confirm and correct:</w:t>
+      </w:r>
+      <w:r>
+        <w:rPr>
+          <w:rFonts w:ascii="Times New Roman" w:hAnsi="Times New Roman" w:cs="Times New Roman"/>
+          <w:color w:val="0D0D0D" w:themeColor="text1" w:themeTint="F2"/>
+          <w:sz w:val="36"/>
+          <w:szCs w:val="36"/>
+        </w:rPr>
+        <w:t xml:space="preserve"> Finalize requirements after validation and fix any issues.</w:t>
+      </w:r>
+    </w:p>
+    <w:p>
+      <w:pPr>
+        <w:tabs>
+          <w:tab w:val="center" w:pos="4680"/>
+          <w:tab w:val="left" w:pos="5976"/>
+        </w:tabs>
+        <w:rPr>
+          <w:rFonts w:ascii="Times New Roman" w:hAnsi="Times New Roman" w:cs="Times New Roman"/>
+          <w:b/>
+          <w:bCs/>
+          <w:color w:val="0D0D0D" w:themeColor="text1" w:themeTint="F2"/>
+          <w:sz w:val="36"/>
+          <w:szCs w:val="36"/>
+        </w:rPr>
+      </w:pPr>
+      <w:r>
+        <w:rPr>
+          <w:rFonts w:ascii="Times New Roman" w:hAnsi="Times New Roman" w:cs="Times New Roman"/>
+          <w:b/>
+          <w:bCs/>
+          <w:color w:val="0D0D0D" w:themeColor="text1" w:themeTint="F2"/>
+          <w:sz w:val="36"/>
+          <w:szCs w:val="36"/>
+        </w:rPr>
+        <w:t>Purpose of the Image:</w:t>
+      </w:r>
+    </w:p>
+    <w:p>
+      <w:pPr>
+        <w:tabs>
+          <w:tab w:val="center" w:pos="4680"/>
+          <w:tab w:val="left" w:pos="5976"/>
+        </w:tabs>
+        <w:rPr>
+          <w:rFonts w:ascii="Times New Roman" w:hAnsi="Times New Roman" w:cs="Times New Roman"/>
+          <w:color w:val="0D0D0D" w:themeColor="text1" w:themeTint="F2"/>
+          <w:sz w:val="36"/>
+          <w:szCs w:val="36"/>
+        </w:rPr>
+      </w:pPr>
+      <w:r>
+        <w:rPr>
+          <w:rFonts w:ascii="Times New Roman" w:hAnsi="Times New Roman" w:cs="Times New Roman"/>
+          <w:color w:val="0D0D0D" w:themeColor="text1" w:themeTint="F2"/>
+          <w:sz w:val="36"/>
+          <w:szCs w:val="36"/>
+        </w:rPr>
+        <w:lastRenderedPageBreak/>
+        <w:t>It emphasizes that requirements development is an iterative process, where stages are revisited to refine and validate requirements until they are complete and accurate. The inner activities support the outer stages, ensuring high-quality outcomes.</w:t>
+      </w:r>
+    </w:p>
+    <w:p>
+      <w:pPr>
+        <w:tabs>
+          <w:tab w:val="center" w:pos="4680"/>
+          <w:tab w:val="left" w:pos="5976"/>
+        </w:tabs>
+        <w:rPr>
+          <w:rFonts w:ascii="Times New Roman" w:hAnsi="Times New Roman" w:cs="Times New Roman"/>
+          <w:color w:val="0D0D0D" w:themeColor="text1" w:themeTint="F2"/>
+          <w:sz w:val="36"/>
+          <w:szCs w:val="36"/>
+        </w:rPr>
+      </w:pPr>
+      <w:r>
+        <w:rPr>
+          <w:rFonts w:ascii="Times New Roman" w:hAnsi="Times New Roman" w:cs="Times New Roman"/>
+          <w:noProof/>
+          <w:color w:val="0D0D0D" w:themeColor="text1" w:themeTint="F2"/>
+          <w:sz w:val="36"/>
+          <w:szCs w:val="36"/>
+        </w:rPr>
+        <w:drawing>
+          <wp:inline distT="0" distB="0" distL="0" distR="0" wp14:anchorId="23A5AE16" wp14:editId="358C04B0">
+            <wp:extent cx="5935980" cy="4130040"/>
+            <wp:effectExtent l="0" t="0" r="7620" b="3810"/>
+            <wp:docPr id="556426177" name="Picture 2"/>
+            <wp:cNvGraphicFramePr>
+              <a:graphicFrameLocks xmlns:a="http://schemas.openxmlformats.org/drawingml/2006/main" noChangeAspect="1"/>
+            </wp:cNvGraphicFramePr>
+            <a:graphic xmlns:a="http://schemas.openxmlformats.org/drawingml/2006/main">
+              <a:graphicData uri="http://schemas.openxmlformats.org/drawingml/2006/picture">
+                <pic:pic xmlns:pic="http://schemas.openxmlformats.org/drawingml/2006/picture">
+                  <pic:nvPicPr>
+                    <pic:cNvPr id="0" name="Picture 2"/>
+                    <pic:cNvPicPr>
+                      <a:picLocks noChangeAspect="1" noChangeArrowheads="1"/>
+                    </pic:cNvPicPr>
+                  </pic:nvPicPr>
+                  <pic:blipFill>
+                    <a:blip r:embed="rId22">
+                      <a:extLst>
+                        <a:ext uri="{28A0092B-C50C-407E-A947-70E740481C1C}">
+                          <a14:useLocalDpi xmlns:a14="http://schemas.microsoft.com/office/drawing/2010/main" val="0"/>
+                        </a:ext>
+                      </a:extLst>
+                    </a:blip>
+                    <a:srcRect/>
+                    <a:stretch>
+                      <a:fillRect/>
+                    </a:stretch>
+                  </pic:blipFill>
+                  <pic:spPr bwMode="auto">
+                    <a:xfrm>
+                      <a:off x="0" y="0"/>
+                      <a:ext cx="5935980" cy="4130040"/>
+                    </a:xfrm>
+                    <a:prstGeom prst="rect">
+                      <a:avLst/>
+                    </a:prstGeom>
+                    <a:noFill/>
+                    <a:ln>
+                      <a:noFill/>
+                    </a:ln>
+                  </pic:spPr>
+                </pic:pic>
+              </a:graphicData>
+            </a:graphic>
+          </wp:inline>
+        </w:drawing>
+      </w:r>
+    </w:p>
+    <w:p>
+      <w:pPr>
+        <w:tabs>
+          <w:tab w:val="center" w:pos="4680"/>
+          <w:tab w:val="left" w:pos="5976"/>
+        </w:tabs>
+        <w:rPr>
+          <w:rFonts w:ascii="Times New Roman" w:hAnsi="Times New Roman" w:cs="Times New Roman"/>
+          <w:b/>
+          <w:bCs/>
+          <w:color w:val="365F91" w:themeColor="accent1" w:themeShade="BF"/>
+          <w:sz w:val="36"/>
+          <w:szCs w:val="36"/>
+        </w:rPr>
+      </w:pPr>
+      <w:r>
+        <w:rPr>
+          <w:rFonts w:ascii="Times New Roman" w:hAnsi="Times New Roman" w:cs="Times New Roman"/>
+          <w:b/>
+          <w:bCs/>
+          <w:color w:val="365F91" w:themeColor="accent1" w:themeShade="BF"/>
+          <w:sz w:val="36"/>
+          <w:szCs w:val="36"/>
+        </w:rPr>
+        <w:t>Good Practices: Elicitation</w:t>
+      </w:r>
+    </w:p>
+    <w:p>
+      <w:pPr>
+        <w:pStyle w:val="ListParagraph"/>
+        <w:numPr>
+          <w:ilvl w:val="0"/>
+          <w:numId w:val="56"/>
+        </w:numPr>
+        <w:tabs>
+          <w:tab w:val="center" w:pos="4680"/>
+          <w:tab w:val="left" w:pos="5976"/>
+        </w:tabs>
+        <w:rPr>
+          <w:rFonts w:ascii="Times New Roman" w:hAnsi="Times New Roman" w:cs="Times New Roman"/>
+          <w:color w:val="0D0D0D" w:themeColor="text1" w:themeTint="F2"/>
+          <w:sz w:val="36"/>
+          <w:szCs w:val="36"/>
+        </w:rPr>
+      </w:pPr>
+      <w:r>
+        <w:rPr>
+          <w:rFonts w:ascii="Times New Roman" w:hAnsi="Times New Roman" w:cs="Times New Roman"/>
+          <w:b/>
+          <w:bCs/>
+          <w:color w:val="0D0D0D" w:themeColor="text1" w:themeTint="F2"/>
+          <w:sz w:val="36"/>
+          <w:szCs w:val="36"/>
+        </w:rPr>
+        <w:t>Define product vision and scope</w:t>
+      </w:r>
+      <w:r>
+        <w:rPr>
+          <w:rFonts w:ascii="Times New Roman" w:hAnsi="Times New Roman" w:cs="Times New Roman"/>
+          <w:color w:val="0D0D0D" w:themeColor="text1" w:themeTint="F2"/>
+          <w:sz w:val="36"/>
+          <w:szCs w:val="36"/>
+        </w:rPr>
+        <w:t xml:space="preserve"> – Clarifies what the product will do and its limits.</w:t>
+      </w:r>
+    </w:p>
+    <w:p>
+      <w:pPr>
+        <w:pStyle w:val="ListParagraph"/>
+        <w:numPr>
+          <w:ilvl w:val="0"/>
+          <w:numId w:val="56"/>
+        </w:numPr>
+        <w:tabs>
+          <w:tab w:val="center" w:pos="4680"/>
+          <w:tab w:val="left" w:pos="5976"/>
+        </w:tabs>
+        <w:rPr>
+          <w:rFonts w:ascii="Times New Roman" w:hAnsi="Times New Roman" w:cs="Times New Roman"/>
+          <w:color w:val="0D0D0D" w:themeColor="text1" w:themeTint="F2"/>
+          <w:sz w:val="36"/>
+          <w:szCs w:val="36"/>
+        </w:rPr>
+      </w:pPr>
+      <w:r>
+        <w:rPr>
+          <w:rFonts w:ascii="Times New Roman" w:hAnsi="Times New Roman" w:cs="Times New Roman"/>
+          <w:b/>
+          <w:bCs/>
+          <w:color w:val="0D0D0D" w:themeColor="text1" w:themeTint="F2"/>
+          <w:sz w:val="36"/>
+          <w:szCs w:val="36"/>
+        </w:rPr>
+        <w:t>Identify user classes</w:t>
+      </w:r>
+      <w:r>
+        <w:rPr>
+          <w:rFonts w:ascii="Times New Roman" w:hAnsi="Times New Roman" w:cs="Times New Roman"/>
+          <w:color w:val="0D0D0D" w:themeColor="text1" w:themeTint="F2"/>
+          <w:sz w:val="36"/>
+          <w:szCs w:val="36"/>
+        </w:rPr>
+        <w:t xml:space="preserve"> – Understand different user types and their needs.</w:t>
+      </w:r>
+    </w:p>
+    <w:p>
+      <w:pPr>
+        <w:pStyle w:val="ListParagraph"/>
+        <w:numPr>
+          <w:ilvl w:val="0"/>
+          <w:numId w:val="56"/>
+        </w:numPr>
+        <w:tabs>
+          <w:tab w:val="center" w:pos="4680"/>
+          <w:tab w:val="left" w:pos="5976"/>
+        </w:tabs>
+        <w:rPr>
+          <w:rFonts w:ascii="Times New Roman" w:hAnsi="Times New Roman" w:cs="Times New Roman"/>
+          <w:color w:val="0D0D0D" w:themeColor="text1" w:themeTint="F2"/>
+          <w:sz w:val="36"/>
+          <w:szCs w:val="36"/>
+        </w:rPr>
+      </w:pPr>
+      <w:r>
+        <w:rPr>
+          <w:rFonts w:ascii="Times New Roman" w:hAnsi="Times New Roman" w:cs="Times New Roman"/>
+          <w:b/>
+          <w:bCs/>
+          <w:color w:val="0D0D0D" w:themeColor="text1" w:themeTint="F2"/>
+          <w:sz w:val="36"/>
+          <w:szCs w:val="36"/>
+        </w:rPr>
+        <w:t>Choose a product champion</w:t>
+      </w:r>
+      <w:r>
+        <w:rPr>
+          <w:rFonts w:ascii="Times New Roman" w:hAnsi="Times New Roman" w:cs="Times New Roman"/>
+          <w:color w:val="0D0D0D" w:themeColor="text1" w:themeTint="F2"/>
+          <w:sz w:val="36"/>
+          <w:szCs w:val="36"/>
+        </w:rPr>
+        <w:t xml:space="preserve"> – Appoint a key user to represent each group.</w:t>
+      </w:r>
+    </w:p>
+    <w:p>
+      <w:pPr>
+        <w:pStyle w:val="ListParagraph"/>
+        <w:numPr>
+          <w:ilvl w:val="0"/>
+          <w:numId w:val="56"/>
+        </w:numPr>
+        <w:tabs>
+          <w:tab w:val="center" w:pos="4680"/>
+          <w:tab w:val="left" w:pos="5976"/>
+        </w:tabs>
+        <w:rPr>
+          <w:rFonts w:ascii="Times New Roman" w:hAnsi="Times New Roman" w:cs="Times New Roman"/>
+          <w:color w:val="0D0D0D" w:themeColor="text1" w:themeTint="F2"/>
+          <w:sz w:val="36"/>
+          <w:szCs w:val="36"/>
+        </w:rPr>
+      </w:pPr>
+      <w:r>
+        <w:rPr>
+          <w:rFonts w:ascii="Times New Roman" w:hAnsi="Times New Roman" w:cs="Times New Roman"/>
+          <w:b/>
+          <w:bCs/>
+          <w:color w:val="0D0D0D" w:themeColor="text1" w:themeTint="F2"/>
+          <w:sz w:val="36"/>
+          <w:szCs w:val="36"/>
+        </w:rPr>
+        <w:lastRenderedPageBreak/>
+        <w:t>Conduct focus groups</w:t>
+      </w:r>
+      <w:r>
+        <w:rPr>
+          <w:rFonts w:ascii="Times New Roman" w:hAnsi="Times New Roman" w:cs="Times New Roman"/>
+          <w:color w:val="0D0D0D" w:themeColor="text1" w:themeTint="F2"/>
+          <w:sz w:val="36"/>
+          <w:szCs w:val="36"/>
+        </w:rPr>
+        <w:t xml:space="preserve"> – Gather feedback from typical users in discussions.</w:t>
+      </w:r>
+    </w:p>
+    <w:p>
+      <w:pPr>
+        <w:pStyle w:val="ListParagraph"/>
+        <w:numPr>
+          <w:ilvl w:val="0"/>
+          <w:numId w:val="56"/>
+        </w:numPr>
+        <w:tabs>
+          <w:tab w:val="center" w:pos="4680"/>
+          <w:tab w:val="left" w:pos="5976"/>
+        </w:tabs>
+        <w:rPr>
+          <w:rFonts w:ascii="Times New Roman" w:hAnsi="Times New Roman" w:cs="Times New Roman"/>
+          <w:color w:val="0D0D0D" w:themeColor="text1" w:themeTint="F2"/>
+          <w:sz w:val="36"/>
+          <w:szCs w:val="36"/>
+        </w:rPr>
+      </w:pPr>
+      <w:r>
+        <w:rPr>
+          <w:rFonts w:ascii="Times New Roman" w:hAnsi="Times New Roman" w:cs="Times New Roman"/>
+          <w:b/>
+          <w:bCs/>
+          <w:color w:val="0D0D0D" w:themeColor="text1" w:themeTint="F2"/>
+          <w:sz w:val="36"/>
+          <w:szCs w:val="36"/>
+        </w:rPr>
+        <w:t>Collaborate with user reps</w:t>
+      </w:r>
+      <w:r>
+        <w:rPr>
+          <w:rFonts w:ascii="Times New Roman" w:hAnsi="Times New Roman" w:cs="Times New Roman"/>
+          <w:color w:val="0D0D0D" w:themeColor="text1" w:themeTint="F2"/>
+          <w:sz w:val="36"/>
+          <w:szCs w:val="36"/>
+        </w:rPr>
+        <w:t xml:space="preserve"> – Work closely with users to gather accurate needs.</w:t>
+      </w:r>
+    </w:p>
+    <w:p>
+      <w:pPr>
+        <w:pStyle w:val="ListParagraph"/>
+        <w:numPr>
+          <w:ilvl w:val="0"/>
+          <w:numId w:val="56"/>
+        </w:numPr>
+        <w:tabs>
+          <w:tab w:val="center" w:pos="4680"/>
+          <w:tab w:val="left" w:pos="5976"/>
+        </w:tabs>
+        <w:rPr>
+          <w:rFonts w:ascii="Times New Roman" w:hAnsi="Times New Roman" w:cs="Times New Roman"/>
+          <w:color w:val="0D0D0D" w:themeColor="text1" w:themeTint="F2"/>
+          <w:sz w:val="36"/>
+          <w:szCs w:val="36"/>
+        </w:rPr>
+      </w:pPr>
+      <w:r>
+        <w:rPr>
+          <w:rFonts w:ascii="Times New Roman" w:hAnsi="Times New Roman" w:cs="Times New Roman"/>
+          <w:b/>
+          <w:bCs/>
+          <w:color w:val="0D0D0D" w:themeColor="text1" w:themeTint="F2"/>
+          <w:sz w:val="36"/>
+          <w:szCs w:val="36"/>
+        </w:rPr>
+        <w:t>Identify system events/responses</w:t>
+      </w:r>
+      <w:r>
+        <w:rPr>
+          <w:rFonts w:ascii="Times New Roman" w:hAnsi="Times New Roman" w:cs="Times New Roman"/>
+          <w:color w:val="0D0D0D" w:themeColor="text1" w:themeTint="F2"/>
+          <w:sz w:val="36"/>
+          <w:szCs w:val="36"/>
+        </w:rPr>
+        <w:t xml:space="preserve"> – Understand how the system should react to inputs.</w:t>
+      </w:r>
+    </w:p>
+    <w:p>
+      <w:pPr>
+        <w:pStyle w:val="ListParagraph"/>
+        <w:numPr>
+          <w:ilvl w:val="0"/>
+          <w:numId w:val="56"/>
+        </w:numPr>
+        <w:tabs>
+          <w:tab w:val="center" w:pos="4680"/>
+          <w:tab w:val="left" w:pos="5976"/>
+        </w:tabs>
+        <w:rPr>
+          <w:rFonts w:ascii="Times New Roman" w:hAnsi="Times New Roman" w:cs="Times New Roman"/>
+          <w:color w:val="0D0D0D" w:themeColor="text1" w:themeTint="F2"/>
+          <w:sz w:val="36"/>
+          <w:szCs w:val="36"/>
+        </w:rPr>
+      </w:pPr>
+      <w:r>
+        <w:rPr>
+          <w:rFonts w:ascii="Times New Roman" w:hAnsi="Times New Roman" w:cs="Times New Roman"/>
+          <w:b/>
+          <w:bCs/>
+          <w:color w:val="0D0D0D" w:themeColor="text1" w:themeTint="F2"/>
+          <w:sz w:val="36"/>
+          <w:szCs w:val="36"/>
+        </w:rPr>
+        <w:t>Hold interviews</w:t>
+      </w:r>
+      <w:r>
+        <w:rPr>
+          <w:rFonts w:ascii="Times New Roman" w:hAnsi="Times New Roman" w:cs="Times New Roman"/>
+          <w:color w:val="0D0D0D" w:themeColor="text1" w:themeTint="F2"/>
+          <w:sz w:val="36"/>
+          <w:szCs w:val="36"/>
+        </w:rPr>
+        <w:t xml:space="preserve"> – One-on-one sessions to collect detailed requirements.</w:t>
+      </w:r>
+    </w:p>
+    <w:p>
+      <w:pPr>
+        <w:pStyle w:val="ListParagraph"/>
+        <w:numPr>
+          <w:ilvl w:val="0"/>
+          <w:numId w:val="56"/>
+        </w:numPr>
+        <w:tabs>
+          <w:tab w:val="center" w:pos="4680"/>
+          <w:tab w:val="left" w:pos="5976"/>
+        </w:tabs>
+        <w:rPr>
+          <w:rFonts w:ascii="Times New Roman" w:hAnsi="Times New Roman" w:cs="Times New Roman"/>
+          <w:color w:val="0D0D0D" w:themeColor="text1" w:themeTint="F2"/>
+          <w:sz w:val="36"/>
+          <w:szCs w:val="36"/>
+        </w:rPr>
+      </w:pPr>
+      <w:r>
+        <w:rPr>
+          <w:rFonts w:ascii="Times New Roman" w:hAnsi="Times New Roman" w:cs="Times New Roman"/>
+          <w:b/>
+          <w:bCs/>
+          <w:color w:val="0D0D0D" w:themeColor="text1" w:themeTint="F2"/>
+          <w:sz w:val="36"/>
+          <w:szCs w:val="36"/>
+        </w:rPr>
+        <w:t>Run workshops</w:t>
+      </w:r>
+      <w:r>
+        <w:rPr>
+          <w:rFonts w:ascii="Times New Roman" w:hAnsi="Times New Roman" w:cs="Times New Roman"/>
+          <w:color w:val="0D0D0D" w:themeColor="text1" w:themeTint="F2"/>
+          <w:sz w:val="36"/>
+          <w:szCs w:val="36"/>
+        </w:rPr>
+        <w:t xml:space="preserve"> – Group sessions to brainstorm and refine needs.</w:t>
+      </w:r>
+    </w:p>
+    <w:p>
+      <w:pPr>
+        <w:pStyle w:val="ListParagraph"/>
+        <w:numPr>
+          <w:ilvl w:val="0"/>
+          <w:numId w:val="56"/>
+        </w:numPr>
+        <w:tabs>
+          <w:tab w:val="center" w:pos="4680"/>
+          <w:tab w:val="left" w:pos="5976"/>
+        </w:tabs>
+        <w:rPr>
+          <w:rFonts w:ascii="Times New Roman" w:hAnsi="Times New Roman" w:cs="Times New Roman"/>
+          <w:color w:val="0D0D0D" w:themeColor="text1" w:themeTint="F2"/>
+          <w:sz w:val="36"/>
+          <w:szCs w:val="36"/>
+        </w:rPr>
+      </w:pPr>
+      <w:r>
+        <w:rPr>
+          <w:rFonts w:ascii="Times New Roman" w:hAnsi="Times New Roman" w:cs="Times New Roman"/>
+          <w:b/>
+          <w:bCs/>
+          <w:color w:val="0D0D0D" w:themeColor="text1" w:themeTint="F2"/>
+          <w:sz w:val="36"/>
+          <w:szCs w:val="36"/>
+        </w:rPr>
+        <w:t>Observe users at work</w:t>
+      </w:r>
+      <w:r>
+        <w:rPr>
+          <w:rFonts w:ascii="Times New Roman" w:hAnsi="Times New Roman" w:cs="Times New Roman"/>
+          <w:color w:val="0D0D0D" w:themeColor="text1" w:themeTint="F2"/>
+          <w:sz w:val="36"/>
+          <w:szCs w:val="36"/>
+        </w:rPr>
+        <w:t xml:space="preserve"> – Watch real tasks to discover hidden requirements.</w:t>
+      </w:r>
+    </w:p>
+    <w:p>
+      <w:pPr>
+        <w:pStyle w:val="ListParagraph"/>
+        <w:numPr>
+          <w:ilvl w:val="0"/>
+          <w:numId w:val="56"/>
+        </w:numPr>
+        <w:tabs>
+          <w:tab w:val="center" w:pos="4680"/>
+          <w:tab w:val="left" w:pos="5976"/>
+        </w:tabs>
+        <w:rPr>
+          <w:rFonts w:ascii="Times New Roman" w:hAnsi="Times New Roman" w:cs="Times New Roman"/>
+          <w:color w:val="0D0D0D" w:themeColor="text1" w:themeTint="F2"/>
+          <w:sz w:val="36"/>
+          <w:szCs w:val="36"/>
+        </w:rPr>
+      </w:pPr>
+      <w:r>
+        <w:rPr>
+          <w:rFonts w:ascii="Times New Roman" w:hAnsi="Times New Roman" w:cs="Times New Roman"/>
+          <w:b/>
+          <w:bCs/>
+          <w:color w:val="0D0D0D" w:themeColor="text1" w:themeTint="F2"/>
+          <w:sz w:val="36"/>
+          <w:szCs w:val="36"/>
+        </w:rPr>
+        <w:t>Use questionnaires</w:t>
+      </w:r>
+      <w:r>
+        <w:rPr>
+          <w:rFonts w:ascii="Times New Roman" w:hAnsi="Times New Roman" w:cs="Times New Roman"/>
+          <w:color w:val="0D0D0D" w:themeColor="text1" w:themeTint="F2"/>
+          <w:sz w:val="36"/>
+          <w:szCs w:val="36"/>
+        </w:rPr>
+        <w:t xml:space="preserve"> – Collect input from a wider user base.</w:t>
+      </w:r>
+    </w:p>
+    <w:p>
+      <w:pPr>
+        <w:pStyle w:val="ListParagraph"/>
+        <w:numPr>
+          <w:ilvl w:val="0"/>
+          <w:numId w:val="56"/>
+        </w:numPr>
+        <w:tabs>
+          <w:tab w:val="center" w:pos="4680"/>
+          <w:tab w:val="left" w:pos="5976"/>
+        </w:tabs>
+        <w:rPr>
+          <w:rFonts w:ascii="Times New Roman" w:hAnsi="Times New Roman" w:cs="Times New Roman"/>
+          <w:color w:val="0D0D0D" w:themeColor="text1" w:themeTint="F2"/>
+          <w:sz w:val="36"/>
+          <w:szCs w:val="36"/>
+        </w:rPr>
+      </w:pPr>
+      <w:r>
+        <w:rPr>
+          <w:rFonts w:ascii="Times New Roman" w:hAnsi="Times New Roman" w:cs="Times New Roman"/>
+          <w:b/>
+          <w:bCs/>
+          <w:color w:val="0D0D0D" w:themeColor="text1" w:themeTint="F2"/>
+          <w:sz w:val="36"/>
+          <w:szCs w:val="36"/>
+        </w:rPr>
+        <w:t>Analyze documents</w:t>
+      </w:r>
+      <w:r>
+        <w:rPr>
+          <w:rFonts w:ascii="Times New Roman" w:hAnsi="Times New Roman" w:cs="Times New Roman"/>
+          <w:color w:val="0D0D0D" w:themeColor="text1" w:themeTint="F2"/>
+          <w:sz w:val="36"/>
+          <w:szCs w:val="36"/>
+        </w:rPr>
+        <w:t xml:space="preserve"> – Review existing materials for useful info.</w:t>
+      </w:r>
+    </w:p>
+    <w:p>
+      <w:pPr>
+        <w:pStyle w:val="ListParagraph"/>
+        <w:numPr>
+          <w:ilvl w:val="0"/>
+          <w:numId w:val="56"/>
+        </w:numPr>
+        <w:tabs>
+          <w:tab w:val="center" w:pos="4680"/>
+          <w:tab w:val="left" w:pos="5976"/>
+        </w:tabs>
+        <w:rPr>
+          <w:rFonts w:ascii="Times New Roman" w:hAnsi="Times New Roman" w:cs="Times New Roman"/>
+          <w:color w:val="0D0D0D" w:themeColor="text1" w:themeTint="F2"/>
+          <w:sz w:val="36"/>
+          <w:szCs w:val="36"/>
+        </w:rPr>
+      </w:pPr>
+      <w:r>
+        <w:rPr>
+          <w:rFonts w:ascii="Times New Roman" w:hAnsi="Times New Roman" w:cs="Times New Roman"/>
+          <w:b/>
+          <w:bCs/>
+          <w:color w:val="0D0D0D" w:themeColor="text1" w:themeTint="F2"/>
+          <w:sz w:val="36"/>
+          <w:szCs w:val="36"/>
+        </w:rPr>
+        <w:t>Review problem reports</w:t>
+      </w:r>
+      <w:r>
+        <w:rPr>
+          <w:rFonts w:ascii="Times New Roman" w:hAnsi="Times New Roman" w:cs="Times New Roman"/>
+          <w:color w:val="0D0D0D" w:themeColor="text1" w:themeTint="F2"/>
+          <w:sz w:val="36"/>
+          <w:szCs w:val="36"/>
+        </w:rPr>
+        <w:t xml:space="preserve"> – Learn from issues in current systems.</w:t>
+      </w:r>
+    </w:p>
+    <w:p>
+      <w:pPr>
+        <w:pStyle w:val="ListParagraph"/>
+        <w:numPr>
+          <w:ilvl w:val="0"/>
+          <w:numId w:val="56"/>
+        </w:numPr>
+        <w:tabs>
+          <w:tab w:val="center" w:pos="4680"/>
+          <w:tab w:val="left" w:pos="5976"/>
+        </w:tabs>
+        <w:rPr>
+          <w:rFonts w:ascii="Times New Roman" w:hAnsi="Times New Roman" w:cs="Times New Roman"/>
+          <w:color w:val="0D0D0D" w:themeColor="text1" w:themeTint="F2"/>
+          <w:sz w:val="36"/>
+          <w:szCs w:val="36"/>
+        </w:rPr>
+      </w:pPr>
+      <w:r>
+        <w:rPr>
+          <w:rFonts w:ascii="Times New Roman" w:hAnsi="Times New Roman" w:cs="Times New Roman"/>
+          <w:b/>
+          <w:bCs/>
+          <w:color w:val="0D0D0D" w:themeColor="text1" w:themeTint="F2"/>
+          <w:sz w:val="36"/>
+          <w:szCs w:val="36"/>
+        </w:rPr>
+        <w:t>Reuse existing requirements</w:t>
+      </w:r>
+      <w:r>
+        <w:rPr>
+          <w:rFonts w:ascii="Times New Roman" w:hAnsi="Times New Roman" w:cs="Times New Roman"/>
+          <w:color w:val="0D0D0D" w:themeColor="text1" w:themeTint="F2"/>
+          <w:sz w:val="36"/>
+          <w:szCs w:val="36"/>
+        </w:rPr>
+        <w:t xml:space="preserve"> – Adapt proven requirements from past projects.</w:t>
+      </w:r>
+    </w:p>
+    <w:p>
+      <w:pPr>
+        <w:tabs>
+          <w:tab w:val="center" w:pos="4680"/>
+          <w:tab w:val="left" w:pos="5976"/>
+        </w:tabs>
+        <w:rPr>
+          <w:rFonts w:ascii="Times New Roman" w:hAnsi="Times New Roman" w:cs="Times New Roman"/>
+          <w:color w:val="0D0D0D" w:themeColor="text1" w:themeTint="F2"/>
+          <w:sz w:val="36"/>
+          <w:szCs w:val="36"/>
+        </w:rPr>
+      </w:pPr>
+    </w:p>
+    <w:p>
+      <w:pPr>
+        <w:tabs>
+          <w:tab w:val="center" w:pos="4680"/>
+          <w:tab w:val="left" w:pos="5976"/>
+        </w:tabs>
+        <w:jc w:val="center"/>
+        <w:rPr>
+          <w:rFonts w:ascii="Times New Roman" w:hAnsi="Times New Roman" w:cs="Times New Roman"/>
+          <w:b/>
+          <w:bCs/>
+          <w:color w:val="365F91" w:themeColor="accent1" w:themeShade="BF"/>
+          <w:sz w:val="36"/>
+          <w:szCs w:val="36"/>
+        </w:rPr>
+      </w:pPr>
+      <w:r>
+        <w:rPr>
+          <w:rFonts w:ascii="Times New Roman" w:hAnsi="Times New Roman" w:cs="Times New Roman"/>
+          <w:b/>
+          <w:bCs/>
+          <w:color w:val="365F91" w:themeColor="accent1" w:themeShade="BF"/>
+          <w:sz w:val="36"/>
+          <w:szCs w:val="36"/>
+        </w:rPr>
         <w:t>Lecture 3</w:t>
       </w:r>
     </w:p>
@@ -9017,7 +10065,17 @@
           <w:sz w:val="32"/>
           <w:szCs w:val="32"/>
         </w:rPr>
-        <w:t xml:space="preserve"> Business rules usually come from outside the software, like legal regulations or company policies. People often mix up business rules with business processes (how work gets done) or business requirements (what a system or project needs).</w:t>
+        <w:t xml:space="preserve"> Business rules usually come from outside the software, </w:t>
+      </w:r>
+      <w:r>
+        <w:rPr>
+          <w:rFonts w:ascii="Times New Roman" w:hAnsi="Times New Roman" w:cs="Times New Roman"/>
+          <w:color w:val="0D0D0D" w:themeColor="text1" w:themeTint="F2"/>
+          <w:sz w:val="32"/>
+          <w:szCs w:val="32"/>
+        </w:rPr>
+        <w:lastRenderedPageBreak/>
+        <w:t>like legal regulations or company policies. People often mix up business rules with business processes (how work gets done) or business requirements (what a system or project needs).</w:t>
       </w:r>
     </w:p>
     <w:p>
@@ -9047,7 +10105,6 @@
           <w:sz w:val="32"/>
           <w:szCs w:val="32"/>
         </w:rPr>
-        <w:lastRenderedPageBreak/>
         <w:t>Company policies</w:t>
       </w:r>
       <w:r>
@@ -9181,7 +10238,7 @@
                     </pic:cNvPicPr>
                   </pic:nvPicPr>
                   <pic:blipFill>
-                    <a:blip r:embed="rId21">
+                    <a:blip r:embed="rId23">
                       <a:extLst>
                         <a:ext uri="{28A0092B-C50C-407E-A947-70E740481C1C}">
                           <a14:useLocalDpi xmlns:a14="http://schemas.microsoft.com/office/drawing/2010/main" val="0"/>
@@ -9464,6 +10521,7 @@
           <w:sz w:val="32"/>
           <w:szCs w:val="32"/>
         </w:rPr>
+        <w:lastRenderedPageBreak/>
         <w:t>The business makes the rules, and the system helps apply them!</w:t>
       </w:r>
     </w:p>
@@ -9508,7 +10566,6 @@
           <w:sz w:val="32"/>
           <w:szCs w:val="32"/>
         </w:rPr>
-        <w:lastRenderedPageBreak/>
         <w:drawing>
           <wp:inline distT="0" distB="0" distL="0" distR="0" wp14:anchorId="25591AC7" wp14:editId="0FF941A5">
             <wp:extent cx="5935980" cy="2301240"/>
@@ -9527,7 +10584,7 @@
                     </pic:cNvPicPr>
                   </pic:nvPicPr>
                   <pic:blipFill>
-                    <a:blip r:embed="rId22">
+                    <a:blip r:embed="rId24">
                       <a:extLst>
                         <a:ext uri="{28A0092B-C50C-407E-A947-70E740481C1C}">
                           <a14:useLocalDpi xmlns:a14="http://schemas.microsoft.com/office/drawing/2010/main" val="0"/>
@@ -9864,6 +10921,7 @@
           <w:sz w:val="32"/>
           <w:szCs w:val="32"/>
         </w:rPr>
+        <w:lastRenderedPageBreak/>
         <w:t>Example</w:t>
       </w:r>
     </w:p>
@@ -9890,7 +10948,6 @@
           <w:sz w:val="32"/>
           <w:szCs w:val="32"/>
         </w:rPr>
-        <w:lastRenderedPageBreak/>
         <w:t>Banking:</w:t>
       </w:r>
       <w:r>
@@ -10365,6 +11422,7 @@
           <w:sz w:val="32"/>
           <w:szCs w:val="32"/>
         </w:rPr>
+        <w:lastRenderedPageBreak/>
         <w:t xml:space="preserve">An </w:t>
       </w:r>
       <w:r>
@@ -10401,7 +11459,6 @@
           <w:sz w:val="32"/>
           <w:szCs w:val="32"/>
         </w:rPr>
-        <w:lastRenderedPageBreak/>
         <w:t>Example:</w:t>
       </w:r>
     </w:p>
@@ -10790,6 +11847,7 @@
           <w:sz w:val="32"/>
           <w:szCs w:val="32"/>
         </w:rPr>
+        <w:lastRenderedPageBreak/>
         <w:t>Computations are rules that use mathematical formulas or algorithms to create new data from existing data. These rules help businesses calculate important values automatically.</w:t>
       </w:r>
     </w:p>
@@ -10812,7 +11870,6 @@
           <w:sz w:val="32"/>
           <w:szCs w:val="32"/>
         </w:rPr>
-        <w:lastRenderedPageBreak/>
         <w:t>Some computations are based on external rules, like government tax formulas, while others are specific to a company.</w:t>
       </w:r>
     </w:p>
@@ -11318,6 +12375,7 @@
           <w:sz w:val="32"/>
           <w:szCs w:val="32"/>
         </w:rPr>
+        <w:lastRenderedPageBreak/>
         <w:t xml:space="preserve">It </w:t>
       </w:r>
       <w:r>
@@ -11405,7 +12463,6 @@
           <w:sz w:val="32"/>
           <w:szCs w:val="32"/>
         </w:rPr>
-        <w:lastRenderedPageBreak/>
         <w:drawing>
           <wp:inline distT="0" distB="0" distL="0" distR="0" wp14:anchorId="2F7F2C26" wp14:editId="16F9DE77">
             <wp:extent cx="5699760" cy="3825240"/>
@@ -11424,7 +12481,7 @@
                     </pic:cNvPicPr>
                   </pic:nvPicPr>
                   <pic:blipFill>
-                    <a:blip r:embed="rId23">
+                    <a:blip r:embed="rId25">
                       <a:extLst>
                         <a:ext uri="{28A0092B-C50C-407E-A947-70E740481C1C}">
                           <a14:useLocalDpi xmlns:a14="http://schemas.microsoft.com/office/drawing/2010/main" val="0"/>
@@ -13540,6 +14597,268 @@
     </w:lvl>
   </w:abstractNum>
   <w:abstractNum w:abstractNumId="17" w15:restartNumberingAfterBreak="0">
+    <w:nsid w:val="21D46D94"/>
+    <w:multiLevelType w:val="multilevel"/>
+    <w:tmpl w:val="339EBBEE"/>
+    <w:lvl w:ilvl="0">
+      <w:start w:val="1"/>
+      <w:numFmt w:val="bullet"/>
+      <w:lvlText w:val=""/>
+      <w:lvlJc w:val="left"/>
+      <w:pPr>
+        <w:tabs>
+          <w:tab w:val="num" w:pos="720"/>
+        </w:tabs>
+        <w:ind w:left="720" w:hanging="360"/>
+      </w:pPr>
+      <w:rPr>
+        <w:rFonts w:ascii="Symbol" w:hAnsi="Symbol" w:hint="default"/>
+        <w:sz w:val="20"/>
+      </w:rPr>
+    </w:lvl>
+    <w:lvl w:ilvl="1" w:tentative="1">
+      <w:start w:val="1"/>
+      <w:numFmt w:val="bullet"/>
+      <w:lvlText w:val="o"/>
+      <w:lvlJc w:val="left"/>
+      <w:pPr>
+        <w:tabs>
+          <w:tab w:val="num" w:pos="1440"/>
+        </w:tabs>
+        <w:ind w:left="1440" w:hanging="360"/>
+      </w:pPr>
+      <w:rPr>
+        <w:rFonts w:ascii="Courier New" w:hAnsi="Courier New" w:hint="default"/>
+        <w:sz w:val="20"/>
+      </w:rPr>
+    </w:lvl>
+    <w:lvl w:ilvl="2" w:tentative="1">
+      <w:start w:val="1"/>
+      <w:numFmt w:val="bullet"/>
+      <w:lvlText w:val=""/>
+      <w:lvlJc w:val="left"/>
+      <w:pPr>
+        <w:tabs>
+          <w:tab w:val="num" w:pos="2160"/>
+        </w:tabs>
+        <w:ind w:left="2160" w:hanging="360"/>
+      </w:pPr>
+      <w:rPr>
+        <w:rFonts w:ascii="Wingdings" w:hAnsi="Wingdings" w:hint="default"/>
+        <w:sz w:val="20"/>
+      </w:rPr>
+    </w:lvl>
+    <w:lvl w:ilvl="3" w:tentative="1">
+      <w:start w:val="1"/>
+      <w:numFmt w:val="bullet"/>
+      <w:lvlText w:val=""/>
+      <w:lvlJc w:val="left"/>
+      <w:pPr>
+        <w:tabs>
+          <w:tab w:val="num" w:pos="2880"/>
+        </w:tabs>
+        <w:ind w:left="2880" w:hanging="360"/>
+      </w:pPr>
+      <w:rPr>
+        <w:rFonts w:ascii="Wingdings" w:hAnsi="Wingdings" w:hint="default"/>
+        <w:sz w:val="20"/>
+      </w:rPr>
+    </w:lvl>
+    <w:lvl w:ilvl="4" w:tentative="1">
+      <w:start w:val="1"/>
+      <w:numFmt w:val="bullet"/>
+      <w:lvlText w:val=""/>
+      <w:lvlJc w:val="left"/>
+      <w:pPr>
+        <w:tabs>
+          <w:tab w:val="num" w:pos="3600"/>
+        </w:tabs>
+        <w:ind w:left="3600" w:hanging="360"/>
+      </w:pPr>
+      <w:rPr>
+        <w:rFonts w:ascii="Wingdings" w:hAnsi="Wingdings" w:hint="default"/>
+        <w:sz w:val="20"/>
+      </w:rPr>
+    </w:lvl>
+    <w:lvl w:ilvl="5" w:tentative="1">
+      <w:start w:val="1"/>
+      <w:numFmt w:val="bullet"/>
+      <w:lvlText w:val=""/>
+      <w:lvlJc w:val="left"/>
+      <w:pPr>
+        <w:tabs>
+          <w:tab w:val="num" w:pos="4320"/>
+        </w:tabs>
+        <w:ind w:left="4320" w:hanging="360"/>
+      </w:pPr>
+      <w:rPr>
+        <w:rFonts w:ascii="Wingdings" w:hAnsi="Wingdings" w:hint="default"/>
+        <w:sz w:val="20"/>
+      </w:rPr>
+    </w:lvl>
+    <w:lvl w:ilvl="6" w:tentative="1">
+      <w:start w:val="1"/>
+      <w:numFmt w:val="bullet"/>
+      <w:lvlText w:val=""/>
+      <w:lvlJc w:val="left"/>
+      <w:pPr>
+        <w:tabs>
+          <w:tab w:val="num" w:pos="5040"/>
+        </w:tabs>
+        <w:ind w:left="5040" w:hanging="360"/>
+      </w:pPr>
+      <w:rPr>
+        <w:rFonts w:ascii="Wingdings" w:hAnsi="Wingdings" w:hint="default"/>
+        <w:sz w:val="20"/>
+      </w:rPr>
+    </w:lvl>
+    <w:lvl w:ilvl="7" w:tentative="1">
+      <w:start w:val="1"/>
+      <w:numFmt w:val="bullet"/>
+      <w:lvlText w:val=""/>
+      <w:lvlJc w:val="left"/>
+      <w:pPr>
+        <w:tabs>
+          <w:tab w:val="num" w:pos="5760"/>
+        </w:tabs>
+        <w:ind w:left="5760" w:hanging="360"/>
+      </w:pPr>
+      <w:rPr>
+        <w:rFonts w:ascii="Wingdings" w:hAnsi="Wingdings" w:hint="default"/>
+        <w:sz w:val="20"/>
+      </w:rPr>
+    </w:lvl>
+    <w:lvl w:ilvl="8" w:tentative="1">
+      <w:start w:val="1"/>
+      <w:numFmt w:val="bullet"/>
+      <w:lvlText w:val=""/>
+      <w:lvlJc w:val="left"/>
+      <w:pPr>
+        <w:tabs>
+          <w:tab w:val="num" w:pos="6480"/>
+        </w:tabs>
+        <w:ind w:left="6480" w:hanging="360"/>
+      </w:pPr>
+      <w:rPr>
+        <w:rFonts w:ascii="Wingdings" w:hAnsi="Wingdings" w:hint="default"/>
+        <w:sz w:val="20"/>
+      </w:rPr>
+    </w:lvl>
+  </w:abstractNum>
+  <w:abstractNum w:abstractNumId="18" w15:restartNumberingAfterBreak="0">
+    <w:nsid w:val="24661280"/>
+    <w:multiLevelType w:val="hybridMultilevel"/>
+    <w:tmpl w:val="C1F44072"/>
+    <w:lvl w:ilvl="0" w:tplc="04090001">
+      <w:start w:val="1"/>
+      <w:numFmt w:val="bullet"/>
+      <w:lvlText w:val=""/>
+      <w:lvlJc w:val="left"/>
+      <w:pPr>
+        <w:ind w:left="720" w:hanging="360"/>
+      </w:pPr>
+      <w:rPr>
+        <w:rFonts w:ascii="Symbol" w:hAnsi="Symbol" w:hint="default"/>
+      </w:rPr>
+    </w:lvl>
+    <w:lvl w:ilvl="1" w:tplc="04090003" w:tentative="1">
+      <w:start w:val="1"/>
+      <w:numFmt w:val="bullet"/>
+      <w:lvlText w:val="o"/>
+      <w:lvlJc w:val="left"/>
+      <w:pPr>
+        <w:ind w:left="1440" w:hanging="360"/>
+      </w:pPr>
+      <w:rPr>
+        <w:rFonts w:ascii="Courier New" w:hAnsi="Courier New" w:cs="Courier New" w:hint="default"/>
+      </w:rPr>
+    </w:lvl>
+    <w:lvl w:ilvl="2" w:tplc="04090005" w:tentative="1">
+      <w:start w:val="1"/>
+      <w:numFmt w:val="bullet"/>
+      <w:lvlText w:val=""/>
+      <w:lvlJc w:val="left"/>
+      <w:pPr>
+        <w:ind w:left="2160" w:hanging="360"/>
+      </w:pPr>
+      <w:rPr>
+        <w:rFonts w:ascii="Wingdings" w:hAnsi="Wingdings" w:hint="default"/>
+      </w:rPr>
+    </w:lvl>
+    <w:lvl w:ilvl="3" w:tplc="04090001" w:tentative="1">
+      <w:start w:val="1"/>
+      <w:numFmt w:val="bullet"/>
+      <w:lvlText w:val=""/>
+      <w:lvlJc w:val="left"/>
+      <w:pPr>
+        <w:ind w:left="2880" w:hanging="360"/>
+      </w:pPr>
+      <w:rPr>
+        <w:rFonts w:ascii="Symbol" w:hAnsi="Symbol" w:hint="default"/>
+      </w:rPr>
+    </w:lvl>
+    <w:lvl w:ilvl="4" w:tplc="04090003" w:tentative="1">
+      <w:start w:val="1"/>
+      <w:numFmt w:val="bullet"/>
+      <w:lvlText w:val="o"/>
+      <w:lvlJc w:val="left"/>
+      <w:pPr>
+        <w:ind w:left="3600" w:hanging="360"/>
+      </w:pPr>
+      <w:rPr>
+        <w:rFonts w:ascii="Courier New" w:hAnsi="Courier New" w:cs="Courier New" w:hint="default"/>
+      </w:rPr>
+    </w:lvl>
+    <w:lvl w:ilvl="5" w:tplc="04090005" w:tentative="1">
+      <w:start w:val="1"/>
+      <w:numFmt w:val="bullet"/>
+      <w:lvlText w:val=""/>
+      <w:lvlJc w:val="left"/>
+      <w:pPr>
+        <w:ind w:left="4320" w:hanging="360"/>
+      </w:pPr>
+      <w:rPr>
+        <w:rFonts w:ascii="Wingdings" w:hAnsi="Wingdings" w:hint="default"/>
+      </w:rPr>
+    </w:lvl>
+    <w:lvl w:ilvl="6" w:tplc="04090001" w:tentative="1">
+      <w:start w:val="1"/>
+      <w:numFmt w:val="bullet"/>
+      <w:lvlText w:val=""/>
+      <w:lvlJc w:val="left"/>
+      <w:pPr>
+        <w:ind w:left="5040" w:hanging="360"/>
+      </w:pPr>
+      <w:rPr>
+        <w:rFonts w:ascii="Symbol" w:hAnsi="Symbol" w:hint="default"/>
+      </w:rPr>
+    </w:lvl>
+    <w:lvl w:ilvl="7" w:tplc="04090003" w:tentative="1">
+      <w:start w:val="1"/>
+      <w:numFmt w:val="bullet"/>
+      <w:lvlText w:val="o"/>
+      <w:lvlJc w:val="left"/>
+      <w:pPr>
+        <w:ind w:left="5760" w:hanging="360"/>
+      </w:pPr>
+      <w:rPr>
+        <w:rFonts w:ascii="Courier New" w:hAnsi="Courier New" w:cs="Courier New" w:hint="default"/>
+      </w:rPr>
+    </w:lvl>
+    <w:lvl w:ilvl="8" w:tplc="04090005" w:tentative="1">
+      <w:start w:val="1"/>
+      <w:numFmt w:val="bullet"/>
+      <w:lvlText w:val=""/>
+      <w:lvlJc w:val="left"/>
+      <w:pPr>
+        <w:ind w:left="6480" w:hanging="360"/>
+      </w:pPr>
+      <w:rPr>
+        <w:rFonts w:ascii="Wingdings" w:hAnsi="Wingdings" w:hint="default"/>
+      </w:rPr>
+    </w:lvl>
+  </w:abstractNum>
+  <w:abstractNum w:abstractNumId="19" w15:restartNumberingAfterBreak="0">
     <w:nsid w:val="258F0DBA"/>
     <w:multiLevelType w:val="hybridMultilevel"/>
     <w:tmpl w:val="082A9FEC"/>
@@ -13652,7 +14971,7 @@
       </w:rPr>
     </w:lvl>
   </w:abstractNum>
-  <w:abstractNum w:abstractNumId="18" w15:restartNumberingAfterBreak="0">
+  <w:abstractNum w:abstractNumId="20" w15:restartNumberingAfterBreak="0">
     <w:nsid w:val="2C3060AB"/>
     <w:multiLevelType w:val="hybridMultilevel"/>
     <w:tmpl w:val="8FF4EE5C"/>
@@ -13765,7 +15084,7 @@
       </w:rPr>
     </w:lvl>
   </w:abstractNum>
-  <w:abstractNum w:abstractNumId="19" w15:restartNumberingAfterBreak="0">
+  <w:abstractNum w:abstractNumId="21" w15:restartNumberingAfterBreak="0">
     <w:nsid w:val="2D42771A"/>
     <w:multiLevelType w:val="hybridMultilevel"/>
     <w:tmpl w:val="57C23F24"/>
@@ -13878,7 +15197,7 @@
       </w:rPr>
     </w:lvl>
   </w:abstractNum>
-  <w:abstractNum w:abstractNumId="20" w15:restartNumberingAfterBreak="0">
+  <w:abstractNum w:abstractNumId="22" w15:restartNumberingAfterBreak="0">
     <w:nsid w:val="2DA0012E"/>
     <w:multiLevelType w:val="hybridMultilevel"/>
     <w:tmpl w:val="8424BDBE"/>
@@ -13991,7 +15310,7 @@
       </w:rPr>
     </w:lvl>
   </w:abstractNum>
-  <w:abstractNum w:abstractNumId="21" w15:restartNumberingAfterBreak="0">
+  <w:abstractNum w:abstractNumId="23" w15:restartNumberingAfterBreak="0">
     <w:nsid w:val="2E036471"/>
     <w:multiLevelType w:val="hybridMultilevel"/>
     <w:tmpl w:val="AD60D6F0"/>
@@ -14104,7 +15423,7 @@
       </w:rPr>
     </w:lvl>
   </w:abstractNum>
-  <w:abstractNum w:abstractNumId="22" w15:restartNumberingAfterBreak="0">
+  <w:abstractNum w:abstractNumId="24" w15:restartNumberingAfterBreak="0">
     <w:nsid w:val="2ED3134F"/>
     <w:multiLevelType w:val="hybridMultilevel"/>
     <w:tmpl w:val="F4F622B6"/>
@@ -14217,7 +15536,7 @@
       </w:rPr>
     </w:lvl>
   </w:abstractNum>
-  <w:abstractNum w:abstractNumId="23" w15:restartNumberingAfterBreak="0">
+  <w:abstractNum w:abstractNumId="25" w15:restartNumberingAfterBreak="0">
     <w:nsid w:val="2EFC2BD2"/>
     <w:multiLevelType w:val="hybridMultilevel"/>
     <w:tmpl w:val="B896C696"/>
@@ -14330,7 +15649,120 @@
       </w:rPr>
     </w:lvl>
   </w:abstractNum>
-  <w:abstractNum w:abstractNumId="24" w15:restartNumberingAfterBreak="0">
+  <w:abstractNum w:abstractNumId="26" w15:restartNumberingAfterBreak="0">
+    <w:nsid w:val="301A1FD8"/>
+    <w:multiLevelType w:val="hybridMultilevel"/>
+    <w:tmpl w:val="910E5EA2"/>
+    <w:lvl w:ilvl="0" w:tplc="04090001">
+      <w:start w:val="1"/>
+      <w:numFmt w:val="bullet"/>
+      <w:lvlText w:val=""/>
+      <w:lvlJc w:val="left"/>
+      <w:pPr>
+        <w:ind w:left="720" w:hanging="360"/>
+      </w:pPr>
+      <w:rPr>
+        <w:rFonts w:ascii="Symbol" w:hAnsi="Symbol" w:hint="default"/>
+      </w:rPr>
+    </w:lvl>
+    <w:lvl w:ilvl="1" w:tplc="04090003" w:tentative="1">
+      <w:start w:val="1"/>
+      <w:numFmt w:val="bullet"/>
+      <w:lvlText w:val="o"/>
+      <w:lvlJc w:val="left"/>
+      <w:pPr>
+        <w:ind w:left="1440" w:hanging="360"/>
+      </w:pPr>
+      <w:rPr>
+        <w:rFonts w:ascii="Courier New" w:hAnsi="Courier New" w:cs="Courier New" w:hint="default"/>
+      </w:rPr>
+    </w:lvl>
+    <w:lvl w:ilvl="2" w:tplc="04090005" w:tentative="1">
+      <w:start w:val="1"/>
+      <w:numFmt w:val="bullet"/>
+      <w:lvlText w:val=""/>
+      <w:lvlJc w:val="left"/>
+      <w:pPr>
+        <w:ind w:left="2160" w:hanging="360"/>
+      </w:pPr>
+      <w:rPr>
+        <w:rFonts w:ascii="Wingdings" w:hAnsi="Wingdings" w:hint="default"/>
+      </w:rPr>
+    </w:lvl>
+    <w:lvl w:ilvl="3" w:tplc="04090001" w:tentative="1">
+      <w:start w:val="1"/>
+      <w:numFmt w:val="bullet"/>
+      <w:lvlText w:val=""/>
+      <w:lvlJc w:val="left"/>
+      <w:pPr>
+        <w:ind w:left="2880" w:hanging="360"/>
+      </w:pPr>
+      <w:rPr>
+        <w:rFonts w:ascii="Symbol" w:hAnsi="Symbol" w:hint="default"/>
+      </w:rPr>
+    </w:lvl>
+    <w:lvl w:ilvl="4" w:tplc="04090003" w:tentative="1">
+      <w:start w:val="1"/>
+      <w:numFmt w:val="bullet"/>
+      <w:lvlText w:val="o"/>
+      <w:lvlJc w:val="left"/>
+      <w:pPr>
+        <w:ind w:left="3600" w:hanging="360"/>
+      </w:pPr>
+      <w:rPr>
+        <w:rFonts w:ascii="Courier New" w:hAnsi="Courier New" w:cs="Courier New" w:hint="default"/>
+      </w:rPr>
+    </w:lvl>
+    <w:lvl w:ilvl="5" w:tplc="04090005" w:tentative="1">
+      <w:start w:val="1"/>
+      <w:numFmt w:val="bullet"/>
+      <w:lvlText w:val=""/>
+      <w:lvlJc w:val="left"/>
+      <w:pPr>
+        <w:ind w:left="4320" w:hanging="360"/>
+      </w:pPr>
+      <w:rPr>
+        <w:rFonts w:ascii="Wingdings" w:hAnsi="Wingdings" w:hint="default"/>
+      </w:rPr>
+    </w:lvl>
+    <w:lvl w:ilvl="6" w:tplc="04090001" w:tentative="1">
+      <w:start w:val="1"/>
+      <w:numFmt w:val="bullet"/>
+      <w:lvlText w:val=""/>
+      <w:lvlJc w:val="left"/>
+      <w:pPr>
+        <w:ind w:left="5040" w:hanging="360"/>
+      </w:pPr>
+      <w:rPr>
+        <w:rFonts w:ascii="Symbol" w:hAnsi="Symbol" w:hint="default"/>
+      </w:rPr>
+    </w:lvl>
+    <w:lvl w:ilvl="7" w:tplc="04090003" w:tentative="1">
+      <w:start w:val="1"/>
+      <w:numFmt w:val="bullet"/>
+      <w:lvlText w:val="o"/>
+      <w:lvlJc w:val="left"/>
+      <w:pPr>
+        <w:ind w:left="5760" w:hanging="360"/>
+      </w:pPr>
+      <w:rPr>
+        <w:rFonts w:ascii="Courier New" w:hAnsi="Courier New" w:cs="Courier New" w:hint="default"/>
+      </w:rPr>
+    </w:lvl>
+    <w:lvl w:ilvl="8" w:tplc="04090005" w:tentative="1">
+      <w:start w:val="1"/>
+      <w:numFmt w:val="bullet"/>
+      <w:lvlText w:val=""/>
+      <w:lvlJc w:val="left"/>
+      <w:pPr>
+        <w:ind w:left="6480" w:hanging="360"/>
+      </w:pPr>
+      <w:rPr>
+        <w:rFonts w:ascii="Wingdings" w:hAnsi="Wingdings" w:hint="default"/>
+      </w:rPr>
+    </w:lvl>
+  </w:abstractNum>
+  <w:abstractNum w:abstractNumId="27" w15:restartNumberingAfterBreak="0">
     <w:nsid w:val="319C596B"/>
     <w:multiLevelType w:val="multilevel"/>
     <w:tmpl w:val="353480C8"/>
@@ -14479,7 +15911,7 @@
       </w:rPr>
     </w:lvl>
   </w:abstractNum>
-  <w:abstractNum w:abstractNumId="25" w15:restartNumberingAfterBreak="0">
+  <w:abstractNum w:abstractNumId="28" w15:restartNumberingAfterBreak="0">
     <w:nsid w:val="31BB0445"/>
     <w:multiLevelType w:val="multilevel"/>
     <w:tmpl w:val="F0C69752"/>
@@ -14596,7 +16028,7 @@
       </w:pPr>
     </w:lvl>
   </w:abstractNum>
-  <w:abstractNum w:abstractNumId="26" w15:restartNumberingAfterBreak="0">
+  <w:abstractNum w:abstractNumId="29" w15:restartNumberingAfterBreak="0">
     <w:nsid w:val="31DA2C34"/>
     <w:multiLevelType w:val="multilevel"/>
     <w:tmpl w:val="E0EEC2FE"/>
@@ -14745,7 +16177,7 @@
       </w:rPr>
     </w:lvl>
   </w:abstractNum>
-  <w:abstractNum w:abstractNumId="27" w15:restartNumberingAfterBreak="0">
+  <w:abstractNum w:abstractNumId="30" w15:restartNumberingAfterBreak="0">
     <w:nsid w:val="355A7F86"/>
     <w:multiLevelType w:val="hybridMultilevel"/>
     <w:tmpl w:val="21FAFEC8"/>
@@ -14858,7 +16290,7 @@
       </w:rPr>
     </w:lvl>
   </w:abstractNum>
-  <w:abstractNum w:abstractNumId="28" w15:restartNumberingAfterBreak="0">
+  <w:abstractNum w:abstractNumId="31" w15:restartNumberingAfterBreak="0">
     <w:nsid w:val="35801CEA"/>
     <w:multiLevelType w:val="hybridMultilevel"/>
     <w:tmpl w:val="D50E36A8"/>
@@ -14971,7 +16403,7 @@
       </w:rPr>
     </w:lvl>
   </w:abstractNum>
-  <w:abstractNum w:abstractNumId="29" w15:restartNumberingAfterBreak="0">
+  <w:abstractNum w:abstractNumId="32" w15:restartNumberingAfterBreak="0">
     <w:nsid w:val="37FF024D"/>
     <w:multiLevelType w:val="hybridMultilevel"/>
     <w:tmpl w:val="A48E67F2"/>
@@ -15060,7 +16492,7 @@
       </w:pPr>
     </w:lvl>
   </w:abstractNum>
-  <w:abstractNum w:abstractNumId="30" w15:restartNumberingAfterBreak="0">
+  <w:abstractNum w:abstractNumId="33" w15:restartNumberingAfterBreak="0">
     <w:nsid w:val="3BE3407F"/>
     <w:multiLevelType w:val="hybridMultilevel"/>
     <w:tmpl w:val="0524ACAE"/>
@@ -15173,7 +16605,7 @@
       </w:rPr>
     </w:lvl>
   </w:abstractNum>
-  <w:abstractNum w:abstractNumId="31" w15:restartNumberingAfterBreak="0">
+  <w:abstractNum w:abstractNumId="34" w15:restartNumberingAfterBreak="0">
     <w:nsid w:val="3CEF6C39"/>
     <w:multiLevelType w:val="hybridMultilevel"/>
     <w:tmpl w:val="1F20570C"/>
@@ -15286,7 +16718,7 @@
       </w:rPr>
     </w:lvl>
   </w:abstractNum>
-  <w:abstractNum w:abstractNumId="32" w15:restartNumberingAfterBreak="0">
+  <w:abstractNum w:abstractNumId="35" w15:restartNumberingAfterBreak="0">
     <w:nsid w:val="40B8148A"/>
     <w:multiLevelType w:val="multilevel"/>
     <w:tmpl w:val="56323878"/>
@@ -15435,7 +16867,7 @@
       </w:rPr>
     </w:lvl>
   </w:abstractNum>
-  <w:abstractNum w:abstractNumId="33" w15:restartNumberingAfterBreak="0">
+  <w:abstractNum w:abstractNumId="36" w15:restartNumberingAfterBreak="0">
     <w:nsid w:val="41B504AD"/>
     <w:multiLevelType w:val="hybridMultilevel"/>
     <w:tmpl w:val="2398E3D4"/>
@@ -15548,7 +16980,7 @@
       </w:rPr>
     </w:lvl>
   </w:abstractNum>
-  <w:abstractNum w:abstractNumId="34" w15:restartNumberingAfterBreak="0">
+  <w:abstractNum w:abstractNumId="37" w15:restartNumberingAfterBreak="0">
     <w:nsid w:val="462B1969"/>
     <w:multiLevelType w:val="multilevel"/>
     <w:tmpl w:val="F2F64CB6"/>
@@ -15697,7 +17129,7 @@
       </w:rPr>
     </w:lvl>
   </w:abstractNum>
-  <w:abstractNum w:abstractNumId="35" w15:restartNumberingAfterBreak="0">
+  <w:abstractNum w:abstractNumId="38" w15:restartNumberingAfterBreak="0">
     <w:nsid w:val="46B1381D"/>
     <w:multiLevelType w:val="hybridMultilevel"/>
     <w:tmpl w:val="F4C86248"/>
@@ -15810,7 +17242,7 @@
       </w:rPr>
     </w:lvl>
   </w:abstractNum>
-  <w:abstractNum w:abstractNumId="36" w15:restartNumberingAfterBreak="0">
+  <w:abstractNum w:abstractNumId="39" w15:restartNumberingAfterBreak="0">
     <w:nsid w:val="4C8C5CEB"/>
     <w:multiLevelType w:val="hybridMultilevel"/>
     <w:tmpl w:val="CB0C2C7E"/>
@@ -15923,7 +17355,7 @@
       </w:rPr>
     </w:lvl>
   </w:abstractNum>
-  <w:abstractNum w:abstractNumId="37" w15:restartNumberingAfterBreak="0">
+  <w:abstractNum w:abstractNumId="40" w15:restartNumberingAfterBreak="0">
     <w:nsid w:val="4CE23C87"/>
     <w:multiLevelType w:val="hybridMultilevel"/>
     <w:tmpl w:val="890AAD12"/>
@@ -16036,7 +17468,7 @@
       </w:rPr>
     </w:lvl>
   </w:abstractNum>
-  <w:abstractNum w:abstractNumId="38" w15:restartNumberingAfterBreak="0">
+  <w:abstractNum w:abstractNumId="41" w15:restartNumberingAfterBreak="0">
     <w:nsid w:val="4D84155B"/>
     <w:multiLevelType w:val="multilevel"/>
     <w:tmpl w:val="F21EEC40"/>
@@ -16149,7 +17581,7 @@
       </w:pPr>
     </w:lvl>
   </w:abstractNum>
-  <w:abstractNum w:abstractNumId="39" w15:restartNumberingAfterBreak="0">
+  <w:abstractNum w:abstractNumId="42" w15:restartNumberingAfterBreak="0">
     <w:nsid w:val="512F2BCD"/>
     <w:multiLevelType w:val="hybridMultilevel"/>
     <w:tmpl w:val="3D820EE6"/>
@@ -16262,7 +17694,7 @@
       </w:rPr>
     </w:lvl>
   </w:abstractNum>
-  <w:abstractNum w:abstractNumId="40" w15:restartNumberingAfterBreak="0">
+  <w:abstractNum w:abstractNumId="43" w15:restartNumberingAfterBreak="0">
     <w:nsid w:val="58CD7EED"/>
     <w:multiLevelType w:val="hybridMultilevel"/>
     <w:tmpl w:val="47A4BE8C"/>
@@ -16375,7 +17807,7 @@
       </w:rPr>
     </w:lvl>
   </w:abstractNum>
-  <w:abstractNum w:abstractNumId="41" w15:restartNumberingAfterBreak="0">
+  <w:abstractNum w:abstractNumId="44" w15:restartNumberingAfterBreak="0">
     <w:nsid w:val="59357CD6"/>
     <w:multiLevelType w:val="multilevel"/>
     <w:tmpl w:val="EE16615A"/>
@@ -16488,7 +17920,7 @@
       </w:pPr>
     </w:lvl>
   </w:abstractNum>
-  <w:abstractNum w:abstractNumId="42" w15:restartNumberingAfterBreak="0">
+  <w:abstractNum w:abstractNumId="45" w15:restartNumberingAfterBreak="0">
     <w:nsid w:val="65C214A9"/>
     <w:multiLevelType w:val="hybridMultilevel"/>
     <w:tmpl w:val="A286A212"/>
@@ -16601,7 +18033,7 @@
       </w:rPr>
     </w:lvl>
   </w:abstractNum>
-  <w:abstractNum w:abstractNumId="43" w15:restartNumberingAfterBreak="0">
+  <w:abstractNum w:abstractNumId="46" w15:restartNumberingAfterBreak="0">
     <w:nsid w:val="6A9F2D0C"/>
     <w:multiLevelType w:val="hybridMultilevel"/>
     <w:tmpl w:val="BA481664"/>
@@ -16714,7 +18146,7 @@
       </w:rPr>
     </w:lvl>
   </w:abstractNum>
-  <w:abstractNum w:abstractNumId="44" w15:restartNumberingAfterBreak="0">
+  <w:abstractNum w:abstractNumId="47" w15:restartNumberingAfterBreak="0">
     <w:nsid w:val="6DA8129C"/>
     <w:multiLevelType w:val="multilevel"/>
     <w:tmpl w:val="5A8874D4"/>
@@ -16827,7 +18259,7 @@
       </w:pPr>
     </w:lvl>
   </w:abstractNum>
-  <w:abstractNum w:abstractNumId="45" w15:restartNumberingAfterBreak="0">
+  <w:abstractNum w:abstractNumId="48" w15:restartNumberingAfterBreak="0">
     <w:nsid w:val="6E0D3473"/>
     <w:multiLevelType w:val="multilevel"/>
     <w:tmpl w:val="9CA04478"/>
@@ -16976,7 +18408,7 @@
       </w:rPr>
     </w:lvl>
   </w:abstractNum>
-  <w:abstractNum w:abstractNumId="46" w15:restartNumberingAfterBreak="0">
+  <w:abstractNum w:abstractNumId="49" w15:restartNumberingAfterBreak="0">
     <w:nsid w:val="709254B9"/>
     <w:multiLevelType w:val="hybridMultilevel"/>
     <w:tmpl w:val="0D805E4C"/>
@@ -17089,7 +18521,7 @@
       </w:rPr>
     </w:lvl>
   </w:abstractNum>
-  <w:abstractNum w:abstractNumId="47" w15:restartNumberingAfterBreak="0">
+  <w:abstractNum w:abstractNumId="50" w15:restartNumberingAfterBreak="0">
     <w:nsid w:val="75522A50"/>
     <w:multiLevelType w:val="hybridMultilevel"/>
     <w:tmpl w:val="18283AC4"/>
@@ -17202,7 +18634,7 @@
       </w:rPr>
     </w:lvl>
   </w:abstractNum>
-  <w:abstractNum w:abstractNumId="48" w15:restartNumberingAfterBreak="0">
+  <w:abstractNum w:abstractNumId="51" w15:restartNumberingAfterBreak="0">
     <w:nsid w:val="76881EC9"/>
     <w:multiLevelType w:val="multilevel"/>
     <w:tmpl w:val="766C7F52"/>
@@ -17351,7 +18783,7 @@
       </w:rPr>
     </w:lvl>
   </w:abstractNum>
-  <w:abstractNum w:abstractNumId="49" w15:restartNumberingAfterBreak="0">
+  <w:abstractNum w:abstractNumId="52" w15:restartNumberingAfterBreak="0">
     <w:nsid w:val="7B695098"/>
     <w:multiLevelType w:val="hybridMultilevel"/>
     <w:tmpl w:val="7DF825A8"/>
@@ -17464,7 +18896,7 @@
       </w:rPr>
     </w:lvl>
   </w:abstractNum>
-  <w:abstractNum w:abstractNumId="50" w15:restartNumberingAfterBreak="0">
+  <w:abstractNum w:abstractNumId="53" w15:restartNumberingAfterBreak="0">
     <w:nsid w:val="7DF209B5"/>
     <w:multiLevelType w:val="hybridMultilevel"/>
     <w:tmpl w:val="4F4C9EBE"/>
@@ -17577,7 +19009,7 @@
       </w:rPr>
     </w:lvl>
   </w:abstractNum>
-  <w:abstractNum w:abstractNumId="51" w15:restartNumberingAfterBreak="0">
+  <w:abstractNum w:abstractNumId="54" w15:restartNumberingAfterBreak="0">
     <w:nsid w:val="7E460951"/>
     <w:multiLevelType w:val="hybridMultilevel"/>
     <w:tmpl w:val="4384B3E0"/>
@@ -17690,7 +19122,7 @@
       </w:rPr>
     </w:lvl>
   </w:abstractNum>
-  <w:abstractNum w:abstractNumId="52" w15:restartNumberingAfterBreak="0">
+  <w:abstractNum w:abstractNumId="55" w15:restartNumberingAfterBreak="0">
     <w:nsid w:val="7F023318"/>
     <w:multiLevelType w:val="hybridMultilevel"/>
     <w:tmpl w:val="C0A89A1C"/>
@@ -17804,13 +19236,13 @@
     </w:lvl>
   </w:abstractNum>
   <w:num w:numId="1" w16cid:durableId="221600979">
-    <w:abstractNumId w:val="21"/>
+    <w:abstractNumId w:val="23"/>
   </w:num>
   <w:num w:numId="2" w16cid:durableId="99298540">
     <w:abstractNumId w:val="15"/>
   </w:num>
   <w:num w:numId="3" w16cid:durableId="1805465565">
-    <w:abstractNumId w:val="40"/>
+    <w:abstractNumId w:val="43"/>
   </w:num>
   <w:num w:numId="4" w16cid:durableId="677926656">
     <w:abstractNumId w:val="11"/>
@@ -17819,7 +19251,7 @@
     <w:abstractNumId w:val="0"/>
   </w:num>
   <w:num w:numId="6" w16cid:durableId="475954372">
-    <w:abstractNumId w:val="33"/>
+    <w:abstractNumId w:val="36"/>
   </w:num>
   <w:num w:numId="7" w16cid:durableId="1628586582">
     <w:abstractNumId w:val="7"/>
@@ -17828,13 +19260,13 @@
     <w:abstractNumId w:val="6"/>
   </w:num>
   <w:num w:numId="9" w16cid:durableId="690304064">
-    <w:abstractNumId w:val="41"/>
+    <w:abstractNumId w:val="44"/>
   </w:num>
   <w:num w:numId="10" w16cid:durableId="832331333">
-    <w:abstractNumId w:val="44"/>
+    <w:abstractNumId w:val="47"/>
   </w:num>
   <w:num w:numId="11" w16cid:durableId="187640780">
-    <w:abstractNumId w:val="38"/>
+    <w:abstractNumId w:val="41"/>
   </w:num>
   <w:num w:numId="12" w16cid:durableId="655381616">
     <w:abstractNumId w:val="2"/>
@@ -17843,16 +19275,16 @@
     <w:abstractNumId w:val="5"/>
   </w:num>
   <w:num w:numId="14" w16cid:durableId="1646665036">
-    <w:abstractNumId w:val="28"/>
+    <w:abstractNumId w:val="31"/>
   </w:num>
   <w:num w:numId="15" w16cid:durableId="797720880">
-    <w:abstractNumId w:val="51"/>
+    <w:abstractNumId w:val="54"/>
   </w:num>
   <w:num w:numId="16" w16cid:durableId="2062097494">
-    <w:abstractNumId w:val="29"/>
+    <w:abstractNumId w:val="32"/>
   </w:num>
   <w:num w:numId="17" w16cid:durableId="1856384827">
-    <w:abstractNumId w:val="23"/>
+    <w:abstractNumId w:val="25"/>
   </w:num>
   <w:num w:numId="18" w16cid:durableId="852307534">
     <w:abstractNumId w:val="10"/>
@@ -17861,49 +19293,49 @@
     <w:abstractNumId w:val="8"/>
   </w:num>
   <w:num w:numId="20" w16cid:durableId="429085487">
-    <w:abstractNumId w:val="49"/>
+    <w:abstractNumId w:val="52"/>
   </w:num>
   <w:num w:numId="21" w16cid:durableId="925698827">
-    <w:abstractNumId w:val="39"/>
+    <w:abstractNumId w:val="42"/>
   </w:num>
   <w:num w:numId="22" w16cid:durableId="1557618281">
-    <w:abstractNumId w:val="20"/>
+    <w:abstractNumId w:val="22"/>
   </w:num>
   <w:num w:numId="23" w16cid:durableId="1455294668">
-    <w:abstractNumId w:val="19"/>
+    <w:abstractNumId w:val="21"/>
   </w:num>
   <w:num w:numId="24" w16cid:durableId="1318265965">
     <w:abstractNumId w:val="16"/>
   </w:num>
   <w:num w:numId="25" w16cid:durableId="1413699861">
-    <w:abstractNumId w:val="27"/>
+    <w:abstractNumId w:val="30"/>
   </w:num>
   <w:num w:numId="26" w16cid:durableId="481851838">
-    <w:abstractNumId w:val="31"/>
+    <w:abstractNumId w:val="34"/>
   </w:num>
   <w:num w:numId="27" w16cid:durableId="1596206817">
     <w:abstractNumId w:val="14"/>
   </w:num>
   <w:num w:numId="28" w16cid:durableId="1733696320">
-    <w:abstractNumId w:val="25"/>
+    <w:abstractNumId w:val="28"/>
   </w:num>
   <w:num w:numId="29" w16cid:durableId="666598138">
-    <w:abstractNumId w:val="34"/>
+    <w:abstractNumId w:val="37"/>
   </w:num>
   <w:num w:numId="30" w16cid:durableId="939336663">
     <w:abstractNumId w:val="13"/>
   </w:num>
   <w:num w:numId="31" w16cid:durableId="920019359">
-    <w:abstractNumId w:val="43"/>
+    <w:abstractNumId w:val="46"/>
   </w:num>
   <w:num w:numId="32" w16cid:durableId="1663970499">
     <w:abstractNumId w:val="3"/>
   </w:num>
   <w:num w:numId="33" w16cid:durableId="2033606447">
-    <w:abstractNumId w:val="35"/>
+    <w:abstractNumId w:val="38"/>
   </w:num>
   <w:num w:numId="34" w16cid:durableId="1980836084">
-    <w:abstractNumId w:val="37"/>
+    <w:abstractNumId w:val="40"/>
   </w:num>
   <w:num w:numId="35" w16cid:durableId="72826084">
     <w:abstractNumId w:val="9"/>
@@ -17912,55 +19344,64 @@
     <w:abstractNumId w:val="1"/>
   </w:num>
   <w:num w:numId="37" w16cid:durableId="1641299307">
+    <w:abstractNumId w:val="53"/>
+  </w:num>
+  <w:num w:numId="38" w16cid:durableId="1681273320">
+    <w:abstractNumId w:val="39"/>
+  </w:num>
+  <w:num w:numId="39" w16cid:durableId="1759868710">
+    <w:abstractNumId w:val="20"/>
+  </w:num>
+  <w:num w:numId="40" w16cid:durableId="1370643225">
+    <w:abstractNumId w:val="19"/>
+  </w:num>
+  <w:num w:numId="41" w16cid:durableId="231473560">
+    <w:abstractNumId w:val="27"/>
+  </w:num>
+  <w:num w:numId="42" w16cid:durableId="1307204398">
+    <w:abstractNumId w:val="35"/>
+  </w:num>
+  <w:num w:numId="43" w16cid:durableId="1434477367">
+    <w:abstractNumId w:val="55"/>
+  </w:num>
+  <w:num w:numId="44" w16cid:durableId="1874150550">
     <w:abstractNumId w:val="50"/>
   </w:num>
-  <w:num w:numId="38" w16cid:durableId="1681273320">
-    <w:abstractNumId w:val="36"/>
-  </w:num>
-  <w:num w:numId="39" w16cid:durableId="1759868710">
-    <w:abstractNumId w:val="18"/>
-  </w:num>
-  <w:num w:numId="40" w16cid:durableId="1370643225">
-    <w:abstractNumId w:val="17"/>
-  </w:num>
-  <w:num w:numId="41" w16cid:durableId="231473560">
-    <w:abstractNumId w:val="24"/>
-  </w:num>
-  <w:num w:numId="42" w16cid:durableId="1307204398">
-    <w:abstractNumId w:val="32"/>
-  </w:num>
-  <w:num w:numId="43" w16cid:durableId="1434477367">
-    <w:abstractNumId w:val="52"/>
-  </w:num>
-  <w:num w:numId="44" w16cid:durableId="1874150550">
-    <w:abstractNumId w:val="47"/>
-  </w:num>
   <w:num w:numId="45" w16cid:durableId="2040812311">
-    <w:abstractNumId w:val="48"/>
+    <w:abstractNumId w:val="51"/>
   </w:num>
   <w:num w:numId="46" w16cid:durableId="447437452">
-    <w:abstractNumId w:val="46"/>
+    <w:abstractNumId w:val="49"/>
   </w:num>
   <w:num w:numId="47" w16cid:durableId="546188501">
-    <w:abstractNumId w:val="26"/>
+    <w:abstractNumId w:val="29"/>
   </w:num>
   <w:num w:numId="48" w16cid:durableId="1387141962">
     <w:abstractNumId w:val="4"/>
   </w:num>
   <w:num w:numId="49" w16cid:durableId="264076494">
-    <w:abstractNumId w:val="45"/>
+    <w:abstractNumId w:val="48"/>
   </w:num>
   <w:num w:numId="50" w16cid:durableId="272639286">
-    <w:abstractNumId w:val="30"/>
+    <w:abstractNumId w:val="33"/>
   </w:num>
   <w:num w:numId="51" w16cid:durableId="129634329">
     <w:abstractNumId w:val="12"/>
   </w:num>
   <w:num w:numId="52" w16cid:durableId="423457294">
-    <w:abstractNumId w:val="42"/>
+    <w:abstractNumId w:val="45"/>
   </w:num>
   <w:num w:numId="53" w16cid:durableId="802650641">
-    <w:abstractNumId w:val="22"/>
+    <w:abstractNumId w:val="24"/>
+  </w:num>
+  <w:num w:numId="54" w16cid:durableId="69354913">
+    <w:abstractNumId w:val="17"/>
+  </w:num>
+  <w:num w:numId="55" w16cid:durableId="609319421">
+    <w:abstractNumId w:val="26"/>
+  </w:num>
+  <w:num w:numId="56" w16cid:durableId="1584141797">
+    <w:abstractNumId w:val="18"/>
   </w:num>
   <w:numIdMacAtCleanup w:val="28"/>
 </w:numbering>

--- a/Software Requirement Engineering.docx
+++ b/Software Requirement Engineering.docx
@@ -6811,17 +6811,7 @@
           <w:sz w:val="32"/>
           <w:szCs w:val="32"/>
         </w:rPr>
-        <w:t xml:space="preserve">It is the process of discovering, documenting, and maintaining the requirements for a software </w:t>
-      </w:r>
-      <w:proofErr w:type="spellStart"/>
-      <w:r>
-        <w:rPr>
-          <w:rFonts w:ascii="Times New Roman" w:hAnsi="Times New Roman" w:cs="Times New Roman"/>
-          <w:color w:val="0D0D0D" w:themeColor="text1" w:themeTint="F2"/>
-          <w:sz w:val="32"/>
-          <w:szCs w:val="32"/>
-        </w:rPr>
-        <w:t>sys</w:t>
+        <w:t>It is the process of discovering, documenting, and maintaining the requirements for a software sy</w:t>
       </w:r>
       <w:r>
         <w:rPr>
@@ -6839,39 +6829,54 @@
           <w:sz w:val="32"/>
           <w:szCs w:val="32"/>
         </w:rPr>
-        <w:t>tem</w:t>
-      </w:r>
-      <w:proofErr w:type="spellEnd"/>
-      <w:r>
-        <w:rPr>
-          <w:rFonts w:ascii="Times New Roman" w:hAnsi="Times New Roman" w:cs="Times New Roman"/>
-          <w:color w:val="0D0D0D" w:themeColor="text1" w:themeTint="F2"/>
-          <w:sz w:val="32"/>
-          <w:szCs w:val="32"/>
-        </w:rPr>
-        <w:t>. These requirements describe what the software must do, not how it will do it.</w:t>
-      </w:r>
-    </w:p>
-    <w:p>
-      <w:pPr>
-        <w:rPr>
-          <w:rFonts w:ascii="Times New Roman" w:hAnsi="Times New Roman" w:cs="Times New Roman"/>
-          <w:b/>
-          <w:bCs/>
-          <w:color w:val="0D0D0D" w:themeColor="text1" w:themeTint="F2"/>
-          <w:sz w:val="32"/>
-          <w:szCs w:val="32"/>
-        </w:rPr>
-      </w:pPr>
-      <w:r>
-        <w:rPr>
-          <w:rFonts w:ascii="Times New Roman" w:hAnsi="Times New Roman" w:cs="Times New Roman"/>
-          <w:b/>
-          <w:bCs/>
-          <w:color w:val="0D0D0D" w:themeColor="text1" w:themeTint="F2"/>
-          <w:sz w:val="32"/>
-          <w:szCs w:val="32"/>
-        </w:rPr>
+        <w:t>tem. These requirements describe what the software must do, not how it will do it.</w:t>
+      </w:r>
+    </w:p>
+    <w:p>
+      <w:pPr>
+        <w:rPr>
+          <w:rFonts w:ascii="Times New Roman" w:hAnsi="Times New Roman" w:cs="Times New Roman"/>
+          <w:b/>
+          <w:bCs/>
+          <w:color w:val="0D0D0D" w:themeColor="text1" w:themeTint="F2"/>
+          <w:sz w:val="32"/>
+          <w:szCs w:val="32"/>
+        </w:rPr>
+      </w:pPr>
+    </w:p>
+    <w:p>
+      <w:pPr>
+        <w:rPr>
+          <w:rFonts w:ascii="Times New Roman" w:hAnsi="Times New Roman" w:cs="Times New Roman"/>
+          <w:b/>
+          <w:bCs/>
+          <w:color w:val="0D0D0D" w:themeColor="text1" w:themeTint="F2"/>
+          <w:sz w:val="32"/>
+          <w:szCs w:val="32"/>
+        </w:rPr>
+      </w:pPr>
+    </w:p>
+    <w:p>
+      <w:pPr>
+        <w:rPr>
+          <w:rFonts w:ascii="Times New Roman" w:hAnsi="Times New Roman" w:cs="Times New Roman"/>
+          <w:b/>
+          <w:bCs/>
+          <w:color w:val="0D0D0D" w:themeColor="text1" w:themeTint="F2"/>
+          <w:sz w:val="32"/>
+          <w:szCs w:val="32"/>
+        </w:rPr>
+      </w:pPr>
+      <w:r>
+        <w:rPr>
+          <w:rFonts w:ascii="Times New Roman" w:hAnsi="Times New Roman" w:cs="Times New Roman"/>
+          <w:b/>
+          <w:bCs/>
+          <w:color w:val="0D0D0D" w:themeColor="text1" w:themeTint="F2"/>
+          <w:sz w:val="32"/>
+          <w:szCs w:val="32"/>
+        </w:rPr>
+        <w:lastRenderedPageBreak/>
         <w:t xml:space="preserve">Main Steps </w:t>
       </w:r>
     </w:p>
@@ -6933,7 +6938,6 @@
           <w:sz w:val="32"/>
           <w:szCs w:val="32"/>
         </w:rPr>
-        <w:lastRenderedPageBreak/>
         <w:t>Requirement Elicitation means finding out what the customer and users want in the software. It is the first step where the team talks to people who will use or manage the system. The team tries to understand the problem the software will solve, what services or features it should have, how fast it should work, and if there are any limits, like hardware or rules to follow.</w:t>
       </w:r>
     </w:p>
@@ -7239,7 +7243,6 @@
           <w:sz w:val="32"/>
           <w:szCs w:val="32"/>
         </w:rPr>
-        <w:lastRenderedPageBreak/>
         <w:t>2. Analysis – Understanding Requirements</w:t>
       </w:r>
     </w:p>
@@ -7324,6 +7327,7 @@
           <w:sz w:val="32"/>
           <w:szCs w:val="32"/>
         </w:rPr>
+        <w:lastRenderedPageBreak/>
         <w:drawing>
           <wp:inline distT="0" distB="0" distL="0" distR="0" wp14:anchorId="353847CD" wp14:editId="7DBABD7D">
             <wp:extent cx="4692650" cy="2863720"/>
@@ -7379,101 +7383,109 @@
           <w:sz w:val="32"/>
           <w:szCs w:val="32"/>
         </w:rPr>
+        <w:t xml:space="preserve">3. </w:t>
+      </w:r>
+      <w:r>
+        <w:rPr>
+          <w:rFonts w:ascii="Times New Roman" w:hAnsi="Times New Roman" w:cs="Times New Roman"/>
+          <w:b/>
+          <w:bCs/>
+          <w:sz w:val="32"/>
+          <w:szCs w:val="32"/>
+        </w:rPr>
+        <w:t xml:space="preserve">Requirement Specification </w:t>
+      </w:r>
+    </w:p>
+    <w:p>
+      <w:pPr>
+        <w:rPr>
+          <w:rFonts w:ascii="Times New Roman" w:hAnsi="Times New Roman" w:cs="Times New Roman"/>
+          <w:sz w:val="32"/>
+          <w:szCs w:val="32"/>
+        </w:rPr>
+      </w:pPr>
+      <w:r>
+        <w:rPr>
+          <w:rFonts w:ascii="Times New Roman" w:hAnsi="Times New Roman" w:cs="Times New Roman"/>
+          <w:sz w:val="32"/>
+          <w:szCs w:val="32"/>
+        </w:rPr>
+        <w:t xml:space="preserve">Requirement Specification means writing all the collected and analyzed requirements in a proper and clear document so that everyone (client, developer, tester) knows what the software will do. This document is called the </w:t>
+      </w:r>
+      <w:r>
+        <w:rPr>
+          <w:rFonts w:ascii="Times New Roman" w:hAnsi="Times New Roman" w:cs="Times New Roman"/>
+          <w:b/>
+          <w:bCs/>
+          <w:sz w:val="32"/>
+          <w:szCs w:val="32"/>
+        </w:rPr>
+        <w:t>Software Requirements Specification (SRS).</w:t>
+      </w:r>
+      <w:r>
+        <w:rPr>
+          <w:rFonts w:ascii="Times New Roman" w:hAnsi="Times New Roman" w:cs="Times New Roman"/>
+          <w:sz w:val="32"/>
+          <w:szCs w:val="32"/>
+        </w:rPr>
+        <w:t xml:space="preserve"> It explains the purpose of the software, who will use it, what features it will have, and what rules or limitations it should follow. It includes two types of requirements: Functional requirements, which tell what the system should do (like login, search, or payment), and Non-functional requirements, which tell how the system should behave (like speed, security, or user-friendliness). The SRS must be written in such a way that there is no confusion or misunderstanding. It should be clear, complete, correct, and easy to check so that the software built later matches exactly what the customer wants.</w:t>
+      </w:r>
+    </w:p>
+    <w:p>
+      <w:pPr>
+        <w:rPr>
+          <w:rFonts w:ascii="Times New Roman" w:hAnsi="Times New Roman" w:cs="Times New Roman"/>
+          <w:b/>
+          <w:bCs/>
+          <w:sz w:val="32"/>
+          <w:szCs w:val="32"/>
+        </w:rPr>
+      </w:pPr>
+      <w:r>
+        <w:rPr>
+          <w:rFonts w:ascii="Times New Roman" w:hAnsi="Times New Roman" w:cs="Times New Roman"/>
+          <w:b/>
+          <w:bCs/>
+          <w:sz w:val="32"/>
+          <w:szCs w:val="32"/>
+        </w:rPr>
+        <w:t xml:space="preserve">4. </w:t>
+      </w:r>
+      <w:r>
+        <w:rPr>
+          <w:rFonts w:ascii="Times New Roman" w:hAnsi="Times New Roman" w:cs="Times New Roman"/>
+          <w:b/>
+          <w:bCs/>
+          <w:sz w:val="32"/>
+          <w:szCs w:val="32"/>
+        </w:rPr>
+        <w:t xml:space="preserve">Requirement Validation </w:t>
+      </w:r>
+    </w:p>
+    <w:p>
+      <w:pPr>
+        <w:rPr>
+          <w:rFonts w:ascii="Times New Roman" w:hAnsi="Times New Roman" w:cs="Times New Roman"/>
+          <w:sz w:val="32"/>
+          <w:szCs w:val="32"/>
+        </w:rPr>
+      </w:pPr>
+      <w:r>
+        <w:rPr>
+          <w:rFonts w:ascii="Times New Roman" w:hAnsi="Times New Roman" w:cs="Times New Roman"/>
+          <w:sz w:val="32"/>
+          <w:szCs w:val="32"/>
+        </w:rPr>
+        <w:t xml:space="preserve">Requirement Validation is the process of checking the written requirements to make sure they are correct and complete. This step is very important because if there are mistakes or missing details in the </w:t>
+      </w:r>
+      <w:r>
+        <w:rPr>
+          <w:rFonts w:ascii="Times New Roman" w:hAnsi="Times New Roman" w:cs="Times New Roman"/>
+          <w:sz w:val="32"/>
+          <w:szCs w:val="32"/>
+        </w:rPr>
         <w:lastRenderedPageBreak/>
-        <w:t xml:space="preserve">3. </w:t>
-      </w:r>
-      <w:r>
-        <w:rPr>
-          <w:rFonts w:ascii="Times New Roman" w:hAnsi="Times New Roman" w:cs="Times New Roman"/>
-          <w:b/>
-          <w:bCs/>
-          <w:sz w:val="32"/>
-          <w:szCs w:val="32"/>
-        </w:rPr>
-        <w:t xml:space="preserve">Requirement Specification </w:t>
-      </w:r>
-    </w:p>
-    <w:p>
-      <w:pPr>
-        <w:rPr>
-          <w:rFonts w:ascii="Times New Roman" w:hAnsi="Times New Roman" w:cs="Times New Roman"/>
-          <w:sz w:val="32"/>
-          <w:szCs w:val="32"/>
-        </w:rPr>
-      </w:pPr>
-      <w:r>
-        <w:rPr>
-          <w:rFonts w:ascii="Times New Roman" w:hAnsi="Times New Roman" w:cs="Times New Roman"/>
-          <w:sz w:val="32"/>
-          <w:szCs w:val="32"/>
-        </w:rPr>
-        <w:t xml:space="preserve">Requirement Specification means writing all the collected and analyzed requirements in a proper and clear document so that everyone (client, developer, tester) knows what the software will do. This document is called the </w:t>
-      </w:r>
-      <w:r>
-        <w:rPr>
-          <w:rFonts w:ascii="Times New Roman" w:hAnsi="Times New Roman" w:cs="Times New Roman"/>
-          <w:b/>
-          <w:bCs/>
-          <w:sz w:val="32"/>
-          <w:szCs w:val="32"/>
-        </w:rPr>
-        <w:t>Software Requirements Specification (SRS).</w:t>
-      </w:r>
-      <w:r>
-        <w:rPr>
-          <w:rFonts w:ascii="Times New Roman" w:hAnsi="Times New Roman" w:cs="Times New Roman"/>
-          <w:sz w:val="32"/>
-          <w:szCs w:val="32"/>
-        </w:rPr>
-        <w:t xml:space="preserve"> It explains the purpose of the software, who will use it, what features it will have, and what rules or limitations it should follow. It includes two types of requirements: Functional requirements, which tell what the system should do (like login, search, or payment), and Non-functional requirements, which tell how the system should behave (like speed, security, or user-friendliness). The SRS must be written in such a way that there is no confusion or misunderstanding. It should be clear, complete, correct, and easy to check so that the software built later matches exactly what the customer wants.</w:t>
-      </w:r>
-    </w:p>
-    <w:p>
-      <w:pPr>
-        <w:rPr>
-          <w:rFonts w:ascii="Times New Roman" w:hAnsi="Times New Roman" w:cs="Times New Roman"/>
-          <w:b/>
-          <w:bCs/>
-          <w:sz w:val="32"/>
-          <w:szCs w:val="32"/>
-        </w:rPr>
-      </w:pPr>
-      <w:r>
-        <w:rPr>
-          <w:rFonts w:ascii="Times New Roman" w:hAnsi="Times New Roman" w:cs="Times New Roman"/>
-          <w:b/>
-          <w:bCs/>
-          <w:sz w:val="32"/>
-          <w:szCs w:val="32"/>
-        </w:rPr>
-        <w:t xml:space="preserve">4. </w:t>
-      </w:r>
-      <w:r>
-        <w:rPr>
-          <w:rFonts w:ascii="Times New Roman" w:hAnsi="Times New Roman" w:cs="Times New Roman"/>
-          <w:b/>
-          <w:bCs/>
-          <w:sz w:val="32"/>
-          <w:szCs w:val="32"/>
-        </w:rPr>
-        <w:t xml:space="preserve">Requirement Validation </w:t>
-      </w:r>
-    </w:p>
-    <w:p>
-      <w:pPr>
-        <w:rPr>
-          <w:rFonts w:ascii="Times New Roman" w:hAnsi="Times New Roman" w:cs="Times New Roman"/>
-          <w:sz w:val="32"/>
-          <w:szCs w:val="32"/>
-        </w:rPr>
-      </w:pPr>
-      <w:r>
-        <w:rPr>
-          <w:rFonts w:ascii="Times New Roman" w:hAnsi="Times New Roman" w:cs="Times New Roman"/>
-          <w:sz w:val="32"/>
-          <w:szCs w:val="32"/>
-        </w:rPr>
-        <w:t>Requirement Validation is the process of checking the written requirements to make sure they are correct and complete. This step is very important because if there are mistakes or missing details in the requirements, the final software will not meet the user’s needs. During validation, the team, the customer, and other people read and review the requirement document carefully to find errors, unclear points, or things that are not possible to build. Sometimes, a simple working model (prototype) is shown to the customer to confirm if everything is okay. The purpose of validation is to make sure that the software being planned is exactly what the customer wants and that nothing important is left out. After validation, the requirement document becomes final, and the developers start designing and building the system based on it.</w:t>
+        <w:t>requirements, the final software will not meet the user’s needs. During validation, the team, the customer, and other people read and review the requirement document carefully to find errors, unclear points, or things that are not possible to build. Sometimes, a simple working model (prototype) is shown to the customer to confirm if everything is okay. The purpose of validation is to make sure that the software being planned is exactly what the customer wants and that nothing important is left out. After validation, the requirement document becomes final, and the developers start designing and building the system based on it.</w:t>
       </w:r>
     </w:p>
     <w:p>
@@ -7511,46 +7523,46 @@
           <w:sz w:val="32"/>
           <w:szCs w:val="32"/>
         </w:rPr>
+        <w:t>Requirements management is the process of handling all the requirements of a project by organizing them, keeping track of their progress, and managing any changes that occur during the project’s lifecycle. It ensures that all project needs are clearly defined, agreed upon, and properly maintained throughout development.</w:t>
+      </w:r>
+    </w:p>
+    <w:p>
+      <w:pPr>
+        <w:rPr>
+          <w:rFonts w:ascii="Times New Roman" w:hAnsi="Times New Roman" w:cs="Times New Roman"/>
+          <w:sz w:val="32"/>
+          <w:szCs w:val="32"/>
+        </w:rPr>
+      </w:pPr>
+      <w:r>
+        <w:rPr>
+          <w:rFonts w:ascii="Times New Roman" w:hAnsi="Times New Roman" w:cs="Times New Roman"/>
+          <w:sz w:val="32"/>
+          <w:szCs w:val="32"/>
+        </w:rPr>
+        <w:t>This process is crucial because, without effective requirements management, teams may end up building the wrong features or missing important ones. Clients might not receive what they expected, leading to dissatisfaction. Additionally, unmanaged changes can create confusion, delay project timelines, increase costs, and disrupt overall progress.</w:t>
+      </w:r>
+    </w:p>
+    <w:p>
+      <w:pPr>
+        <w:rPr>
+          <w:rFonts w:ascii="Times New Roman" w:hAnsi="Times New Roman" w:cs="Times New Roman"/>
+          <w:b/>
+          <w:bCs/>
+          <w:sz w:val="32"/>
+          <w:szCs w:val="32"/>
+        </w:rPr>
+      </w:pPr>
+      <w:r>
+        <w:rPr>
+          <w:rFonts w:ascii="Times New Roman" w:hAnsi="Times New Roman" w:cs="Times New Roman"/>
+          <w:b/>
+          <w:bCs/>
+          <w:noProof/>
+          <w:sz w:val="32"/>
+          <w:szCs w:val="32"/>
+        </w:rPr>
         <w:lastRenderedPageBreak/>
-        <w:t>Requirements management is the process of handling all the requirements of a project by organizing them, keeping track of their progress, and managing any changes that occur during the project’s lifecycle. It ensures that all project needs are clearly defined, agreed upon, and properly maintained throughout development.</w:t>
-      </w:r>
-    </w:p>
-    <w:p>
-      <w:pPr>
-        <w:rPr>
-          <w:rFonts w:ascii="Times New Roman" w:hAnsi="Times New Roman" w:cs="Times New Roman"/>
-          <w:sz w:val="32"/>
-          <w:szCs w:val="32"/>
-        </w:rPr>
-      </w:pPr>
-      <w:r>
-        <w:rPr>
-          <w:rFonts w:ascii="Times New Roman" w:hAnsi="Times New Roman" w:cs="Times New Roman"/>
-          <w:sz w:val="32"/>
-          <w:szCs w:val="32"/>
-        </w:rPr>
-        <w:t>This process is crucial because, without effective requirements management, teams may end up building the wrong features or missing important ones. Clients might not receive what they expected, leading to dissatisfaction. Additionally, unmanaged changes can create confusion, delay project timelines, increase costs, and disrupt overall progress.</w:t>
-      </w:r>
-    </w:p>
-    <w:p>
-      <w:pPr>
-        <w:rPr>
-          <w:rFonts w:ascii="Times New Roman" w:hAnsi="Times New Roman" w:cs="Times New Roman"/>
-          <w:b/>
-          <w:bCs/>
-          <w:sz w:val="32"/>
-          <w:szCs w:val="32"/>
-        </w:rPr>
-      </w:pPr>
-      <w:r>
-        <w:rPr>
-          <w:rFonts w:ascii="Times New Roman" w:hAnsi="Times New Roman" w:cs="Times New Roman"/>
-          <w:b/>
-          <w:bCs/>
-          <w:noProof/>
-          <w:sz w:val="32"/>
-          <w:szCs w:val="32"/>
-        </w:rPr>
         <w:drawing>
           <wp:inline distT="0" distB="0" distL="0" distR="0" wp14:anchorId="4D984694" wp14:editId="65D876E0">
             <wp:extent cx="5943600" cy="3687445"/>
@@ -7623,7 +7635,45 @@
           <w:sz w:val="32"/>
           <w:szCs w:val="32"/>
         </w:rPr>
-        <w:t xml:space="preserve">When developing a medium-sized software project, such as an Online Bookstore System, following the Software Requirement Engineering </w:t>
+        <w:t>When developing a medium-sized software project, such as an Online Bookstore System, following the Software Requirement Engineering Process is very important to make sure the final software matches the customer’s expectations and works properly. This process includes the following main steps:</w:t>
+      </w:r>
+    </w:p>
+    <w:p>
+      <w:pPr>
+        <w:rPr>
+          <w:rFonts w:ascii="Times New Roman" w:hAnsi="Times New Roman" w:cs="Times New Roman"/>
+          <w:b/>
+          <w:bCs/>
+          <w:sz w:val="32"/>
+          <w:szCs w:val="32"/>
+        </w:rPr>
+      </w:pPr>
+      <w:r>
+        <w:rPr>
+          <w:rFonts w:ascii="Times New Roman" w:hAnsi="Times New Roman" w:cs="Times New Roman"/>
+          <w:b/>
+          <w:bCs/>
+          <w:sz w:val="32"/>
+          <w:szCs w:val="32"/>
+        </w:rPr>
+        <w:t>1. Requirement Elicitation</w:t>
+      </w:r>
+    </w:p>
+    <w:p>
+      <w:pPr>
+        <w:rPr>
+          <w:rFonts w:ascii="Times New Roman" w:hAnsi="Times New Roman" w:cs="Times New Roman"/>
+          <w:sz w:val="32"/>
+          <w:szCs w:val="32"/>
+        </w:rPr>
+      </w:pPr>
+      <w:r>
+        <w:rPr>
+          <w:rFonts w:ascii="Times New Roman" w:hAnsi="Times New Roman" w:cs="Times New Roman"/>
+          <w:sz w:val="32"/>
+          <w:szCs w:val="32"/>
+        </w:rPr>
+        <w:t xml:space="preserve">In this step, the development team finds out what the client and users really want in the system. For example, in the case of an online bookstore, the team talks to the bookstore owner and customers to understand what features they need — such as searching books, adding books to a cart, making payments, or checking delivery status. The team </w:t>
       </w:r>
       <w:r>
         <w:rPr>
@@ -7632,45 +7682,7 @@
           <w:szCs w:val="32"/>
         </w:rPr>
         <w:lastRenderedPageBreak/>
-        <w:t>Process is very important to make sure the final software matches the customer’s expectations and works properly. This process includes the following main steps:</w:t>
-      </w:r>
-    </w:p>
-    <w:p>
-      <w:pPr>
-        <w:rPr>
-          <w:rFonts w:ascii="Times New Roman" w:hAnsi="Times New Roman" w:cs="Times New Roman"/>
-          <w:b/>
-          <w:bCs/>
-          <w:sz w:val="32"/>
-          <w:szCs w:val="32"/>
-        </w:rPr>
-      </w:pPr>
-      <w:r>
-        <w:rPr>
-          <w:rFonts w:ascii="Times New Roman" w:hAnsi="Times New Roman" w:cs="Times New Roman"/>
-          <w:b/>
-          <w:bCs/>
-          <w:sz w:val="32"/>
-          <w:szCs w:val="32"/>
-        </w:rPr>
-        <w:t>1. Requirement Elicitation</w:t>
-      </w:r>
-    </w:p>
-    <w:p>
-      <w:pPr>
-        <w:rPr>
-          <w:rFonts w:ascii="Times New Roman" w:hAnsi="Times New Roman" w:cs="Times New Roman"/>
-          <w:sz w:val="32"/>
-          <w:szCs w:val="32"/>
-        </w:rPr>
-      </w:pPr>
-      <w:r>
-        <w:rPr>
-          <w:rFonts w:ascii="Times New Roman" w:hAnsi="Times New Roman" w:cs="Times New Roman"/>
-          <w:sz w:val="32"/>
-          <w:szCs w:val="32"/>
-        </w:rPr>
-        <w:t>In this step, the development team finds out what the client and users really want in the system. For example, in the case of an online bookstore, the team talks to the bookstore owner and customers to understand what features they need — such as searching books, adding books to a cart, making payments, or checking delivery status. The team also checks if there are any special rules like payment methods, shipping limits, or user login requirements.</w:t>
+        <w:t>also checks if there are any special rules like payment methods, shipping limits, or user login requirements.</w:t>
       </w:r>
     </w:p>
     <w:p>
@@ -7746,74 +7758,66 @@
           <w:sz w:val="32"/>
           <w:szCs w:val="32"/>
         </w:rPr>
-        <w:t xml:space="preserve">In this step, all the requirements are written clearly in a document called the Software Requirements Specification (SRS). For the bookstore project, the SRS would mention functional requirements like "Users can search for books by title or author" and non-functional requirements like "The website should load each page within 3 seconds." This document </w:t>
-      </w:r>
-      <w:r>
-        <w:rPr>
-          <w:rFonts w:ascii="Times New Roman" w:hAnsi="Times New Roman" w:cs="Times New Roman"/>
+        <w:t>In this step, all the requirements are written clearly in a document called the Software Requirements Specification (SRS). For the bookstore project, the SRS would mention functional requirements like "Users can search for books by title or author" and non-functional requirements like "The website should load each page within 3 seconds." This document helps developers, testers, and clients to have the same understanding of what the system will do.</w:t>
+      </w:r>
+    </w:p>
+    <w:p>
+      <w:pPr>
+        <w:rPr>
+          <w:rFonts w:ascii="Times New Roman" w:hAnsi="Times New Roman" w:cs="Times New Roman"/>
+          <w:b/>
+          <w:bCs/>
+          <w:sz w:val="32"/>
+          <w:szCs w:val="32"/>
+        </w:rPr>
+      </w:pPr>
+      <w:r>
+        <w:rPr>
+          <w:rFonts w:ascii="Times New Roman" w:hAnsi="Times New Roman" w:cs="Times New Roman"/>
+          <w:b/>
+          <w:bCs/>
+          <w:sz w:val="32"/>
+          <w:szCs w:val="32"/>
+        </w:rPr>
+        <w:t>4. Requirement Validation</w:t>
+      </w:r>
+    </w:p>
+    <w:p>
+      <w:pPr>
+        <w:rPr>
+          <w:rFonts w:ascii="Times New Roman" w:hAnsi="Times New Roman" w:cs="Times New Roman"/>
+          <w:sz w:val="32"/>
+          <w:szCs w:val="32"/>
+        </w:rPr>
+      </w:pPr>
+      <w:r>
+        <w:rPr>
+          <w:rFonts w:ascii="Times New Roman" w:hAnsi="Times New Roman" w:cs="Times New Roman"/>
+          <w:sz w:val="32"/>
+          <w:szCs w:val="32"/>
+        </w:rPr>
+        <w:t>Before starting the design and coding, the team checks the SRS document to make sure everything is correct and nothing important is missing. They may review the document with the client (the bookstore owner) to confirm all features like search, payment, delivery tracking, and inventory management are properly listed. Sometimes, a simple working prototype of the online bookstore is shown to the client to get feedback and confirm the requirements.</w:t>
+      </w:r>
+    </w:p>
+    <w:p>
+      <w:pPr>
+        <w:rPr>
+          <w:rFonts w:ascii="Times New Roman" w:hAnsi="Times New Roman" w:cs="Times New Roman"/>
+          <w:b/>
+          <w:bCs/>
+          <w:sz w:val="32"/>
+          <w:szCs w:val="32"/>
+        </w:rPr>
+      </w:pPr>
+      <w:r>
+        <w:rPr>
+          <w:rFonts w:ascii="Times New Roman" w:hAnsi="Times New Roman" w:cs="Times New Roman"/>
+          <w:b/>
+          <w:bCs/>
           <w:sz w:val="32"/>
           <w:szCs w:val="32"/>
         </w:rPr>
         <w:lastRenderedPageBreak/>
-        <w:t>helps developers, testers, and clients to have the same understanding of what the system will do.</w:t>
-      </w:r>
-    </w:p>
-    <w:p>
-      <w:pPr>
-        <w:rPr>
-          <w:rFonts w:ascii="Times New Roman" w:hAnsi="Times New Roman" w:cs="Times New Roman"/>
-          <w:b/>
-          <w:bCs/>
-          <w:sz w:val="32"/>
-          <w:szCs w:val="32"/>
-        </w:rPr>
-      </w:pPr>
-      <w:r>
-        <w:rPr>
-          <w:rFonts w:ascii="Times New Roman" w:hAnsi="Times New Roman" w:cs="Times New Roman"/>
-          <w:b/>
-          <w:bCs/>
-          <w:sz w:val="32"/>
-          <w:szCs w:val="32"/>
-        </w:rPr>
-        <w:t>4. Requirement Validation</w:t>
-      </w:r>
-    </w:p>
-    <w:p>
-      <w:pPr>
-        <w:rPr>
-          <w:rFonts w:ascii="Times New Roman" w:hAnsi="Times New Roman" w:cs="Times New Roman"/>
-          <w:sz w:val="32"/>
-          <w:szCs w:val="32"/>
-        </w:rPr>
-      </w:pPr>
-      <w:r>
-        <w:rPr>
-          <w:rFonts w:ascii="Times New Roman" w:hAnsi="Times New Roman" w:cs="Times New Roman"/>
-          <w:sz w:val="32"/>
-          <w:szCs w:val="32"/>
-        </w:rPr>
-        <w:t>Before starting the design and coding, the team checks the SRS document to make sure everything is correct and nothing important is missing. They may review the document with the client (the bookstore owner) to confirm all features like search, payment, delivery tracking, and inventory management are properly listed. Sometimes, a simple working prototype of the online bookstore is shown to the client to get feedback and confirm the requirements.</w:t>
-      </w:r>
-    </w:p>
-    <w:p>
-      <w:pPr>
-        <w:rPr>
-          <w:rFonts w:ascii="Times New Roman" w:hAnsi="Times New Roman" w:cs="Times New Roman"/>
-          <w:b/>
-          <w:bCs/>
-          <w:sz w:val="32"/>
-          <w:szCs w:val="32"/>
-        </w:rPr>
-      </w:pPr>
-      <w:r>
-        <w:rPr>
-          <w:rFonts w:ascii="Times New Roman" w:hAnsi="Times New Roman" w:cs="Times New Roman"/>
-          <w:b/>
-          <w:bCs/>
-          <w:sz w:val="32"/>
-          <w:szCs w:val="32"/>
-        </w:rPr>
         <w:t>5. Requirement Management</w:t>
       </w:r>
     </w:p>
@@ -7939,7 +7943,6 @@
           <w:sz w:val="36"/>
           <w:szCs w:val="36"/>
         </w:rPr>
-        <w:lastRenderedPageBreak/>
         <w:t>Benefits from a high-quality requirements process</w:t>
       </w:r>
     </w:p>
@@ -8055,6 +8058,7 @@
           <w:sz w:val="36"/>
           <w:szCs w:val="36"/>
         </w:rPr>
+        <w:lastRenderedPageBreak/>
         <w:t>Reduced rework during development.</w:t>
       </w:r>
     </w:p>
@@ -8409,7 +8413,6 @@
           <w:sz w:val="36"/>
           <w:szCs w:val="36"/>
         </w:rPr>
-        <w:lastRenderedPageBreak/>
         <w:t>Lecture 2</w:t>
       </w:r>
     </w:p>
@@ -8438,6 +8441,7 @@
           <w:sz w:val="36"/>
           <w:szCs w:val="36"/>
         </w:rPr>
+        <w:lastRenderedPageBreak/>
         <w:drawing>
           <wp:inline distT="0" distB="0" distL="0" distR="0" wp14:anchorId="42930EC9" wp14:editId="513DDD58">
             <wp:extent cx="5935980" cy="3299460"/>
@@ -8766,7 +8770,6 @@
           <w:sz w:val="36"/>
           <w:szCs w:val="36"/>
         </w:rPr>
-        <w:lastRenderedPageBreak/>
         <w:t>Purpose of the Image:</w:t>
       </w:r>
     </w:p>
@@ -8790,6 +8793,7 @@
           <w:sz w:val="36"/>
           <w:szCs w:val="36"/>
         </w:rPr>
+        <w:lastRenderedPageBreak/>
         <w:t>It emphasizes that requirements development is an iterative process, where stages are revisited to refine and validate requirements until they are complete and accurate. The inner activities support the outer stages, ensuring high-quality outcomes.</w:t>
       </w:r>
     </w:p>
@@ -8996,7 +9000,6 @@
           <w:sz w:val="36"/>
           <w:szCs w:val="36"/>
         </w:rPr>
-        <w:lastRenderedPageBreak/>
         <w:t>Choose a product champion</w:t>
       </w:r>
       <w:r>
@@ -9036,6 +9039,7 @@
           <w:sz w:val="36"/>
           <w:szCs w:val="36"/>
         </w:rPr>
+        <w:lastRenderedPageBreak/>
         <w:t>Conduct focus groups</w:t>
       </w:r>
       <w:r>
@@ -9482,28 +9486,26 @@
           <w:sz w:val="32"/>
           <w:szCs w:val="32"/>
         </w:rPr>
-        <w:t xml:space="preserve">business rules or </w:t>
-      </w:r>
-      <w:r>
-        <w:rPr>
-          <w:rFonts w:ascii="Times New Roman" w:hAnsi="Times New Roman" w:cs="Times New Roman"/>
-          <w:b/>
-          <w:bCs/>
+        <w:t>business rules or business logic.</w:t>
+      </w:r>
+      <w:r>
+        <w:rPr>
+          <w:rFonts w:ascii="Times New Roman" w:hAnsi="Times New Roman" w:cs="Times New Roman"/>
+          <w:color w:val="0D0D0D" w:themeColor="text1" w:themeTint="F2"/>
+          <w:sz w:val="32"/>
+          <w:szCs w:val="32"/>
+        </w:rPr>
+        <w:t xml:space="preserve"> Business rules usually come from outside the software, like legal regulations or company policies. People often mix up business </w:t>
+      </w:r>
+      <w:r>
+        <w:rPr>
+          <w:rFonts w:ascii="Times New Roman" w:hAnsi="Times New Roman" w:cs="Times New Roman"/>
           <w:color w:val="0D0D0D" w:themeColor="text1" w:themeTint="F2"/>
           <w:sz w:val="32"/>
           <w:szCs w:val="32"/>
         </w:rPr>
         <w:lastRenderedPageBreak/>
-        <w:t>business logic.</w:t>
-      </w:r>
-      <w:r>
-        <w:rPr>
-          <w:rFonts w:ascii="Times New Roman" w:hAnsi="Times New Roman" w:cs="Times New Roman"/>
-          <w:color w:val="0D0D0D" w:themeColor="text1" w:themeTint="F2"/>
-          <w:sz w:val="32"/>
-          <w:szCs w:val="32"/>
-        </w:rPr>
-        <w:t xml:space="preserve"> Business rules usually come from outside the software, like legal regulations or company policies. People often mix up business rules with business processes (how work gets done) or business requirements (what a system or project needs).</w:t>
+        <w:t>rules with business processes (how work gets done) or business requirements (what a system or project needs).</w:t>
       </w:r>
     </w:p>
     <w:p>
@@ -9949,7 +9951,6 @@
           <w:sz w:val="32"/>
           <w:szCs w:val="32"/>
         </w:rPr>
-        <w:lastRenderedPageBreak/>
         <w:t>The business makes the rules, and the system helps apply them!</w:t>
       </w:r>
     </w:p>
@@ -9978,6 +9979,7 @@
           <w:sz w:val="32"/>
           <w:szCs w:val="32"/>
         </w:rPr>
+        <w:lastRenderedPageBreak/>
         <w:drawing>
           <wp:inline distT="0" distB="0" distL="0" distR="0" wp14:anchorId="25591AC7" wp14:editId="0FF941A5">
             <wp:extent cx="5935980" cy="2301240"/>
@@ -12999,7 +13001,27 @@
           <w:sz w:val="32"/>
           <w:szCs w:val="32"/>
         </w:rPr>
-        <w:t>How signals control train speed and stops.</w:t>
+        <w:t xml:space="preserve">How signals control train speed and </w:t>
+      </w:r>
+      <w:proofErr w:type="gramStart"/>
+      <w:r>
+        <w:rPr>
+          <w:rFonts w:ascii="Times New Roman" w:hAnsi="Times New Roman" w:cs="Times New Roman"/>
+          <w:color w:val="0D0D0D" w:themeColor="text1" w:themeTint="F2"/>
+          <w:sz w:val="32"/>
+          <w:szCs w:val="32"/>
+        </w:rPr>
+        <w:t>stops</w:t>
+      </w:r>
+      <w:proofErr w:type="gramEnd"/>
+      <w:r>
+        <w:rPr>
+          <w:rFonts w:ascii="Times New Roman" w:hAnsi="Times New Roman" w:cs="Times New Roman"/>
+          <w:color w:val="0D0D0D" w:themeColor="text1" w:themeTint="F2"/>
+          <w:sz w:val="32"/>
+          <w:szCs w:val="32"/>
+        </w:rPr>
+        <w:t>.</w:t>
       </w:r>
     </w:p>
     <w:p>
@@ -26702,14 +26724,29 @@
           <w:szCs w:val="32"/>
         </w:rPr>
       </w:pPr>
-      <w:r>
-        <w:rPr>
-          <w:rFonts w:ascii="Times New Roman" w:hAnsi="Times New Roman" w:cs="Times New Roman"/>
-          <w:b/>
-          <w:bCs/>
-          <w:sz w:val="32"/>
-          <w:szCs w:val="32"/>
-        </w:rPr>
+    </w:p>
+    <w:p>
+      <w:pPr>
+        <w:tabs>
+          <w:tab w:val="left" w:pos="2112"/>
+        </w:tabs>
+        <w:rPr>
+          <w:rFonts w:ascii="Times New Roman" w:hAnsi="Times New Roman" w:cs="Times New Roman"/>
+          <w:b/>
+          <w:bCs/>
+          <w:sz w:val="32"/>
+          <w:szCs w:val="32"/>
+        </w:rPr>
+      </w:pPr>
+      <w:r>
+        <w:rPr>
+          <w:rFonts w:ascii="Times New Roman" w:hAnsi="Times New Roman" w:cs="Times New Roman"/>
+          <w:b/>
+          <w:bCs/>
+          <w:sz w:val="32"/>
+          <w:szCs w:val="32"/>
+        </w:rPr>
+        <w:lastRenderedPageBreak/>
         <w:t>In the next iterations:</w:t>
       </w:r>
     </w:p>
@@ -26735,7 +26772,6 @@
           <w:sz w:val="32"/>
           <w:szCs w:val="32"/>
         </w:rPr>
-        <w:lastRenderedPageBreak/>
         <w:t xml:space="preserve">They </w:t>
       </w:r>
       <w:r>
@@ -27360,6 +27396,7 @@
           <w:sz w:val="32"/>
           <w:szCs w:val="32"/>
         </w:rPr>
+        <w:lastRenderedPageBreak/>
         <w:t xml:space="preserve">At the start, during </w:t>
       </w:r>
       <w:r>
@@ -27439,7 +27476,6 @@
           <w:sz w:val="32"/>
           <w:szCs w:val="32"/>
         </w:rPr>
-        <w:lastRenderedPageBreak/>
         <w:t xml:space="preserve">While the team is working, customers are available to </w:t>
       </w:r>
       <w:r>
@@ -27969,12 +28005,10 @@
       <w:r>
         <w:rPr>
           <w:rFonts w:ascii="Times New Roman" w:hAnsi="Times New Roman" w:cs="Times New Roman"/>
-          <w:b/>
-          <w:bCs/>
-          <w:sz w:val="32"/>
-          <w:szCs w:val="32"/>
-        </w:rPr>
-        <w:t>“As a customer, I want to be able to identify dietary restrictions, so that I know I can eat the food I order.”</w:t>
+          <w:sz w:val="32"/>
+          <w:szCs w:val="32"/>
+        </w:rPr>
+        <w:t>“As a user, I want to track my water intake, so that I can stay hydrated throughout the day.”</w:t>
       </w:r>
     </w:p>
     <w:p>
@@ -27990,14 +28024,29 @@
           <w:szCs w:val="32"/>
         </w:rPr>
       </w:pPr>
-      <w:r>
-        <w:rPr>
-          <w:rFonts w:ascii="Times New Roman" w:hAnsi="Times New Roman" w:cs="Times New Roman"/>
-          <w:b/>
-          <w:bCs/>
-          <w:sz w:val="32"/>
-          <w:szCs w:val="32"/>
-        </w:rPr>
+    </w:p>
+    <w:p>
+      <w:pPr>
+        <w:tabs>
+          <w:tab w:val="left" w:pos="2112"/>
+        </w:tabs>
+        <w:rPr>
+          <w:rFonts w:ascii="Times New Roman" w:hAnsi="Times New Roman" w:cs="Times New Roman"/>
+          <w:b/>
+          <w:bCs/>
+          <w:sz w:val="32"/>
+          <w:szCs w:val="32"/>
+        </w:rPr>
+      </w:pPr>
+      <w:r>
+        <w:rPr>
+          <w:rFonts w:ascii="Times New Roman" w:hAnsi="Times New Roman" w:cs="Times New Roman"/>
+          <w:b/>
+          <w:bCs/>
+          <w:sz w:val="32"/>
+          <w:szCs w:val="32"/>
+        </w:rPr>
+        <w:lastRenderedPageBreak/>
         <w:t>Why User Stories Are Useful:</w:t>
       </w:r>
     </w:p>
@@ -28066,7 +28115,6 @@
           <w:sz w:val="32"/>
           <w:szCs w:val="32"/>
         </w:rPr>
-        <w:lastRenderedPageBreak/>
         <w:t xml:space="preserve">They </w:t>
       </w:r>
       <w:r>
@@ -28425,6 +28473,7 @@
           <w:sz w:val="32"/>
           <w:szCs w:val="32"/>
         </w:rPr>
+        <w:lastRenderedPageBreak/>
         <w:drawing>
           <wp:inline distT="0" distB="0" distL="0" distR="0" wp14:anchorId="58995F96" wp14:editId="37249F1C">
             <wp:extent cx="5943600" cy="4105275"/>
@@ -28505,173 +28554,173 @@
           <w:sz w:val="32"/>
           <w:szCs w:val="32"/>
         </w:rPr>
+        <w:t xml:space="preserve">User stories can be checked using the word </w:t>
+      </w:r>
+      <w:r>
+        <w:rPr>
+          <w:rFonts w:ascii="Times New Roman" w:hAnsi="Times New Roman" w:cs="Times New Roman"/>
+          <w:b/>
+          <w:bCs/>
+          <w:sz w:val="32"/>
+          <w:szCs w:val="32"/>
+        </w:rPr>
+        <w:t>INVEST</w:t>
+      </w:r>
+      <w:r>
+        <w:rPr>
+          <w:rFonts w:ascii="Times New Roman" w:hAnsi="Times New Roman" w:cs="Times New Roman"/>
+          <w:sz w:val="32"/>
+          <w:szCs w:val="32"/>
+        </w:rPr>
+        <w:t>. Each letter stands for an important quality:</w:t>
+      </w:r>
+    </w:p>
+    <w:p>
+      <w:pPr>
+        <w:tabs>
+          <w:tab w:val="left" w:pos="2112"/>
+        </w:tabs>
+        <w:rPr>
+          <w:rFonts w:ascii="Times New Roman" w:hAnsi="Times New Roman" w:cs="Times New Roman"/>
+          <w:sz w:val="32"/>
+          <w:szCs w:val="32"/>
+        </w:rPr>
+      </w:pPr>
+      <w:r>
+        <w:rPr>
+          <w:rFonts w:ascii="Times New Roman" w:hAnsi="Times New Roman" w:cs="Times New Roman"/>
+          <w:b/>
+          <w:bCs/>
+          <w:sz w:val="32"/>
+          <w:szCs w:val="32"/>
+        </w:rPr>
+        <w:t>I — Independent</w:t>
+      </w:r>
+    </w:p>
+    <w:p>
+      <w:pPr>
+        <w:tabs>
+          <w:tab w:val="left" w:pos="2112"/>
+        </w:tabs>
+        <w:rPr>
+          <w:rFonts w:ascii="Times New Roman" w:hAnsi="Times New Roman" w:cs="Times New Roman"/>
+          <w:sz w:val="32"/>
+          <w:szCs w:val="32"/>
+        </w:rPr>
+      </w:pPr>
+      <w:r>
+        <w:rPr>
+          <w:rFonts w:ascii="Times New Roman" w:hAnsi="Times New Roman" w:cs="Times New Roman"/>
+          <w:sz w:val="32"/>
+          <w:szCs w:val="32"/>
+        </w:rPr>
+        <w:t>The story should stand alone. It should make sense by itself, so it can be done in any order without depending on others.</w:t>
+      </w:r>
+    </w:p>
+    <w:p>
+      <w:pPr>
+        <w:tabs>
+          <w:tab w:val="left" w:pos="2112"/>
+        </w:tabs>
+        <w:rPr>
+          <w:rFonts w:ascii="Times New Roman" w:hAnsi="Times New Roman" w:cs="Times New Roman"/>
+          <w:sz w:val="32"/>
+          <w:szCs w:val="32"/>
+        </w:rPr>
+      </w:pPr>
+      <w:r>
+        <w:rPr>
+          <w:rFonts w:ascii="Times New Roman" w:hAnsi="Times New Roman" w:cs="Times New Roman"/>
+          <w:b/>
+          <w:bCs/>
+          <w:sz w:val="32"/>
+          <w:szCs w:val="32"/>
+        </w:rPr>
+        <w:t>N — Negotiable</w:t>
+      </w:r>
+    </w:p>
+    <w:p>
+      <w:pPr>
+        <w:tabs>
+          <w:tab w:val="left" w:pos="2112"/>
+        </w:tabs>
+        <w:rPr>
+          <w:rFonts w:ascii="Times New Roman" w:hAnsi="Times New Roman" w:cs="Times New Roman"/>
+          <w:sz w:val="32"/>
+          <w:szCs w:val="32"/>
+        </w:rPr>
+      </w:pPr>
+      <w:r>
+        <w:rPr>
+          <w:rFonts w:ascii="Times New Roman" w:hAnsi="Times New Roman" w:cs="Times New Roman"/>
+          <w:sz w:val="32"/>
+          <w:szCs w:val="32"/>
+        </w:rPr>
+        <w:t>The story shouldn’t be too detailed or strict. The team and customer can discuss how to do it best. It’s flexible and can change if needed.</w:t>
+      </w:r>
+    </w:p>
+    <w:p>
+      <w:pPr>
+        <w:tabs>
+          <w:tab w:val="left" w:pos="2112"/>
+        </w:tabs>
+        <w:rPr>
+          <w:rFonts w:ascii="Times New Roman" w:hAnsi="Times New Roman" w:cs="Times New Roman"/>
+          <w:sz w:val="32"/>
+          <w:szCs w:val="32"/>
+        </w:rPr>
+      </w:pPr>
+      <w:r>
+        <w:rPr>
+          <w:rFonts w:ascii="Times New Roman" w:hAnsi="Times New Roman" w:cs="Times New Roman"/>
+          <w:b/>
+          <w:bCs/>
+          <w:sz w:val="32"/>
+          <w:szCs w:val="32"/>
+        </w:rPr>
+        <w:t>V — Valuable</w:t>
+      </w:r>
+    </w:p>
+    <w:p>
+      <w:pPr>
+        <w:tabs>
+          <w:tab w:val="left" w:pos="2112"/>
+        </w:tabs>
+        <w:rPr>
+          <w:rFonts w:ascii="Times New Roman" w:hAnsi="Times New Roman" w:cs="Times New Roman"/>
+          <w:sz w:val="32"/>
+          <w:szCs w:val="32"/>
+        </w:rPr>
+      </w:pPr>
+      <w:r>
+        <w:rPr>
+          <w:rFonts w:ascii="Times New Roman" w:hAnsi="Times New Roman" w:cs="Times New Roman"/>
+          <w:sz w:val="32"/>
+          <w:szCs w:val="32"/>
+        </w:rPr>
+        <w:t>The story must bring value or benefit to the customer or user.</w:t>
+      </w:r>
+    </w:p>
+    <w:p>
+      <w:pPr>
+        <w:tabs>
+          <w:tab w:val="left" w:pos="2112"/>
+        </w:tabs>
+        <w:rPr>
+          <w:rFonts w:ascii="Times New Roman" w:hAnsi="Times New Roman" w:cs="Times New Roman"/>
+          <w:sz w:val="32"/>
+          <w:szCs w:val="32"/>
+        </w:rPr>
+      </w:pPr>
+      <w:r>
+        <w:rPr>
+          <w:rFonts w:ascii="Times New Roman" w:hAnsi="Times New Roman" w:cs="Times New Roman"/>
+          <w:b/>
+          <w:bCs/>
+          <w:sz w:val="32"/>
+          <w:szCs w:val="32"/>
+        </w:rPr>
         <w:lastRenderedPageBreak/>
-        <w:t xml:space="preserve">User stories can be checked using the word </w:t>
-      </w:r>
-      <w:r>
-        <w:rPr>
-          <w:rFonts w:ascii="Times New Roman" w:hAnsi="Times New Roman" w:cs="Times New Roman"/>
-          <w:b/>
-          <w:bCs/>
-          <w:sz w:val="32"/>
-          <w:szCs w:val="32"/>
-        </w:rPr>
-        <w:t>INVEST</w:t>
-      </w:r>
-      <w:r>
-        <w:rPr>
-          <w:rFonts w:ascii="Times New Roman" w:hAnsi="Times New Roman" w:cs="Times New Roman"/>
-          <w:sz w:val="32"/>
-          <w:szCs w:val="32"/>
-        </w:rPr>
-        <w:t>. Each letter stands for an important quality:</w:t>
-      </w:r>
-    </w:p>
-    <w:p>
-      <w:pPr>
-        <w:tabs>
-          <w:tab w:val="left" w:pos="2112"/>
-        </w:tabs>
-        <w:rPr>
-          <w:rFonts w:ascii="Times New Roman" w:hAnsi="Times New Roman" w:cs="Times New Roman"/>
-          <w:sz w:val="32"/>
-          <w:szCs w:val="32"/>
-        </w:rPr>
-      </w:pPr>
-      <w:r>
-        <w:rPr>
-          <w:rFonts w:ascii="Times New Roman" w:hAnsi="Times New Roman" w:cs="Times New Roman"/>
-          <w:b/>
-          <w:bCs/>
-          <w:sz w:val="32"/>
-          <w:szCs w:val="32"/>
-        </w:rPr>
-        <w:t>I — Independent</w:t>
-      </w:r>
-    </w:p>
-    <w:p>
-      <w:pPr>
-        <w:tabs>
-          <w:tab w:val="left" w:pos="2112"/>
-        </w:tabs>
-        <w:rPr>
-          <w:rFonts w:ascii="Times New Roman" w:hAnsi="Times New Roman" w:cs="Times New Roman"/>
-          <w:sz w:val="32"/>
-          <w:szCs w:val="32"/>
-        </w:rPr>
-      </w:pPr>
-      <w:r>
-        <w:rPr>
-          <w:rFonts w:ascii="Times New Roman" w:hAnsi="Times New Roman" w:cs="Times New Roman"/>
-          <w:sz w:val="32"/>
-          <w:szCs w:val="32"/>
-        </w:rPr>
-        <w:t>The story should stand alone. It should make sense by itself, so it can be done in any order without depending on others.</w:t>
-      </w:r>
-    </w:p>
-    <w:p>
-      <w:pPr>
-        <w:tabs>
-          <w:tab w:val="left" w:pos="2112"/>
-        </w:tabs>
-        <w:rPr>
-          <w:rFonts w:ascii="Times New Roman" w:hAnsi="Times New Roman" w:cs="Times New Roman"/>
-          <w:sz w:val="32"/>
-          <w:szCs w:val="32"/>
-        </w:rPr>
-      </w:pPr>
-      <w:r>
-        <w:rPr>
-          <w:rFonts w:ascii="Times New Roman" w:hAnsi="Times New Roman" w:cs="Times New Roman"/>
-          <w:b/>
-          <w:bCs/>
-          <w:sz w:val="32"/>
-          <w:szCs w:val="32"/>
-        </w:rPr>
-        <w:t>N — Negotiable</w:t>
-      </w:r>
-    </w:p>
-    <w:p>
-      <w:pPr>
-        <w:tabs>
-          <w:tab w:val="left" w:pos="2112"/>
-        </w:tabs>
-        <w:rPr>
-          <w:rFonts w:ascii="Times New Roman" w:hAnsi="Times New Roman" w:cs="Times New Roman"/>
-          <w:sz w:val="32"/>
-          <w:szCs w:val="32"/>
-        </w:rPr>
-      </w:pPr>
-      <w:r>
-        <w:rPr>
-          <w:rFonts w:ascii="Times New Roman" w:hAnsi="Times New Roman" w:cs="Times New Roman"/>
-          <w:sz w:val="32"/>
-          <w:szCs w:val="32"/>
-        </w:rPr>
-        <w:t>The story shouldn’t be too detailed or strict. The team and customer can discuss how to do it best. It’s flexible and can change if needed.</w:t>
-      </w:r>
-    </w:p>
-    <w:p>
-      <w:pPr>
-        <w:tabs>
-          <w:tab w:val="left" w:pos="2112"/>
-        </w:tabs>
-        <w:rPr>
-          <w:rFonts w:ascii="Times New Roman" w:hAnsi="Times New Roman" w:cs="Times New Roman"/>
-          <w:sz w:val="32"/>
-          <w:szCs w:val="32"/>
-        </w:rPr>
-      </w:pPr>
-      <w:r>
-        <w:rPr>
-          <w:rFonts w:ascii="Times New Roman" w:hAnsi="Times New Roman" w:cs="Times New Roman"/>
-          <w:b/>
-          <w:bCs/>
-          <w:sz w:val="32"/>
-          <w:szCs w:val="32"/>
-        </w:rPr>
-        <w:t>V — Valuable</w:t>
-      </w:r>
-    </w:p>
-    <w:p>
-      <w:pPr>
-        <w:tabs>
-          <w:tab w:val="left" w:pos="2112"/>
-        </w:tabs>
-        <w:rPr>
-          <w:rFonts w:ascii="Times New Roman" w:hAnsi="Times New Roman" w:cs="Times New Roman"/>
-          <w:sz w:val="32"/>
-          <w:szCs w:val="32"/>
-        </w:rPr>
-      </w:pPr>
-      <w:r>
-        <w:rPr>
-          <w:rFonts w:ascii="Times New Roman" w:hAnsi="Times New Roman" w:cs="Times New Roman"/>
-          <w:sz w:val="32"/>
-          <w:szCs w:val="32"/>
-        </w:rPr>
-        <w:t>The story must bring value or benefit to the customer or user.</w:t>
-      </w:r>
-    </w:p>
-    <w:p>
-      <w:pPr>
-        <w:tabs>
-          <w:tab w:val="left" w:pos="2112"/>
-        </w:tabs>
-        <w:rPr>
-          <w:rFonts w:ascii="Times New Roman" w:hAnsi="Times New Roman" w:cs="Times New Roman"/>
-          <w:sz w:val="32"/>
-          <w:szCs w:val="32"/>
-        </w:rPr>
-      </w:pPr>
-      <w:r>
-        <w:rPr>
-          <w:rFonts w:ascii="Times New Roman" w:hAnsi="Times New Roman" w:cs="Times New Roman"/>
-          <w:b/>
-          <w:bCs/>
-          <w:sz w:val="32"/>
-          <w:szCs w:val="32"/>
-        </w:rPr>
         <w:t xml:space="preserve">E — </w:t>
       </w:r>
       <w:r>
@@ -46002,7 +46051,6 @@
   <w:style w:type="character" w:default="1" w:styleId="DefaultParagraphFont">
     <w:name w:val="Default Paragraph Font"/>
     <w:uiPriority w:val="1"/>
-    <w:semiHidden/>
     <w:unhideWhenUsed/>
   </w:style>
   <w:style w:type="table" w:default="1" w:styleId="TableNormal">

--- a/Software Requirement Engineering.docx
+++ b/Software Requirement Engineering.docx
@@ -7202,6 +7202,18 @@
           <w:szCs w:val="32"/>
         </w:rPr>
       </w:pPr>
+      <w:r>
+        <w:rPr>
+          <w:rFonts w:ascii="Times New Roman" w:hAnsi="Times New Roman" w:cs="Times New Roman"/>
+          <w:b/>
+          <w:bCs/>
+          <w:color w:val="0D0D0D" w:themeColor="text1" w:themeTint="F2"/>
+          <w:sz w:val="32"/>
+          <w:szCs w:val="32"/>
+        </w:rPr>
+        <w:lastRenderedPageBreak/>
+        <w:t>2. Analysis – Understanding Requirements</w:t>
+      </w:r>
     </w:p>
     <w:p>
       <w:pPr>
@@ -7211,13 +7223,20 @@
         </w:tabs>
         <w:rPr>
           <w:rFonts w:ascii="Times New Roman" w:hAnsi="Times New Roman" w:cs="Times New Roman"/>
-          <w:b/>
-          <w:bCs/>
-          <w:color w:val="0D0D0D" w:themeColor="text1" w:themeTint="F2"/>
-          <w:sz w:val="32"/>
-          <w:szCs w:val="32"/>
-        </w:rPr>
-      </w:pPr>
+          <w:color w:val="0D0D0D" w:themeColor="text1" w:themeTint="F2"/>
+          <w:sz w:val="32"/>
+          <w:szCs w:val="32"/>
+        </w:rPr>
+      </w:pPr>
+      <w:r>
+        <w:rPr>
+          <w:rFonts w:ascii="Times New Roman" w:hAnsi="Times New Roman" w:cs="Times New Roman"/>
+          <w:color w:val="0D0D0D" w:themeColor="text1" w:themeTint="F2"/>
+          <w:sz w:val="32"/>
+          <w:szCs w:val="32"/>
+        </w:rPr>
+        <w:t>Requirement Analysis means carefully checking and understanding all the requirements that were gathered from the users and customers. It is the step where the team breaks down these requirements into small and simple parts so they can be clearly understood and followed during software development. The main purpose of analysis is to make sure that the requirements are correct, complete, clear, and do not conflict with each other.</w:t>
+      </w:r>
     </w:p>
     <w:p>
       <w:pPr>
@@ -7227,23 +7246,19 @@
         </w:tabs>
         <w:rPr>
           <w:rFonts w:ascii="Times New Roman" w:hAnsi="Times New Roman" w:cs="Times New Roman"/>
-          <w:b/>
-          <w:bCs/>
-          <w:color w:val="0D0D0D" w:themeColor="text1" w:themeTint="F2"/>
-          <w:sz w:val="32"/>
-          <w:szCs w:val="32"/>
-        </w:rPr>
-      </w:pPr>
-      <w:r>
-        <w:rPr>
-          <w:rFonts w:ascii="Times New Roman" w:hAnsi="Times New Roman" w:cs="Times New Roman"/>
-          <w:b/>
-          <w:bCs/>
-          <w:color w:val="0D0D0D" w:themeColor="text1" w:themeTint="F2"/>
-          <w:sz w:val="32"/>
-          <w:szCs w:val="32"/>
-        </w:rPr>
-        <w:t>2. Analysis – Understanding Requirements</w:t>
+          <w:color w:val="0D0D0D" w:themeColor="text1" w:themeTint="F2"/>
+          <w:sz w:val="32"/>
+          <w:szCs w:val="32"/>
+        </w:rPr>
+      </w:pPr>
+      <w:r>
+        <w:rPr>
+          <w:rFonts w:ascii="Times New Roman" w:hAnsi="Times New Roman" w:cs="Times New Roman"/>
+          <w:color w:val="0D0D0D" w:themeColor="text1" w:themeTint="F2"/>
+          <w:sz w:val="32"/>
+          <w:szCs w:val="32"/>
+        </w:rPr>
+        <w:t>For example, a requirement should be Clear, which means it is easy to understand with no confusing words; Correct, which means it truly shows what the customer wants; Complete, which means nothing important is missing; and Consistent, which means that no two requirements are saying opposite things. This process helps the development team avoid mistakes, confusion, and problems later when they are designing and building the software. If analysis is done properly, the chances of errors in the final system are greatly reduced.</w:t>
       </w:r>
     </w:p>
     <w:p>
@@ -7254,52 +7269,6 @@
         </w:tabs>
         <w:rPr>
           <w:rFonts w:ascii="Times New Roman" w:hAnsi="Times New Roman" w:cs="Times New Roman"/>
-          <w:color w:val="0D0D0D" w:themeColor="text1" w:themeTint="F2"/>
-          <w:sz w:val="32"/>
-          <w:szCs w:val="32"/>
-        </w:rPr>
-      </w:pPr>
-      <w:r>
-        <w:rPr>
-          <w:rFonts w:ascii="Times New Roman" w:hAnsi="Times New Roman" w:cs="Times New Roman"/>
-          <w:color w:val="0D0D0D" w:themeColor="text1" w:themeTint="F2"/>
-          <w:sz w:val="32"/>
-          <w:szCs w:val="32"/>
-        </w:rPr>
-        <w:t>Requirement Analysis means carefully checking and understanding all the requirements that were gathered from the users and customers. It is the step where the team breaks down these requirements into small and simple parts so they can be clearly understood and followed during software development. The main purpose of analysis is to make sure that the requirements are correct, complete, clear, and do not conflict with each other.</w:t>
-      </w:r>
-    </w:p>
-    <w:p>
-      <w:pPr>
-        <w:tabs>
-          <w:tab w:val="center" w:pos="4680"/>
-          <w:tab w:val="left" w:pos="5976"/>
-        </w:tabs>
-        <w:rPr>
-          <w:rFonts w:ascii="Times New Roman" w:hAnsi="Times New Roman" w:cs="Times New Roman"/>
-          <w:color w:val="0D0D0D" w:themeColor="text1" w:themeTint="F2"/>
-          <w:sz w:val="32"/>
-          <w:szCs w:val="32"/>
-        </w:rPr>
-      </w:pPr>
-      <w:r>
-        <w:rPr>
-          <w:rFonts w:ascii="Times New Roman" w:hAnsi="Times New Roman" w:cs="Times New Roman"/>
-          <w:color w:val="0D0D0D" w:themeColor="text1" w:themeTint="F2"/>
-          <w:sz w:val="32"/>
-          <w:szCs w:val="32"/>
-        </w:rPr>
-        <w:t>For example, a requirement should be Clear, which means it is easy to understand with no confusing words; Correct, which means it truly shows what the customer wants; Complete, which means nothing important is missing; and Consistent, which means that no two requirements are saying opposite things. This process helps the development team avoid mistakes, confusion, and problems later when they are designing and building the software. If analysis is done properly, the chances of errors in the final system are greatly reduced.</w:t>
-      </w:r>
-    </w:p>
-    <w:p>
-      <w:pPr>
-        <w:tabs>
-          <w:tab w:val="center" w:pos="4680"/>
-          <w:tab w:val="left" w:pos="5976"/>
-        </w:tabs>
-        <w:rPr>
-          <w:rFonts w:ascii="Times New Roman" w:hAnsi="Times New Roman" w:cs="Times New Roman"/>
           <w:b/>
           <w:bCs/>
           <w:color w:val="0D0D0D" w:themeColor="text1" w:themeTint="F2"/>
@@ -7327,7 +7296,6 @@
           <w:sz w:val="32"/>
           <w:szCs w:val="32"/>
         </w:rPr>
-        <w:lastRenderedPageBreak/>
         <w:drawing>
           <wp:inline distT="0" distB="0" distL="0" distR="0" wp14:anchorId="353847CD" wp14:editId="7DBABD7D">
             <wp:extent cx="4692650" cy="2863720"/>
@@ -7383,6 +7351,7 @@
           <w:sz w:val="32"/>
           <w:szCs w:val="32"/>
         </w:rPr>
+        <w:lastRenderedPageBreak/>
         <w:t xml:space="preserve">3. </w:t>
       </w:r>
       <w:r>
@@ -7476,36 +7445,39 @@
           <w:sz w:val="32"/>
           <w:szCs w:val="32"/>
         </w:rPr>
-        <w:t xml:space="preserve">Requirement Validation is the process of checking the written requirements to make sure they are correct and complete. This step is very important because if there are mistakes or missing details in the </w:t>
-      </w:r>
-      <w:r>
-        <w:rPr>
-          <w:rFonts w:ascii="Times New Roman" w:hAnsi="Times New Roman" w:cs="Times New Roman"/>
+        <w:t>Requirement Validation is the process of checking the written requirements to make sure they are correct and complete. This step is very important because if there are mistakes or missing details in the requirements, the final software will not meet the user’s needs. During validation, the team, the customer, and other people read and review the requirement document carefully to find errors, unclear points, or things that are not possible to build. Sometimes, a simple working model (prototype) is shown to the customer to confirm if everything is okay. The purpose of validation is to make sure that the software being planned is exactly what the customer wants and that nothing important is left out. After validation, the requirement document becomes final, and the developers start designing and building the system based on it.</w:t>
+      </w:r>
+    </w:p>
+    <w:p>
+      <w:pPr>
+        <w:rPr>
+          <w:rFonts w:ascii="Times New Roman" w:hAnsi="Times New Roman" w:cs="Times New Roman"/>
+          <w:b/>
+          <w:bCs/>
+          <w:sz w:val="32"/>
+          <w:szCs w:val="32"/>
+        </w:rPr>
+      </w:pPr>
+    </w:p>
+    <w:p>
+      <w:pPr>
+        <w:rPr>
+          <w:rFonts w:ascii="Times New Roman" w:hAnsi="Times New Roman" w:cs="Times New Roman"/>
+          <w:b/>
+          <w:bCs/>
+          <w:sz w:val="32"/>
+          <w:szCs w:val="32"/>
+        </w:rPr>
+      </w:pPr>
+      <w:r>
+        <w:rPr>
+          <w:rFonts w:ascii="Times New Roman" w:hAnsi="Times New Roman" w:cs="Times New Roman"/>
+          <w:b/>
+          <w:bCs/>
           <w:sz w:val="32"/>
           <w:szCs w:val="32"/>
         </w:rPr>
         <w:lastRenderedPageBreak/>
-        <w:t>requirements, the final software will not meet the user’s needs. During validation, the team, the customer, and other people read and review the requirement document carefully to find errors, unclear points, or things that are not possible to build. Sometimes, a simple working model (prototype) is shown to the customer to confirm if everything is okay. The purpose of validation is to make sure that the software being planned is exactly what the customer wants and that nothing important is left out. After validation, the requirement document becomes final, and the developers start designing and building the system based on it.</w:t>
-      </w:r>
-    </w:p>
-    <w:p>
-      <w:pPr>
-        <w:rPr>
-          <w:rFonts w:ascii="Times New Roman" w:hAnsi="Times New Roman" w:cs="Times New Roman"/>
-          <w:b/>
-          <w:bCs/>
-          <w:sz w:val="32"/>
-          <w:szCs w:val="32"/>
-        </w:rPr>
-      </w:pPr>
-      <w:r>
-        <w:rPr>
-          <w:rFonts w:ascii="Times New Roman" w:hAnsi="Times New Roman" w:cs="Times New Roman"/>
-          <w:b/>
-          <w:bCs/>
-          <w:sz w:val="32"/>
-          <w:szCs w:val="32"/>
-        </w:rPr>
         <w:t>5. Requirement Management</w:t>
       </w:r>
     </w:p>
@@ -7562,7 +7534,6 @@
           <w:sz w:val="32"/>
           <w:szCs w:val="32"/>
         </w:rPr>
-        <w:lastRenderedPageBreak/>
         <w:drawing>
           <wp:inline distT="0" distB="0" distL="0" distR="0" wp14:anchorId="4D984694" wp14:editId="65D876E0">
             <wp:extent cx="5943600" cy="3687445"/>
@@ -7635,6 +7606,7 @@
           <w:sz w:val="32"/>
           <w:szCs w:val="32"/>
         </w:rPr>
+        <w:lastRenderedPageBreak/>
         <w:t>When developing a medium-sized software project, such as an Online Bookstore System, following the Software Requirement Engineering Process is very important to make sure the final software matches the customer’s expectations and works properly. This process includes the following main steps:</w:t>
       </w:r>
     </w:p>
@@ -7673,7 +7645,83 @@
           <w:sz w:val="32"/>
           <w:szCs w:val="32"/>
         </w:rPr>
-        <w:t xml:space="preserve">In this step, the development team finds out what the client and users really want in the system. For example, in the case of an online bookstore, the team talks to the bookstore owner and customers to understand what features they need — such as searching books, adding books to a cart, making payments, or checking delivery status. The team </w:t>
+        <w:t>In this step, the development team finds out what the client and users really want in the system. For example, in the case of an online bookstore, the team talks to the bookstore owner and customers to understand what features they need — such as searching books, adding books to a cart, making payments, or checking delivery status. The team also checks if there are any special rules like payment methods, shipping limits, or user login requirements.</w:t>
+      </w:r>
+    </w:p>
+    <w:p>
+      <w:pPr>
+        <w:rPr>
+          <w:rFonts w:ascii="Times New Roman" w:hAnsi="Times New Roman" w:cs="Times New Roman"/>
+          <w:b/>
+          <w:bCs/>
+          <w:sz w:val="32"/>
+          <w:szCs w:val="32"/>
+        </w:rPr>
+      </w:pPr>
+      <w:r>
+        <w:rPr>
+          <w:rFonts w:ascii="Times New Roman" w:hAnsi="Times New Roman" w:cs="Times New Roman"/>
+          <w:b/>
+          <w:bCs/>
+          <w:sz w:val="32"/>
+          <w:szCs w:val="32"/>
+        </w:rPr>
+        <w:t>2. Requirement Analysis</w:t>
+      </w:r>
+    </w:p>
+    <w:p>
+      <w:pPr>
+        <w:rPr>
+          <w:rFonts w:ascii="Times New Roman" w:hAnsi="Times New Roman" w:cs="Times New Roman"/>
+          <w:sz w:val="32"/>
+          <w:szCs w:val="32"/>
+        </w:rPr>
+      </w:pPr>
+      <w:r>
+        <w:rPr>
+          <w:rFonts w:ascii="Times New Roman" w:hAnsi="Times New Roman" w:cs="Times New Roman"/>
+          <w:sz w:val="32"/>
+          <w:szCs w:val="32"/>
+        </w:rPr>
+        <w:t>After gathering all the requirements, the team carefully checks them to make sure they are complete, clear, correct, and do not conflict with each other. For example, one requirement might say "Only admin can add new books," while another says "Any user can add books" — this is a conflict that needs to be resolved. The team makes sure that the features like searching books, viewing details, placing orders, and processing payments are fully understood and no important feature is missed.</w:t>
+      </w:r>
+    </w:p>
+    <w:p>
+      <w:pPr>
+        <w:rPr>
+          <w:rFonts w:ascii="Times New Roman" w:hAnsi="Times New Roman" w:cs="Times New Roman"/>
+          <w:b/>
+          <w:bCs/>
+          <w:sz w:val="32"/>
+          <w:szCs w:val="32"/>
+        </w:rPr>
+      </w:pPr>
+      <w:r>
+        <w:rPr>
+          <w:rFonts w:ascii="Times New Roman" w:hAnsi="Times New Roman" w:cs="Times New Roman"/>
+          <w:b/>
+          <w:bCs/>
+          <w:sz w:val="32"/>
+          <w:szCs w:val="32"/>
+        </w:rPr>
+        <w:t>3. Requirement Specification</w:t>
+      </w:r>
+    </w:p>
+    <w:p>
+      <w:pPr>
+        <w:rPr>
+          <w:rFonts w:ascii="Times New Roman" w:hAnsi="Times New Roman" w:cs="Times New Roman"/>
+          <w:sz w:val="32"/>
+          <w:szCs w:val="32"/>
+        </w:rPr>
+      </w:pPr>
+      <w:r>
+        <w:rPr>
+          <w:rFonts w:ascii="Times New Roman" w:hAnsi="Times New Roman" w:cs="Times New Roman"/>
+          <w:sz w:val="32"/>
+          <w:szCs w:val="32"/>
+        </w:rPr>
+        <w:t xml:space="preserve">In this step, all the requirements are written clearly in a document called the Software Requirements Specification (SRS). For the bookstore project, the SRS would mention functional requirements like "Users can search for books by title or author" and non-functional requirements like </w:t>
       </w:r>
       <w:r>
         <w:rPr>
@@ -7682,83 +7730,7 @@
           <w:szCs w:val="32"/>
         </w:rPr>
         <w:lastRenderedPageBreak/>
-        <w:t>also checks if there are any special rules like payment methods, shipping limits, or user login requirements.</w:t>
-      </w:r>
-    </w:p>
-    <w:p>
-      <w:pPr>
-        <w:rPr>
-          <w:rFonts w:ascii="Times New Roman" w:hAnsi="Times New Roman" w:cs="Times New Roman"/>
-          <w:b/>
-          <w:bCs/>
-          <w:sz w:val="32"/>
-          <w:szCs w:val="32"/>
-        </w:rPr>
-      </w:pPr>
-      <w:r>
-        <w:rPr>
-          <w:rFonts w:ascii="Times New Roman" w:hAnsi="Times New Roman" w:cs="Times New Roman"/>
-          <w:b/>
-          <w:bCs/>
-          <w:sz w:val="32"/>
-          <w:szCs w:val="32"/>
-        </w:rPr>
-        <w:t>2. Requirement Analysis</w:t>
-      </w:r>
-    </w:p>
-    <w:p>
-      <w:pPr>
-        <w:rPr>
-          <w:rFonts w:ascii="Times New Roman" w:hAnsi="Times New Roman" w:cs="Times New Roman"/>
-          <w:sz w:val="32"/>
-          <w:szCs w:val="32"/>
-        </w:rPr>
-      </w:pPr>
-      <w:r>
-        <w:rPr>
-          <w:rFonts w:ascii="Times New Roman" w:hAnsi="Times New Roman" w:cs="Times New Roman"/>
-          <w:sz w:val="32"/>
-          <w:szCs w:val="32"/>
-        </w:rPr>
-        <w:t>After gathering all the requirements, the team carefully checks them to make sure they are complete, clear, correct, and do not conflict with each other. For example, one requirement might say "Only admin can add new books," while another says "Any user can add books" — this is a conflict that needs to be resolved. The team makes sure that the features like searching books, viewing details, placing orders, and processing payments are fully understood and no important feature is missed.</w:t>
-      </w:r>
-    </w:p>
-    <w:p>
-      <w:pPr>
-        <w:rPr>
-          <w:rFonts w:ascii="Times New Roman" w:hAnsi="Times New Roman" w:cs="Times New Roman"/>
-          <w:b/>
-          <w:bCs/>
-          <w:sz w:val="32"/>
-          <w:szCs w:val="32"/>
-        </w:rPr>
-      </w:pPr>
-      <w:r>
-        <w:rPr>
-          <w:rFonts w:ascii="Times New Roman" w:hAnsi="Times New Roman" w:cs="Times New Roman"/>
-          <w:b/>
-          <w:bCs/>
-          <w:sz w:val="32"/>
-          <w:szCs w:val="32"/>
-        </w:rPr>
-        <w:t>3. Requirement Specification</w:t>
-      </w:r>
-    </w:p>
-    <w:p>
-      <w:pPr>
-        <w:rPr>
-          <w:rFonts w:ascii="Times New Roman" w:hAnsi="Times New Roman" w:cs="Times New Roman"/>
-          <w:sz w:val="32"/>
-          <w:szCs w:val="32"/>
-        </w:rPr>
-      </w:pPr>
-      <w:r>
-        <w:rPr>
-          <w:rFonts w:ascii="Times New Roman" w:hAnsi="Times New Roman" w:cs="Times New Roman"/>
-          <w:sz w:val="32"/>
-          <w:szCs w:val="32"/>
-        </w:rPr>
-        <w:t>In this step, all the requirements are written clearly in a document called the Software Requirements Specification (SRS). For the bookstore project, the SRS would mention functional requirements like "Users can search for books by title or author" and non-functional requirements like "The website should load each page within 3 seconds." This document helps developers, testers, and clients to have the same understanding of what the system will do.</w:t>
+        <w:t>"The website should load each page within 3 seconds." This document helps developers, testers, and clients to have the same understanding of what the system will do.</w:t>
       </w:r>
     </w:p>
     <w:p>
@@ -7817,7 +7789,6 @@
           <w:sz w:val="32"/>
           <w:szCs w:val="32"/>
         </w:rPr>
-        <w:lastRenderedPageBreak/>
         <w:t>5. Requirement Management</w:t>
       </w:r>
     </w:p>
@@ -8058,7 +8029,6 @@
           <w:sz w:val="36"/>
           <w:szCs w:val="36"/>
         </w:rPr>
-        <w:lastRenderedPageBreak/>
         <w:t>Reduced rework during development.</w:t>
       </w:r>
     </w:p>
@@ -8441,7 +8411,6 @@
           <w:sz w:val="36"/>
           <w:szCs w:val="36"/>
         </w:rPr>
-        <w:lastRenderedPageBreak/>
         <w:drawing>
           <wp:inline distT="0" distB="0" distL="0" distR="0" wp14:anchorId="42930EC9" wp14:editId="513DDD58">
             <wp:extent cx="5935980" cy="3299460"/>
@@ -8793,7 +8762,6 @@
           <w:sz w:val="36"/>
           <w:szCs w:val="36"/>
         </w:rPr>
-        <w:lastRenderedPageBreak/>
         <w:t>It emphasizes that requirements development is an iterative process, where stages are revisited to refine and validate requirements until they are complete and accurate. The inner activities support the outer stages, ensuring high-quality outcomes.</w:t>
       </w:r>
     </w:p>
@@ -8961,6 +8929,7 @@
           <w:sz w:val="36"/>
           <w:szCs w:val="36"/>
         </w:rPr>
+        <w:lastRenderedPageBreak/>
         <w:t>Identify user classes</w:t>
       </w:r>
       <w:r>
@@ -9039,7 +9008,6 @@
           <w:sz w:val="36"/>
           <w:szCs w:val="36"/>
         </w:rPr>
-        <w:lastRenderedPageBreak/>
         <w:t>Conduct focus groups</w:t>
       </w:r>
       <w:r>
@@ -9475,6 +9443,7 @@
           <w:sz w:val="32"/>
           <w:szCs w:val="32"/>
         </w:rPr>
+        <w:lastRenderedPageBreak/>
         <w:t xml:space="preserve">Every company follows rules, laws, and industry standards to run smoothly. These guiding principles are called </w:t>
       </w:r>
       <w:r>
@@ -9495,17 +9464,7 @@
           <w:sz w:val="32"/>
           <w:szCs w:val="32"/>
         </w:rPr>
-        <w:t xml:space="preserve"> Business rules usually come from outside the software, like legal regulations or company policies. People often mix up business </w:t>
-      </w:r>
-      <w:r>
-        <w:rPr>
-          <w:rFonts w:ascii="Times New Roman" w:hAnsi="Times New Roman" w:cs="Times New Roman"/>
-          <w:color w:val="0D0D0D" w:themeColor="text1" w:themeTint="F2"/>
-          <w:sz w:val="32"/>
-          <w:szCs w:val="32"/>
-        </w:rPr>
-        <w:lastRenderedPageBreak/>
-        <w:t>rules with business processes (how work gets done) or business requirements (what a system or project needs).</w:t>
+        <w:t xml:space="preserve"> Business rules usually come from outside the software, like legal regulations or company policies. People often mix up business rules with business processes (how work gets done) or business requirements (what a system or project needs).</w:t>
       </w:r>
     </w:p>
     <w:p>
@@ -9928,6 +9887,7 @@
           <w:sz w:val="32"/>
           <w:szCs w:val="32"/>
         </w:rPr>
+        <w:lastRenderedPageBreak/>
         <w:t>The system follows this rule to make sure no one breaks the business rule.</w:t>
       </w:r>
     </w:p>
@@ -9979,7 +9939,6 @@
           <w:sz w:val="32"/>
           <w:szCs w:val="32"/>
         </w:rPr>
-        <w:lastRenderedPageBreak/>
         <w:drawing>
           <wp:inline distT="0" distB="0" distL="0" distR="0" wp14:anchorId="25591AC7" wp14:editId="0FF941A5">
             <wp:extent cx="5935980" cy="2301240"/>
@@ -10312,7 +10271,17 @@
           <w:sz w:val="32"/>
           <w:szCs w:val="32"/>
         </w:rPr>
-        <w:t>A constraint prevents or allows only specific actions. It may also restrict who can perform an action.</w:t>
+        <w:t xml:space="preserve">A </w:t>
+      </w:r>
+      <w:r>
+        <w:rPr>
+          <w:rFonts w:ascii="Times New Roman" w:hAnsi="Times New Roman" w:cs="Times New Roman"/>
+          <w:color w:val="0D0D0D" w:themeColor="text1" w:themeTint="F2"/>
+          <w:sz w:val="32"/>
+          <w:szCs w:val="32"/>
+        </w:rPr>
+        <w:lastRenderedPageBreak/>
+        <w:t>constraint prevents or allows only specific actions. It may also restrict who can perform an action.</w:t>
       </w:r>
     </w:p>
     <w:p>
@@ -10361,7 +10330,6 @@
           <w:sz w:val="32"/>
           <w:szCs w:val="32"/>
         </w:rPr>
-        <w:lastRenderedPageBreak/>
         <w:t>Banking:</w:t>
       </w:r>
       <w:r>
@@ -10820,6 +10788,7 @@
           <w:sz w:val="32"/>
           <w:szCs w:val="32"/>
         </w:rPr>
+        <w:lastRenderedPageBreak/>
         <w:t>Action Enabler</w:t>
       </w:r>
     </w:p>
@@ -10873,7 +10842,6 @@
           <w:sz w:val="32"/>
           <w:szCs w:val="32"/>
         </w:rPr>
-        <w:lastRenderedPageBreak/>
         <w:t>Example:</w:t>
       </w:r>
     </w:p>
@@ -11242,6 +11210,7 @@
           <w:sz w:val="32"/>
           <w:szCs w:val="32"/>
         </w:rPr>
+        <w:lastRenderedPageBreak/>
         <w:t>Computations</w:t>
       </w:r>
     </w:p>
@@ -11284,7 +11253,6 @@
           <w:sz w:val="32"/>
           <w:szCs w:val="32"/>
         </w:rPr>
-        <w:lastRenderedPageBreak/>
         <w:t>Some computations are based on external rules, like government tax formulas, while others are specific to a company.</w:t>
       </w:r>
     </w:p>
@@ -11746,6 +11714,7 @@
           <w:sz w:val="32"/>
           <w:szCs w:val="32"/>
         </w:rPr>
+        <w:lastRenderedPageBreak/>
         <w:t xml:space="preserve">It gives a </w:t>
       </w:r>
       <w:r>
@@ -11878,7 +11847,6 @@
           <w:sz w:val="32"/>
           <w:szCs w:val="32"/>
         </w:rPr>
-        <w:lastRenderedPageBreak/>
         <w:drawing>
           <wp:inline distT="0" distB="0" distL="0" distR="0" wp14:anchorId="2F7F2C26" wp14:editId="16F9DE77">
             <wp:extent cx="5699760" cy="3825240"/>
@@ -12044,6 +12012,7 @@
           <w:sz w:val="32"/>
           <w:szCs w:val="32"/>
         </w:rPr>
+        <w:lastRenderedPageBreak/>
         <w:t>Helps avoid misunderstandings.</w:t>
       </w:r>
     </w:p>
@@ -12107,7 +12076,6 @@
           <w:sz w:val="32"/>
           <w:szCs w:val="32"/>
         </w:rPr>
-        <w:lastRenderedPageBreak/>
         <w:t xml:space="preserve">It’s like asking people what they want </w:t>
       </w:r>
       <w:r>
@@ -12497,6 +12465,7 @@
           <w:sz w:val="32"/>
           <w:szCs w:val="32"/>
         </w:rPr>
+        <w:lastRenderedPageBreak/>
         <w:t>What to do:</w:t>
       </w:r>
       <w:r>
@@ -12580,7 +12549,6 @@
           <w:sz w:val="32"/>
           <w:szCs w:val="32"/>
         </w:rPr>
-        <w:lastRenderedPageBreak/>
         <w:t>4. Ask About Features and Performance</w:t>
       </w:r>
     </w:p>
@@ -12827,6 +12795,7 @@
           <w:sz w:val="32"/>
           <w:szCs w:val="32"/>
         </w:rPr>
+        <w:lastRenderedPageBreak/>
         <w:t>Elicitation Activities</w:t>
       </w:r>
     </w:p>
@@ -12882,7 +12851,6 @@
           <w:sz w:val="32"/>
           <w:szCs w:val="32"/>
         </w:rPr>
-        <w:lastRenderedPageBreak/>
         <w:t>What it means:</w:t>
       </w:r>
       <w:r>
@@ -13393,6 +13361,7 @@
           <w:sz w:val="32"/>
           <w:szCs w:val="32"/>
         </w:rPr>
+        <w:lastRenderedPageBreak/>
         <w:t>4. Listen to the People Who Will Use It (Stakeholder Needs)</w:t>
       </w:r>
     </w:p>
@@ -13422,7 +13391,6 @@
           <w:sz w:val="32"/>
           <w:szCs w:val="32"/>
         </w:rPr>
-        <w:lastRenderedPageBreak/>
         <w:t>What it means:</w:t>
       </w:r>
       <w:r>
@@ -13882,6 +13850,7 @@
           <w:sz w:val="32"/>
           <w:szCs w:val="32"/>
         </w:rPr>
+        <w:lastRenderedPageBreak/>
         <w:t>What risks or problems do they see?</w:t>
       </w:r>
     </w:p>
@@ -13909,7 +13878,6 @@
           <w:sz w:val="32"/>
           <w:szCs w:val="32"/>
         </w:rPr>
-        <w:lastRenderedPageBreak/>
         <w:t>What ideas do they have for solutions, resources, or companies to work with? (Like – should we update the old system or build a new one?)</w:t>
       </w:r>
     </w:p>
@@ -14446,7 +14414,6 @@
           <w:sz w:val="32"/>
           <w:szCs w:val="32"/>
         </w:rPr>
-        <w:lastRenderedPageBreak/>
         <w:t>Class Exercise</w:t>
       </w:r>
     </w:p>
@@ -15073,6 +15040,7 @@
           <w:sz w:val="32"/>
           <w:szCs w:val="32"/>
         </w:rPr>
+        <w:lastRenderedPageBreak/>
         <w:t>Requirements reuse</w:t>
       </w:r>
     </w:p>
@@ -15127,7 +15095,6 @@
           <w:sz w:val="32"/>
           <w:szCs w:val="32"/>
         </w:rPr>
-        <w:lastRenderedPageBreak/>
         <w:t>Document Studies</w:t>
       </w:r>
     </w:p>
@@ -15644,6 +15611,7 @@
           <w:sz w:val="32"/>
           <w:szCs w:val="32"/>
         </w:rPr>
+        <w:lastRenderedPageBreak/>
         <w:t xml:space="preserve">You have a set of questions, but you’re </w:t>
       </w:r>
       <w:r>
@@ -15685,7 +15653,6 @@
           <w:sz w:val="32"/>
           <w:szCs w:val="32"/>
         </w:rPr>
-        <w:lastRenderedPageBreak/>
         <w:t>This is the most commonly used style.</w:t>
       </w:r>
     </w:p>
@@ -15721,18 +15688,9 @@
         </w:rPr>
         <w:t xml:space="preserve"> You have 5 key questions, but if a patient says something interesting, you explore more.</w:t>
       </w:r>
-    </w:p>
-    <w:p>
-      <w:pPr>
-        <w:rPr>
-          <w:rFonts w:ascii="Times New Roman" w:hAnsi="Times New Roman" w:cs="Times New Roman"/>
-          <w:b/>
-          <w:bCs/>
-          <w:color w:val="365F91" w:themeColor="accent1" w:themeShade="BF"/>
-          <w:sz w:val="32"/>
-          <w:szCs w:val="32"/>
-        </w:rPr>
-      </w:pPr>
+      <w:r>
+        <w:t xml:space="preserve">                             </w:t>
+      </w:r>
     </w:p>
     <w:p>
       <w:pPr>
